--- a/docs/NToNMultiSelect - Technical Reference.docx
+++ b/docs/NToNMultiSelect - Technical Reference.docx
@@ -474,7 +474,7 @@
       <w:r>
         <w:fldChar w:fldCharType="separate"/>
       </w:r>
-      <w:hyperlink w:anchor="_Toc241869348" w:history="1">
+      <w:hyperlink w:anchor="_Toc241877246" w:history="1">
         <w:r>
           <w:rPr>
             <w:rStyle w:val="Hyperlink"/>
@@ -501,7 +501,7 @@
             <w:noProof/>
             <w:webHidden/>
           </w:rPr>
-          <w:instrText xml:space="preserve"> PAGEREF _Toc241869348 \h </w:instrText>
+          <w:instrText xml:space="preserve"> PAGEREF _Toc241877246 \h </w:instrText>
         </w:r>
         <w:r>
           <w:rPr>
@@ -548,7 +548,7 @@
           <w14:ligatures w14:val="standardContextual"/>
         </w:rPr>
       </w:pPr>
-      <w:hyperlink w:anchor="_Toc241869349" w:history="1">
+      <w:hyperlink w:anchor="_Toc241877247" w:history="1">
         <w:r>
           <w:rPr>
             <w:rStyle w:val="Hyperlink"/>
@@ -575,7 +575,7 @@
             <w:noProof/>
             <w:webHidden/>
           </w:rPr>
-          <w:instrText xml:space="preserve"> PAGEREF _Toc241869349 \h </w:instrText>
+          <w:instrText xml:space="preserve"> PAGEREF _Toc241877247 \h </w:instrText>
         </w:r>
         <w:r>
           <w:rPr>
@@ -622,7 +622,7 @@
           <w14:ligatures w14:val="standardContextual"/>
         </w:rPr>
       </w:pPr>
-      <w:hyperlink w:anchor="_Toc241869350" w:history="1">
+      <w:hyperlink w:anchor="_Toc241877248" w:history="1">
         <w:r>
           <w:rPr>
             <w:rStyle w:val="Hyperlink"/>
@@ -649,7 +649,7 @@
             <w:noProof/>
             <w:webHidden/>
           </w:rPr>
-          <w:instrText xml:space="preserve"> PAGEREF _Toc241869350 \h </w:instrText>
+          <w:instrText xml:space="preserve"> PAGEREF _Toc241877248 \h </w:instrText>
         </w:r>
         <w:r>
           <w:rPr>
@@ -696,7 +696,7 @@
           <w14:ligatures w14:val="standardContextual"/>
         </w:rPr>
       </w:pPr>
-      <w:hyperlink w:anchor="_Toc241869351" w:history="1">
+      <w:hyperlink w:anchor="_Toc241877249" w:history="1">
         <w:r>
           <w:rPr>
             <w:rStyle w:val="Hyperlink"/>
@@ -723,7 +723,7 @@
             <w:noProof/>
             <w:webHidden/>
           </w:rPr>
-          <w:instrText xml:space="preserve"> PAGEREF _Toc241869351 \h </w:instrText>
+          <w:instrText xml:space="preserve"> PAGEREF _Toc241877249 \h </w:instrText>
         </w:r>
         <w:r>
           <w:rPr>
@@ -770,7 +770,7 @@
           <w14:ligatures w14:val="standardContextual"/>
         </w:rPr>
       </w:pPr>
-      <w:hyperlink w:anchor="_Toc241869352" w:history="1">
+      <w:hyperlink w:anchor="_Toc241877250" w:history="1">
         <w:r>
           <w:rPr>
             <w:rStyle w:val="Hyperlink"/>
@@ -797,7 +797,7 @@
             <w:noProof/>
             <w:webHidden/>
           </w:rPr>
-          <w:instrText xml:space="preserve"> PAGEREF _Toc241869352 \h </w:instrText>
+          <w:instrText xml:space="preserve"> PAGEREF _Toc241877250 \h </w:instrText>
         </w:r>
         <w:r>
           <w:rPr>
@@ -844,7 +844,7 @@
           <w14:ligatures w14:val="standardContextual"/>
         </w:rPr>
       </w:pPr>
-      <w:hyperlink w:anchor="_Toc241869353" w:history="1">
+      <w:hyperlink w:anchor="_Toc241877251" w:history="1">
         <w:r>
           <w:rPr>
             <w:rStyle w:val="Hyperlink"/>
@@ -871,7 +871,7 @@
             <w:noProof/>
             <w:webHidden/>
           </w:rPr>
-          <w:instrText xml:space="preserve"> PAGEREF _Toc241869353 \h </w:instrText>
+          <w:instrText xml:space="preserve"> PAGEREF _Toc241877251 \h </w:instrText>
         </w:r>
         <w:r>
           <w:rPr>
@@ -918,7 +918,7 @@
           <w14:ligatures w14:val="standardContextual"/>
         </w:rPr>
       </w:pPr>
-      <w:hyperlink w:anchor="_Toc241869354" w:history="1">
+      <w:hyperlink w:anchor="_Toc241877252" w:history="1">
         <w:r>
           <w:rPr>
             <w:rStyle w:val="Hyperlink"/>
@@ -945,7 +945,7 @@
             <w:noProof/>
             <w:webHidden/>
           </w:rPr>
-          <w:instrText xml:space="preserve"> PAGEREF _Toc241869354 \h </w:instrText>
+          <w:instrText xml:space="preserve"> PAGEREF _Toc241877252 \h </w:instrText>
         </w:r>
         <w:r>
           <w:rPr>
@@ -992,7 +992,7 @@
           <w14:ligatures w14:val="standardContextual"/>
         </w:rPr>
       </w:pPr>
-      <w:hyperlink w:anchor="_Toc241869355" w:history="1">
+      <w:hyperlink w:anchor="_Toc241877253" w:history="1">
         <w:r>
           <w:rPr>
             <w:rStyle w:val="Hyperlink"/>
@@ -1019,7 +1019,7 @@
             <w:noProof/>
             <w:webHidden/>
           </w:rPr>
-          <w:instrText xml:space="preserve"> PAGEREF _Toc241869355 \h </w:instrText>
+          <w:instrText xml:space="preserve"> PAGEREF _Toc241877253 \h </w:instrText>
         </w:r>
         <w:r>
           <w:rPr>
@@ -1066,7 +1066,7 @@
           <w14:ligatures w14:val="standardContextual"/>
         </w:rPr>
       </w:pPr>
-      <w:hyperlink w:anchor="_Toc241869356" w:history="1">
+      <w:hyperlink w:anchor="_Toc241877254" w:history="1">
         <w:r>
           <w:rPr>
             <w:rStyle w:val="Hyperlink"/>
@@ -1093,7 +1093,7 @@
             <w:noProof/>
             <w:webHidden/>
           </w:rPr>
-          <w:instrText xml:space="preserve"> PAGEREF _Toc241869356 \h </w:instrText>
+          <w:instrText xml:space="preserve"> PAGEREF _Toc241877254 \h </w:instrText>
         </w:r>
         <w:r>
           <w:rPr>
@@ -1140,7 +1140,7 @@
           <w14:ligatures w14:val="standardContextual"/>
         </w:rPr>
       </w:pPr>
-      <w:hyperlink w:anchor="_Toc241869357" w:history="1">
+      <w:hyperlink w:anchor="_Toc241877255" w:history="1">
         <w:r>
           <w:rPr>
             <w:rStyle w:val="Hyperlink"/>
@@ -1167,7 +1167,7 @@
             <w:noProof/>
             <w:webHidden/>
           </w:rPr>
-          <w:instrText xml:space="preserve"> PAGEREF _Toc241869357 \h </w:instrText>
+          <w:instrText xml:space="preserve"> PAGEREF _Toc241877255 \h </w:instrText>
         </w:r>
         <w:r>
           <w:rPr>
@@ -1214,7 +1214,7 @@
           <w14:ligatures w14:val="standardContextual"/>
         </w:rPr>
       </w:pPr>
-      <w:hyperlink w:anchor="_Toc241869358" w:history="1">
+      <w:hyperlink w:anchor="_Toc241877256" w:history="1">
         <w:r>
           <w:rPr>
             <w:rStyle w:val="Hyperlink"/>
@@ -1241,7 +1241,7 @@
             <w:noProof/>
             <w:webHidden/>
           </w:rPr>
-          <w:instrText xml:space="preserve"> PAGEREF _Toc241869358 \h </w:instrText>
+          <w:instrText xml:space="preserve"> PAGEREF _Toc241877256 \h </w:instrText>
         </w:r>
         <w:r>
           <w:rPr>
@@ -1288,7 +1288,7 @@
           <w14:ligatures w14:val="standardContextual"/>
         </w:rPr>
       </w:pPr>
-      <w:hyperlink w:anchor="_Toc241869359" w:history="1">
+      <w:hyperlink w:anchor="_Toc241877257" w:history="1">
         <w:r>
           <w:rPr>
             <w:rStyle w:val="Hyperlink"/>
@@ -1315,7 +1315,7 @@
             <w:noProof/>
             <w:webHidden/>
           </w:rPr>
-          <w:instrText xml:space="preserve"> PAGEREF _Toc241869359 \h </w:instrText>
+          <w:instrText xml:space="preserve"> PAGEREF _Toc241877257 \h </w:instrText>
         </w:r>
         <w:r>
           <w:rPr>
@@ -1362,7 +1362,7 @@
           <w14:ligatures w14:val="standardContextual"/>
         </w:rPr>
       </w:pPr>
-      <w:hyperlink w:anchor="_Toc241869360" w:history="1">
+      <w:hyperlink w:anchor="_Toc241877258" w:history="1">
         <w:r>
           <w:rPr>
             <w:rStyle w:val="Hyperlink"/>
@@ -1389,7 +1389,7 @@
             <w:noProof/>
             <w:webHidden/>
           </w:rPr>
-          <w:instrText xml:space="preserve"> PAGEREF _Toc241869360 \h </w:instrText>
+          <w:instrText xml:space="preserve"> PAGEREF _Toc241877258 \h </w:instrText>
         </w:r>
         <w:r>
           <w:rPr>
@@ -1436,7 +1436,7 @@
           <w14:ligatures w14:val="standardContextual"/>
         </w:rPr>
       </w:pPr>
-      <w:hyperlink w:anchor="_Toc241869361" w:history="1">
+      <w:hyperlink w:anchor="_Toc241877259" w:history="1">
         <w:r>
           <w:rPr>
             <w:rStyle w:val="Hyperlink"/>
@@ -1463,7 +1463,7 @@
             <w:noProof/>
             <w:webHidden/>
           </w:rPr>
-          <w:instrText xml:space="preserve"> PAGEREF _Toc241869361 \h </w:instrText>
+          <w:instrText xml:space="preserve"> PAGEREF _Toc241877259 \h </w:instrText>
         </w:r>
         <w:r>
           <w:rPr>
@@ -1510,7 +1510,7 @@
           <w14:ligatures w14:val="standardContextual"/>
         </w:rPr>
       </w:pPr>
-      <w:hyperlink w:anchor="_Toc241869362" w:history="1">
+      <w:hyperlink w:anchor="_Toc241877260" w:history="1">
         <w:r>
           <w:rPr>
             <w:rStyle w:val="Hyperlink"/>
@@ -1537,7 +1537,7 @@
             <w:noProof/>
             <w:webHidden/>
           </w:rPr>
-          <w:instrText xml:space="preserve"> PAGEREF _Toc241869362 \h </w:instrText>
+          <w:instrText xml:space="preserve"> PAGEREF _Toc241877260 \h </w:instrText>
         </w:r>
         <w:r>
           <w:rPr>
@@ -1584,7 +1584,7 @@
           <w14:ligatures w14:val="standardContextual"/>
         </w:rPr>
       </w:pPr>
-      <w:hyperlink w:anchor="_Toc241869363" w:history="1">
+      <w:hyperlink w:anchor="_Toc241877261" w:history="1">
         <w:r>
           <w:rPr>
             <w:rStyle w:val="Hyperlink"/>
@@ -1611,7 +1611,7 @@
             <w:noProof/>
             <w:webHidden/>
           </w:rPr>
-          <w:instrText xml:space="preserve"> PAGEREF _Toc241869363 \h </w:instrText>
+          <w:instrText xml:space="preserve"> PAGEREF _Toc241877261 \h </w:instrText>
         </w:r>
         <w:r>
           <w:rPr>
@@ -1658,7 +1658,7 @@
           <w14:ligatures w14:val="standardContextual"/>
         </w:rPr>
       </w:pPr>
-      <w:hyperlink w:anchor="_Toc241869364" w:history="1">
+      <w:hyperlink w:anchor="_Toc241877262" w:history="1">
         <w:r>
           <w:rPr>
             <w:rStyle w:val="Hyperlink"/>
@@ -1685,7 +1685,7 @@
             <w:noProof/>
             <w:webHidden/>
           </w:rPr>
-          <w:instrText xml:space="preserve"> PAGEREF _Toc241869364 \h </w:instrText>
+          <w:instrText xml:space="preserve"> PAGEREF _Toc241877262 \h </w:instrText>
         </w:r>
         <w:r>
           <w:rPr>
@@ -1732,7 +1732,7 @@
           <w14:ligatures w14:val="standardContextual"/>
         </w:rPr>
       </w:pPr>
-      <w:hyperlink w:anchor="_Toc241869365" w:history="1">
+      <w:hyperlink w:anchor="_Toc241877263" w:history="1">
         <w:r>
           <w:rPr>
             <w:rStyle w:val="Hyperlink"/>
@@ -1759,7 +1759,7 @@
             <w:noProof/>
             <w:webHidden/>
           </w:rPr>
-          <w:instrText xml:space="preserve"> PAGEREF _Toc241869365 \h </w:instrText>
+          <w:instrText xml:space="preserve"> PAGEREF _Toc241877263 \h </w:instrText>
         </w:r>
         <w:r>
           <w:rPr>
@@ -1806,7 +1806,7 @@
           <w14:ligatures w14:val="standardContextual"/>
         </w:rPr>
       </w:pPr>
-      <w:hyperlink w:anchor="_Toc241869366" w:history="1">
+      <w:hyperlink w:anchor="_Toc241877264" w:history="1">
         <w:r>
           <w:rPr>
             <w:rStyle w:val="Hyperlink"/>
@@ -1833,7 +1833,7 @@
             <w:noProof/>
             <w:webHidden/>
           </w:rPr>
-          <w:instrText xml:space="preserve"> PAGEREF _Toc241869366 \h </w:instrText>
+          <w:instrText xml:space="preserve"> PAGEREF _Toc241877264 \h </w:instrText>
         </w:r>
         <w:r>
           <w:rPr>
@@ -1880,7 +1880,7 @@
           <w14:ligatures w14:val="standardContextual"/>
         </w:rPr>
       </w:pPr>
-      <w:hyperlink w:anchor="_Toc241869367" w:history="1">
+      <w:hyperlink w:anchor="_Toc241877265" w:history="1">
         <w:r>
           <w:rPr>
             <w:rStyle w:val="Hyperlink"/>
@@ -1907,7 +1907,7 @@
             <w:noProof/>
             <w:webHidden/>
           </w:rPr>
-          <w:instrText xml:space="preserve"> PAGEREF _Toc241869367 \h </w:instrText>
+          <w:instrText xml:space="preserve"> PAGEREF _Toc241877265 \h </w:instrText>
         </w:r>
         <w:r>
           <w:rPr>
@@ -1954,7 +1954,7 @@
           <w14:ligatures w14:val="standardContextual"/>
         </w:rPr>
       </w:pPr>
-      <w:hyperlink w:anchor="_Toc241869368" w:history="1">
+      <w:hyperlink w:anchor="_Toc241877266" w:history="1">
         <w:r>
           <w:rPr>
             <w:rStyle w:val="Hyperlink"/>
@@ -1981,7 +1981,7 @@
             <w:noProof/>
             <w:webHidden/>
           </w:rPr>
-          <w:instrText xml:space="preserve"> PAGEREF _Toc241869368 \h </w:instrText>
+          <w:instrText xml:space="preserve"> PAGEREF _Toc241877266 \h </w:instrText>
         </w:r>
         <w:r>
           <w:rPr>
@@ -2028,7 +2028,7 @@
           <w14:ligatures w14:val="standardContextual"/>
         </w:rPr>
       </w:pPr>
-      <w:hyperlink w:anchor="_Toc241869369" w:history="1">
+      <w:hyperlink w:anchor="_Toc241877267" w:history="1">
         <w:r>
           <w:rPr>
             <w:rStyle w:val="Hyperlink"/>
@@ -2055,7 +2055,7 @@
             <w:noProof/>
             <w:webHidden/>
           </w:rPr>
-          <w:instrText xml:space="preserve"> PAGEREF _Toc241869369 \h </w:instrText>
+          <w:instrText xml:space="preserve"> PAGEREF _Toc241877267 \h </w:instrText>
         </w:r>
         <w:r>
           <w:rPr>
@@ -2102,7 +2102,7 @@
           <w14:ligatures w14:val="standardContextual"/>
         </w:rPr>
       </w:pPr>
-      <w:hyperlink w:anchor="_Toc241869370" w:history="1">
+      <w:hyperlink w:anchor="_Toc241877268" w:history="1">
         <w:r>
           <w:rPr>
             <w:rStyle w:val="Hyperlink"/>
@@ -2129,7 +2129,7 @@
             <w:noProof/>
             <w:webHidden/>
           </w:rPr>
-          <w:instrText xml:space="preserve"> PAGEREF _Toc241869370 \h </w:instrText>
+          <w:instrText xml:space="preserve"> PAGEREF _Toc241877268 \h </w:instrText>
         </w:r>
         <w:r>
           <w:rPr>
@@ -2176,7 +2176,7 @@
           <w14:ligatures w14:val="standardContextual"/>
         </w:rPr>
       </w:pPr>
-      <w:hyperlink w:anchor="_Toc241869371" w:history="1">
+      <w:hyperlink w:anchor="_Toc241877269" w:history="1">
         <w:r>
           <w:rPr>
             <w:rStyle w:val="Hyperlink"/>
@@ -2203,7 +2203,7 @@
             <w:noProof/>
             <w:webHidden/>
           </w:rPr>
-          <w:instrText xml:space="preserve"> PAGEREF _Toc241869371 \h </w:instrText>
+          <w:instrText xml:space="preserve"> PAGEREF _Toc241877269 \h </w:instrText>
         </w:r>
         <w:r>
           <w:rPr>
@@ -2250,7 +2250,7 @@
           <w14:ligatures w14:val="standardContextual"/>
         </w:rPr>
       </w:pPr>
-      <w:hyperlink w:anchor="_Toc241869372" w:history="1">
+      <w:hyperlink w:anchor="_Toc241877270" w:history="1">
         <w:r>
           <w:rPr>
             <w:rStyle w:val="Hyperlink"/>
@@ -2277,7 +2277,7 @@
             <w:noProof/>
             <w:webHidden/>
           </w:rPr>
-          <w:instrText xml:space="preserve"> PAGEREF _Toc241869372 \h </w:instrText>
+          <w:instrText xml:space="preserve"> PAGEREF _Toc241877270 \h </w:instrText>
         </w:r>
         <w:r>
           <w:rPr>
@@ -2324,7 +2324,7 @@
           <w14:ligatures w14:val="standardContextual"/>
         </w:rPr>
       </w:pPr>
-      <w:hyperlink w:anchor="_Toc241869373" w:history="1">
+      <w:hyperlink w:anchor="_Toc241877271" w:history="1">
         <w:r>
           <w:rPr>
             <w:rStyle w:val="Hyperlink"/>
@@ -2351,7 +2351,7 @@
             <w:noProof/>
             <w:webHidden/>
           </w:rPr>
-          <w:instrText xml:space="preserve"> PAGEREF _Toc241869373 \h </w:instrText>
+          <w:instrText xml:space="preserve"> PAGEREF _Toc241877271 \h </w:instrText>
         </w:r>
         <w:r>
           <w:rPr>
@@ -2398,7 +2398,7 @@
           <w14:ligatures w14:val="standardContextual"/>
         </w:rPr>
       </w:pPr>
-      <w:hyperlink w:anchor="_Toc241869374" w:history="1">
+      <w:hyperlink w:anchor="_Toc241877272" w:history="1">
         <w:r>
           <w:rPr>
             <w:rStyle w:val="Hyperlink"/>
@@ -2425,7 +2425,7 @@
             <w:noProof/>
             <w:webHidden/>
           </w:rPr>
-          <w:instrText xml:space="preserve"> PAGEREF _Toc241869374 \h </w:instrText>
+          <w:instrText xml:space="preserve"> PAGEREF _Toc241877272 \h </w:instrText>
         </w:r>
         <w:r>
           <w:rPr>
@@ -2472,7 +2472,7 @@
           <w14:ligatures w14:val="standardContextual"/>
         </w:rPr>
       </w:pPr>
-      <w:hyperlink w:anchor="_Toc241869375" w:history="1">
+      <w:hyperlink w:anchor="_Toc241877273" w:history="1">
         <w:r>
           <w:rPr>
             <w:rStyle w:val="Hyperlink"/>
@@ -2499,7 +2499,7 @@
             <w:noProof/>
             <w:webHidden/>
           </w:rPr>
-          <w:instrText xml:space="preserve"> PAGEREF _Toc241869375 \h </w:instrText>
+          <w:instrText xml:space="preserve"> PAGEREF _Toc241877273 \h </w:instrText>
         </w:r>
         <w:r>
           <w:rPr>
@@ -2546,7 +2546,7 @@
           <w14:ligatures w14:val="standardContextual"/>
         </w:rPr>
       </w:pPr>
-      <w:hyperlink w:anchor="_Toc241869376" w:history="1">
+      <w:hyperlink w:anchor="_Toc241877274" w:history="1">
         <w:r>
           <w:rPr>
             <w:rStyle w:val="Hyperlink"/>
@@ -2573,7 +2573,7 @@
             <w:noProof/>
             <w:webHidden/>
           </w:rPr>
-          <w:instrText xml:space="preserve"> PAGEREF _Toc241869376 \h </w:instrText>
+          <w:instrText xml:space="preserve"> PAGEREF _Toc241877274 \h </w:instrText>
         </w:r>
         <w:r>
           <w:rPr>
@@ -2620,7 +2620,7 @@
           <w14:ligatures w14:val="standardContextual"/>
         </w:rPr>
       </w:pPr>
-      <w:hyperlink w:anchor="_Toc241869377" w:history="1">
+      <w:hyperlink w:anchor="_Toc241877275" w:history="1">
         <w:r>
           <w:rPr>
             <w:rStyle w:val="Hyperlink"/>
@@ -2647,7 +2647,7 @@
             <w:noProof/>
             <w:webHidden/>
           </w:rPr>
-          <w:instrText xml:space="preserve"> PAGEREF _Toc241869377 \h </w:instrText>
+          <w:instrText xml:space="preserve"> PAGEREF _Toc241877275 \h </w:instrText>
         </w:r>
         <w:r>
           <w:rPr>
@@ -2694,7 +2694,7 @@
           <w14:ligatures w14:val="standardContextual"/>
         </w:rPr>
       </w:pPr>
-      <w:hyperlink w:anchor="_Toc241869378" w:history="1">
+      <w:hyperlink w:anchor="_Toc241877276" w:history="1">
         <w:r>
           <w:rPr>
             <w:rStyle w:val="Hyperlink"/>
@@ -2721,7 +2721,7 @@
             <w:noProof/>
             <w:webHidden/>
           </w:rPr>
-          <w:instrText xml:space="preserve"> PAGEREF _Toc241869378 \h </w:instrText>
+          <w:instrText xml:space="preserve"> PAGEREF _Toc241877276 \h </w:instrText>
         </w:r>
         <w:r>
           <w:rPr>
@@ -2768,7 +2768,7 @@
           <w14:ligatures w14:val="standardContextual"/>
         </w:rPr>
       </w:pPr>
-      <w:hyperlink w:anchor="_Toc241869379" w:history="1">
+      <w:hyperlink w:anchor="_Toc241877277" w:history="1">
         <w:r>
           <w:rPr>
             <w:rStyle w:val="Hyperlink"/>
@@ -2795,7 +2795,7 @@
             <w:noProof/>
             <w:webHidden/>
           </w:rPr>
-          <w:instrText xml:space="preserve"> PAGEREF _Toc241869379 \h </w:instrText>
+          <w:instrText xml:space="preserve"> PAGEREF _Toc241877277 \h </w:instrText>
         </w:r>
         <w:r>
           <w:rPr>
@@ -2842,7 +2842,7 @@
           <w14:ligatures w14:val="standardContextual"/>
         </w:rPr>
       </w:pPr>
-      <w:hyperlink w:anchor="_Toc241869380" w:history="1">
+      <w:hyperlink w:anchor="_Toc241877278" w:history="1">
         <w:r>
           <w:rPr>
             <w:rStyle w:val="Hyperlink"/>
@@ -2869,7 +2869,7 @@
             <w:noProof/>
             <w:webHidden/>
           </w:rPr>
-          <w:instrText xml:space="preserve"> PAGEREF _Toc241869380 \h </w:instrText>
+          <w:instrText xml:space="preserve"> PAGEREF _Toc241877278 \h </w:instrText>
         </w:r>
         <w:r>
           <w:rPr>
@@ -2916,7 +2916,7 @@
           <w14:ligatures w14:val="standardContextual"/>
         </w:rPr>
       </w:pPr>
-      <w:hyperlink w:anchor="_Toc241869381" w:history="1">
+      <w:hyperlink w:anchor="_Toc241877279" w:history="1">
         <w:r>
           <w:rPr>
             <w:rStyle w:val="Hyperlink"/>
@@ -2943,7 +2943,7 @@
             <w:noProof/>
             <w:webHidden/>
           </w:rPr>
-          <w:instrText xml:space="preserve"> PAGEREF _Toc241869381 \h </w:instrText>
+          <w:instrText xml:space="preserve"> PAGEREF _Toc241877279 \h </w:instrText>
         </w:r>
         <w:r>
           <w:rPr>
@@ -2990,7 +2990,7 @@
           <w14:ligatures w14:val="standardContextual"/>
         </w:rPr>
       </w:pPr>
-      <w:hyperlink w:anchor="_Toc241869382" w:history="1">
+      <w:hyperlink w:anchor="_Toc241877280" w:history="1">
         <w:r>
           <w:rPr>
             <w:rStyle w:val="Hyperlink"/>
@@ -3017,7 +3017,7 @@
             <w:noProof/>
             <w:webHidden/>
           </w:rPr>
-          <w:instrText xml:space="preserve"> PAGEREF _Toc241869382 \h </w:instrText>
+          <w:instrText xml:space="preserve"> PAGEREF _Toc241877280 \h </w:instrText>
         </w:r>
         <w:r>
           <w:rPr>
@@ -3064,7 +3064,7 @@
           <w14:ligatures w14:val="standardContextual"/>
         </w:rPr>
       </w:pPr>
-      <w:hyperlink w:anchor="_Toc241869383" w:history="1">
+      <w:hyperlink w:anchor="_Toc241877281" w:history="1">
         <w:r>
           <w:rPr>
             <w:rStyle w:val="Hyperlink"/>
@@ -3091,7 +3091,7 @@
             <w:noProof/>
             <w:webHidden/>
           </w:rPr>
-          <w:instrText xml:space="preserve"> PAGEREF _Toc241869383 \h </w:instrText>
+          <w:instrText xml:space="preserve"> PAGEREF _Toc241877281 \h </w:instrText>
         </w:r>
         <w:r>
           <w:rPr>
@@ -3138,7 +3138,7 @@
           <w14:ligatures w14:val="standardContextual"/>
         </w:rPr>
       </w:pPr>
-      <w:hyperlink w:anchor="_Toc241869384" w:history="1">
+      <w:hyperlink w:anchor="_Toc241877282" w:history="1">
         <w:r>
           <w:rPr>
             <w:rStyle w:val="Hyperlink"/>
@@ -3165,7 +3165,7 @@
             <w:noProof/>
             <w:webHidden/>
           </w:rPr>
-          <w:instrText xml:space="preserve"> PAGEREF _Toc241869384 \h </w:instrText>
+          <w:instrText xml:space="preserve"> PAGEREF _Toc241877282 \h </w:instrText>
         </w:r>
         <w:r>
           <w:rPr>
@@ -3212,7 +3212,7 @@
           <w14:ligatures w14:val="standardContextual"/>
         </w:rPr>
       </w:pPr>
-      <w:hyperlink w:anchor="_Toc241869385" w:history="1">
+      <w:hyperlink w:anchor="_Toc241877283" w:history="1">
         <w:r>
           <w:rPr>
             <w:rStyle w:val="Hyperlink"/>
@@ -3239,7 +3239,7 @@
             <w:noProof/>
             <w:webHidden/>
           </w:rPr>
-          <w:instrText xml:space="preserve"> PAGEREF _Toc241869385 \h </w:instrText>
+          <w:instrText xml:space="preserve"> PAGEREF _Toc241877283 \h </w:instrText>
         </w:r>
         <w:r>
           <w:rPr>
@@ -3286,7 +3286,7 @@
           <w14:ligatures w14:val="standardContextual"/>
         </w:rPr>
       </w:pPr>
-      <w:hyperlink w:anchor="_Toc241869386" w:history="1">
+      <w:hyperlink w:anchor="_Toc241877284" w:history="1">
         <w:r>
           <w:rPr>
             <w:rStyle w:val="Hyperlink"/>
@@ -3313,7 +3313,7 @@
             <w:noProof/>
             <w:webHidden/>
           </w:rPr>
-          <w:instrText xml:space="preserve"> PAGEREF _Toc241869386 \h </w:instrText>
+          <w:instrText xml:space="preserve"> PAGEREF _Toc241877284 \h </w:instrText>
         </w:r>
         <w:r>
           <w:rPr>
@@ -3360,7 +3360,7 @@
           <w14:ligatures w14:val="standardContextual"/>
         </w:rPr>
       </w:pPr>
-      <w:hyperlink w:anchor="_Toc241869387" w:history="1">
+      <w:hyperlink w:anchor="_Toc241877285" w:history="1">
         <w:r>
           <w:rPr>
             <w:rStyle w:val="Hyperlink"/>
@@ -3387,7 +3387,7 @@
             <w:noProof/>
             <w:webHidden/>
           </w:rPr>
-          <w:instrText xml:space="preserve"> PAGEREF _Toc241869387 \h </w:instrText>
+          <w:instrText xml:space="preserve"> PAGEREF _Toc241877285 \h </w:instrText>
         </w:r>
         <w:r>
           <w:rPr>
@@ -3434,7 +3434,7 @@
           <w14:ligatures w14:val="standardContextual"/>
         </w:rPr>
       </w:pPr>
-      <w:hyperlink w:anchor="_Toc241869388" w:history="1">
+      <w:hyperlink w:anchor="_Toc241877286" w:history="1">
         <w:r>
           <w:rPr>
             <w:rStyle w:val="Hyperlink"/>
@@ -3461,7 +3461,7 @@
             <w:noProof/>
             <w:webHidden/>
           </w:rPr>
-          <w:instrText xml:space="preserve"> PAGEREF _Toc241869388 \h </w:instrText>
+          <w:instrText xml:space="preserve"> PAGEREF _Toc241877286 \h </w:instrText>
         </w:r>
         <w:r>
           <w:rPr>
@@ -3508,7 +3508,7 @@
           <w14:ligatures w14:val="standardContextual"/>
         </w:rPr>
       </w:pPr>
-      <w:hyperlink w:anchor="_Toc241869389" w:history="1">
+      <w:hyperlink w:anchor="_Toc241877287" w:history="1">
         <w:r>
           <w:rPr>
             <w:rStyle w:val="Hyperlink"/>
@@ -3535,7 +3535,7 @@
             <w:noProof/>
             <w:webHidden/>
           </w:rPr>
-          <w:instrText xml:space="preserve"> PAGEREF _Toc241869389 \h </w:instrText>
+          <w:instrText xml:space="preserve"> PAGEREF _Toc241877287 \h </w:instrText>
         </w:r>
         <w:r>
           <w:rPr>
@@ -3582,7 +3582,7 @@
           <w14:ligatures w14:val="standardContextual"/>
         </w:rPr>
       </w:pPr>
-      <w:hyperlink w:anchor="_Toc241869390" w:history="1">
+      <w:hyperlink w:anchor="_Toc241877288" w:history="1">
         <w:r>
           <w:rPr>
             <w:rStyle w:val="Hyperlink"/>
@@ -3609,7 +3609,7 @@
             <w:noProof/>
             <w:webHidden/>
           </w:rPr>
-          <w:instrText xml:space="preserve"> PAGEREF _Toc241869390 \h </w:instrText>
+          <w:instrText xml:space="preserve"> PAGEREF _Toc241877288 \h </w:instrText>
         </w:r>
         <w:r>
           <w:rPr>
@@ -3656,7 +3656,7 @@
           <w14:ligatures w14:val="standardContextual"/>
         </w:rPr>
       </w:pPr>
-      <w:hyperlink w:anchor="_Toc241869391" w:history="1">
+      <w:hyperlink w:anchor="_Toc241877289" w:history="1">
         <w:r>
           <w:rPr>
             <w:rStyle w:val="Hyperlink"/>
@@ -3683,7 +3683,7 @@
             <w:noProof/>
             <w:webHidden/>
           </w:rPr>
-          <w:instrText xml:space="preserve"> PAGEREF _Toc241869391 \h </w:instrText>
+          <w:instrText xml:space="preserve"> PAGEREF _Toc241877289 \h </w:instrText>
         </w:r>
         <w:r>
           <w:rPr>
@@ -3730,7 +3730,7 @@
           <w14:ligatures w14:val="standardContextual"/>
         </w:rPr>
       </w:pPr>
-      <w:hyperlink w:anchor="_Toc241869392" w:history="1">
+      <w:hyperlink w:anchor="_Toc241877290" w:history="1">
         <w:r>
           <w:rPr>
             <w:rStyle w:val="Hyperlink"/>
@@ -3757,7 +3757,7 @@
             <w:noProof/>
             <w:webHidden/>
           </w:rPr>
-          <w:instrText xml:space="preserve"> PAGEREF _Toc241869392 \h </w:instrText>
+          <w:instrText xml:space="preserve"> PAGEREF _Toc241877290 \h </w:instrText>
         </w:r>
         <w:r>
           <w:rPr>
@@ -3804,7 +3804,7 @@
           <w14:ligatures w14:val="standardContextual"/>
         </w:rPr>
       </w:pPr>
-      <w:hyperlink w:anchor="_Toc241869393" w:history="1">
+      <w:hyperlink w:anchor="_Toc241877291" w:history="1">
         <w:r>
           <w:rPr>
             <w:rStyle w:val="Hyperlink"/>
@@ -3831,7 +3831,7 @@
             <w:noProof/>
             <w:webHidden/>
           </w:rPr>
-          <w:instrText xml:space="preserve"> PAGEREF _Toc241869393 \h </w:instrText>
+          <w:instrText xml:space="preserve"> PAGEREF _Toc241877291 \h </w:instrText>
         </w:r>
         <w:r>
           <w:rPr>
@@ -3878,7 +3878,7 @@
           <w14:ligatures w14:val="standardContextual"/>
         </w:rPr>
       </w:pPr>
-      <w:hyperlink w:anchor="_Toc241869394" w:history="1">
+      <w:hyperlink w:anchor="_Toc241877292" w:history="1">
         <w:r>
           <w:rPr>
             <w:rStyle w:val="Hyperlink"/>
@@ -3905,7 +3905,7 @@
             <w:noProof/>
             <w:webHidden/>
           </w:rPr>
-          <w:instrText xml:space="preserve"> PAGEREF _Toc241869394 \h </w:instrText>
+          <w:instrText xml:space="preserve"> PAGEREF _Toc241877292 \h </w:instrText>
         </w:r>
         <w:r>
           <w:rPr>
@@ -3952,7 +3952,7 @@
           <w14:ligatures w14:val="standardContextual"/>
         </w:rPr>
       </w:pPr>
-      <w:hyperlink w:anchor="_Toc241869395" w:history="1">
+      <w:hyperlink w:anchor="_Toc241877293" w:history="1">
         <w:r>
           <w:rPr>
             <w:rStyle w:val="Hyperlink"/>
@@ -3979,7 +3979,7 @@
             <w:noProof/>
             <w:webHidden/>
           </w:rPr>
-          <w:instrText xml:space="preserve"> PAGEREF _Toc241869395 \h </w:instrText>
+          <w:instrText xml:space="preserve"> PAGEREF _Toc241877293 \h </w:instrText>
         </w:r>
         <w:r>
           <w:rPr>
@@ -4026,7 +4026,7 @@
           <w14:ligatures w14:val="standardContextual"/>
         </w:rPr>
       </w:pPr>
-      <w:hyperlink w:anchor="_Toc241869396" w:history="1">
+      <w:hyperlink w:anchor="_Toc241877294" w:history="1">
         <w:r>
           <w:rPr>
             <w:rStyle w:val="Hyperlink"/>
@@ -4053,7 +4053,7 @@
             <w:noProof/>
             <w:webHidden/>
           </w:rPr>
-          <w:instrText xml:space="preserve"> PAGEREF _Toc241869396 \h </w:instrText>
+          <w:instrText xml:space="preserve"> PAGEREF _Toc241877294 \h </w:instrText>
         </w:r>
         <w:r>
           <w:rPr>
@@ -4100,7 +4100,7 @@
           <w14:ligatures w14:val="standardContextual"/>
         </w:rPr>
       </w:pPr>
-      <w:hyperlink w:anchor="_Toc241869397" w:history="1">
+      <w:hyperlink w:anchor="_Toc241877295" w:history="1">
         <w:r>
           <w:rPr>
             <w:rStyle w:val="Hyperlink"/>
@@ -4127,7 +4127,7 @@
             <w:noProof/>
             <w:webHidden/>
           </w:rPr>
-          <w:instrText xml:space="preserve"> PAGEREF _Toc241869397 \h </w:instrText>
+          <w:instrText xml:space="preserve"> PAGEREF _Toc241877295 \h </w:instrText>
         </w:r>
         <w:r>
           <w:rPr>
@@ -4174,7 +4174,7 @@
           <w14:ligatures w14:val="standardContextual"/>
         </w:rPr>
       </w:pPr>
-      <w:hyperlink w:anchor="_Toc241869398" w:history="1">
+      <w:hyperlink w:anchor="_Toc241877296" w:history="1">
         <w:r>
           <w:rPr>
             <w:rStyle w:val="Hyperlink"/>
@@ -4201,7 +4201,7 @@
             <w:noProof/>
             <w:webHidden/>
           </w:rPr>
-          <w:instrText xml:space="preserve"> PAGEREF _Toc241869398 \h </w:instrText>
+          <w:instrText xml:space="preserve"> PAGEREF _Toc241877296 \h </w:instrText>
         </w:r>
         <w:r>
           <w:rPr>
@@ -4248,7 +4248,7 @@
           <w14:ligatures w14:val="standardContextual"/>
         </w:rPr>
       </w:pPr>
-      <w:hyperlink w:anchor="_Toc241869399" w:history="1">
+      <w:hyperlink w:anchor="_Toc241877297" w:history="1">
         <w:r>
           <w:rPr>
             <w:rStyle w:val="Hyperlink"/>
@@ -4275,7 +4275,7 @@
             <w:noProof/>
             <w:webHidden/>
           </w:rPr>
-          <w:instrText xml:space="preserve"> PAGEREF _Toc241869399 \h </w:instrText>
+          <w:instrText xml:space="preserve"> PAGEREF _Toc241877297 \h </w:instrText>
         </w:r>
         <w:r>
           <w:rPr>
@@ -4322,7 +4322,7 @@
           <w14:ligatures w14:val="standardContextual"/>
         </w:rPr>
       </w:pPr>
-      <w:hyperlink w:anchor="_Toc241869400" w:history="1">
+      <w:hyperlink w:anchor="_Toc241877298" w:history="1">
         <w:r>
           <w:rPr>
             <w:rStyle w:val="Hyperlink"/>
@@ -4349,7 +4349,7 @@
             <w:noProof/>
             <w:webHidden/>
           </w:rPr>
-          <w:instrText xml:space="preserve"> PAGEREF _Toc241869400 \h </w:instrText>
+          <w:instrText xml:space="preserve"> PAGEREF _Toc241877298 \h </w:instrText>
         </w:r>
         <w:r>
           <w:rPr>
@@ -4396,7 +4396,7 @@
           <w14:ligatures w14:val="standardContextual"/>
         </w:rPr>
       </w:pPr>
-      <w:hyperlink w:anchor="_Toc241869401" w:history="1">
+      <w:hyperlink w:anchor="_Toc241877299" w:history="1">
         <w:r>
           <w:rPr>
             <w:rStyle w:val="Hyperlink"/>
@@ -4423,7 +4423,7 @@
             <w:noProof/>
             <w:webHidden/>
           </w:rPr>
-          <w:instrText xml:space="preserve"> PAGEREF _Toc241869401 \h </w:instrText>
+          <w:instrText xml:space="preserve"> PAGEREF _Toc241877299 \h </w:instrText>
         </w:r>
         <w:r>
           <w:rPr>
@@ -4470,7 +4470,7 @@
           <w14:ligatures w14:val="standardContextual"/>
         </w:rPr>
       </w:pPr>
-      <w:hyperlink w:anchor="_Toc241869402" w:history="1">
+      <w:hyperlink w:anchor="_Toc241877300" w:history="1">
         <w:r>
           <w:rPr>
             <w:rStyle w:val="Hyperlink"/>
@@ -4497,7 +4497,7 @@
             <w:noProof/>
             <w:webHidden/>
           </w:rPr>
-          <w:instrText xml:space="preserve"> PAGEREF _Toc241869402 \h </w:instrText>
+          <w:instrText xml:space="preserve"> PAGEREF _Toc241877300 \h </w:instrText>
         </w:r>
         <w:r>
           <w:rPr>
@@ -4544,7 +4544,7 @@
           <w14:ligatures w14:val="standardContextual"/>
         </w:rPr>
       </w:pPr>
-      <w:hyperlink w:anchor="_Toc241869403" w:history="1">
+      <w:hyperlink w:anchor="_Toc241877301" w:history="1">
         <w:r>
           <w:rPr>
             <w:rStyle w:val="Hyperlink"/>
@@ -4571,7 +4571,7 @@
             <w:noProof/>
             <w:webHidden/>
           </w:rPr>
-          <w:instrText xml:space="preserve"> PAGEREF _Toc241869403 \h </w:instrText>
+          <w:instrText xml:space="preserve"> PAGEREF _Toc241877301 \h </w:instrText>
         </w:r>
         <w:r>
           <w:rPr>
@@ -4618,7 +4618,7 @@
           <w14:ligatures w14:val="standardContextual"/>
         </w:rPr>
       </w:pPr>
-      <w:hyperlink w:anchor="_Toc241869404" w:history="1">
+      <w:hyperlink w:anchor="_Toc241877302" w:history="1">
         <w:r>
           <w:rPr>
             <w:rStyle w:val="Hyperlink"/>
@@ -4645,7 +4645,7 @@
             <w:noProof/>
             <w:webHidden/>
           </w:rPr>
-          <w:instrText xml:space="preserve"> PAGEREF _Toc241869404 \h </w:instrText>
+          <w:instrText xml:space="preserve"> PAGEREF _Toc241877302 \h </w:instrText>
         </w:r>
         <w:r>
           <w:rPr>
@@ -4692,7 +4692,7 @@
           <w14:ligatures w14:val="standardContextual"/>
         </w:rPr>
       </w:pPr>
-      <w:hyperlink w:anchor="_Toc241869405" w:history="1">
+      <w:hyperlink w:anchor="_Toc241877303" w:history="1">
         <w:r>
           <w:rPr>
             <w:rStyle w:val="Hyperlink"/>
@@ -4719,7 +4719,7 @@
             <w:noProof/>
             <w:webHidden/>
           </w:rPr>
-          <w:instrText xml:space="preserve"> PAGEREF _Toc241869405 \h </w:instrText>
+          <w:instrText xml:space="preserve"> PAGEREF _Toc241877303 \h </w:instrText>
         </w:r>
         <w:r>
           <w:rPr>
@@ -4766,7 +4766,7 @@
           <w14:ligatures w14:val="standardContextual"/>
         </w:rPr>
       </w:pPr>
-      <w:hyperlink w:anchor="_Toc241869406" w:history="1">
+      <w:hyperlink w:anchor="_Toc241877304" w:history="1">
         <w:r>
           <w:rPr>
             <w:rStyle w:val="Hyperlink"/>
@@ -4793,7 +4793,7 @@
             <w:noProof/>
             <w:webHidden/>
           </w:rPr>
-          <w:instrText xml:space="preserve"> PAGEREF _Toc241869406 \h </w:instrText>
+          <w:instrText xml:space="preserve"> PAGEREF _Toc241877304 \h </w:instrText>
         </w:r>
         <w:r>
           <w:rPr>
@@ -4840,7 +4840,7 @@
           <w14:ligatures w14:val="standardContextual"/>
         </w:rPr>
       </w:pPr>
-      <w:hyperlink w:anchor="_Toc241869407" w:history="1">
+      <w:hyperlink w:anchor="_Toc241877305" w:history="1">
         <w:r>
           <w:rPr>
             <w:rStyle w:val="Hyperlink"/>
@@ -4867,7 +4867,7 @@
             <w:noProof/>
             <w:webHidden/>
           </w:rPr>
-          <w:instrText xml:space="preserve"> PAGEREF _Toc241869407 \h </w:instrText>
+          <w:instrText xml:space="preserve"> PAGEREF _Toc241877305 \h </w:instrText>
         </w:r>
         <w:r>
           <w:rPr>
@@ -4914,7 +4914,7 @@
           <w14:ligatures w14:val="standardContextual"/>
         </w:rPr>
       </w:pPr>
-      <w:hyperlink w:anchor="_Toc241869408" w:history="1">
+      <w:hyperlink w:anchor="_Toc241877306" w:history="1">
         <w:r>
           <w:rPr>
             <w:rStyle w:val="Hyperlink"/>
@@ -4941,7 +4941,7 @@
             <w:noProof/>
             <w:webHidden/>
           </w:rPr>
-          <w:instrText xml:space="preserve"> PAGEREF _Toc241869408 \h </w:instrText>
+          <w:instrText xml:space="preserve"> PAGEREF _Toc241877306 \h </w:instrText>
         </w:r>
         <w:r>
           <w:rPr>
@@ -4988,7 +4988,7 @@
           <w14:ligatures w14:val="standardContextual"/>
         </w:rPr>
       </w:pPr>
-      <w:hyperlink w:anchor="_Toc241869409" w:history="1">
+      <w:hyperlink w:anchor="_Toc241877307" w:history="1">
         <w:r>
           <w:rPr>
             <w:rStyle w:val="Hyperlink"/>
@@ -5015,7 +5015,7 @@
             <w:noProof/>
             <w:webHidden/>
           </w:rPr>
-          <w:instrText xml:space="preserve"> PAGEREF _Toc241869409 \h </w:instrText>
+          <w:instrText xml:space="preserve"> PAGEREF _Toc241877307 \h </w:instrText>
         </w:r>
         <w:r>
           <w:rPr>
@@ -5062,7 +5062,7 @@
           <w14:ligatures w14:val="standardContextual"/>
         </w:rPr>
       </w:pPr>
-      <w:hyperlink w:anchor="_Toc241869410" w:history="1">
+      <w:hyperlink w:anchor="_Toc241877308" w:history="1">
         <w:r>
           <w:rPr>
             <w:rStyle w:val="Hyperlink"/>
@@ -5089,7 +5089,7 @@
             <w:noProof/>
             <w:webHidden/>
           </w:rPr>
-          <w:instrText xml:space="preserve"> PAGEREF _Toc241869410 \h </w:instrText>
+          <w:instrText xml:space="preserve"> PAGEREF _Toc241877308 \h </w:instrText>
         </w:r>
         <w:r>
           <w:rPr>
@@ -5130,7 +5130,7 @@
         <w:pStyle w:val="Heading1"/>
         <w:pageBreakBefore/>
       </w:pPr>
-      <w:bookmarkStart w:id="0" w:name="_Toc241869348"/>
+      <w:bookmarkStart w:id="0" w:name="_Toc241877246"/>
       <w:r>
         <w:lastRenderedPageBreak/>
         <w:t>About this document</w:t>
@@ -5149,7 +5149,7 @@
       <w:pPr>
         <w:pStyle w:val="Heading2"/>
       </w:pPr>
-      <w:bookmarkStart w:id="1" w:name="_Toc241869349"/>
+      <w:bookmarkStart w:id="1" w:name="_Toc241877247"/>
       <w:r>
         <w:t>Names used in this document</w:t>
       </w:r>
@@ -5418,7 +5418,7 @@
       <w:pPr>
         <w:pStyle w:val="Heading2"/>
       </w:pPr>
-      <w:bookmarkStart w:id="2" w:name="_Toc241869350"/>
+      <w:bookmarkStart w:id="2" w:name="_Toc241877248"/>
       <w:r>
         <w:t>Screenshots</w:t>
       </w:r>
@@ -5451,7 +5451,7 @@
       <w:pPr>
         <w:pStyle w:val="Heading1"/>
       </w:pPr>
-      <w:bookmarkStart w:id="3" w:name="_Toc241869351"/>
+      <w:bookmarkStart w:id="3" w:name="_Toc241877249"/>
       <w:r>
         <w:t>1. Overview</w:t>
       </w:r>
@@ -5461,7 +5461,7 @@
       <w:pPr>
         <w:pStyle w:val="Heading2"/>
       </w:pPr>
-      <w:bookmarkStart w:id="4" w:name="_Toc241869352"/>
+      <w:bookmarkStart w:id="4" w:name="_Toc241877250"/>
       <w:r>
         <w:t>1.1 What the control does</w:t>
       </w:r>
@@ -5592,7 +5592,7 @@
       <w:pPr>
         <w:pStyle w:val="Heading2"/>
       </w:pPr>
-      <w:bookmarkStart w:id="5" w:name="_Toc241869353"/>
+      <w:bookmarkStart w:id="5" w:name="_Toc241877251"/>
       <w:r>
         <w:t>1.2 How it looks</w:t>
       </w:r>
@@ -5613,7 +5613,7 @@
           <w:noProof/>
         </w:rPr>
         <w:drawing>
-          <wp:inline distT="0" distB="0" distL="0" distR="0" wp14:anchorId="70B5C43E" wp14:editId="08366D15">
+          <wp:inline distT="0" distB="0" distL="0" distR="0" wp14:anchorId="0879CC63" wp14:editId="43A2AB6F">
             <wp:extent cx="5760000" cy="556494"/>
             <wp:effectExtent l="0" t="0" r="0" b="0"/>
             <wp:docPr id="1" name="Picture 1"/>
@@ -5668,7 +5668,7 @@
           <w:noProof/>
         </w:rPr>
         <w:drawing>
-          <wp:inline distT="0" distB="0" distL="0" distR="0" wp14:anchorId="2B0385BD" wp14:editId="412E6599">
+          <wp:inline distT="0" distB="0" distL="0" distR="0" wp14:anchorId="5297A760" wp14:editId="1EFCF6DA">
             <wp:extent cx="5760000" cy="1425657"/>
             <wp:effectExtent l="0" t="0" r="0" b="0"/>
             <wp:docPr id="2" name="Picture 2"/>
@@ -5723,7 +5723,7 @@
           <w:noProof/>
         </w:rPr>
         <w:drawing>
-          <wp:inline distT="0" distB="0" distL="0" distR="0" wp14:anchorId="2BFC726E" wp14:editId="0EBEA341">
+          <wp:inline distT="0" distB="0" distL="0" distR="0" wp14:anchorId="6996CF07" wp14:editId="59912478">
             <wp:extent cx="5760000" cy="1270757"/>
             <wp:effectExtent l="0" t="0" r="0" b="0"/>
             <wp:docPr id="3" name="Picture 3"/>
@@ -5772,7 +5772,7 @@
       <w:pPr>
         <w:pStyle w:val="Heading2"/>
       </w:pPr>
-      <w:bookmarkStart w:id="6" w:name="_Toc241869354"/>
+      <w:bookmarkStart w:id="6" w:name="_Toc241877252"/>
       <w:r>
         <w:t>1.3 Comparison with the PCF Gallery N:N control</w:t>
       </w:r>
@@ -6521,7 +6521,7 @@
       <w:pPr>
         <w:pStyle w:val="Heading1"/>
       </w:pPr>
-      <w:bookmarkStart w:id="7" w:name="_Toc241869355"/>
+      <w:bookmarkStart w:id="7" w:name="_Toc241877253"/>
       <w:r>
         <w:t>2. Package contents</w:t>
       </w:r>
@@ -6531,7 +6531,7 @@
       <w:pPr>
         <w:pStyle w:val="Heading2"/>
       </w:pPr>
-      <w:bookmarkStart w:id="8" w:name="_Toc241869356"/>
+      <w:bookmarkStart w:id="8" w:name="_Toc241877254"/>
       <w:r>
         <w:t>2.1 Files in the package</w:t>
       </w:r>
@@ -6891,7 +6891,7 @@
       <w:pPr>
         <w:pStyle w:val="Heading2"/>
       </w:pPr>
-      <w:bookmarkStart w:id="9" w:name="_Toc241869357"/>
+      <w:bookmarkStart w:id="9" w:name="_Toc241877255"/>
       <w:r>
         <w:t xml:space="preserve">2.2 </w:t>
       </w:r>
@@ -7285,7 +7285,7 @@
       <w:pPr>
         <w:pStyle w:val="Heading2"/>
       </w:pPr>
-      <w:bookmarkStart w:id="10" w:name="_Toc241869358"/>
+      <w:bookmarkStart w:id="10" w:name="_Toc241877256"/>
       <w:r>
         <w:t>2.3 Components in the solution</w:t>
       </w:r>
@@ -7507,7 +7507,7 @@
         </w:rPr>
         <w:lastRenderedPageBreak/>
         <w:drawing>
-          <wp:inline distT="0" distB="0" distL="0" distR="0" wp14:anchorId="4289BE6B" wp14:editId="395AE57D">
+          <wp:inline distT="0" distB="0" distL="0" distR="0" wp14:anchorId="30310322" wp14:editId="63520CA3">
             <wp:extent cx="5760000" cy="2062425"/>
             <wp:effectExtent l="0" t="0" r="0" b="0"/>
             <wp:docPr id="4" name="Picture 4"/>
@@ -7556,7 +7556,7 @@
       <w:pPr>
         <w:pStyle w:val="Heading2"/>
       </w:pPr>
-      <w:bookmarkStart w:id="11" w:name="_Toc241869359"/>
+      <w:bookmarkStart w:id="11" w:name="_Toc241877257"/>
       <w:r>
         <w:t>2.4 Source code</w:t>
       </w:r>
@@ -7564,10 +7564,10 @@
     </w:p>
     <w:p>
       <w:r>
-        <w:t xml:space="preserve">The source code is published as a Git repository, and the control is </w:t>
-      </w:r>
-      <w:r>
-        <w:t>free to use. Its layout:</w:t>
+        <w:t xml:space="preserve">The source code is published as a Git repository under the MIT </w:t>
+      </w:r>
+      <w:r>
+        <w:t>license: the control is free to use, modify and share, including commercially, provided the copyright notice and the license text are kept with copies of the code. Its layout:</w:t>
       </w:r>
     </w:p>
     <w:tbl>
@@ -7813,13 +7813,7 @@
               <w:rPr>
                 <w:sz w:val="19"/>
               </w:rPr>
-              <w:t xml:space="preserve">Dataverse solution project: </w:t>
-            </w:r>
-            <w:r>
-              <w:rPr>
-                <w:sz w:val="19"/>
-              </w:rPr>
-              <w:t>publisher, version, form library web resource</w:t>
+              <w:t>Dataverse solution project: publisher, version, form library web resource</w:t>
             </w:r>
           </w:p>
         </w:tc>
@@ -7860,7 +7854,13 @@
               <w:rPr>
                 <w:sz w:val="19"/>
               </w:rPr>
-              <w:t>Release build: bundle, both solution packages, checks</w:t>
+              <w:t xml:space="preserve">Release build: </w:t>
+            </w:r>
+            <w:r>
+              <w:rPr>
+                <w:sz w:val="19"/>
+              </w:rPr>
+              <w:t>bundle, both solution packages, checks</w:t>
             </w:r>
           </w:p>
         </w:tc>
@@ -8052,7 +8052,7 @@
       <w:pPr>
         <w:pStyle w:val="Heading1"/>
       </w:pPr>
-      <w:bookmarkStart w:id="12" w:name="_Toc241869360"/>
+      <w:bookmarkStart w:id="12" w:name="_Toc241877258"/>
       <w:r>
         <w:lastRenderedPageBreak/>
         <w:t>3. Installation</w:t>
@@ -8063,7 +8063,7 @@
       <w:pPr>
         <w:pStyle w:val="Heading2"/>
       </w:pPr>
-      <w:bookmarkStart w:id="13" w:name="_Toc241869361"/>
+      <w:bookmarkStart w:id="13" w:name="_Toc241877259"/>
       <w:r>
         <w:t>3.1 Before you start</w:t>
       </w:r>
@@ -8097,7 +8097,7 @@
       <w:pPr>
         <w:pStyle w:val="Heading2"/>
       </w:pPr>
-      <w:bookmarkStart w:id="14" w:name="_Toc241869362"/>
+      <w:bookmarkStart w:id="14" w:name="_Toc241877260"/>
       <w:r>
         <w:t>3.2 Import the unmanaged solution (development)</w:t>
       </w:r>
@@ -8143,7 +8143,7 @@
           <w:noProof/>
         </w:rPr>
         <w:drawing>
-          <wp:inline distT="0" distB="0" distL="0" distR="0" wp14:anchorId="6F22C559" wp14:editId="23F9D87A">
+          <wp:inline distT="0" distB="0" distL="0" distR="0" wp14:anchorId="5DBBA886" wp14:editId="033CF852">
             <wp:extent cx="5760000" cy="2809936"/>
             <wp:effectExtent l="0" t="0" r="0" b="0"/>
             <wp:docPr id="5" name="Picture 5"/>
@@ -8228,7 +8228,7 @@
           <w:noProof/>
         </w:rPr>
         <w:drawing>
-          <wp:inline distT="0" distB="0" distL="0" distR="0" wp14:anchorId="42F27E96" wp14:editId="6BEF1828">
+          <wp:inline distT="0" distB="0" distL="0" distR="0" wp14:anchorId="550F1AE2" wp14:editId="3F8739AE">
             <wp:extent cx="5760000" cy="1964781"/>
             <wp:effectExtent l="0" t="0" r="0" b="0"/>
             <wp:docPr id="6" name="Picture 6"/>
@@ -8270,7 +8270,10 @@
         <w:jc w:val="center"/>
       </w:pPr>
       <w:r>
-        <w:t>Figure 6. Browse for the solution file.</w:t>
+        <w:t xml:space="preserve">Figure 6. </w:t>
+      </w:r>
+      <w:r>
+        <w:t>Browse for the solution file.</w:t>
       </w:r>
     </w:p>
     <w:p>
@@ -8316,7 +8319,7 @@
         </w:rPr>
         <w:lastRenderedPageBreak/>
         <w:drawing>
-          <wp:inline distT="0" distB="0" distL="0" distR="0" wp14:anchorId="4E7EA44D" wp14:editId="6B71FBDB">
+          <wp:inline distT="0" distB="0" distL="0" distR="0" wp14:anchorId="41BC9011" wp14:editId="79EFBD6E">
             <wp:extent cx="5760000" cy="1964781"/>
             <wp:effectExtent l="0" t="0" r="0" b="0"/>
             <wp:docPr id="7" name="Picture 7"/>
@@ -8421,7 +8424,7 @@
           <w:noProof/>
         </w:rPr>
         <w:drawing>
-          <wp:inline distT="0" distB="0" distL="0" distR="0" wp14:anchorId="0ED7F141" wp14:editId="0D4F0549">
+          <wp:inline distT="0" distB="0" distL="0" distR="0" wp14:anchorId="7D431C51" wp14:editId="12A25D45">
             <wp:extent cx="5470632" cy="3779999"/>
             <wp:effectExtent l="0" t="0" r="0" b="0"/>
             <wp:docPr id="8" name="Picture 8"/>
@@ -8489,7 +8492,7 @@
         </w:rPr>
         <w:lastRenderedPageBreak/>
         <w:drawing>
-          <wp:inline distT="0" distB="0" distL="0" distR="0" wp14:anchorId="2B8A7D9D" wp14:editId="7B01BD6F">
+          <wp:inline distT="0" distB="0" distL="0" distR="0" wp14:anchorId="79E0CDB2" wp14:editId="40401741">
             <wp:extent cx="5760000" cy="2072420"/>
             <wp:effectExtent l="0" t="0" r="0" b="0"/>
             <wp:docPr id="9" name="Picture 9"/>
@@ -8543,7 +8546,10 @@
         </w:numPr>
       </w:pPr>
       <w:r>
-        <w:t>When the import has finished, a banner confirms it.</w:t>
+        <w:t xml:space="preserve">When the import has finished, a </w:t>
+      </w:r>
+      <w:r>
+        <w:t>banner confirms it.</w:t>
       </w:r>
     </w:p>
     <w:p>
@@ -8556,7 +8562,7 @@
           <w:noProof/>
         </w:rPr>
         <w:drawing>
-          <wp:inline distT="0" distB="0" distL="0" distR="0" wp14:anchorId="0CCD3D85" wp14:editId="38BDC3E6">
+          <wp:inline distT="0" distB="0" distL="0" distR="0" wp14:anchorId="75C90089" wp14:editId="3B268580">
             <wp:extent cx="5760000" cy="2072420"/>
             <wp:effectExtent l="0" t="0" r="0" b="0"/>
             <wp:docPr id="10" name="Picture 10"/>
@@ -8598,10 +8604,7 @@
         <w:jc w:val="center"/>
       </w:pPr>
       <w:r>
-        <w:t xml:space="preserve">Figure 10. Import </w:t>
-      </w:r>
-      <w:r>
-        <w:t>finished.</w:t>
+        <w:t>Figure 10. Import finished.</w:t>
       </w:r>
     </w:p>
     <w:p>
@@ -8635,7 +8638,7 @@
           <w:noProof/>
         </w:rPr>
         <w:drawing>
-          <wp:inline distT="0" distB="0" distL="0" distR="0" wp14:anchorId="63112B50" wp14:editId="24B79752">
+          <wp:inline distT="0" distB="0" distL="0" distR="0" wp14:anchorId="4FDC518C" wp14:editId="52313DBA">
             <wp:extent cx="5760000" cy="2072420"/>
             <wp:effectExtent l="0" t="0" r="0" b="0"/>
             <wp:docPr id="11" name="Picture 11"/>
@@ -8721,7 +8724,7 @@
         </w:rPr>
         <w:lastRenderedPageBreak/>
         <w:drawing>
-          <wp:inline distT="0" distB="0" distL="0" distR="0" wp14:anchorId="3234F6E9" wp14:editId="34F1257B">
+          <wp:inline distT="0" distB="0" distL="0" distR="0" wp14:anchorId="4619E88E" wp14:editId="6AFB5D36">
             <wp:extent cx="5760000" cy="1700511"/>
             <wp:effectExtent l="0" t="0" r="0" b="0"/>
             <wp:docPr id="12" name="Picture 12"/>
@@ -8808,7 +8811,7 @@
       <w:pPr>
         <w:pStyle w:val="Heading2"/>
       </w:pPr>
-      <w:bookmarkStart w:id="15" w:name="_Toc241869363"/>
+      <w:bookmarkStart w:id="15" w:name="_Toc241877261"/>
       <w:r>
         <w:t>3.3 Import the managed solution (test and production)</w:t>
       </w:r>
@@ -8900,7 +8903,7 @@
           <w:noProof/>
         </w:rPr>
         <w:drawing>
-          <wp:inline distT="0" distB="0" distL="0" distR="0" wp14:anchorId="2237BB8C" wp14:editId="4F22B7DC">
+          <wp:inline distT="0" distB="0" distL="0" distR="0" wp14:anchorId="4833C159" wp14:editId="048D605B">
             <wp:extent cx="5760000" cy="1964781"/>
             <wp:effectExtent l="0" t="0" r="0" b="0"/>
             <wp:docPr id="13" name="Picture 13"/>
@@ -8995,7 +8998,7 @@
         </w:rPr>
         <w:lastRenderedPageBreak/>
         <w:drawing>
-          <wp:inline distT="0" distB="0" distL="0" distR="0" wp14:anchorId="01F45023" wp14:editId="14B300B2">
+          <wp:inline distT="0" distB="0" distL="0" distR="0" wp14:anchorId="3EB6418D" wp14:editId="70FD846E">
             <wp:extent cx="5470632" cy="3779999"/>
             <wp:effectExtent l="0" t="0" r="0" b="0"/>
             <wp:docPr id="14" name="Picture 14"/>
@@ -9037,7 +9040,10 @@
         <w:jc w:val="center"/>
       </w:pPr>
       <w:r>
-        <w:t>Figure 14. Solution details of the managed package.</w:t>
+        <w:t xml:space="preserve">Figure 14. Solution details of the </w:t>
+      </w:r>
+      <w:r>
+        <w:t>managed package.</w:t>
       </w:r>
     </w:p>
     <w:p>
@@ -9049,10 +9055,7 @@
         </w:numPr>
       </w:pPr>
       <w:r>
-        <w:t xml:space="preserve">Wait for the </w:t>
-      </w:r>
-      <w:r>
-        <w:t>confirmation. A managed import does not need Publish all customizations; the components are live when the import finishes.</w:t>
+        <w:t>Wait for the confirmation. A managed import does not need Publish all customizations; the components are live when the import finishes.</w:t>
       </w:r>
     </w:p>
     <w:p>
@@ -9065,7 +9068,7 @@
           <w:noProof/>
         </w:rPr>
         <w:drawing>
-          <wp:inline distT="0" distB="0" distL="0" distR="0" wp14:anchorId="322E6610" wp14:editId="390E4389">
+          <wp:inline distT="0" distB="0" distL="0" distR="0" wp14:anchorId="48CE515E" wp14:editId="2E146216">
             <wp:extent cx="5760000" cy="2072420"/>
             <wp:effectExtent l="0" t="0" r="0" b="0"/>
             <wp:docPr id="15" name="Picture 15"/>
@@ -9114,7 +9117,7 @@
       <w:pPr>
         <w:pStyle w:val="Heading2"/>
       </w:pPr>
-      <w:bookmarkStart w:id="16" w:name="_Toc241869364"/>
+      <w:bookmarkStart w:id="16" w:name="_Toc241877262"/>
       <w:r>
         <w:t>3.4 Check the installation</w:t>
       </w:r>
@@ -9145,7 +9148,7 @@
         </w:rPr>
         <w:lastRenderedPageBreak/>
         <w:drawing>
-          <wp:inline distT="0" distB="0" distL="0" distR="0" wp14:anchorId="7341C2CC" wp14:editId="3CDAF8C2">
+          <wp:inline distT="0" distB="0" distL="0" distR="0" wp14:anchorId="5F039EC9" wp14:editId="28EF7916">
             <wp:extent cx="5760000" cy="2247805"/>
             <wp:effectExtent l="0" t="0" r="0" b="0"/>
             <wp:docPr id="16" name="Picture 16"/>
@@ -9194,7 +9197,7 @@
       <w:pPr>
         <w:pStyle w:val="Heading1"/>
       </w:pPr>
-      <w:bookmarkStart w:id="17" w:name="_Toc241869365"/>
+      <w:bookmarkStart w:id="17" w:name="_Toc241877263"/>
       <w:r>
         <w:t>4. Adding the control to a form</w:t>
       </w:r>
@@ -9204,7 +9207,7 @@
       <w:pPr>
         <w:pStyle w:val="Heading2"/>
       </w:pPr>
-      <w:bookmarkStart w:id="18" w:name="_Toc241869366"/>
+      <w:bookmarkStart w:id="18" w:name="_Toc241877264"/>
       <w:r>
         <w:t>4.1 Prepare</w:t>
       </w:r>
@@ -9507,7 +9510,7 @@
       <w:pPr>
         <w:pStyle w:val="Heading2"/>
       </w:pPr>
-      <w:bookmarkStart w:id="19" w:name="_Toc241869367"/>
+      <w:bookmarkStart w:id="19" w:name="_Toc241877265"/>
       <w:r>
         <w:t>4.2 Add the control in the form designer</w:t>
       </w:r>
@@ -9536,7 +9539,7 @@
         </w:rPr>
         <w:lastRenderedPageBreak/>
         <w:drawing>
-          <wp:inline distT="0" distB="0" distL="0" distR="0" wp14:anchorId="3785ECA4" wp14:editId="27D411F7">
+          <wp:inline distT="0" distB="0" distL="0" distR="0" wp14:anchorId="06050255" wp14:editId="09373958">
             <wp:extent cx="5760000" cy="3601998"/>
             <wp:effectExtent l="0" t="0" r="0" b="0"/>
             <wp:docPr id="17" name="Picture 17"/>
@@ -9621,7 +9624,7 @@
           <w:noProof/>
         </w:rPr>
         <w:drawing>
-          <wp:inline distT="0" distB="0" distL="0" distR="0" wp14:anchorId="0DC20806" wp14:editId="67BA991B">
+          <wp:inline distT="0" distB="0" distL="0" distR="0" wp14:anchorId="269F9CDE" wp14:editId="5451B774">
             <wp:extent cx="1351671" cy="3779997"/>
             <wp:effectExtent l="0" t="0" r="0" b="0"/>
             <wp:docPr id="18" name="Picture 18"/>
@@ -9716,7 +9719,7 @@
           <w:noProof/>
         </w:rPr>
         <w:drawing>
-          <wp:inline distT="0" distB="0" distL="0" distR="0" wp14:anchorId="7C909339" wp14:editId="516CD98F">
+          <wp:inline distT="0" distB="0" distL="0" distR="0" wp14:anchorId="5DF7CFEE" wp14:editId="06F0C1CB">
             <wp:extent cx="1695000" cy="2520000"/>
             <wp:effectExtent l="0" t="0" r="0" b="0"/>
             <wp:docPr id="19" name="Picture 19"/>
@@ -9801,7 +9804,7 @@
           <w:noProof/>
         </w:rPr>
         <w:drawing>
-          <wp:inline distT="0" distB="0" distL="0" distR="0" wp14:anchorId="57E3137F" wp14:editId="3D6FD317">
+          <wp:inline distT="0" distB="0" distL="0" distR="0" wp14:anchorId="5D47448A" wp14:editId="121D3A07">
             <wp:extent cx="5760000" cy="3637403"/>
             <wp:effectExtent l="0" t="0" r="0" b="0"/>
             <wp:docPr id="20" name="Picture 20"/>
@@ -9914,7 +9917,7 @@
         </w:rPr>
         <w:lastRenderedPageBreak/>
         <w:drawing>
-          <wp:inline distT="0" distB="0" distL="0" distR="0" wp14:anchorId="0601FF09" wp14:editId="15A1C268">
+          <wp:inline distT="0" distB="0" distL="0" distR="0" wp14:anchorId="0647D47F" wp14:editId="0CAFB739">
             <wp:extent cx="1328434" cy="3599999"/>
             <wp:effectExtent l="0" t="0" r="0" b="0"/>
             <wp:docPr id="21" name="Picture 21"/>
@@ -9981,7 +9984,7 @@
           <w:noProof/>
         </w:rPr>
         <w:drawing>
-          <wp:inline distT="0" distB="0" distL="0" distR="0" wp14:anchorId="79ABC3DA" wp14:editId="4D858B9D">
+          <wp:inline distT="0" distB="0" distL="0" distR="0" wp14:anchorId="4C14CA31" wp14:editId="549D9463">
             <wp:extent cx="3240000" cy="2047792"/>
             <wp:effectExtent l="0" t="0" r="0" b="0"/>
             <wp:docPr id="22" name="Picture 22"/>
@@ -10058,7 +10061,7 @@
         </w:rPr>
         <w:lastRenderedPageBreak/>
         <w:drawing>
-          <wp:inline distT="0" distB="0" distL="0" distR="0" wp14:anchorId="1749E4F9" wp14:editId="08E1DD42">
+          <wp:inline distT="0" distB="0" distL="0" distR="0" wp14:anchorId="3C528AF5" wp14:editId="45A9AF8C">
             <wp:extent cx="5760000" cy="1617077"/>
             <wp:effectExtent l="0" t="0" r="0" b="0"/>
             <wp:docPr id="23" name="Picture 23"/>
@@ -10119,7 +10122,7 @@
       <w:pPr>
         <w:pStyle w:val="Heading2"/>
       </w:pPr>
-      <w:bookmarkStart w:id="20" w:name="_Toc241869368"/>
+      <w:bookmarkStart w:id="20" w:name="_Toc241877266"/>
       <w:r>
         <w:t xml:space="preserve">4.3 </w:t>
       </w:r>
@@ -10556,7 +10559,7 @@
       <w:pPr>
         <w:pStyle w:val="Heading1"/>
       </w:pPr>
-      <w:bookmarkStart w:id="21" w:name="_Toc241869369"/>
+      <w:bookmarkStart w:id="21" w:name="_Toc241877267"/>
       <w:r>
         <w:t xml:space="preserve">5. Settings </w:t>
       </w:r>
@@ -10600,7 +10603,7 @@
               </w:rPr>
               <w:lastRenderedPageBreak/>
               <w:drawing>
-                <wp:inline distT="0" distB="0" distL="0" distR="0" wp14:anchorId="5BF1D450" wp14:editId="676AE8C3">
+                <wp:inline distT="0" distB="0" distL="0" distR="0" wp14:anchorId="19C05FD5" wp14:editId="04293D48">
                   <wp:extent cx="1899710" cy="5220000"/>
                   <wp:effectExtent l="0" t="0" r="0" b="0"/>
                   <wp:docPr id="24" name="Picture 24"/>
@@ -10650,7 +10653,7 @@
                 <w:noProof/>
               </w:rPr>
               <w:drawing>
-                <wp:inline distT="0" distB="0" distL="0" distR="0" wp14:anchorId="0B7069AB" wp14:editId="72927D04">
+                <wp:inline distT="0" distB="0" distL="0" distR="0" wp14:anchorId="3D20B0E6" wp14:editId="2A2F34CF">
                   <wp:extent cx="1915129" cy="5219998"/>
                   <wp:effectExtent l="0" t="0" r="0" b="0"/>
                   <wp:docPr id="25" name="Picture 25"/>
@@ -10700,7 +10703,7 @@
                 <w:noProof/>
               </w:rPr>
               <w:drawing>
-                <wp:inline distT="0" distB="0" distL="0" distR="0" wp14:anchorId="78D2EF9F" wp14:editId="4F3F99A0">
+                <wp:inline distT="0" distB="0" distL="0" distR="0" wp14:anchorId="7009A716" wp14:editId="3D5BF88B">
                   <wp:extent cx="1916685" cy="5219998"/>
                   <wp:effectExtent l="0" t="0" r="0" b="0"/>
                   <wp:docPr id="26" name="Picture 26"/>
@@ -10755,7 +10758,7 @@
       <w:pPr>
         <w:pStyle w:val="Heading2"/>
       </w:pPr>
-      <w:bookmarkStart w:id="22" w:name="_Toc241869370"/>
+      <w:bookmarkStart w:id="22" w:name="_Toc241877268"/>
       <w:r>
         <w:t>5.1 Static value and Bind to table column</w:t>
       </w:r>
@@ -10788,7 +10791,7 @@
       <w:pPr>
         <w:pStyle w:val="Heading2"/>
       </w:pPr>
-      <w:bookmarkStart w:id="23" w:name="_Toc241869371"/>
+      <w:bookmarkStart w:id="23" w:name="_Toc241877269"/>
       <w:r>
         <w:t>5.2 All settings</w:t>
       </w:r>
@@ -11963,7 +11966,7 @@
       <w:pPr>
         <w:pStyle w:val="Heading2"/>
       </w:pPr>
-      <w:bookmarkStart w:id="24" w:name="_Toc241869372"/>
+      <w:bookmarkStart w:id="24" w:name="_Toc241877270"/>
       <w:r>
         <w:t>5.3 Which records can be selected</w:t>
       </w:r>
@@ -12122,7 +12125,7 @@
       <w:pPr>
         <w:pStyle w:val="Heading2"/>
       </w:pPr>
-      <w:bookmarkStart w:id="25" w:name="_Toc241869373"/>
+      <w:bookmarkStart w:id="25" w:name="_Toc241877271"/>
       <w:r>
         <w:t>5.4 Views in multilingual environments</w:t>
       </w:r>
@@ -12171,7 +12174,7 @@
       <w:pPr>
         <w:pStyle w:val="Heading2"/>
       </w:pPr>
-      <w:bookmarkStart w:id="26" w:name="_Toc241869374"/>
+      <w:bookmarkStart w:id="26" w:name="_Toc241877272"/>
       <w:r>
         <w:t>5.5 Subgrids</w:t>
       </w:r>
@@ -12200,7 +12203,7 @@
       <w:pPr>
         <w:pStyle w:val="Heading2"/>
       </w:pPr>
-      <w:bookmarkStart w:id="27" w:name="_Toc241869375"/>
+      <w:bookmarkStart w:id="27" w:name="_Toc241877273"/>
       <w:r>
         <w:t>5.6 Copy names into the host column</w:t>
       </w:r>
@@ -12222,7 +12225,7 @@
         </w:rPr>
         <w:lastRenderedPageBreak/>
         <w:drawing>
-          <wp:inline distT="0" distB="0" distL="0" distR="0" wp14:anchorId="55F57A7F" wp14:editId="45693F24">
+          <wp:inline distT="0" distB="0" distL="0" distR="0" wp14:anchorId="0C5AC896" wp14:editId="11CDDF0A">
             <wp:extent cx="5760000" cy="1212632"/>
             <wp:effectExtent l="0" t="0" r="0" b="0"/>
             <wp:docPr id="27" name="Picture 27"/>
@@ -12303,7 +12306,7 @@
       <w:pPr>
         <w:pStyle w:val="Heading2"/>
       </w:pPr>
-      <w:bookmarkStart w:id="28" w:name="_Toc241869376"/>
+      <w:bookmarkStart w:id="28" w:name="_Toc241877274"/>
       <w:r>
         <w:t>5.7 Open selected records</w:t>
       </w:r>
@@ -12324,7 +12327,7 @@
           <w:noProof/>
         </w:rPr>
         <w:drawing>
-          <wp:inline distT="0" distB="0" distL="0" distR="0" wp14:anchorId="71A81C38" wp14:editId="594F8FDF">
+          <wp:inline distT="0" distB="0" distL="0" distR="0" wp14:anchorId="21F22D1F" wp14:editId="62B9B15C">
             <wp:extent cx="5760000" cy="556494"/>
             <wp:effectExtent l="0" t="0" r="0" b="0"/>
             <wp:docPr id="28" name="Picture 28"/>
@@ -12373,7 +12376,7 @@
       <w:pPr>
         <w:pStyle w:val="Heading2"/>
       </w:pPr>
-      <w:bookmarkStart w:id="29" w:name="_Toc241869377"/>
+      <w:bookmarkStart w:id="29" w:name="_Toc241877275"/>
       <w:r>
         <w:t>5.8 Show + New button</w:t>
       </w:r>
@@ -12467,7 +12470,7 @@
         </w:rPr>
         <w:lastRenderedPageBreak/>
         <w:drawing>
-          <wp:inline distT="0" distB="0" distL="0" distR="0" wp14:anchorId="5C4F3DD8" wp14:editId="67046D85">
+          <wp:inline distT="0" distB="0" distL="0" distR="0" wp14:anchorId="08D611FB" wp14:editId="177C91D1">
             <wp:extent cx="5760000" cy="1121594"/>
             <wp:effectExtent l="0" t="0" r="0" b="0"/>
             <wp:docPr id="29" name="Picture 29"/>
@@ -12543,7 +12546,7 @@
           <w:noProof/>
         </w:rPr>
         <w:drawing>
-          <wp:inline distT="0" distB="0" distL="0" distR="0" wp14:anchorId="2FEA704B" wp14:editId="4FE2B314">
+          <wp:inline distT="0" distB="0" distL="0" distR="0" wp14:anchorId="20F2CB48" wp14:editId="1D6D4028">
             <wp:extent cx="5760000" cy="2964269"/>
             <wp:effectExtent l="0" t="0" r="0" b="0"/>
             <wp:docPr id="30" name="Picture 30"/>
@@ -12610,7 +12613,7 @@
           <w:noProof/>
         </w:rPr>
         <w:drawing>
-          <wp:inline distT="0" distB="0" distL="0" distR="0" wp14:anchorId="46FCEB32" wp14:editId="6FD7AA56">
+          <wp:inline distT="0" distB="0" distL="0" distR="0" wp14:anchorId="0342FE73" wp14:editId="3C2832EE">
             <wp:extent cx="5760000" cy="668367"/>
             <wp:effectExtent l="0" t="0" r="0" b="0"/>
             <wp:docPr id="31" name="Picture 31"/>
@@ -12664,7 +12667,7 @@
       <w:pPr>
         <w:pStyle w:val="Heading1"/>
       </w:pPr>
-      <w:bookmarkStart w:id="30" w:name="_Toc241869378"/>
+      <w:bookmarkStart w:id="30" w:name="_Toc241877276"/>
       <w:r>
         <w:t>6. Using the control</w:t>
       </w:r>
@@ -12674,7 +12677,7 @@
       <w:pPr>
         <w:pStyle w:val="Heading2"/>
       </w:pPr>
-      <w:bookmarkStart w:id="31" w:name="_Toc241869379"/>
+      <w:bookmarkStart w:id="31" w:name="_Toc241877277"/>
       <w:r>
         <w:t>6.1 States of the field</w:t>
       </w:r>
@@ -12948,7 +12951,7 @@
           <w:noProof/>
         </w:rPr>
         <w:drawing>
-          <wp:inline distT="0" distB="0" distL="0" distR="0" wp14:anchorId="3FAEA8E4" wp14:editId="2A921237">
+          <wp:inline distT="0" distB="0" distL="0" distR="0" wp14:anchorId="6D36B44B" wp14:editId="66AF9E4D">
             <wp:extent cx="5760000" cy="1276494"/>
             <wp:effectExtent l="0" t="0" r="0" b="0"/>
             <wp:docPr id="32" name="Picture 32"/>
@@ -13003,7 +13006,7 @@
           <w:noProof/>
         </w:rPr>
         <w:drawing>
-          <wp:inline distT="0" distB="0" distL="0" distR="0" wp14:anchorId="40D18439" wp14:editId="40CA5A0B">
+          <wp:inline distT="0" distB="0" distL="0" distR="0" wp14:anchorId="7A58CFF4" wp14:editId="3C2EB7A1">
             <wp:extent cx="5760000" cy="823267"/>
             <wp:effectExtent l="0" t="0" r="0" b="0"/>
             <wp:docPr id="33" name="Picture 33"/>
@@ -13061,7 +13064,7 @@
           <w:noProof/>
         </w:rPr>
         <w:drawing>
-          <wp:inline distT="0" distB="0" distL="0" distR="0" wp14:anchorId="2DED41F2" wp14:editId="0207B49D">
+          <wp:inline distT="0" distB="0" distL="0" distR="0" wp14:anchorId="67477C38" wp14:editId="3C755D4A">
             <wp:extent cx="5760000" cy="565100"/>
             <wp:effectExtent l="0" t="0" r="0" b="0"/>
             <wp:docPr id="34" name="Picture 34"/>
@@ -13110,7 +13113,7 @@
       <w:pPr>
         <w:pStyle w:val="Heading2"/>
       </w:pPr>
-      <w:bookmarkStart w:id="32" w:name="_Toc241869380"/>
+      <w:bookmarkStart w:id="32" w:name="_Toc241877278"/>
       <w:r>
         <w:t>6.2 Selecting and removing records</w:t>
       </w:r>
@@ -13132,7 +13135,7 @@
         </w:rPr>
         <w:lastRenderedPageBreak/>
         <w:drawing>
-          <wp:inline distT="0" distB="0" distL="0" distR="0" wp14:anchorId="7CA89A63" wp14:editId="6B37C060">
+          <wp:inline distT="0" distB="0" distL="0" distR="0" wp14:anchorId="7D88BDC4" wp14:editId="01E4F8E6">
             <wp:extent cx="5760000" cy="2821224"/>
             <wp:effectExtent l="0" t="0" r="0" b="0"/>
             <wp:docPr id="35" name="Picture 35"/>
@@ -13181,7 +13184,7 @@
       <w:pPr>
         <w:pStyle w:val="Heading2"/>
       </w:pPr>
-      <w:bookmarkStart w:id="33" w:name="_Toc241869381"/>
+      <w:bookmarkStart w:id="33" w:name="_Toc241877279"/>
       <w:r>
         <w:t>6.3 New records</w:t>
       </w:r>
@@ -13205,7 +13208,7 @@
           <w:noProof/>
         </w:rPr>
         <w:drawing>
-          <wp:inline distT="0" distB="0" distL="0" distR="0" wp14:anchorId="54DC0FBF" wp14:editId="1954E962">
+          <wp:inline distT="0" distB="0" distL="0" distR="0" wp14:anchorId="482D4A39" wp14:editId="0C854F2B">
             <wp:extent cx="5760000" cy="668367"/>
             <wp:effectExtent l="0" t="0" r="0" b="0"/>
             <wp:docPr id="36" name="Picture 36"/>
@@ -13254,7 +13257,7 @@
       <w:pPr>
         <w:pStyle w:val="Heading2"/>
       </w:pPr>
-      <w:bookmarkStart w:id="34" w:name="_Toc241869382"/>
+      <w:bookmarkStart w:id="34" w:name="_Toc241877280"/>
       <w:r>
         <w:t>6.4 Many values</w:t>
       </w:r>
@@ -13275,7 +13278,7 @@
           <w:noProof/>
         </w:rPr>
         <w:drawing>
-          <wp:inline distT="0" distB="0" distL="0" distR="0" wp14:anchorId="698A03A8" wp14:editId="6EBB2091">
+          <wp:inline distT="0" distB="0" distL="0" distR="0" wp14:anchorId="713AE2A9" wp14:editId="7B165684">
             <wp:extent cx="5760000" cy="513466"/>
             <wp:effectExtent l="0" t="0" r="0" b="0"/>
             <wp:docPr id="37" name="Picture 37"/>
@@ -13331,7 +13334,7 @@
         </w:rPr>
         <w:lastRenderedPageBreak/>
         <w:drawing>
-          <wp:inline distT="0" distB="0" distL="0" distR="0" wp14:anchorId="1BDD4108" wp14:editId="1214882E">
+          <wp:inline distT="0" distB="0" distL="0" distR="0" wp14:anchorId="2302002A" wp14:editId="1ECD08A0">
             <wp:extent cx="5760000" cy="866295"/>
             <wp:effectExtent l="0" t="0" r="0" b="0"/>
             <wp:docPr id="38" name="Picture 38"/>
@@ -13380,7 +13383,7 @@
       <w:pPr>
         <w:pStyle w:val="Heading2"/>
       </w:pPr>
-      <w:bookmarkStart w:id="35" w:name="_Toc241869383"/>
+      <w:bookmarkStart w:id="35" w:name="_Toc241877281"/>
       <w:r>
         <w:t>6.5 Large lists</w:t>
       </w:r>
@@ -13461,7 +13464,7 @@
           <w:noProof/>
         </w:rPr>
         <w:drawing>
-          <wp:inline distT="0" distB="0" distL="0" distR="0" wp14:anchorId="38B90FFF" wp14:editId="2EA787D3">
+          <wp:inline distT="0" distB="0" distL="0" distR="0" wp14:anchorId="3AD0B2E6" wp14:editId="736BF40C">
             <wp:extent cx="5760000" cy="1121594"/>
             <wp:effectExtent l="0" t="0" r="0" b="0"/>
             <wp:docPr id="39" name="Picture 39"/>
@@ -13516,7 +13519,7 @@
           <w:noProof/>
         </w:rPr>
         <w:drawing>
-          <wp:inline distT="0" distB="0" distL="0" distR="0" wp14:anchorId="6C12697D" wp14:editId="1965D753">
+          <wp:inline distT="0" distB="0" distL="0" distR="0" wp14:anchorId="0F7E700A" wp14:editId="009CF6E5">
             <wp:extent cx="5760000" cy="1121594"/>
             <wp:effectExtent l="0" t="0" r="0" b="0"/>
             <wp:docPr id="40" name="Picture 40"/>
@@ -13571,7 +13574,7 @@
           <w:noProof/>
         </w:rPr>
         <w:drawing>
-          <wp:inline distT="0" distB="0" distL="0" distR="0" wp14:anchorId="730248D1" wp14:editId="39B06693">
+          <wp:inline distT="0" distB="0" distL="0" distR="0" wp14:anchorId="20B858B4" wp14:editId="5B2FBCFE">
             <wp:extent cx="5760000" cy="1121594"/>
             <wp:effectExtent l="0" t="0" r="0" b="0"/>
             <wp:docPr id="41" name="Picture 41"/>
@@ -13627,7 +13630,7 @@
         </w:rPr>
         <w:lastRenderedPageBreak/>
         <w:drawing>
-          <wp:inline distT="0" distB="0" distL="0" distR="0" wp14:anchorId="3F5BD790" wp14:editId="41699810">
+          <wp:inline distT="0" distB="0" distL="0" distR="0" wp14:anchorId="51724C2E" wp14:editId="28E15216">
             <wp:extent cx="5760000" cy="1121594"/>
             <wp:effectExtent l="0" t="0" r="0" b="0"/>
             <wp:docPr id="42" name="Picture 42"/>
@@ -13676,7 +13679,7 @@
       <w:pPr>
         <w:pStyle w:val="Heading2"/>
       </w:pPr>
-      <w:bookmarkStart w:id="36" w:name="_Toc241869384"/>
+      <w:bookmarkStart w:id="36" w:name="_Toc241877282"/>
       <w:r>
         <w:t xml:space="preserve">6.6 Select all and </w:t>
       </w:r>
@@ -13700,7 +13703,7 @@
           <w:noProof/>
         </w:rPr>
         <w:drawing>
-          <wp:inline distT="0" distB="0" distL="0" distR="0" wp14:anchorId="0AFB751C" wp14:editId="6BC857BC">
+          <wp:inline distT="0" distB="0" distL="0" distR="0" wp14:anchorId="6716D382" wp14:editId="71BD00EF">
             <wp:extent cx="5760000" cy="1614780"/>
             <wp:effectExtent l="0" t="0" r="0" b="0"/>
             <wp:docPr id="43" name="Picture 43"/>
@@ -13749,7 +13752,7 @@
       <w:pPr>
         <w:pStyle w:val="Heading2"/>
       </w:pPr>
-      <w:bookmarkStart w:id="37" w:name="_Toc241869385"/>
+      <w:bookmarkStart w:id="37" w:name="_Toc241877283"/>
       <w:r>
         <w:t>6.7 Keyboard</w:t>
       </w:r>
@@ -14208,7 +14211,7 @@
       <w:pPr>
         <w:pStyle w:val="Heading2"/>
       </w:pPr>
-      <w:bookmarkStart w:id="38" w:name="_Toc241869386"/>
+      <w:bookmarkStart w:id="38" w:name="_Toc241877284"/>
       <w:r>
         <w:t>6.8 Touch</w:t>
       </w:r>
@@ -14226,7 +14229,7 @@
       <w:pPr>
         <w:pStyle w:val="Heading2"/>
       </w:pPr>
-      <w:bookmarkStart w:id="39" w:name="_Toc241869387"/>
+      <w:bookmarkStart w:id="39" w:name="_Toc241877285"/>
       <w:r>
         <w:lastRenderedPageBreak/>
         <w:t>6.9 Messages</w:t>
@@ -14262,7 +14265,7 @@
           <w:noProof/>
         </w:rPr>
         <w:drawing>
-          <wp:inline distT="0" distB="0" distL="0" distR="0" wp14:anchorId="7FDAB9B5" wp14:editId="0513630C">
+          <wp:inline distT="0" distB="0" distL="0" distR="0" wp14:anchorId="7AD9C170" wp14:editId="0EDEE631">
             <wp:extent cx="5760000" cy="668367"/>
             <wp:effectExtent l="0" t="0" r="0" b="0"/>
             <wp:docPr id="44" name="Picture 44"/>
@@ -14317,7 +14320,7 @@
           <w:noProof/>
         </w:rPr>
         <w:drawing>
-          <wp:inline distT="0" distB="0" distL="0" distR="0" wp14:anchorId="53CB7470" wp14:editId="3F3EC58E">
+          <wp:inline distT="0" distB="0" distL="0" distR="0" wp14:anchorId="1831AD0F" wp14:editId="44C8E853">
             <wp:extent cx="5760000" cy="1219124"/>
             <wp:effectExtent l="0" t="0" r="0" b="0"/>
             <wp:docPr id="45" name="Picture 45"/>
@@ -14372,7 +14375,7 @@
           <w:noProof/>
         </w:rPr>
         <w:drawing>
-          <wp:inline distT="0" distB="0" distL="0" distR="0" wp14:anchorId="662D9C65" wp14:editId="7ED5B74A">
+          <wp:inline distT="0" distB="0" distL="0" distR="0" wp14:anchorId="6A8583C1" wp14:editId="1F1C6785">
             <wp:extent cx="5760000" cy="728606"/>
             <wp:effectExtent l="0" t="0" r="0" b="0"/>
             <wp:docPr id="46" name="Picture 46"/>
@@ -14427,7 +14430,7 @@
           <w:noProof/>
         </w:rPr>
         <w:drawing>
-          <wp:inline distT="0" distB="0" distL="0" distR="0" wp14:anchorId="67E58199" wp14:editId="6AA9C430">
+          <wp:inline distT="0" distB="0" distL="0" distR="0" wp14:anchorId="1FBC1C14" wp14:editId="0E8DFF0A">
             <wp:extent cx="5760000" cy="728606"/>
             <wp:effectExtent l="0" t="0" r="0" b="0"/>
             <wp:docPr id="47" name="Picture 47"/>
@@ -14482,7 +14485,7 @@
           <w:noProof/>
         </w:rPr>
         <w:drawing>
-          <wp:inline distT="0" distB="0" distL="0" distR="0" wp14:anchorId="0DD85E13" wp14:editId="409DC350">
+          <wp:inline distT="0" distB="0" distL="0" distR="0" wp14:anchorId="787DD8F4" wp14:editId="0EF8FCEF">
             <wp:extent cx="5760000" cy="728606"/>
             <wp:effectExtent l="0" t="0" r="0" b="0"/>
             <wp:docPr id="48" name="Picture 48"/>
@@ -14537,7 +14540,7 @@
           <w:noProof/>
         </w:rPr>
         <w:drawing>
-          <wp:inline distT="0" distB="0" distL="0" distR="0" wp14:anchorId="7F5AA7AE" wp14:editId="53DFB353">
+          <wp:inline distT="0" distB="0" distL="0" distR="0" wp14:anchorId="010C0CB5" wp14:editId="465031DA">
             <wp:extent cx="5760000" cy="728606"/>
             <wp:effectExtent l="0" t="0" r="0" b="0"/>
             <wp:docPr id="49" name="Picture 49"/>
@@ -14593,7 +14596,7 @@
         </w:rPr>
         <w:lastRenderedPageBreak/>
         <w:drawing>
-          <wp:inline distT="0" distB="0" distL="0" distR="0" wp14:anchorId="47EF4D65" wp14:editId="4278F827">
+          <wp:inline distT="0" distB="0" distL="0" distR="0" wp14:anchorId="0D955795" wp14:editId="354DB6D6">
             <wp:extent cx="5760000" cy="728606"/>
             <wp:effectExtent l="0" t="0" r="0" b="0"/>
             <wp:docPr id="50" name="Picture 50"/>
@@ -14648,7 +14651,7 @@
           <w:noProof/>
         </w:rPr>
         <w:drawing>
-          <wp:inline distT="0" distB="0" distL="0" distR="0" wp14:anchorId="35D4CF8D" wp14:editId="402B36D4">
+          <wp:inline distT="0" distB="0" distL="0" distR="0" wp14:anchorId="016C0311" wp14:editId="27BE560E">
             <wp:extent cx="5760000" cy="728606"/>
             <wp:effectExtent l="0" t="0" r="0" b="0"/>
             <wp:docPr id="51" name="Picture 51"/>
@@ -14703,7 +14706,7 @@
           <w:noProof/>
         </w:rPr>
         <w:drawing>
-          <wp:inline distT="0" distB="0" distL="0" distR="0" wp14:anchorId="54E33E5A" wp14:editId="2CDBECA5">
+          <wp:inline distT="0" distB="0" distL="0" distR="0" wp14:anchorId="4BF81760" wp14:editId="07A59D60">
             <wp:extent cx="5760000" cy="728606"/>
             <wp:effectExtent l="0" t="0" r="0" b="0"/>
             <wp:docPr id="52" name="Picture 52"/>
@@ -14758,7 +14761,7 @@
           <w:noProof/>
         </w:rPr>
         <w:drawing>
-          <wp:inline distT="0" distB="0" distL="0" distR="0" wp14:anchorId="0C1249A4" wp14:editId="349FC7EF">
+          <wp:inline distT="0" distB="0" distL="0" distR="0" wp14:anchorId="77931F6C" wp14:editId="6229713C">
             <wp:extent cx="5760000" cy="866295"/>
             <wp:effectExtent l="0" t="0" r="0" b="0"/>
             <wp:docPr id="53" name="Picture 53"/>
@@ -14813,7 +14816,7 @@
           <w:noProof/>
         </w:rPr>
         <w:drawing>
-          <wp:inline distT="0" distB="0" distL="0" distR="0" wp14:anchorId="70C5EDDE" wp14:editId="744359E0">
+          <wp:inline distT="0" distB="0" distL="0" distR="0" wp14:anchorId="6AEA0680" wp14:editId="2F08586F">
             <wp:extent cx="5760000" cy="866295"/>
             <wp:effectExtent l="0" t="0" r="0" b="0"/>
             <wp:docPr id="54" name="Picture 54"/>
@@ -14868,7 +14871,7 @@
           <w:noProof/>
         </w:rPr>
         <w:drawing>
-          <wp:inline distT="0" distB="0" distL="0" distR="0" wp14:anchorId="56DBECDF" wp14:editId="4E1B02A6">
+          <wp:inline distT="0" distB="0" distL="0" distR="0" wp14:anchorId="6E355E95" wp14:editId="107A662E">
             <wp:extent cx="5760000" cy="728606"/>
             <wp:effectExtent l="0" t="0" r="0" b="0"/>
             <wp:docPr id="55" name="Picture 55"/>
@@ -14923,7 +14926,7 @@
           <w:noProof/>
         </w:rPr>
         <w:drawing>
-          <wp:inline distT="0" distB="0" distL="0" distR="0" wp14:anchorId="7D4179C3" wp14:editId="53E9176A">
+          <wp:inline distT="0" distB="0" distL="0" distR="0" wp14:anchorId="42AEA37D" wp14:editId="40C2D5C4">
             <wp:extent cx="5760000" cy="728606"/>
             <wp:effectExtent l="0" t="0" r="0" b="0"/>
             <wp:docPr id="56" name="Picture 56"/>
@@ -14979,7 +14982,7 @@
         </w:rPr>
         <w:lastRenderedPageBreak/>
         <w:drawing>
-          <wp:inline distT="0" distB="0" distL="0" distR="0" wp14:anchorId="303414CD" wp14:editId="590EC766">
+          <wp:inline distT="0" distB="0" distL="0" distR="0" wp14:anchorId="0D8F9480" wp14:editId="5840B33D">
             <wp:extent cx="5760000" cy="728606"/>
             <wp:effectExtent l="0" t="0" r="0" b="0"/>
             <wp:docPr id="57" name="Picture 57"/>
@@ -15044,7 +15047,7 @@
       <w:pPr>
         <w:pStyle w:val="Heading1"/>
       </w:pPr>
-      <w:bookmarkStart w:id="40" w:name="_Toc241869388"/>
+      <w:bookmarkStart w:id="40" w:name="_Toc241877286"/>
       <w:r>
         <w:t>7. The form library</w:t>
       </w:r>
@@ -15054,7 +15057,7 @@
       <w:pPr>
         <w:pStyle w:val="Heading2"/>
       </w:pPr>
-      <w:bookmarkStart w:id="41" w:name="_Toc241869389"/>
+      <w:bookmarkStart w:id="41" w:name="_Toc241877287"/>
       <w:r>
         <w:t>7.1 Why it exists</w:t>
       </w:r>
@@ -15114,7 +15117,7 @@
       <w:pPr>
         <w:pStyle w:val="Heading2"/>
       </w:pPr>
-      <w:bookmarkStart w:id="42" w:name="_Toc241869390"/>
+      <w:bookmarkStart w:id="42" w:name="_Toc241877288"/>
       <w:r>
         <w:t>7.2 Running without the form library</w:t>
       </w:r>
@@ -15185,7 +15188,7 @@
       <w:pPr>
         <w:pStyle w:val="Heading2"/>
       </w:pPr>
-      <w:bookmarkStart w:id="43" w:name="_Toc241869391"/>
+      <w:bookmarkStart w:id="43" w:name="_Toc241877289"/>
       <w:r>
         <w:t>7.3 Adding the form library</w:t>
       </w:r>
@@ -15232,7 +15235,7 @@
         </w:rPr>
         <w:lastRenderedPageBreak/>
         <w:drawing>
-          <wp:inline distT="0" distB="0" distL="0" distR="0" wp14:anchorId="27048679" wp14:editId="73A79171">
+          <wp:inline distT="0" distB="0" distL="0" distR="0" wp14:anchorId="4529029A" wp14:editId="5155A6CF">
             <wp:extent cx="5760000" cy="3355644"/>
             <wp:effectExtent l="0" t="0" r="0" b="0"/>
             <wp:docPr id="58" name="Picture 58"/>
@@ -15328,7 +15331,7 @@
           <w:noProof/>
         </w:rPr>
         <w:drawing>
-          <wp:inline distT="0" distB="0" distL="0" distR="0" wp14:anchorId="7E8392CF" wp14:editId="18A40BA8">
+          <wp:inline distT="0" distB="0" distL="0" distR="0" wp14:anchorId="5DED3D5F" wp14:editId="71584E1C">
             <wp:extent cx="3655657" cy="3779999"/>
             <wp:effectExtent l="0" t="0" r="0" b="0"/>
             <wp:docPr id="59" name="Picture 59"/>
@@ -15396,7 +15399,7 @@
         </w:rPr>
         <w:lastRenderedPageBreak/>
         <w:drawing>
-          <wp:inline distT="0" distB="0" distL="0" distR="0" wp14:anchorId="685FFAA1" wp14:editId="451EE115">
+          <wp:inline distT="0" distB="0" distL="0" distR="0" wp14:anchorId="63B977E3" wp14:editId="5D393912">
             <wp:extent cx="5760000" cy="3355644"/>
             <wp:effectExtent l="0" t="0" r="0" b="0"/>
             <wp:docPr id="60" name="Picture 60"/>
@@ -15481,7 +15484,7 @@
           <w:noProof/>
         </w:rPr>
         <w:drawing>
-          <wp:inline distT="0" distB="0" distL="0" distR="0" wp14:anchorId="4CADC05D" wp14:editId="40B9928A">
+          <wp:inline distT="0" distB="0" distL="0" distR="0" wp14:anchorId="774F602C" wp14:editId="3B2962C2">
             <wp:extent cx="2331588" cy="3239999"/>
             <wp:effectExtent l="0" t="0" r="0" b="0"/>
             <wp:docPr id="61" name="Picture 61"/>
@@ -15663,7 +15666,7 @@
           <w:noProof/>
         </w:rPr>
         <w:drawing>
-          <wp:inline distT="0" distB="0" distL="0" distR="0" wp14:anchorId="2A37A169" wp14:editId="3337F47D">
+          <wp:inline distT="0" distB="0" distL="0" distR="0" wp14:anchorId="3DBE802C" wp14:editId="5047EDB4">
             <wp:extent cx="2239266" cy="4320000"/>
             <wp:effectExtent l="0" t="0" r="0" b="0"/>
             <wp:docPr id="62" name="Picture 62"/>
@@ -15731,7 +15734,7 @@
         </w:rPr>
         <w:lastRenderedPageBreak/>
         <w:drawing>
-          <wp:inline distT="0" distB="0" distL="0" distR="0" wp14:anchorId="04AB33DC" wp14:editId="36F1273C">
+          <wp:inline distT="0" distB="0" distL="0" distR="0" wp14:anchorId="7276E46F" wp14:editId="5626728E">
             <wp:extent cx="2331588" cy="3239999"/>
             <wp:effectExtent l="0" t="0" r="0" b="0"/>
             <wp:docPr id="63" name="Picture 63"/>
@@ -15842,7 +15845,7 @@
       <w:pPr>
         <w:pStyle w:val="Heading2"/>
       </w:pPr>
-      <w:bookmarkStart w:id="44" w:name="_Toc241869392"/>
+      <w:bookmarkStart w:id="44" w:name="_Toc241877290"/>
       <w:r>
         <w:t>7.4 Removing the form library</w:t>
       </w:r>
@@ -15937,7 +15940,7 @@
       <w:pPr>
         <w:pStyle w:val="Heading1"/>
       </w:pPr>
-      <w:bookmarkStart w:id="45" w:name="_Toc241869393"/>
+      <w:bookmarkStart w:id="45" w:name="_Toc241877291"/>
       <w:r>
         <w:t>8. Security and permissions</w:t>
       </w:r>
@@ -16204,7 +16207,7 @@
       <w:pPr>
         <w:pStyle w:val="Heading1"/>
       </w:pPr>
-      <w:bookmarkStart w:id="46" w:name="_Toc241869394"/>
+      <w:bookmarkStart w:id="46" w:name="_Toc241877292"/>
       <w:r>
         <w:t>9. Upgrading</w:t>
       </w:r>
@@ -16310,7 +16313,7 @@
       <w:pPr>
         <w:pStyle w:val="Heading1"/>
       </w:pPr>
-      <w:bookmarkStart w:id="47" w:name="_Toc241869395"/>
+      <w:bookmarkStart w:id="47" w:name="_Toc241877293"/>
       <w:r>
         <w:t>10. Uninstalling</w:t>
       </w:r>
@@ -16325,7 +16328,7 @@
       <w:pPr>
         <w:pStyle w:val="Heading2"/>
       </w:pPr>
-      <w:bookmarkStart w:id="48" w:name="_Toc241869396"/>
+      <w:bookmarkStart w:id="48" w:name="_Toc241877294"/>
       <w:r>
         <w:t>10.1 Remove the control from the forms</w:t>
       </w:r>
@@ -16381,7 +16384,7 @@
         </w:rPr>
         <w:lastRenderedPageBreak/>
         <w:drawing>
-          <wp:inline distT="0" distB="0" distL="0" distR="0" wp14:anchorId="5C7AF7FF" wp14:editId="7488CB40">
+          <wp:inline distT="0" distB="0" distL="0" distR="0" wp14:anchorId="1C0591B9" wp14:editId="1CB41B69">
             <wp:extent cx="2295828" cy="3240000"/>
             <wp:effectExtent l="0" t="0" r="0" b="0"/>
             <wp:docPr id="64" name="Picture 64"/>
@@ -16448,7 +16451,7 @@
           <w:noProof/>
         </w:rPr>
         <w:drawing>
-          <wp:inline distT="0" distB="0" distL="0" distR="0" wp14:anchorId="3EEA3961" wp14:editId="3AA82411">
+          <wp:inline distT="0" distB="0" distL="0" distR="0" wp14:anchorId="448C3D46" wp14:editId="53176DC3">
             <wp:extent cx="2295828" cy="3240000"/>
             <wp:effectExtent l="0" t="0" r="0" b="0"/>
             <wp:docPr id="65" name="Picture 65"/>
@@ -16539,7 +16542,7 @@
       <w:pPr>
         <w:pStyle w:val="Heading2"/>
       </w:pPr>
-      <w:bookmarkStart w:id="49" w:name="_Toc241869397"/>
+      <w:bookmarkStart w:id="49" w:name="_Toc241877295"/>
       <w:r>
         <w:t>10.2 Uninstall the managed solution</w:t>
       </w:r>
@@ -16595,7 +16598,7 @@
         </w:rPr>
         <w:lastRenderedPageBreak/>
         <w:drawing>
-          <wp:inline distT="0" distB="0" distL="0" distR="0" wp14:anchorId="5F7C743E" wp14:editId="44846715">
+          <wp:inline distT="0" distB="0" distL="0" distR="0" wp14:anchorId="44DAA8AF" wp14:editId="1386090F">
             <wp:extent cx="5760000" cy="3011054"/>
             <wp:effectExtent l="0" t="0" r="0" b="0"/>
             <wp:docPr id="66" name="Picture 66"/>
@@ -16671,7 +16674,7 @@
           <w:noProof/>
         </w:rPr>
         <w:drawing>
-          <wp:inline distT="0" distB="0" distL="0" distR="0" wp14:anchorId="2673746F" wp14:editId="36469E11">
+          <wp:inline distT="0" distB="0" distL="0" distR="0" wp14:anchorId="181642DE" wp14:editId="290FFDE4">
             <wp:extent cx="5760000" cy="3011054"/>
             <wp:effectExtent l="0" t="0" r="0" b="0"/>
             <wp:docPr id="67" name="Picture 67"/>
@@ -16748,7 +16751,7 @@
         </w:rPr>
         <w:lastRenderedPageBreak/>
         <w:drawing>
-          <wp:inline distT="0" distB="0" distL="0" distR="0" wp14:anchorId="4E2AC08D" wp14:editId="5929BAE9">
+          <wp:inline distT="0" distB="0" distL="0" distR="0" wp14:anchorId="658BD2FE" wp14:editId="402A38D5">
             <wp:extent cx="3960000" cy="1718491"/>
             <wp:effectExtent l="0" t="0" r="0" b="0"/>
             <wp:docPr id="68" name="Picture 68"/>
@@ -16815,7 +16818,7 @@
           <w:noProof/>
         </w:rPr>
         <w:drawing>
-          <wp:inline distT="0" distB="0" distL="0" distR="0" wp14:anchorId="30F466BF" wp14:editId="2B1668A8">
+          <wp:inline distT="0" distB="0" distL="0" distR="0" wp14:anchorId="2ED32610" wp14:editId="7567EFC1">
             <wp:extent cx="5760000" cy="3011054"/>
             <wp:effectExtent l="0" t="0" r="0" b="0"/>
             <wp:docPr id="69" name="Picture 69"/>
@@ -16864,7 +16867,7 @@
       <w:pPr>
         <w:pStyle w:val="Heading2"/>
       </w:pPr>
-      <w:bookmarkStart w:id="50" w:name="_Toc241869398"/>
+      <w:bookmarkStart w:id="50" w:name="_Toc241877296"/>
       <w:r>
         <w:t>10.3 Uninstall the unmanaged solution</w:t>
       </w:r>
@@ -16945,7 +16948,7 @@
         </w:rPr>
         <w:lastRenderedPageBreak/>
         <w:drawing>
-          <wp:inline distT="0" distB="0" distL="0" distR="0" wp14:anchorId="15B9C283" wp14:editId="1267C807">
+          <wp:inline distT="0" distB="0" distL="0" distR="0" wp14:anchorId="2F65A4F1" wp14:editId="697585B1">
             <wp:extent cx="5760000" cy="2062425"/>
             <wp:effectExtent l="0" t="0" r="0" b="0"/>
             <wp:docPr id="70" name="Picture 70"/>
@@ -17024,7 +17027,7 @@
           <w:noProof/>
         </w:rPr>
         <w:drawing>
-          <wp:inline distT="0" distB="0" distL="0" distR="0" wp14:anchorId="32715D01" wp14:editId="4209CC80">
+          <wp:inline distT="0" distB="0" distL="0" distR="0" wp14:anchorId="5C96D6D4" wp14:editId="21BC62B4">
             <wp:extent cx="3960000" cy="1718491"/>
             <wp:effectExtent l="0" t="0" r="0" b="0"/>
             <wp:docPr id="71" name="Picture 71"/>
@@ -17153,7 +17156,7 @@
           <w:noProof/>
         </w:rPr>
         <w:drawing>
-          <wp:inline distT="0" distB="0" distL="0" distR="0" wp14:anchorId="0CF71BE0" wp14:editId="7EF51DE3">
+          <wp:inline distT="0" distB="0" distL="0" distR="0" wp14:anchorId="53234524" wp14:editId="0B20674C">
             <wp:extent cx="3960000" cy="1878598"/>
             <wp:effectExtent l="0" t="0" r="0" b="0"/>
             <wp:docPr id="72" name="Picture 72"/>
@@ -17228,7 +17231,7 @@
       <w:pPr>
         <w:pStyle w:val="Heading1"/>
       </w:pPr>
-      <w:bookmarkStart w:id="51" w:name="_Toc241869399"/>
+      <w:bookmarkStart w:id="51" w:name="_Toc241877297"/>
       <w:r>
         <w:lastRenderedPageBreak/>
         <w:t>11. Troubleshooting</w:t>
@@ -17799,7 +17802,7 @@
       <w:pPr>
         <w:pStyle w:val="Heading1"/>
       </w:pPr>
-      <w:bookmarkStart w:id="52" w:name="_Toc241869400"/>
+      <w:bookmarkStart w:id="52" w:name="_Toc241877298"/>
       <w:r>
         <w:t>12. Limitations</w:t>
       </w:r>
@@ -18383,7 +18386,7 @@
       <w:pPr>
         <w:pStyle w:val="Heading1"/>
       </w:pPr>
-      <w:bookmarkStart w:id="53" w:name="_Toc241869401"/>
+      <w:bookmarkStart w:id="53" w:name="_Toc241877299"/>
       <w:r>
         <w:t xml:space="preserve">13. Improving the control with a </w:t>
       </w:r>
@@ -18424,7 +18427,7 @@
       <w:pPr>
         <w:pStyle w:val="Heading2"/>
       </w:pPr>
-      <w:bookmarkStart w:id="54" w:name="_Toc241869402"/>
+      <w:bookmarkStart w:id="54" w:name="_Toc241877300"/>
       <w:r>
         <w:t>13.1 Keeping the names column exact</w:t>
       </w:r>
@@ -19252,7 +19255,7 @@
       <w:pPr>
         <w:pStyle w:val="Heading2"/>
       </w:pPr>
-      <w:bookmarkStart w:id="55" w:name="_Toc241869403"/>
+      <w:bookmarkStart w:id="55" w:name="_Toc241877301"/>
       <w:r>
         <w:t>13.2 Enforcing the rules on the server</w:t>
       </w:r>
@@ -19842,7 +19845,7 @@
       <w:pPr>
         <w:pStyle w:val="Heading1"/>
       </w:pPr>
-      <w:bookmarkStart w:id="56" w:name="_Toc241869404"/>
+      <w:bookmarkStart w:id="56" w:name="_Toc241877302"/>
       <w:r>
         <w:t>Appendix A. All texts in English and French</w:t>
       </w:r>
@@ -19860,7 +19863,7 @@
       <w:pPr>
         <w:pStyle w:val="Heading2"/>
       </w:pPr>
-      <w:bookmarkStart w:id="57" w:name="_Toc241869405"/>
+      <w:bookmarkStart w:id="57" w:name="_Toc241877303"/>
       <w:r>
         <w:t>A.1 Field and list</w:t>
       </w:r>
@@ -20493,7 +20496,7 @@
       <w:pPr>
         <w:pStyle w:val="Heading2"/>
       </w:pPr>
-      <w:bookmarkStart w:id="58" w:name="_Toc241869406"/>
+      <w:bookmarkStart w:id="58" w:name="_Toc241877304"/>
       <w:r>
         <w:t xml:space="preserve">A.2 </w:t>
       </w:r>
@@ -21040,7 +21043,7 @@
       <w:pPr>
         <w:pStyle w:val="Heading2"/>
       </w:pPr>
-      <w:bookmarkStart w:id="59" w:name="_Toc241869407"/>
+      <w:bookmarkStart w:id="59" w:name="_Toc241877305"/>
       <w:r>
         <w:t>A.3 Problems while loading or saving</w:t>
       </w:r>
@@ -21915,7 +21918,7 @@
       <w:pPr>
         <w:pStyle w:val="Heading2"/>
       </w:pPr>
-      <w:bookmarkStart w:id="60" w:name="_Toc241869408"/>
+      <w:bookmarkStart w:id="60" w:name="_Toc241877306"/>
       <w:r>
         <w:lastRenderedPageBreak/>
         <w:t>A.4 Settings that cannot work</w:t>
@@ -22779,7 +22782,7 @@
       <w:pPr>
         <w:pStyle w:val="Heading2"/>
       </w:pPr>
-      <w:bookmarkStart w:id="61" w:name="_Toc241869409"/>
+      <w:bookmarkStart w:id="61" w:name="_Toc241877307"/>
       <w:r>
         <w:lastRenderedPageBreak/>
         <w:t>A.5 Reasons added to a problem</w:t>
@@ -23316,7 +23319,7 @@
       <w:pPr>
         <w:pStyle w:val="Heading2"/>
       </w:pPr>
-      <w:bookmarkStart w:id="62" w:name="_Toc241869410"/>
+      <w:bookmarkStart w:id="62" w:name="_Toc241877308"/>
       <w:r>
         <w:t>A.6 Screen reader texts and tooltips</w:t>
       </w:r>
@@ -24687,94 +24690,94 @@
       </w:rPr>
     </w:lvl>
   </w:abstractNum>
-  <w:num w:numId="1" w16cid:durableId="417137606">
+  <w:num w:numId="1" w16cid:durableId="1746762811">
     <w:abstractNumId w:val="8"/>
   </w:num>
-  <w:num w:numId="2" w16cid:durableId="897592847">
+  <w:num w:numId="2" w16cid:durableId="966470492">
     <w:abstractNumId w:val="6"/>
   </w:num>
-  <w:num w:numId="3" w16cid:durableId="2022510419">
+  <w:num w:numId="3" w16cid:durableId="1029143499">
     <w:abstractNumId w:val="5"/>
   </w:num>
-  <w:num w:numId="4" w16cid:durableId="1082990990">
+  <w:num w:numId="4" w16cid:durableId="1453786575">
     <w:abstractNumId w:val="4"/>
   </w:num>
-  <w:num w:numId="5" w16cid:durableId="1713773235">
+  <w:num w:numId="5" w16cid:durableId="1427842732">
     <w:abstractNumId w:val="7"/>
   </w:num>
-  <w:num w:numId="6" w16cid:durableId="1790932218">
+  <w:num w:numId="6" w16cid:durableId="434981165">
     <w:abstractNumId w:val="3"/>
   </w:num>
-  <w:num w:numId="7" w16cid:durableId="580061886">
+  <w:num w:numId="7" w16cid:durableId="1473789182">
     <w:abstractNumId w:val="2"/>
   </w:num>
-  <w:num w:numId="8" w16cid:durableId="2143500861">
+  <w:num w:numId="8" w16cid:durableId="363403615">
     <w:abstractNumId w:val="1"/>
   </w:num>
-  <w:num w:numId="9" w16cid:durableId="729352945">
+  <w:num w:numId="9" w16cid:durableId="1496536026">
     <w:abstractNumId w:val="0"/>
   </w:num>
-  <w:num w:numId="10" w16cid:durableId="1470592589">
+  <w:num w:numId="10" w16cid:durableId="998074707">
     <w:abstractNumId w:val="7"/>
     <w:lvlOverride w:ilvl="0">
       <w:startOverride w:val="1"/>
     </w:lvlOverride>
   </w:num>
-  <w:num w:numId="11" w16cid:durableId="787427">
+  <w:num w:numId="11" w16cid:durableId="331300485">
     <w:abstractNumId w:val="7"/>
     <w:lvlOverride w:ilvl="0">
       <w:startOverride w:val="1"/>
     </w:lvlOverride>
   </w:num>
-  <w:num w:numId="12" w16cid:durableId="11690712">
+  <w:num w:numId="12" w16cid:durableId="1011880658">
     <w:abstractNumId w:val="7"/>
     <w:lvlOverride w:ilvl="0">
       <w:startOverride w:val="1"/>
     </w:lvlOverride>
   </w:num>
-  <w:num w:numId="13" w16cid:durableId="403335948">
+  <w:num w:numId="13" w16cid:durableId="1890603352">
     <w:abstractNumId w:val="7"/>
     <w:lvlOverride w:ilvl="0">
       <w:startOverride w:val="1"/>
     </w:lvlOverride>
   </w:num>
-  <w:num w:numId="14" w16cid:durableId="931815069">
+  <w:num w:numId="14" w16cid:durableId="1032875405">
     <w:abstractNumId w:val="7"/>
     <w:lvlOverride w:ilvl="0">
       <w:startOverride w:val="1"/>
     </w:lvlOverride>
   </w:num>
-  <w:num w:numId="15" w16cid:durableId="1045570106">
+  <w:num w:numId="15" w16cid:durableId="1087115085">
     <w:abstractNumId w:val="7"/>
     <w:lvlOverride w:ilvl="0">
       <w:startOverride w:val="1"/>
     </w:lvlOverride>
   </w:num>
-  <w:num w:numId="16" w16cid:durableId="424232695">
+  <w:num w:numId="16" w16cid:durableId="68891189">
     <w:abstractNumId w:val="7"/>
     <w:lvlOverride w:ilvl="0">
       <w:startOverride w:val="1"/>
     </w:lvlOverride>
   </w:num>
-  <w:num w:numId="17" w16cid:durableId="2114550668">
+  <w:num w:numId="17" w16cid:durableId="1414083086">
     <w:abstractNumId w:val="7"/>
     <w:lvlOverride w:ilvl="0">
       <w:startOverride w:val="1"/>
     </w:lvlOverride>
   </w:num>
-  <w:num w:numId="18" w16cid:durableId="566846329">
+  <w:num w:numId="18" w16cid:durableId="951666599">
     <w:abstractNumId w:val="7"/>
     <w:lvlOverride w:ilvl="0">
       <w:startOverride w:val="1"/>
     </w:lvlOverride>
   </w:num>
-  <w:num w:numId="19" w16cid:durableId="399787734">
+  <w:num w:numId="19" w16cid:durableId="1990554900">
     <w:abstractNumId w:val="7"/>
     <w:lvlOverride w:ilvl="0">
       <w:startOverride w:val="1"/>
     </w:lvlOverride>
   </w:num>
-  <w:num w:numId="20" w16cid:durableId="2140950897">
+  <w:num w:numId="20" w16cid:durableId="2091535102">
     <w:abstractNumId w:val="7"/>
     <w:lvlOverride w:ilvl="0">
       <w:startOverride w:val="1"/>
@@ -36170,7 +36173,7 @@
     <w:autoRedefine/>
     <w:uiPriority w:val="39"/>
     <w:unhideWhenUsed/>
-    <w:rsid w:val="00D02F74"/>
+    <w:rsid w:val="00A1027B"/>
     <w:pPr>
       <w:spacing w:after="100"/>
     </w:pPr>
@@ -36182,7 +36185,7 @@
     <w:autoRedefine/>
     <w:uiPriority w:val="39"/>
     <w:unhideWhenUsed/>
-    <w:rsid w:val="00D02F74"/>
+    <w:rsid w:val="00A1027B"/>
     <w:pPr>
       <w:spacing w:after="100"/>
       <w:ind w:left="210"/>
@@ -36193,7 +36196,7 @@
     <w:basedOn w:val="DefaultParagraphFont"/>
     <w:uiPriority w:val="99"/>
     <w:unhideWhenUsed/>
-    <w:rsid w:val="00D02F74"/>
+    <w:rsid w:val="00A1027B"/>
     <w:rPr>
       <w:color w:val="0000FF" w:themeColor="hyperlink"/>
       <w:u w:val="single"/>

--- a/docs/NToNMultiSelect - Technical Reference.docx
+++ b/docs/NToNMultiSelect - Technical Reference.docx
@@ -474,7 +474,7 @@
       <w:r>
         <w:fldChar w:fldCharType="separate"/>
       </w:r>
-      <w:hyperlink w:anchor="_Toc241877246" w:history="1">
+      <w:hyperlink w:anchor="_Toc241878471" w:history="1">
         <w:r>
           <w:rPr>
             <w:rStyle w:val="Hyperlink"/>
@@ -501,7 +501,7 @@
             <w:noProof/>
             <w:webHidden/>
           </w:rPr>
-          <w:instrText xml:space="preserve"> PAGEREF _Toc241877246 \h </w:instrText>
+          <w:instrText xml:space="preserve"> PAGEREF _Toc241878471 \h </w:instrText>
         </w:r>
         <w:r>
           <w:rPr>
@@ -548,7 +548,7 @@
           <w14:ligatures w14:val="standardContextual"/>
         </w:rPr>
       </w:pPr>
-      <w:hyperlink w:anchor="_Toc241877247" w:history="1">
+      <w:hyperlink w:anchor="_Toc241878472" w:history="1">
         <w:r>
           <w:rPr>
             <w:rStyle w:val="Hyperlink"/>
@@ -575,7 +575,7 @@
             <w:noProof/>
             <w:webHidden/>
           </w:rPr>
-          <w:instrText xml:space="preserve"> PAGEREF _Toc241877247 \h </w:instrText>
+          <w:instrText xml:space="preserve"> PAGEREF _Toc241878472 \h </w:instrText>
         </w:r>
         <w:r>
           <w:rPr>
@@ -622,7 +622,7 @@
           <w14:ligatures w14:val="standardContextual"/>
         </w:rPr>
       </w:pPr>
-      <w:hyperlink w:anchor="_Toc241877248" w:history="1">
+      <w:hyperlink w:anchor="_Toc241878473" w:history="1">
         <w:r>
           <w:rPr>
             <w:rStyle w:val="Hyperlink"/>
@@ -649,7 +649,7 @@
             <w:noProof/>
             <w:webHidden/>
           </w:rPr>
-          <w:instrText xml:space="preserve"> PAGEREF _Toc241877248 \h </w:instrText>
+          <w:instrText xml:space="preserve"> PAGEREF _Toc241878473 \h </w:instrText>
         </w:r>
         <w:r>
           <w:rPr>
@@ -696,7 +696,7 @@
           <w14:ligatures w14:val="standardContextual"/>
         </w:rPr>
       </w:pPr>
-      <w:hyperlink w:anchor="_Toc241877249" w:history="1">
+      <w:hyperlink w:anchor="_Toc241878474" w:history="1">
         <w:r>
           <w:rPr>
             <w:rStyle w:val="Hyperlink"/>
@@ -723,7 +723,7 @@
             <w:noProof/>
             <w:webHidden/>
           </w:rPr>
-          <w:instrText xml:space="preserve"> PAGEREF _Toc241877249 \h </w:instrText>
+          <w:instrText xml:space="preserve"> PAGEREF _Toc241878474 \h </w:instrText>
         </w:r>
         <w:r>
           <w:rPr>
@@ -770,7 +770,7 @@
           <w14:ligatures w14:val="standardContextual"/>
         </w:rPr>
       </w:pPr>
-      <w:hyperlink w:anchor="_Toc241877250" w:history="1">
+      <w:hyperlink w:anchor="_Toc241878475" w:history="1">
         <w:r>
           <w:rPr>
             <w:rStyle w:val="Hyperlink"/>
@@ -797,7 +797,7 @@
             <w:noProof/>
             <w:webHidden/>
           </w:rPr>
-          <w:instrText xml:space="preserve"> PAGEREF _Toc241877250 \h </w:instrText>
+          <w:instrText xml:space="preserve"> PAGEREF _Toc241878475 \h </w:instrText>
         </w:r>
         <w:r>
           <w:rPr>
@@ -844,7 +844,7 @@
           <w14:ligatures w14:val="standardContextual"/>
         </w:rPr>
       </w:pPr>
-      <w:hyperlink w:anchor="_Toc241877251" w:history="1">
+      <w:hyperlink w:anchor="_Toc241878476" w:history="1">
         <w:r>
           <w:rPr>
             <w:rStyle w:val="Hyperlink"/>
@@ -871,7 +871,7 @@
             <w:noProof/>
             <w:webHidden/>
           </w:rPr>
-          <w:instrText xml:space="preserve"> PAGEREF _Toc241877251 \h </w:instrText>
+          <w:instrText xml:space="preserve"> PAGEREF _Toc241878476 \h </w:instrText>
         </w:r>
         <w:r>
           <w:rPr>
@@ -918,13 +918,13 @@
           <w14:ligatures w14:val="standardContextual"/>
         </w:rPr>
       </w:pPr>
-      <w:hyperlink w:anchor="_Toc241877252" w:history="1">
+      <w:hyperlink w:anchor="_Toc241878477" w:history="1">
         <w:r>
           <w:rPr>
             <w:rStyle w:val="Hyperlink"/>
             <w:noProof/>
           </w:rPr>
-          <w:t>1.3 Comparison with the PCF Gallery N:N control</w:t>
+          <w:t>1.3 Comparison with other PCF Gallery controls</w:t>
         </w:r>
         <w:r>
           <w:rPr>
@@ -945,7 +945,7 @@
             <w:noProof/>
             <w:webHidden/>
           </w:rPr>
-          <w:instrText xml:space="preserve"> PAGEREF _Toc241877252 \h </w:instrText>
+          <w:instrText xml:space="preserve"> PAGEREF _Toc241878477 \h </w:instrText>
         </w:r>
         <w:r>
           <w:rPr>
@@ -992,7 +992,7 @@
           <w14:ligatures w14:val="standardContextual"/>
         </w:rPr>
       </w:pPr>
-      <w:hyperlink w:anchor="_Toc241877253" w:history="1">
+      <w:hyperlink w:anchor="_Toc241878478" w:history="1">
         <w:r>
           <w:rPr>
             <w:rStyle w:val="Hyperlink"/>
@@ -1019,7 +1019,7 @@
             <w:noProof/>
             <w:webHidden/>
           </w:rPr>
-          <w:instrText xml:space="preserve"> PAGEREF _Toc241877253 \h </w:instrText>
+          <w:instrText xml:space="preserve"> PAGEREF _Toc241878478 \h </w:instrText>
         </w:r>
         <w:r>
           <w:rPr>
@@ -1039,7 +1039,7 @@
             <w:noProof/>
             <w:webHidden/>
           </w:rPr>
-          <w:t>6</w:t>
+          <w:t>7</w:t>
         </w:r>
         <w:r>
           <w:rPr>
@@ -1066,7 +1066,7 @@
           <w14:ligatures w14:val="standardContextual"/>
         </w:rPr>
       </w:pPr>
-      <w:hyperlink w:anchor="_Toc241877254" w:history="1">
+      <w:hyperlink w:anchor="_Toc241878479" w:history="1">
         <w:r>
           <w:rPr>
             <w:rStyle w:val="Hyperlink"/>
@@ -1093,7 +1093,7 @@
             <w:noProof/>
             <w:webHidden/>
           </w:rPr>
-          <w:instrText xml:space="preserve"> PAGEREF _Toc241877254 \h </w:instrText>
+          <w:instrText xml:space="preserve"> PAGEREF _Toc241878479 \h </w:instrText>
         </w:r>
         <w:r>
           <w:rPr>
@@ -1113,7 +1113,7 @@
             <w:noProof/>
             <w:webHidden/>
           </w:rPr>
-          <w:t>6</w:t>
+          <w:t>7</w:t>
         </w:r>
         <w:r>
           <w:rPr>
@@ -1140,7 +1140,7 @@
           <w14:ligatures w14:val="standardContextual"/>
         </w:rPr>
       </w:pPr>
-      <w:hyperlink w:anchor="_Toc241877255" w:history="1">
+      <w:hyperlink w:anchor="_Toc241878480" w:history="1">
         <w:r>
           <w:rPr>
             <w:rStyle w:val="Hyperlink"/>
@@ -1167,7 +1167,7 @@
             <w:noProof/>
             <w:webHidden/>
           </w:rPr>
-          <w:instrText xml:space="preserve"> PAGEREF _Toc241877255 \h </w:instrText>
+          <w:instrText xml:space="preserve"> PAGEREF _Toc241878480 \h </w:instrText>
         </w:r>
         <w:r>
           <w:rPr>
@@ -1214,7 +1214,7 @@
           <w14:ligatures w14:val="standardContextual"/>
         </w:rPr>
       </w:pPr>
-      <w:hyperlink w:anchor="_Toc241877256" w:history="1">
+      <w:hyperlink w:anchor="_Toc241878481" w:history="1">
         <w:r>
           <w:rPr>
             <w:rStyle w:val="Hyperlink"/>
@@ -1241,7 +1241,7 @@
             <w:noProof/>
             <w:webHidden/>
           </w:rPr>
-          <w:instrText xml:space="preserve"> PAGEREF _Toc241877256 \h </w:instrText>
+          <w:instrText xml:space="preserve"> PAGEREF _Toc241878481 \h </w:instrText>
         </w:r>
         <w:r>
           <w:rPr>
@@ -1261,7 +1261,7 @@
             <w:noProof/>
             <w:webHidden/>
           </w:rPr>
-          <w:t>7</w:t>
+          <w:t>8</w:t>
         </w:r>
         <w:r>
           <w:rPr>
@@ -1288,7 +1288,7 @@
           <w14:ligatures w14:val="standardContextual"/>
         </w:rPr>
       </w:pPr>
-      <w:hyperlink w:anchor="_Toc241877257" w:history="1">
+      <w:hyperlink w:anchor="_Toc241878482" w:history="1">
         <w:r>
           <w:rPr>
             <w:rStyle w:val="Hyperlink"/>
@@ -1315,7 +1315,7 @@
             <w:noProof/>
             <w:webHidden/>
           </w:rPr>
-          <w:instrText xml:space="preserve"> PAGEREF _Toc241877257 \h </w:instrText>
+          <w:instrText xml:space="preserve"> PAGEREF _Toc241878482 \h </w:instrText>
         </w:r>
         <w:r>
           <w:rPr>
@@ -1362,7 +1362,7 @@
           <w14:ligatures w14:val="standardContextual"/>
         </w:rPr>
       </w:pPr>
-      <w:hyperlink w:anchor="_Toc241877258" w:history="1">
+      <w:hyperlink w:anchor="_Toc241878483" w:history="1">
         <w:r>
           <w:rPr>
             <w:rStyle w:val="Hyperlink"/>
@@ -1389,7 +1389,7 @@
             <w:noProof/>
             <w:webHidden/>
           </w:rPr>
-          <w:instrText xml:space="preserve"> PAGEREF _Toc241877258 \h </w:instrText>
+          <w:instrText xml:space="preserve"> PAGEREF _Toc241878483 \h </w:instrText>
         </w:r>
         <w:r>
           <w:rPr>
@@ -1436,7 +1436,7 @@
           <w14:ligatures w14:val="standardContextual"/>
         </w:rPr>
       </w:pPr>
-      <w:hyperlink w:anchor="_Toc241877259" w:history="1">
+      <w:hyperlink w:anchor="_Toc241878484" w:history="1">
         <w:r>
           <w:rPr>
             <w:rStyle w:val="Hyperlink"/>
@@ -1463,7 +1463,7 @@
             <w:noProof/>
             <w:webHidden/>
           </w:rPr>
-          <w:instrText xml:space="preserve"> PAGEREF _Toc241877259 \h </w:instrText>
+          <w:instrText xml:space="preserve"> PAGEREF _Toc241878484 \h </w:instrText>
         </w:r>
         <w:r>
           <w:rPr>
@@ -1510,7 +1510,7 @@
           <w14:ligatures w14:val="standardContextual"/>
         </w:rPr>
       </w:pPr>
-      <w:hyperlink w:anchor="_Toc241877260" w:history="1">
+      <w:hyperlink w:anchor="_Toc241878485" w:history="1">
         <w:r>
           <w:rPr>
             <w:rStyle w:val="Hyperlink"/>
@@ -1537,7 +1537,7 @@
             <w:noProof/>
             <w:webHidden/>
           </w:rPr>
-          <w:instrText xml:space="preserve"> PAGEREF _Toc241877260 \h </w:instrText>
+          <w:instrText xml:space="preserve"> PAGEREF _Toc241878485 \h </w:instrText>
         </w:r>
         <w:r>
           <w:rPr>
@@ -1584,7 +1584,7 @@
           <w14:ligatures w14:val="standardContextual"/>
         </w:rPr>
       </w:pPr>
-      <w:hyperlink w:anchor="_Toc241877261" w:history="1">
+      <w:hyperlink w:anchor="_Toc241878486" w:history="1">
         <w:r>
           <w:rPr>
             <w:rStyle w:val="Hyperlink"/>
@@ -1611,7 +1611,7 @@
             <w:noProof/>
             <w:webHidden/>
           </w:rPr>
-          <w:instrText xml:space="preserve"> PAGEREF _Toc241877261 \h </w:instrText>
+          <w:instrText xml:space="preserve"> PAGEREF _Toc241878486 \h </w:instrText>
         </w:r>
         <w:r>
           <w:rPr>
@@ -1631,7 +1631,7 @@
             <w:noProof/>
             <w:webHidden/>
           </w:rPr>
-          <w:t>12</w:t>
+          <w:t>13</w:t>
         </w:r>
         <w:r>
           <w:rPr>
@@ -1658,7 +1658,7 @@
           <w14:ligatures w14:val="standardContextual"/>
         </w:rPr>
       </w:pPr>
-      <w:hyperlink w:anchor="_Toc241877262" w:history="1">
+      <w:hyperlink w:anchor="_Toc241878487" w:history="1">
         <w:r>
           <w:rPr>
             <w:rStyle w:val="Hyperlink"/>
@@ -1685,7 +1685,7 @@
             <w:noProof/>
             <w:webHidden/>
           </w:rPr>
-          <w:instrText xml:space="preserve"> PAGEREF _Toc241877262 \h </w:instrText>
+          <w:instrText xml:space="preserve"> PAGEREF _Toc241878487 \h </w:instrText>
         </w:r>
         <w:r>
           <w:rPr>
@@ -1705,7 +1705,7 @@
             <w:noProof/>
             <w:webHidden/>
           </w:rPr>
-          <w:t>13</w:t>
+          <w:t>14</w:t>
         </w:r>
         <w:r>
           <w:rPr>
@@ -1732,7 +1732,7 @@
           <w14:ligatures w14:val="standardContextual"/>
         </w:rPr>
       </w:pPr>
-      <w:hyperlink w:anchor="_Toc241877263" w:history="1">
+      <w:hyperlink w:anchor="_Toc241878488" w:history="1">
         <w:r>
           <w:rPr>
             <w:rStyle w:val="Hyperlink"/>
@@ -1759,7 +1759,7 @@
             <w:noProof/>
             <w:webHidden/>
           </w:rPr>
-          <w:instrText xml:space="preserve"> PAGEREF _Toc241877263 \h </w:instrText>
+          <w:instrText xml:space="preserve"> PAGEREF _Toc241878488 \h </w:instrText>
         </w:r>
         <w:r>
           <w:rPr>
@@ -1806,7 +1806,7 @@
           <w14:ligatures w14:val="standardContextual"/>
         </w:rPr>
       </w:pPr>
-      <w:hyperlink w:anchor="_Toc241877264" w:history="1">
+      <w:hyperlink w:anchor="_Toc241878489" w:history="1">
         <w:r>
           <w:rPr>
             <w:rStyle w:val="Hyperlink"/>
@@ -1833,7 +1833,7 @@
             <w:noProof/>
             <w:webHidden/>
           </w:rPr>
-          <w:instrText xml:space="preserve"> PAGEREF _Toc241877264 \h </w:instrText>
+          <w:instrText xml:space="preserve"> PAGEREF _Toc241878489 \h </w:instrText>
         </w:r>
         <w:r>
           <w:rPr>
@@ -1880,7 +1880,7 @@
           <w14:ligatures w14:val="standardContextual"/>
         </w:rPr>
       </w:pPr>
-      <w:hyperlink w:anchor="_Toc241877265" w:history="1">
+      <w:hyperlink w:anchor="_Toc241878490" w:history="1">
         <w:r>
           <w:rPr>
             <w:rStyle w:val="Hyperlink"/>
@@ -1907,7 +1907,7 @@
             <w:noProof/>
             <w:webHidden/>
           </w:rPr>
-          <w:instrText xml:space="preserve"> PAGEREF _Toc241877265 \h </w:instrText>
+          <w:instrText xml:space="preserve"> PAGEREF _Toc241878490 \h </w:instrText>
         </w:r>
         <w:r>
           <w:rPr>
@@ -1927,7 +1927,7 @@
             <w:noProof/>
             <w:webHidden/>
           </w:rPr>
-          <w:t>14</w:t>
+          <w:t>15</w:t>
         </w:r>
         <w:r>
           <w:rPr>
@@ -1954,7 +1954,7 @@
           <w14:ligatures w14:val="standardContextual"/>
         </w:rPr>
       </w:pPr>
-      <w:hyperlink w:anchor="_Toc241877266" w:history="1">
+      <w:hyperlink w:anchor="_Toc241878491" w:history="1">
         <w:r>
           <w:rPr>
             <w:rStyle w:val="Hyperlink"/>
@@ -1981,7 +1981,7 @@
             <w:noProof/>
             <w:webHidden/>
           </w:rPr>
-          <w:instrText xml:space="preserve"> PAGEREF _Toc241877266 \h </w:instrText>
+          <w:instrText xml:space="preserve"> PAGEREF _Toc241878491 \h </w:instrText>
         </w:r>
         <w:r>
           <w:rPr>
@@ -2028,7 +2028,7 @@
           <w14:ligatures w14:val="standardContextual"/>
         </w:rPr>
       </w:pPr>
-      <w:hyperlink w:anchor="_Toc241877267" w:history="1">
+      <w:hyperlink w:anchor="_Toc241878492" w:history="1">
         <w:r>
           <w:rPr>
             <w:rStyle w:val="Hyperlink"/>
@@ -2055,7 +2055,7 @@
             <w:noProof/>
             <w:webHidden/>
           </w:rPr>
-          <w:instrText xml:space="preserve"> PAGEREF _Toc241877267 \h </w:instrText>
+          <w:instrText xml:space="preserve"> PAGEREF _Toc241878492 \h </w:instrText>
         </w:r>
         <w:r>
           <w:rPr>
@@ -2075,7 +2075,7 @@
             <w:noProof/>
             <w:webHidden/>
           </w:rPr>
-          <w:t>18</w:t>
+          <w:t>19</w:t>
         </w:r>
         <w:r>
           <w:rPr>
@@ -2102,7 +2102,7 @@
           <w14:ligatures w14:val="standardContextual"/>
         </w:rPr>
       </w:pPr>
-      <w:hyperlink w:anchor="_Toc241877268" w:history="1">
+      <w:hyperlink w:anchor="_Toc241878493" w:history="1">
         <w:r>
           <w:rPr>
             <w:rStyle w:val="Hyperlink"/>
@@ -2129,7 +2129,7 @@
             <w:noProof/>
             <w:webHidden/>
           </w:rPr>
-          <w:instrText xml:space="preserve"> PAGEREF _Toc241877268 \h </w:instrText>
+          <w:instrText xml:space="preserve"> PAGEREF _Toc241878493 \h </w:instrText>
         </w:r>
         <w:r>
           <w:rPr>
@@ -2176,7 +2176,7 @@
           <w14:ligatures w14:val="standardContextual"/>
         </w:rPr>
       </w:pPr>
-      <w:hyperlink w:anchor="_Toc241877269" w:history="1">
+      <w:hyperlink w:anchor="_Toc241878494" w:history="1">
         <w:r>
           <w:rPr>
             <w:rStyle w:val="Hyperlink"/>
@@ -2203,7 +2203,7 @@
             <w:noProof/>
             <w:webHidden/>
           </w:rPr>
-          <w:instrText xml:space="preserve"> PAGEREF _Toc241877269 \h </w:instrText>
+          <w:instrText xml:space="preserve"> PAGEREF _Toc241878494 \h </w:instrText>
         </w:r>
         <w:r>
           <w:rPr>
@@ -2223,7 +2223,7 @@
             <w:noProof/>
             <w:webHidden/>
           </w:rPr>
-          <w:t>19</w:t>
+          <w:t>20</w:t>
         </w:r>
         <w:r>
           <w:rPr>
@@ -2250,7 +2250,7 @@
           <w14:ligatures w14:val="standardContextual"/>
         </w:rPr>
       </w:pPr>
-      <w:hyperlink w:anchor="_Toc241877270" w:history="1">
+      <w:hyperlink w:anchor="_Toc241878495" w:history="1">
         <w:r>
           <w:rPr>
             <w:rStyle w:val="Hyperlink"/>
@@ -2277,7 +2277,7 @@
             <w:noProof/>
             <w:webHidden/>
           </w:rPr>
-          <w:instrText xml:space="preserve"> PAGEREF _Toc241877270 \h </w:instrText>
+          <w:instrText xml:space="preserve"> PAGEREF _Toc241878495 \h </w:instrText>
         </w:r>
         <w:r>
           <w:rPr>
@@ -2297,7 +2297,7 @@
             <w:noProof/>
             <w:webHidden/>
           </w:rPr>
-          <w:t>20</w:t>
+          <w:t>21</w:t>
         </w:r>
         <w:r>
           <w:rPr>
@@ -2324,7 +2324,7 @@
           <w14:ligatures w14:val="standardContextual"/>
         </w:rPr>
       </w:pPr>
-      <w:hyperlink w:anchor="_Toc241877271" w:history="1">
+      <w:hyperlink w:anchor="_Toc241878496" w:history="1">
         <w:r>
           <w:rPr>
             <w:rStyle w:val="Hyperlink"/>
@@ -2351,7 +2351,7 @@
             <w:noProof/>
             <w:webHidden/>
           </w:rPr>
-          <w:instrText xml:space="preserve"> PAGEREF _Toc241877271 \h </w:instrText>
+          <w:instrText xml:space="preserve"> PAGEREF _Toc241878496 \h </w:instrText>
         </w:r>
         <w:r>
           <w:rPr>
@@ -2398,7 +2398,7 @@
           <w14:ligatures w14:val="standardContextual"/>
         </w:rPr>
       </w:pPr>
-      <w:hyperlink w:anchor="_Toc241877272" w:history="1">
+      <w:hyperlink w:anchor="_Toc241878497" w:history="1">
         <w:r>
           <w:rPr>
             <w:rStyle w:val="Hyperlink"/>
@@ -2425,7 +2425,7 @@
             <w:noProof/>
             <w:webHidden/>
           </w:rPr>
-          <w:instrText xml:space="preserve"> PAGEREF _Toc241877272 \h </w:instrText>
+          <w:instrText xml:space="preserve"> PAGEREF _Toc241878497 \h </w:instrText>
         </w:r>
         <w:r>
           <w:rPr>
@@ -2472,7 +2472,7 @@
           <w14:ligatures w14:val="standardContextual"/>
         </w:rPr>
       </w:pPr>
-      <w:hyperlink w:anchor="_Toc241877273" w:history="1">
+      <w:hyperlink w:anchor="_Toc241878498" w:history="1">
         <w:r>
           <w:rPr>
             <w:rStyle w:val="Hyperlink"/>
@@ -2499,7 +2499,7 @@
             <w:noProof/>
             <w:webHidden/>
           </w:rPr>
-          <w:instrText xml:space="preserve"> PAGEREF _Toc241877273 \h </w:instrText>
+          <w:instrText xml:space="preserve"> PAGEREF _Toc241878498 \h </w:instrText>
         </w:r>
         <w:r>
           <w:rPr>
@@ -2519,7 +2519,7 @@
             <w:noProof/>
             <w:webHidden/>
           </w:rPr>
-          <w:t>21</w:t>
+          <w:t>22</w:t>
         </w:r>
         <w:r>
           <w:rPr>
@@ -2546,7 +2546,7 @@
           <w14:ligatures w14:val="standardContextual"/>
         </w:rPr>
       </w:pPr>
-      <w:hyperlink w:anchor="_Toc241877274" w:history="1">
+      <w:hyperlink w:anchor="_Toc241878499" w:history="1">
         <w:r>
           <w:rPr>
             <w:rStyle w:val="Hyperlink"/>
@@ -2573,7 +2573,7 @@
             <w:noProof/>
             <w:webHidden/>
           </w:rPr>
-          <w:instrText xml:space="preserve"> PAGEREF _Toc241877274 \h </w:instrText>
+          <w:instrText xml:space="preserve"> PAGEREF _Toc241878499 \h </w:instrText>
         </w:r>
         <w:r>
           <w:rPr>
@@ -2620,7 +2620,7 @@
           <w14:ligatures w14:val="standardContextual"/>
         </w:rPr>
       </w:pPr>
-      <w:hyperlink w:anchor="_Toc241877275" w:history="1">
+      <w:hyperlink w:anchor="_Toc241878500" w:history="1">
         <w:r>
           <w:rPr>
             <w:rStyle w:val="Hyperlink"/>
@@ -2647,7 +2647,7 @@
             <w:noProof/>
             <w:webHidden/>
           </w:rPr>
-          <w:instrText xml:space="preserve"> PAGEREF _Toc241877275 \h </w:instrText>
+          <w:instrText xml:space="preserve"> PAGEREF _Toc241878500 \h </w:instrText>
         </w:r>
         <w:r>
           <w:rPr>
@@ -2667,7 +2667,7 @@
             <w:noProof/>
             <w:webHidden/>
           </w:rPr>
-          <w:t>22</w:t>
+          <w:t>23</w:t>
         </w:r>
         <w:r>
           <w:rPr>
@@ -2694,7 +2694,7 @@
           <w14:ligatures w14:val="standardContextual"/>
         </w:rPr>
       </w:pPr>
-      <w:hyperlink w:anchor="_Toc241877276" w:history="1">
+      <w:hyperlink w:anchor="_Toc241878501" w:history="1">
         <w:r>
           <w:rPr>
             <w:rStyle w:val="Hyperlink"/>
@@ -2721,7 +2721,7 @@
             <w:noProof/>
             <w:webHidden/>
           </w:rPr>
-          <w:instrText xml:space="preserve"> PAGEREF _Toc241877276 \h </w:instrText>
+          <w:instrText xml:space="preserve"> PAGEREF _Toc241878501 \h </w:instrText>
         </w:r>
         <w:r>
           <w:rPr>
@@ -2741,7 +2741,7 @@
             <w:noProof/>
             <w:webHidden/>
           </w:rPr>
-          <w:t>23</w:t>
+          <w:t>24</w:t>
         </w:r>
         <w:r>
           <w:rPr>
@@ -2768,7 +2768,7 @@
           <w14:ligatures w14:val="standardContextual"/>
         </w:rPr>
       </w:pPr>
-      <w:hyperlink w:anchor="_Toc241877277" w:history="1">
+      <w:hyperlink w:anchor="_Toc241878502" w:history="1">
         <w:r>
           <w:rPr>
             <w:rStyle w:val="Hyperlink"/>
@@ -2795,7 +2795,7 @@
             <w:noProof/>
             <w:webHidden/>
           </w:rPr>
-          <w:instrText xml:space="preserve"> PAGEREF _Toc241877277 \h </w:instrText>
+          <w:instrText xml:space="preserve"> PAGEREF _Toc241878502 \h </w:instrText>
         </w:r>
         <w:r>
           <w:rPr>
@@ -2815,7 +2815,7 @@
             <w:noProof/>
             <w:webHidden/>
           </w:rPr>
-          <w:t>23</w:t>
+          <w:t>24</w:t>
         </w:r>
         <w:r>
           <w:rPr>
@@ -2842,7 +2842,7 @@
           <w14:ligatures w14:val="standardContextual"/>
         </w:rPr>
       </w:pPr>
-      <w:hyperlink w:anchor="_Toc241877278" w:history="1">
+      <w:hyperlink w:anchor="_Toc241878503" w:history="1">
         <w:r>
           <w:rPr>
             <w:rStyle w:val="Hyperlink"/>
@@ -2869,7 +2869,7 @@
             <w:noProof/>
             <w:webHidden/>
           </w:rPr>
-          <w:instrText xml:space="preserve"> PAGEREF _Toc241877278 \h </w:instrText>
+          <w:instrText xml:space="preserve"> PAGEREF _Toc241878503 \h </w:instrText>
         </w:r>
         <w:r>
           <w:rPr>
@@ -2916,7 +2916,7 @@
           <w14:ligatures w14:val="standardContextual"/>
         </w:rPr>
       </w:pPr>
-      <w:hyperlink w:anchor="_Toc241877279" w:history="1">
+      <w:hyperlink w:anchor="_Toc241878504" w:history="1">
         <w:r>
           <w:rPr>
             <w:rStyle w:val="Hyperlink"/>
@@ -2943,7 +2943,7 @@
             <w:noProof/>
             <w:webHidden/>
           </w:rPr>
-          <w:instrText xml:space="preserve"> PAGEREF _Toc241877279 \h </w:instrText>
+          <w:instrText xml:space="preserve"> PAGEREF _Toc241878504 \h </w:instrText>
         </w:r>
         <w:r>
           <w:rPr>
@@ -2990,7 +2990,7 @@
           <w14:ligatures w14:val="standardContextual"/>
         </w:rPr>
       </w:pPr>
-      <w:hyperlink w:anchor="_Toc241877280" w:history="1">
+      <w:hyperlink w:anchor="_Toc241878505" w:history="1">
         <w:r>
           <w:rPr>
             <w:rStyle w:val="Hyperlink"/>
@@ -3017,7 +3017,7 @@
             <w:noProof/>
             <w:webHidden/>
           </w:rPr>
-          <w:instrText xml:space="preserve"> PAGEREF _Toc241877280 \h </w:instrText>
+          <w:instrText xml:space="preserve"> PAGEREF _Toc241878505 \h </w:instrText>
         </w:r>
         <w:r>
           <w:rPr>
@@ -3064,7 +3064,7 @@
           <w14:ligatures w14:val="standardContextual"/>
         </w:rPr>
       </w:pPr>
-      <w:hyperlink w:anchor="_Toc241877281" w:history="1">
+      <w:hyperlink w:anchor="_Toc241878506" w:history="1">
         <w:r>
           <w:rPr>
             <w:rStyle w:val="Hyperlink"/>
@@ -3091,7 +3091,7 @@
             <w:noProof/>
             <w:webHidden/>
           </w:rPr>
-          <w:instrText xml:space="preserve"> PAGEREF _Toc241877281 \h </w:instrText>
+          <w:instrText xml:space="preserve"> PAGEREF _Toc241878506 \h </w:instrText>
         </w:r>
         <w:r>
           <w:rPr>
@@ -3138,7 +3138,7 @@
           <w14:ligatures w14:val="standardContextual"/>
         </w:rPr>
       </w:pPr>
-      <w:hyperlink w:anchor="_Toc241877282" w:history="1">
+      <w:hyperlink w:anchor="_Toc241878507" w:history="1">
         <w:r>
           <w:rPr>
             <w:rStyle w:val="Hyperlink"/>
@@ -3165,7 +3165,7 @@
             <w:noProof/>
             <w:webHidden/>
           </w:rPr>
-          <w:instrText xml:space="preserve"> PAGEREF _Toc241877282 \h </w:instrText>
+          <w:instrText xml:space="preserve"> PAGEREF _Toc241878507 \h </w:instrText>
         </w:r>
         <w:r>
           <w:rPr>
@@ -3212,7 +3212,7 @@
           <w14:ligatures w14:val="standardContextual"/>
         </w:rPr>
       </w:pPr>
-      <w:hyperlink w:anchor="_Toc241877283" w:history="1">
+      <w:hyperlink w:anchor="_Toc241878508" w:history="1">
         <w:r>
           <w:rPr>
             <w:rStyle w:val="Hyperlink"/>
@@ -3239,7 +3239,7 @@
             <w:noProof/>
             <w:webHidden/>
           </w:rPr>
-          <w:instrText xml:space="preserve"> PAGEREF _Toc241877283 \h </w:instrText>
+          <w:instrText xml:space="preserve"> PAGEREF _Toc241878508 \h </w:instrText>
         </w:r>
         <w:r>
           <w:rPr>
@@ -3286,7 +3286,7 @@
           <w14:ligatures w14:val="standardContextual"/>
         </w:rPr>
       </w:pPr>
-      <w:hyperlink w:anchor="_Toc241877284" w:history="1">
+      <w:hyperlink w:anchor="_Toc241878509" w:history="1">
         <w:r>
           <w:rPr>
             <w:rStyle w:val="Hyperlink"/>
@@ -3313,7 +3313,7 @@
             <w:noProof/>
             <w:webHidden/>
           </w:rPr>
-          <w:instrText xml:space="preserve"> PAGEREF _Toc241877284 \h </w:instrText>
+          <w:instrText xml:space="preserve"> PAGEREF _Toc241878509 \h </w:instrText>
         </w:r>
         <w:r>
           <w:rPr>
@@ -3360,7 +3360,7 @@
           <w14:ligatures w14:val="standardContextual"/>
         </w:rPr>
       </w:pPr>
-      <w:hyperlink w:anchor="_Toc241877285" w:history="1">
+      <w:hyperlink w:anchor="_Toc241878510" w:history="1">
         <w:r>
           <w:rPr>
             <w:rStyle w:val="Hyperlink"/>
@@ -3387,7 +3387,7 @@
             <w:noProof/>
             <w:webHidden/>
           </w:rPr>
-          <w:instrText xml:space="preserve"> PAGEREF _Toc241877285 \h </w:instrText>
+          <w:instrText xml:space="preserve"> PAGEREF _Toc241878510 \h </w:instrText>
         </w:r>
         <w:r>
           <w:rPr>
@@ -3434,7 +3434,7 @@
           <w14:ligatures w14:val="standardContextual"/>
         </w:rPr>
       </w:pPr>
-      <w:hyperlink w:anchor="_Toc241877286" w:history="1">
+      <w:hyperlink w:anchor="_Toc241878511" w:history="1">
         <w:r>
           <w:rPr>
             <w:rStyle w:val="Hyperlink"/>
@@ -3461,7 +3461,7 @@
             <w:noProof/>
             <w:webHidden/>
           </w:rPr>
-          <w:instrText xml:space="preserve"> PAGEREF _Toc241877286 \h </w:instrText>
+          <w:instrText xml:space="preserve"> PAGEREF _Toc241878511 \h </w:instrText>
         </w:r>
         <w:r>
           <w:rPr>
@@ -3508,7 +3508,7 @@
           <w14:ligatures w14:val="standardContextual"/>
         </w:rPr>
       </w:pPr>
-      <w:hyperlink w:anchor="_Toc241877287" w:history="1">
+      <w:hyperlink w:anchor="_Toc241878512" w:history="1">
         <w:r>
           <w:rPr>
             <w:rStyle w:val="Hyperlink"/>
@@ -3535,7 +3535,7 @@
             <w:noProof/>
             <w:webHidden/>
           </w:rPr>
-          <w:instrText xml:space="preserve"> PAGEREF _Toc241877287 \h </w:instrText>
+          <w:instrText xml:space="preserve"> PAGEREF _Toc241878512 \h </w:instrText>
         </w:r>
         <w:r>
           <w:rPr>
@@ -3582,7 +3582,7 @@
           <w14:ligatures w14:val="standardContextual"/>
         </w:rPr>
       </w:pPr>
-      <w:hyperlink w:anchor="_Toc241877288" w:history="1">
+      <w:hyperlink w:anchor="_Toc241878513" w:history="1">
         <w:r>
           <w:rPr>
             <w:rStyle w:val="Hyperlink"/>
@@ -3609,7 +3609,7 @@
             <w:noProof/>
             <w:webHidden/>
           </w:rPr>
-          <w:instrText xml:space="preserve"> PAGEREF _Toc241877288 \h </w:instrText>
+          <w:instrText xml:space="preserve"> PAGEREF _Toc241878513 \h </w:instrText>
         </w:r>
         <w:r>
           <w:rPr>
@@ -3656,7 +3656,7 @@
           <w14:ligatures w14:val="standardContextual"/>
         </w:rPr>
       </w:pPr>
-      <w:hyperlink w:anchor="_Toc241877289" w:history="1">
+      <w:hyperlink w:anchor="_Toc241878514" w:history="1">
         <w:r>
           <w:rPr>
             <w:rStyle w:val="Hyperlink"/>
@@ -3683,7 +3683,7 @@
             <w:noProof/>
             <w:webHidden/>
           </w:rPr>
-          <w:instrText xml:space="preserve"> PAGEREF _Toc241877289 \h </w:instrText>
+          <w:instrText xml:space="preserve"> PAGEREF _Toc241878514 \h </w:instrText>
         </w:r>
         <w:r>
           <w:rPr>
@@ -3730,7 +3730,7 @@
           <w14:ligatures w14:val="standardContextual"/>
         </w:rPr>
       </w:pPr>
-      <w:hyperlink w:anchor="_Toc241877290" w:history="1">
+      <w:hyperlink w:anchor="_Toc241878515" w:history="1">
         <w:r>
           <w:rPr>
             <w:rStyle w:val="Hyperlink"/>
@@ -3757,7 +3757,7 @@
             <w:noProof/>
             <w:webHidden/>
           </w:rPr>
-          <w:instrText xml:space="preserve"> PAGEREF _Toc241877290 \h </w:instrText>
+          <w:instrText xml:space="preserve"> PAGEREF _Toc241878515 \h </w:instrText>
         </w:r>
         <w:r>
           <w:rPr>
@@ -3804,7 +3804,7 @@
           <w14:ligatures w14:val="standardContextual"/>
         </w:rPr>
       </w:pPr>
-      <w:hyperlink w:anchor="_Toc241877291" w:history="1">
+      <w:hyperlink w:anchor="_Toc241878516" w:history="1">
         <w:r>
           <w:rPr>
             <w:rStyle w:val="Hyperlink"/>
@@ -3831,7 +3831,7 @@
             <w:noProof/>
             <w:webHidden/>
           </w:rPr>
-          <w:instrText xml:space="preserve"> PAGEREF _Toc241877291 \h </w:instrText>
+          <w:instrText xml:space="preserve"> PAGEREF _Toc241878516 \h </w:instrText>
         </w:r>
         <w:r>
           <w:rPr>
@@ -3878,7 +3878,7 @@
           <w14:ligatures w14:val="standardContextual"/>
         </w:rPr>
       </w:pPr>
-      <w:hyperlink w:anchor="_Toc241877292" w:history="1">
+      <w:hyperlink w:anchor="_Toc241878517" w:history="1">
         <w:r>
           <w:rPr>
             <w:rStyle w:val="Hyperlink"/>
@@ -3905,7 +3905,7 @@
             <w:noProof/>
             <w:webHidden/>
           </w:rPr>
-          <w:instrText xml:space="preserve"> PAGEREF _Toc241877292 \h </w:instrText>
+          <w:instrText xml:space="preserve"> PAGEREF _Toc241878517 \h </w:instrText>
         </w:r>
         <w:r>
           <w:rPr>
@@ -3952,7 +3952,7 @@
           <w14:ligatures w14:val="standardContextual"/>
         </w:rPr>
       </w:pPr>
-      <w:hyperlink w:anchor="_Toc241877293" w:history="1">
+      <w:hyperlink w:anchor="_Toc241878518" w:history="1">
         <w:r>
           <w:rPr>
             <w:rStyle w:val="Hyperlink"/>
@@ -3979,7 +3979,7 @@
             <w:noProof/>
             <w:webHidden/>
           </w:rPr>
-          <w:instrText xml:space="preserve"> PAGEREF _Toc241877293 \h </w:instrText>
+          <w:instrText xml:space="preserve"> PAGEREF _Toc241878518 \h </w:instrText>
         </w:r>
         <w:r>
           <w:rPr>
@@ -4026,7 +4026,7 @@
           <w14:ligatures w14:val="standardContextual"/>
         </w:rPr>
       </w:pPr>
-      <w:hyperlink w:anchor="_Toc241877294" w:history="1">
+      <w:hyperlink w:anchor="_Toc241878519" w:history="1">
         <w:r>
           <w:rPr>
             <w:rStyle w:val="Hyperlink"/>
@@ -4053,7 +4053,7 @@
             <w:noProof/>
             <w:webHidden/>
           </w:rPr>
-          <w:instrText xml:space="preserve"> PAGEREF _Toc241877294 \h </w:instrText>
+          <w:instrText xml:space="preserve"> PAGEREF _Toc241878519 \h </w:instrText>
         </w:r>
         <w:r>
           <w:rPr>
@@ -4100,7 +4100,7 @@
           <w14:ligatures w14:val="standardContextual"/>
         </w:rPr>
       </w:pPr>
-      <w:hyperlink w:anchor="_Toc241877295" w:history="1">
+      <w:hyperlink w:anchor="_Toc241878520" w:history="1">
         <w:r>
           <w:rPr>
             <w:rStyle w:val="Hyperlink"/>
@@ -4127,7 +4127,7 @@
             <w:noProof/>
             <w:webHidden/>
           </w:rPr>
-          <w:instrText xml:space="preserve"> PAGEREF _Toc241877295 \h </w:instrText>
+          <w:instrText xml:space="preserve"> PAGEREF _Toc241878520 \h </w:instrText>
         </w:r>
         <w:r>
           <w:rPr>
@@ -4174,7 +4174,7 @@
           <w14:ligatures w14:val="standardContextual"/>
         </w:rPr>
       </w:pPr>
-      <w:hyperlink w:anchor="_Toc241877296" w:history="1">
+      <w:hyperlink w:anchor="_Toc241878521" w:history="1">
         <w:r>
           <w:rPr>
             <w:rStyle w:val="Hyperlink"/>
@@ -4201,7 +4201,7 @@
             <w:noProof/>
             <w:webHidden/>
           </w:rPr>
-          <w:instrText xml:space="preserve"> PAGEREF _Toc241877296 \h </w:instrText>
+          <w:instrText xml:space="preserve"> PAGEREF _Toc241878521 \h </w:instrText>
         </w:r>
         <w:r>
           <w:rPr>
@@ -4248,7 +4248,7 @@
           <w14:ligatures w14:val="standardContextual"/>
         </w:rPr>
       </w:pPr>
-      <w:hyperlink w:anchor="_Toc241877297" w:history="1">
+      <w:hyperlink w:anchor="_Toc241878522" w:history="1">
         <w:r>
           <w:rPr>
             <w:rStyle w:val="Hyperlink"/>
@@ -4275,7 +4275,7 @@
             <w:noProof/>
             <w:webHidden/>
           </w:rPr>
-          <w:instrText xml:space="preserve"> PAGEREF _Toc241877297 \h </w:instrText>
+          <w:instrText xml:space="preserve"> PAGEREF _Toc241878522 \h </w:instrText>
         </w:r>
         <w:r>
           <w:rPr>
@@ -4322,7 +4322,7 @@
           <w14:ligatures w14:val="standardContextual"/>
         </w:rPr>
       </w:pPr>
-      <w:hyperlink w:anchor="_Toc241877298" w:history="1">
+      <w:hyperlink w:anchor="_Toc241878523" w:history="1">
         <w:r>
           <w:rPr>
             <w:rStyle w:val="Hyperlink"/>
@@ -4349,7 +4349,7 @@
             <w:noProof/>
             <w:webHidden/>
           </w:rPr>
-          <w:instrText xml:space="preserve"> PAGEREF _Toc241877298 \h </w:instrText>
+          <w:instrText xml:space="preserve"> PAGEREF _Toc241878523 \h </w:instrText>
         </w:r>
         <w:r>
           <w:rPr>
@@ -4396,7 +4396,7 @@
           <w14:ligatures w14:val="standardContextual"/>
         </w:rPr>
       </w:pPr>
-      <w:hyperlink w:anchor="_Toc241877299" w:history="1">
+      <w:hyperlink w:anchor="_Toc241878524" w:history="1">
         <w:r>
           <w:rPr>
             <w:rStyle w:val="Hyperlink"/>
@@ -4423,7 +4423,7 @@
             <w:noProof/>
             <w:webHidden/>
           </w:rPr>
-          <w:instrText xml:space="preserve"> PAGEREF _Toc241877299 \h </w:instrText>
+          <w:instrText xml:space="preserve"> PAGEREF _Toc241878524 \h </w:instrText>
         </w:r>
         <w:r>
           <w:rPr>
@@ -4470,7 +4470,7 @@
           <w14:ligatures w14:val="standardContextual"/>
         </w:rPr>
       </w:pPr>
-      <w:hyperlink w:anchor="_Toc241877300" w:history="1">
+      <w:hyperlink w:anchor="_Toc241878525" w:history="1">
         <w:r>
           <w:rPr>
             <w:rStyle w:val="Hyperlink"/>
@@ -4497,7 +4497,7 @@
             <w:noProof/>
             <w:webHidden/>
           </w:rPr>
-          <w:instrText xml:space="preserve"> PAGEREF _Toc241877300 \h </w:instrText>
+          <w:instrText xml:space="preserve"> PAGEREF _Toc241878525 \h </w:instrText>
         </w:r>
         <w:r>
           <w:rPr>
@@ -4544,7 +4544,7 @@
           <w14:ligatures w14:val="standardContextual"/>
         </w:rPr>
       </w:pPr>
-      <w:hyperlink w:anchor="_Toc241877301" w:history="1">
+      <w:hyperlink w:anchor="_Toc241878526" w:history="1">
         <w:r>
           <w:rPr>
             <w:rStyle w:val="Hyperlink"/>
@@ -4571,7 +4571,7 @@
             <w:noProof/>
             <w:webHidden/>
           </w:rPr>
-          <w:instrText xml:space="preserve"> PAGEREF _Toc241877301 \h </w:instrText>
+          <w:instrText xml:space="preserve"> PAGEREF _Toc241878526 \h </w:instrText>
         </w:r>
         <w:r>
           <w:rPr>
@@ -4618,7 +4618,7 @@
           <w14:ligatures w14:val="standardContextual"/>
         </w:rPr>
       </w:pPr>
-      <w:hyperlink w:anchor="_Toc241877302" w:history="1">
+      <w:hyperlink w:anchor="_Toc241878527" w:history="1">
         <w:r>
           <w:rPr>
             <w:rStyle w:val="Hyperlink"/>
@@ -4645,7 +4645,7 @@
             <w:noProof/>
             <w:webHidden/>
           </w:rPr>
-          <w:instrText xml:space="preserve"> PAGEREF _Toc241877302 \h </w:instrText>
+          <w:instrText xml:space="preserve"> PAGEREF _Toc241878527 \h </w:instrText>
         </w:r>
         <w:r>
           <w:rPr>
@@ -4692,7 +4692,7 @@
           <w14:ligatures w14:val="standardContextual"/>
         </w:rPr>
       </w:pPr>
-      <w:hyperlink w:anchor="_Toc241877303" w:history="1">
+      <w:hyperlink w:anchor="_Toc241878528" w:history="1">
         <w:r>
           <w:rPr>
             <w:rStyle w:val="Hyperlink"/>
@@ -4719,7 +4719,7 @@
             <w:noProof/>
             <w:webHidden/>
           </w:rPr>
-          <w:instrText xml:space="preserve"> PAGEREF _Toc241877303 \h </w:instrText>
+          <w:instrText xml:space="preserve"> PAGEREF _Toc241878528 \h </w:instrText>
         </w:r>
         <w:r>
           <w:rPr>
@@ -4766,7 +4766,7 @@
           <w14:ligatures w14:val="standardContextual"/>
         </w:rPr>
       </w:pPr>
-      <w:hyperlink w:anchor="_Toc241877304" w:history="1">
+      <w:hyperlink w:anchor="_Toc241878529" w:history="1">
         <w:r>
           <w:rPr>
             <w:rStyle w:val="Hyperlink"/>
@@ -4793,7 +4793,7 @@
             <w:noProof/>
             <w:webHidden/>
           </w:rPr>
-          <w:instrText xml:space="preserve"> PAGEREF _Toc241877304 \h </w:instrText>
+          <w:instrText xml:space="preserve"> PAGEREF _Toc241878529 \h </w:instrText>
         </w:r>
         <w:r>
           <w:rPr>
@@ -4840,7 +4840,7 @@
           <w14:ligatures w14:val="standardContextual"/>
         </w:rPr>
       </w:pPr>
-      <w:hyperlink w:anchor="_Toc241877305" w:history="1">
+      <w:hyperlink w:anchor="_Toc241878530" w:history="1">
         <w:r>
           <w:rPr>
             <w:rStyle w:val="Hyperlink"/>
@@ -4867,7 +4867,7 @@
             <w:noProof/>
             <w:webHidden/>
           </w:rPr>
-          <w:instrText xml:space="preserve"> PAGEREF _Toc241877305 \h </w:instrText>
+          <w:instrText xml:space="preserve"> PAGEREF _Toc241878530 \h </w:instrText>
         </w:r>
         <w:r>
           <w:rPr>
@@ -4914,7 +4914,7 @@
           <w14:ligatures w14:val="standardContextual"/>
         </w:rPr>
       </w:pPr>
-      <w:hyperlink w:anchor="_Toc241877306" w:history="1">
+      <w:hyperlink w:anchor="_Toc241878531" w:history="1">
         <w:r>
           <w:rPr>
             <w:rStyle w:val="Hyperlink"/>
@@ -4941,7 +4941,7 @@
             <w:noProof/>
             <w:webHidden/>
           </w:rPr>
-          <w:instrText xml:space="preserve"> PAGEREF _Toc241877306 \h </w:instrText>
+          <w:instrText xml:space="preserve"> PAGEREF _Toc241878531 \h </w:instrText>
         </w:r>
         <w:r>
           <w:rPr>
@@ -4988,7 +4988,7 @@
           <w14:ligatures w14:val="standardContextual"/>
         </w:rPr>
       </w:pPr>
-      <w:hyperlink w:anchor="_Toc241877307" w:history="1">
+      <w:hyperlink w:anchor="_Toc241878532" w:history="1">
         <w:r>
           <w:rPr>
             <w:rStyle w:val="Hyperlink"/>
@@ -5015,7 +5015,7 @@
             <w:noProof/>
             <w:webHidden/>
           </w:rPr>
-          <w:instrText xml:space="preserve"> PAGEREF _Toc241877307 \h </w:instrText>
+          <w:instrText xml:space="preserve"> PAGEREF _Toc241878532 \h </w:instrText>
         </w:r>
         <w:r>
           <w:rPr>
@@ -5062,7 +5062,7 @@
           <w14:ligatures w14:val="standardContextual"/>
         </w:rPr>
       </w:pPr>
-      <w:hyperlink w:anchor="_Toc241877308" w:history="1">
+      <w:hyperlink w:anchor="_Toc241878533" w:history="1">
         <w:r>
           <w:rPr>
             <w:rStyle w:val="Hyperlink"/>
@@ -5089,7 +5089,7 @@
             <w:noProof/>
             <w:webHidden/>
           </w:rPr>
-          <w:instrText xml:space="preserve"> PAGEREF _Toc241877308 \h </w:instrText>
+          <w:instrText xml:space="preserve"> PAGEREF _Toc241878533 \h </w:instrText>
         </w:r>
         <w:r>
           <w:rPr>
@@ -5130,7 +5130,7 @@
         <w:pStyle w:val="Heading1"/>
         <w:pageBreakBefore/>
       </w:pPr>
-      <w:bookmarkStart w:id="0" w:name="_Toc241877246"/>
+      <w:bookmarkStart w:id="0" w:name="_Toc241878471"/>
       <w:r>
         <w:lastRenderedPageBreak/>
         <w:t>About this document</w:t>
@@ -5149,7 +5149,7 @@
       <w:pPr>
         <w:pStyle w:val="Heading2"/>
       </w:pPr>
-      <w:bookmarkStart w:id="1" w:name="_Toc241877247"/>
+      <w:bookmarkStart w:id="1" w:name="_Toc241878472"/>
       <w:r>
         <w:t>Names used in this document</w:t>
       </w:r>
@@ -5418,7 +5418,7 @@
       <w:pPr>
         <w:pStyle w:val="Heading2"/>
       </w:pPr>
-      <w:bookmarkStart w:id="2" w:name="_Toc241877248"/>
+      <w:bookmarkStart w:id="2" w:name="_Toc241878473"/>
       <w:r>
         <w:t>Screenshots</w:t>
       </w:r>
@@ -5451,7 +5451,7 @@
       <w:pPr>
         <w:pStyle w:val="Heading1"/>
       </w:pPr>
-      <w:bookmarkStart w:id="3" w:name="_Toc241877249"/>
+      <w:bookmarkStart w:id="3" w:name="_Toc241878474"/>
       <w:r>
         <w:t>1. Overview</w:t>
       </w:r>
@@ -5461,7 +5461,7 @@
       <w:pPr>
         <w:pStyle w:val="Heading2"/>
       </w:pPr>
-      <w:bookmarkStart w:id="4" w:name="_Toc241877250"/>
+      <w:bookmarkStart w:id="4" w:name="_Toc241878475"/>
       <w:r>
         <w:t>1.1 What the control does</w:t>
       </w:r>
@@ -5592,7 +5592,7 @@
       <w:pPr>
         <w:pStyle w:val="Heading2"/>
       </w:pPr>
-      <w:bookmarkStart w:id="5" w:name="_Toc241877251"/>
+      <w:bookmarkStart w:id="5" w:name="_Toc241878476"/>
       <w:r>
         <w:t>1.2 How it looks</w:t>
       </w:r>
@@ -5613,7 +5613,7 @@
           <w:noProof/>
         </w:rPr>
         <w:drawing>
-          <wp:inline distT="0" distB="0" distL="0" distR="0" wp14:anchorId="0879CC63" wp14:editId="43A2AB6F">
+          <wp:inline distT="0" distB="0" distL="0" distR="0" wp14:anchorId="2FAAA257" wp14:editId="4022A851">
             <wp:extent cx="5760000" cy="556494"/>
             <wp:effectExtent l="0" t="0" r="0" b="0"/>
             <wp:docPr id="1" name="Picture 1"/>
@@ -5668,8 +5668,8 @@
           <w:noProof/>
         </w:rPr>
         <w:drawing>
-          <wp:inline distT="0" distB="0" distL="0" distR="0" wp14:anchorId="5297A760" wp14:editId="1EFCF6DA">
-            <wp:extent cx="5760000" cy="1425657"/>
+          <wp:inline distT="0" distB="0" distL="0" distR="0" wp14:anchorId="0C9FF48F" wp14:editId="6F75D036">
+            <wp:extent cx="4680000" cy="1158347"/>
             <wp:effectExtent l="0" t="0" r="0" b="0"/>
             <wp:docPr id="2" name="Picture 2"/>
             <wp:cNvGraphicFramePr>
@@ -5691,7 +5691,7 @@
                   <pic:spPr>
                     <a:xfrm>
                       <a:off x="0" y="0"/>
-                      <a:ext cx="5760000" cy="1425657"/>
+                      <a:ext cx="4680000" cy="1158347"/>
                     </a:xfrm>
                     <a:prstGeom prst="rect">
                       <a:avLst/>
@@ -5723,8 +5723,8 @@
           <w:noProof/>
         </w:rPr>
         <w:drawing>
-          <wp:inline distT="0" distB="0" distL="0" distR="0" wp14:anchorId="6996CF07" wp14:editId="59912478">
-            <wp:extent cx="5760000" cy="1270757"/>
+          <wp:inline distT="0" distB="0" distL="0" distR="0" wp14:anchorId="15C1A5A6" wp14:editId="40FC98DD">
+            <wp:extent cx="4680000" cy="1032490"/>
             <wp:effectExtent l="0" t="0" r="0" b="0"/>
             <wp:docPr id="3" name="Picture 3"/>
             <wp:cNvGraphicFramePr>
@@ -5746,7 +5746,7 @@
                   <pic:spPr>
                     <a:xfrm>
                       <a:off x="0" y="0"/>
-                      <a:ext cx="5760000" cy="1270757"/>
+                      <a:ext cx="4680000" cy="1032490"/>
                     </a:xfrm>
                     <a:prstGeom prst="rect">
                       <a:avLst/>
@@ -5772,16 +5772,27 @@
       <w:pPr>
         <w:pStyle w:val="Heading2"/>
       </w:pPr>
-      <w:bookmarkStart w:id="6" w:name="_Toc241877252"/>
-      <w:r>
-        <w:t>1.3 Comparison with the PCF Gallery N:N control</w:t>
+      <w:bookmarkStart w:id="6" w:name="_Toc241878477"/>
+      <w:r>
+        <w:t>1.3 Comparison with other PCF Gallery controls</w:t>
       </w:r>
       <w:bookmarkEnd w:id="6"/>
     </w:p>
     <w:p>
       <w:r>
-        <w:t>The N:N Multi-Select control published on PCF Gallery (ITAintBoring) is a widely used control for the same purpose. Both edit a standard many-to-many relationship, so the data model is the same; they differ in how they look, how they are set up and how they save. The table compares the two.</w:t>
-      </w:r>
+        <w:t>The table on the next page compares N:N Multi-Select with five PCF Gallery controls that also let users pick related records in one field. They differ first in what they edit: standard many-to-many links, rows of a custom link table, or a list of values in a text column.</w:t>
+      </w:r>
+    </w:p>
+    <w:p>
+      <w:pPr>
+        <w:sectPr>
+          <w:footerReference w:type="default" r:id="rId11"/>
+          <w:pgSz w:w="12240" w:h="15840"/>
+          <w:pgMar w:top="1134" w:right="1247" w:bottom="1134" w:left="1247" w:header="720" w:footer="720" w:gutter="0"/>
+          <w:cols w:space="720"/>
+          <w:docGrid w:linePitch="360"/>
+        </w:sectPr>
+      </w:pPr>
     </w:p>
     <w:tbl>
       <w:tblPr>
@@ -5791,9 +5802,13 @@
         <w:tblLook w:val="04A0" w:firstRow="1" w:lastRow="0" w:firstColumn="1" w:lastColumn="0" w:noHBand="0" w:noVBand="1"/>
       </w:tblPr>
       <w:tblGrid>
-        <w:gridCol w:w="1928"/>
-        <w:gridCol w:w="3515"/>
-        <w:gridCol w:w="3912"/>
+        <w:gridCol w:w="1304"/>
+        <w:gridCol w:w="1956"/>
+        <w:gridCol w:w="1956"/>
+        <w:gridCol w:w="1956"/>
+        <w:gridCol w:w="1956"/>
+        <w:gridCol w:w="1956"/>
+        <w:gridCol w:w="2239"/>
       </w:tblGrid>
       <w:tr>
         <w:trPr>
@@ -5802,7 +5817,7 @@
         </w:trPr>
         <w:tc>
           <w:tcPr>
-            <w:tcW w:w="1928" w:type="dxa"/>
+            <w:tcW w:w="1304" w:type="dxa"/>
             <w:shd w:val="clear" w:color="auto" w:fill="0F4C81"/>
           </w:tcPr>
           <w:p>
@@ -5810,15 +5825,16 @@
               <w:rPr>
                 <w:b/>
                 <w:color w:val="FFFFFF"/>
-                <w:sz w:val="18"/>
-              </w:rPr>
+                <w:sz w:val="14"/>
+              </w:rPr>
+              <w:lastRenderedPageBreak/>
               <w:t>Area</w:t>
             </w:r>
           </w:p>
         </w:tc>
         <w:tc>
           <w:tcPr>
-            <w:tcW w:w="3515" w:type="dxa"/>
+            <w:tcW w:w="1956" w:type="dxa"/>
             <w:shd w:val="clear" w:color="auto" w:fill="0F4C81"/>
           </w:tcPr>
           <w:p>
@@ -5826,15 +5842,15 @@
               <w:rPr>
                 <w:b/>
                 <w:color w:val="FFFFFF"/>
-                <w:sz w:val="18"/>
-              </w:rPr>
-              <w:t>PCF Gallery N:N control</w:t>
-            </w:r>
-          </w:p>
-        </w:tc>
-        <w:tc>
-          <w:tcPr>
-            <w:tcW w:w="3912" w:type="dxa"/>
+                <w:sz w:val="14"/>
+              </w:rPr>
+              <w:t>N To N MultiSelect (ITAintBoring)</w:t>
+            </w:r>
+          </w:p>
+        </w:tc>
+        <w:tc>
+          <w:tcPr>
+            <w:tcW w:w="1956" w:type="dxa"/>
             <w:shd w:val="clear" w:color="auto" w:fill="0F4C81"/>
           </w:tcPr>
           <w:p>
@@ -5842,7 +5858,79 @@
               <w:rPr>
                 <w:b/>
                 <w:color w:val="FFFFFF"/>
-                <w:sz w:val="18"/>
+                <w:sz w:val="14"/>
+              </w:rPr>
+              <w:t xml:space="preserve">MultiSelect </w:t>
+            </w:r>
+            <w:r>
+              <w:rPr>
+                <w:b/>
+                <w:color w:val="FFFFFF"/>
+                <w:sz w:val="14"/>
+              </w:rPr>
+              <w:t>Lookup</w:t>
+            </w:r>
+          </w:p>
+        </w:tc>
+        <w:tc>
+          <w:tcPr>
+            <w:tcW w:w="1956" w:type="dxa"/>
+            <w:shd w:val="clear" w:color="auto" w:fill="0F4C81"/>
+          </w:tcPr>
+          <w:p>
+            <w:r>
+              <w:rPr>
+                <w:b/>
+                <w:color w:val="FFFFFF"/>
+                <w:sz w:val="14"/>
+              </w:rPr>
+              <w:t>Custom NToN Multiselect Lookup</w:t>
+            </w:r>
+          </w:p>
+        </w:tc>
+        <w:tc>
+          <w:tcPr>
+            <w:tcW w:w="1956" w:type="dxa"/>
+            <w:shd w:val="clear" w:color="auto" w:fill="0F4C81"/>
+          </w:tcPr>
+          <w:p>
+            <w:r>
+              <w:rPr>
+                <w:b/>
+                <w:color w:val="FFFFFF"/>
+                <w:sz w:val="14"/>
+              </w:rPr>
+              <w:t>MultiSelect Lookup PCF</w:t>
+            </w:r>
+          </w:p>
+        </w:tc>
+        <w:tc>
+          <w:tcPr>
+            <w:tcW w:w="1956" w:type="dxa"/>
+            <w:shd w:val="clear" w:color="auto" w:fill="0F4C81"/>
+          </w:tcPr>
+          <w:p>
+            <w:r>
+              <w:rPr>
+                <w:b/>
+                <w:color w:val="FFFFFF"/>
+                <w:sz w:val="14"/>
+              </w:rPr>
+              <w:t>MultiSelect Entity Picker</w:t>
+            </w:r>
+          </w:p>
+        </w:tc>
+        <w:tc>
+          <w:tcPr>
+            <w:tcW w:w="2239" w:type="dxa"/>
+            <w:shd w:val="clear" w:color="auto" w:fill="0F4C81"/>
+          </w:tcPr>
+          <w:p>
+            <w:r>
+              <w:rPr>
+                <w:b/>
+                <w:color w:val="FFFFFF"/>
+                <w:sz w:val="14"/>
               </w:rPr>
               <w:t>N:N Multi-Select</w:t>
             </w:r>
@@ -5855,55 +5943,119 @@
         </w:trPr>
         <w:tc>
           <w:tcPr>
-            <w:tcW w:w="1928" w:type="dxa"/>
-          </w:tcPr>
-          <w:p>
-            <w:pPr>
-              <w:spacing w:after="0"/>
-            </w:pPr>
-            <w:r>
-              <w:rPr>
-                <w:sz w:val="18"/>
-              </w:rPr>
-              <w:t>Look on the form</w:t>
-            </w:r>
-          </w:p>
-        </w:tc>
-        <w:tc>
-          <w:tcPr>
-            <w:tcW w:w="3515" w:type="dxa"/>
-          </w:tcPr>
-          <w:p>
-            <w:pPr>
-              <w:spacing w:after="0"/>
-            </w:pPr>
-            <w:r>
-              <w:rPr>
-                <w:sz w:val="18"/>
-              </w:rPr>
-              <w:t>select2 tag box with its own styling</w:t>
-            </w:r>
-          </w:p>
-        </w:tc>
-        <w:tc>
-          <w:tcPr>
-            <w:tcW w:w="3912" w:type="dxa"/>
-          </w:tcPr>
-          <w:p>
-            <w:pPr>
-              <w:spacing w:after="0"/>
-            </w:pPr>
-            <w:r>
-              <w:rPr>
-                <w:sz w:val="18"/>
-              </w:rPr>
-              <w:t xml:space="preserve">Same as the native </w:t>
-            </w:r>
-            <w:r>
-              <w:rPr>
-                <w:sz w:val="18"/>
-              </w:rPr>
-              <w:t>multi-select choice field: chips, a list with check boxes and Select all</w:t>
+            <w:tcW w:w="1304" w:type="dxa"/>
+          </w:tcPr>
+          <w:p>
+            <w:pPr>
+              <w:spacing w:after="0"/>
+            </w:pPr>
+            <w:r>
+              <w:rPr>
+                <w:sz w:val="14"/>
+              </w:rPr>
+              <w:t>What it edits</w:t>
+            </w:r>
+          </w:p>
+        </w:tc>
+        <w:tc>
+          <w:tcPr>
+            <w:tcW w:w="1956" w:type="dxa"/>
+          </w:tcPr>
+          <w:p>
+            <w:pPr>
+              <w:spacing w:after="0"/>
+            </w:pPr>
+            <w:r>
+              <w:rPr>
+                <w:sz w:val="14"/>
+              </w:rPr>
+              <w:t>N:N relationship</w:t>
+            </w:r>
+          </w:p>
+        </w:tc>
+        <w:tc>
+          <w:tcPr>
+            <w:tcW w:w="1956" w:type="dxa"/>
+          </w:tcPr>
+          <w:p>
+            <w:pPr>
+              <w:spacing w:after="0"/>
+            </w:pPr>
+            <w:r>
+              <w:rPr>
+                <w:sz w:val="14"/>
+              </w:rPr>
+              <w:t>N:N relationship (replaces the subgrid)</w:t>
+            </w:r>
+          </w:p>
+        </w:tc>
+        <w:tc>
+          <w:tcPr>
+            <w:tcW w:w="1956" w:type="dxa"/>
+          </w:tcPr>
+          <w:p>
+            <w:pPr>
+              <w:spacing w:after="0"/>
+            </w:pPr>
+            <w:r>
+              <w:rPr>
+                <w:sz w:val="14"/>
+              </w:rPr>
+              <w:t>Rows of a custom link table (manual N:N)</w:t>
+            </w:r>
+          </w:p>
+        </w:tc>
+        <w:tc>
+          <w:tcPr>
+            <w:tcW w:w="1956" w:type="dxa"/>
+          </w:tcPr>
+          <w:p>
+            <w:pPr>
+              <w:spacing w:after="0"/>
+            </w:pPr>
+            <w:r>
+              <w:rPr>
+                <w:sz w:val="14"/>
+              </w:rPr>
+              <w:t xml:space="preserve">N:N relationship (replaces the </w:t>
+            </w:r>
+            <w:r>
+              <w:rPr>
+                <w:sz w:val="14"/>
+              </w:rPr>
+              <w:t>subgrid)</w:t>
+            </w:r>
+          </w:p>
+        </w:tc>
+        <w:tc>
+          <w:tcPr>
+            <w:tcW w:w="1956" w:type="dxa"/>
+          </w:tcPr>
+          <w:p>
+            <w:pPr>
+              <w:spacing w:after="0"/>
+            </w:pPr>
+            <w:r>
+              <w:rPr>
+                <w:sz w:val="14"/>
+              </w:rPr>
+              <w:t>Comma-separated values in a text column; no relationship</w:t>
+            </w:r>
+          </w:p>
+        </w:tc>
+        <w:tc>
+          <w:tcPr>
+            <w:tcW w:w="2239" w:type="dxa"/>
+          </w:tcPr>
+          <w:p>
+            <w:pPr>
+              <w:spacing w:after="0"/>
+            </w:pPr>
+            <w:r>
+              <w:rPr>
+                <w:sz w:val="14"/>
+              </w:rPr>
+              <w:t>N:N relationship</w:t>
             </w:r>
           </w:p>
         </w:tc>
@@ -5914,7 +6066,7 @@
         </w:trPr>
         <w:tc>
           <w:tcPr>
-            <w:tcW w:w="1928" w:type="dxa"/>
+            <w:tcW w:w="1304" w:type="dxa"/>
             <w:shd w:val="clear" w:color="auto" w:fill="F3F6F9"/>
           </w:tcPr>
           <w:p>
@@ -5923,15 +6075,15 @@
             </w:pPr>
             <w:r>
               <w:rPr>
-                <w:sz w:val="18"/>
-              </w:rPr>
-              <w:t>Setup</w:t>
-            </w:r>
-          </w:p>
-        </w:tc>
-        <w:tc>
-          <w:tcPr>
-            <w:tcW w:w="3515" w:type="dxa"/>
+                <w:sz w:val="14"/>
+              </w:rPr>
+              <w:t>Look on the form</w:t>
+            </w:r>
+          </w:p>
+        </w:tc>
+        <w:tc>
+          <w:tcPr>
+            <w:tcW w:w="1956" w:type="dxa"/>
             <w:shd w:val="clear" w:color="auto" w:fill="F3F6F9"/>
           </w:tcPr>
           <w:p>
@@ -5940,22 +6092,15 @@
             </w:pPr>
             <w:r>
               <w:rPr>
-                <w:sz w:val="18"/>
-              </w:rPr>
-              <w:t xml:space="preserve">Five properties: linked table, name and id </w:t>
-            </w:r>
-            <w:r>
-              <w:rPr>
-                <w:sz w:val="18"/>
-              </w:rPr>
-              <w:lastRenderedPageBreak/>
-              <w:t>columns, relationship and intersect table names (case-sensitive)</w:t>
-            </w:r>
-          </w:p>
-        </w:tc>
-        <w:tc>
-          <w:tcPr>
-            <w:tcW w:w="3912" w:type="dxa"/>
+                <w:sz w:val="14"/>
+              </w:rPr>
+              <w:t>select2 tag box with its own styling</w:t>
+            </w:r>
+          </w:p>
+        </w:tc>
+        <w:tc>
+          <w:tcPr>
+            <w:tcW w:w="1956" w:type="dxa"/>
             <w:shd w:val="clear" w:color="auto" w:fill="F3F6F9"/>
           </w:tcPr>
           <w:p>
@@ -5964,23 +6109,77 @@
             </w:pPr>
             <w:r>
               <w:rPr>
-                <w:sz w:val="18"/>
-              </w:rPr>
-              <w:lastRenderedPageBreak/>
-              <w:t xml:space="preserve">One required property: the relationship </w:t>
-            </w:r>
-            <w:r>
-              <w:rPr>
-                <w:sz w:val="18"/>
-              </w:rPr>
-              <w:lastRenderedPageBreak/>
-              <w:t xml:space="preserve">schema name (any </w:t>
-            </w:r>
-            <w:r>
-              <w:rPr>
-                <w:sz w:val="18"/>
-              </w:rPr>
-              <w:t>casing); everything else is read from metadata</w:t>
+                <w:sz w:val="14"/>
+              </w:rPr>
+              <w:t>Fluent UI combobox; selected records as tags below it</w:t>
+            </w:r>
+          </w:p>
+        </w:tc>
+        <w:tc>
+          <w:tcPr>
+            <w:tcW w:w="1956" w:type="dxa"/>
+            <w:shd w:val="clear" w:color="auto" w:fill="F3F6F9"/>
+          </w:tcPr>
+          <w:p>
+            <w:pPr>
+              <w:spacing w:after="0"/>
+            </w:pPr>
+            <w:r>
+              <w:rPr>
+                <w:sz w:val="14"/>
+              </w:rPr>
+              <w:t>select2 tag box</w:t>
+            </w:r>
+          </w:p>
+        </w:tc>
+        <w:tc>
+          <w:tcPr>
+            <w:tcW w:w="1956" w:type="dxa"/>
+            <w:shd w:val="clear" w:color="auto" w:fill="F3F6F9"/>
+          </w:tcPr>
+          <w:p>
+            <w:pPr>
+              <w:spacing w:after="0"/>
+            </w:pPr>
+            <w:r>
+              <w:rPr>
+                <w:sz w:val="14"/>
+              </w:rPr>
+              <w:t>Box of chips; a magnifier icon opens the lookup dialog</w:t>
+            </w:r>
+          </w:p>
+        </w:tc>
+        <w:tc>
+          <w:tcPr>
+            <w:tcW w:w="1956" w:type="dxa"/>
+            <w:shd w:val="clear" w:color="auto" w:fill="F3F6F9"/>
+          </w:tcPr>
+          <w:p>
+            <w:pPr>
+              <w:spacing w:after="0"/>
+            </w:pPr>
+            <w:r>
+              <w:rPr>
+                <w:sz w:val="14"/>
+              </w:rPr>
+              <w:t>react-select tag box</w:t>
+            </w:r>
+          </w:p>
+        </w:tc>
+        <w:tc>
+          <w:tcPr>
+            <w:tcW w:w="2239" w:type="dxa"/>
+            <w:shd w:val="clear" w:color="auto" w:fill="F3F6F9"/>
+          </w:tcPr>
+          <w:p>
+            <w:pPr>
+              <w:spacing w:after="0"/>
+            </w:pPr>
+            <w:r>
+              <w:rPr>
+                <w:sz w:val="14"/>
+              </w:rPr>
+              <w:t>Same as the native multi-select choice field</w:t>
             </w:r>
           </w:p>
         </w:tc>
@@ -5991,50 +6190,113 @@
         </w:trPr>
         <w:tc>
           <w:tcPr>
-            <w:tcW w:w="1928" w:type="dxa"/>
-          </w:tcPr>
-          <w:p>
-            <w:pPr>
-              <w:spacing w:after="0"/>
-            </w:pPr>
-            <w:r>
-              <w:rPr>
-                <w:sz w:val="18"/>
-              </w:rPr>
-              <w:lastRenderedPageBreak/>
-              <w:t>Records offered</w:t>
-            </w:r>
-          </w:p>
-        </w:tc>
-        <w:tc>
-          <w:tcPr>
-            <w:tcW w:w="3515" w:type="dxa"/>
-          </w:tcPr>
-          <w:p>
-            <w:pPr>
-              <w:spacing w:after="0"/>
-            </w:pPr>
-            <w:r>
-              <w:rPr>
-                <w:sz w:val="18"/>
-              </w:rPr>
-              <w:t>FetchXML stored in a separate web resource</w:t>
-            </w:r>
-          </w:p>
-        </w:tc>
-        <w:tc>
-          <w:tcPr>
-            <w:tcW w:w="3912" w:type="dxa"/>
-          </w:tcPr>
-          <w:p>
-            <w:pPr>
-              <w:spacing w:after="0"/>
-            </w:pPr>
-            <w:r>
-              <w:rPr>
-                <w:sz w:val="18"/>
-              </w:rPr>
-              <w:t>System view, FetchXML filter or OData filter set on the control</w:t>
+            <w:tcW w:w="1304" w:type="dxa"/>
+          </w:tcPr>
+          <w:p>
+            <w:pPr>
+              <w:spacing w:after="0"/>
+            </w:pPr>
+            <w:r>
+              <w:rPr>
+                <w:sz w:val="14"/>
+              </w:rPr>
+              <w:t>Setup</w:t>
+            </w:r>
+          </w:p>
+        </w:tc>
+        <w:tc>
+          <w:tcPr>
+            <w:tcW w:w="1956" w:type="dxa"/>
+          </w:tcPr>
+          <w:p>
+            <w:pPr>
+              <w:spacing w:after="0"/>
+            </w:pPr>
+            <w:r>
+              <w:rPr>
+                <w:sz w:val="14"/>
+              </w:rPr>
+              <w:t>Five properties: linked table, name and id columns, relationship and intersect table names (case-sensitive)</w:t>
+            </w:r>
+          </w:p>
+        </w:tc>
+        <w:tc>
+          <w:tcPr>
+            <w:tcW w:w="1956" w:type="dxa"/>
+          </w:tcPr>
+          <w:p>
+            <w:pPr>
+              <w:spacing w:after="0"/>
+            </w:pPr>
+            <w:r>
+              <w:rPr>
+                <w:sz w:val="14"/>
+              </w:rPr>
+              <w:t>Placed on an N:N subgrid; relationship schema name required</w:t>
+            </w:r>
+          </w:p>
+        </w:tc>
+        <w:tc>
+          <w:tcPr>
+            <w:tcW w:w="1956" w:type="dxa"/>
+          </w:tcPr>
+          <w:p>
+            <w:pPr>
+              <w:spacing w:after="0"/>
+            </w:pPr>
+            <w:r>
+              <w:rPr>
+                <w:sz w:val="14"/>
+              </w:rPr>
+              <w:t>Logical names of the link table, its two lookups, the linked table and its name and id columns</w:t>
+            </w:r>
+          </w:p>
+        </w:tc>
+        <w:tc>
+          <w:tcPr>
+            <w:tcW w:w="1956" w:type="dxa"/>
+          </w:tcPr>
+          <w:p>
+            <w:pPr>
+              <w:spacing w:after="0"/>
+            </w:pPr>
+            <w:r>
+              <w:rPr>
+                <w:sz w:val="14"/>
+              </w:rPr>
+              <w:t>Placed on an N:N subgrid (Show related records, 250 rows); an image URL property</w:t>
+            </w:r>
+          </w:p>
+        </w:tc>
+        <w:tc>
+          <w:tcPr>
+            <w:tcW w:w="1956" w:type="dxa"/>
+          </w:tcPr>
+          <w:p>
+            <w:pPr>
+              <w:spacing w:after="0"/>
+            </w:pPr>
+            <w:r>
+              <w:rPr>
+                <w:sz w:val="14"/>
+              </w:rPr>
+              <w:t>Table, search column, row count, columns, label and value columns</w:t>
+            </w:r>
+          </w:p>
+        </w:tc>
+        <w:tc>
+          <w:tcPr>
+            <w:tcW w:w="2239" w:type="dxa"/>
+          </w:tcPr>
+          <w:p>
+            <w:pPr>
+              <w:spacing w:after="0"/>
+            </w:pPr>
+            <w:r>
+              <w:rPr>
+                <w:sz w:val="14"/>
+              </w:rPr>
+              <w:t>One required property: the relationship schema name (any casing); the rest comes from metadata</w:t>
             </w:r>
           </w:p>
         </w:tc>
@@ -6045,7 +6307,7 @@
         </w:trPr>
         <w:tc>
           <w:tcPr>
-            <w:tcW w:w="1928" w:type="dxa"/>
+            <w:tcW w:w="1304" w:type="dxa"/>
             <w:shd w:val="clear" w:color="auto" w:fill="F3F6F9"/>
           </w:tcPr>
           <w:p>
@@ -6054,15 +6316,15 @@
             </w:pPr>
             <w:r>
               <w:rPr>
-                <w:sz w:val="18"/>
-              </w:rPr>
-              <w:t>Saving on existing records</w:t>
-            </w:r>
-          </w:p>
-        </w:tc>
-        <w:tc>
-          <w:tcPr>
-            <w:tcW w:w="3515" w:type="dxa"/>
+                <w:sz w:val="14"/>
+              </w:rPr>
+              <w:t>Records offered</w:t>
+            </w:r>
+          </w:p>
+        </w:tc>
+        <w:tc>
+          <w:tcPr>
+            <w:tcW w:w="1956" w:type="dxa"/>
             <w:shd w:val="clear" w:color="auto" w:fill="F3F6F9"/>
           </w:tcPr>
           <w:p>
@@ -6071,15 +6333,15 @@
             </w:pPr>
             <w:r>
               <w:rPr>
-                <w:sz w:val="18"/>
-              </w:rPr>
-              <w:t>A link per click; errors in browser pop-ups</w:t>
-            </w:r>
-          </w:p>
-        </w:tc>
-        <w:tc>
-          <w:tcPr>
-            <w:tcW w:w="3912" w:type="dxa"/>
+                <w:sz w:val="14"/>
+              </w:rPr>
+              <w:t>FetchXML stored in a web resource</w:t>
+            </w:r>
+          </w:p>
+        </w:tc>
+        <w:tc>
+          <w:tcPr>
+            <w:tcW w:w="1956" w:type="dxa"/>
             <w:shd w:val="clear" w:color="auto" w:fill="F3F6F9"/>
           </w:tcPr>
           <w:p>
@@ -6088,15 +6350,77 @@
             </w:pPr>
             <w:r>
               <w:rPr>
-                <w:sz w:val="18"/>
-              </w:rPr>
-              <w:t xml:space="preserve">A link per </w:t>
-            </w:r>
-            <w:r>
-              <w:rPr>
-                <w:sz w:val="18"/>
-              </w:rPr>
-              <w:t>click, with retries, rollback of failed changes and messages under the field</w:t>
+                <w:sz w:val="14"/>
+              </w:rPr>
+              <w:t>Whole table; optional OData filter and sort</w:t>
+            </w:r>
+          </w:p>
+        </w:tc>
+        <w:tc>
+          <w:tcPr>
+            <w:tcW w:w="1956" w:type="dxa"/>
+            <w:shd w:val="clear" w:color="auto" w:fill="F3F6F9"/>
+          </w:tcPr>
+          <w:p>
+            <w:pPr>
+              <w:spacing w:after="0"/>
+            </w:pPr>
+            <w:r>
+              <w:rPr>
+                <w:sz w:val="14"/>
+              </w:rPr>
+              <w:t>Whole table, or FetchXML from a web resource</w:t>
+            </w:r>
+          </w:p>
+        </w:tc>
+        <w:tc>
+          <w:tcPr>
+            <w:tcW w:w="1956" w:type="dxa"/>
+            <w:shd w:val="clear" w:color="auto" w:fill="F3F6F9"/>
+          </w:tcPr>
+          <w:p>
+            <w:pPr>
+              <w:spacing w:after="0"/>
+            </w:pPr>
+            <w:r>
+              <w:rPr>
+                <w:sz w:val="14"/>
+              </w:rPr>
+              <w:t>The table's standard lookup dialog; no view or filter setting</w:t>
+            </w:r>
+          </w:p>
+        </w:tc>
+        <w:tc>
+          <w:tcPr>
+            <w:tcW w:w="1956" w:type="dxa"/>
+            <w:shd w:val="clear" w:color="auto" w:fill="F3F6F9"/>
+          </w:tcPr>
+          <w:p>
+            <w:pPr>
+              <w:spacing w:after="0"/>
+            </w:pPr>
+            <w:r>
+              <w:rPr>
+                <w:sz w:val="14"/>
+              </w:rPr>
+              <w:t>contains() search on one column, first N rows</w:t>
+            </w:r>
+          </w:p>
+        </w:tc>
+        <w:tc>
+          <w:tcPr>
+            <w:tcW w:w="2239" w:type="dxa"/>
+            <w:shd w:val="clear" w:color="auto" w:fill="F3F6F9"/>
+          </w:tcPr>
+          <w:p>
+            <w:pPr>
+              <w:spacing w:after="0"/>
+            </w:pPr>
+            <w:r>
+              <w:rPr>
+                <w:sz w:val="14"/>
+              </w:rPr>
+              <w:t>System view, FetchXML filter or OData filter set on the control</w:t>
             </w:r>
           </w:p>
         </w:tc>
@@ -6107,49 +6431,119 @@
         </w:trPr>
         <w:tc>
           <w:tcPr>
-            <w:tcW w:w="1928" w:type="dxa"/>
-          </w:tcPr>
-          <w:p>
-            <w:pPr>
-              <w:spacing w:after="0"/>
-            </w:pPr>
-            <w:r>
-              <w:rPr>
-                <w:sz w:val="18"/>
-              </w:rPr>
-              <w:t>New records</w:t>
-            </w:r>
-          </w:p>
-        </w:tc>
-        <w:tc>
-          <w:tcPr>
-            <w:tcW w:w="3515" w:type="dxa"/>
-          </w:tcPr>
-          <w:p>
-            <w:pPr>
-              <w:spacing w:after="0"/>
-            </w:pPr>
-            <w:r>
-              <w:rPr>
-                <w:sz w:val="18"/>
-              </w:rPr>
-              <w:t>Writes the picks as JSON into the bound column; a separate plug-in reads it after the save and creates the links</w:t>
-            </w:r>
-          </w:p>
-        </w:tc>
-        <w:tc>
-          <w:tcPr>
-            <w:tcW w:w="3912" w:type="dxa"/>
-          </w:tcPr>
-          <w:p>
-            <w:pPr>
-              <w:spacing w:after="0"/>
-            </w:pPr>
-            <w:r>
-              <w:rPr>
-                <w:sz w:val="18"/>
-              </w:rPr>
-              <w:t>Keeps the picks and links them after the first save; no plug-in</w:t>
+            <w:tcW w:w="1304" w:type="dxa"/>
+          </w:tcPr>
+          <w:p>
+            <w:pPr>
+              <w:spacing w:after="0"/>
+            </w:pPr>
+            <w:r>
+              <w:rPr>
+                <w:sz w:val="14"/>
+              </w:rPr>
+              <w:t>Saving on existing records</w:t>
+            </w:r>
+          </w:p>
+        </w:tc>
+        <w:tc>
+          <w:tcPr>
+            <w:tcW w:w="1956" w:type="dxa"/>
+          </w:tcPr>
+          <w:p>
+            <w:pPr>
+              <w:spacing w:after="0"/>
+            </w:pPr>
+            <w:r>
+              <w:rPr>
+                <w:sz w:val="14"/>
+              </w:rPr>
+              <w:t>A link per click; errors in browser pop-ups</w:t>
+            </w:r>
+          </w:p>
+        </w:tc>
+        <w:tc>
+          <w:tcPr>
+            <w:tcW w:w="1956" w:type="dxa"/>
+          </w:tcPr>
+          <w:p>
+            <w:pPr>
+              <w:spacing w:after="0"/>
+            </w:pPr>
+            <w:r>
+              <w:rPr>
+                <w:sz w:val="14"/>
+              </w:rPr>
+              <w:t xml:space="preserve">A link per click; server errors are not </w:t>
+            </w:r>
+            <w:r>
+              <w:rPr>
+                <w:sz w:val="14"/>
+              </w:rPr>
+              <w:t>checked or shown</w:t>
+            </w:r>
+          </w:p>
+        </w:tc>
+        <w:tc>
+          <w:tcPr>
+            <w:tcW w:w="1956" w:type="dxa"/>
+          </w:tcPr>
+          <w:p>
+            <w:pPr>
+              <w:spacing w:after="0"/>
+            </w:pPr>
+            <w:r>
+              <w:rPr>
+                <w:sz w:val="14"/>
+              </w:rPr>
+              <w:t>Creates or deactivates link-table rows per click; errors in pop-ups</w:t>
+            </w:r>
+          </w:p>
+        </w:tc>
+        <w:tc>
+          <w:tcPr>
+            <w:tcW w:w="1956" w:type="dxa"/>
+          </w:tcPr>
+          <w:p>
+            <w:pPr>
+              <w:spacing w:after="0"/>
+            </w:pPr>
+            <w:r>
+              <w:rPr>
+                <w:sz w:val="14"/>
+              </w:rPr>
+              <w:t>Links after the dialog closes, unlinks per ×; errors only in the console</w:t>
+            </w:r>
+          </w:p>
+        </w:tc>
+        <w:tc>
+          <w:tcPr>
+            <w:tcW w:w="1956" w:type="dxa"/>
+          </w:tcPr>
+          <w:p>
+            <w:pPr>
+              <w:spacing w:after="0"/>
+            </w:pPr>
+            <w:r>
+              <w:rPr>
+                <w:sz w:val="14"/>
+              </w:rPr>
+              <w:t>No links; the text is saved with the form</w:t>
+            </w:r>
+          </w:p>
+        </w:tc>
+        <w:tc>
+          <w:tcPr>
+            <w:tcW w:w="2239" w:type="dxa"/>
+          </w:tcPr>
+          <w:p>
+            <w:pPr>
+              <w:spacing w:after="0"/>
+            </w:pPr>
+            <w:r>
+              <w:rPr>
+                <w:sz w:val="14"/>
+              </w:rPr>
+              <w:t>A link per click, with retries, rollback of failed changes and messages under the field</w:t>
             </w:r>
           </w:p>
         </w:tc>
@@ -6160,7 +6554,7 @@
         </w:trPr>
         <w:tc>
           <w:tcPr>
-            <w:tcW w:w="1928" w:type="dxa"/>
+            <w:tcW w:w="1304" w:type="dxa"/>
             <w:shd w:val="clear" w:color="auto" w:fill="F3F6F9"/>
           </w:tcPr>
           <w:p>
@@ -6169,15 +6563,15 @@
             </w:pPr>
             <w:r>
               <w:rPr>
-                <w:sz w:val="18"/>
-              </w:rPr>
-              <w:t>Bound column</w:t>
-            </w:r>
-          </w:p>
-        </w:tc>
-        <w:tc>
-          <w:tcPr>
-            <w:tcW w:w="3515" w:type="dxa"/>
+                <w:sz w:val="14"/>
+              </w:rPr>
+              <w:t>New records</w:t>
+            </w:r>
+          </w:p>
+        </w:tc>
+        <w:tc>
+          <w:tcPr>
+            <w:tcW w:w="1956" w:type="dxa"/>
             <w:shd w:val="clear" w:color="auto" w:fill="F3F6F9"/>
           </w:tcPr>
           <w:p>
@@ -6186,15 +6580,15 @@
             </w:pPr>
             <w:r>
               <w:rPr>
-                <w:sz w:val="18"/>
-              </w:rPr>
-              <w:t>Overwritten with JSON</w:t>
-            </w:r>
-          </w:p>
-        </w:tc>
-        <w:tc>
-          <w:tcPr>
-            <w:tcW w:w="3912" w:type="dxa"/>
+                <w:sz w:val="14"/>
+              </w:rPr>
+              <w:t>Writes the picks as JSON into the bound column; a plug-in creates the links</w:t>
+            </w:r>
+          </w:p>
+        </w:tc>
+        <w:tc>
+          <w:tcPr>
+            <w:tcW w:w="1956" w:type="dxa"/>
             <w:shd w:val="clear" w:color="auto" w:fill="F3F6F9"/>
           </w:tcPr>
           <w:p>
@@ -6203,9 +6597,83 @@
             </w:pPr>
             <w:r>
               <w:rPr>
-                <w:sz w:val="18"/>
-              </w:rPr>
-              <w:t>Not changed by default; can hold a readable list of names for views</w:t>
+                <w:sz w:val="14"/>
+              </w:rPr>
+              <w:t>No handling for unsaved records</w:t>
+            </w:r>
+          </w:p>
+        </w:tc>
+        <w:tc>
+          <w:tcPr>
+            <w:tcW w:w="1956" w:type="dxa"/>
+            <w:shd w:val="clear" w:color="auto" w:fill="F3F6F9"/>
+          </w:tcPr>
+          <w:p>
+            <w:pPr>
+              <w:spacing w:after="0"/>
+            </w:pPr>
+            <w:r>
+              <w:rPr>
+                <w:sz w:val="14"/>
+              </w:rPr>
+              <w:t>Writes the picks as JSON into the bound column; nothing creates the links afterwards</w:t>
+            </w:r>
+          </w:p>
+        </w:tc>
+        <w:tc>
+          <w:tcPr>
+            <w:tcW w:w="1956" w:type="dxa"/>
+            <w:shd w:val="clear" w:color="auto" w:fill="F3F6F9"/>
+          </w:tcPr>
+          <w:p>
+            <w:pPr>
+              <w:spacing w:after="0"/>
+            </w:pPr>
+            <w:r>
+              <w:rPr>
+                <w:sz w:val="14"/>
+              </w:rPr>
+              <w:t xml:space="preserve">No </w:t>
+            </w:r>
+            <w:r>
+              <w:rPr>
+                <w:sz w:val="14"/>
+              </w:rPr>
+              <w:t>handling for unsaved records</w:t>
+            </w:r>
+          </w:p>
+        </w:tc>
+        <w:tc>
+          <w:tcPr>
+            <w:tcW w:w="1956" w:type="dxa"/>
+            <w:shd w:val="clear" w:color="auto" w:fill="F3F6F9"/>
+          </w:tcPr>
+          <w:p>
+            <w:pPr>
+              <w:spacing w:after="0"/>
+            </w:pPr>
+            <w:r>
+              <w:rPr>
+                <w:sz w:val="14"/>
+              </w:rPr>
+              <w:t>Works (only text is stored)</w:t>
+            </w:r>
+          </w:p>
+        </w:tc>
+        <w:tc>
+          <w:tcPr>
+            <w:tcW w:w="2239" w:type="dxa"/>
+            <w:shd w:val="clear" w:color="auto" w:fill="F3F6F9"/>
+          </w:tcPr>
+          <w:p>
+            <w:pPr>
+              <w:spacing w:after="0"/>
+            </w:pPr>
+            <w:r>
+              <w:rPr>
+                <w:sz w:val="14"/>
+              </w:rPr>
+              <w:t>Keeps the picks and links them after the first save; no plug-in</w:t>
             </w:r>
           </w:p>
         </w:tc>
@@ -6216,49 +6684,119 @@
         </w:trPr>
         <w:tc>
           <w:tcPr>
-            <w:tcW w:w="1928" w:type="dxa"/>
-          </w:tcPr>
-          <w:p>
-            <w:pPr>
-              <w:spacing w:after="0"/>
-            </w:pPr>
-            <w:r>
-              <w:rPr>
-                <w:sz w:val="18"/>
-              </w:rPr>
-              <w:t>Subgrids</w:t>
-            </w:r>
-          </w:p>
-        </w:tc>
-        <w:tc>
-          <w:tcPr>
-            <w:tcW w:w="3515" w:type="dxa"/>
-          </w:tcPr>
-          <w:p>
-            <w:pPr>
-              <w:spacing w:after="0"/>
-            </w:pPr>
-            <w:r>
-              <w:rPr>
-                <w:sz w:val="18"/>
-              </w:rPr>
-              <w:t>Not refreshed after changes</w:t>
-            </w:r>
-          </w:p>
-        </w:tc>
-        <w:tc>
-          <w:tcPr>
-            <w:tcW w:w="3912" w:type="dxa"/>
-          </w:tcPr>
-          <w:p>
-            <w:pPr>
-              <w:spacing w:after="0"/>
-            </w:pPr>
-            <w:r>
-              <w:rPr>
-                <w:sz w:val="18"/>
-              </w:rPr>
-              <w:t>Refreshed after changes, changes made in them appear in the control, and the control can hide them</w:t>
+            <w:tcW w:w="1304" w:type="dxa"/>
+          </w:tcPr>
+          <w:p>
+            <w:pPr>
+              <w:spacing w:after="0"/>
+            </w:pPr>
+            <w:r>
+              <w:rPr>
+                <w:sz w:val="14"/>
+              </w:rPr>
+              <w:t>Bound column</w:t>
+            </w:r>
+          </w:p>
+        </w:tc>
+        <w:tc>
+          <w:tcPr>
+            <w:tcW w:w="1956" w:type="dxa"/>
+          </w:tcPr>
+          <w:p>
+            <w:pPr>
+              <w:spacing w:after="0"/>
+            </w:pPr>
+            <w:r>
+              <w:rPr>
+                <w:sz w:val="14"/>
+              </w:rPr>
+              <w:t>Overwritten with JSON</w:t>
+            </w:r>
+          </w:p>
+        </w:tc>
+        <w:tc>
+          <w:tcPr>
+            <w:tcW w:w="1956" w:type="dxa"/>
+          </w:tcPr>
+          <w:p>
+            <w:pPr>
+              <w:spacing w:after="0"/>
+            </w:pPr>
+            <w:r>
+              <w:rPr>
+                <w:sz w:val="14"/>
+              </w:rPr>
+              <w:t>None (subgrid control)</w:t>
+            </w:r>
+          </w:p>
+        </w:tc>
+        <w:tc>
+          <w:tcPr>
+            <w:tcW w:w="1956" w:type="dxa"/>
+          </w:tcPr>
+          <w:p>
+            <w:pPr>
+              <w:spacing w:after="0"/>
+            </w:pPr>
+            <w:r>
+              <w:rPr>
+                <w:sz w:val="14"/>
+              </w:rPr>
+              <w:t>JSON on unsaved records</w:t>
+            </w:r>
+          </w:p>
+        </w:tc>
+        <w:tc>
+          <w:tcPr>
+            <w:tcW w:w="1956" w:type="dxa"/>
+          </w:tcPr>
+          <w:p>
+            <w:pPr>
+              <w:spacing w:after="0"/>
+            </w:pPr>
+            <w:r>
+              <w:rPr>
+                <w:sz w:val="14"/>
+              </w:rPr>
+              <w:t>None (subgrid control)</w:t>
+            </w:r>
+          </w:p>
+        </w:tc>
+        <w:tc>
+          <w:tcPr>
+            <w:tcW w:w="1956" w:type="dxa"/>
+          </w:tcPr>
+          <w:p>
+            <w:pPr>
+              <w:spacing w:after="0"/>
+            </w:pPr>
+            <w:r>
+              <w:rPr>
+                <w:sz w:val="14"/>
+              </w:rPr>
+              <w:t xml:space="preserve">Holds the selection </w:t>
+            </w:r>
+            <w:r>
+              <w:rPr>
+                <w:sz w:val="14"/>
+              </w:rPr>
+              <w:t>(comma-separated values, usually GUIDs)</w:t>
+            </w:r>
+          </w:p>
+        </w:tc>
+        <w:tc>
+          <w:tcPr>
+            <w:tcW w:w="2239" w:type="dxa"/>
+          </w:tcPr>
+          <w:p>
+            <w:pPr>
+              <w:spacing w:after="0"/>
+            </w:pPr>
+            <w:r>
+              <w:rPr>
+                <w:sz w:val="14"/>
+              </w:rPr>
+              <w:t>Not changed by default; can hold a readable list of names</w:t>
             </w:r>
           </w:p>
         </w:tc>
@@ -6269,7 +6807,7 @@
         </w:trPr>
         <w:tc>
           <w:tcPr>
-            <w:tcW w:w="1928" w:type="dxa"/>
+            <w:tcW w:w="1304" w:type="dxa"/>
             <w:shd w:val="clear" w:color="auto" w:fill="F3F6F9"/>
           </w:tcPr>
           <w:p>
@@ -6278,15 +6816,15 @@
             </w:pPr>
             <w:r>
               <w:rPr>
-                <w:sz w:val="18"/>
-              </w:rPr>
-              <w:t>Inactive records</w:t>
-            </w:r>
-          </w:p>
-        </w:tc>
-        <w:tc>
-          <w:tcPr>
-            <w:tcW w:w="3515" w:type="dxa"/>
+                <w:sz w:val="14"/>
+              </w:rPr>
+              <w:t>Subgrids</w:t>
+            </w:r>
+          </w:p>
+        </w:tc>
+        <w:tc>
+          <w:tcPr>
+            <w:tcW w:w="1956" w:type="dxa"/>
             <w:shd w:val="clear" w:color="auto" w:fill="F3F6F9"/>
           </w:tcPr>
           <w:p>
@@ -6295,15 +6833,15 @@
             </w:pPr>
             <w:r>
               <w:rPr>
-                <w:sz w:val="18"/>
-              </w:rPr>
-              <w:t>Offered like any other record</w:t>
-            </w:r>
-          </w:p>
-        </w:tc>
-        <w:tc>
-          <w:tcPr>
-            <w:tcW w:w="3912" w:type="dxa"/>
+                <w:sz w:val="14"/>
+              </w:rPr>
+              <w:t>Not refreshed</w:t>
+            </w:r>
+          </w:p>
+        </w:tc>
+        <w:tc>
+          <w:tcPr>
+            <w:tcW w:w="1956" w:type="dxa"/>
             <w:shd w:val="clear" w:color="auto" w:fill="F3F6F9"/>
           </w:tcPr>
           <w:p>
@@ -6312,9 +6850,83 @@
             </w:pPr>
             <w:r>
               <w:rPr>
-                <w:sz w:val="18"/>
-              </w:rPr>
-              <w:t>Hidden by default (configurable)</w:t>
+                <w:sz w:val="14"/>
+              </w:rPr>
+              <w:t>Takes the subgrid's place; no refresh</w:t>
+            </w:r>
+          </w:p>
+        </w:tc>
+        <w:tc>
+          <w:tcPr>
+            <w:tcW w:w="1956" w:type="dxa"/>
+            <w:shd w:val="clear" w:color="auto" w:fill="F3F6F9"/>
+          </w:tcPr>
+          <w:p>
+            <w:pPr>
+              <w:spacing w:after="0"/>
+            </w:pPr>
+            <w:r>
+              <w:rPr>
+                <w:sz w:val="14"/>
+              </w:rPr>
+              <w:t>Not refreshed</w:t>
+            </w:r>
+          </w:p>
+        </w:tc>
+        <w:tc>
+          <w:tcPr>
+            <w:tcW w:w="1956" w:type="dxa"/>
+            <w:shd w:val="clear" w:color="auto" w:fill="F3F6F9"/>
+          </w:tcPr>
+          <w:p>
+            <w:pPr>
+              <w:spacing w:after="0"/>
+            </w:pPr>
+            <w:r>
+              <w:rPr>
+                <w:sz w:val="14"/>
+              </w:rPr>
+              <w:t>Refreshes the subgrid it replaces</w:t>
+            </w:r>
+          </w:p>
+        </w:tc>
+        <w:tc>
+          <w:tcPr>
+            <w:tcW w:w="1956" w:type="dxa"/>
+            <w:shd w:val="clear" w:color="auto" w:fill="F3F6F9"/>
+          </w:tcPr>
+          <w:p>
+            <w:pPr>
+              <w:spacing w:after="0"/>
+            </w:pPr>
+            <w:r>
+              <w:rPr>
+                <w:sz w:val="14"/>
+              </w:rPr>
+              <w:t>Not applicable</w:t>
+            </w:r>
+          </w:p>
+        </w:tc>
+        <w:tc>
+          <w:tcPr>
+            <w:tcW w:w="2239" w:type="dxa"/>
+            <w:shd w:val="clear" w:color="auto" w:fill="F3F6F9"/>
+          </w:tcPr>
+          <w:p>
+            <w:pPr>
+              <w:spacing w:after="0"/>
+            </w:pPr>
+            <w:r>
+              <w:rPr>
+                <w:sz w:val="14"/>
+              </w:rPr>
+              <w:t xml:space="preserve">Refreshed after changes; </w:t>
+            </w:r>
+            <w:r>
+              <w:rPr>
+                <w:sz w:val="14"/>
+              </w:rPr>
+              <w:t>changes made in them appear in the control; can be hidden</w:t>
             </w:r>
           </w:p>
         </w:tc>
@@ -6325,49 +6937,113 @@
         </w:trPr>
         <w:tc>
           <w:tcPr>
-            <w:tcW w:w="1928" w:type="dxa"/>
-          </w:tcPr>
-          <w:p>
-            <w:pPr>
-              <w:spacing w:after="0"/>
-            </w:pPr>
-            <w:r>
-              <w:rPr>
-                <w:sz w:val="18"/>
-              </w:rPr>
-              <w:t>Select all</w:t>
-            </w:r>
-          </w:p>
-        </w:tc>
-        <w:tc>
-          <w:tcPr>
-            <w:tcW w:w="3515" w:type="dxa"/>
-          </w:tcPr>
-          <w:p>
-            <w:pPr>
-              <w:spacing w:after="0"/>
-            </w:pPr>
-            <w:r>
-              <w:rPr>
-                <w:sz w:val="18"/>
-              </w:rPr>
-              <w:t>No</w:t>
-            </w:r>
-          </w:p>
-        </w:tc>
-        <w:tc>
-          <w:tcPr>
-            <w:tcW w:w="3912" w:type="dxa"/>
-          </w:tcPr>
-          <w:p>
-            <w:pPr>
-              <w:spacing w:after="0"/>
-            </w:pPr>
-            <w:r>
-              <w:rPr>
-                <w:sz w:val="18"/>
-              </w:rPr>
-              <w:t>Yes, with a configurable limit</w:t>
+            <w:tcW w:w="1304" w:type="dxa"/>
+          </w:tcPr>
+          <w:p>
+            <w:pPr>
+              <w:spacing w:after="0"/>
+            </w:pPr>
+            <w:r>
+              <w:rPr>
+                <w:sz w:val="14"/>
+              </w:rPr>
+              <w:t>Inactive records</w:t>
+            </w:r>
+          </w:p>
+        </w:tc>
+        <w:tc>
+          <w:tcPr>
+            <w:tcW w:w="1956" w:type="dxa"/>
+          </w:tcPr>
+          <w:p>
+            <w:pPr>
+              <w:spacing w:after="0"/>
+            </w:pPr>
+            <w:r>
+              <w:rPr>
+                <w:sz w:val="14"/>
+              </w:rPr>
+              <w:t>Offered like any other record</w:t>
+            </w:r>
+          </w:p>
+        </w:tc>
+        <w:tc>
+          <w:tcPr>
+            <w:tcW w:w="1956" w:type="dxa"/>
+          </w:tcPr>
+          <w:p>
+            <w:pPr>
+              <w:spacing w:after="0"/>
+            </w:pPr>
+            <w:r>
+              <w:rPr>
+                <w:sz w:val="14"/>
+              </w:rPr>
+              <w:t>Offered unless the OData filter excludes them</w:t>
+            </w:r>
+          </w:p>
+        </w:tc>
+        <w:tc>
+          <w:tcPr>
+            <w:tcW w:w="1956" w:type="dxa"/>
+          </w:tcPr>
+          <w:p>
+            <w:pPr>
+              <w:spacing w:after="0"/>
+            </w:pPr>
+            <w:r>
+              <w:rPr>
+                <w:sz w:val="14"/>
+              </w:rPr>
+              <w:t>Offered unless the FetchXML excludes them</w:t>
+            </w:r>
+          </w:p>
+        </w:tc>
+        <w:tc>
+          <w:tcPr>
+            <w:tcW w:w="1956" w:type="dxa"/>
+          </w:tcPr>
+          <w:p>
+            <w:pPr>
+              <w:spacing w:after="0"/>
+            </w:pPr>
+            <w:r>
+              <w:rPr>
+                <w:sz w:val="14"/>
+              </w:rPr>
+              <w:t>As the lookup dialog's view shows them</w:t>
+            </w:r>
+          </w:p>
+        </w:tc>
+        <w:tc>
+          <w:tcPr>
+            <w:tcW w:w="1956" w:type="dxa"/>
+          </w:tcPr>
+          <w:p>
+            <w:pPr>
+              <w:spacing w:after="0"/>
+            </w:pPr>
+            <w:r>
+              <w:rPr>
+                <w:sz w:val="14"/>
+              </w:rPr>
+              <w:t>Offered; not configurable</w:t>
+            </w:r>
+          </w:p>
+        </w:tc>
+        <w:tc>
+          <w:tcPr>
+            <w:tcW w:w="2239" w:type="dxa"/>
+          </w:tcPr>
+          <w:p>
+            <w:pPr>
+              <w:spacing w:after="0"/>
+            </w:pPr>
+            <w:r>
+              <w:rPr>
+                <w:sz w:val="14"/>
+              </w:rPr>
+              <w:t>Hidden by default (configurable)</w:t>
             </w:r>
           </w:p>
         </w:tc>
@@ -6378,7 +7054,7 @@
         </w:trPr>
         <w:tc>
           <w:tcPr>
-            <w:tcW w:w="1928" w:type="dxa"/>
+            <w:tcW w:w="1304" w:type="dxa"/>
             <w:shd w:val="clear" w:color="auto" w:fill="F3F6F9"/>
           </w:tcPr>
           <w:p>
@@ -6387,15 +7063,15 @@
             </w:pPr>
             <w:r>
               <w:rPr>
-                <w:sz w:val="18"/>
-              </w:rPr>
-              <w:t>Large tables</w:t>
-            </w:r>
-          </w:p>
-        </w:tc>
-        <w:tc>
-          <w:tcPr>
-            <w:tcW w:w="3515" w:type="dxa"/>
+                <w:sz w:val="14"/>
+              </w:rPr>
+              <w:t>Select all</w:t>
+            </w:r>
+          </w:p>
+        </w:tc>
+        <w:tc>
+          <w:tcPr>
+            <w:tcW w:w="1956" w:type="dxa"/>
             <w:shd w:val="clear" w:color="auto" w:fill="F3F6F9"/>
           </w:tcPr>
           <w:p>
@@ -6404,15 +7080,15 @@
             </w:pPr>
             <w:r>
               <w:rPr>
-                <w:sz w:val="18"/>
-              </w:rPr>
-              <w:t>Up to 5,000 rows in one request</w:t>
-            </w:r>
-          </w:p>
-        </w:tc>
-        <w:tc>
-          <w:tcPr>
-            <w:tcW w:w="3912" w:type="dxa"/>
+                <w:sz w:val="14"/>
+              </w:rPr>
+              <w:t>No</w:t>
+            </w:r>
+          </w:p>
+        </w:tc>
+        <w:tc>
+          <w:tcPr>
+            <w:tcW w:w="1956" w:type="dxa"/>
             <w:shd w:val="clear" w:color="auto" w:fill="F3F6F9"/>
           </w:tcPr>
           <w:p>
@@ -6421,9 +7097,77 @@
             </w:pPr>
             <w:r>
               <w:rPr>
-                <w:sz w:val="18"/>
-              </w:rPr>
-              <w:t>500 rows in memory, then server search with paging</w:t>
+                <w:sz w:val="14"/>
+              </w:rPr>
+              <w:t>No</w:t>
+            </w:r>
+          </w:p>
+        </w:tc>
+        <w:tc>
+          <w:tcPr>
+            <w:tcW w:w="1956" w:type="dxa"/>
+            <w:shd w:val="clear" w:color="auto" w:fill="F3F6F9"/>
+          </w:tcPr>
+          <w:p>
+            <w:pPr>
+              <w:spacing w:after="0"/>
+            </w:pPr>
+            <w:r>
+              <w:rPr>
+                <w:sz w:val="14"/>
+              </w:rPr>
+              <w:t>No</w:t>
+            </w:r>
+          </w:p>
+        </w:tc>
+        <w:tc>
+          <w:tcPr>
+            <w:tcW w:w="1956" w:type="dxa"/>
+            <w:shd w:val="clear" w:color="auto" w:fill="F3F6F9"/>
+          </w:tcPr>
+          <w:p>
+            <w:pPr>
+              <w:spacing w:after="0"/>
+            </w:pPr>
+            <w:r>
+              <w:rPr>
+                <w:sz w:val="14"/>
+              </w:rPr>
+              <w:t>No; several records can be picked in the lookup dialog</w:t>
+            </w:r>
+          </w:p>
+        </w:tc>
+        <w:tc>
+          <w:tcPr>
+            <w:tcW w:w="1956" w:type="dxa"/>
+            <w:shd w:val="clear" w:color="auto" w:fill="F3F6F9"/>
+          </w:tcPr>
+          <w:p>
+            <w:pPr>
+              <w:spacing w:after="0"/>
+            </w:pPr>
+            <w:r>
+              <w:rPr>
+                <w:sz w:val="14"/>
+              </w:rPr>
+              <w:t>No (clear all only)</w:t>
+            </w:r>
+          </w:p>
+        </w:tc>
+        <w:tc>
+          <w:tcPr>
+            <w:tcW w:w="2239" w:type="dxa"/>
+            <w:shd w:val="clear" w:color="auto" w:fill="F3F6F9"/>
+          </w:tcPr>
+          <w:p>
+            <w:pPr>
+              <w:spacing w:after="0"/>
+            </w:pPr>
+            <w:r>
+              <w:rPr>
+                <w:sz w:val="14"/>
+              </w:rPr>
+              <w:t>Yes, with a configurable limit</w:t>
             </w:r>
           </w:p>
         </w:tc>
@@ -6434,15 +7178,139 @@
         </w:trPr>
         <w:tc>
           <w:tcPr>
-            <w:tcW w:w="1928" w:type="dxa"/>
-          </w:tcPr>
-          <w:p>
-            <w:pPr>
-              <w:spacing w:after="0"/>
-            </w:pPr>
-            <w:r>
-              <w:rPr>
-                <w:sz w:val="18"/>
+            <w:tcW w:w="1304" w:type="dxa"/>
+          </w:tcPr>
+          <w:p>
+            <w:pPr>
+              <w:spacing w:after="0"/>
+            </w:pPr>
+            <w:r>
+              <w:rPr>
+                <w:sz w:val="14"/>
+              </w:rPr>
+              <w:t>Large tables</w:t>
+            </w:r>
+          </w:p>
+        </w:tc>
+        <w:tc>
+          <w:tcPr>
+            <w:tcW w:w="1956" w:type="dxa"/>
+          </w:tcPr>
+          <w:p>
+            <w:pPr>
+              <w:spacing w:after="0"/>
+            </w:pPr>
+            <w:r>
+              <w:rPr>
+                <w:sz w:val="14"/>
+              </w:rPr>
+              <w:t>Up to 5,000 rows in one request</w:t>
+            </w:r>
+          </w:p>
+        </w:tc>
+        <w:tc>
+          <w:tcPr>
+            <w:tcW w:w="1956" w:type="dxa"/>
+          </w:tcPr>
+          <w:p>
+            <w:pPr>
+              <w:spacing w:after="0"/>
+            </w:pPr>
+            <w:r>
+              <w:rPr>
+                <w:sz w:val="14"/>
+              </w:rPr>
+              <w:t xml:space="preserve">First page (up to 5,000 rows) in memory, or </w:t>
+            </w:r>
+            <w:r>
+              <w:rPr>
+                <w:sz w:val="14"/>
+              </w:rPr>
+              <w:t>Dataverse search</w:t>
+            </w:r>
+          </w:p>
+        </w:tc>
+        <w:tc>
+          <w:tcPr>
+            <w:tcW w:w="1956" w:type="dxa"/>
+          </w:tcPr>
+          <w:p>
+            <w:pPr>
+              <w:spacing w:after="0"/>
+            </w:pPr>
+            <w:r>
+              <w:rPr>
+                <w:sz w:val="14"/>
+              </w:rPr>
+              <w:t>Up to 5,000 rows in one request; no paging</w:t>
+            </w:r>
+          </w:p>
+        </w:tc>
+        <w:tc>
+          <w:tcPr>
+            <w:tcW w:w="1956" w:type="dxa"/>
+          </w:tcPr>
+          <w:p>
+            <w:pPr>
+              <w:spacing w:after="0"/>
+            </w:pPr>
+            <w:r>
+              <w:rPr>
+                <w:sz w:val="14"/>
+              </w:rPr>
+              <w:t>Only the rows the subgrid loads (250 recommended)</w:t>
+            </w:r>
+          </w:p>
+        </w:tc>
+        <w:tc>
+          <w:tcPr>
+            <w:tcW w:w="1956" w:type="dxa"/>
+          </w:tcPr>
+          <w:p>
+            <w:pPr>
+              <w:spacing w:after="0"/>
+            </w:pPr>
+            <w:r>
+              <w:rPr>
+                <w:sz w:val="14"/>
+              </w:rPr>
+              <w:t>Server search, first N rows (50 or fewer recommended)</w:t>
+            </w:r>
+          </w:p>
+        </w:tc>
+        <w:tc>
+          <w:tcPr>
+            <w:tcW w:w="2239" w:type="dxa"/>
+          </w:tcPr>
+          <w:p>
+            <w:pPr>
+              <w:spacing w:after="0"/>
+            </w:pPr>
+            <w:r>
+              <w:rPr>
+                <w:sz w:val="14"/>
+              </w:rPr>
+              <w:t>500 rows in memory, then server search with paging</w:t>
+            </w:r>
+          </w:p>
+        </w:tc>
+      </w:tr>
+      <w:tr>
+        <w:trPr>
+          <w:jc w:val="center"/>
+        </w:trPr>
+        <w:tc>
+          <w:tcPr>
+            <w:tcW w:w="1304" w:type="dxa"/>
+            <w:shd w:val="clear" w:color="auto" w:fill="F3F6F9"/>
+          </w:tcPr>
+          <w:p>
+            <w:pPr>
+              <w:spacing w:after="0"/>
+            </w:pPr>
+            <w:r>
+              <w:rPr>
+                <w:sz w:val="14"/>
               </w:rPr>
               <w:t>Third-party code</w:t>
             </w:r>
@@ -6450,21 +7318,22 @@
         </w:tc>
         <w:tc>
           <w:tcPr>
-            <w:tcW w:w="3515" w:type="dxa"/>
-          </w:tcPr>
-          <w:p>
-            <w:pPr>
-              <w:spacing w:after="0"/>
-            </w:pPr>
-            <w:r>
-              <w:rPr>
-                <w:sz w:val="18"/>
+            <w:tcW w:w="1956" w:type="dxa"/>
+            <w:shd w:val="clear" w:color="auto" w:fill="F3F6F9"/>
+          </w:tcPr>
+          <w:p>
+            <w:pPr>
+              <w:spacing w:after="0"/>
+            </w:pPr>
+            <w:r>
+              <w:rPr>
+                <w:sz w:val="14"/>
               </w:rPr>
               <w:t xml:space="preserve">jQuery and </w:t>
             </w:r>
             <w:r>
               <w:rPr>
-                <w:sz w:val="18"/>
+                <w:sz w:val="14"/>
               </w:rPr>
               <w:t>select2</w:t>
             </w:r>
@@ -6472,17 +7341,209 @@
         </w:tc>
         <w:tc>
           <w:tcPr>
-            <w:tcW w:w="3912" w:type="dxa"/>
-          </w:tcPr>
-          <w:p>
-            <w:pPr>
-              <w:spacing w:after="0"/>
-            </w:pPr>
-            <w:r>
-              <w:rPr>
-                <w:sz w:val="18"/>
+            <w:tcW w:w="1956" w:type="dxa"/>
+            <w:shd w:val="clear" w:color="auto" w:fill="F3F6F9"/>
+          </w:tcPr>
+          <w:p>
+            <w:pPr>
+              <w:spacing w:after="0"/>
+            </w:pPr>
+            <w:r>
+              <w:rPr>
+                <w:sz w:val="14"/>
+              </w:rPr>
+              <w:t>React and Fluent UI 9 (platform libraries)</w:t>
+            </w:r>
+          </w:p>
+        </w:tc>
+        <w:tc>
+          <w:tcPr>
+            <w:tcW w:w="1956" w:type="dxa"/>
+            <w:shd w:val="clear" w:color="auto" w:fill="F3F6F9"/>
+          </w:tcPr>
+          <w:p>
+            <w:pPr>
+              <w:spacing w:after="0"/>
+            </w:pPr>
+            <w:r>
+              <w:rPr>
+                <w:sz w:val="14"/>
+              </w:rPr>
+              <w:t>jQuery and Select2</w:t>
+            </w:r>
+          </w:p>
+        </w:tc>
+        <w:tc>
+          <w:tcPr>
+            <w:tcW w:w="1956" w:type="dxa"/>
+            <w:shd w:val="clear" w:color="auto" w:fill="F3F6F9"/>
+          </w:tcPr>
+          <w:p>
+            <w:pPr>
+              <w:spacing w:after="0"/>
+            </w:pPr>
+            <w:r>
+              <w:rPr>
+                <w:sz w:val="14"/>
+              </w:rPr>
+              <w:t>React 18 (development build in the published package)</w:t>
+            </w:r>
+          </w:p>
+        </w:tc>
+        <w:tc>
+          <w:tcPr>
+            <w:tcW w:w="1956" w:type="dxa"/>
+            <w:shd w:val="clear" w:color="auto" w:fill="F3F6F9"/>
+          </w:tcPr>
+          <w:p>
+            <w:pPr>
+              <w:spacing w:after="0"/>
+            </w:pPr>
+            <w:r>
+              <w:rPr>
+                <w:sz w:val="14"/>
+              </w:rPr>
+              <w:t>react-select (with Emotion) and React</w:t>
+            </w:r>
+          </w:p>
+        </w:tc>
+        <w:tc>
+          <w:tcPr>
+            <w:tcW w:w="2239" w:type="dxa"/>
+            <w:shd w:val="clear" w:color="auto" w:fill="F3F6F9"/>
+          </w:tcPr>
+          <w:p>
+            <w:pPr>
+              <w:spacing w:after="0"/>
+            </w:pPr>
+            <w:r>
+              <w:rPr>
+                <w:sz w:val="14"/>
               </w:rPr>
               <w:t>None</w:t>
+            </w:r>
+          </w:p>
+        </w:tc>
+      </w:tr>
+      <w:tr>
+        <w:trPr>
+          <w:jc w:val="center"/>
+        </w:trPr>
+        <w:tc>
+          <w:tcPr>
+            <w:tcW w:w="1304" w:type="dxa"/>
+          </w:tcPr>
+          <w:p>
+            <w:pPr>
+              <w:spacing w:after="0"/>
+            </w:pPr>
+            <w:r>
+              <w:rPr>
+                <w:sz w:val="14"/>
+              </w:rPr>
+              <w:t>Version reviewed</w:t>
+            </w:r>
+          </w:p>
+        </w:tc>
+        <w:tc>
+          <w:tcPr>
+            <w:tcW w:w="1956" w:type="dxa"/>
+          </w:tcPr>
+          <w:p>
+            <w:pPr>
+              <w:spacing w:after="0"/>
+            </w:pPr>
+            <w:r>
+              <w:rPr>
+                <w:sz w:val="14"/>
+              </w:rPr>
+              <w:t>0.0.109</w:t>
+            </w:r>
+          </w:p>
+        </w:tc>
+        <w:tc>
+          <w:tcPr>
+            <w:tcW w:w="1956" w:type="dxa"/>
+          </w:tcPr>
+          <w:p>
+            <w:pPr>
+              <w:spacing w:after="0"/>
+            </w:pPr>
+            <w:r>
+              <w:rPr>
+                <w:sz w:val="14"/>
+              </w:rPr>
+              <w:t>0.0.2 (solution 1.0.1.1, 2024)</w:t>
+            </w:r>
+          </w:p>
+        </w:tc>
+        <w:tc>
+          <w:tcPr>
+            <w:tcW w:w="1956" w:type="dxa"/>
+          </w:tcPr>
+          <w:p>
+            <w:pPr>
+              <w:spacing w:after="0"/>
+            </w:pPr>
+            <w:r>
+              <w:rPr>
+                <w:sz w:val="14"/>
+              </w:rPr>
+              <w:t xml:space="preserve">0.0.109 (2021, last change </w:t>
+            </w:r>
+            <w:r>
+              <w:rPr>
+                <w:sz w:val="14"/>
+              </w:rPr>
+              <w:t>2022)</w:t>
+            </w:r>
+          </w:p>
+        </w:tc>
+        <w:tc>
+          <w:tcPr>
+            <w:tcW w:w="1956" w:type="dxa"/>
+          </w:tcPr>
+          <w:p>
+            <w:pPr>
+              <w:spacing w:after="0"/>
+            </w:pPr>
+            <w:r>
+              <w:rPr>
+                <w:sz w:val="14"/>
+              </w:rPr>
+              <w:t>2.0.1 (release 2024)</w:t>
+            </w:r>
+          </w:p>
+        </w:tc>
+        <w:tc>
+          <w:tcPr>
+            <w:tcW w:w="1956" w:type="dxa"/>
+          </w:tcPr>
+          <w:p>
+            <w:pPr>
+              <w:spacing w:after="0"/>
+            </w:pPr>
+            <w:r>
+              <w:rPr>
+                <w:sz w:val="14"/>
+              </w:rPr>
+              <w:t>1.0.0.3 (2022)</w:t>
+            </w:r>
+          </w:p>
+        </w:tc>
+        <w:tc>
+          <w:tcPr>
+            <w:tcW w:w="2239" w:type="dxa"/>
+          </w:tcPr>
+          <w:p>
+            <w:pPr>
+              <w:spacing w:after="0"/>
+            </w:pPr>
+            <w:r>
+              <w:rPr>
+                <w:sz w:val="14"/>
+              </w:rPr>
+              <w:t>1.0.0</w:t>
             </w:r>
           </w:p>
         </w:tc>
@@ -6497,32 +7558,35 @@
       <w:r>
         <w:rPr>
           <w:color w:val="605E5C"/>
-          <w:sz w:val="18"/>
-        </w:rPr>
-        <w:t xml:space="preserve">Information about the PCF Gallery control describes version 0.0.109 of </w:t>
-      </w:r>
-      <w:r>
-        <w:rPr>
-          <w:rFonts w:ascii="Consolas" w:eastAsia="Consolas" w:hAnsi="Consolas"/>
+          <w:sz w:val="14"/>
+        </w:rPr>
+        <w:t xml:space="preserve">Every entry comes from the control's documentation and source code. Sources: each control's PCF Gallery page (n-to-n-multiselect, multiselect-lookup, </w:t>
+      </w:r>
+      <w:r>
+        <w:rPr>
           <w:color w:val="605E5C"/>
-          <w:sz w:val="18"/>
-        </w:rPr>
-        <w:t>ItAintBoring.PCFControls.NToNMultiSelect</w:t>
-      </w:r>
-      <w:r>
-        <w:rPr>
-          <w:color w:val="605E5C"/>
-          <w:sz w:val="18"/>
-        </w:rPr>
-        <w:t>.</w:t>
-      </w:r>
+          <w:sz w:val="14"/>
+        </w:rPr>
+        <w:t>custom-nton-multiselect-lookup, multiselect-lookup-pcf, multiselect-entity-picker) and the GitHub repository it links to. Custom NToN Multiselect Lookup is based on the ITAintBoring control. All five are published under the MIT license.</w:t>
+      </w:r>
+    </w:p>
+    <w:p>
+      <w:pPr>
+        <w:sectPr>
+          <w:pgSz w:w="15840" w:h="12240" w:orient="landscape"/>
+          <w:pgMar w:top="1134" w:right="1247" w:bottom="1134" w:left="1247" w:header="720" w:footer="720" w:gutter="0"/>
+          <w:cols w:space="720"/>
+          <w:docGrid w:linePitch="360"/>
+        </w:sectPr>
+      </w:pPr>
     </w:p>
     <w:p>
       <w:pPr>
         <w:pStyle w:val="Heading1"/>
       </w:pPr>
-      <w:bookmarkStart w:id="7" w:name="_Toc241877253"/>
-      <w:r>
+      <w:bookmarkStart w:id="7" w:name="_Toc241878478"/>
+      <w:r>
+        <w:lastRenderedPageBreak/>
         <w:t>2. Package contents</w:t>
       </w:r>
       <w:bookmarkEnd w:id="7"/>
@@ -6531,7 +7595,7 @@
       <w:pPr>
         <w:pStyle w:val="Heading2"/>
       </w:pPr>
-      <w:bookmarkStart w:id="8" w:name="_Toc241877254"/>
+      <w:bookmarkStart w:id="8" w:name="_Toc241878479"/>
       <w:r>
         <w:t>2.1 Files in the package</w:t>
       </w:r>
@@ -6658,13 +7722,7 @@
               <w:rPr>
                 <w:sz w:val="19"/>
               </w:rPr>
-              <w:t xml:space="preserve">Development environments. After import, the </w:t>
-            </w:r>
-            <w:r>
-              <w:rPr>
-                <w:sz w:val="19"/>
-              </w:rPr>
-              <w:t>components can be added to other solutions and moved to test and production as part of them.</w:t>
+              <w:t>Development environments. After import, the components can be added to other solutions and moved to test and production as part of them.</w:t>
             </w:r>
           </w:p>
         </w:tc>
@@ -6722,13 +7780,7 @@
               <w:rPr>
                 <w:sz w:val="19"/>
               </w:rPr>
-              <w:t xml:space="preserve">Test and production environments, when the control is </w:t>
-            </w:r>
-            <w:r>
-              <w:rPr>
-                <w:sz w:val="19"/>
-              </w:rPr>
-              <w:t>deployed as a solution of its own.</w:t>
+              <w:t>Test and production environments, when the control is deployed as a solution of its own.</w:t>
             </w:r>
           </w:p>
         </w:tc>
@@ -6767,7 +7819,13 @@
               <w:rPr>
                 <w:sz w:val="19"/>
               </w:rPr>
-              <w:t>Short description of the package, the exact component names of this build and SHA-256 checksums of the two zip files.</w:t>
+              <w:t xml:space="preserve">Short description of the package, the exact component names of </w:t>
+            </w:r>
+            <w:r>
+              <w:rPr>
+                <w:sz w:val="19"/>
+              </w:rPr>
+              <w:t>this build and SHA-256 checksums of the two zip files.</w:t>
             </w:r>
           </w:p>
         </w:tc>
@@ -6854,7 +7912,6 @@
     </w:p>
     <w:p>
       <w:r>
-        <w:lastRenderedPageBreak/>
         <w:t xml:space="preserve">To check a file against the checksum in </w:t>
       </w:r>
       <w:r>
@@ -6891,12 +7948,9 @@
       <w:pPr>
         <w:pStyle w:val="Heading2"/>
       </w:pPr>
-      <w:bookmarkStart w:id="9" w:name="_Toc241877255"/>
-      <w:r>
-        <w:t xml:space="preserve">2.2 </w:t>
-      </w:r>
-      <w:r>
-        <w:t>Managed or unmanaged</w:t>
+      <w:bookmarkStart w:id="9" w:name="_Toc241878480"/>
+      <w:r>
+        <w:t>2.2 Managed or unmanaged</w:t>
       </w:r>
       <w:bookmarkEnd w:id="9"/>
     </w:p>
@@ -7098,13 +8152,7 @@
               <w:rPr>
                 <w:sz w:val="19"/>
               </w:rPr>
-              <w:t xml:space="preserve">Publish all customizations is </w:t>
-            </w:r>
-            <w:r>
-              <w:rPr>
-                <w:sz w:val="19"/>
-              </w:rPr>
-              <w:t>required</w:t>
+              <w:t>Publish all customizations is required</w:t>
             </w:r>
           </w:p>
         </w:tc>
@@ -7267,10 +8315,14 @@
               <w:t xml:space="preserve">Recommended path.  </w:t>
             </w:r>
             <w:r>
-              <w:t xml:space="preserve">Import the unmanaged package into the development environment, add the code component (and the form library, if it is used) to the solution that holds the forms, and let that solution carry the control to </w:t>
-            </w:r>
-            <w:r>
-              <w:t>test and production. Use the managed package only to deploy the control on its own.</w:t>
+              <w:t xml:space="preserve">Import the unmanaged package into the development </w:t>
+            </w:r>
+            <w:r>
+              <w:t xml:space="preserve">environment, add the code component (and the form library, if it is used) to the solution that holds the forms, and let that solution carry the control to test and production. Use the managed package only to deploy the control </w:t>
+            </w:r>
+            <w:r>
+              <w:lastRenderedPageBreak/>
+              <w:t>on its own.</w:t>
             </w:r>
           </w:p>
         </w:tc>
@@ -7285,7 +8337,7 @@
       <w:pPr>
         <w:pStyle w:val="Heading2"/>
       </w:pPr>
-      <w:bookmarkStart w:id="10" w:name="_Toc241877256"/>
+      <w:bookmarkStart w:id="10" w:name="_Toc241878481"/>
       <w:r>
         <w:t>2.3 Components in the solution</w:t>
       </w:r>
@@ -7479,13 +8531,13 @@
               <w:rPr>
                 <w:sz w:val="19"/>
               </w:rPr>
-              <w:t xml:space="preserve">Optional form library. It is used only when an environment does </w:t>
+              <w:t xml:space="preserve">Optional form library. It is used only when an environment does not deliver the control's bundle to the form (section 7). It does nothing unless it is added to a </w:t>
             </w:r>
             <w:r>
               <w:rPr>
                 <w:sz w:val="19"/>
               </w:rPr>
-              <w:t>not deliver the control's bundle to the form (section 7). It does nothing unless it is added to a form.</w:t>
+              <w:t>form.</w:t>
             </w:r>
           </w:p>
         </w:tc>
@@ -7505,9 +8557,8 @@
         <w:rPr>
           <w:noProof/>
         </w:rPr>
-        <w:lastRenderedPageBreak/>
         <w:drawing>
-          <wp:inline distT="0" distB="0" distL="0" distR="0" wp14:anchorId="30310322" wp14:editId="63520CA3">
+          <wp:inline distT="0" distB="0" distL="0" distR="0" wp14:anchorId="35811BAB" wp14:editId="350F509B">
             <wp:extent cx="5760000" cy="2062425"/>
             <wp:effectExtent l="0" t="0" r="0" b="0"/>
             <wp:docPr id="4" name="Picture 4"/>
@@ -7522,7 +8573,7 @@
                     <pic:cNvPicPr/>
                   </pic:nvPicPr>
                   <pic:blipFill>
-                    <a:blip r:embed="rId11"/>
+                    <a:blip r:embed="rId12"/>
                     <a:stretch>
                       <a:fillRect/>
                     </a:stretch>
@@ -7556,7 +8607,7 @@
       <w:pPr>
         <w:pStyle w:val="Heading2"/>
       </w:pPr>
-      <w:bookmarkStart w:id="11" w:name="_Toc241877257"/>
+      <w:bookmarkStart w:id="11" w:name="_Toc241878482"/>
       <w:r>
         <w:t>2.4 Source code</w:t>
       </w:r>
@@ -7564,10 +8615,7 @@
     </w:p>
     <w:p>
       <w:r>
-        <w:t xml:space="preserve">The source code is published as a Git repository under the MIT </w:t>
-      </w:r>
-      <w:r>
-        <w:t>license: the control is free to use, modify and share, including commercially, provided the copyright notice and the license text are kept with copies of the code. Its layout:</w:t>
+        <w:t>The source code is published as a Git repository under the MIT license: the control is free to use, modify and share, including commercially, provided the copyright notice and the license text are kept with copies of the code. Its layout:</w:t>
       </w:r>
     </w:p>
     <w:tbl>
@@ -7694,7 +8742,13 @@
               <w:rPr>
                 <w:sz w:val="19"/>
               </w:rPr>
-              <w:t>Controller: settings, loading, saving, new-record handling</w:t>
+              <w:t xml:space="preserve">Controller: settings, loading, saving, </w:t>
+            </w:r>
+            <w:r>
+              <w:rPr>
+                <w:sz w:val="19"/>
+              </w:rPr>
+              <w:t>new-record handling</w:t>
             </w:r>
           </w:p>
         </w:tc>
@@ -7837,6 +8891,7 @@
                 <w:color w:val="242424"/>
                 <w:sz w:val="19"/>
               </w:rPr>
+              <w:lastRenderedPageBreak/>
               <w:t>scripts/build.mjs</w:t>
             </w:r>
           </w:p>
@@ -7854,13 +8909,7 @@
               <w:rPr>
                 <w:sz w:val="19"/>
               </w:rPr>
-              <w:t xml:space="preserve">Release build: </w:t>
-            </w:r>
-            <w:r>
-              <w:rPr>
-                <w:sz w:val="19"/>
-              </w:rPr>
-              <w:t>bundle, both solution packages, checks</w:t>
+              <w:t>Release build: bundle, both solution packages, checks</w:t>
             </w:r>
           </w:p>
         </w:tc>
@@ -8052,9 +9101,8 @@
       <w:pPr>
         <w:pStyle w:val="Heading1"/>
       </w:pPr>
-      <w:bookmarkStart w:id="12" w:name="_Toc241877258"/>
-      <w:r>
-        <w:lastRenderedPageBreak/>
+      <w:bookmarkStart w:id="12" w:name="_Toc241878483"/>
+      <w:r>
         <w:t>3. Installation</w:t>
       </w:r>
       <w:bookmarkEnd w:id="12"/>
@@ -8063,7 +9111,7 @@
       <w:pPr>
         <w:pStyle w:val="Heading2"/>
       </w:pPr>
-      <w:bookmarkStart w:id="13" w:name="_Toc241877259"/>
+      <w:bookmarkStart w:id="13" w:name="_Toc241878484"/>
       <w:r>
         <w:t>3.1 Before you start</w:t>
       </w:r>
@@ -8097,7 +9145,7 @@
       <w:pPr>
         <w:pStyle w:val="Heading2"/>
       </w:pPr>
-      <w:bookmarkStart w:id="14" w:name="_Toc241877260"/>
+      <w:bookmarkStart w:id="14" w:name="_Toc241878485"/>
       <w:r>
         <w:t>3.2 Import the unmanaged solution (development)</w:t>
       </w:r>
@@ -8142,8 +9190,9 @@
         <w:rPr>
           <w:noProof/>
         </w:rPr>
+        <w:lastRenderedPageBreak/>
         <w:drawing>
-          <wp:inline distT="0" distB="0" distL="0" distR="0" wp14:anchorId="5DBBA886" wp14:editId="033CF852">
+          <wp:inline distT="0" distB="0" distL="0" distR="0" wp14:anchorId="279409D9" wp14:editId="754AA4DE">
             <wp:extent cx="5760000" cy="2809936"/>
             <wp:effectExtent l="0" t="0" r="0" b="0"/>
             <wp:docPr id="5" name="Picture 5"/>
@@ -8158,7 +9207,7 @@
                     <pic:cNvPicPr/>
                   </pic:nvPicPr>
                   <pic:blipFill>
-                    <a:blip r:embed="rId12"/>
+                    <a:blip r:embed="rId13"/>
                     <a:stretch>
                       <a:fillRect/>
                     </a:stretch>
@@ -8228,7 +9277,7 @@
           <w:noProof/>
         </w:rPr>
         <w:drawing>
-          <wp:inline distT="0" distB="0" distL="0" distR="0" wp14:anchorId="550F1AE2" wp14:editId="3F8739AE">
+          <wp:inline distT="0" distB="0" distL="0" distR="0" wp14:anchorId="4BA3CD16" wp14:editId="65FFA952">
             <wp:extent cx="5760000" cy="1964781"/>
             <wp:effectExtent l="0" t="0" r="0" b="0"/>
             <wp:docPr id="6" name="Picture 6"/>
@@ -8240,97 +9289,6 @@
                 <pic:pic xmlns:pic="http://schemas.openxmlformats.org/drawingml/2006/picture">
                   <pic:nvPicPr>
                     <pic:cNvPr id="0" name="import-02-browse.png"/>
-                    <pic:cNvPicPr/>
-                  </pic:nvPicPr>
-                  <pic:blipFill>
-                    <a:blip r:embed="rId13"/>
-                    <a:stretch>
-                      <a:fillRect/>
-                    </a:stretch>
-                  </pic:blipFill>
-                  <pic:spPr>
-                    <a:xfrm>
-                      <a:off x="0" y="0"/>
-                      <a:ext cx="5760000" cy="1964781"/>
-                    </a:xfrm>
-                    <a:prstGeom prst="rect">
-                      <a:avLst/>
-                    </a:prstGeom>
-                  </pic:spPr>
-                </pic:pic>
-              </a:graphicData>
-            </a:graphic>
-          </wp:inline>
-        </w:drawing>
-      </w:r>
-    </w:p>
-    <w:p>
-      <w:pPr>
-        <w:pStyle w:val="Caption"/>
-        <w:jc w:val="center"/>
-      </w:pPr>
-      <w:r>
-        <w:t xml:space="preserve">Figure 6. </w:t>
-      </w:r>
-      <w:r>
-        <w:t>Browse for the solution file.</w:t>
-      </w:r>
-    </w:p>
-    <w:p>
-      <w:pPr>
-        <w:pStyle w:val="ListNumber"/>
-        <w:numPr>
-          <w:ilvl w:val="0"/>
-          <w:numId w:val="10"/>
-        </w:numPr>
-      </w:pPr>
-      <w:r>
-        <w:t xml:space="preserve">Select </w:t>
-      </w:r>
-      <w:r>
-        <w:rPr>
-          <w:rFonts w:ascii="Consolas" w:eastAsia="Consolas" w:hAnsi="Consolas"/>
-          <w:color w:val="242424"/>
-          <w:sz w:val="19"/>
-        </w:rPr>
-        <w:t>NToNMultiSelect_unmanaged.zip</w:t>
-      </w:r>
-      <w:r>
-        <w:t xml:space="preserve">. The file name appears next to Browse (1). Select </w:t>
-      </w:r>
-      <w:r>
-        <w:rPr>
-          <w:b/>
-        </w:rPr>
-        <w:t>Next</w:t>
-      </w:r>
-      <w:r>
-        <w:t xml:space="preserve"> (2).</w:t>
-      </w:r>
-    </w:p>
-    <w:p>
-      <w:pPr>
-        <w:keepNext/>
-        <w:jc w:val="center"/>
-      </w:pPr>
-      <w:r>
-        <w:rPr>
-          <w:noProof/>
-        </w:rPr>
-        <w:lastRenderedPageBreak/>
-        <w:drawing>
-          <wp:inline distT="0" distB="0" distL="0" distR="0" wp14:anchorId="41BC9011" wp14:editId="79EFBD6E">
-            <wp:extent cx="5760000" cy="1964781"/>
-            <wp:effectExtent l="0" t="0" r="0" b="0"/>
-            <wp:docPr id="7" name="Picture 7"/>
-            <wp:cNvGraphicFramePr>
-              <a:graphicFrameLocks xmlns:a="http://schemas.openxmlformats.org/drawingml/2006/main" noChangeAspect="1"/>
-            </wp:cNvGraphicFramePr>
-            <a:graphic xmlns:a="http://schemas.openxmlformats.org/drawingml/2006/main">
-              <a:graphicData uri="http://schemas.openxmlformats.org/drawingml/2006/picture">
-                <pic:pic xmlns:pic="http://schemas.openxmlformats.org/drawingml/2006/picture">
-                  <pic:nvPicPr>
-                    <pic:cNvPr id="0" name="import-u-03-file.png"/>
                     <pic:cNvPicPr/>
                   </pic:nvPicPr>
                   <pic:blipFill>
@@ -8361,7 +9319,7 @@
         <w:jc w:val="center"/>
       </w:pPr>
       <w:r>
-        <w:t>Figure 7. The unmanaged package selected.</w:t>
+        <w:t>Figure 6. Browse for the solution file.</w:t>
       </w:r>
     </w:p>
     <w:p>
@@ -8373,25 +9331,7 @@
         </w:numPr>
       </w:pPr>
       <w:r>
-        <w:t xml:space="preserve">Check the details: </w:t>
-      </w:r>
-      <w:r>
-        <w:rPr>
-          <w:b/>
-        </w:rPr>
-        <w:t>Type</w:t>
-      </w:r>
-      <w:r>
-        <w:t xml:space="preserve"> is </w:t>
-      </w:r>
-      <w:r>
-        <w:rPr>
-          <w:b/>
-        </w:rPr>
-        <w:t>Unmanaged</w:t>
-      </w:r>
-      <w:r>
-        <w:t xml:space="preserve"> (1), the name is </w:t>
+        <w:t xml:space="preserve">Select </w:t>
       </w:r>
       <w:r>
         <w:rPr>
@@ -8399,19 +9339,19 @@
           <w:color w:val="242424"/>
           <w:sz w:val="19"/>
         </w:rPr>
-        <w:t>NToNMultiSelect</w:t>
-      </w:r>
-      <w:r>
-        <w:t xml:space="preserve"> and the version 1.0.0.0. Select </w:t>
+        <w:t>NToNMultiSelect_unmanaged.zip</w:t>
+      </w:r>
+      <w:r>
+        <w:t xml:space="preserve">. The file name appears next to Browse (1). Select </w:t>
       </w:r>
       <w:r>
         <w:rPr>
           <w:b/>
         </w:rPr>
-        <w:t>Import</w:t>
-      </w:r>
-      <w:r>
-        <w:t xml:space="preserve"> (2). Advanced settings can stay as they are.</w:t>
+        <w:t>Next</w:t>
+      </w:r>
+      <w:r>
+        <w:t xml:space="preserve"> (2).</w:t>
       </w:r>
     </w:p>
     <w:p>
@@ -8424,7 +9364,113 @@
           <w:noProof/>
         </w:rPr>
         <w:drawing>
-          <wp:inline distT="0" distB="0" distL="0" distR="0" wp14:anchorId="7D431C51" wp14:editId="12A25D45">
+          <wp:inline distT="0" distB="0" distL="0" distR="0" wp14:anchorId="1C0F90F3" wp14:editId="1C386BCF">
+            <wp:extent cx="5760000" cy="1964781"/>
+            <wp:effectExtent l="0" t="0" r="0" b="0"/>
+            <wp:docPr id="7" name="Picture 7"/>
+            <wp:cNvGraphicFramePr>
+              <a:graphicFrameLocks xmlns:a="http://schemas.openxmlformats.org/drawingml/2006/main" noChangeAspect="1"/>
+            </wp:cNvGraphicFramePr>
+            <a:graphic xmlns:a="http://schemas.openxmlformats.org/drawingml/2006/main">
+              <a:graphicData uri="http://schemas.openxmlformats.org/drawingml/2006/picture">
+                <pic:pic xmlns:pic="http://schemas.openxmlformats.org/drawingml/2006/picture">
+                  <pic:nvPicPr>
+                    <pic:cNvPr id="0" name="import-u-03-file.png"/>
+                    <pic:cNvPicPr/>
+                  </pic:nvPicPr>
+                  <pic:blipFill>
+                    <a:blip r:embed="rId15"/>
+                    <a:stretch>
+                      <a:fillRect/>
+                    </a:stretch>
+                  </pic:blipFill>
+                  <pic:spPr>
+                    <a:xfrm>
+                      <a:off x="0" y="0"/>
+                      <a:ext cx="5760000" cy="1964781"/>
+                    </a:xfrm>
+                    <a:prstGeom prst="rect">
+                      <a:avLst/>
+                    </a:prstGeom>
+                  </pic:spPr>
+                </pic:pic>
+              </a:graphicData>
+            </a:graphic>
+          </wp:inline>
+        </w:drawing>
+      </w:r>
+    </w:p>
+    <w:p>
+      <w:pPr>
+        <w:pStyle w:val="Caption"/>
+        <w:jc w:val="center"/>
+      </w:pPr>
+      <w:r>
+        <w:t>Figure 7. The unmanaged package selected.</w:t>
+      </w:r>
+    </w:p>
+    <w:p>
+      <w:pPr>
+        <w:pStyle w:val="ListNumber"/>
+        <w:numPr>
+          <w:ilvl w:val="0"/>
+          <w:numId w:val="10"/>
+        </w:numPr>
+      </w:pPr>
+      <w:r>
+        <w:t xml:space="preserve">Check the details: </w:t>
+      </w:r>
+      <w:r>
+        <w:rPr>
+          <w:b/>
+        </w:rPr>
+        <w:t>Type</w:t>
+      </w:r>
+      <w:r>
+        <w:t xml:space="preserve"> is </w:t>
+      </w:r>
+      <w:r>
+        <w:rPr>
+          <w:b/>
+        </w:rPr>
+        <w:t>Unmanaged</w:t>
+      </w:r>
+      <w:r>
+        <w:t xml:space="preserve"> (1), the name is </w:t>
+      </w:r>
+      <w:r>
+        <w:rPr>
+          <w:rFonts w:ascii="Consolas" w:eastAsia="Consolas" w:hAnsi="Consolas"/>
+          <w:color w:val="242424"/>
+          <w:sz w:val="19"/>
+        </w:rPr>
+        <w:t>NToNMultiSelect</w:t>
+      </w:r>
+      <w:r>
+        <w:t xml:space="preserve"> and the version 1.0.0.0. Select </w:t>
+      </w:r>
+      <w:r>
+        <w:rPr>
+          <w:b/>
+        </w:rPr>
+        <w:t>Import</w:t>
+      </w:r>
+      <w:r>
+        <w:t xml:space="preserve"> (2). Advanced settings can stay as they are.</w:t>
+      </w:r>
+    </w:p>
+    <w:p>
+      <w:pPr>
+        <w:keepNext/>
+        <w:jc w:val="center"/>
+      </w:pPr>
+      <w:r>
+        <w:rPr>
+          <w:noProof/>
+        </w:rPr>
+        <w:lastRenderedPageBreak/>
+        <w:drawing>
+          <wp:inline distT="0" distB="0" distL="0" distR="0" wp14:anchorId="3B8C9A26" wp14:editId="1C027541">
             <wp:extent cx="5470632" cy="3779999"/>
             <wp:effectExtent l="0" t="0" r="0" b="0"/>
             <wp:docPr id="8" name="Picture 8"/>
@@ -8439,7 +9485,7 @@
                     <pic:cNvPicPr/>
                   </pic:nvPicPr>
                   <pic:blipFill>
-                    <a:blip r:embed="rId15"/>
+                    <a:blip r:embed="rId16"/>
                     <a:stretch>
                       <a:fillRect/>
                     </a:stretch>
@@ -8490,9 +9536,8 @@
         <w:rPr>
           <w:noProof/>
         </w:rPr>
-        <w:lastRenderedPageBreak/>
         <w:drawing>
-          <wp:inline distT="0" distB="0" distL="0" distR="0" wp14:anchorId="79E0CDB2" wp14:editId="40401741">
+          <wp:inline distT="0" distB="0" distL="0" distR="0" wp14:anchorId="2559031A" wp14:editId="62D8B0AB">
             <wp:extent cx="5760000" cy="2072420"/>
             <wp:effectExtent l="0" t="0" r="0" b="0"/>
             <wp:docPr id="9" name="Picture 9"/>
@@ -8504,76 +9549,6 @@
                 <pic:pic xmlns:pic="http://schemas.openxmlformats.org/drawingml/2006/picture">
                   <pic:nvPicPr>
                     <pic:cNvPr id="0" name="import-u-05-importing.png"/>
-                    <pic:cNvPicPr/>
-                  </pic:nvPicPr>
-                  <pic:blipFill>
-                    <a:blip r:embed="rId16"/>
-                    <a:stretch>
-                      <a:fillRect/>
-                    </a:stretch>
-                  </pic:blipFill>
-                  <pic:spPr>
-                    <a:xfrm>
-                      <a:off x="0" y="0"/>
-                      <a:ext cx="5760000" cy="2072420"/>
-                    </a:xfrm>
-                    <a:prstGeom prst="rect">
-                      <a:avLst/>
-                    </a:prstGeom>
-                  </pic:spPr>
-                </pic:pic>
-              </a:graphicData>
-            </a:graphic>
-          </wp:inline>
-        </w:drawing>
-      </w:r>
-    </w:p>
-    <w:p>
-      <w:pPr>
-        <w:pStyle w:val="Caption"/>
-        <w:jc w:val="center"/>
-      </w:pPr>
-      <w:r>
-        <w:t>Figure 9. Import in progress.</w:t>
-      </w:r>
-    </w:p>
-    <w:p>
-      <w:pPr>
-        <w:pStyle w:val="ListNumber"/>
-        <w:numPr>
-          <w:ilvl w:val="0"/>
-          <w:numId w:val="10"/>
-        </w:numPr>
-      </w:pPr>
-      <w:r>
-        <w:t xml:space="preserve">When the import has finished, a </w:t>
-      </w:r>
-      <w:r>
-        <w:t>banner confirms it.</w:t>
-      </w:r>
-    </w:p>
-    <w:p>
-      <w:pPr>
-        <w:keepNext/>
-        <w:jc w:val="center"/>
-      </w:pPr>
-      <w:r>
-        <w:rPr>
-          <w:noProof/>
-        </w:rPr>
-        <w:drawing>
-          <wp:inline distT="0" distB="0" distL="0" distR="0" wp14:anchorId="75C90089" wp14:editId="3B268580">
-            <wp:extent cx="5760000" cy="2072420"/>
-            <wp:effectExtent l="0" t="0" r="0" b="0"/>
-            <wp:docPr id="10" name="Picture 10"/>
-            <wp:cNvGraphicFramePr>
-              <a:graphicFrameLocks xmlns:a="http://schemas.openxmlformats.org/drawingml/2006/main" noChangeAspect="1"/>
-            </wp:cNvGraphicFramePr>
-            <a:graphic xmlns:a="http://schemas.openxmlformats.org/drawingml/2006/main">
-              <a:graphicData uri="http://schemas.openxmlformats.org/drawingml/2006/picture">
-                <pic:pic xmlns:pic="http://schemas.openxmlformats.org/drawingml/2006/picture">
-                  <pic:nvPicPr>
-                    <pic:cNvPr id="0" name="import-u-06-success.png"/>
                     <pic:cNvPicPr/>
                   </pic:nvPicPr>
                   <pic:blipFill>
@@ -8604,7 +9579,7 @@
         <w:jc w:val="center"/>
       </w:pPr>
       <w:r>
-        <w:t>Figure 10. Import finished.</w:t>
+        <w:t>Figure 9. Import in progress.</w:t>
       </w:r>
     </w:p>
     <w:p>
@@ -8616,16 +9591,7 @@
         </w:numPr>
       </w:pPr>
       <w:r>
-        <w:t xml:space="preserve">Select </w:t>
-      </w:r>
-      <w:r>
-        <w:rPr>
-          <w:b/>
-        </w:rPr>
-        <w:t>Publish all customizations</w:t>
-      </w:r>
-      <w:r>
-        <w:t>. Without this step the control is not available in the unmanaged environment.</w:t>
+        <w:t>When the import has finished, a banner confirms it.</w:t>
       </w:r>
     </w:p>
     <w:p>
@@ -8637,11 +9603,12 @@
         <w:rPr>
           <w:noProof/>
         </w:rPr>
+        <w:lastRenderedPageBreak/>
         <w:drawing>
-          <wp:inline distT="0" distB="0" distL="0" distR="0" wp14:anchorId="4FDC518C" wp14:editId="52313DBA">
+          <wp:inline distT="0" distB="0" distL="0" distR="0" wp14:anchorId="2DFE811D" wp14:editId="17AC0C15">
             <wp:extent cx="5760000" cy="2072420"/>
             <wp:effectExtent l="0" t="0" r="0" b="0"/>
-            <wp:docPr id="11" name="Picture 11"/>
+            <wp:docPr id="10" name="Picture 10"/>
             <wp:cNvGraphicFramePr>
               <a:graphicFrameLocks xmlns:a="http://schemas.openxmlformats.org/drawingml/2006/main" noChangeAspect="1"/>
             </wp:cNvGraphicFramePr>
@@ -8649,7 +9616,7 @@
               <a:graphicData uri="http://schemas.openxmlformats.org/drawingml/2006/picture">
                 <pic:pic xmlns:pic="http://schemas.openxmlformats.org/drawingml/2006/picture">
                   <pic:nvPicPr>
-                    <pic:cNvPr id="0" name="publish-01.png"/>
+                    <pic:cNvPr id="0" name="import-u-06-success.png"/>
                     <pic:cNvPicPr/>
                   </pic:nvPicPr>
                   <pic:blipFill>
@@ -8680,7 +9647,7 @@
         <w:jc w:val="center"/>
       </w:pPr>
       <w:r>
-        <w:t>Figure 11. Publish all customizations.</w:t>
+        <w:t>Figure 10. Import finished.</w:t>
       </w:r>
     </w:p>
     <w:p>
@@ -8692,25 +9659,22 @@
         </w:numPr>
       </w:pPr>
       <w:r>
-        <w:t xml:space="preserve">The solution </w:t>
+        <w:t xml:space="preserve">Select </w:t>
       </w:r>
       <w:r>
         <w:rPr>
           <w:b/>
         </w:rPr>
-        <w:t>N:N Multi-Select</w:t>
-      </w:r>
-      <w:r>
-        <w:t xml:space="preserve"> is listed under </w:t>
+        <w:t xml:space="preserve">Publish all </w:t>
       </w:r>
       <w:r>
         <w:rPr>
           <w:b/>
         </w:rPr>
-        <w:t>Unmanaged</w:t>
-      </w:r>
-      <w:r>
-        <w:t>.</w:t>
+        <w:t>customizations</w:t>
+      </w:r>
+      <w:r>
+        <w:t>. Without this step the control is not available in the unmanaged environment.</w:t>
       </w:r>
     </w:p>
     <w:p>
@@ -8722,9 +9686,93 @@
         <w:rPr>
           <w:noProof/>
         </w:rPr>
-        <w:lastRenderedPageBreak/>
         <w:drawing>
-          <wp:inline distT="0" distB="0" distL="0" distR="0" wp14:anchorId="4619E88E" wp14:editId="6AFB5D36">
+          <wp:inline distT="0" distB="0" distL="0" distR="0" wp14:anchorId="3E582D3D" wp14:editId="57CC4C0F">
+            <wp:extent cx="5760000" cy="2072420"/>
+            <wp:effectExtent l="0" t="0" r="0" b="0"/>
+            <wp:docPr id="11" name="Picture 11"/>
+            <wp:cNvGraphicFramePr>
+              <a:graphicFrameLocks xmlns:a="http://schemas.openxmlformats.org/drawingml/2006/main" noChangeAspect="1"/>
+            </wp:cNvGraphicFramePr>
+            <a:graphic xmlns:a="http://schemas.openxmlformats.org/drawingml/2006/main">
+              <a:graphicData uri="http://schemas.openxmlformats.org/drawingml/2006/picture">
+                <pic:pic xmlns:pic="http://schemas.openxmlformats.org/drawingml/2006/picture">
+                  <pic:nvPicPr>
+                    <pic:cNvPr id="0" name="publish-01.png"/>
+                    <pic:cNvPicPr/>
+                  </pic:nvPicPr>
+                  <pic:blipFill>
+                    <a:blip r:embed="rId19"/>
+                    <a:stretch>
+                      <a:fillRect/>
+                    </a:stretch>
+                  </pic:blipFill>
+                  <pic:spPr>
+                    <a:xfrm>
+                      <a:off x="0" y="0"/>
+                      <a:ext cx="5760000" cy="2072420"/>
+                    </a:xfrm>
+                    <a:prstGeom prst="rect">
+                      <a:avLst/>
+                    </a:prstGeom>
+                  </pic:spPr>
+                </pic:pic>
+              </a:graphicData>
+            </a:graphic>
+          </wp:inline>
+        </w:drawing>
+      </w:r>
+    </w:p>
+    <w:p>
+      <w:pPr>
+        <w:pStyle w:val="Caption"/>
+        <w:jc w:val="center"/>
+      </w:pPr>
+      <w:r>
+        <w:t>Figure 11. Publish all customizations.</w:t>
+      </w:r>
+    </w:p>
+    <w:p>
+      <w:pPr>
+        <w:pStyle w:val="ListNumber"/>
+        <w:numPr>
+          <w:ilvl w:val="0"/>
+          <w:numId w:val="10"/>
+        </w:numPr>
+      </w:pPr>
+      <w:r>
+        <w:t xml:space="preserve">The solution </w:t>
+      </w:r>
+      <w:r>
+        <w:rPr>
+          <w:b/>
+        </w:rPr>
+        <w:t>N:N Multi-Select</w:t>
+      </w:r>
+      <w:r>
+        <w:t xml:space="preserve"> is listed under </w:t>
+      </w:r>
+      <w:r>
+        <w:rPr>
+          <w:b/>
+        </w:rPr>
+        <w:t>Unmanaged</w:t>
+      </w:r>
+      <w:r>
+        <w:t>.</w:t>
+      </w:r>
+    </w:p>
+    <w:p>
+      <w:pPr>
+        <w:keepNext/>
+        <w:jc w:val="center"/>
+      </w:pPr>
+      <w:r>
+        <w:rPr>
+          <w:noProof/>
+        </w:rPr>
+        <w:drawing>
+          <wp:inline distT="0" distB="0" distL="0" distR="0" wp14:anchorId="538EBF8D" wp14:editId="265777D7">
             <wp:extent cx="5760000" cy="1700511"/>
             <wp:effectExtent l="0" t="0" r="0" b="0"/>
             <wp:docPr id="12" name="Picture 12"/>
@@ -8739,7 +9787,7 @@
                     <pic:cNvPicPr/>
                   </pic:nvPicPr>
                   <pic:blipFill>
-                    <a:blip r:embed="rId19"/>
+                    <a:blip r:embed="rId20"/>
                     <a:stretch>
                       <a:fillRect/>
                     </a:stretch>
@@ -8766,7 +9814,10 @@
         <w:jc w:val="center"/>
       </w:pPr>
       <w:r>
-        <w:t>Figure 12. The solution in the list of unmanaged solutions.</w:t>
+        <w:t xml:space="preserve">Figure 12. The solution in the list of unmanaged </w:t>
+      </w:r>
+      <w:r>
+        <w:t>solutions.</w:t>
       </w:r>
     </w:p>
     <w:tbl>
@@ -8811,8 +9862,9 @@
       <w:pPr>
         <w:pStyle w:val="Heading2"/>
       </w:pPr>
-      <w:bookmarkStart w:id="15" w:name="_Toc241877261"/>
-      <w:r>
+      <w:bookmarkStart w:id="15" w:name="_Toc241878486"/>
+      <w:r>
+        <w:lastRenderedPageBreak/>
         <w:t>3.3 Import the managed solution (test and production)</w:t>
       </w:r>
       <w:bookmarkEnd w:id="15"/>
@@ -8903,7 +9955,7 @@
           <w:noProof/>
         </w:rPr>
         <w:drawing>
-          <wp:inline distT="0" distB="0" distL="0" distR="0" wp14:anchorId="4833C159" wp14:editId="048D605B">
+          <wp:inline distT="0" distB="0" distL="0" distR="0" wp14:anchorId="049D3100" wp14:editId="1D6D81D4">
             <wp:extent cx="5760000" cy="1964781"/>
             <wp:effectExtent l="0" t="0" r="0" b="0"/>
             <wp:docPr id="13" name="Picture 13"/>
@@ -8918,7 +9970,7 @@
                     <pic:cNvPicPr/>
                   </pic:nvPicPr>
                   <pic:blipFill>
-                    <a:blip r:embed="rId20"/>
+                    <a:blip r:embed="rId21"/>
                     <a:stretch>
                       <a:fillRect/>
                     </a:stretch>
@@ -8996,9 +10048,8 @@
         <w:rPr>
           <w:noProof/>
         </w:rPr>
-        <w:lastRenderedPageBreak/>
         <w:drawing>
-          <wp:inline distT="0" distB="0" distL="0" distR="0" wp14:anchorId="3EB6418D" wp14:editId="70FD846E">
+          <wp:inline distT="0" distB="0" distL="0" distR="0" wp14:anchorId="0D1A57AB" wp14:editId="46A1F0B2">
             <wp:extent cx="5470632" cy="3779999"/>
             <wp:effectExtent l="0" t="0" r="0" b="0"/>
             <wp:docPr id="14" name="Picture 14"/>
@@ -9013,7 +10064,7 @@
                     <pic:cNvPicPr/>
                   </pic:nvPicPr>
                   <pic:blipFill>
-                    <a:blip r:embed="rId21"/>
+                    <a:blip r:embed="rId22"/>
                     <a:stretch>
                       <a:fillRect/>
                     </a:stretch>
@@ -9040,10 +10091,7 @@
         <w:jc w:val="center"/>
       </w:pPr>
       <w:r>
-        <w:t xml:space="preserve">Figure 14. Solution details of the </w:t>
-      </w:r>
-      <w:r>
-        <w:t>managed package.</w:t>
+        <w:t>Figure 14. Solution details of the managed package.</w:t>
       </w:r>
     </w:p>
     <w:p>
@@ -9055,7 +10103,10 @@
         </w:numPr>
       </w:pPr>
       <w:r>
-        <w:t>Wait for the confirmation. A managed import does not need Publish all customizations; the components are live when the import finishes.</w:t>
+        <w:t xml:space="preserve">Wait for the confirmation. A managed </w:t>
+      </w:r>
+      <w:r>
+        <w:t>import does not need Publish all customizations; the components are live when the import finishes.</w:t>
       </w:r>
     </w:p>
     <w:p>
@@ -9067,8 +10118,9 @@
         <w:rPr>
           <w:noProof/>
         </w:rPr>
+        <w:lastRenderedPageBreak/>
         <w:drawing>
-          <wp:inline distT="0" distB="0" distL="0" distR="0" wp14:anchorId="48CE515E" wp14:editId="2E146216">
+          <wp:inline distT="0" distB="0" distL="0" distR="0" wp14:anchorId="4D9BB1A2" wp14:editId="68FA6CF0">
             <wp:extent cx="5760000" cy="2072420"/>
             <wp:effectExtent l="0" t="0" r="0" b="0"/>
             <wp:docPr id="15" name="Picture 15"/>
@@ -9083,7 +10135,7 @@
                     <pic:cNvPicPr/>
                   </pic:nvPicPr>
                   <pic:blipFill>
-                    <a:blip r:embed="rId22"/>
+                    <a:blip r:embed="rId23"/>
                     <a:stretch>
                       <a:fillRect/>
                     </a:stretch>
@@ -9117,7 +10169,7 @@
       <w:pPr>
         <w:pStyle w:val="Heading2"/>
       </w:pPr>
-      <w:bookmarkStart w:id="16" w:name="_Toc241877262"/>
+      <w:bookmarkStart w:id="16" w:name="_Toc241878487"/>
       <w:r>
         <w:t>3.4 Check the installation</w:t>
       </w:r>
@@ -9146,9 +10198,8 @@
         <w:rPr>
           <w:noProof/>
         </w:rPr>
-        <w:lastRenderedPageBreak/>
         <w:drawing>
-          <wp:inline distT="0" distB="0" distL="0" distR="0" wp14:anchorId="5F039EC9" wp14:editId="28EF7916">
+          <wp:inline distT="0" distB="0" distL="0" distR="0" wp14:anchorId="6A323243" wp14:editId="22BF36F1">
             <wp:extent cx="5760000" cy="2247805"/>
             <wp:effectExtent l="0" t="0" r="0" b="0"/>
             <wp:docPr id="16" name="Picture 16"/>
@@ -9163,7 +10214,7 @@
                     <pic:cNvPicPr/>
                   </pic:nvPicPr>
                   <pic:blipFill>
-                    <a:blip r:embed="rId23"/>
+                    <a:blip r:embed="rId24"/>
                     <a:stretch>
                       <a:fillRect/>
                     </a:stretch>
@@ -9197,7 +10248,7 @@
       <w:pPr>
         <w:pStyle w:val="Heading1"/>
       </w:pPr>
-      <w:bookmarkStart w:id="17" w:name="_Toc241877263"/>
+      <w:bookmarkStart w:id="17" w:name="_Toc241878488"/>
       <w:r>
         <w:t>4. Adding the control to a form</w:t>
       </w:r>
@@ -9207,7 +10258,7 @@
       <w:pPr>
         <w:pStyle w:val="Heading2"/>
       </w:pPr>
-      <w:bookmarkStart w:id="18" w:name="_Toc241877264"/>
+      <w:bookmarkStart w:id="18" w:name="_Toc241878489"/>
       <w:r>
         <w:t>4.1 Prepare</w:t>
       </w:r>
@@ -9373,7 +10424,13 @@
               <w:rPr>
                 <w:sz w:val="19"/>
               </w:rPr>
-              <w:t>A text column of the form's table (Single line of text, Text area or Multiple lines of text) that is not Business required. A new single line of text column, used only for this control, is the safest choice.</w:t>
+              <w:t xml:space="preserve">A text column of the </w:t>
+            </w:r>
+            <w:r>
+              <w:rPr>
+                <w:sz w:val="19"/>
+              </w:rPr>
+              <w:t>form's table (Single line of text, Text area or Multiple lines of text) that is not Business required. A new single line of text column, used only for this control, is the safest choice.</w:t>
             </w:r>
           </w:p>
         </w:tc>
@@ -9425,6 +10482,7 @@
               <w:rPr>
                 <w:sz w:val="19"/>
               </w:rPr>
+              <w:lastRenderedPageBreak/>
               <w:t>Optional: a view of the related table</w:t>
             </w:r>
           </w:p>
@@ -9510,9 +10568,12 @@
       <w:pPr>
         <w:pStyle w:val="Heading2"/>
       </w:pPr>
-      <w:bookmarkStart w:id="19" w:name="_Toc241877265"/>
-      <w:r>
-        <w:t>4.2 Add the control in the form designer</w:t>
+      <w:bookmarkStart w:id="19" w:name="_Toc241878490"/>
+      <w:r>
+        <w:t xml:space="preserve">4.2 Add the control in the form </w:t>
+      </w:r>
+      <w:r>
+        <w:t>designer</w:t>
       </w:r>
       <w:bookmarkEnd w:id="19"/>
     </w:p>
@@ -9537,9 +10598,8 @@
         <w:rPr>
           <w:noProof/>
         </w:rPr>
-        <w:lastRenderedPageBreak/>
         <w:drawing>
-          <wp:inline distT="0" distB="0" distL="0" distR="0" wp14:anchorId="06050255" wp14:editId="09373958">
+          <wp:inline distT="0" distB="0" distL="0" distR="0" wp14:anchorId="1CAB8608" wp14:editId="7B41A982">
             <wp:extent cx="5760000" cy="3601998"/>
             <wp:effectExtent l="0" t="0" r="0" b="0"/>
             <wp:docPr id="17" name="Picture 17"/>
@@ -9554,7 +10614,7 @@
                     <pic:cNvPicPr/>
                   </pic:nvPicPr>
                   <pic:blipFill>
-                    <a:blip r:embed="rId24"/>
+                    <a:blip r:embed="rId25"/>
                     <a:stretch>
                       <a:fillRect/>
                     </a:stretch>
@@ -9623,8 +10683,9 @@
         <w:rPr>
           <w:noProof/>
         </w:rPr>
+        <w:lastRenderedPageBreak/>
         <w:drawing>
-          <wp:inline distT="0" distB="0" distL="0" distR="0" wp14:anchorId="269F9CDE" wp14:editId="5451B774">
+          <wp:inline distT="0" distB="0" distL="0" distR="0" wp14:anchorId="2110E0CE" wp14:editId="1F8D0CFD">
             <wp:extent cx="1351671" cy="3779997"/>
             <wp:effectExtent l="0" t="0" r="0" b="0"/>
             <wp:docPr id="18" name="Picture 18"/>
@@ -9639,7 +10700,7 @@
                     <pic:cNvPicPr/>
                   </pic:nvPicPr>
                   <pic:blipFill>
-                    <a:blip r:embed="rId25"/>
+                    <a:blip r:embed="rId26"/>
                     <a:stretch>
                       <a:fillRect/>
                     </a:stretch>
@@ -9678,7 +10739,6 @@
         </w:numPr>
       </w:pPr>
       <w:r>
-        <w:lastRenderedPageBreak/>
         <w:t xml:space="preserve">In the </w:t>
       </w:r>
       <w:r>
@@ -9719,7 +10779,7 @@
           <w:noProof/>
         </w:rPr>
         <w:drawing>
-          <wp:inline distT="0" distB="0" distL="0" distR="0" wp14:anchorId="5DF7CFEE" wp14:editId="06F0C1CB">
+          <wp:inline distT="0" distB="0" distL="0" distR="0" wp14:anchorId="01380AB3" wp14:editId="5DFF1EC3">
             <wp:extent cx="1695000" cy="2520000"/>
             <wp:effectExtent l="0" t="0" r="0" b="0"/>
             <wp:docPr id="19" name="Picture 19"/>
@@ -9734,7 +10794,7 @@
                     <pic:cNvPicPr/>
                   </pic:nvPicPr>
                   <pic:blipFill>
-                    <a:blip r:embed="rId26"/>
+                    <a:blip r:embed="rId27"/>
                     <a:stretch>
                       <a:fillRect/>
                     </a:stretch>
@@ -9803,8 +10863,9 @@
         <w:rPr>
           <w:noProof/>
         </w:rPr>
+        <w:lastRenderedPageBreak/>
         <w:drawing>
-          <wp:inline distT="0" distB="0" distL="0" distR="0" wp14:anchorId="5D47448A" wp14:editId="121D3A07">
+          <wp:inline distT="0" distB="0" distL="0" distR="0" wp14:anchorId="1F4BFF5A" wp14:editId="418FDCD6">
             <wp:extent cx="5760000" cy="3637403"/>
             <wp:effectExtent l="0" t="0" r="0" b="0"/>
             <wp:docPr id="20" name="Picture 20"/>
@@ -9819,7 +10880,7 @@
                     <pic:cNvPicPr/>
                   </pic:nvPicPr>
                   <pic:blipFill>
-                    <a:blip r:embed="rId27"/>
+                    <a:blip r:embed="rId28"/>
                     <a:stretch>
                       <a:fillRect/>
                     </a:stretch>
@@ -9915,9 +10976,8 @@
         <w:rPr>
           <w:noProof/>
         </w:rPr>
-        <w:lastRenderedPageBreak/>
         <w:drawing>
-          <wp:inline distT="0" distB="0" distL="0" distR="0" wp14:anchorId="0647D47F" wp14:editId="0CAFB739">
+          <wp:inline distT="0" distB="0" distL="0" distR="0" wp14:anchorId="4717DFF9" wp14:editId="79F83250">
             <wp:extent cx="1328434" cy="3599999"/>
             <wp:effectExtent l="0" t="0" r="0" b="0"/>
             <wp:docPr id="21" name="Picture 21"/>
@@ -9932,7 +10992,7 @@
                     <pic:cNvPicPr/>
                   </pic:nvPicPr>
                   <pic:blipFill>
-                    <a:blip r:embed="rId28"/>
+                    <a:blip r:embed="rId29"/>
                     <a:stretch>
                       <a:fillRect/>
                     </a:stretch>
@@ -9971,6 +11031,7 @@
         </w:numPr>
       </w:pPr>
       <w:r>
+        <w:lastRenderedPageBreak/>
         <w:t>The control is listed under Components, together with the clients it is shown on.</w:t>
       </w:r>
     </w:p>
@@ -9984,7 +11045,7 @@
           <w:noProof/>
         </w:rPr>
         <w:drawing>
-          <wp:inline distT="0" distB="0" distL="0" distR="0" wp14:anchorId="4C14CA31" wp14:editId="549D9463">
+          <wp:inline distT="0" distB="0" distL="0" distR="0" wp14:anchorId="41AF259E" wp14:editId="7742F04B">
             <wp:extent cx="3240000" cy="2047792"/>
             <wp:effectExtent l="0" t="0" r="0" b="0"/>
             <wp:docPr id="22" name="Picture 22"/>
@@ -9999,7 +11060,7 @@
                     <pic:cNvPicPr/>
                   </pic:nvPicPr>
                   <pic:blipFill>
-                    <a:blip r:embed="rId29"/>
+                    <a:blip r:embed="rId30"/>
                     <a:stretch>
                       <a:fillRect/>
                     </a:stretch>
@@ -10059,9 +11120,8 @@
         <w:rPr>
           <w:noProof/>
         </w:rPr>
-        <w:lastRenderedPageBreak/>
         <w:drawing>
-          <wp:inline distT="0" distB="0" distL="0" distR="0" wp14:anchorId="3C528AF5" wp14:editId="45A9AF8C">
+          <wp:inline distT="0" distB="0" distL="0" distR="0" wp14:anchorId="5E095B8A" wp14:editId="2809A55C">
             <wp:extent cx="5760000" cy="1617077"/>
             <wp:effectExtent l="0" t="0" r="0" b="0"/>
             <wp:docPr id="23" name="Picture 23"/>
@@ -10076,7 +11136,7 @@
                     <pic:cNvPicPr/>
                   </pic:nvPicPr>
                   <pic:blipFill>
-                    <a:blip r:embed="rId30"/>
+                    <a:blip r:embed="rId31"/>
                     <a:stretch>
                       <a:fillRect/>
                     </a:stretch>
@@ -10115,19 +11175,19 @@
         </w:numPr>
       </w:pPr>
       <w:r>
-        <w:t>Open a record of the table in the app. The field shows the control (figure 1). If the field shows "Error loading control" instead, add the form library (section 7).</w:t>
+        <w:t xml:space="preserve">Open a record of the table in the app. The </w:t>
+      </w:r>
+      <w:r>
+        <w:t>field shows the control (figure 1). If the field shows "Error loading control" instead, add the form library (section 7).</w:t>
       </w:r>
     </w:p>
     <w:p>
       <w:pPr>
         <w:pStyle w:val="Heading2"/>
       </w:pPr>
-      <w:bookmarkStart w:id="20" w:name="_Toc241877266"/>
-      <w:r>
-        <w:t xml:space="preserve">4.3 </w:t>
-      </w:r>
-      <w:r>
-        <w:t>Example configuration</w:t>
+      <w:bookmarkStart w:id="20" w:name="_Toc241878491"/>
+      <w:r>
+        <w:t>4.3 Example configuration</w:t>
       </w:r>
       <w:bookmarkEnd w:id="20"/>
     </w:p>
@@ -10350,7 +11410,15 @@
                 <w:color w:val="242424"/>
                 <w:sz w:val="19"/>
               </w:rPr>
-              <w:t>&lt;filter&gt;&lt;condition attribute="ntn_name" operator="not-like" value="%(test)" /&gt;&lt;/filter&gt;</w:t>
+              <w:t xml:space="preserve">&lt;filter&gt;&lt;condition attribute="ntn_name" </w:t>
+            </w:r>
+            <w:r>
+              <w:rPr>
+                <w:rFonts w:ascii="Consolas" w:eastAsia="Consolas" w:hAnsi="Consolas"/>
+                <w:color w:val="242424"/>
+                <w:sz w:val="19"/>
+              </w:rPr>
+              <w:t>operator="not-like" value="%(test)" /&gt;&lt;/filter&gt;</w:t>
             </w:r>
           </w:p>
         </w:tc>
@@ -10552,6 +11620,7 @@
     </w:p>
     <w:p>
       <w:r>
+        <w:lastRenderedPageBreak/>
         <w:t>Figures 37 to 40 were taken without the FetchXML filter, so that the list draws on more than 5,000 records.</w:t>
       </w:r>
     </w:p>
@@ -10559,12 +11628,9 @@
       <w:pPr>
         <w:pStyle w:val="Heading1"/>
       </w:pPr>
-      <w:bookmarkStart w:id="21" w:name="_Toc241877267"/>
-      <w:r>
-        <w:t xml:space="preserve">5. Settings </w:t>
-      </w:r>
-      <w:r>
-        <w:t>reference</w:t>
+      <w:bookmarkStart w:id="21" w:name="_Toc241878492"/>
+      <w:r>
+        <w:t>5. Settings reference</w:t>
       </w:r>
       <w:bookmarkEnd w:id="21"/>
     </w:p>
@@ -10601,9 +11667,8 @@
               <w:rPr>
                 <w:noProof/>
               </w:rPr>
-              <w:lastRenderedPageBreak/>
               <w:drawing>
-                <wp:inline distT="0" distB="0" distL="0" distR="0" wp14:anchorId="19C05FD5" wp14:editId="04293D48">
+                <wp:inline distT="0" distB="0" distL="0" distR="0" wp14:anchorId="1519874D" wp14:editId="0F685663">
                   <wp:extent cx="1899710" cy="5220000"/>
                   <wp:effectExtent l="0" t="0" r="0" b="0"/>
                   <wp:docPr id="24" name="Picture 24"/>
@@ -10618,7 +11683,7 @@
                           <pic:cNvPicPr/>
                         </pic:nvPicPr>
                         <pic:blipFill>
-                          <a:blip r:embed="rId31"/>
+                          <a:blip r:embed="rId32"/>
                           <a:stretch>
                             <a:fillRect/>
                           </a:stretch>
@@ -10653,7 +11718,7 @@
                 <w:noProof/>
               </w:rPr>
               <w:drawing>
-                <wp:inline distT="0" distB="0" distL="0" distR="0" wp14:anchorId="3D20B0E6" wp14:editId="2A2F34CF">
+                <wp:inline distT="0" distB="0" distL="0" distR="0" wp14:anchorId="30C6DD65" wp14:editId="582845D4">
                   <wp:extent cx="1915129" cy="5219998"/>
                   <wp:effectExtent l="0" t="0" r="0" b="0"/>
                   <wp:docPr id="25" name="Picture 25"/>
@@ -10668,7 +11733,7 @@
                           <pic:cNvPicPr/>
                         </pic:nvPicPr>
                         <pic:blipFill>
-                          <a:blip r:embed="rId32"/>
+                          <a:blip r:embed="rId33"/>
                           <a:stretch>
                             <a:fillRect/>
                           </a:stretch>
@@ -10703,7 +11768,7 @@
                 <w:noProof/>
               </w:rPr>
               <w:drawing>
-                <wp:inline distT="0" distB="0" distL="0" distR="0" wp14:anchorId="7009A716" wp14:editId="3D5BF88B">
+                <wp:inline distT="0" distB="0" distL="0" distR="0" wp14:anchorId="1C0BC390" wp14:editId="0A5A3439">
                   <wp:extent cx="1916685" cy="5219998"/>
                   <wp:effectExtent l="0" t="0" r="0" b="0"/>
                   <wp:docPr id="26" name="Picture 26"/>
@@ -10718,7 +11783,7 @@
                           <pic:cNvPicPr/>
                         </pic:nvPicPr>
                         <pic:blipFill>
-                          <a:blip r:embed="rId33"/>
+                          <a:blip r:embed="rId34"/>
                           <a:stretch>
                             <a:fillRect/>
                           </a:stretch>
@@ -10748,17 +11813,14 @@
         <w:jc w:val="center"/>
       </w:pPr>
       <w:r>
-        <w:t xml:space="preserve">Figure 24. The complete settings panel, in three parts (top to bottom, </w:t>
-      </w:r>
-      <w:r>
-        <w:t>left to right).</w:t>
+        <w:t>Figure 24. The complete settings panel, in three parts (top to bottom, left to right).</w:t>
       </w:r>
     </w:p>
     <w:p>
       <w:pPr>
         <w:pStyle w:val="Heading2"/>
       </w:pPr>
-      <w:bookmarkStart w:id="22" w:name="_Toc241877268"/>
+      <w:bookmarkStart w:id="22" w:name="_Toc241878493"/>
       <w:r>
         <w:t>5.1 Static value and Bind to table column</w:t>
       </w:r>
@@ -10791,8 +11853,9 @@
       <w:pPr>
         <w:pStyle w:val="Heading2"/>
       </w:pPr>
-      <w:bookmarkStart w:id="23" w:name="_Toc241877269"/>
-      <w:r>
+      <w:bookmarkStart w:id="23" w:name="_Toc241878494"/>
+      <w:r>
+        <w:lastRenderedPageBreak/>
         <w:t>5.2 All settings</w:t>
       </w:r>
       <w:bookmarkEnd w:id="23"/>
@@ -10911,7 +11974,13 @@
               <w:rPr>
                 <w:sz w:val="18"/>
               </w:rPr>
-              <w:t>The text column the control is placed on. Used only as an anchor; it must not be Business required.</w:t>
+              <w:t xml:space="preserve">The text column the control is </w:t>
+            </w:r>
+            <w:r>
+              <w:rPr>
+                <w:sz w:val="18"/>
+              </w:rPr>
+              <w:t>placed on. Used only as an anchor; it must not be Business required.</w:t>
             </w:r>
           </w:p>
         </w:tc>
@@ -10981,13 +12050,13 @@
               <w:rPr>
                 <w:sz w:val="18"/>
               </w:rPr>
-              <w:t xml:space="preserve">. Not case-sensitive. The </w:t>
+              <w:t xml:space="preserve">. Not case-sensitive. The related table, its name column and the navigation </w:t>
             </w:r>
             <w:r>
               <w:rPr>
                 <w:sz w:val="18"/>
               </w:rPr>
-              <w:t>related table, its name column and the navigation properties are found automatically.</w:t>
+              <w:t>properties are found automatically.</w:t>
             </w:r>
           </w:p>
         </w:tc>
@@ -11008,30 +12077,22 @@
               <w:rPr>
                 <w:sz w:val="18"/>
               </w:rPr>
-              <w:t xml:space="preserve">Extra OData filter </w:t>
-            </w:r>
+              <w:t>Extra OData filter (optional)</w:t>
+            </w:r>
+          </w:p>
+        </w:tc>
+        <w:tc>
+          <w:tcPr>
+            <w:tcW w:w="1474" w:type="dxa"/>
+          </w:tcPr>
+          <w:p>
+            <w:pPr>
+              <w:spacing w:after="0"/>
+            </w:pPr>
             <w:r>
               <w:rPr>
                 <w:sz w:val="18"/>
               </w:rPr>
-              <w:lastRenderedPageBreak/>
-              <w:t>(optional)</w:t>
-            </w:r>
-          </w:p>
-        </w:tc>
-        <w:tc>
-          <w:tcPr>
-            <w:tcW w:w="1474" w:type="dxa"/>
-          </w:tcPr>
-          <w:p>
-            <w:pPr>
-              <w:spacing w:after="0"/>
-            </w:pPr>
-            <w:r>
-              <w:rPr>
-                <w:sz w:val="18"/>
-              </w:rPr>
-              <w:lastRenderedPageBreak/>
               <w:t>Empty</w:t>
             </w:r>
           </w:p>
@@ -11056,7 +12117,6 @@
                 <w:color w:val="242424"/>
                 <w:sz w:val="19"/>
               </w:rPr>
-              <w:lastRenderedPageBreak/>
               <w:t>new_category eq 2</w:t>
             </w:r>
             <w:r>
@@ -11085,7 +12145,6 @@
               <w:rPr>
                 <w:sz w:val="18"/>
               </w:rPr>
-              <w:lastRenderedPageBreak/>
               <w:t>Records from view (optional)</w:t>
             </w:r>
           </w:p>
@@ -11265,13 +12324,13 @@
               <w:rPr>
                 <w:sz w:val="18"/>
               </w:rPr>
-              <w:t xml:space="preserve">Yes also offers </w:t>
+              <w:t xml:space="preserve">Yes also offers inactive records. Ignored when a view or a </w:t>
             </w:r>
             <w:r>
               <w:rPr>
                 <w:sz w:val="18"/>
               </w:rPr>
-              <w:t>inactive records. Ignored when a view or a complete FetchXML query is set.</w:t>
+              <w:t>complete FetchXML query is set.</w:t>
             </w:r>
           </w:p>
         </w:tc>
@@ -11721,13 +12780,7 @@
               <w:rPr>
                 <w:sz w:val="18"/>
               </w:rPr>
-              <w:t xml:space="preserve">For related tables with more than 500 records: Starts with (fast on any size) or Contains (matches </w:t>
-            </w:r>
-            <w:r>
-              <w:rPr>
-                <w:sz w:val="18"/>
-              </w:rPr>
-              <w:t>anywhere, slower on very large tables).</w:t>
+              <w:t>For related tables with more than 500 records: Starts with (fast on any size) or Contains (matches anywhere, slower on very large tables).</w:t>
             </w:r>
           </w:p>
         </w:tc>
@@ -11748,7 +12801,13 @@
               <w:rPr>
                 <w:sz w:val="18"/>
               </w:rPr>
-              <w:t>Open list on click</w:t>
+              <w:t xml:space="preserve">Open </w:t>
+            </w:r>
+            <w:r>
+              <w:rPr>
+                <w:sz w:val="18"/>
+              </w:rPr>
+              <w:t>list on click</w:t>
             </w:r>
           </w:p>
         </w:tc>
@@ -11911,13 +12970,7 @@
               <w:rPr>
                 <w:sz w:val="18"/>
               </w:rPr>
-              <w:t xml:space="preserve">Show </w:t>
-            </w:r>
-            <w:r>
-              <w:rPr>
-                <w:sz w:val="18"/>
-              </w:rPr>
-              <w:t>component on</w:t>
+              <w:t>Show component on</w:t>
             </w:r>
           </w:p>
         </w:tc>
@@ -11934,7 +12987,14 @@
               <w:rPr>
                 <w:sz w:val="18"/>
               </w:rPr>
-              <w:t>Web, Mobile, Tablet</w:t>
+              <w:t xml:space="preserve">Web, Mobile, </w:t>
+            </w:r>
+            <w:r>
+              <w:rPr>
+                <w:sz w:val="18"/>
+              </w:rPr>
+              <w:lastRenderedPageBreak/>
+              <w:t>Tablet</w:t>
             </w:r>
           </w:p>
         </w:tc>
@@ -11951,7 +13011,21 @@
               <w:rPr>
                 <w:sz w:val="18"/>
               </w:rPr>
-              <w:t>The clients that use the control. Clients that are cleared show the plain text column.</w:t>
+              <w:lastRenderedPageBreak/>
+              <w:t xml:space="preserve">The clients that </w:t>
+            </w:r>
+            <w:r>
+              <w:rPr>
+                <w:sz w:val="18"/>
+              </w:rPr>
+              <w:t xml:space="preserve">use the control. Clients that are cleared show the </w:t>
+            </w:r>
+            <w:r>
+              <w:rPr>
+                <w:sz w:val="18"/>
+              </w:rPr>
+              <w:lastRenderedPageBreak/>
+              <w:t>plain text column.</w:t>
             </w:r>
           </w:p>
         </w:tc>
@@ -11966,7 +13040,7 @@
       <w:pPr>
         <w:pStyle w:val="Heading2"/>
       </w:pPr>
-      <w:bookmarkStart w:id="24" w:name="_Toc241877270"/>
+      <w:bookmarkStart w:id="24" w:name="_Toc241878495"/>
       <w:r>
         <w:t>5.3 Which records can be selected</w:t>
       </w:r>
@@ -11985,7 +13059,6 @@
         <w:rPr>
           <w:b/>
         </w:rPr>
-        <w:lastRenderedPageBreak/>
         <w:t>Records from view</w:t>
       </w:r>
       <w:r>
@@ -12115,17 +13188,17 @@
     </w:p>
     <w:p>
       <w:r>
-        <w:t xml:space="preserve">Records that are already linked but no longer match still show as selected and can be removed; they are only left out of the list. Settings that cannot work, such as a view that does not exist or FetchXML for </w:t>
-      </w:r>
-      <w:r>
-        <w:t>another table, are explained in the list and in the browser console.</w:t>
+        <w:t xml:space="preserve">Records that are already </w:t>
+      </w:r>
+      <w:r>
+        <w:t>linked but no longer match still show as selected and can be removed; they are only left out of the list. Settings that cannot work, such as a view that does not exist or FetchXML for another table, are explained in the list and in the browser console.</w:t>
       </w:r>
     </w:p>
     <w:p>
       <w:pPr>
         <w:pStyle w:val="Heading2"/>
       </w:pPr>
-      <w:bookmarkStart w:id="25" w:name="_Toc241877271"/>
+      <w:bookmarkStart w:id="25" w:name="_Toc241878496"/>
       <w:r>
         <w:t>5.4 Views in multilingual environments</w:t>
       </w:r>
@@ -12174,7 +13247,7 @@
       <w:pPr>
         <w:pStyle w:val="Heading2"/>
       </w:pPr>
-      <w:bookmarkStart w:id="26" w:name="_Toc241877272"/>
+      <w:bookmarkStart w:id="26" w:name="_Toc241878497"/>
       <w:r>
         <w:t>5.5 Subgrids</w:t>
       </w:r>
@@ -12196,6 +13269,7 @@
     </w:p>
     <w:p>
       <w:r>
+        <w:lastRenderedPageBreak/>
         <w:t>When a record is opened in a dialog or a side pane, the control still saves every change, but it leaves the subgrids of that form alone (no refresh, no hiding): the platform's form API there describes the page underneath.</w:t>
       </w:r>
     </w:p>
@@ -12203,7 +13277,7 @@
       <w:pPr>
         <w:pStyle w:val="Heading2"/>
       </w:pPr>
-      <w:bookmarkStart w:id="27" w:name="_Toc241877273"/>
+      <w:bookmarkStart w:id="27" w:name="_Toc241878498"/>
       <w:r>
         <w:t>5.6 Copy names into the host column</w:t>
       </w:r>
@@ -12223,9 +13297,8 @@
         <w:rPr>
           <w:noProof/>
         </w:rPr>
-        <w:lastRenderedPageBreak/>
         <w:drawing>
-          <wp:inline distT="0" distB="0" distL="0" distR="0" wp14:anchorId="0C5AC896" wp14:editId="11CDDF0A">
+          <wp:inline distT="0" distB="0" distL="0" distR="0" wp14:anchorId="41921811" wp14:editId="1CB22835">
             <wp:extent cx="5760000" cy="1212632"/>
             <wp:effectExtent l="0" t="0" r="0" b="0"/>
             <wp:docPr id="27" name="Picture 27"/>
@@ -12240,7 +13313,7 @@
                     <pic:cNvPicPr/>
                   </pic:nvPicPr>
                   <pic:blipFill>
-                    <a:blip r:embed="rId34"/>
+                    <a:blip r:embed="rId35"/>
                     <a:stretch>
                       <a:fillRect/>
                     </a:stretch>
@@ -12291,7 +13364,10 @@
         <w:pStyle w:val="ListBullet"/>
       </w:pPr>
       <w:r>
-        <w:t>The copy follows changes made with this control and with subgrids on the same form. Changes made elsewhere (imports, integrations, the other side of the relationship) are not copied. Records linked before the setting was turned on keep their old value until their selection changes; fill them once with a flow or a script when the setting goes live. For a column that must always be exact, use a plug-in on Associate and Disassociate instead.</w:t>
+        <w:t xml:space="preserve">The copy follows changes made with this control and with subgrids on the same form. Changes made elsewhere (imports, integrations, the other </w:t>
+      </w:r>
+      <w:r>
+        <w:t>side of the relationship) are not copied. Records linked before the setting was turned on keep their old value until their selection changes; fill them once with a flow or a script when the setting goes live. For a column that must always be exact, use a plug-in on Associate and Disassociate instead.</w:t>
       </w:r>
     </w:p>
     <w:p>
@@ -12306,7 +13382,7 @@
       <w:pPr>
         <w:pStyle w:val="Heading2"/>
       </w:pPr>
-      <w:bookmarkStart w:id="28" w:name="_Toc241877274"/>
+      <w:bookmarkStart w:id="28" w:name="_Toc241878499"/>
       <w:r>
         <w:t>5.7 Open selected records</w:t>
       </w:r>
@@ -12327,7 +13403,7 @@
           <w:noProof/>
         </w:rPr>
         <w:drawing>
-          <wp:inline distT="0" distB="0" distL="0" distR="0" wp14:anchorId="21F22D1F" wp14:editId="62B9B15C">
+          <wp:inline distT="0" distB="0" distL="0" distR="0" wp14:anchorId="79BD3F89" wp14:editId="6C3B5324">
             <wp:extent cx="5760000" cy="556494"/>
             <wp:effectExtent l="0" t="0" r="0" b="0"/>
             <wp:docPr id="28" name="Picture 28"/>
@@ -12342,7 +13418,7 @@
                     <pic:cNvPicPr/>
                   </pic:nvPicPr>
                   <pic:blipFill>
-                    <a:blip r:embed="rId35"/>
+                    <a:blip r:embed="rId36"/>
                     <a:stretch>
                       <a:fillRect/>
                     </a:stretch>
@@ -12376,8 +13452,9 @@
       <w:pPr>
         <w:pStyle w:val="Heading2"/>
       </w:pPr>
-      <w:bookmarkStart w:id="29" w:name="_Toc241877275"/>
-      <w:r>
+      <w:bookmarkStart w:id="29" w:name="_Toc241878500"/>
+      <w:r>
+        <w:lastRenderedPageBreak/>
         <w:t>5.8 Show + New button</w:t>
       </w:r>
       <w:bookmarkEnd w:id="29"/>
@@ -12468,9 +13545,8 @@
         <w:rPr>
           <w:noProof/>
         </w:rPr>
-        <w:lastRenderedPageBreak/>
         <w:drawing>
-          <wp:inline distT="0" distB="0" distL="0" distR="0" wp14:anchorId="08D611FB" wp14:editId="177C91D1">
+          <wp:inline distT="0" distB="0" distL="0" distR="0" wp14:anchorId="3AF18D54" wp14:editId="5FC7B617">
             <wp:extent cx="5760000" cy="1121594"/>
             <wp:effectExtent l="0" t="0" r="0" b="0"/>
             <wp:docPr id="29" name="Picture 29"/>
@@ -12485,7 +13561,7 @@
                     <pic:cNvPicPr/>
                   </pic:nvPicPr>
                   <pic:blipFill>
-                    <a:blip r:embed="rId36"/>
+                    <a:blip r:embed="rId37"/>
                     <a:stretch>
                       <a:fillRect/>
                     </a:stretch>
@@ -12546,7 +13622,7 @@
           <w:noProof/>
         </w:rPr>
         <w:drawing>
-          <wp:inline distT="0" distB="0" distL="0" distR="0" wp14:anchorId="20F2CB48" wp14:editId="1D6D4028">
+          <wp:inline distT="0" distB="0" distL="0" distR="0" wp14:anchorId="0BA183C0" wp14:editId="4E4805BC">
             <wp:extent cx="5760000" cy="2964269"/>
             <wp:effectExtent l="0" t="0" r="0" b="0"/>
             <wp:docPr id="30" name="Picture 30"/>
@@ -12561,7 +13637,7 @@
                     <pic:cNvPicPr/>
                   </pic:nvPicPr>
                   <pic:blipFill>
-                    <a:blip r:embed="rId37"/>
+                    <a:blip r:embed="rId38"/>
                     <a:stretch>
                       <a:fillRect/>
                     </a:stretch>
@@ -12613,7 +13689,7 @@
           <w:noProof/>
         </w:rPr>
         <w:drawing>
-          <wp:inline distT="0" distB="0" distL="0" distR="0" wp14:anchorId="0342FE73" wp14:editId="3C2832EE">
+          <wp:inline distT="0" distB="0" distL="0" distR="0" wp14:anchorId="3C10E4D9" wp14:editId="6F2833B8">
             <wp:extent cx="5760000" cy="668367"/>
             <wp:effectExtent l="0" t="0" r="0" b="0"/>
             <wp:docPr id="31" name="Picture 31"/>
@@ -12628,7 +13704,7 @@
                     <pic:cNvPicPr/>
                   </pic:nvPicPr>
                   <pic:blipFill>
-                    <a:blip r:embed="rId38"/>
+                    <a:blip r:embed="rId39"/>
                     <a:stretch>
                       <a:fillRect/>
                     </a:stretch>
@@ -12660,6 +13736,7 @@
     </w:p>
     <w:p>
       <w:r>
+        <w:lastRenderedPageBreak/>
         <w:t>The new record is selected only when the list offers it: it must be active and match the view and filters of the field. Otherwise the record is created but not selected, and a message under the field explains why.</w:t>
       </w:r>
     </w:p>
@@ -12667,7 +13744,7 @@
       <w:pPr>
         <w:pStyle w:val="Heading1"/>
       </w:pPr>
-      <w:bookmarkStart w:id="30" w:name="_Toc241877276"/>
+      <w:bookmarkStart w:id="30" w:name="_Toc241878501"/>
       <w:r>
         <w:t>6. Using the control</w:t>
       </w:r>
@@ -12677,7 +13754,7 @@
       <w:pPr>
         <w:pStyle w:val="Heading2"/>
       </w:pPr>
-      <w:bookmarkStart w:id="31" w:name="_Toc241877277"/>
+      <w:bookmarkStart w:id="31" w:name="_Toc241878502"/>
       <w:r>
         <w:t>6.1 States of the field</w:t>
       </w:r>
@@ -12840,20 +13917,13 @@
               <w:rPr>
                 <w:sz w:val="19"/>
               </w:rPr>
-              <w:t xml:space="preserve">The chips, a "Select or </w:t>
+              <w:t xml:space="preserve">The chips, a "Select or search </w:t>
             </w:r>
             <w:r>
               <w:rPr>
                 <w:sz w:val="19"/>
               </w:rPr>
-              <w:t xml:space="preserve">search options" box and a chevron. The list opens from the </w:t>
-            </w:r>
-            <w:r>
-              <w:rPr>
-                <w:sz w:val="19"/>
-              </w:rPr>
-              <w:lastRenderedPageBreak/>
-              <w:t>chevron, the Down arrow key, Enter or typing.</w:t>
+              <w:t>options" box and a chevron. The list opens from the chevron, the Down arrow key, Enter or typing.</w:t>
             </w:r>
           </w:p>
         </w:tc>
@@ -12875,7 +13945,6 @@
               <w:rPr>
                 <w:sz w:val="19"/>
               </w:rPr>
-              <w:lastRenderedPageBreak/>
               <w:t>List open</w:t>
             </w:r>
           </w:p>
@@ -12951,7 +14020,7 @@
           <w:noProof/>
         </w:rPr>
         <w:drawing>
-          <wp:inline distT="0" distB="0" distL="0" distR="0" wp14:anchorId="6D36B44B" wp14:editId="66AF9E4D">
+          <wp:inline distT="0" distB="0" distL="0" distR="0" wp14:anchorId="74550058" wp14:editId="7BFB1C63">
             <wp:extent cx="5760000" cy="1276494"/>
             <wp:effectExtent l="0" t="0" r="0" b="0"/>
             <wp:docPr id="32" name="Picture 32"/>
@@ -12966,7 +14035,7 @@
                     <pic:cNvPicPr/>
                   </pic:nvPicPr>
                   <pic:blipFill>
-                    <a:blip r:embed="rId39"/>
+                    <a:blip r:embed="rId40"/>
                     <a:stretch>
                       <a:fillRect/>
                     </a:stretch>
@@ -13006,7 +14075,7 @@
           <w:noProof/>
         </w:rPr>
         <w:drawing>
-          <wp:inline distT="0" distB="0" distL="0" distR="0" wp14:anchorId="7A58CFF4" wp14:editId="3C2EB7A1">
+          <wp:inline distT="0" distB="0" distL="0" distR="0" wp14:anchorId="6B7CFBDF" wp14:editId="34D7883B">
             <wp:extent cx="5760000" cy="823267"/>
             <wp:effectExtent l="0" t="0" r="0" b="0"/>
             <wp:docPr id="33" name="Picture 33"/>
@@ -13021,7 +14090,7 @@
                     <pic:cNvPicPr/>
                   </pic:nvPicPr>
                   <pic:blipFill>
-                    <a:blip r:embed="rId40"/>
+                    <a:blip r:embed="rId41"/>
                     <a:stretch>
                       <a:fillRect/>
                     </a:stretch>
@@ -13048,10 +14117,10 @@
         <w:jc w:val="center"/>
       </w:pPr>
       <w:r>
-        <w:t xml:space="preserve">Figure 31. Typing filters the list ("auto" finds Automation). The search </w:t>
-      </w:r>
-      <w:r>
-        <w:t>ignores case and accents.</w:t>
+        <w:t xml:space="preserve">Figure 31. Typing filters the list ("auto" finds Automation). The search ignores case </w:t>
+      </w:r>
+      <w:r>
+        <w:t>and accents.</w:t>
       </w:r>
     </w:p>
     <w:p>
@@ -13064,7 +14133,7 @@
           <w:noProof/>
         </w:rPr>
         <w:drawing>
-          <wp:inline distT="0" distB="0" distL="0" distR="0" wp14:anchorId="67477C38" wp14:editId="3C755D4A">
+          <wp:inline distT="0" distB="0" distL="0" distR="0" wp14:anchorId="4B9220C4" wp14:editId="3FFFD72B">
             <wp:extent cx="5760000" cy="565100"/>
             <wp:effectExtent l="0" t="0" r="0" b="0"/>
             <wp:docPr id="34" name="Picture 34"/>
@@ -13079,7 +14148,7 @@
                     <pic:cNvPicPr/>
                   </pic:nvPicPr>
                   <pic:blipFill>
-                    <a:blip r:embed="rId41"/>
+                    <a:blip r:embed="rId42"/>
                     <a:stretch>
                       <a:fillRect/>
                     </a:stretch>
@@ -13113,7 +14182,7 @@
       <w:pPr>
         <w:pStyle w:val="Heading2"/>
       </w:pPr>
-      <w:bookmarkStart w:id="32" w:name="_Toc241877278"/>
+      <w:bookmarkStart w:id="32" w:name="_Toc241878503"/>
       <w:r>
         <w:t>6.2 Selecting and removing records</w:t>
       </w:r>
@@ -13121,7 +14190,10 @@
     </w:p>
     <w:p>
       <w:r>
-        <w:t>A click on a row selects or removes the record and saves the change at once. Rows and values that are being saved are dimmed until the server confirms the change. If a change fails, it is undone and a message under the field gives the reason; other changes carry on, except after a connection, permission, timeout or throttling error, when the changes not yet sent are undone as well. The subgrid of the same relationship is refreshed after the changes.</w:t>
+        <w:t xml:space="preserve">A click on a row selects or removes the record and saves the change at once. Rows and values that are being saved </w:t>
+      </w:r>
+      <w:r>
+        <w:t>are dimmed until the server confirms the change. If a change fails, it is undone and a message under the field gives the reason; other changes carry on, except after a connection, permission, timeout or throttling error, when the changes not yet sent are undone as well. The subgrid of the same relationship is refreshed after the changes.</w:t>
       </w:r>
     </w:p>
     <w:p>
@@ -13135,7 +14207,7 @@
         </w:rPr>
         <w:lastRenderedPageBreak/>
         <w:drawing>
-          <wp:inline distT="0" distB="0" distL="0" distR="0" wp14:anchorId="7D88BDC4" wp14:editId="01E4F8E6">
+          <wp:inline distT="0" distB="0" distL="0" distR="0" wp14:anchorId="54EE6FE6" wp14:editId="5A47BE3E">
             <wp:extent cx="5760000" cy="2821224"/>
             <wp:effectExtent l="0" t="0" r="0" b="0"/>
             <wp:docPr id="35" name="Picture 35"/>
@@ -13150,7 +14222,7 @@
                     <pic:cNvPicPr/>
                   </pic:nvPicPr>
                   <pic:blipFill>
-                    <a:blip r:embed="rId42"/>
+                    <a:blip r:embed="rId43"/>
                     <a:stretch>
                       <a:fillRect/>
                     </a:stretch>
@@ -13184,7 +14256,7 @@
       <w:pPr>
         <w:pStyle w:val="Heading2"/>
       </w:pPr>
-      <w:bookmarkStart w:id="33" w:name="_Toc241877279"/>
+      <w:bookmarkStart w:id="33" w:name="_Toc241878504"/>
       <w:r>
         <w:t>6.3 New records</w:t>
       </w:r>
@@ -13208,7 +14280,7 @@
           <w:noProof/>
         </w:rPr>
         <w:drawing>
-          <wp:inline distT="0" distB="0" distL="0" distR="0" wp14:anchorId="482D4A39" wp14:editId="0C854F2B">
+          <wp:inline distT="0" distB="0" distL="0" distR="0" wp14:anchorId="0D5A3BC0" wp14:editId="59B2E574">
             <wp:extent cx="5760000" cy="668367"/>
             <wp:effectExtent l="0" t="0" r="0" b="0"/>
             <wp:docPr id="36" name="Picture 36"/>
@@ -13223,7 +14295,7 @@
                     <pic:cNvPicPr/>
                   </pic:nvPicPr>
                   <pic:blipFill>
-                    <a:blip r:embed="rId43"/>
+                    <a:blip r:embed="rId44"/>
                     <a:stretch>
                       <a:fillRect/>
                     </a:stretch>
@@ -13257,7 +14329,7 @@
       <w:pPr>
         <w:pStyle w:val="Heading2"/>
       </w:pPr>
-      <w:bookmarkStart w:id="34" w:name="_Toc241877280"/>
+      <w:bookmarkStart w:id="34" w:name="_Toc241878505"/>
       <w:r>
         <w:t>6.4 Many values</w:t>
       </w:r>
@@ -13278,7 +14350,7 @@
           <w:noProof/>
         </w:rPr>
         <w:drawing>
-          <wp:inline distT="0" distB="0" distL="0" distR="0" wp14:anchorId="713AE2A9" wp14:editId="7B165684">
+          <wp:inline distT="0" distB="0" distL="0" distR="0" wp14:anchorId="3F196F87" wp14:editId="4DD86675">
             <wp:extent cx="5760000" cy="513466"/>
             <wp:effectExtent l="0" t="0" r="0" b="0"/>
             <wp:docPr id="37" name="Picture 37"/>
@@ -13293,7 +14365,7 @@
                     <pic:cNvPicPr/>
                   </pic:nvPicPr>
                   <pic:blipFill>
-                    <a:blip r:embed="rId44"/>
+                    <a:blip r:embed="rId45"/>
                     <a:stretch>
                       <a:fillRect/>
                     </a:stretch>
@@ -13334,7 +14406,7 @@
         </w:rPr>
         <w:lastRenderedPageBreak/>
         <w:drawing>
-          <wp:inline distT="0" distB="0" distL="0" distR="0" wp14:anchorId="2302002A" wp14:editId="1ECD08A0">
+          <wp:inline distT="0" distB="0" distL="0" distR="0" wp14:anchorId="01DF7D3C" wp14:editId="75D41B65">
             <wp:extent cx="5760000" cy="866295"/>
             <wp:effectExtent l="0" t="0" r="0" b="0"/>
             <wp:docPr id="38" name="Picture 38"/>
@@ -13349,7 +14421,7 @@
                     <pic:cNvPicPr/>
                   </pic:nvPicPr>
                   <pic:blipFill>
-                    <a:blip r:embed="rId45"/>
+                    <a:blip r:embed="rId46"/>
                     <a:stretch>
                       <a:fillRect/>
                     </a:stretch>
@@ -13383,7 +14455,7 @@
       <w:pPr>
         <w:pStyle w:val="Heading2"/>
       </w:pPr>
-      <w:bookmarkStart w:id="35" w:name="_Toc241877281"/>
+      <w:bookmarkStart w:id="35" w:name="_Toc241878506"/>
       <w:r>
         <w:t>6.5 Large lists</w:t>
       </w:r>
@@ -13391,10 +14463,7 @@
     </w:p>
     <w:p>
       <w:r>
-        <w:t xml:space="preserve">Lists of up </w:t>
-      </w:r>
-      <w:r>
-        <w:t>to 500 records are loaded at once, filtered in the browser as the user types, and match the text anywhere in the name. When the related table (after the view and filters) has more than 500 matching records, the control works with the server instead:</w:t>
+        <w:t>Lists of up to 500 records are loaded at once, filtered in the browser as the user types, and match the text anywhere in the name. When the related table (after the view and filters) has more than 500 matching records, the control works with the server instead:</w:t>
       </w:r>
     </w:p>
     <w:p>
@@ -13464,7 +14533,7 @@
           <w:noProof/>
         </w:rPr>
         <w:drawing>
-          <wp:inline distT="0" distB="0" distL="0" distR="0" wp14:anchorId="3AD0B2E6" wp14:editId="736BF40C">
+          <wp:inline distT="0" distB="0" distL="0" distR="0" wp14:anchorId="652BDF29" wp14:editId="5F1D2732">
             <wp:extent cx="5760000" cy="1121594"/>
             <wp:effectExtent l="0" t="0" r="0" b="0"/>
             <wp:docPr id="39" name="Picture 39"/>
@@ -13476,61 +14545,6 @@
                 <pic:pic xmlns:pic="http://schemas.openxmlformats.org/drawingml/2006/picture">
                   <pic:nvPicPr>
                     <pic:cNvPr id="0" name="page-01-first.png"/>
-                    <pic:cNvPicPr/>
-                  </pic:nvPicPr>
-                  <pic:blipFill>
-                    <a:blip r:embed="rId46"/>
-                    <a:stretch>
-                      <a:fillRect/>
-                    </a:stretch>
-                  </pic:blipFill>
-                  <pic:spPr>
-                    <a:xfrm>
-                      <a:off x="0" y="0"/>
-                      <a:ext cx="5760000" cy="1121594"/>
-                    </a:xfrm>
-                    <a:prstGeom prst="rect">
-                      <a:avLst/>
-                    </a:prstGeom>
-                  </pic:spPr>
-                </pic:pic>
-              </a:graphicData>
-            </a:graphic>
-          </wp:inline>
-        </w:drawing>
-      </w:r>
-    </w:p>
-    <w:p>
-      <w:pPr>
-        <w:pStyle w:val="Caption"/>
-        <w:jc w:val="center"/>
-      </w:pPr>
-      <w:r>
-        <w:t>Figure 37. A related table with more than 5,000 records: the first 500 are listed.</w:t>
-      </w:r>
-    </w:p>
-    <w:p>
-      <w:pPr>
-        <w:keepNext/>
-        <w:jc w:val="center"/>
-      </w:pPr>
-      <w:r>
-        <w:rPr>
-          <w:noProof/>
-        </w:rPr>
-        <w:drawing>
-          <wp:inline distT="0" distB="0" distL="0" distR="0" wp14:anchorId="0F7E700A" wp14:editId="009CF6E5">
-            <wp:extent cx="5760000" cy="1121594"/>
-            <wp:effectExtent l="0" t="0" r="0" b="0"/>
-            <wp:docPr id="40" name="Picture 40"/>
-            <wp:cNvGraphicFramePr>
-              <a:graphicFrameLocks xmlns:a="http://schemas.openxmlformats.org/drawingml/2006/main" noChangeAspect="1"/>
-            </wp:cNvGraphicFramePr>
-            <a:graphic xmlns:a="http://schemas.openxmlformats.org/drawingml/2006/main">
-              <a:graphicData uri="http://schemas.openxmlformats.org/drawingml/2006/picture">
-                <pic:pic xmlns:pic="http://schemas.openxmlformats.org/drawingml/2006/picture">
-                  <pic:nvPicPr>
-                    <pic:cNvPr id="0" name="page-02-loading.png"/>
                     <pic:cNvPicPr/>
                   </pic:nvPicPr>
                   <pic:blipFill>
@@ -13561,7 +14575,7 @@
         <w:jc w:val="center"/>
       </w:pPr>
       <w:r>
-        <w:t>Figure 38. Scrolling to the end of the loaded records fetches the next 500 (Loading…).</w:t>
+        <w:t>Figure 37. A related table with more than 5,000 records: the first 500 are listed.</w:t>
       </w:r>
     </w:p>
     <w:p>
@@ -13574,10 +14588,10 @@
           <w:noProof/>
         </w:rPr>
         <w:drawing>
-          <wp:inline distT="0" distB="0" distL="0" distR="0" wp14:anchorId="20B858B4" wp14:editId="5B2FBCFE">
+          <wp:inline distT="0" distB="0" distL="0" distR="0" wp14:anchorId="7C759A4D" wp14:editId="46AD86D1">
             <wp:extent cx="5760000" cy="1121594"/>
             <wp:effectExtent l="0" t="0" r="0" b="0"/>
-            <wp:docPr id="41" name="Picture 41"/>
+            <wp:docPr id="40" name="Picture 40"/>
             <wp:cNvGraphicFramePr>
               <a:graphicFrameLocks xmlns:a="http://schemas.openxmlformats.org/drawingml/2006/main" noChangeAspect="1"/>
             </wp:cNvGraphicFramePr>
@@ -13585,7 +14599,7 @@
               <a:graphicData uri="http://schemas.openxmlformats.org/drawingml/2006/picture">
                 <pic:pic xmlns:pic="http://schemas.openxmlformats.org/drawingml/2006/picture">
                   <pic:nvPicPr>
-                    <pic:cNvPr id="0" name="page-03-more.png"/>
+                    <pic:cNvPr id="0" name="page-02-loading.png"/>
                     <pic:cNvPicPr/>
                   </pic:nvPicPr>
                   <pic:blipFill>
@@ -13616,7 +14630,7 @@
         <w:jc w:val="center"/>
       </w:pPr>
       <w:r>
-        <w:t>Figure 39. The next records are added to the list.</w:t>
+        <w:t>Figure 38. Scrolling to the end of the loaded records fetches the next 500 (Loading…).</w:t>
       </w:r>
     </w:p>
     <w:p>
@@ -13628,12 +14642,11 @@
         <w:rPr>
           <w:noProof/>
         </w:rPr>
-        <w:lastRenderedPageBreak/>
         <w:drawing>
-          <wp:inline distT="0" distB="0" distL="0" distR="0" wp14:anchorId="51724C2E" wp14:editId="28E15216">
+          <wp:inline distT="0" distB="0" distL="0" distR="0" wp14:anchorId="0A19C9BC" wp14:editId="1A5CE18E">
             <wp:extent cx="5760000" cy="1121594"/>
             <wp:effectExtent l="0" t="0" r="0" b="0"/>
-            <wp:docPr id="42" name="Picture 42"/>
+            <wp:docPr id="41" name="Picture 41"/>
             <wp:cNvGraphicFramePr>
               <a:graphicFrameLocks xmlns:a="http://schemas.openxmlformats.org/drawingml/2006/main" noChangeAspect="1"/>
             </wp:cNvGraphicFramePr>
@@ -13641,7 +14654,7 @@
               <a:graphicData uri="http://schemas.openxmlformats.org/drawingml/2006/picture">
                 <pic:pic xmlns:pic="http://schemas.openxmlformats.org/drawingml/2006/picture">
                   <pic:nvPicPr>
-                    <pic:cNvPr id="0" name="page-04-search.png"/>
+                    <pic:cNvPr id="0" name="page-03-more.png"/>
                     <pic:cNvPicPr/>
                   </pic:nvPicPr>
                   <pic:blipFill>
@@ -13672,25 +14685,7 @@
         <w:jc w:val="center"/>
       </w:pPr>
       <w:r>
-        <w:t>Figure 40. Typing "Belza" searches on the server (Starts with).</w:t>
-      </w:r>
-    </w:p>
-    <w:p>
-      <w:pPr>
-        <w:pStyle w:val="Heading2"/>
-      </w:pPr>
-      <w:bookmarkStart w:id="36" w:name="_Toc241877282"/>
-      <w:r>
-        <w:t xml:space="preserve">6.6 Select all and </w:t>
-      </w:r>
-      <w:r>
-        <w:t>hidden subgrid</w:t>
-      </w:r>
-      <w:bookmarkEnd w:id="36"/>
-    </w:p>
-    <w:p>
-      <w:r>
-        <w:t>With Show Select all, the first row selects or removes every record in the list (up to the Select all limit). With Hide related subgrids, the subgrid of the relationship is not shown.</w:t>
+        <w:t>Figure 39. The next records are added to the list.</w:t>
       </w:r>
     </w:p>
     <w:p>
@@ -13702,8 +14697,82 @@
         <w:rPr>
           <w:noProof/>
         </w:rPr>
+        <w:lastRenderedPageBreak/>
         <w:drawing>
-          <wp:inline distT="0" distB="0" distL="0" distR="0" wp14:anchorId="6716D382" wp14:editId="71BD00EF">
+          <wp:inline distT="0" distB="0" distL="0" distR="0" wp14:anchorId="7845B729" wp14:editId="2590910A">
+            <wp:extent cx="5760000" cy="1121594"/>
+            <wp:effectExtent l="0" t="0" r="0" b="0"/>
+            <wp:docPr id="42" name="Picture 42"/>
+            <wp:cNvGraphicFramePr>
+              <a:graphicFrameLocks xmlns:a="http://schemas.openxmlformats.org/drawingml/2006/main" noChangeAspect="1"/>
+            </wp:cNvGraphicFramePr>
+            <a:graphic xmlns:a="http://schemas.openxmlformats.org/drawingml/2006/main">
+              <a:graphicData uri="http://schemas.openxmlformats.org/drawingml/2006/picture">
+                <pic:pic xmlns:pic="http://schemas.openxmlformats.org/drawingml/2006/picture">
+                  <pic:nvPicPr>
+                    <pic:cNvPr id="0" name="page-04-search.png"/>
+                    <pic:cNvPicPr/>
+                  </pic:nvPicPr>
+                  <pic:blipFill>
+                    <a:blip r:embed="rId50"/>
+                    <a:stretch>
+                      <a:fillRect/>
+                    </a:stretch>
+                  </pic:blipFill>
+                  <pic:spPr>
+                    <a:xfrm>
+                      <a:off x="0" y="0"/>
+                      <a:ext cx="5760000" cy="1121594"/>
+                    </a:xfrm>
+                    <a:prstGeom prst="rect">
+                      <a:avLst/>
+                    </a:prstGeom>
+                  </pic:spPr>
+                </pic:pic>
+              </a:graphicData>
+            </a:graphic>
+          </wp:inline>
+        </w:drawing>
+      </w:r>
+    </w:p>
+    <w:p>
+      <w:pPr>
+        <w:pStyle w:val="Caption"/>
+        <w:jc w:val="center"/>
+      </w:pPr>
+      <w:r>
+        <w:t>Figure 40. Typing "Belza" searches on the server (Starts with).</w:t>
+      </w:r>
+    </w:p>
+    <w:p>
+      <w:pPr>
+        <w:pStyle w:val="Heading2"/>
+      </w:pPr>
+      <w:bookmarkStart w:id="36" w:name="_Toc241878507"/>
+      <w:r>
+        <w:t xml:space="preserve">6.6 Select all and hidden </w:t>
+      </w:r>
+      <w:r>
+        <w:t>subgrid</w:t>
+      </w:r>
+      <w:bookmarkEnd w:id="36"/>
+    </w:p>
+    <w:p>
+      <w:r>
+        <w:t>With Show Select all, the first row selects or removes every record in the list (up to the Select all limit). With Hide related subgrids, the subgrid of the relationship is not shown.</w:t>
+      </w:r>
+    </w:p>
+    <w:p>
+      <w:pPr>
+        <w:keepNext/>
+        <w:jc w:val="center"/>
+      </w:pPr>
+      <w:r>
+        <w:rPr>
+          <w:noProof/>
+        </w:rPr>
+        <w:drawing>
+          <wp:inline distT="0" distB="0" distL="0" distR="0" wp14:anchorId="3618EAE6" wp14:editId="74F85138">
             <wp:extent cx="5760000" cy="1614780"/>
             <wp:effectExtent l="0" t="0" r="0" b="0"/>
             <wp:docPr id="43" name="Picture 43"/>
@@ -13718,7 +14787,7 @@
                     <pic:cNvPicPr/>
                   </pic:nvPicPr>
                   <pic:blipFill>
-                    <a:blip r:embed="rId50"/>
+                    <a:blip r:embed="rId51"/>
                     <a:stretch>
                       <a:fillRect/>
                     </a:stretch>
@@ -13752,7 +14821,7 @@
       <w:pPr>
         <w:pStyle w:val="Heading2"/>
       </w:pPr>
-      <w:bookmarkStart w:id="37" w:name="_Toc241877283"/>
+      <w:bookmarkStart w:id="37" w:name="_Toc241878508"/>
       <w:r>
         <w:t>6.7 Keyboard</w:t>
       </w:r>
@@ -13915,13 +14984,13 @@
               <w:rPr>
                 <w:sz w:val="19"/>
               </w:rPr>
-              <w:t xml:space="preserve">Opens the </w:t>
+              <w:t xml:space="preserve">Opens the list, or </w:t>
             </w:r>
             <w:r>
               <w:rPr>
                 <w:sz w:val="19"/>
               </w:rPr>
-              <w:t>list, or selects or removes the highlighted row</w:t>
+              <w:t>selects or removes the highlighted row</w:t>
             </w:r>
           </w:p>
         </w:tc>
@@ -14211,7 +15280,7 @@
       <w:pPr>
         <w:pStyle w:val="Heading2"/>
       </w:pPr>
-      <w:bookmarkStart w:id="38" w:name="_Toc241877284"/>
+      <w:bookmarkStart w:id="38" w:name="_Toc241878509"/>
       <w:r>
         <w:t>6.8 Touch</w:t>
       </w:r>
@@ -14219,17 +15288,14 @@
     </w:p>
     <w:p>
       <w:r>
-        <w:t xml:space="preserve">On phones and tablets a tap on the field focuses it and shows the values as chips, without removing or opening anything. Further taps then work on the chips: the × removes a value, and with Open selected </w:t>
-      </w:r>
-      <w:r>
-        <w:t>records a tap on a name opens its record.</w:t>
+        <w:t>On phones and tablets a tap on the field focuses it and shows the values as chips, without removing or opening anything. Further taps then work on the chips: the × removes a value, and with Open selected records a tap on a name opens its record.</w:t>
       </w:r>
     </w:p>
     <w:p>
       <w:pPr>
         <w:pStyle w:val="Heading2"/>
       </w:pPr>
-      <w:bookmarkStart w:id="39" w:name="_Toc241877285"/>
+      <w:bookmarkStart w:id="39" w:name="_Toc241878510"/>
       <w:r>
         <w:lastRenderedPageBreak/>
         <w:t>6.9 Messages</w:t>
@@ -14265,7 +15331,7 @@
           <w:noProof/>
         </w:rPr>
         <w:drawing>
-          <wp:inline distT="0" distB="0" distL="0" distR="0" wp14:anchorId="7AD9C170" wp14:editId="0EDEE631">
+          <wp:inline distT="0" distB="0" distL="0" distR="0" wp14:anchorId="7550BF1C" wp14:editId="35C0996C">
             <wp:extent cx="5760000" cy="668367"/>
             <wp:effectExtent l="0" t="0" r="0" b="0"/>
             <wp:docPr id="44" name="Picture 44"/>
@@ -14280,7 +15346,7 @@
                     <pic:cNvPicPr/>
                   </pic:nvPicPr>
                   <pic:blipFill>
-                    <a:blip r:embed="rId43"/>
+                    <a:blip r:embed="rId44"/>
                     <a:stretch>
                       <a:fillRect/>
                     </a:stretch>
@@ -14320,7 +15386,7 @@
           <w:noProof/>
         </w:rPr>
         <w:drawing>
-          <wp:inline distT="0" distB="0" distL="0" distR="0" wp14:anchorId="1831AD0F" wp14:editId="44C8E853">
+          <wp:inline distT="0" distB="0" distL="0" distR="0" wp14:anchorId="38CA8EA4" wp14:editId="4DCEEB37">
             <wp:extent cx="5760000" cy="1219124"/>
             <wp:effectExtent l="0" t="0" r="0" b="0"/>
             <wp:docPr id="45" name="Picture 45"/>
@@ -14335,7 +15401,7 @@
                     <pic:cNvPicPr/>
                   </pic:nvPicPr>
                   <pic:blipFill>
-                    <a:blip r:embed="rId51"/>
+                    <a:blip r:embed="rId52"/>
                     <a:stretch>
                       <a:fillRect/>
                     </a:stretch>
@@ -14375,7 +15441,7 @@
           <w:noProof/>
         </w:rPr>
         <w:drawing>
-          <wp:inline distT="0" distB="0" distL="0" distR="0" wp14:anchorId="6A8583C1" wp14:editId="1F1C6785">
+          <wp:inline distT="0" distB="0" distL="0" distR="0" wp14:anchorId="16227B51" wp14:editId="43E1A034">
             <wp:extent cx="5760000" cy="728606"/>
             <wp:effectExtent l="0" t="0" r="0" b="0"/>
             <wp:docPr id="46" name="Picture 46"/>
@@ -14387,61 +15453,6 @@
                 <pic:pic xmlns:pic="http://schemas.openxmlformats.org/drawingml/2006/picture">
                   <pic:nvPicPr>
                     <pic:cNvPr id="0" name="msg-m01-network.png"/>
-                    <pic:cNvPicPr/>
-                  </pic:nvPicPr>
-                  <pic:blipFill>
-                    <a:blip r:embed="rId52"/>
-                    <a:stretch>
-                      <a:fillRect/>
-                    </a:stretch>
-                  </pic:blipFill>
-                  <pic:spPr>
-                    <a:xfrm>
-                      <a:off x="0" y="0"/>
-                      <a:ext cx="5760000" cy="728606"/>
-                    </a:xfrm>
-                    <a:prstGeom prst="rect">
-                      <a:avLst/>
-                    </a:prstGeom>
-                  </pic:spPr>
-                </pic:pic>
-              </a:graphicData>
-            </a:graphic>
-          </wp:inline>
-        </w:drawing>
-      </w:r>
-    </w:p>
-    <w:p>
-      <w:pPr>
-        <w:pStyle w:val="Caption"/>
-        <w:jc w:val="center"/>
-      </w:pPr>
-      <w:r>
-        <w:t>Figure 44. The connection was lost while saving a pick; the pick is undone.</w:t>
-      </w:r>
-    </w:p>
-    <w:p>
-      <w:pPr>
-        <w:keepNext/>
-        <w:jc w:val="center"/>
-      </w:pPr>
-      <w:r>
-        <w:rPr>
-          <w:noProof/>
-        </w:rPr>
-        <w:drawing>
-          <wp:inline distT="0" distB="0" distL="0" distR="0" wp14:anchorId="1FBC1C14" wp14:editId="0E8DFF0A">
-            <wp:extent cx="5760000" cy="728606"/>
-            <wp:effectExtent l="0" t="0" r="0" b="0"/>
-            <wp:docPr id="47" name="Picture 47"/>
-            <wp:cNvGraphicFramePr>
-              <a:graphicFrameLocks xmlns:a="http://schemas.openxmlformats.org/drawingml/2006/main" noChangeAspect="1"/>
-            </wp:cNvGraphicFramePr>
-            <a:graphic xmlns:a="http://schemas.openxmlformats.org/drawingml/2006/main">
-              <a:graphicData uri="http://schemas.openxmlformats.org/drawingml/2006/picture">
-                <pic:pic xmlns:pic="http://schemas.openxmlformats.org/drawingml/2006/picture">
-                  <pic:nvPicPr>
-                    <pic:cNvPr id="0" name="msg-m02-permission.png"/>
                     <pic:cNvPicPr/>
                   </pic:nvPicPr>
                   <pic:blipFill>
@@ -14472,7 +15483,10 @@
         <w:jc w:val="center"/>
       </w:pPr>
       <w:r>
-        <w:t>Figure 45. The user's security role lacks a privilege; its name is given in brackets.</w:t>
+        <w:t xml:space="preserve">Figure 44. </w:t>
+      </w:r>
+      <w:r>
+        <w:t>The connection was lost while saving a pick; the pick is undone.</w:t>
       </w:r>
     </w:p>
     <w:p>
@@ -14485,10 +15499,10 @@
           <w:noProof/>
         </w:rPr>
         <w:drawing>
-          <wp:inline distT="0" distB="0" distL="0" distR="0" wp14:anchorId="787DD8F4" wp14:editId="0EF8FCEF">
+          <wp:inline distT="0" distB="0" distL="0" distR="0" wp14:anchorId="41CBB332" wp14:editId="3EA669DE">
             <wp:extent cx="5760000" cy="728606"/>
             <wp:effectExtent l="0" t="0" r="0" b="0"/>
-            <wp:docPr id="48" name="Picture 48"/>
+            <wp:docPr id="47" name="Picture 47"/>
             <wp:cNvGraphicFramePr>
               <a:graphicFrameLocks xmlns:a="http://schemas.openxmlformats.org/drawingml/2006/main" noChangeAspect="1"/>
             </wp:cNvGraphicFramePr>
@@ -14496,7 +15510,7 @@
               <a:graphicData uri="http://schemas.openxmlformats.org/drawingml/2006/picture">
                 <pic:pic xmlns:pic="http://schemas.openxmlformats.org/drawingml/2006/picture">
                   <pic:nvPicPr>
-                    <pic:cNvPr id="0" name="msg-m03-server-busy.png"/>
+                    <pic:cNvPr id="0" name="msg-m02-permission.png"/>
                     <pic:cNvPicPr/>
                   </pic:nvPicPr>
                   <pic:blipFill>
@@ -14527,7 +15541,7 @@
         <w:jc w:val="center"/>
       </w:pPr>
       <w:r>
-        <w:t>Figure 46. Dataverse throttled the user (service protection limits) after the control's retries.</w:t>
+        <w:t>Figure 45. The user's security role lacks a privilege; its name is given in brackets.</w:t>
       </w:r>
     </w:p>
     <w:p>
@@ -14540,10 +15554,10 @@
           <w:noProof/>
         </w:rPr>
         <w:drawing>
-          <wp:inline distT="0" distB="0" distL="0" distR="0" wp14:anchorId="010C0CB5" wp14:editId="465031DA">
+          <wp:inline distT="0" distB="0" distL="0" distR="0" wp14:anchorId="11384849" wp14:editId="3739DBCE">
             <wp:extent cx="5760000" cy="728606"/>
             <wp:effectExtent l="0" t="0" r="0" b="0"/>
-            <wp:docPr id="49" name="Picture 49"/>
+            <wp:docPr id="48" name="Picture 48"/>
             <wp:cNvGraphicFramePr>
               <a:graphicFrameLocks xmlns:a="http://schemas.openxmlformats.org/drawingml/2006/main" noChangeAspect="1"/>
             </wp:cNvGraphicFramePr>
@@ -14551,7 +15565,7 @@
               <a:graphicData uri="http://schemas.openxmlformats.org/drawingml/2006/picture">
                 <pic:pic xmlns:pic="http://schemas.openxmlformats.org/drawingml/2006/picture">
                   <pic:nvPicPr>
-                    <pic:cNvPr id="0" name="msg-m04-copy-failed.png"/>
+                    <pic:cNvPr id="0" name="msg-m03-server-busy.png"/>
                     <pic:cNvPicPr/>
                   </pic:nvPicPr>
                   <pic:blipFill>
@@ -14582,7 +15596,7 @@
         <w:jc w:val="center"/>
       </w:pPr>
       <w:r>
-        <w:t>Figure 47. The link was saved, but Copy names into the host column could not update the record.</w:t>
+        <w:t>Figure 46. Dataverse throttled the user (service protection limits) after the control's retries.</w:t>
       </w:r>
     </w:p>
     <w:p>
@@ -14594,12 +15608,11 @@
         <w:rPr>
           <w:noProof/>
         </w:rPr>
-        <w:lastRenderedPageBreak/>
         <w:drawing>
-          <wp:inline distT="0" distB="0" distL="0" distR="0" wp14:anchorId="0D955795" wp14:editId="354DB6D6">
+          <wp:inline distT="0" distB="0" distL="0" distR="0" wp14:anchorId="41B24C05" wp14:editId="701B4204">
             <wp:extent cx="5760000" cy="728606"/>
             <wp:effectExtent l="0" t="0" r="0" b="0"/>
-            <wp:docPr id="50" name="Picture 50"/>
+            <wp:docPr id="49" name="Picture 49"/>
             <wp:cNvGraphicFramePr>
               <a:graphicFrameLocks xmlns:a="http://schemas.openxmlformats.org/drawingml/2006/main" noChangeAspect="1"/>
             </wp:cNvGraphicFramePr>
@@ -14607,7 +15620,7 @@
               <a:graphicData uri="http://schemas.openxmlformats.org/drawingml/2006/picture">
                 <pic:pic xmlns:pic="http://schemas.openxmlformats.org/drawingml/2006/picture">
                   <pic:nvPicPr>
-                    <pic:cNvPr id="0" name="msg-m07-created-not-offered.png"/>
+                    <pic:cNvPr id="0" name="msg-m04-copy-failed.png"/>
                     <pic:cNvPicPr/>
                   </pic:nvPicPr>
                   <pic:blipFill>
@@ -14638,7 +15651,7 @@
         <w:jc w:val="center"/>
       </w:pPr>
       <w:r>
-        <w:t>Figure 48. A record made with + New does not match the list's filters, so it is not selected.</w:t>
+        <w:t>Figure 47. The link was saved, but Copy names into the host column could not update the record.</w:t>
       </w:r>
     </w:p>
     <w:p>
@@ -14650,11 +15663,12 @@
         <w:rPr>
           <w:noProof/>
         </w:rPr>
+        <w:lastRenderedPageBreak/>
         <w:drawing>
-          <wp:inline distT="0" distB="0" distL="0" distR="0" wp14:anchorId="016C0311" wp14:editId="27BE560E">
+          <wp:inline distT="0" distB="0" distL="0" distR="0" wp14:anchorId="60C08A5D" wp14:editId="5588F5D0">
             <wp:extent cx="5760000" cy="728606"/>
             <wp:effectExtent l="0" t="0" r="0" b="0"/>
-            <wp:docPr id="51" name="Picture 51"/>
+            <wp:docPr id="50" name="Picture 50"/>
             <wp:cNvGraphicFramePr>
               <a:graphicFrameLocks xmlns:a="http://schemas.openxmlformats.org/drawingml/2006/main" noChangeAspect="1"/>
             </wp:cNvGraphicFramePr>
@@ -14662,7 +15676,7 @@
               <a:graphicData uri="http://schemas.openxmlformats.org/drawingml/2006/picture">
                 <pic:pic xmlns:pic="http://schemas.openxmlformats.org/drawingml/2006/picture">
                   <pic:nvPicPr>
-                    <pic:cNvPr id="0" name="msg-m05-list-failed.png"/>
+                    <pic:cNvPr id="0" name="msg-m07-created-not-offered.png"/>
                     <pic:cNvPicPr/>
                   </pic:nvPicPr>
                   <pic:blipFill>
@@ -14693,7 +15707,7 @@
         <w:jc w:val="center"/>
       </w:pPr>
       <w:r>
-        <w:t>Figure 49. The list could not be loaded.</w:t>
+        <w:t>Figure 48. A record made with + New does not match the list's filters, so it is not selected.</w:t>
       </w:r>
     </w:p>
     <w:p>
@@ -14706,10 +15720,10 @@
           <w:noProof/>
         </w:rPr>
         <w:drawing>
-          <wp:inline distT="0" distB="0" distL="0" distR="0" wp14:anchorId="4BF81760" wp14:editId="07A59D60">
+          <wp:inline distT="0" distB="0" distL="0" distR="0" wp14:anchorId="024B1936" wp14:editId="1612EEA2">
             <wp:extent cx="5760000" cy="728606"/>
             <wp:effectExtent l="0" t="0" r="0" b="0"/>
-            <wp:docPr id="52" name="Picture 52"/>
+            <wp:docPr id="51" name="Picture 51"/>
             <wp:cNvGraphicFramePr>
               <a:graphicFrameLocks xmlns:a="http://schemas.openxmlformats.org/drawingml/2006/main" noChangeAspect="1"/>
             </wp:cNvGraphicFramePr>
@@ -14717,7 +15731,7 @@
               <a:graphicData uri="http://schemas.openxmlformats.org/drawingml/2006/picture">
                 <pic:pic xmlns:pic="http://schemas.openxmlformats.org/drawingml/2006/picture">
                   <pic:nvPicPr>
-                    <pic:cNvPr id="0" name="msg-m06-session-expired.png"/>
+                    <pic:cNvPr id="0" name="msg-m05-list-failed.png"/>
                     <pic:cNvPicPr/>
                   </pic:nvPicPr>
                   <pic:blipFill>
@@ -14748,7 +15762,7 @@
         <w:jc w:val="center"/>
       </w:pPr>
       <w:r>
-        <w:t>Figure 50. The user's session expired; the page has to be refreshed.</w:t>
+        <w:t>Figure 49. The list could not be loaded.</w:t>
       </w:r>
     </w:p>
     <w:p>
@@ -14761,7 +15775,62 @@
           <w:noProof/>
         </w:rPr>
         <w:drawing>
-          <wp:inline distT="0" distB="0" distL="0" distR="0" wp14:anchorId="77931F6C" wp14:editId="6229713C">
+          <wp:inline distT="0" distB="0" distL="0" distR="0" wp14:anchorId="6F59714D" wp14:editId="555C8D82">
+            <wp:extent cx="5760000" cy="728606"/>
+            <wp:effectExtent l="0" t="0" r="0" b="0"/>
+            <wp:docPr id="52" name="Picture 52"/>
+            <wp:cNvGraphicFramePr>
+              <a:graphicFrameLocks xmlns:a="http://schemas.openxmlformats.org/drawingml/2006/main" noChangeAspect="1"/>
+            </wp:cNvGraphicFramePr>
+            <a:graphic xmlns:a="http://schemas.openxmlformats.org/drawingml/2006/main">
+              <a:graphicData uri="http://schemas.openxmlformats.org/drawingml/2006/picture">
+                <pic:pic xmlns:pic="http://schemas.openxmlformats.org/drawingml/2006/picture">
+                  <pic:nvPicPr>
+                    <pic:cNvPr id="0" name="msg-m06-session-expired.png"/>
+                    <pic:cNvPicPr/>
+                  </pic:nvPicPr>
+                  <pic:blipFill>
+                    <a:blip r:embed="rId59"/>
+                    <a:stretch>
+                      <a:fillRect/>
+                    </a:stretch>
+                  </pic:blipFill>
+                  <pic:spPr>
+                    <a:xfrm>
+                      <a:off x="0" y="0"/>
+                      <a:ext cx="5760000" cy="728606"/>
+                    </a:xfrm>
+                    <a:prstGeom prst="rect">
+                      <a:avLst/>
+                    </a:prstGeom>
+                  </pic:spPr>
+                </pic:pic>
+              </a:graphicData>
+            </a:graphic>
+          </wp:inline>
+        </w:drawing>
+      </w:r>
+    </w:p>
+    <w:p>
+      <w:pPr>
+        <w:pStyle w:val="Caption"/>
+        <w:jc w:val="center"/>
+      </w:pPr>
+      <w:r>
+        <w:t>Figure 50. The user's session expired; the page has to be refreshed.</w:t>
+      </w:r>
+    </w:p>
+    <w:p>
+      <w:pPr>
+        <w:keepNext/>
+        <w:jc w:val="center"/>
+      </w:pPr>
+      <w:r>
+        <w:rPr>
+          <w:noProof/>
+        </w:rPr>
+        <w:drawing>
+          <wp:inline distT="0" distB="0" distL="0" distR="0" wp14:anchorId="5AAD9BDA" wp14:editId="5140DC0D">
             <wp:extent cx="5760000" cy="866295"/>
             <wp:effectExtent l="0" t="0" r="0" b="0"/>
             <wp:docPr id="53" name="Picture 53"/>
@@ -14773,61 +15842,6 @@
                 <pic:pic xmlns:pic="http://schemas.openxmlformats.org/drawingml/2006/picture">
                   <pic:nvPicPr>
                     <pic:cNvPr id="0" name="msg-m09-no-relationship.png"/>
-                    <pic:cNvPicPr/>
-                  </pic:nvPicPr>
-                  <pic:blipFill>
-                    <a:blip r:embed="rId59"/>
-                    <a:stretch>
-                      <a:fillRect/>
-                    </a:stretch>
-                  </pic:blipFill>
-                  <pic:spPr>
-                    <a:xfrm>
-                      <a:off x="0" y="0"/>
-                      <a:ext cx="5760000" cy="866295"/>
-                    </a:xfrm>
-                    <a:prstGeom prst="rect">
-                      <a:avLst/>
-                    </a:prstGeom>
-                  </pic:spPr>
-                </pic:pic>
-              </a:graphicData>
-            </a:graphic>
-          </wp:inline>
-        </w:drawing>
-      </w:r>
-    </w:p>
-    <w:p>
-      <w:pPr>
-        <w:pStyle w:val="Caption"/>
-        <w:jc w:val="center"/>
-      </w:pPr>
-      <w:r>
-        <w:t>Figure 51. Setting error: the relationship schema name is empty.</w:t>
-      </w:r>
-    </w:p>
-    <w:p>
-      <w:pPr>
-        <w:keepNext/>
-        <w:jc w:val="center"/>
-      </w:pPr>
-      <w:r>
-        <w:rPr>
-          <w:noProof/>
-        </w:rPr>
-        <w:drawing>
-          <wp:inline distT="0" distB="0" distL="0" distR="0" wp14:anchorId="6AEA0680" wp14:editId="2F08586F">
-            <wp:extent cx="5760000" cy="866295"/>
-            <wp:effectExtent l="0" t="0" r="0" b="0"/>
-            <wp:docPr id="54" name="Picture 54"/>
-            <wp:cNvGraphicFramePr>
-              <a:graphicFrameLocks xmlns:a="http://schemas.openxmlformats.org/drawingml/2006/main" noChangeAspect="1"/>
-            </wp:cNvGraphicFramePr>
-            <a:graphic xmlns:a="http://schemas.openxmlformats.org/drawingml/2006/main">
-              <a:graphicData uri="http://schemas.openxmlformats.org/drawingml/2006/picture">
-                <pic:pic xmlns:pic="http://schemas.openxmlformats.org/drawingml/2006/picture">
-                  <pic:nvPicPr>
-                    <pic:cNvPr id="0" name="msg-m08-wrong-relationship.png"/>
                     <pic:cNvPicPr/>
                   </pic:nvPicPr>
                   <pic:blipFill>
@@ -14858,7 +15872,7 @@
         <w:jc w:val="center"/>
       </w:pPr>
       <w:r>
-        <w:t>Figure 52. Setting error: the relationship schema name is wrong (the message lists the valid names).</w:t>
+        <w:t>Figure 51. Setting error: the relationship schema name is empty.</w:t>
       </w:r>
     </w:p>
     <w:p>
@@ -14871,7 +15885,62 @@
           <w:noProof/>
         </w:rPr>
         <w:drawing>
-          <wp:inline distT="0" distB="0" distL="0" distR="0" wp14:anchorId="6E355E95" wp14:editId="107A662E">
+          <wp:inline distT="0" distB="0" distL="0" distR="0" wp14:anchorId="4046C11B" wp14:editId="756AEF3D">
+            <wp:extent cx="5760000" cy="866295"/>
+            <wp:effectExtent l="0" t="0" r="0" b="0"/>
+            <wp:docPr id="54" name="Picture 54"/>
+            <wp:cNvGraphicFramePr>
+              <a:graphicFrameLocks xmlns:a="http://schemas.openxmlformats.org/drawingml/2006/main" noChangeAspect="1"/>
+            </wp:cNvGraphicFramePr>
+            <a:graphic xmlns:a="http://schemas.openxmlformats.org/drawingml/2006/main">
+              <a:graphicData uri="http://schemas.openxmlformats.org/drawingml/2006/picture">
+                <pic:pic xmlns:pic="http://schemas.openxmlformats.org/drawingml/2006/picture">
+                  <pic:nvPicPr>
+                    <pic:cNvPr id="0" name="msg-m08-wrong-relationship.png"/>
+                    <pic:cNvPicPr/>
+                  </pic:nvPicPr>
+                  <pic:blipFill>
+                    <a:blip r:embed="rId61"/>
+                    <a:stretch>
+                      <a:fillRect/>
+                    </a:stretch>
+                  </pic:blipFill>
+                  <pic:spPr>
+                    <a:xfrm>
+                      <a:off x="0" y="0"/>
+                      <a:ext cx="5760000" cy="866295"/>
+                    </a:xfrm>
+                    <a:prstGeom prst="rect">
+                      <a:avLst/>
+                    </a:prstGeom>
+                  </pic:spPr>
+                </pic:pic>
+              </a:graphicData>
+            </a:graphic>
+          </wp:inline>
+        </w:drawing>
+      </w:r>
+    </w:p>
+    <w:p>
+      <w:pPr>
+        <w:pStyle w:val="Caption"/>
+        <w:jc w:val="center"/>
+      </w:pPr>
+      <w:r>
+        <w:t>Figure 52. Setting error: the relationship schema name is wrong (the message lists the valid names).</w:t>
+      </w:r>
+    </w:p>
+    <w:p>
+      <w:pPr>
+        <w:keepNext/>
+        <w:jc w:val="center"/>
+      </w:pPr>
+      <w:r>
+        <w:rPr>
+          <w:noProof/>
+        </w:rPr>
+        <w:drawing>
+          <wp:inline distT="0" distB="0" distL="0" distR="0" wp14:anchorId="2268ED79" wp14:editId="2E6B0D9B">
             <wp:extent cx="5760000" cy="728606"/>
             <wp:effectExtent l="0" t="0" r="0" b="0"/>
             <wp:docPr id="55" name="Picture 55"/>
@@ -14883,61 +15952,6 @@
                 <pic:pic xmlns:pic="http://schemas.openxmlformats.org/drawingml/2006/picture">
                   <pic:nvPicPr>
                     <pic:cNvPr id="0" name="msg-m10-view-not-found.png"/>
-                    <pic:cNvPicPr/>
-                  </pic:nvPicPr>
-                  <pic:blipFill>
-                    <a:blip r:embed="rId61"/>
-                    <a:stretch>
-                      <a:fillRect/>
-                    </a:stretch>
-                  </pic:blipFill>
-                  <pic:spPr>
-                    <a:xfrm>
-                      <a:off x="0" y="0"/>
-                      <a:ext cx="5760000" cy="728606"/>
-                    </a:xfrm>
-                    <a:prstGeom prst="rect">
-                      <a:avLst/>
-                    </a:prstGeom>
-                  </pic:spPr>
-                </pic:pic>
-              </a:graphicData>
-            </a:graphic>
-          </wp:inline>
-        </w:drawing>
-      </w:r>
-    </w:p>
-    <w:p>
-      <w:pPr>
-        <w:pStyle w:val="Caption"/>
-        <w:jc w:val="center"/>
-      </w:pPr>
-      <w:r>
-        <w:t>Figure 53. Setting error: Records from view names a view that does not exist (the message lists the views and their ids).</w:t>
-      </w:r>
-    </w:p>
-    <w:p>
-      <w:pPr>
-        <w:keepNext/>
-        <w:jc w:val="center"/>
-      </w:pPr>
-      <w:r>
-        <w:rPr>
-          <w:noProof/>
-        </w:rPr>
-        <w:drawing>
-          <wp:inline distT="0" distB="0" distL="0" distR="0" wp14:anchorId="42AEA37D" wp14:editId="40C2D5C4">
-            <wp:extent cx="5760000" cy="728606"/>
-            <wp:effectExtent l="0" t="0" r="0" b="0"/>
-            <wp:docPr id="56" name="Picture 56"/>
-            <wp:cNvGraphicFramePr>
-              <a:graphicFrameLocks xmlns:a="http://schemas.openxmlformats.org/drawingml/2006/main" noChangeAspect="1"/>
-            </wp:cNvGraphicFramePr>
-            <a:graphic xmlns:a="http://schemas.openxmlformats.org/drawingml/2006/main">
-              <a:graphicData uri="http://schemas.openxmlformats.org/drawingml/2006/picture">
-                <pic:pic xmlns:pic="http://schemas.openxmlformats.org/drawingml/2006/picture">
-                  <pic:nvPicPr>
-                    <pic:cNvPr id="0" name="msg-m11-fetchxml-invalid.png"/>
                     <pic:cNvPicPr/>
                   </pic:nvPicPr>
                   <pic:blipFill>
@@ -14968,7 +15982,7 @@
         <w:jc w:val="center"/>
       </w:pPr>
       <w:r>
-        <w:t>Figure 54. Setting error: the FetchXML filter is not valid XML.</w:t>
+        <w:t>Figure 53. Setting error: Records from view names a view that does not exist (the message lists the views and their ids).</w:t>
       </w:r>
     </w:p>
     <w:p>
@@ -14980,12 +15994,11 @@
         <w:rPr>
           <w:noProof/>
         </w:rPr>
-        <w:lastRenderedPageBreak/>
         <w:drawing>
-          <wp:inline distT="0" distB="0" distL="0" distR="0" wp14:anchorId="0D8F9480" wp14:editId="5840B33D">
+          <wp:inline distT="0" distB="0" distL="0" distR="0" wp14:anchorId="5BF5B432" wp14:editId="7C0EC78A">
             <wp:extent cx="5760000" cy="728606"/>
             <wp:effectExtent l="0" t="0" r="0" b="0"/>
-            <wp:docPr id="57" name="Picture 57"/>
+            <wp:docPr id="56" name="Picture 56"/>
             <wp:cNvGraphicFramePr>
               <a:graphicFrameLocks xmlns:a="http://schemas.openxmlformats.org/drawingml/2006/main" noChangeAspect="1"/>
             </wp:cNvGraphicFramePr>
@@ -14993,7 +16006,7 @@
               <a:graphicData uri="http://schemas.openxmlformats.org/drawingml/2006/picture">
                 <pic:pic xmlns:pic="http://schemas.openxmlformats.org/drawingml/2006/picture">
                   <pic:nvPicPr>
-                    <pic:cNvPr id="0" name="msg-m12-filter-with-view.png"/>
+                    <pic:cNvPr id="0" name="msg-m11-fetchxml-invalid.png"/>
                     <pic:cNvPicPr/>
                   </pic:nvPicPr>
                   <pic:blipFill>
@@ -15024,6 +16037,62 @@
         <w:jc w:val="center"/>
       </w:pPr>
       <w:r>
+        <w:t>Figure 54. Setting error: the FetchXML filter is not valid XML.</w:t>
+      </w:r>
+    </w:p>
+    <w:p>
+      <w:pPr>
+        <w:keepNext/>
+        <w:jc w:val="center"/>
+      </w:pPr>
+      <w:r>
+        <w:rPr>
+          <w:noProof/>
+        </w:rPr>
+        <w:lastRenderedPageBreak/>
+        <w:drawing>
+          <wp:inline distT="0" distB="0" distL="0" distR="0" wp14:anchorId="5E09F01E" wp14:editId="3E4D99D2">
+            <wp:extent cx="5760000" cy="728606"/>
+            <wp:effectExtent l="0" t="0" r="0" b="0"/>
+            <wp:docPr id="57" name="Picture 57"/>
+            <wp:cNvGraphicFramePr>
+              <a:graphicFrameLocks xmlns:a="http://schemas.openxmlformats.org/drawingml/2006/main" noChangeAspect="1"/>
+            </wp:cNvGraphicFramePr>
+            <a:graphic xmlns:a="http://schemas.openxmlformats.org/drawingml/2006/main">
+              <a:graphicData uri="http://schemas.openxmlformats.org/drawingml/2006/picture">
+                <pic:pic xmlns:pic="http://schemas.openxmlformats.org/drawingml/2006/picture">
+                  <pic:nvPicPr>
+                    <pic:cNvPr id="0" name="msg-m12-filter-with-view.png"/>
+                    <pic:cNvPicPr/>
+                  </pic:nvPicPr>
+                  <pic:blipFill>
+                    <a:blip r:embed="rId64"/>
+                    <a:stretch>
+                      <a:fillRect/>
+                    </a:stretch>
+                  </pic:blipFill>
+                  <pic:spPr>
+                    <a:xfrm>
+                      <a:off x="0" y="0"/>
+                      <a:ext cx="5760000" cy="728606"/>
+                    </a:xfrm>
+                    <a:prstGeom prst="rect">
+                      <a:avLst/>
+                    </a:prstGeom>
+                  </pic:spPr>
+                </pic:pic>
+              </a:graphicData>
+            </a:graphic>
+          </wp:inline>
+        </w:drawing>
+      </w:r>
+    </w:p>
+    <w:p>
+      <w:pPr>
+        <w:pStyle w:val="Caption"/>
+        <w:jc w:val="center"/>
+      </w:pPr>
+      <w:r>
         <w:t>Figure 55. Setting error: an Extra OData filter combined with a view.</w:t>
       </w:r>
     </w:p>
@@ -15047,7 +16116,7 @@
       <w:pPr>
         <w:pStyle w:val="Heading1"/>
       </w:pPr>
-      <w:bookmarkStart w:id="40" w:name="_Toc241877286"/>
+      <w:bookmarkStart w:id="40" w:name="_Toc241878511"/>
       <w:r>
         <w:t>7. The form library</w:t>
       </w:r>
@@ -15057,7 +16126,7 @@
       <w:pPr>
         <w:pStyle w:val="Heading2"/>
       </w:pPr>
-      <w:bookmarkStart w:id="41" w:name="_Toc241877287"/>
+      <w:bookmarkStart w:id="41" w:name="_Toc241878512"/>
       <w:r>
         <w:t>7.1 Why it exists</w:t>
       </w:r>
@@ -15117,7 +16186,7 @@
       <w:pPr>
         <w:pStyle w:val="Heading2"/>
       </w:pPr>
-      <w:bookmarkStart w:id="42" w:name="_Toc241877288"/>
+      <w:bookmarkStart w:id="42" w:name="_Toc241878513"/>
       <w:r>
         <w:t>7.2 Running without the form library</w:t>
       </w:r>
@@ -15149,10 +16218,7 @@
         </w:numPr>
       </w:pPr>
       <w:r>
-        <w:t xml:space="preserve">Open a record of the table in the app, in a new browser tab. Reload once with Ctrl+F5 so that the browser uses the </w:t>
-      </w:r>
-      <w:r>
-        <w:t>published form.</w:t>
+        <w:t>Open a record of the table in the app, in a new browser tab. Reload once with Ctrl+F5 so that the browser uses the published form.</w:t>
       </w:r>
     </w:p>
     <w:p>
@@ -15188,7 +16254,7 @@
       <w:pPr>
         <w:pStyle w:val="Heading2"/>
       </w:pPr>
-      <w:bookmarkStart w:id="43" w:name="_Toc241877289"/>
+      <w:bookmarkStart w:id="43" w:name="_Toc241878514"/>
       <w:r>
         <w:t>7.3 Adding the form library</w:t>
       </w:r>
@@ -15235,7 +16301,7 @@
         </w:rPr>
         <w:lastRenderedPageBreak/>
         <w:drawing>
-          <wp:inline distT="0" distB="0" distL="0" distR="0" wp14:anchorId="4529029A" wp14:editId="5155A6CF">
+          <wp:inline distT="0" distB="0" distL="0" distR="0" wp14:anchorId="4212EED9" wp14:editId="6B61C156">
             <wp:extent cx="5760000" cy="3355644"/>
             <wp:effectExtent l="0" t="0" r="0" b="0"/>
             <wp:docPr id="58" name="Picture 58"/>
@@ -15250,7 +16316,7 @@
                     <pic:cNvPicPr/>
                   </pic:nvPicPr>
                   <pic:blipFill>
-                    <a:blip r:embed="rId64"/>
+                    <a:blip r:embed="rId65"/>
                     <a:stretch>
                       <a:fillRect/>
                     </a:stretch>
@@ -15331,7 +16397,7 @@
           <w:noProof/>
         </w:rPr>
         <w:drawing>
-          <wp:inline distT="0" distB="0" distL="0" distR="0" wp14:anchorId="5DED3D5F" wp14:editId="71584E1C">
+          <wp:inline distT="0" distB="0" distL="0" distR="0" wp14:anchorId="2042FD86" wp14:editId="4504CC21">
             <wp:extent cx="3655657" cy="3779999"/>
             <wp:effectExtent l="0" t="0" r="0" b="0"/>
             <wp:docPr id="59" name="Picture 59"/>
@@ -15346,7 +16412,7 @@
                     <pic:cNvPicPr/>
                   </pic:nvPicPr>
                   <pic:blipFill>
-                    <a:blip r:embed="rId65"/>
+                    <a:blip r:embed="rId66"/>
                     <a:stretch>
                       <a:fillRect/>
                     </a:stretch>
@@ -15399,7 +16465,7 @@
         </w:rPr>
         <w:lastRenderedPageBreak/>
         <w:drawing>
-          <wp:inline distT="0" distB="0" distL="0" distR="0" wp14:anchorId="63B977E3" wp14:editId="5D393912">
+          <wp:inline distT="0" distB="0" distL="0" distR="0" wp14:anchorId="6417EEA5" wp14:editId="052B15EC">
             <wp:extent cx="5760000" cy="3355644"/>
             <wp:effectExtent l="0" t="0" r="0" b="0"/>
             <wp:docPr id="60" name="Picture 60"/>
@@ -15414,7 +16480,7 @@
                     <pic:cNvPicPr/>
                   </pic:nvPicPr>
                   <pic:blipFill>
-                    <a:blip r:embed="rId66"/>
+                    <a:blip r:embed="rId67"/>
                     <a:stretch>
                       <a:fillRect/>
                     </a:stretch>
@@ -15484,7 +16550,7 @@
           <w:noProof/>
         </w:rPr>
         <w:drawing>
-          <wp:inline distT="0" distB="0" distL="0" distR="0" wp14:anchorId="774F602C" wp14:editId="3B2962C2">
+          <wp:inline distT="0" distB="0" distL="0" distR="0" wp14:anchorId="60F4BA60" wp14:editId="279EE532">
             <wp:extent cx="2331588" cy="3239999"/>
             <wp:effectExtent l="0" t="0" r="0" b="0"/>
             <wp:docPr id="61" name="Picture 61"/>
@@ -15499,7 +16565,7 @@
                     <pic:cNvPicPr/>
                   </pic:nvPicPr>
                   <pic:blipFill>
-                    <a:blip r:embed="rId67"/>
+                    <a:blip r:embed="rId68"/>
                     <a:stretch>
                       <a:fillRect/>
                     </a:stretch>
@@ -15666,7 +16732,7 @@
           <w:noProof/>
         </w:rPr>
         <w:drawing>
-          <wp:inline distT="0" distB="0" distL="0" distR="0" wp14:anchorId="3DBE802C" wp14:editId="5047EDB4">
+          <wp:inline distT="0" distB="0" distL="0" distR="0" wp14:anchorId="15CB6D5C" wp14:editId="382F0CC2">
             <wp:extent cx="2239266" cy="4320000"/>
             <wp:effectExtent l="0" t="0" r="0" b="0"/>
             <wp:docPr id="62" name="Picture 62"/>
@@ -15681,7 +16747,7 @@
                     <pic:cNvPicPr/>
                   </pic:nvPicPr>
                   <pic:blipFill>
-                    <a:blip r:embed="rId68"/>
+                    <a:blip r:embed="rId69"/>
                     <a:stretch>
                       <a:fillRect/>
                     </a:stretch>
@@ -15708,7 +16774,10 @@
         <w:jc w:val="center"/>
       </w:pPr>
       <w:r>
-        <w:t>Figure 60. The On Load event handler.</w:t>
+        <w:t xml:space="preserve">Figure 60. The On Load event </w:t>
+      </w:r>
+      <w:r>
+        <w:t>handler.</w:t>
       </w:r>
     </w:p>
     <w:p>
@@ -15734,7 +16803,7 @@
         </w:rPr>
         <w:lastRenderedPageBreak/>
         <w:drawing>
-          <wp:inline distT="0" distB="0" distL="0" distR="0" wp14:anchorId="7276E46F" wp14:editId="5626728E">
+          <wp:inline distT="0" distB="0" distL="0" distR="0" wp14:anchorId="00093A02" wp14:editId="7D0315CC">
             <wp:extent cx="2331588" cy="3239999"/>
             <wp:effectExtent l="0" t="0" r="0" b="0"/>
             <wp:docPr id="63" name="Picture 63"/>
@@ -15749,7 +16818,7 @@
                     <pic:cNvPicPr/>
                   </pic:nvPicPr>
                   <pic:blipFill>
-                    <a:blip r:embed="rId69"/>
+                    <a:blip r:embed="rId70"/>
                     <a:stretch>
                       <a:fillRect/>
                     </a:stretch>
@@ -15827,10 +16896,7 @@
               <w:t xml:space="preserve">Parameters.  </w:t>
             </w:r>
             <w:r>
-              <w:t xml:space="preserve">Without parameters, the library retries every control on the form that failed to load. With the host column names, it retries </w:t>
-            </w:r>
-            <w:r>
-              <w:t>only those.</w:t>
+              <w:t>Without parameters, the library retries every control on the form that failed to load. With the host column names, it retries only those.</w:t>
             </w:r>
           </w:p>
         </w:tc>
@@ -15845,7 +16911,7 @@
       <w:pPr>
         <w:pStyle w:val="Heading2"/>
       </w:pPr>
-      <w:bookmarkStart w:id="44" w:name="_Toc241877290"/>
+      <w:bookmarkStart w:id="44" w:name="_Toc241878515"/>
       <w:r>
         <w:t>7.4 Removing the form library</w:t>
       </w:r>
@@ -15940,7 +17006,7 @@
       <w:pPr>
         <w:pStyle w:val="Heading1"/>
       </w:pPr>
-      <w:bookmarkStart w:id="45" w:name="_Toc241877291"/>
+      <w:bookmarkStart w:id="45" w:name="_Toc241878516"/>
       <w:r>
         <w:t>8. Security and permissions</w:t>
       </w:r>
@@ -16087,7 +17153,13 @@
               <w:rPr>
                 <w:sz w:val="19"/>
               </w:rPr>
-              <w:t>+ New</w:t>
+              <w:t xml:space="preserve">+ </w:t>
+            </w:r>
+            <w:r>
+              <w:rPr>
+                <w:sz w:val="19"/>
+              </w:rPr>
+              <w:t>New</w:t>
             </w:r>
           </w:p>
         </w:tc>
@@ -16125,13 +17197,7 @@
               <w:rPr>
                 <w:sz w:val="19"/>
               </w:rPr>
-              <w:t xml:space="preserve">Copy </w:t>
-            </w:r>
-            <w:r>
-              <w:rPr>
-                <w:sz w:val="19"/>
-              </w:rPr>
-              <w:t>names into the host column</w:t>
+              <w:t>Copy names into the host column</w:t>
             </w:r>
           </w:p>
         </w:tc>
@@ -16164,10 +17230,10 @@
         <w:pStyle w:val="ListBullet"/>
       </w:pPr>
       <w:r>
-        <w:t xml:space="preserve">The control works with the signed-in user's own session and security roles. Users only see and link records they have access to. When a privilege is missing, the control becomes read-only or </w:t>
-      </w:r>
-      <w:r>
-        <w:t>names the missing privilege.</w:t>
+        <w:t xml:space="preserve">The control works with the signed-in user's own session and security roles. Users only see and link records they have access to. When a privilege is </w:t>
+      </w:r>
+      <w:r>
+        <w:t>missing, the control becomes read-only or names the missing privilege.</w:t>
       </w:r>
     </w:p>
     <w:p>
@@ -16200,14 +17266,17 @@
         <w:pStyle w:val="ListBullet"/>
       </w:pPr>
       <w:r>
-        <w:t>Rules about which records may be linked (view, filters, maximum selections) are applied by the control. Subgrids, imports and integrations do not use them. Where a rule must always hold, enforce it on the server, for example with a plug-in on Associate.</w:t>
+        <w:t xml:space="preserve">Rules about which records may be linked (view, filters, maximum selections) are applied by the control. Subgrids, </w:t>
+      </w:r>
+      <w:r>
+        <w:t>imports and integrations do not use them. Where a rule must always hold, enforce it on the server, for example with a plug-in on Associate.</w:t>
       </w:r>
     </w:p>
     <w:p>
       <w:pPr>
         <w:pStyle w:val="Heading1"/>
       </w:pPr>
-      <w:bookmarkStart w:id="46" w:name="_Toc241877292"/>
+      <w:bookmarkStart w:id="46" w:name="_Toc241878517"/>
       <w:r>
         <w:t>9. Upgrading</w:t>
       </w:r>
@@ -16313,7 +17382,7 @@
       <w:pPr>
         <w:pStyle w:val="Heading1"/>
       </w:pPr>
-      <w:bookmarkStart w:id="47" w:name="_Toc241877293"/>
+      <w:bookmarkStart w:id="47" w:name="_Toc241878518"/>
       <w:r>
         <w:t>10. Uninstalling</w:t>
       </w:r>
@@ -16328,7 +17397,7 @@
       <w:pPr>
         <w:pStyle w:val="Heading2"/>
       </w:pPr>
-      <w:bookmarkStart w:id="48" w:name="_Toc241877294"/>
+      <w:bookmarkStart w:id="48" w:name="_Toc241878519"/>
       <w:r>
         <w:t>10.1 Remove the control from the forms</w:t>
       </w:r>
@@ -16370,7 +17439,10 @@
         <w:t>Delete</w:t>
       </w:r>
       <w:r>
-        <w:t>. Use the menu of the component, not Delete on the command bar, which removes the whole column from the form.</w:t>
+        <w:t xml:space="preserve">. Use the menu of the component, not </w:t>
+      </w:r>
+      <w:r>
+        <w:t>Delete on the command bar, which removes the whole column from the form.</w:t>
       </w:r>
     </w:p>
     <w:p>
@@ -16384,7 +17456,7 @@
         </w:rPr>
         <w:lastRenderedPageBreak/>
         <w:drawing>
-          <wp:inline distT="0" distB="0" distL="0" distR="0" wp14:anchorId="1C0591B9" wp14:editId="1CB41B69">
+          <wp:inline distT="0" distB="0" distL="0" distR="0" wp14:anchorId="7A68205A" wp14:editId="07AE243F">
             <wp:extent cx="2295828" cy="3240000"/>
             <wp:effectExtent l="0" t="0" r="0" b="0"/>
             <wp:docPr id="64" name="Picture 64"/>
@@ -16396,73 +17468,6 @@
                 <pic:pic xmlns:pic="http://schemas.openxmlformats.org/drawingml/2006/picture">
                   <pic:nvPicPr>
                     <pic:cNvPr id="0" name="remove-01-menu.png"/>
-                    <pic:cNvPicPr/>
-                  </pic:nvPicPr>
-                  <pic:blipFill>
-                    <a:blip r:embed="rId70"/>
-                    <a:stretch>
-                      <a:fillRect/>
-                    </a:stretch>
-                  </pic:blipFill>
-                  <pic:spPr>
-                    <a:xfrm>
-                      <a:off x="0" y="0"/>
-                      <a:ext cx="2295828" cy="3240000"/>
-                    </a:xfrm>
-                    <a:prstGeom prst="rect">
-                      <a:avLst/>
-                    </a:prstGeom>
-                  </pic:spPr>
-                </pic:pic>
-              </a:graphicData>
-            </a:graphic>
-          </wp:inline>
-        </w:drawing>
-      </w:r>
-    </w:p>
-    <w:p>
-      <w:pPr>
-        <w:pStyle w:val="Caption"/>
-        <w:jc w:val="center"/>
-      </w:pPr>
-      <w:r>
-        <w:t>Figure 62. Delete the component from the column.</w:t>
-      </w:r>
-    </w:p>
-    <w:p>
-      <w:pPr>
-        <w:pStyle w:val="ListNumber"/>
-        <w:numPr>
-          <w:ilvl w:val="0"/>
-          <w:numId w:val="18"/>
-        </w:numPr>
-      </w:pPr>
-      <w:r>
-        <w:t>The column is back to the standard text box.</w:t>
-      </w:r>
-    </w:p>
-    <w:p>
-      <w:pPr>
-        <w:keepNext/>
-        <w:jc w:val="center"/>
-      </w:pPr>
-      <w:r>
-        <w:rPr>
-          <w:noProof/>
-        </w:rPr>
-        <w:drawing>
-          <wp:inline distT="0" distB="0" distL="0" distR="0" wp14:anchorId="448C3D46" wp14:editId="53176DC3">
-            <wp:extent cx="2295828" cy="3240000"/>
-            <wp:effectExtent l="0" t="0" r="0" b="0"/>
-            <wp:docPr id="65" name="Picture 65"/>
-            <wp:cNvGraphicFramePr>
-              <a:graphicFrameLocks xmlns:a="http://schemas.openxmlformats.org/drawingml/2006/main" noChangeAspect="1"/>
-            </wp:cNvGraphicFramePr>
-            <a:graphic xmlns:a="http://schemas.openxmlformats.org/drawingml/2006/main">
-              <a:graphicData uri="http://schemas.openxmlformats.org/drawingml/2006/picture">
-                <pic:pic xmlns:pic="http://schemas.openxmlformats.org/drawingml/2006/picture">
-                  <pic:nvPicPr>
-                    <pic:cNvPr id="0" name="remove-02-removed.png"/>
                     <pic:cNvPicPr/>
                   </pic:nvPicPr>
                   <pic:blipFill>
@@ -16493,7 +17498,7 @@
         <w:jc w:val="center"/>
       </w:pPr>
       <w:r>
-        <w:t>Figure 63. The component removed.</w:t>
+        <w:t>Figure 62. Delete the component from the column.</w:t>
       </w:r>
     </w:p>
     <w:p>
@@ -16505,7 +17510,62 @@
         </w:numPr>
       </w:pPr>
       <w:r>
-        <w:t>If the form library was added, remove its On Load handler and the library (section 7.4).</w:t>
+        <w:t>The column is back to the standard text box.</w:t>
+      </w:r>
+    </w:p>
+    <w:p>
+      <w:pPr>
+        <w:keepNext/>
+        <w:jc w:val="center"/>
+      </w:pPr>
+      <w:r>
+        <w:rPr>
+          <w:noProof/>
+        </w:rPr>
+        <w:drawing>
+          <wp:inline distT="0" distB="0" distL="0" distR="0" wp14:anchorId="3EB128A1" wp14:editId="2D70749E">
+            <wp:extent cx="2295828" cy="3240000"/>
+            <wp:effectExtent l="0" t="0" r="0" b="0"/>
+            <wp:docPr id="65" name="Picture 65"/>
+            <wp:cNvGraphicFramePr>
+              <a:graphicFrameLocks xmlns:a="http://schemas.openxmlformats.org/drawingml/2006/main" noChangeAspect="1"/>
+            </wp:cNvGraphicFramePr>
+            <a:graphic xmlns:a="http://schemas.openxmlformats.org/drawingml/2006/main">
+              <a:graphicData uri="http://schemas.openxmlformats.org/drawingml/2006/picture">
+                <pic:pic xmlns:pic="http://schemas.openxmlformats.org/drawingml/2006/picture">
+                  <pic:nvPicPr>
+                    <pic:cNvPr id="0" name="remove-02-removed.png"/>
+                    <pic:cNvPicPr/>
+                  </pic:nvPicPr>
+                  <pic:blipFill>
+                    <a:blip r:embed="rId72"/>
+                    <a:stretch>
+                      <a:fillRect/>
+                    </a:stretch>
+                  </pic:blipFill>
+                  <pic:spPr>
+                    <a:xfrm>
+                      <a:off x="0" y="0"/>
+                      <a:ext cx="2295828" cy="3240000"/>
+                    </a:xfrm>
+                    <a:prstGeom prst="rect">
+                      <a:avLst/>
+                    </a:prstGeom>
+                  </pic:spPr>
+                </pic:pic>
+              </a:graphicData>
+            </a:graphic>
+          </wp:inline>
+        </w:drawing>
+      </w:r>
+    </w:p>
+    <w:p>
+      <w:pPr>
+        <w:pStyle w:val="Caption"/>
+        <w:jc w:val="center"/>
+      </w:pPr>
+      <w:r>
+        <w:t>Figure 63. The component removed.</w:t>
       </w:r>
     </w:p>
     <w:p>
@@ -16517,6 +17577,18 @@
         </w:numPr>
       </w:pPr>
       <w:r>
+        <w:t>If the form library was added, remove its On Load handler and the library (section 7.4).</w:t>
+      </w:r>
+    </w:p>
+    <w:p>
+      <w:pPr>
+        <w:pStyle w:val="ListNumber"/>
+        <w:numPr>
+          <w:ilvl w:val="0"/>
+          <w:numId w:val="18"/>
+        </w:numPr>
+      </w:pPr>
+      <w:r>
         <w:t xml:space="preserve">Select </w:t>
       </w:r>
       <w:r>
@@ -16542,7 +17614,7 @@
       <w:pPr>
         <w:pStyle w:val="Heading2"/>
       </w:pPr>
-      <w:bookmarkStart w:id="49" w:name="_Toc241877295"/>
+      <w:bookmarkStart w:id="49" w:name="_Toc241878520"/>
       <w:r>
         <w:t>10.2 Uninstall the managed solution</w:t>
       </w:r>
@@ -16598,7 +17670,7 @@
         </w:rPr>
         <w:lastRenderedPageBreak/>
         <w:drawing>
-          <wp:inline distT="0" distB="0" distL="0" distR="0" wp14:anchorId="44DAA8AF" wp14:editId="1386090F">
+          <wp:inline distT="0" distB="0" distL="0" distR="0" wp14:anchorId="4E3699DB" wp14:editId="1FB932D7">
             <wp:extent cx="5760000" cy="3011054"/>
             <wp:effectExtent l="0" t="0" r="0" b="0"/>
             <wp:docPr id="66" name="Picture 66"/>
@@ -16610,82 +17682,6 @@
                 <pic:pic xmlns:pic="http://schemas.openxmlformats.org/drawingml/2006/picture">
                   <pic:nvPicPr>
                     <pic:cNvPr id="0" name="uninstall-01-list.png"/>
-                    <pic:cNvPicPr/>
-                  </pic:nvPicPr>
-                  <pic:blipFill>
-                    <a:blip r:embed="rId72"/>
-                    <a:stretch>
-                      <a:fillRect/>
-                    </a:stretch>
-                  </pic:blipFill>
-                  <pic:spPr>
-                    <a:xfrm>
-                      <a:off x="0" y="0"/>
-                      <a:ext cx="5760000" cy="3011054"/>
-                    </a:xfrm>
-                    <a:prstGeom prst="rect">
-                      <a:avLst/>
-                    </a:prstGeom>
-                  </pic:spPr>
-                </pic:pic>
-              </a:graphicData>
-            </a:graphic>
-          </wp:inline>
-        </w:drawing>
-      </w:r>
-    </w:p>
-    <w:p>
-      <w:pPr>
-        <w:pStyle w:val="Caption"/>
-        <w:jc w:val="center"/>
-      </w:pPr>
-      <w:r>
-        <w:t>Figure 64. Managed solutions.</w:t>
-      </w:r>
-    </w:p>
-    <w:p>
-      <w:pPr>
-        <w:pStyle w:val="ListNumber"/>
-        <w:numPr>
-          <w:ilvl w:val="0"/>
-          <w:numId w:val="19"/>
-        </w:numPr>
-      </w:pPr>
-      <w:r>
-        <w:t xml:space="preserve">Select </w:t>
-      </w:r>
-      <w:r>
-        <w:rPr>
-          <w:b/>
-        </w:rPr>
-        <w:t>Delete</w:t>
-      </w:r>
-      <w:r>
-        <w:t xml:space="preserve"> on the command bar.</w:t>
-      </w:r>
-    </w:p>
-    <w:p>
-      <w:pPr>
-        <w:keepNext/>
-        <w:jc w:val="center"/>
-      </w:pPr>
-      <w:r>
-        <w:rPr>
-          <w:noProof/>
-        </w:rPr>
-        <w:drawing>
-          <wp:inline distT="0" distB="0" distL="0" distR="0" wp14:anchorId="181642DE" wp14:editId="290FFDE4">
-            <wp:extent cx="5760000" cy="3011054"/>
-            <wp:effectExtent l="0" t="0" r="0" b="0"/>
-            <wp:docPr id="67" name="Picture 67"/>
-            <wp:cNvGraphicFramePr>
-              <a:graphicFrameLocks xmlns:a="http://schemas.openxmlformats.org/drawingml/2006/main" noChangeAspect="1"/>
-            </wp:cNvGraphicFramePr>
-            <a:graphic xmlns:a="http://schemas.openxmlformats.org/drawingml/2006/main">
-              <a:graphicData uri="http://schemas.openxmlformats.org/drawingml/2006/picture">
-                <pic:pic xmlns:pic="http://schemas.openxmlformats.org/drawingml/2006/picture">
-                  <pic:nvPicPr>
-                    <pic:cNvPr id="0" name="uninstall-02-menu.png"/>
                     <pic:cNvPicPr/>
                   </pic:nvPicPr>
                   <pic:blipFill>
@@ -16716,7 +17712,7 @@
         <w:jc w:val="center"/>
       </w:pPr>
       <w:r>
-        <w:t>Figure 65. Delete the solution.</w:t>
+        <w:t>Figure 64. Managed solutions.</w:t>
       </w:r>
     </w:p>
     <w:p>
@@ -16728,7 +17724,7 @@
         </w:numPr>
       </w:pPr>
       <w:r>
-        <w:t xml:space="preserve">Confirm with </w:t>
+        <w:t xml:space="preserve">Select </w:t>
       </w:r>
       <w:r>
         <w:rPr>
@@ -16737,7 +17733,7 @@
         <w:t>Delete</w:t>
       </w:r>
       <w:r>
-        <w:t>. Deleting a managed solution removes the code component and the web resource.</w:t>
+        <w:t xml:space="preserve"> on the command bar.</w:t>
       </w:r>
     </w:p>
     <w:p>
@@ -16749,9 +17745,85 @@
         <w:rPr>
           <w:noProof/>
         </w:rPr>
+        <w:drawing>
+          <wp:inline distT="0" distB="0" distL="0" distR="0" wp14:anchorId="1EE01223" wp14:editId="15248CC1">
+            <wp:extent cx="5760000" cy="3011054"/>
+            <wp:effectExtent l="0" t="0" r="0" b="0"/>
+            <wp:docPr id="67" name="Picture 67"/>
+            <wp:cNvGraphicFramePr>
+              <a:graphicFrameLocks xmlns:a="http://schemas.openxmlformats.org/drawingml/2006/main" noChangeAspect="1"/>
+            </wp:cNvGraphicFramePr>
+            <a:graphic xmlns:a="http://schemas.openxmlformats.org/drawingml/2006/main">
+              <a:graphicData uri="http://schemas.openxmlformats.org/drawingml/2006/picture">
+                <pic:pic xmlns:pic="http://schemas.openxmlformats.org/drawingml/2006/picture">
+                  <pic:nvPicPr>
+                    <pic:cNvPr id="0" name="uninstall-02-menu.png"/>
+                    <pic:cNvPicPr/>
+                  </pic:nvPicPr>
+                  <pic:blipFill>
+                    <a:blip r:embed="rId74"/>
+                    <a:stretch>
+                      <a:fillRect/>
+                    </a:stretch>
+                  </pic:blipFill>
+                  <pic:spPr>
+                    <a:xfrm>
+                      <a:off x="0" y="0"/>
+                      <a:ext cx="5760000" cy="3011054"/>
+                    </a:xfrm>
+                    <a:prstGeom prst="rect">
+                      <a:avLst/>
+                    </a:prstGeom>
+                  </pic:spPr>
+                </pic:pic>
+              </a:graphicData>
+            </a:graphic>
+          </wp:inline>
+        </w:drawing>
+      </w:r>
+    </w:p>
+    <w:p>
+      <w:pPr>
+        <w:pStyle w:val="Caption"/>
+        <w:jc w:val="center"/>
+      </w:pPr>
+      <w:r>
+        <w:t>Figure 65. Delete the solution.</w:t>
+      </w:r>
+    </w:p>
+    <w:p>
+      <w:pPr>
+        <w:pStyle w:val="ListNumber"/>
+        <w:numPr>
+          <w:ilvl w:val="0"/>
+          <w:numId w:val="19"/>
+        </w:numPr>
+      </w:pPr>
+      <w:r>
+        <w:t xml:space="preserve">Confirm with </w:t>
+      </w:r>
+      <w:r>
+        <w:rPr>
+          <w:b/>
+        </w:rPr>
+        <w:t>Delete</w:t>
+      </w:r>
+      <w:r>
+        <w:t>. Deleting a managed solution removes the code component and the web resource.</w:t>
+      </w:r>
+    </w:p>
+    <w:p>
+      <w:pPr>
+        <w:keepNext/>
+        <w:jc w:val="center"/>
+      </w:pPr>
+      <w:r>
+        <w:rPr>
+          <w:noProof/>
+        </w:rPr>
         <w:lastRenderedPageBreak/>
         <w:drawing>
-          <wp:inline distT="0" distB="0" distL="0" distR="0" wp14:anchorId="658BD2FE" wp14:editId="402A38D5">
+          <wp:inline distT="0" distB="0" distL="0" distR="0" wp14:anchorId="363878E4" wp14:editId="2F82A62F">
             <wp:extent cx="3960000" cy="1718491"/>
             <wp:effectExtent l="0" t="0" r="0" b="0"/>
             <wp:docPr id="68" name="Picture 68"/>
@@ -16766,7 +17838,7 @@
                     <pic:cNvPicPr/>
                   </pic:nvPicPr>
                   <pic:blipFill>
-                    <a:blip r:embed="rId74"/>
+                    <a:blip r:embed="rId75"/>
                     <a:stretch>
                       <a:fillRect/>
                     </a:stretch>
@@ -16818,7 +17890,7 @@
           <w:noProof/>
         </w:rPr>
         <w:drawing>
-          <wp:inline distT="0" distB="0" distL="0" distR="0" wp14:anchorId="2ED32610" wp14:editId="7567EFC1">
+          <wp:inline distT="0" distB="0" distL="0" distR="0" wp14:anchorId="422E2D5E" wp14:editId="008F5641">
             <wp:extent cx="5760000" cy="3011054"/>
             <wp:effectExtent l="0" t="0" r="0" b="0"/>
             <wp:docPr id="69" name="Picture 69"/>
@@ -16833,7 +17905,7 @@
                     <pic:cNvPicPr/>
                   </pic:nvPicPr>
                   <pic:blipFill>
-                    <a:blip r:embed="rId75"/>
+                    <a:blip r:embed="rId76"/>
                     <a:stretch>
                       <a:fillRect/>
                     </a:stretch>
@@ -16867,7 +17939,7 @@
       <w:pPr>
         <w:pStyle w:val="Heading2"/>
       </w:pPr>
-      <w:bookmarkStart w:id="50" w:name="_Toc241877296"/>
+      <w:bookmarkStart w:id="50" w:name="_Toc241878521"/>
       <w:r>
         <w:t>10.3 Uninstall the unmanaged solution</w:t>
       </w:r>
@@ -16875,7 +17947,10 @@
     </w:p>
     <w:p>
       <w:r>
-        <w:t>Deleting an unmanaged solution removes only the solution record; the components stay in the environment. Delete the components first, then the solution.</w:t>
+        <w:t xml:space="preserve">Deleting an unmanaged solution removes only the solution record; the components stay in the environment. Delete the </w:t>
+      </w:r>
+      <w:r>
+        <w:t>components first, then the solution.</w:t>
       </w:r>
     </w:p>
     <w:p>
@@ -16948,7 +18023,7 @@
         </w:rPr>
         <w:lastRenderedPageBreak/>
         <w:drawing>
-          <wp:inline distT="0" distB="0" distL="0" distR="0" wp14:anchorId="2F65A4F1" wp14:editId="697585B1">
+          <wp:inline distT="0" distB="0" distL="0" distR="0" wp14:anchorId="15ECACB2" wp14:editId="33A9DB2B">
             <wp:extent cx="5760000" cy="2062425"/>
             <wp:effectExtent l="0" t="0" r="0" b="0"/>
             <wp:docPr id="70" name="Picture 70"/>
@@ -16963,7 +18038,7 @@
                     <pic:cNvPicPr/>
                   </pic:nvPicPr>
                   <pic:blipFill>
-                    <a:blip r:embed="rId76"/>
+                    <a:blip r:embed="rId77"/>
                     <a:stretch>
                       <a:fillRect/>
                     </a:stretch>
@@ -16990,10 +18065,7 @@
         <w:jc w:val="center"/>
       </w:pPr>
       <w:r>
-        <w:t xml:space="preserve">Figure 68. Delete the code </w:t>
-      </w:r>
-      <w:r>
-        <w:t>component from the environment.</w:t>
+        <w:t>Figure 68. Delete the code component from the environment.</w:t>
       </w:r>
     </w:p>
     <w:p>
@@ -17027,7 +18099,7 @@
           <w:noProof/>
         </w:rPr>
         <w:drawing>
-          <wp:inline distT="0" distB="0" distL="0" distR="0" wp14:anchorId="5C96D6D4" wp14:editId="21BC62B4">
+          <wp:inline distT="0" distB="0" distL="0" distR="0" wp14:anchorId="1649CFF0" wp14:editId="28BAD4B6">
             <wp:extent cx="3960000" cy="1718491"/>
             <wp:effectExtent l="0" t="0" r="0" b="0"/>
             <wp:docPr id="71" name="Picture 71"/>
@@ -17042,7 +18114,7 @@
                     <pic:cNvPicPr/>
                   </pic:nvPicPr>
                   <pic:blipFill>
-                    <a:blip r:embed="rId77"/>
+                    <a:blip r:embed="rId78"/>
                     <a:stretch>
                       <a:fillRect/>
                     </a:stretch>
@@ -17140,10 +18212,7 @@
         <w:t>Delete</w:t>
       </w:r>
       <w:r>
-        <w:t xml:space="preserve">. The </w:t>
-      </w:r>
-      <w:r>
-        <w:t>message confirms that only the solution record is deleted.</w:t>
+        <w:t>. The message confirms that only the solution record is deleted.</w:t>
       </w:r>
     </w:p>
     <w:p>
@@ -17156,7 +18225,7 @@
           <w:noProof/>
         </w:rPr>
         <w:drawing>
-          <wp:inline distT="0" distB="0" distL="0" distR="0" wp14:anchorId="53234524" wp14:editId="0B20674C">
+          <wp:inline distT="0" distB="0" distL="0" distR="0" wp14:anchorId="227F13E3" wp14:editId="002AAB6C">
             <wp:extent cx="3960000" cy="1878598"/>
             <wp:effectExtent l="0" t="0" r="0" b="0"/>
             <wp:docPr id="72" name="Picture 72"/>
@@ -17171,7 +18240,7 @@
                     <pic:cNvPicPr/>
                   </pic:nvPicPr>
                   <pic:blipFill>
-                    <a:blip r:embed="rId78"/>
+                    <a:blip r:embed="rId79"/>
                     <a:stretch>
                       <a:fillRect/>
                     </a:stretch>
@@ -17231,7 +18300,7 @@
       <w:pPr>
         <w:pStyle w:val="Heading1"/>
       </w:pPr>
-      <w:bookmarkStart w:id="51" w:name="_Toc241877297"/>
+      <w:bookmarkStart w:id="51" w:name="_Toc241878522"/>
       <w:r>
         <w:lastRenderedPageBreak/>
         <w:t>11. Troubleshooting</w:t>
@@ -17341,13 +18410,13 @@
               <w:rPr>
                 <w:sz w:val="18"/>
               </w:rPr>
-              <w:t xml:space="preserve">The control is not listed in Add </w:t>
+              <w:t xml:space="preserve">The control is not </w:t>
             </w:r>
             <w:r>
               <w:rPr>
                 <w:sz w:val="18"/>
               </w:rPr>
-              <w:t>component</w:t>
+              <w:t>listed in Add component</w:t>
             </w:r>
           </w:p>
         </w:tc>
@@ -17613,13 +18682,13 @@
               <w:rPr>
                 <w:sz w:val="18"/>
               </w:rPr>
-              <w:t xml:space="preserve">The + New button does not </w:t>
+              <w:t xml:space="preserve">The + New </w:t>
             </w:r>
             <w:r>
               <w:rPr>
                 <w:sz w:val="18"/>
               </w:rPr>
-              <w:t>appear</w:t>
+              <w:t>button does not appear</w:t>
             </w:r>
           </w:p>
         </w:tc>
@@ -17802,7 +18871,7 @@
       <w:pPr>
         <w:pStyle w:val="Heading1"/>
       </w:pPr>
-      <w:bookmarkStart w:id="52" w:name="_Toc241877298"/>
+      <w:bookmarkStart w:id="52" w:name="_Toc241878523"/>
       <w:r>
         <w:t>12. Limitations</w:t>
       </w:r>
@@ -17928,13 +18997,7 @@
               <w:rPr>
                 <w:sz w:val="18"/>
               </w:rPr>
-              <w:t xml:space="preserve">Native </w:t>
-            </w:r>
-            <w:r>
-              <w:rPr>
-                <w:sz w:val="18"/>
-              </w:rPr>
-              <w:t>many-to-many (N:N) relationships only, one per control. A many-to-many link built from a custom table and two one-to-many relationships is not supported.</w:t>
+              <w:t>Native many-to-many (N:N) relationships only, one per control. A many-to-many link built from a custom table and two one-to-many relationships is not supported.</w:t>
             </w:r>
           </w:p>
         </w:tc>
@@ -17971,13 +19034,13 @@
               <w:rPr>
                 <w:sz w:val="18"/>
               </w:rPr>
-              <w:t xml:space="preserve">The view, the filters, Show inactive records and Maximum selections apply only in this </w:t>
+              <w:t xml:space="preserve">The view, the filters, Show inactive records and Maximum </w:t>
             </w:r>
             <w:r>
               <w:rPr>
                 <w:sz w:val="18"/>
               </w:rPr>
-              <w:t>control. Subgrids, imports, flows, integrations and the Web API can still link any record (section 13.2).</w:t>
+              <w:t>selections apply only in this control. Subgrids, imports, flows, integrations and the Web API can still link any record (section 13.2).</w:t>
             </w:r>
           </w:p>
         </w:tc>
@@ -18197,7 +19260,13 @@
               <w:rPr>
                 <w:sz w:val="18"/>
               </w:rPr>
-              <w:t>Dialogs and side panes</w:t>
+              <w:t xml:space="preserve">Dialogs and side </w:t>
+            </w:r>
+            <w:r>
+              <w:rPr>
+                <w:sz w:val="18"/>
+              </w:rPr>
+              <w:t>panes</w:t>
             </w:r>
           </w:p>
         </w:tc>
@@ -18213,13 +19282,7 @@
               <w:rPr>
                 <w:sz w:val="18"/>
               </w:rPr>
-              <w:t xml:space="preserve">On saved records, </w:t>
-            </w:r>
-            <w:r>
-              <w:rPr>
-                <w:sz w:val="18"/>
-              </w:rPr>
-              <w:t>changes are saved, but subgrids of a form opened in a dialog or side pane are not refreshed or hidden.</w:t>
+              <w:t>On saved records, changes are saved, but subgrids of a form opened in a dialog or side pane are not refreshed or hidden.</w:t>
             </w:r>
           </w:p>
         </w:tc>
@@ -18386,12 +19449,12 @@
       <w:pPr>
         <w:pStyle w:val="Heading1"/>
       </w:pPr>
-      <w:bookmarkStart w:id="53" w:name="_Toc241877299"/>
-      <w:r>
-        <w:t xml:space="preserve">13. Improving the control with a </w:t>
-      </w:r>
-      <w:r>
-        <w:t>plug-in</w:t>
+      <w:bookmarkStart w:id="53" w:name="_Toc241878524"/>
+      <w:r>
+        <w:t xml:space="preserve">13. </w:t>
+      </w:r>
+      <w:r>
+        <w:t>Improving the control with a plug-in</w:t>
       </w:r>
       <w:bookmarkEnd w:id="53"/>
     </w:p>
@@ -18427,7 +19490,7 @@
       <w:pPr>
         <w:pStyle w:val="Heading2"/>
       </w:pPr>
-      <w:bookmarkStart w:id="54" w:name="_Toc241877300"/>
+      <w:bookmarkStart w:id="54" w:name="_Toc241878525"/>
       <w:r>
         <w:t>13.1 Keeping the names column exact</w:t>
       </w:r>
@@ -19255,7 +20318,7 @@
       <w:pPr>
         <w:pStyle w:val="Heading2"/>
       </w:pPr>
-      <w:bookmarkStart w:id="55" w:name="_Toc241877301"/>
+      <w:bookmarkStart w:id="55" w:name="_Toc241878526"/>
       <w:r>
         <w:t>13.2 Enforcing the rules on the server</w:t>
       </w:r>
@@ -19845,7 +20908,7 @@
       <w:pPr>
         <w:pStyle w:val="Heading1"/>
       </w:pPr>
-      <w:bookmarkStart w:id="56" w:name="_Toc241877302"/>
+      <w:bookmarkStart w:id="56" w:name="_Toc241878527"/>
       <w:r>
         <w:t>Appendix A. All texts in English and French</w:t>
       </w:r>
@@ -19853,17 +20916,17 @@
     </w:p>
     <w:p>
       <w:r>
-        <w:t xml:space="preserve">The control shows its texts in French for users whose Dynamics language is French (France, Canada, Belgium, </w:t>
-      </w:r>
-      <w:r>
-        <w:t>Switzerland, Luxembourg or Monaco) and in English for everyone else. Words in braces are filled in when the text is shown: {name} is a record's name, {field} the field's label, {count}, {hidden} and {max} are numbers, {table} and {related table} are table names, and {reason} is one of the reasons in A.5 or the message returned by Dataverse (for example a plug-in's message).</w:t>
+        <w:t xml:space="preserve">The control shows its texts in French for users whose Dynamics language is French (France, Canada, Belgium, Switzerland, Luxembourg or Monaco) and in </w:t>
+      </w:r>
+      <w:r>
+        <w:t>English for everyone else. Words in braces are filled in when the text is shown: {name} is a record's name, {field} the field's label, {count}, {hidden} and {max} are numbers, {table} and {related table} are table names, and {reason} is one of the reasons in A.5 or the message returned by Dataverse (for example a plug-in's message).</w:t>
       </w:r>
     </w:p>
     <w:p>
       <w:pPr>
         <w:pStyle w:val="Heading2"/>
       </w:pPr>
-      <w:bookmarkStart w:id="57" w:name="_Toc241877303"/>
+      <w:bookmarkStart w:id="57" w:name="_Toc241878528"/>
       <w:r>
         <w:t>A.1 Field and list</w:t>
       </w:r>
@@ -20240,13 +21303,7 @@
               <w:rPr>
                 <w:sz w:val="17"/>
               </w:rPr>
-              <w:t xml:space="preserve">No </w:t>
-            </w:r>
-            <w:r>
-              <w:rPr>
-                <w:sz w:val="17"/>
-              </w:rPr>
-              <w:t>entries found</w:t>
+              <w:t>No entries found</w:t>
             </w:r>
           </w:p>
         </w:tc>
@@ -20284,7 +21341,13 @@
               <w:rPr>
                 <w:sz w:val="17"/>
               </w:rPr>
-              <w:t>+ New button ({table}: the related table)</w:t>
+              <w:t xml:space="preserve">+ New button </w:t>
+            </w:r>
+            <w:r>
+              <w:rPr>
+                <w:sz w:val="17"/>
+              </w:rPr>
+              <w:t>({table}: the related table)</w:t>
             </w:r>
           </w:p>
         </w:tc>
@@ -20496,12 +21559,9 @@
       <w:pPr>
         <w:pStyle w:val="Heading2"/>
       </w:pPr>
-      <w:bookmarkStart w:id="58" w:name="_Toc241877304"/>
-      <w:r>
-        <w:t xml:space="preserve">A.2 </w:t>
-      </w:r>
-      <w:r>
-        <w:t>Notes</w:t>
+      <w:bookmarkStart w:id="58" w:name="_Toc241878529"/>
+      <w:r>
+        <w:t>A.2 Notes</w:t>
       </w:r>
       <w:bookmarkEnd w:id="58"/>
     </w:p>
@@ -20587,7 +21647,13 @@
               <w:rPr>
                 <w:sz w:val="17"/>
               </w:rPr>
-              <w:t>Under the field, on a new record</w:t>
+              <w:t xml:space="preserve">Under the field, on a </w:t>
+            </w:r>
+            <w:r>
+              <w:rPr>
+                <w:sz w:val="17"/>
+              </w:rPr>
+              <w:t>new record</w:t>
             </w:r>
           </w:p>
         </w:tc>
@@ -20736,13 +21802,7 @@
               <w:rPr>
                 <w:sz w:val="17"/>
               </w:rPr>
-              <w:t xml:space="preserve">Maximum atteint : vous pouvez sélectionner jusqu'à {max} </w:t>
-            </w:r>
-            <w:r>
-              <w:rPr>
-                <w:sz w:val="17"/>
-              </w:rPr>
-              <w:t>enregistrements.</w:t>
+              <w:t>Maximum atteint : vous pouvez sélectionner jusqu'à {max} enregistrements.</w:t>
             </w:r>
           </w:p>
         </w:tc>
@@ -20781,7 +21841,13 @@
               <w:rPr>
                 <w:sz w:val="17"/>
               </w:rPr>
-              <w:t>Maximum reached: you can select up to 1 record.</w:t>
+              <w:t xml:space="preserve">Maximum reached: you can select up to 1 </w:t>
+            </w:r>
+            <w:r>
+              <w:rPr>
+                <w:sz w:val="17"/>
+              </w:rPr>
+              <w:t>record.</w:t>
             </w:r>
           </w:p>
         </w:tc>
@@ -20819,13 +21885,7 @@
               <w:rPr>
                 <w:sz w:val="17"/>
               </w:rPr>
-              <w:t xml:space="preserve">At the top of the list while Maximum selections is set and not reached, and under the field when a pick </w:t>
-            </w:r>
-            <w:r>
-              <w:rPr>
-                <w:sz w:val="17"/>
-              </w:rPr>
-              <w:t>would go over the maximum</w:t>
+              <w:t>At the top of the list while Maximum selections is set and not reached, and under the field when a pick would go over the maximum</w:t>
             </w:r>
           </w:p>
         </w:tc>
@@ -20950,13 +22010,7 @@
               <w:rPr>
                 <w:sz w:val="17"/>
               </w:rPr>
-              <w:t xml:space="preserve">Not </w:t>
-            </w:r>
-            <w:r>
-              <w:rPr>
-                <w:sz w:val="17"/>
-              </w:rPr>
-              <w:t>available while you're offline.</w:t>
+              <w:t>Not available while you're offline.</w:t>
             </w:r>
           </w:p>
         </w:tc>
@@ -20994,7 +22048,13 @@
               <w:rPr>
                 <w:sz w:val="17"/>
               </w:rPr>
-              <w:t>In the field, outside a model-driven form</w:t>
+              <w:t xml:space="preserve">In the field, </w:t>
+            </w:r>
+            <w:r>
+              <w:rPr>
+                <w:sz w:val="17"/>
+              </w:rPr>
+              <w:t>outside a model-driven form</w:t>
             </w:r>
           </w:p>
         </w:tc>
@@ -21043,7 +22103,7 @@
       <w:pPr>
         <w:pStyle w:val="Heading2"/>
       </w:pPr>
-      <w:bookmarkStart w:id="59" w:name="_Toc241877305"/>
+      <w:bookmarkStart w:id="59" w:name="_Toc241878530"/>
       <w:r>
         <w:t>A.3 Problems while loading or saving</w:t>
       </w:r>
@@ -21147,7 +22207,13 @@
               <w:rPr>
                 <w:sz w:val="17"/>
               </w:rPr>
-              <w:t>Couldn't load records.</w:t>
+              <w:t xml:space="preserve">Couldn't load </w:t>
+            </w:r>
+            <w:r>
+              <w:rPr>
+                <w:sz w:val="17"/>
+              </w:rPr>
+              <w:t>records.</w:t>
             </w:r>
           </w:p>
         </w:tc>
@@ -21219,13 +22285,7 @@
               <w:rPr>
                 <w:sz w:val="17"/>
               </w:rPr>
-              <w:t xml:space="preserve">Impossible de charger plus </w:t>
-            </w:r>
-            <w:r>
-              <w:rPr>
-                <w:sz w:val="17"/>
-              </w:rPr>
-              <w:t>d'enregistrements. Faites défiler pour réessayer.</w:t>
+              <w:t>Impossible de charger plus d'enregistrements. Faites défiler pour réessayer.</w:t>
             </w:r>
           </w:p>
         </w:tc>
@@ -21278,7 +22338,13 @@
               <w:rPr>
                 <w:sz w:val="17"/>
               </w:rPr>
-              <w:t>La recherche a échoué.</w:t>
+              <w:t xml:space="preserve">La </w:t>
+            </w:r>
+            <w:r>
+              <w:rPr>
+                <w:sz w:val="17"/>
+              </w:rPr>
+              <w:t>recherche a échoué.</w:t>
             </w:r>
           </w:p>
         </w:tc>
@@ -21371,13 +22437,7 @@
               <w:rPr>
                 <w:sz w:val="17"/>
               </w:rPr>
-              <w:t xml:space="preserve">Reload the </w:t>
-            </w:r>
-            <w:r>
-              <w:rPr>
-                <w:sz w:val="17"/>
-              </w:rPr>
-              <w:t>form to try again.</w:t>
+              <w:t>Reload the form to try again.</w:t>
             </w:r>
           </w:p>
         </w:tc>
@@ -21541,13 +22601,7 @@
               <w:rPr>
                 <w:sz w:val="17"/>
               </w:rPr>
-              <w:t xml:space="preserve">Couldn't save {count} </w:t>
-            </w:r>
-            <w:r>
-              <w:rPr>
-                <w:sz w:val="17"/>
-              </w:rPr>
-              <w:t>changes.</w:t>
+              <w:t>Couldn't save {count} changes.</w:t>
             </w:r>
           </w:p>
         </w:tc>
@@ -21601,7 +22655,13 @@
               <w:rPr>
                 <w:sz w:val="17"/>
               </w:rPr>
-              <w:t>Couldn't create the record.</w:t>
+              <w:t xml:space="preserve">Couldn't </w:t>
+            </w:r>
+            <w:r>
+              <w:rPr>
+                <w:sz w:val="17"/>
+              </w:rPr>
+              <w:t>create the record.</w:t>
             </w:r>
           </w:p>
         </w:tc>
@@ -21673,13 +22733,7 @@
               <w:rPr>
                 <w:sz w:val="17"/>
               </w:rPr>
-              <w:t>« {name} »</w:t>
-            </w:r>
-            <w:r>
-              <w:rPr>
-                <w:sz w:val="17"/>
-              </w:rPr>
-              <w:t xml:space="preserve"> a été créé, mais n'a pas pu être lié ici. Sélectionnez-le dans la liste.</w:t>
+              <w:t>« {name} » a été créé, mais n'a pas pu être lié ici. Sélectionnez-le dans la liste.</w:t>
             </w:r>
           </w:p>
         </w:tc>
@@ -21754,7 +22808,13 @@
               <w:rPr>
                 <w:sz w:val="17"/>
               </w:rPr>
-              <w:t>App notification, after the record was closed</w:t>
+              <w:t xml:space="preserve">App </w:t>
+            </w:r>
+            <w:r>
+              <w:rPr>
+                <w:sz w:val="17"/>
+              </w:rPr>
+              <w:t>notification, after the record was closed</w:t>
             </w:r>
           </w:p>
         </w:tc>
@@ -21788,13 +22848,7 @@
               <w:rPr>
                 <w:sz w:val="17"/>
               </w:rPr>
-              <w:t xml:space="preserve">{count} modifications de {field} n'ont pas pu être </w:t>
-            </w:r>
-            <w:r>
-              <w:rPr>
-                <w:sz w:val="17"/>
-              </w:rPr>
-              <w:t>enregistrées après la fermeture du formulaire.</w:t>
+              <w:t>{count} modifications de {field} n'ont pas pu être enregistrées après la fermeture du formulaire.</w:t>
             </w:r>
           </w:p>
         </w:tc>
@@ -21918,7 +22972,7 @@
       <w:pPr>
         <w:pStyle w:val="Heading2"/>
       </w:pPr>
-      <w:bookmarkStart w:id="60" w:name="_Toc241877306"/>
+      <w:bookmarkStart w:id="60" w:name="_Toc241878531"/>
       <w:r>
         <w:lastRenderedPageBreak/>
         <w:t>A.4 Settings that cannot work</w:t>
@@ -22132,29 +23186,29 @@
               <w:rPr>
                 <w:sz w:val="17"/>
               </w:rPr>
-              <w:t xml:space="preserve">Relationship </w:t>
-            </w:r>
+              <w:t>Relationship "{relationship}" links {table 1} and {table 2}; it cannot be used on a {table} form.</w:t>
+            </w:r>
+          </w:p>
+        </w:tc>
+        <w:tc>
+          <w:tcPr>
+            <w:tcW w:w="3657" w:type="dxa"/>
+          </w:tcPr>
+          <w:p>
+            <w:pPr>
+              <w:spacing w:after="0"/>
+            </w:pPr>
             <w:r>
               <w:rPr>
                 <w:sz w:val="17"/>
               </w:rPr>
-              <w:t>"{relationship}" links {table 1} and {table 2}; it cannot be used on a {table} form.</w:t>
-            </w:r>
-          </w:p>
-        </w:tc>
-        <w:tc>
-          <w:tcPr>
-            <w:tcW w:w="3657" w:type="dxa"/>
-          </w:tcPr>
-          <w:p>
-            <w:pPr>
-              <w:spacing w:after="0"/>
-            </w:pPr>
+              <w:t xml:space="preserve">La relation </w:t>
+            </w:r>
             <w:r>
               <w:rPr>
                 <w:sz w:val="17"/>
               </w:rPr>
-              <w:t>La relation « {relationship} » lie les tables {table 1} et {table 2}. Elle ne peut pas être utilisée sur un formulaire de la table {table}.</w:t>
+              <w:t>« {relationship} » lie les tables {table 1} et {table 2}. Elle ne peut pas être utilisée sur un formulaire de la table {table}.</w:t>
             </w:r>
           </w:p>
         </w:tc>
@@ -22356,29 +23410,29 @@
               <w:rPr>
                 <w:sz w:val="17"/>
               </w:rPr>
-              <w:t xml:space="preserve">The </w:t>
-            </w:r>
+              <w:t>The FetchXML filter isn't well-formed XML: {detail}</w:t>
+            </w:r>
+          </w:p>
+        </w:tc>
+        <w:tc>
+          <w:tcPr>
+            <w:tcW w:w="3657" w:type="dxa"/>
+          </w:tcPr>
+          <w:p>
+            <w:pPr>
+              <w:spacing w:after="0"/>
+            </w:pPr>
             <w:r>
               <w:rPr>
                 <w:sz w:val="17"/>
               </w:rPr>
-              <w:t>FetchXML filter isn't well-formed XML: {detail}</w:t>
-            </w:r>
-          </w:p>
-        </w:tc>
-        <w:tc>
-          <w:tcPr>
-            <w:tcW w:w="3657" w:type="dxa"/>
-          </w:tcPr>
-          <w:p>
-            <w:pPr>
-              <w:spacing w:after="0"/>
-            </w:pPr>
+              <w:t xml:space="preserve">Le filtre FetchXML n'est pas un XML bien formé : </w:t>
+            </w:r>
             <w:r>
               <w:rPr>
                 <w:sz w:val="17"/>
               </w:rPr>
-              <w:t>Le filtre FetchXML n'est pas un XML bien formé : {detail}</w:t>
+              <w:t>{detail}</w:t>
             </w:r>
           </w:p>
         </w:tc>
@@ -22580,29 +23634,29 @@
               <w:rPr>
                 <w:sz w:val="17"/>
               </w:rPr>
-              <w:t xml:space="preserve">There is no active view "{view}" for the table {table}. Views of this table and </w:t>
-            </w:r>
+              <w:t>There is no active view "{view}" for the table {table}. Views of this table and their ids: {view} ({id}), ....</w:t>
+            </w:r>
+          </w:p>
+        </w:tc>
+        <w:tc>
+          <w:tcPr>
+            <w:tcW w:w="3657" w:type="dxa"/>
+          </w:tcPr>
+          <w:p>
+            <w:pPr>
+              <w:spacing w:after="0"/>
+            </w:pPr>
             <w:r>
               <w:rPr>
                 <w:sz w:val="17"/>
               </w:rPr>
-              <w:t>their ids: {view} ({id}), ....</w:t>
-            </w:r>
-          </w:p>
-        </w:tc>
-        <w:tc>
-          <w:tcPr>
-            <w:tcW w:w="3657" w:type="dxa"/>
-          </w:tcPr>
-          <w:p>
-            <w:pPr>
-              <w:spacing w:after="0"/>
-            </w:pPr>
+              <w:t xml:space="preserve">Aucune vue active « {view} » n'existe pour la table {table}. </w:t>
+            </w:r>
             <w:r>
               <w:rPr>
                 <w:sz w:val="17"/>
               </w:rPr>
-              <w:t>Aucune vue active « {view} » n'existe pour la table {table}. Vues de cette table et leurs identifiants : {view} ({id}), ....</w:t>
+              <w:t>Vues de cette table et leurs identifiants : {view} ({id}), ....</w:t>
             </w:r>
           </w:p>
         </w:tc>
@@ -22782,7 +23836,7 @@
       <w:pPr>
         <w:pStyle w:val="Heading2"/>
       </w:pPr>
-      <w:bookmarkStart w:id="61" w:name="_Toc241877307"/>
+      <w:bookmarkStart w:id="61" w:name="_Toc241878532"/>
       <w:r>
         <w:lastRenderedPageBreak/>
         <w:t>A.5 Reasons added to a problem</w:t>
@@ -22887,29 +23941,29 @@
               <w:rPr>
                 <w:sz w:val="17"/>
               </w:rPr>
-              <w:t xml:space="preserve">Can't reach the server. </w:t>
-            </w:r>
+              <w:t>Can't reach the server. Check your connection and try again.</w:t>
+            </w:r>
+          </w:p>
+        </w:tc>
+        <w:tc>
+          <w:tcPr>
+            <w:tcW w:w="3657" w:type="dxa"/>
+          </w:tcPr>
+          <w:p>
+            <w:pPr>
+              <w:spacing w:after="0"/>
+            </w:pPr>
             <w:r>
               <w:rPr>
                 <w:sz w:val="17"/>
               </w:rPr>
-              <w:t>Check your connection and try again.</w:t>
-            </w:r>
-          </w:p>
-        </w:tc>
-        <w:tc>
-          <w:tcPr>
-            <w:tcW w:w="3657" w:type="dxa"/>
-          </w:tcPr>
-          <w:p>
-            <w:pPr>
-              <w:spacing w:after="0"/>
-            </w:pPr>
+              <w:t xml:space="preserve">Impossible de joindre le serveur. Vérifiez votre </w:t>
+            </w:r>
             <w:r>
               <w:rPr>
                 <w:sz w:val="17"/>
               </w:rPr>
-              <w:t>Impossible de joindre le serveur. Vérifiez votre connexion et réessayez.</w:t>
+              <w:t>connexion et réessayez.</w:t>
             </w:r>
           </w:p>
         </w:tc>
@@ -23002,29 +24056,29 @@
               <w:rPr>
                 <w:sz w:val="17"/>
               </w:rPr>
-              <w:t xml:space="preserve">The </w:t>
-            </w:r>
+              <w:t>The server is busy. Try again in a minute.</w:t>
+            </w:r>
+          </w:p>
+        </w:tc>
+        <w:tc>
+          <w:tcPr>
+            <w:tcW w:w="3657" w:type="dxa"/>
+          </w:tcPr>
+          <w:p>
+            <w:pPr>
+              <w:spacing w:after="0"/>
+            </w:pPr>
             <w:r>
               <w:rPr>
                 <w:sz w:val="17"/>
               </w:rPr>
-              <w:t>server is busy. Try again in a minute.</w:t>
-            </w:r>
-          </w:p>
-        </w:tc>
-        <w:tc>
-          <w:tcPr>
-            <w:tcW w:w="3657" w:type="dxa"/>
-          </w:tcPr>
-          <w:p>
-            <w:pPr>
-              <w:spacing w:after="0"/>
-            </w:pPr>
+              <w:t xml:space="preserve">Le serveur est occupé. Réessayez dans une </w:t>
+            </w:r>
             <w:r>
               <w:rPr>
                 <w:sz w:val="17"/>
               </w:rPr>
-              <w:t>Le serveur est occupé. Réessayez dans une minute.</w:t>
+              <w:t>minute.</w:t>
             </w:r>
           </w:p>
         </w:tc>
@@ -23133,7 +24187,13 @@
               <w:rPr>
                 <w:sz w:val="17"/>
               </w:rPr>
-              <w:t>Vous n'avez pas l'autorisation de modifier ces enregistrements associés.</w:t>
+              <w:t xml:space="preserve">Vous n'avez pas </w:t>
+            </w:r>
+            <w:r>
+              <w:rPr>
+                <w:sz w:val="17"/>
+              </w:rPr>
+              <w:t>l'autorisation de modifier ces enregistrements associés.</w:t>
             </w:r>
           </w:p>
         </w:tc>
@@ -23210,7 +24270,13 @@
               <w:rPr>
                 <w:sz w:val="17"/>
               </w:rPr>
-              <w:t>Missing privilege to update the record</w:t>
+              <w:t xml:space="preserve">Missing privilege to update the </w:t>
+            </w:r>
+            <w:r>
+              <w:rPr>
+                <w:sz w:val="17"/>
+              </w:rPr>
+              <w:t>record</w:t>
             </w:r>
           </w:p>
         </w:tc>
@@ -23281,13 +24347,7 @@
               <w:rPr>
                 <w:sz w:val="17"/>
               </w:rPr>
-              <w:t xml:space="preserve">This search is too slow for this </w:t>
-            </w:r>
-            <w:r>
-              <w:rPr>
-                <w:sz w:val="17"/>
-              </w:rPr>
-              <w:t>table. Search by the first letters of the name.</w:t>
+              <w:t>This search is too slow for this table. Search by the first letters of the name.</w:t>
             </w:r>
           </w:p>
         </w:tc>
@@ -23319,7 +24379,7 @@
       <w:pPr>
         <w:pStyle w:val="Heading2"/>
       </w:pPr>
-      <w:bookmarkStart w:id="62" w:name="_Toc241877308"/>
+      <w:bookmarkStart w:id="62" w:name="_Toc241878533"/>
       <w:r>
         <w:t>A.6 Screen reader texts and tooltips</w:t>
       </w:r>
@@ -23423,13 +24483,7 @@
               <w:rPr>
                 <w:sz w:val="17"/>
               </w:rPr>
-              <w:t xml:space="preserve">Related </w:t>
-            </w:r>
-            <w:r>
-              <w:rPr>
-                <w:sz w:val="17"/>
-              </w:rPr>
-              <w:t>records</w:t>
+              <w:t>Related records</w:t>
             </w:r>
           </w:p>
         </w:tc>
@@ -23593,13 +24647,7 @@
               <w:rPr>
                 <w:sz w:val="17"/>
               </w:rPr>
-              <w:t xml:space="preserve">1 </w:t>
-            </w:r>
-            <w:r>
-              <w:rPr>
-                <w:sz w:val="17"/>
-              </w:rPr>
-              <w:t>selected: {name}</w:t>
+              <w:t>1 selected: {name}</w:t>
             </w:r>
           </w:p>
         </w:tc>
@@ -23817,13 +24865,7 @@
               <w:rPr>
                 <w:sz w:val="17"/>
               </w:rPr>
-              <w:t xml:space="preserve">Open {name} in a </w:t>
-            </w:r>
-            <w:r>
-              <w:rPr>
-                <w:sz w:val="17"/>
-              </w:rPr>
-              <w:t>new tab</w:t>
+              <w:t>Open {name} in a new tab</w:t>
             </w:r>
           </w:p>
         </w:tc>
@@ -23861,7 +24903,13 @@
               <w:rPr>
                 <w:sz w:val="17"/>
               </w:rPr>
-              <w:t>Name of the +N button</w:t>
+              <w:t xml:space="preserve">Name of the </w:t>
+            </w:r>
+            <w:r>
+              <w:rPr>
+                <w:sz w:val="17"/>
+              </w:rPr>
+              <w:t>+N button</w:t>
             </w:r>
           </w:p>
         </w:tc>
@@ -23986,7 +25034,13 @@
               <w:rPr>
                 <w:sz w:val="17"/>
               </w:rPr>
-              <w:t>{name}. Press Delete or Backspace to remove, arrow keys to move.</w:t>
+              <w:t xml:space="preserve">{name}. Press Delete or </w:t>
+            </w:r>
+            <w:r>
+              <w:rPr>
+                <w:sz w:val="17"/>
+              </w:rPr>
+              <w:t>Backspace to remove, arrow keys to move.</w:t>
             </w:r>
           </w:p>
         </w:tc>
@@ -24041,13 +25095,7 @@
               <w:rPr>
                 <w:sz w:val="17"/>
               </w:rPr>
-              <w:t xml:space="preserve">{name}. Press Enter to open, </w:t>
-            </w:r>
-            <w:r>
-              <w:rPr>
-                <w:sz w:val="17"/>
-              </w:rPr>
-              <w:t>Delete or Backspace to remove, arrow keys to move.</w:t>
+              <w:t>{name}. Press Enter to open, Delete or Backspace to remove, arrow keys to move.</w:t>
             </w:r>
           </w:p>
         </w:tc>
@@ -24404,7 +25452,6 @@
       </w:pPr>
     </w:p>
     <w:sectPr>
-      <w:footerReference w:type="default" r:id="rId79"/>
       <w:pgSz w:w="12240" w:h="15840"/>
       <w:pgMar w:top="1134" w:right="1247" w:bottom="1134" w:left="1247" w:header="720" w:footer="720" w:gutter="0"/>
       <w:cols w:space="720"/>
@@ -24690,94 +25737,94 @@
       </w:rPr>
     </w:lvl>
   </w:abstractNum>
-  <w:num w:numId="1" w16cid:durableId="1746762811">
+  <w:num w:numId="1" w16cid:durableId="666132185">
     <w:abstractNumId w:val="8"/>
   </w:num>
-  <w:num w:numId="2" w16cid:durableId="966470492">
+  <w:num w:numId="2" w16cid:durableId="179247471">
     <w:abstractNumId w:val="6"/>
   </w:num>
-  <w:num w:numId="3" w16cid:durableId="1029143499">
+  <w:num w:numId="3" w16cid:durableId="94254511">
     <w:abstractNumId w:val="5"/>
   </w:num>
-  <w:num w:numId="4" w16cid:durableId="1453786575">
+  <w:num w:numId="4" w16cid:durableId="582491414">
     <w:abstractNumId w:val="4"/>
   </w:num>
-  <w:num w:numId="5" w16cid:durableId="1427842732">
+  <w:num w:numId="5" w16cid:durableId="98261863">
     <w:abstractNumId w:val="7"/>
   </w:num>
-  <w:num w:numId="6" w16cid:durableId="434981165">
+  <w:num w:numId="6" w16cid:durableId="510534898">
     <w:abstractNumId w:val="3"/>
   </w:num>
-  <w:num w:numId="7" w16cid:durableId="1473789182">
+  <w:num w:numId="7" w16cid:durableId="3478037">
     <w:abstractNumId w:val="2"/>
   </w:num>
-  <w:num w:numId="8" w16cid:durableId="363403615">
+  <w:num w:numId="8" w16cid:durableId="1584802828">
     <w:abstractNumId w:val="1"/>
   </w:num>
-  <w:num w:numId="9" w16cid:durableId="1496536026">
+  <w:num w:numId="9" w16cid:durableId="1965111757">
     <w:abstractNumId w:val="0"/>
   </w:num>
-  <w:num w:numId="10" w16cid:durableId="998074707">
+  <w:num w:numId="10" w16cid:durableId="1025130765">
     <w:abstractNumId w:val="7"/>
     <w:lvlOverride w:ilvl="0">
       <w:startOverride w:val="1"/>
     </w:lvlOverride>
   </w:num>
-  <w:num w:numId="11" w16cid:durableId="331300485">
+  <w:num w:numId="11" w16cid:durableId="1328677422">
     <w:abstractNumId w:val="7"/>
     <w:lvlOverride w:ilvl="0">
       <w:startOverride w:val="1"/>
     </w:lvlOverride>
   </w:num>
-  <w:num w:numId="12" w16cid:durableId="1011880658">
+  <w:num w:numId="12" w16cid:durableId="415396254">
     <w:abstractNumId w:val="7"/>
     <w:lvlOverride w:ilvl="0">
       <w:startOverride w:val="1"/>
     </w:lvlOverride>
   </w:num>
-  <w:num w:numId="13" w16cid:durableId="1890603352">
+  <w:num w:numId="13" w16cid:durableId="1612348831">
     <w:abstractNumId w:val="7"/>
     <w:lvlOverride w:ilvl="0">
       <w:startOverride w:val="1"/>
     </w:lvlOverride>
   </w:num>
-  <w:num w:numId="14" w16cid:durableId="1032875405">
+  <w:num w:numId="14" w16cid:durableId="627590121">
     <w:abstractNumId w:val="7"/>
     <w:lvlOverride w:ilvl="0">
       <w:startOverride w:val="1"/>
     </w:lvlOverride>
   </w:num>
-  <w:num w:numId="15" w16cid:durableId="1087115085">
+  <w:num w:numId="15" w16cid:durableId="624651989">
     <w:abstractNumId w:val="7"/>
     <w:lvlOverride w:ilvl="0">
       <w:startOverride w:val="1"/>
     </w:lvlOverride>
   </w:num>
-  <w:num w:numId="16" w16cid:durableId="68891189">
+  <w:num w:numId="16" w16cid:durableId="1581022453">
     <w:abstractNumId w:val="7"/>
     <w:lvlOverride w:ilvl="0">
       <w:startOverride w:val="1"/>
     </w:lvlOverride>
   </w:num>
-  <w:num w:numId="17" w16cid:durableId="1414083086">
+  <w:num w:numId="17" w16cid:durableId="873807306">
     <w:abstractNumId w:val="7"/>
     <w:lvlOverride w:ilvl="0">
       <w:startOverride w:val="1"/>
     </w:lvlOverride>
   </w:num>
-  <w:num w:numId="18" w16cid:durableId="951666599">
+  <w:num w:numId="18" w16cid:durableId="1509832295">
     <w:abstractNumId w:val="7"/>
     <w:lvlOverride w:ilvl="0">
       <w:startOverride w:val="1"/>
     </w:lvlOverride>
   </w:num>
-  <w:num w:numId="19" w16cid:durableId="1990554900">
+  <w:num w:numId="19" w16cid:durableId="556664570">
     <w:abstractNumId w:val="7"/>
     <w:lvlOverride w:ilvl="0">
       <w:startOverride w:val="1"/>
     </w:lvlOverride>
   </w:num>
-  <w:num w:numId="20" w16cid:durableId="2091535102">
+  <w:num w:numId="20" w16cid:durableId="637540093">
     <w:abstractNumId w:val="7"/>
     <w:lvlOverride w:ilvl="0">
       <w:startOverride w:val="1"/>
@@ -36173,7 +37220,7 @@
     <w:autoRedefine/>
     <w:uiPriority w:val="39"/>
     <w:unhideWhenUsed/>
-    <w:rsid w:val="00A1027B"/>
+    <w:rsid w:val="00993C99"/>
     <w:pPr>
       <w:spacing w:after="100"/>
     </w:pPr>
@@ -36185,7 +37232,7 @@
     <w:autoRedefine/>
     <w:uiPriority w:val="39"/>
     <w:unhideWhenUsed/>
-    <w:rsid w:val="00A1027B"/>
+    <w:rsid w:val="00993C99"/>
     <w:pPr>
       <w:spacing w:after="100"/>
       <w:ind w:left="210"/>
@@ -36196,7 +37243,7 @@
     <w:basedOn w:val="DefaultParagraphFont"/>
     <w:uiPriority w:val="99"/>
     <w:unhideWhenUsed/>
-    <w:rsid w:val="00A1027B"/>
+    <w:rsid w:val="00993C99"/>
     <w:rPr>
       <w:color w:val="0000FF" w:themeColor="hyperlink"/>
       <w:u w:val="single"/>

--- a/docs/NToNMultiSelect - Technical Reference.docx
+++ b/docs/NToNMultiSelect - Technical Reference.docx
@@ -474,7 +474,7 @@
       <w:r>
         <w:fldChar w:fldCharType="separate"/>
       </w:r>
-      <w:hyperlink w:anchor="_Toc241878471" w:history="1">
+      <w:hyperlink w:anchor="_Toc241878703" w:history="1">
         <w:r>
           <w:rPr>
             <w:rStyle w:val="Hyperlink"/>
@@ -501,7 +501,7 @@
             <w:noProof/>
             <w:webHidden/>
           </w:rPr>
-          <w:instrText xml:space="preserve"> PAGEREF _Toc241878471 \h </w:instrText>
+          <w:instrText xml:space="preserve"> PAGEREF _Toc241878703 \h </w:instrText>
         </w:r>
         <w:r>
           <w:rPr>
@@ -548,7 +548,7 @@
           <w14:ligatures w14:val="standardContextual"/>
         </w:rPr>
       </w:pPr>
-      <w:hyperlink w:anchor="_Toc241878472" w:history="1">
+      <w:hyperlink w:anchor="_Toc241878704" w:history="1">
         <w:r>
           <w:rPr>
             <w:rStyle w:val="Hyperlink"/>
@@ -575,7 +575,7 @@
             <w:noProof/>
             <w:webHidden/>
           </w:rPr>
-          <w:instrText xml:space="preserve"> PAGEREF _Toc241878472 \h </w:instrText>
+          <w:instrText xml:space="preserve"> PAGEREF _Toc241878704 \h </w:instrText>
         </w:r>
         <w:r>
           <w:rPr>
@@ -622,7 +622,7 @@
           <w14:ligatures w14:val="standardContextual"/>
         </w:rPr>
       </w:pPr>
-      <w:hyperlink w:anchor="_Toc241878473" w:history="1">
+      <w:hyperlink w:anchor="_Toc241878705" w:history="1">
         <w:r>
           <w:rPr>
             <w:rStyle w:val="Hyperlink"/>
@@ -649,7 +649,7 @@
             <w:noProof/>
             <w:webHidden/>
           </w:rPr>
-          <w:instrText xml:space="preserve"> PAGEREF _Toc241878473 \h </w:instrText>
+          <w:instrText xml:space="preserve"> PAGEREF _Toc241878705 \h </w:instrText>
         </w:r>
         <w:r>
           <w:rPr>
@@ -696,7 +696,7 @@
           <w14:ligatures w14:val="standardContextual"/>
         </w:rPr>
       </w:pPr>
-      <w:hyperlink w:anchor="_Toc241878474" w:history="1">
+      <w:hyperlink w:anchor="_Toc241878706" w:history="1">
         <w:r>
           <w:rPr>
             <w:rStyle w:val="Hyperlink"/>
@@ -723,7 +723,7 @@
             <w:noProof/>
             <w:webHidden/>
           </w:rPr>
-          <w:instrText xml:space="preserve"> PAGEREF _Toc241878474 \h </w:instrText>
+          <w:instrText xml:space="preserve"> PAGEREF _Toc241878706 \h </w:instrText>
         </w:r>
         <w:r>
           <w:rPr>
@@ -770,7 +770,7 @@
           <w14:ligatures w14:val="standardContextual"/>
         </w:rPr>
       </w:pPr>
-      <w:hyperlink w:anchor="_Toc241878475" w:history="1">
+      <w:hyperlink w:anchor="_Toc241878707" w:history="1">
         <w:r>
           <w:rPr>
             <w:rStyle w:val="Hyperlink"/>
@@ -797,7 +797,7 @@
             <w:noProof/>
             <w:webHidden/>
           </w:rPr>
-          <w:instrText xml:space="preserve"> PAGEREF _Toc241878475 \h </w:instrText>
+          <w:instrText xml:space="preserve"> PAGEREF _Toc241878707 \h </w:instrText>
         </w:r>
         <w:r>
           <w:rPr>
@@ -844,7 +844,7 @@
           <w14:ligatures w14:val="standardContextual"/>
         </w:rPr>
       </w:pPr>
-      <w:hyperlink w:anchor="_Toc241878476" w:history="1">
+      <w:hyperlink w:anchor="_Toc241878708" w:history="1">
         <w:r>
           <w:rPr>
             <w:rStyle w:val="Hyperlink"/>
@@ -871,7 +871,7 @@
             <w:noProof/>
             <w:webHidden/>
           </w:rPr>
-          <w:instrText xml:space="preserve"> PAGEREF _Toc241878476 \h </w:instrText>
+          <w:instrText xml:space="preserve"> PAGEREF _Toc241878708 \h </w:instrText>
         </w:r>
         <w:r>
           <w:rPr>
@@ -918,7 +918,7 @@
           <w14:ligatures w14:val="standardContextual"/>
         </w:rPr>
       </w:pPr>
-      <w:hyperlink w:anchor="_Toc241878477" w:history="1">
+      <w:hyperlink w:anchor="_Toc241878709" w:history="1">
         <w:r>
           <w:rPr>
             <w:rStyle w:val="Hyperlink"/>
@@ -945,7 +945,7 @@
             <w:noProof/>
             <w:webHidden/>
           </w:rPr>
-          <w:instrText xml:space="preserve"> PAGEREF _Toc241878477 \h </w:instrText>
+          <w:instrText xml:space="preserve"> PAGEREF _Toc241878709 \h </w:instrText>
         </w:r>
         <w:r>
           <w:rPr>
@@ -992,7 +992,7 @@
           <w14:ligatures w14:val="standardContextual"/>
         </w:rPr>
       </w:pPr>
-      <w:hyperlink w:anchor="_Toc241878478" w:history="1">
+      <w:hyperlink w:anchor="_Toc241878710" w:history="1">
         <w:r>
           <w:rPr>
             <w:rStyle w:val="Hyperlink"/>
@@ -1019,7 +1019,7 @@
             <w:noProof/>
             <w:webHidden/>
           </w:rPr>
-          <w:instrText xml:space="preserve"> PAGEREF _Toc241878478 \h </w:instrText>
+          <w:instrText xml:space="preserve"> PAGEREF _Toc241878710 \h </w:instrText>
         </w:r>
         <w:r>
           <w:rPr>
@@ -1066,7 +1066,7 @@
           <w14:ligatures w14:val="standardContextual"/>
         </w:rPr>
       </w:pPr>
-      <w:hyperlink w:anchor="_Toc241878479" w:history="1">
+      <w:hyperlink w:anchor="_Toc241878711" w:history="1">
         <w:r>
           <w:rPr>
             <w:rStyle w:val="Hyperlink"/>
@@ -1093,7 +1093,7 @@
             <w:noProof/>
             <w:webHidden/>
           </w:rPr>
-          <w:instrText xml:space="preserve"> PAGEREF _Toc241878479 \h </w:instrText>
+          <w:instrText xml:space="preserve"> PAGEREF _Toc241878711 \h </w:instrText>
         </w:r>
         <w:r>
           <w:rPr>
@@ -1140,7 +1140,7 @@
           <w14:ligatures w14:val="standardContextual"/>
         </w:rPr>
       </w:pPr>
-      <w:hyperlink w:anchor="_Toc241878480" w:history="1">
+      <w:hyperlink w:anchor="_Toc241878712" w:history="1">
         <w:r>
           <w:rPr>
             <w:rStyle w:val="Hyperlink"/>
@@ -1167,7 +1167,7 @@
             <w:noProof/>
             <w:webHidden/>
           </w:rPr>
-          <w:instrText xml:space="preserve"> PAGEREF _Toc241878480 \h </w:instrText>
+          <w:instrText xml:space="preserve"> PAGEREF _Toc241878712 \h </w:instrText>
         </w:r>
         <w:r>
           <w:rPr>
@@ -1214,7 +1214,7 @@
           <w14:ligatures w14:val="standardContextual"/>
         </w:rPr>
       </w:pPr>
-      <w:hyperlink w:anchor="_Toc241878481" w:history="1">
+      <w:hyperlink w:anchor="_Toc241878713" w:history="1">
         <w:r>
           <w:rPr>
             <w:rStyle w:val="Hyperlink"/>
@@ -1241,7 +1241,7 @@
             <w:noProof/>
             <w:webHidden/>
           </w:rPr>
-          <w:instrText xml:space="preserve"> PAGEREF _Toc241878481 \h </w:instrText>
+          <w:instrText xml:space="preserve"> PAGEREF _Toc241878713 \h </w:instrText>
         </w:r>
         <w:r>
           <w:rPr>
@@ -1288,7 +1288,7 @@
           <w14:ligatures w14:val="standardContextual"/>
         </w:rPr>
       </w:pPr>
-      <w:hyperlink w:anchor="_Toc241878482" w:history="1">
+      <w:hyperlink w:anchor="_Toc241878714" w:history="1">
         <w:r>
           <w:rPr>
             <w:rStyle w:val="Hyperlink"/>
@@ -1315,7 +1315,7 @@
             <w:noProof/>
             <w:webHidden/>
           </w:rPr>
-          <w:instrText xml:space="preserve"> PAGEREF _Toc241878482 \h </w:instrText>
+          <w:instrText xml:space="preserve"> PAGEREF _Toc241878714 \h </w:instrText>
         </w:r>
         <w:r>
           <w:rPr>
@@ -1362,7 +1362,7 @@
           <w14:ligatures w14:val="standardContextual"/>
         </w:rPr>
       </w:pPr>
-      <w:hyperlink w:anchor="_Toc241878483" w:history="1">
+      <w:hyperlink w:anchor="_Toc241878715" w:history="1">
         <w:r>
           <w:rPr>
             <w:rStyle w:val="Hyperlink"/>
@@ -1389,7 +1389,7 @@
             <w:noProof/>
             <w:webHidden/>
           </w:rPr>
-          <w:instrText xml:space="preserve"> PAGEREF _Toc241878483 \h </w:instrText>
+          <w:instrText xml:space="preserve"> PAGEREF _Toc241878715 \h </w:instrText>
         </w:r>
         <w:r>
           <w:rPr>
@@ -1436,7 +1436,7 @@
           <w14:ligatures w14:val="standardContextual"/>
         </w:rPr>
       </w:pPr>
-      <w:hyperlink w:anchor="_Toc241878484" w:history="1">
+      <w:hyperlink w:anchor="_Toc241878716" w:history="1">
         <w:r>
           <w:rPr>
             <w:rStyle w:val="Hyperlink"/>
@@ -1463,7 +1463,7 @@
             <w:noProof/>
             <w:webHidden/>
           </w:rPr>
-          <w:instrText xml:space="preserve"> PAGEREF _Toc241878484 \h </w:instrText>
+          <w:instrText xml:space="preserve"> PAGEREF _Toc241878716 \h </w:instrText>
         </w:r>
         <w:r>
           <w:rPr>
@@ -1510,7 +1510,7 @@
           <w14:ligatures w14:val="standardContextual"/>
         </w:rPr>
       </w:pPr>
-      <w:hyperlink w:anchor="_Toc241878485" w:history="1">
+      <w:hyperlink w:anchor="_Toc241878717" w:history="1">
         <w:r>
           <w:rPr>
             <w:rStyle w:val="Hyperlink"/>
@@ -1537,7 +1537,7 @@
             <w:noProof/>
             <w:webHidden/>
           </w:rPr>
-          <w:instrText xml:space="preserve"> PAGEREF _Toc241878485 \h </w:instrText>
+          <w:instrText xml:space="preserve"> PAGEREF _Toc241878717 \h </w:instrText>
         </w:r>
         <w:r>
           <w:rPr>
@@ -1584,7 +1584,7 @@
           <w14:ligatures w14:val="standardContextual"/>
         </w:rPr>
       </w:pPr>
-      <w:hyperlink w:anchor="_Toc241878486" w:history="1">
+      <w:hyperlink w:anchor="_Toc241878718" w:history="1">
         <w:r>
           <w:rPr>
             <w:rStyle w:val="Hyperlink"/>
@@ -1611,7 +1611,7 @@
             <w:noProof/>
             <w:webHidden/>
           </w:rPr>
-          <w:instrText xml:space="preserve"> PAGEREF _Toc241878486 \h </w:instrText>
+          <w:instrText xml:space="preserve"> PAGEREF _Toc241878718 \h </w:instrText>
         </w:r>
         <w:r>
           <w:rPr>
@@ -1658,7 +1658,7 @@
           <w14:ligatures w14:val="standardContextual"/>
         </w:rPr>
       </w:pPr>
-      <w:hyperlink w:anchor="_Toc241878487" w:history="1">
+      <w:hyperlink w:anchor="_Toc241878719" w:history="1">
         <w:r>
           <w:rPr>
             <w:rStyle w:val="Hyperlink"/>
@@ -1685,7 +1685,7 @@
             <w:noProof/>
             <w:webHidden/>
           </w:rPr>
-          <w:instrText xml:space="preserve"> PAGEREF _Toc241878487 \h </w:instrText>
+          <w:instrText xml:space="preserve"> PAGEREF _Toc241878719 \h </w:instrText>
         </w:r>
         <w:r>
           <w:rPr>
@@ -1732,7 +1732,7 @@
           <w14:ligatures w14:val="standardContextual"/>
         </w:rPr>
       </w:pPr>
-      <w:hyperlink w:anchor="_Toc241878488" w:history="1">
+      <w:hyperlink w:anchor="_Toc241878720" w:history="1">
         <w:r>
           <w:rPr>
             <w:rStyle w:val="Hyperlink"/>
@@ -1759,7 +1759,7 @@
             <w:noProof/>
             <w:webHidden/>
           </w:rPr>
-          <w:instrText xml:space="preserve"> PAGEREF _Toc241878488 \h </w:instrText>
+          <w:instrText xml:space="preserve"> PAGEREF _Toc241878720 \h </w:instrText>
         </w:r>
         <w:r>
           <w:rPr>
@@ -1806,7 +1806,7 @@
           <w14:ligatures w14:val="standardContextual"/>
         </w:rPr>
       </w:pPr>
-      <w:hyperlink w:anchor="_Toc241878489" w:history="1">
+      <w:hyperlink w:anchor="_Toc241878721" w:history="1">
         <w:r>
           <w:rPr>
             <w:rStyle w:val="Hyperlink"/>
@@ -1833,7 +1833,7 @@
             <w:noProof/>
             <w:webHidden/>
           </w:rPr>
-          <w:instrText xml:space="preserve"> PAGEREF _Toc241878489 \h </w:instrText>
+          <w:instrText xml:space="preserve"> PAGEREF _Toc241878721 \h </w:instrText>
         </w:r>
         <w:r>
           <w:rPr>
@@ -1880,7 +1880,7 @@
           <w14:ligatures w14:val="standardContextual"/>
         </w:rPr>
       </w:pPr>
-      <w:hyperlink w:anchor="_Toc241878490" w:history="1">
+      <w:hyperlink w:anchor="_Toc241878722" w:history="1">
         <w:r>
           <w:rPr>
             <w:rStyle w:val="Hyperlink"/>
@@ -1907,7 +1907,7 @@
             <w:noProof/>
             <w:webHidden/>
           </w:rPr>
-          <w:instrText xml:space="preserve"> PAGEREF _Toc241878490 \h </w:instrText>
+          <w:instrText xml:space="preserve"> PAGEREF _Toc241878722 \h </w:instrText>
         </w:r>
         <w:r>
           <w:rPr>
@@ -1954,7 +1954,7 @@
           <w14:ligatures w14:val="standardContextual"/>
         </w:rPr>
       </w:pPr>
-      <w:hyperlink w:anchor="_Toc241878491" w:history="1">
+      <w:hyperlink w:anchor="_Toc241878723" w:history="1">
         <w:r>
           <w:rPr>
             <w:rStyle w:val="Hyperlink"/>
@@ -1981,7 +1981,7 @@
             <w:noProof/>
             <w:webHidden/>
           </w:rPr>
-          <w:instrText xml:space="preserve"> PAGEREF _Toc241878491 \h </w:instrText>
+          <w:instrText xml:space="preserve"> PAGEREF _Toc241878723 \h </w:instrText>
         </w:r>
         <w:r>
           <w:rPr>
@@ -2028,7 +2028,7 @@
           <w14:ligatures w14:val="standardContextual"/>
         </w:rPr>
       </w:pPr>
-      <w:hyperlink w:anchor="_Toc241878492" w:history="1">
+      <w:hyperlink w:anchor="_Toc241878724" w:history="1">
         <w:r>
           <w:rPr>
             <w:rStyle w:val="Hyperlink"/>
@@ -2055,7 +2055,7 @@
             <w:noProof/>
             <w:webHidden/>
           </w:rPr>
-          <w:instrText xml:space="preserve"> PAGEREF _Toc241878492 \h </w:instrText>
+          <w:instrText xml:space="preserve"> PAGEREF _Toc241878724 \h </w:instrText>
         </w:r>
         <w:r>
           <w:rPr>
@@ -2102,7 +2102,7 @@
           <w14:ligatures w14:val="standardContextual"/>
         </w:rPr>
       </w:pPr>
-      <w:hyperlink w:anchor="_Toc241878493" w:history="1">
+      <w:hyperlink w:anchor="_Toc241878725" w:history="1">
         <w:r>
           <w:rPr>
             <w:rStyle w:val="Hyperlink"/>
@@ -2129,7 +2129,7 @@
             <w:noProof/>
             <w:webHidden/>
           </w:rPr>
-          <w:instrText xml:space="preserve"> PAGEREF _Toc241878493 \h </w:instrText>
+          <w:instrText xml:space="preserve"> PAGEREF _Toc241878725 \h </w:instrText>
         </w:r>
         <w:r>
           <w:rPr>
@@ -2176,7 +2176,7 @@
           <w14:ligatures w14:val="standardContextual"/>
         </w:rPr>
       </w:pPr>
-      <w:hyperlink w:anchor="_Toc241878494" w:history="1">
+      <w:hyperlink w:anchor="_Toc241878726" w:history="1">
         <w:r>
           <w:rPr>
             <w:rStyle w:val="Hyperlink"/>
@@ -2203,7 +2203,7 @@
             <w:noProof/>
             <w:webHidden/>
           </w:rPr>
-          <w:instrText xml:space="preserve"> PAGEREF _Toc241878494 \h </w:instrText>
+          <w:instrText xml:space="preserve"> PAGEREF _Toc241878726 \h </w:instrText>
         </w:r>
         <w:r>
           <w:rPr>
@@ -2250,7 +2250,7 @@
           <w14:ligatures w14:val="standardContextual"/>
         </w:rPr>
       </w:pPr>
-      <w:hyperlink w:anchor="_Toc241878495" w:history="1">
+      <w:hyperlink w:anchor="_Toc241878727" w:history="1">
         <w:r>
           <w:rPr>
             <w:rStyle w:val="Hyperlink"/>
@@ -2277,7 +2277,7 @@
             <w:noProof/>
             <w:webHidden/>
           </w:rPr>
-          <w:instrText xml:space="preserve"> PAGEREF _Toc241878495 \h </w:instrText>
+          <w:instrText xml:space="preserve"> PAGEREF _Toc241878727 \h </w:instrText>
         </w:r>
         <w:r>
           <w:rPr>
@@ -2324,7 +2324,7 @@
           <w14:ligatures w14:val="standardContextual"/>
         </w:rPr>
       </w:pPr>
-      <w:hyperlink w:anchor="_Toc241878496" w:history="1">
+      <w:hyperlink w:anchor="_Toc241878728" w:history="1">
         <w:r>
           <w:rPr>
             <w:rStyle w:val="Hyperlink"/>
@@ -2351,7 +2351,7 @@
             <w:noProof/>
             <w:webHidden/>
           </w:rPr>
-          <w:instrText xml:space="preserve"> PAGEREF _Toc241878496 \h </w:instrText>
+          <w:instrText xml:space="preserve"> PAGEREF _Toc241878728 \h </w:instrText>
         </w:r>
         <w:r>
           <w:rPr>
@@ -2398,7 +2398,7 @@
           <w14:ligatures w14:val="standardContextual"/>
         </w:rPr>
       </w:pPr>
-      <w:hyperlink w:anchor="_Toc241878497" w:history="1">
+      <w:hyperlink w:anchor="_Toc241878729" w:history="1">
         <w:r>
           <w:rPr>
             <w:rStyle w:val="Hyperlink"/>
@@ -2425,7 +2425,7 @@
             <w:noProof/>
             <w:webHidden/>
           </w:rPr>
-          <w:instrText xml:space="preserve"> PAGEREF _Toc241878497 \h </w:instrText>
+          <w:instrText xml:space="preserve"> PAGEREF _Toc241878729 \h </w:instrText>
         </w:r>
         <w:r>
           <w:rPr>
@@ -2472,7 +2472,7 @@
           <w14:ligatures w14:val="standardContextual"/>
         </w:rPr>
       </w:pPr>
-      <w:hyperlink w:anchor="_Toc241878498" w:history="1">
+      <w:hyperlink w:anchor="_Toc241878730" w:history="1">
         <w:r>
           <w:rPr>
             <w:rStyle w:val="Hyperlink"/>
@@ -2499,7 +2499,7 @@
             <w:noProof/>
             <w:webHidden/>
           </w:rPr>
-          <w:instrText xml:space="preserve"> PAGEREF _Toc241878498 \h </w:instrText>
+          <w:instrText xml:space="preserve"> PAGEREF _Toc241878730 \h </w:instrText>
         </w:r>
         <w:r>
           <w:rPr>
@@ -2546,7 +2546,7 @@
           <w14:ligatures w14:val="standardContextual"/>
         </w:rPr>
       </w:pPr>
-      <w:hyperlink w:anchor="_Toc241878499" w:history="1">
+      <w:hyperlink w:anchor="_Toc241878731" w:history="1">
         <w:r>
           <w:rPr>
             <w:rStyle w:val="Hyperlink"/>
@@ -2573,7 +2573,7 @@
             <w:noProof/>
             <w:webHidden/>
           </w:rPr>
-          <w:instrText xml:space="preserve"> PAGEREF _Toc241878499 \h </w:instrText>
+          <w:instrText xml:space="preserve"> PAGEREF _Toc241878731 \h </w:instrText>
         </w:r>
         <w:r>
           <w:rPr>
@@ -2620,7 +2620,7 @@
           <w14:ligatures w14:val="standardContextual"/>
         </w:rPr>
       </w:pPr>
-      <w:hyperlink w:anchor="_Toc241878500" w:history="1">
+      <w:hyperlink w:anchor="_Toc241878732" w:history="1">
         <w:r>
           <w:rPr>
             <w:rStyle w:val="Hyperlink"/>
@@ -2647,7 +2647,7 @@
             <w:noProof/>
             <w:webHidden/>
           </w:rPr>
-          <w:instrText xml:space="preserve"> PAGEREF _Toc241878500 \h </w:instrText>
+          <w:instrText xml:space="preserve"> PAGEREF _Toc241878732 \h </w:instrText>
         </w:r>
         <w:r>
           <w:rPr>
@@ -2694,7 +2694,7 @@
           <w14:ligatures w14:val="standardContextual"/>
         </w:rPr>
       </w:pPr>
-      <w:hyperlink w:anchor="_Toc241878501" w:history="1">
+      <w:hyperlink w:anchor="_Toc241878733" w:history="1">
         <w:r>
           <w:rPr>
             <w:rStyle w:val="Hyperlink"/>
@@ -2721,7 +2721,7 @@
             <w:noProof/>
             <w:webHidden/>
           </w:rPr>
-          <w:instrText xml:space="preserve"> PAGEREF _Toc241878501 \h </w:instrText>
+          <w:instrText xml:space="preserve"> PAGEREF _Toc241878733 \h </w:instrText>
         </w:r>
         <w:r>
           <w:rPr>
@@ -2768,7 +2768,7 @@
           <w14:ligatures w14:val="standardContextual"/>
         </w:rPr>
       </w:pPr>
-      <w:hyperlink w:anchor="_Toc241878502" w:history="1">
+      <w:hyperlink w:anchor="_Toc241878734" w:history="1">
         <w:r>
           <w:rPr>
             <w:rStyle w:val="Hyperlink"/>
@@ -2795,7 +2795,7 @@
             <w:noProof/>
             <w:webHidden/>
           </w:rPr>
-          <w:instrText xml:space="preserve"> PAGEREF _Toc241878502 \h </w:instrText>
+          <w:instrText xml:space="preserve"> PAGEREF _Toc241878734 \h </w:instrText>
         </w:r>
         <w:r>
           <w:rPr>
@@ -2842,7 +2842,7 @@
           <w14:ligatures w14:val="standardContextual"/>
         </w:rPr>
       </w:pPr>
-      <w:hyperlink w:anchor="_Toc241878503" w:history="1">
+      <w:hyperlink w:anchor="_Toc241878735" w:history="1">
         <w:r>
           <w:rPr>
             <w:rStyle w:val="Hyperlink"/>
@@ -2869,7 +2869,7 @@
             <w:noProof/>
             <w:webHidden/>
           </w:rPr>
-          <w:instrText xml:space="preserve"> PAGEREF _Toc241878503 \h </w:instrText>
+          <w:instrText xml:space="preserve"> PAGEREF _Toc241878735 \h </w:instrText>
         </w:r>
         <w:r>
           <w:rPr>
@@ -2916,7 +2916,7 @@
           <w14:ligatures w14:val="standardContextual"/>
         </w:rPr>
       </w:pPr>
-      <w:hyperlink w:anchor="_Toc241878504" w:history="1">
+      <w:hyperlink w:anchor="_Toc241878736" w:history="1">
         <w:r>
           <w:rPr>
             <w:rStyle w:val="Hyperlink"/>
@@ -2943,7 +2943,7 @@
             <w:noProof/>
             <w:webHidden/>
           </w:rPr>
-          <w:instrText xml:space="preserve"> PAGEREF _Toc241878504 \h </w:instrText>
+          <w:instrText xml:space="preserve"> PAGEREF _Toc241878736 \h </w:instrText>
         </w:r>
         <w:r>
           <w:rPr>
@@ -2990,7 +2990,7 @@
           <w14:ligatures w14:val="standardContextual"/>
         </w:rPr>
       </w:pPr>
-      <w:hyperlink w:anchor="_Toc241878505" w:history="1">
+      <w:hyperlink w:anchor="_Toc241878737" w:history="1">
         <w:r>
           <w:rPr>
             <w:rStyle w:val="Hyperlink"/>
@@ -3017,7 +3017,7 @@
             <w:noProof/>
             <w:webHidden/>
           </w:rPr>
-          <w:instrText xml:space="preserve"> PAGEREF _Toc241878505 \h </w:instrText>
+          <w:instrText xml:space="preserve"> PAGEREF _Toc241878737 \h </w:instrText>
         </w:r>
         <w:r>
           <w:rPr>
@@ -3064,7 +3064,7 @@
           <w14:ligatures w14:val="standardContextual"/>
         </w:rPr>
       </w:pPr>
-      <w:hyperlink w:anchor="_Toc241878506" w:history="1">
+      <w:hyperlink w:anchor="_Toc241878738" w:history="1">
         <w:r>
           <w:rPr>
             <w:rStyle w:val="Hyperlink"/>
@@ -3091,7 +3091,7 @@
             <w:noProof/>
             <w:webHidden/>
           </w:rPr>
-          <w:instrText xml:space="preserve"> PAGEREF _Toc241878506 \h </w:instrText>
+          <w:instrText xml:space="preserve"> PAGEREF _Toc241878738 \h </w:instrText>
         </w:r>
         <w:r>
           <w:rPr>
@@ -3138,7 +3138,7 @@
           <w14:ligatures w14:val="standardContextual"/>
         </w:rPr>
       </w:pPr>
-      <w:hyperlink w:anchor="_Toc241878507" w:history="1">
+      <w:hyperlink w:anchor="_Toc241878739" w:history="1">
         <w:r>
           <w:rPr>
             <w:rStyle w:val="Hyperlink"/>
@@ -3165,7 +3165,7 @@
             <w:noProof/>
             <w:webHidden/>
           </w:rPr>
-          <w:instrText xml:space="preserve"> PAGEREF _Toc241878507 \h </w:instrText>
+          <w:instrText xml:space="preserve"> PAGEREF _Toc241878739 \h </w:instrText>
         </w:r>
         <w:r>
           <w:rPr>
@@ -3212,7 +3212,7 @@
           <w14:ligatures w14:val="standardContextual"/>
         </w:rPr>
       </w:pPr>
-      <w:hyperlink w:anchor="_Toc241878508" w:history="1">
+      <w:hyperlink w:anchor="_Toc241878740" w:history="1">
         <w:r>
           <w:rPr>
             <w:rStyle w:val="Hyperlink"/>
@@ -3239,7 +3239,7 @@
             <w:noProof/>
             <w:webHidden/>
           </w:rPr>
-          <w:instrText xml:space="preserve"> PAGEREF _Toc241878508 \h </w:instrText>
+          <w:instrText xml:space="preserve"> PAGEREF _Toc241878740 \h </w:instrText>
         </w:r>
         <w:r>
           <w:rPr>
@@ -3286,7 +3286,7 @@
           <w14:ligatures w14:val="standardContextual"/>
         </w:rPr>
       </w:pPr>
-      <w:hyperlink w:anchor="_Toc241878509" w:history="1">
+      <w:hyperlink w:anchor="_Toc241878741" w:history="1">
         <w:r>
           <w:rPr>
             <w:rStyle w:val="Hyperlink"/>
@@ -3313,7 +3313,7 @@
             <w:noProof/>
             <w:webHidden/>
           </w:rPr>
-          <w:instrText xml:space="preserve"> PAGEREF _Toc241878509 \h </w:instrText>
+          <w:instrText xml:space="preserve"> PAGEREF _Toc241878741 \h </w:instrText>
         </w:r>
         <w:r>
           <w:rPr>
@@ -3360,7 +3360,7 @@
           <w14:ligatures w14:val="standardContextual"/>
         </w:rPr>
       </w:pPr>
-      <w:hyperlink w:anchor="_Toc241878510" w:history="1">
+      <w:hyperlink w:anchor="_Toc241878742" w:history="1">
         <w:r>
           <w:rPr>
             <w:rStyle w:val="Hyperlink"/>
@@ -3387,7 +3387,7 @@
             <w:noProof/>
             <w:webHidden/>
           </w:rPr>
-          <w:instrText xml:space="preserve"> PAGEREF _Toc241878510 \h </w:instrText>
+          <w:instrText xml:space="preserve"> PAGEREF _Toc241878742 \h </w:instrText>
         </w:r>
         <w:r>
           <w:rPr>
@@ -3434,7 +3434,7 @@
           <w14:ligatures w14:val="standardContextual"/>
         </w:rPr>
       </w:pPr>
-      <w:hyperlink w:anchor="_Toc241878511" w:history="1">
+      <w:hyperlink w:anchor="_Toc241878743" w:history="1">
         <w:r>
           <w:rPr>
             <w:rStyle w:val="Hyperlink"/>
@@ -3461,7 +3461,7 @@
             <w:noProof/>
             <w:webHidden/>
           </w:rPr>
-          <w:instrText xml:space="preserve"> PAGEREF _Toc241878511 \h </w:instrText>
+          <w:instrText xml:space="preserve"> PAGEREF _Toc241878743 \h </w:instrText>
         </w:r>
         <w:r>
           <w:rPr>
@@ -3508,7 +3508,7 @@
           <w14:ligatures w14:val="standardContextual"/>
         </w:rPr>
       </w:pPr>
-      <w:hyperlink w:anchor="_Toc241878512" w:history="1">
+      <w:hyperlink w:anchor="_Toc241878744" w:history="1">
         <w:r>
           <w:rPr>
             <w:rStyle w:val="Hyperlink"/>
@@ -3535,7 +3535,7 @@
             <w:noProof/>
             <w:webHidden/>
           </w:rPr>
-          <w:instrText xml:space="preserve"> PAGEREF _Toc241878512 \h </w:instrText>
+          <w:instrText xml:space="preserve"> PAGEREF _Toc241878744 \h </w:instrText>
         </w:r>
         <w:r>
           <w:rPr>
@@ -3582,7 +3582,7 @@
           <w14:ligatures w14:val="standardContextual"/>
         </w:rPr>
       </w:pPr>
-      <w:hyperlink w:anchor="_Toc241878513" w:history="1">
+      <w:hyperlink w:anchor="_Toc241878745" w:history="1">
         <w:r>
           <w:rPr>
             <w:rStyle w:val="Hyperlink"/>
@@ -3609,7 +3609,7 @@
             <w:noProof/>
             <w:webHidden/>
           </w:rPr>
-          <w:instrText xml:space="preserve"> PAGEREF _Toc241878513 \h </w:instrText>
+          <w:instrText xml:space="preserve"> PAGEREF _Toc241878745 \h </w:instrText>
         </w:r>
         <w:r>
           <w:rPr>
@@ -3656,7 +3656,7 @@
           <w14:ligatures w14:val="standardContextual"/>
         </w:rPr>
       </w:pPr>
-      <w:hyperlink w:anchor="_Toc241878514" w:history="1">
+      <w:hyperlink w:anchor="_Toc241878746" w:history="1">
         <w:r>
           <w:rPr>
             <w:rStyle w:val="Hyperlink"/>
@@ -3683,7 +3683,7 @@
             <w:noProof/>
             <w:webHidden/>
           </w:rPr>
-          <w:instrText xml:space="preserve"> PAGEREF _Toc241878514 \h </w:instrText>
+          <w:instrText xml:space="preserve"> PAGEREF _Toc241878746 \h </w:instrText>
         </w:r>
         <w:r>
           <w:rPr>
@@ -3730,7 +3730,7 @@
           <w14:ligatures w14:val="standardContextual"/>
         </w:rPr>
       </w:pPr>
-      <w:hyperlink w:anchor="_Toc241878515" w:history="1">
+      <w:hyperlink w:anchor="_Toc241878747" w:history="1">
         <w:r>
           <w:rPr>
             <w:rStyle w:val="Hyperlink"/>
@@ -3757,7 +3757,7 @@
             <w:noProof/>
             <w:webHidden/>
           </w:rPr>
-          <w:instrText xml:space="preserve"> PAGEREF _Toc241878515 \h </w:instrText>
+          <w:instrText xml:space="preserve"> PAGEREF _Toc241878747 \h </w:instrText>
         </w:r>
         <w:r>
           <w:rPr>
@@ -3804,7 +3804,7 @@
           <w14:ligatures w14:val="standardContextual"/>
         </w:rPr>
       </w:pPr>
-      <w:hyperlink w:anchor="_Toc241878516" w:history="1">
+      <w:hyperlink w:anchor="_Toc241878748" w:history="1">
         <w:r>
           <w:rPr>
             <w:rStyle w:val="Hyperlink"/>
@@ -3831,7 +3831,7 @@
             <w:noProof/>
             <w:webHidden/>
           </w:rPr>
-          <w:instrText xml:space="preserve"> PAGEREF _Toc241878516 \h </w:instrText>
+          <w:instrText xml:space="preserve"> PAGEREF _Toc241878748 \h </w:instrText>
         </w:r>
         <w:r>
           <w:rPr>
@@ -3878,7 +3878,7 @@
           <w14:ligatures w14:val="standardContextual"/>
         </w:rPr>
       </w:pPr>
-      <w:hyperlink w:anchor="_Toc241878517" w:history="1">
+      <w:hyperlink w:anchor="_Toc241878749" w:history="1">
         <w:r>
           <w:rPr>
             <w:rStyle w:val="Hyperlink"/>
@@ -3905,7 +3905,7 @@
             <w:noProof/>
             <w:webHidden/>
           </w:rPr>
-          <w:instrText xml:space="preserve"> PAGEREF _Toc241878517 \h </w:instrText>
+          <w:instrText xml:space="preserve"> PAGEREF _Toc241878749 \h </w:instrText>
         </w:r>
         <w:r>
           <w:rPr>
@@ -3952,7 +3952,7 @@
           <w14:ligatures w14:val="standardContextual"/>
         </w:rPr>
       </w:pPr>
-      <w:hyperlink w:anchor="_Toc241878518" w:history="1">
+      <w:hyperlink w:anchor="_Toc241878750" w:history="1">
         <w:r>
           <w:rPr>
             <w:rStyle w:val="Hyperlink"/>
@@ -3979,7 +3979,7 @@
             <w:noProof/>
             <w:webHidden/>
           </w:rPr>
-          <w:instrText xml:space="preserve"> PAGEREF _Toc241878518 \h </w:instrText>
+          <w:instrText xml:space="preserve"> PAGEREF _Toc241878750 \h </w:instrText>
         </w:r>
         <w:r>
           <w:rPr>
@@ -4026,7 +4026,7 @@
           <w14:ligatures w14:val="standardContextual"/>
         </w:rPr>
       </w:pPr>
-      <w:hyperlink w:anchor="_Toc241878519" w:history="1">
+      <w:hyperlink w:anchor="_Toc241878751" w:history="1">
         <w:r>
           <w:rPr>
             <w:rStyle w:val="Hyperlink"/>
@@ -4053,7 +4053,7 @@
             <w:noProof/>
             <w:webHidden/>
           </w:rPr>
-          <w:instrText xml:space="preserve"> PAGEREF _Toc241878519 \h </w:instrText>
+          <w:instrText xml:space="preserve"> PAGEREF _Toc241878751 \h </w:instrText>
         </w:r>
         <w:r>
           <w:rPr>
@@ -4100,7 +4100,7 @@
           <w14:ligatures w14:val="standardContextual"/>
         </w:rPr>
       </w:pPr>
-      <w:hyperlink w:anchor="_Toc241878520" w:history="1">
+      <w:hyperlink w:anchor="_Toc241878752" w:history="1">
         <w:r>
           <w:rPr>
             <w:rStyle w:val="Hyperlink"/>
@@ -4127,7 +4127,7 @@
             <w:noProof/>
             <w:webHidden/>
           </w:rPr>
-          <w:instrText xml:space="preserve"> PAGEREF _Toc241878520 \h </w:instrText>
+          <w:instrText xml:space="preserve"> PAGEREF _Toc241878752 \h </w:instrText>
         </w:r>
         <w:r>
           <w:rPr>
@@ -4174,7 +4174,7 @@
           <w14:ligatures w14:val="standardContextual"/>
         </w:rPr>
       </w:pPr>
-      <w:hyperlink w:anchor="_Toc241878521" w:history="1">
+      <w:hyperlink w:anchor="_Toc241878753" w:history="1">
         <w:r>
           <w:rPr>
             <w:rStyle w:val="Hyperlink"/>
@@ -4201,7 +4201,7 @@
             <w:noProof/>
             <w:webHidden/>
           </w:rPr>
-          <w:instrText xml:space="preserve"> PAGEREF _Toc241878521 \h </w:instrText>
+          <w:instrText xml:space="preserve"> PAGEREF _Toc241878753 \h </w:instrText>
         </w:r>
         <w:r>
           <w:rPr>
@@ -4248,7 +4248,7 @@
           <w14:ligatures w14:val="standardContextual"/>
         </w:rPr>
       </w:pPr>
-      <w:hyperlink w:anchor="_Toc241878522" w:history="1">
+      <w:hyperlink w:anchor="_Toc241878754" w:history="1">
         <w:r>
           <w:rPr>
             <w:rStyle w:val="Hyperlink"/>
@@ -4275,7 +4275,7 @@
             <w:noProof/>
             <w:webHidden/>
           </w:rPr>
-          <w:instrText xml:space="preserve"> PAGEREF _Toc241878522 \h </w:instrText>
+          <w:instrText xml:space="preserve"> PAGEREF _Toc241878754 \h </w:instrText>
         </w:r>
         <w:r>
           <w:rPr>
@@ -4322,7 +4322,7 @@
           <w14:ligatures w14:val="standardContextual"/>
         </w:rPr>
       </w:pPr>
-      <w:hyperlink w:anchor="_Toc241878523" w:history="1">
+      <w:hyperlink w:anchor="_Toc241878755" w:history="1">
         <w:r>
           <w:rPr>
             <w:rStyle w:val="Hyperlink"/>
@@ -4349,7 +4349,7 @@
             <w:noProof/>
             <w:webHidden/>
           </w:rPr>
-          <w:instrText xml:space="preserve"> PAGEREF _Toc241878523 \h </w:instrText>
+          <w:instrText xml:space="preserve"> PAGEREF _Toc241878755 \h </w:instrText>
         </w:r>
         <w:r>
           <w:rPr>
@@ -4396,7 +4396,7 @@
           <w14:ligatures w14:val="standardContextual"/>
         </w:rPr>
       </w:pPr>
-      <w:hyperlink w:anchor="_Toc241878524" w:history="1">
+      <w:hyperlink w:anchor="_Toc241878756" w:history="1">
         <w:r>
           <w:rPr>
             <w:rStyle w:val="Hyperlink"/>
@@ -4423,7 +4423,7 @@
             <w:noProof/>
             <w:webHidden/>
           </w:rPr>
-          <w:instrText xml:space="preserve"> PAGEREF _Toc241878524 \h </w:instrText>
+          <w:instrText xml:space="preserve"> PAGEREF _Toc241878756 \h </w:instrText>
         </w:r>
         <w:r>
           <w:rPr>
@@ -4470,7 +4470,7 @@
           <w14:ligatures w14:val="standardContextual"/>
         </w:rPr>
       </w:pPr>
-      <w:hyperlink w:anchor="_Toc241878525" w:history="1">
+      <w:hyperlink w:anchor="_Toc241878757" w:history="1">
         <w:r>
           <w:rPr>
             <w:rStyle w:val="Hyperlink"/>
@@ -4497,7 +4497,7 @@
             <w:noProof/>
             <w:webHidden/>
           </w:rPr>
-          <w:instrText xml:space="preserve"> PAGEREF _Toc241878525 \h </w:instrText>
+          <w:instrText xml:space="preserve"> PAGEREF _Toc241878757 \h </w:instrText>
         </w:r>
         <w:r>
           <w:rPr>
@@ -4544,7 +4544,7 @@
           <w14:ligatures w14:val="standardContextual"/>
         </w:rPr>
       </w:pPr>
-      <w:hyperlink w:anchor="_Toc241878526" w:history="1">
+      <w:hyperlink w:anchor="_Toc241878758" w:history="1">
         <w:r>
           <w:rPr>
             <w:rStyle w:val="Hyperlink"/>
@@ -4571,7 +4571,7 @@
             <w:noProof/>
             <w:webHidden/>
           </w:rPr>
-          <w:instrText xml:space="preserve"> PAGEREF _Toc241878526 \h </w:instrText>
+          <w:instrText xml:space="preserve"> PAGEREF _Toc241878758 \h </w:instrText>
         </w:r>
         <w:r>
           <w:rPr>
@@ -4618,7 +4618,7 @@
           <w14:ligatures w14:val="standardContextual"/>
         </w:rPr>
       </w:pPr>
-      <w:hyperlink w:anchor="_Toc241878527" w:history="1">
+      <w:hyperlink w:anchor="_Toc241878759" w:history="1">
         <w:r>
           <w:rPr>
             <w:rStyle w:val="Hyperlink"/>
@@ -4645,7 +4645,7 @@
             <w:noProof/>
             <w:webHidden/>
           </w:rPr>
-          <w:instrText xml:space="preserve"> PAGEREF _Toc241878527 \h </w:instrText>
+          <w:instrText xml:space="preserve"> PAGEREF _Toc241878759 \h </w:instrText>
         </w:r>
         <w:r>
           <w:rPr>
@@ -4692,7 +4692,7 @@
           <w14:ligatures w14:val="standardContextual"/>
         </w:rPr>
       </w:pPr>
-      <w:hyperlink w:anchor="_Toc241878528" w:history="1">
+      <w:hyperlink w:anchor="_Toc241878760" w:history="1">
         <w:r>
           <w:rPr>
             <w:rStyle w:val="Hyperlink"/>
@@ -4719,7 +4719,7 @@
             <w:noProof/>
             <w:webHidden/>
           </w:rPr>
-          <w:instrText xml:space="preserve"> PAGEREF _Toc241878528 \h </w:instrText>
+          <w:instrText xml:space="preserve"> PAGEREF _Toc241878760 \h </w:instrText>
         </w:r>
         <w:r>
           <w:rPr>
@@ -4766,7 +4766,7 @@
           <w14:ligatures w14:val="standardContextual"/>
         </w:rPr>
       </w:pPr>
-      <w:hyperlink w:anchor="_Toc241878529" w:history="1">
+      <w:hyperlink w:anchor="_Toc241878761" w:history="1">
         <w:r>
           <w:rPr>
             <w:rStyle w:val="Hyperlink"/>
@@ -4793,7 +4793,7 @@
             <w:noProof/>
             <w:webHidden/>
           </w:rPr>
-          <w:instrText xml:space="preserve"> PAGEREF _Toc241878529 \h </w:instrText>
+          <w:instrText xml:space="preserve"> PAGEREF _Toc241878761 \h </w:instrText>
         </w:r>
         <w:r>
           <w:rPr>
@@ -4840,7 +4840,7 @@
           <w14:ligatures w14:val="standardContextual"/>
         </w:rPr>
       </w:pPr>
-      <w:hyperlink w:anchor="_Toc241878530" w:history="1">
+      <w:hyperlink w:anchor="_Toc241878762" w:history="1">
         <w:r>
           <w:rPr>
             <w:rStyle w:val="Hyperlink"/>
@@ -4867,7 +4867,7 @@
             <w:noProof/>
             <w:webHidden/>
           </w:rPr>
-          <w:instrText xml:space="preserve"> PAGEREF _Toc241878530 \h </w:instrText>
+          <w:instrText xml:space="preserve"> PAGEREF _Toc241878762 \h </w:instrText>
         </w:r>
         <w:r>
           <w:rPr>
@@ -4914,7 +4914,7 @@
           <w14:ligatures w14:val="standardContextual"/>
         </w:rPr>
       </w:pPr>
-      <w:hyperlink w:anchor="_Toc241878531" w:history="1">
+      <w:hyperlink w:anchor="_Toc241878763" w:history="1">
         <w:r>
           <w:rPr>
             <w:rStyle w:val="Hyperlink"/>
@@ -4941,7 +4941,7 @@
             <w:noProof/>
             <w:webHidden/>
           </w:rPr>
-          <w:instrText xml:space="preserve"> PAGEREF _Toc241878531 \h </w:instrText>
+          <w:instrText xml:space="preserve"> PAGEREF _Toc241878763 \h </w:instrText>
         </w:r>
         <w:r>
           <w:rPr>
@@ -4988,7 +4988,7 @@
           <w14:ligatures w14:val="standardContextual"/>
         </w:rPr>
       </w:pPr>
-      <w:hyperlink w:anchor="_Toc241878532" w:history="1">
+      <w:hyperlink w:anchor="_Toc241878764" w:history="1">
         <w:r>
           <w:rPr>
             <w:rStyle w:val="Hyperlink"/>
@@ -5015,7 +5015,7 @@
             <w:noProof/>
             <w:webHidden/>
           </w:rPr>
-          <w:instrText xml:space="preserve"> PAGEREF _Toc241878532 \h </w:instrText>
+          <w:instrText xml:space="preserve"> PAGEREF _Toc241878764 \h </w:instrText>
         </w:r>
         <w:r>
           <w:rPr>
@@ -5062,7 +5062,7 @@
           <w14:ligatures w14:val="standardContextual"/>
         </w:rPr>
       </w:pPr>
-      <w:hyperlink w:anchor="_Toc241878533" w:history="1">
+      <w:hyperlink w:anchor="_Toc241878765" w:history="1">
         <w:r>
           <w:rPr>
             <w:rStyle w:val="Hyperlink"/>
@@ -5089,7 +5089,7 @@
             <w:noProof/>
             <w:webHidden/>
           </w:rPr>
-          <w:instrText xml:space="preserve"> PAGEREF _Toc241878533 \h </w:instrText>
+          <w:instrText xml:space="preserve"> PAGEREF _Toc241878765 \h </w:instrText>
         </w:r>
         <w:r>
           <w:rPr>
@@ -5130,7 +5130,7 @@
         <w:pStyle w:val="Heading1"/>
         <w:pageBreakBefore/>
       </w:pPr>
-      <w:bookmarkStart w:id="0" w:name="_Toc241878471"/>
+      <w:bookmarkStart w:id="0" w:name="_Toc241878703"/>
       <w:r>
         <w:lastRenderedPageBreak/>
         <w:t>About this document</w:t>
@@ -5149,7 +5149,7 @@
       <w:pPr>
         <w:pStyle w:val="Heading2"/>
       </w:pPr>
-      <w:bookmarkStart w:id="1" w:name="_Toc241878472"/>
+      <w:bookmarkStart w:id="1" w:name="_Toc241878704"/>
       <w:r>
         <w:t>Names used in this document</w:t>
       </w:r>
@@ -5418,7 +5418,7 @@
       <w:pPr>
         <w:pStyle w:val="Heading2"/>
       </w:pPr>
-      <w:bookmarkStart w:id="2" w:name="_Toc241878473"/>
+      <w:bookmarkStart w:id="2" w:name="_Toc241878705"/>
       <w:r>
         <w:t>Screenshots</w:t>
       </w:r>
@@ -5451,7 +5451,7 @@
       <w:pPr>
         <w:pStyle w:val="Heading1"/>
       </w:pPr>
-      <w:bookmarkStart w:id="3" w:name="_Toc241878474"/>
+      <w:bookmarkStart w:id="3" w:name="_Toc241878706"/>
       <w:r>
         <w:t>1. Overview</w:t>
       </w:r>
@@ -5461,7 +5461,7 @@
       <w:pPr>
         <w:pStyle w:val="Heading2"/>
       </w:pPr>
-      <w:bookmarkStart w:id="4" w:name="_Toc241878475"/>
+      <w:bookmarkStart w:id="4" w:name="_Toc241878707"/>
       <w:r>
         <w:t>1.1 What the control does</w:t>
       </w:r>
@@ -5592,7 +5592,7 @@
       <w:pPr>
         <w:pStyle w:val="Heading2"/>
       </w:pPr>
-      <w:bookmarkStart w:id="5" w:name="_Toc241878476"/>
+      <w:bookmarkStart w:id="5" w:name="_Toc241878708"/>
       <w:r>
         <w:t>1.2 How it looks</w:t>
       </w:r>
@@ -5613,7 +5613,7 @@
           <w:noProof/>
         </w:rPr>
         <w:drawing>
-          <wp:inline distT="0" distB="0" distL="0" distR="0" wp14:anchorId="2FAAA257" wp14:editId="4022A851">
+          <wp:inline distT="0" distB="0" distL="0" distR="0" wp14:anchorId="26E228D8" wp14:editId="4D45B106">
             <wp:extent cx="5760000" cy="556494"/>
             <wp:effectExtent l="0" t="0" r="0" b="0"/>
             <wp:docPr id="1" name="Picture 1"/>
@@ -5668,7 +5668,7 @@
           <w:noProof/>
         </w:rPr>
         <w:drawing>
-          <wp:inline distT="0" distB="0" distL="0" distR="0" wp14:anchorId="0C9FF48F" wp14:editId="6F75D036">
+          <wp:inline distT="0" distB="0" distL="0" distR="0" wp14:anchorId="05A502C2" wp14:editId="26677C35">
             <wp:extent cx="4680000" cy="1158347"/>
             <wp:effectExtent l="0" t="0" r="0" b="0"/>
             <wp:docPr id="2" name="Picture 2"/>
@@ -5723,7 +5723,7 @@
           <w:noProof/>
         </w:rPr>
         <w:drawing>
-          <wp:inline distT="0" distB="0" distL="0" distR="0" wp14:anchorId="15C1A5A6" wp14:editId="40FC98DD">
+          <wp:inline distT="0" distB="0" distL="0" distR="0" wp14:anchorId="6B14CBC7" wp14:editId="17DA78EC">
             <wp:extent cx="4680000" cy="1032490"/>
             <wp:effectExtent l="0" t="0" r="0" b="0"/>
             <wp:docPr id="3" name="Picture 3"/>
@@ -5772,7 +5772,7 @@
       <w:pPr>
         <w:pStyle w:val="Heading2"/>
       </w:pPr>
-      <w:bookmarkStart w:id="6" w:name="_Toc241878477"/>
+      <w:bookmarkStart w:id="6" w:name="_Toc241878709"/>
       <w:r>
         <w:t>1.3 Comparison with other PCF Gallery controls</w:t>
       </w:r>
@@ -5780,7 +5780,7 @@
     </w:p>
     <w:p>
       <w:r>
-        <w:t>The table on the next page compares N:N Multi-Select with five PCF Gallery controls that also let users pick related records in one field. They differ first in what they edit: standard many-to-many links, rows of a custom link table, or a list of values in a text column.</w:t>
+        <w:t>The table on the next page compares N:N Multi-Select with four PCF Gallery controls that also let users pick related records in one field. Three of them edit standard many-to-many links, like N:N Multi-Select; one writes rows of a custom link table instead.</w:t>
       </w:r>
     </w:p>
     <w:p>
@@ -5802,13 +5802,12 @@
         <w:tblLook w:val="04A0" w:firstRow="1" w:lastRow="0" w:firstColumn="1" w:lastColumn="0" w:noHBand="0" w:noVBand="1"/>
       </w:tblPr>
       <w:tblGrid>
-        <w:gridCol w:w="1304"/>
-        <w:gridCol w:w="1956"/>
-        <w:gridCol w:w="1956"/>
-        <w:gridCol w:w="1956"/>
-        <w:gridCol w:w="1956"/>
-        <w:gridCol w:w="1956"/>
-        <w:gridCol w:w="2239"/>
+        <w:gridCol w:w="1417"/>
+        <w:gridCol w:w="2324"/>
+        <w:gridCol w:w="2324"/>
+        <w:gridCol w:w="2324"/>
+        <w:gridCol w:w="2324"/>
+        <w:gridCol w:w="2608"/>
       </w:tblGrid>
       <w:tr>
         <w:trPr>
@@ -5817,7 +5816,7 @@
         </w:trPr>
         <w:tc>
           <w:tcPr>
-            <w:tcW w:w="1304" w:type="dxa"/>
+            <w:tcW w:w="1417" w:type="dxa"/>
             <w:shd w:val="clear" w:color="auto" w:fill="0F4C81"/>
           </w:tcPr>
           <w:p>
@@ -5825,7 +5824,7 @@
               <w:rPr>
                 <w:b/>
                 <w:color w:val="FFFFFF"/>
-                <w:sz w:val="14"/>
+                <w:sz w:val="15"/>
               </w:rPr>
               <w:lastRenderedPageBreak/>
               <w:t>Area</w:t>
@@ -5834,7 +5833,7 @@
         </w:tc>
         <w:tc>
           <w:tcPr>
-            <w:tcW w:w="1956" w:type="dxa"/>
+            <w:tcW w:w="2324" w:type="dxa"/>
             <w:shd w:val="clear" w:color="auto" w:fill="0F4C81"/>
           </w:tcPr>
           <w:p>
@@ -5842,7 +5841,7 @@
               <w:rPr>
                 <w:b/>
                 <w:color w:val="FFFFFF"/>
-                <w:sz w:val="14"/>
+                <w:sz w:val="15"/>
               </w:rPr>
               <w:t>N To N MultiSelect (ITAintBoring)</w:t>
             </w:r>
@@ -5850,7 +5849,7 @@
         </w:tc>
         <w:tc>
           <w:tcPr>
-            <w:tcW w:w="1956" w:type="dxa"/>
+            <w:tcW w:w="2324" w:type="dxa"/>
             <w:shd w:val="clear" w:color="auto" w:fill="0F4C81"/>
           </w:tcPr>
           <w:p>
@@ -5858,39 +5857,39 @@
               <w:rPr>
                 <w:b/>
                 <w:color w:val="FFFFFF"/>
-                <w:sz w:val="14"/>
-              </w:rPr>
-              <w:t xml:space="preserve">MultiSelect </w:t>
-            </w:r>
+                <w:sz w:val="15"/>
+              </w:rPr>
+              <w:t>MultiSelect Lookup</w:t>
+            </w:r>
+          </w:p>
+        </w:tc>
+        <w:tc>
+          <w:tcPr>
+            <w:tcW w:w="2324" w:type="dxa"/>
+            <w:shd w:val="clear" w:color="auto" w:fill="0F4C81"/>
+          </w:tcPr>
+          <w:p>
             <w:r>
               <w:rPr>
                 <w:b/>
                 <w:color w:val="FFFFFF"/>
-                <w:sz w:val="14"/>
-              </w:rPr>
-              <w:t>Lookup</w:t>
-            </w:r>
-          </w:p>
-        </w:tc>
-        <w:tc>
-          <w:tcPr>
-            <w:tcW w:w="1956" w:type="dxa"/>
-            <w:shd w:val="clear" w:color="auto" w:fill="0F4C81"/>
-          </w:tcPr>
-          <w:p>
+                <w:sz w:val="15"/>
+              </w:rPr>
+              <w:t xml:space="preserve">Custom NToN </w:t>
+            </w:r>
             <w:r>
               <w:rPr>
                 <w:b/>
                 <w:color w:val="FFFFFF"/>
-                <w:sz w:val="14"/>
-              </w:rPr>
-              <w:t>Custom NToN Multiselect Lookup</w:t>
-            </w:r>
-          </w:p>
-        </w:tc>
-        <w:tc>
-          <w:tcPr>
-            <w:tcW w:w="1956" w:type="dxa"/>
+                <w:sz w:val="15"/>
+              </w:rPr>
+              <w:t>Multiselect Lookup</w:t>
+            </w:r>
+          </w:p>
+        </w:tc>
+        <w:tc>
+          <w:tcPr>
+            <w:tcW w:w="2324" w:type="dxa"/>
             <w:shd w:val="clear" w:color="auto" w:fill="0F4C81"/>
           </w:tcPr>
           <w:p>
@@ -5898,7 +5897,7 @@
               <w:rPr>
                 <w:b/>
                 <w:color w:val="FFFFFF"/>
-                <w:sz w:val="14"/>
+                <w:sz w:val="15"/>
               </w:rPr>
               <w:t>MultiSelect Lookup PCF</w:t>
             </w:r>
@@ -5906,7 +5905,7 @@
         </w:tc>
         <w:tc>
           <w:tcPr>
-            <w:tcW w:w="1956" w:type="dxa"/>
+            <w:tcW w:w="2608" w:type="dxa"/>
             <w:shd w:val="clear" w:color="auto" w:fill="0F4C81"/>
           </w:tcPr>
           <w:p>
@@ -5914,23 +5913,7 @@
               <w:rPr>
                 <w:b/>
                 <w:color w:val="FFFFFF"/>
-                <w:sz w:val="14"/>
-              </w:rPr>
-              <w:t>MultiSelect Entity Picker</w:t>
-            </w:r>
-          </w:p>
-        </w:tc>
-        <w:tc>
-          <w:tcPr>
-            <w:tcW w:w="2239" w:type="dxa"/>
-            <w:shd w:val="clear" w:color="auto" w:fill="0F4C81"/>
-          </w:tcPr>
-          <w:p>
-            <w:r>
-              <w:rPr>
-                <w:b/>
-                <w:color w:val="FFFFFF"/>
-                <w:sz w:val="14"/>
+                <w:sz w:val="15"/>
               </w:rPr>
               <w:t>N:N Multi-Select</w:t>
             </w:r>
@@ -5943,15 +5926,15 @@
         </w:trPr>
         <w:tc>
           <w:tcPr>
-            <w:tcW w:w="1304" w:type="dxa"/>
-          </w:tcPr>
-          <w:p>
-            <w:pPr>
-              <w:spacing w:after="0"/>
-            </w:pPr>
-            <w:r>
-              <w:rPr>
-                <w:sz w:val="14"/>
+            <w:tcW w:w="1417" w:type="dxa"/>
+          </w:tcPr>
+          <w:p>
+            <w:pPr>
+              <w:spacing w:after="0"/>
+            </w:pPr>
+            <w:r>
+              <w:rPr>
+                <w:sz w:val="15"/>
               </w:rPr>
               <w:t>What it edits</w:t>
             </w:r>
@@ -5959,15 +5942,15 @@
         </w:tc>
         <w:tc>
           <w:tcPr>
-            <w:tcW w:w="1956" w:type="dxa"/>
-          </w:tcPr>
-          <w:p>
-            <w:pPr>
-              <w:spacing w:after="0"/>
-            </w:pPr>
-            <w:r>
-              <w:rPr>
-                <w:sz w:val="14"/>
+            <w:tcW w:w="2324" w:type="dxa"/>
+          </w:tcPr>
+          <w:p>
+            <w:pPr>
+              <w:spacing w:after="0"/>
+            </w:pPr>
+            <w:r>
+              <w:rPr>
+                <w:sz w:val="15"/>
               </w:rPr>
               <w:t>N:N relationship</w:t>
             </w:r>
@@ -5975,15 +5958,15 @@
         </w:tc>
         <w:tc>
           <w:tcPr>
-            <w:tcW w:w="1956" w:type="dxa"/>
-          </w:tcPr>
-          <w:p>
-            <w:pPr>
-              <w:spacing w:after="0"/>
-            </w:pPr>
-            <w:r>
-              <w:rPr>
-                <w:sz w:val="14"/>
+            <w:tcW w:w="2324" w:type="dxa"/>
+          </w:tcPr>
+          <w:p>
+            <w:pPr>
+              <w:spacing w:after="0"/>
+            </w:pPr>
+            <w:r>
+              <w:rPr>
+                <w:sz w:val="15"/>
               </w:rPr>
               <w:t>N:N relationship (replaces the subgrid)</w:t>
             </w:r>
@@ -5991,15 +5974,15 @@
         </w:tc>
         <w:tc>
           <w:tcPr>
-            <w:tcW w:w="1956" w:type="dxa"/>
-          </w:tcPr>
-          <w:p>
-            <w:pPr>
-              <w:spacing w:after="0"/>
-            </w:pPr>
-            <w:r>
-              <w:rPr>
-                <w:sz w:val="14"/>
+            <w:tcW w:w="2324" w:type="dxa"/>
+          </w:tcPr>
+          <w:p>
+            <w:pPr>
+              <w:spacing w:after="0"/>
+            </w:pPr>
+            <w:r>
+              <w:rPr>
+                <w:sz w:val="15"/>
               </w:rPr>
               <w:t>Rows of a custom link table (manual N:N)</w:t>
             </w:r>
@@ -6007,53 +5990,31 @@
         </w:tc>
         <w:tc>
           <w:tcPr>
-            <w:tcW w:w="1956" w:type="dxa"/>
-          </w:tcPr>
-          <w:p>
-            <w:pPr>
-              <w:spacing w:after="0"/>
-            </w:pPr>
-            <w:r>
-              <w:rPr>
-                <w:sz w:val="14"/>
-              </w:rPr>
-              <w:t xml:space="preserve">N:N relationship (replaces the </w:t>
-            </w:r>
-            <w:r>
-              <w:rPr>
-                <w:sz w:val="14"/>
-              </w:rPr>
-              <w:t>subgrid)</w:t>
-            </w:r>
-          </w:p>
-        </w:tc>
-        <w:tc>
-          <w:tcPr>
-            <w:tcW w:w="1956" w:type="dxa"/>
-          </w:tcPr>
-          <w:p>
-            <w:pPr>
-              <w:spacing w:after="0"/>
-            </w:pPr>
-            <w:r>
-              <w:rPr>
-                <w:sz w:val="14"/>
-              </w:rPr>
-              <w:t>Comma-separated values in a text column; no relationship</w:t>
-            </w:r>
-          </w:p>
-        </w:tc>
-        <w:tc>
-          <w:tcPr>
-            <w:tcW w:w="2239" w:type="dxa"/>
-          </w:tcPr>
-          <w:p>
-            <w:pPr>
-              <w:spacing w:after="0"/>
-            </w:pPr>
-            <w:r>
-              <w:rPr>
-                <w:sz w:val="14"/>
+            <w:tcW w:w="2324" w:type="dxa"/>
+          </w:tcPr>
+          <w:p>
+            <w:pPr>
+              <w:spacing w:after="0"/>
+            </w:pPr>
+            <w:r>
+              <w:rPr>
+                <w:sz w:val="15"/>
+              </w:rPr>
+              <w:t>N:N relationship (replaces the subgrid)</w:t>
+            </w:r>
+          </w:p>
+        </w:tc>
+        <w:tc>
+          <w:tcPr>
+            <w:tcW w:w="2608" w:type="dxa"/>
+          </w:tcPr>
+          <w:p>
+            <w:pPr>
+              <w:spacing w:after="0"/>
+            </w:pPr>
+            <w:r>
+              <w:rPr>
+                <w:sz w:val="15"/>
               </w:rPr>
               <w:t>N:N relationship</w:t>
             </w:r>
@@ -6066,7 +6027,7 @@
         </w:trPr>
         <w:tc>
           <w:tcPr>
-            <w:tcW w:w="1304" w:type="dxa"/>
+            <w:tcW w:w="1417" w:type="dxa"/>
             <w:shd w:val="clear" w:color="auto" w:fill="F3F6F9"/>
           </w:tcPr>
           <w:p>
@@ -6075,7 +6036,7 @@
             </w:pPr>
             <w:r>
               <w:rPr>
-                <w:sz w:val="14"/>
+                <w:sz w:val="15"/>
               </w:rPr>
               <w:t>Look on the form</w:t>
             </w:r>
@@ -6083,7 +6044,7 @@
         </w:tc>
         <w:tc>
           <w:tcPr>
-            <w:tcW w:w="1956" w:type="dxa"/>
+            <w:tcW w:w="2324" w:type="dxa"/>
             <w:shd w:val="clear" w:color="auto" w:fill="F3F6F9"/>
           </w:tcPr>
           <w:p>
@@ -6092,7 +6053,7 @@
             </w:pPr>
             <w:r>
               <w:rPr>
-                <w:sz w:val="14"/>
+                <w:sz w:val="15"/>
               </w:rPr>
               <w:t>select2 tag box with its own styling</w:t>
             </w:r>
@@ -6100,7 +6061,7 @@
         </w:tc>
         <w:tc>
           <w:tcPr>
-            <w:tcW w:w="1956" w:type="dxa"/>
+            <w:tcW w:w="2324" w:type="dxa"/>
             <w:shd w:val="clear" w:color="auto" w:fill="F3F6F9"/>
           </w:tcPr>
           <w:p>
@@ -6109,7 +6070,7 @@
             </w:pPr>
             <w:r>
               <w:rPr>
-                <w:sz w:val="14"/>
+                <w:sz w:val="15"/>
               </w:rPr>
               <w:t>Fluent UI combobox; selected records as tags below it</w:t>
             </w:r>
@@ -6117,7 +6078,7 @@
         </w:tc>
         <w:tc>
           <w:tcPr>
-            <w:tcW w:w="1956" w:type="dxa"/>
+            <w:tcW w:w="2324" w:type="dxa"/>
             <w:shd w:val="clear" w:color="auto" w:fill="F3F6F9"/>
           </w:tcPr>
           <w:p>
@@ -6126,7 +6087,7 @@
             </w:pPr>
             <w:r>
               <w:rPr>
-                <w:sz w:val="14"/>
+                <w:sz w:val="15"/>
               </w:rPr>
               <w:t>select2 tag box</w:t>
             </w:r>
@@ -6134,7 +6095,7 @@
         </w:tc>
         <w:tc>
           <w:tcPr>
-            <w:tcW w:w="1956" w:type="dxa"/>
+            <w:tcW w:w="2324" w:type="dxa"/>
             <w:shd w:val="clear" w:color="auto" w:fill="F3F6F9"/>
           </w:tcPr>
           <w:p>
@@ -6143,7 +6104,7 @@
             </w:pPr>
             <w:r>
               <w:rPr>
-                <w:sz w:val="14"/>
+                <w:sz w:val="15"/>
               </w:rPr>
               <w:t>Box of chips; a magnifier icon opens the lookup dialog</w:t>
             </w:r>
@@ -6151,7 +6112,7 @@
         </w:tc>
         <w:tc>
           <w:tcPr>
-            <w:tcW w:w="1956" w:type="dxa"/>
+            <w:tcW w:w="2608" w:type="dxa"/>
             <w:shd w:val="clear" w:color="auto" w:fill="F3F6F9"/>
           </w:tcPr>
           <w:p>
@@ -6160,24 +6121,7 @@
             </w:pPr>
             <w:r>
               <w:rPr>
-                <w:sz w:val="14"/>
-              </w:rPr>
-              <w:t>react-select tag box</w:t>
-            </w:r>
-          </w:p>
-        </w:tc>
-        <w:tc>
-          <w:tcPr>
-            <w:tcW w:w="2239" w:type="dxa"/>
-            <w:shd w:val="clear" w:color="auto" w:fill="F3F6F9"/>
-          </w:tcPr>
-          <w:p>
-            <w:pPr>
-              <w:spacing w:after="0"/>
-            </w:pPr>
-            <w:r>
-              <w:rPr>
-                <w:sz w:val="14"/>
+                <w:sz w:val="15"/>
               </w:rPr>
               <w:t>Same as the native multi-select choice field</w:t>
             </w:r>
@@ -6190,15 +6134,15 @@
         </w:trPr>
         <w:tc>
           <w:tcPr>
-            <w:tcW w:w="1304" w:type="dxa"/>
-          </w:tcPr>
-          <w:p>
-            <w:pPr>
-              <w:spacing w:after="0"/>
-            </w:pPr>
-            <w:r>
-              <w:rPr>
-                <w:sz w:val="14"/>
+            <w:tcW w:w="1417" w:type="dxa"/>
+          </w:tcPr>
+          <w:p>
+            <w:pPr>
+              <w:spacing w:after="0"/>
+            </w:pPr>
+            <w:r>
+              <w:rPr>
+                <w:sz w:val="15"/>
               </w:rPr>
               <w:t>Setup</w:t>
             </w:r>
@@ -6206,31 +6150,37 @@
         </w:tc>
         <w:tc>
           <w:tcPr>
-            <w:tcW w:w="1956" w:type="dxa"/>
-          </w:tcPr>
-          <w:p>
-            <w:pPr>
-              <w:spacing w:after="0"/>
-            </w:pPr>
-            <w:r>
-              <w:rPr>
-                <w:sz w:val="14"/>
-              </w:rPr>
-              <w:t>Five properties: linked table, name and id columns, relationship and intersect table names (case-sensitive)</w:t>
-            </w:r>
-          </w:p>
-        </w:tc>
-        <w:tc>
-          <w:tcPr>
-            <w:tcW w:w="1956" w:type="dxa"/>
-          </w:tcPr>
-          <w:p>
-            <w:pPr>
-              <w:spacing w:after="0"/>
-            </w:pPr>
-            <w:r>
-              <w:rPr>
-                <w:sz w:val="14"/>
+            <w:tcW w:w="2324" w:type="dxa"/>
+          </w:tcPr>
+          <w:p>
+            <w:pPr>
+              <w:spacing w:after="0"/>
+            </w:pPr>
+            <w:r>
+              <w:rPr>
+                <w:sz w:val="15"/>
+              </w:rPr>
+              <w:t xml:space="preserve">Five properties: linked table, name and </w:t>
+            </w:r>
+            <w:r>
+              <w:rPr>
+                <w:sz w:val="15"/>
+              </w:rPr>
+              <w:t>id columns, relationship and intersect table names (case-sensitive)</w:t>
+            </w:r>
+          </w:p>
+        </w:tc>
+        <w:tc>
+          <w:tcPr>
+            <w:tcW w:w="2324" w:type="dxa"/>
+          </w:tcPr>
+          <w:p>
+            <w:pPr>
+              <w:spacing w:after="0"/>
+            </w:pPr>
+            <w:r>
+              <w:rPr>
+                <w:sz w:val="15"/>
               </w:rPr>
               <w:t>Placed on an N:N subgrid; relationship schema name required</w:t>
             </w:r>
@@ -6238,15 +6188,15 @@
         </w:tc>
         <w:tc>
           <w:tcPr>
-            <w:tcW w:w="1956" w:type="dxa"/>
-          </w:tcPr>
-          <w:p>
-            <w:pPr>
-              <w:spacing w:after="0"/>
-            </w:pPr>
-            <w:r>
-              <w:rPr>
-                <w:sz w:val="14"/>
+            <w:tcW w:w="2324" w:type="dxa"/>
+          </w:tcPr>
+          <w:p>
+            <w:pPr>
+              <w:spacing w:after="0"/>
+            </w:pPr>
+            <w:r>
+              <w:rPr>
+                <w:sz w:val="15"/>
               </w:rPr>
               <w:t>Logical names of the link table, its two lookups, the linked table and its name and id columns</w:t>
             </w:r>
@@ -6254,15 +6204,15 @@
         </w:tc>
         <w:tc>
           <w:tcPr>
-            <w:tcW w:w="1956" w:type="dxa"/>
-          </w:tcPr>
-          <w:p>
-            <w:pPr>
-              <w:spacing w:after="0"/>
-            </w:pPr>
-            <w:r>
-              <w:rPr>
-                <w:sz w:val="14"/>
+            <w:tcW w:w="2324" w:type="dxa"/>
+          </w:tcPr>
+          <w:p>
+            <w:pPr>
+              <w:spacing w:after="0"/>
+            </w:pPr>
+            <w:r>
+              <w:rPr>
+                <w:sz w:val="15"/>
               </w:rPr>
               <w:t>Placed on an N:N subgrid (Show related records, 250 rows); an image URL property</w:t>
             </w:r>
@@ -6270,31 +6220,15 @@
         </w:tc>
         <w:tc>
           <w:tcPr>
-            <w:tcW w:w="1956" w:type="dxa"/>
-          </w:tcPr>
-          <w:p>
-            <w:pPr>
-              <w:spacing w:after="0"/>
-            </w:pPr>
-            <w:r>
-              <w:rPr>
-                <w:sz w:val="14"/>
-              </w:rPr>
-              <w:t>Table, search column, row count, columns, label and value columns</w:t>
-            </w:r>
-          </w:p>
-        </w:tc>
-        <w:tc>
-          <w:tcPr>
-            <w:tcW w:w="2239" w:type="dxa"/>
-          </w:tcPr>
-          <w:p>
-            <w:pPr>
-              <w:spacing w:after="0"/>
-            </w:pPr>
-            <w:r>
-              <w:rPr>
-                <w:sz w:val="14"/>
+            <w:tcW w:w="2608" w:type="dxa"/>
+          </w:tcPr>
+          <w:p>
+            <w:pPr>
+              <w:spacing w:after="0"/>
+            </w:pPr>
+            <w:r>
+              <w:rPr>
+                <w:sz w:val="15"/>
               </w:rPr>
               <w:t>One required property: the relationship schema name (any casing); the rest comes from metadata</w:t>
             </w:r>
@@ -6307,7 +6241,7 @@
         </w:trPr>
         <w:tc>
           <w:tcPr>
-            <w:tcW w:w="1304" w:type="dxa"/>
+            <w:tcW w:w="1417" w:type="dxa"/>
             <w:shd w:val="clear" w:color="auto" w:fill="F3F6F9"/>
           </w:tcPr>
           <w:p>
@@ -6316,7 +6250,7 @@
             </w:pPr>
             <w:r>
               <w:rPr>
-                <w:sz w:val="14"/>
+                <w:sz w:val="15"/>
               </w:rPr>
               <w:t>Records offered</w:t>
             </w:r>
@@ -6324,7 +6258,7 @@
         </w:tc>
         <w:tc>
           <w:tcPr>
-            <w:tcW w:w="1956" w:type="dxa"/>
+            <w:tcW w:w="2324" w:type="dxa"/>
             <w:shd w:val="clear" w:color="auto" w:fill="F3F6F9"/>
           </w:tcPr>
           <w:p>
@@ -6333,7 +6267,7 @@
             </w:pPr>
             <w:r>
               <w:rPr>
-                <w:sz w:val="14"/>
+                <w:sz w:val="15"/>
               </w:rPr>
               <w:t>FetchXML stored in a web resource</w:t>
             </w:r>
@@ -6341,7 +6275,7 @@
         </w:tc>
         <w:tc>
           <w:tcPr>
-            <w:tcW w:w="1956" w:type="dxa"/>
+            <w:tcW w:w="2324" w:type="dxa"/>
             <w:shd w:val="clear" w:color="auto" w:fill="F3F6F9"/>
           </w:tcPr>
           <w:p>
@@ -6350,7 +6284,7 @@
             </w:pPr>
             <w:r>
               <w:rPr>
-                <w:sz w:val="14"/>
+                <w:sz w:val="15"/>
               </w:rPr>
               <w:t>Whole table; optional OData filter and sort</w:t>
             </w:r>
@@ -6358,7 +6292,7 @@
         </w:tc>
         <w:tc>
           <w:tcPr>
-            <w:tcW w:w="1956" w:type="dxa"/>
+            <w:tcW w:w="2324" w:type="dxa"/>
             <w:shd w:val="clear" w:color="auto" w:fill="F3F6F9"/>
           </w:tcPr>
           <w:p>
@@ -6367,7 +6301,7 @@
             </w:pPr>
             <w:r>
               <w:rPr>
-                <w:sz w:val="14"/>
+                <w:sz w:val="15"/>
               </w:rPr>
               <w:t>Whole table, or FetchXML from a web resource</w:t>
             </w:r>
@@ -6375,7 +6309,7 @@
         </w:tc>
         <w:tc>
           <w:tcPr>
-            <w:tcW w:w="1956" w:type="dxa"/>
+            <w:tcW w:w="2324" w:type="dxa"/>
             <w:shd w:val="clear" w:color="auto" w:fill="F3F6F9"/>
           </w:tcPr>
           <w:p>
@@ -6384,7 +6318,7 @@
             </w:pPr>
             <w:r>
               <w:rPr>
-                <w:sz w:val="14"/>
+                <w:sz w:val="15"/>
               </w:rPr>
               <w:t>The table's standard lookup dialog; no view or filter setting</w:t>
             </w:r>
@@ -6392,7 +6326,7 @@
         </w:tc>
         <w:tc>
           <w:tcPr>
-            <w:tcW w:w="1956" w:type="dxa"/>
+            <w:tcW w:w="2608" w:type="dxa"/>
             <w:shd w:val="clear" w:color="auto" w:fill="F3F6F9"/>
           </w:tcPr>
           <w:p>
@@ -6401,24 +6335,7 @@
             </w:pPr>
             <w:r>
               <w:rPr>
-                <w:sz w:val="14"/>
-              </w:rPr>
-              <w:t>contains() search on one column, first N rows</w:t>
-            </w:r>
-          </w:p>
-        </w:tc>
-        <w:tc>
-          <w:tcPr>
-            <w:tcW w:w="2239" w:type="dxa"/>
-            <w:shd w:val="clear" w:color="auto" w:fill="F3F6F9"/>
-          </w:tcPr>
-          <w:p>
-            <w:pPr>
-              <w:spacing w:after="0"/>
-            </w:pPr>
-            <w:r>
-              <w:rPr>
-                <w:sz w:val="14"/>
+                <w:sz w:val="15"/>
               </w:rPr>
               <w:t>System view, FetchXML filter or OData filter set on the control</w:t>
             </w:r>
@@ -6431,15 +6348,15 @@
         </w:trPr>
         <w:tc>
           <w:tcPr>
-            <w:tcW w:w="1304" w:type="dxa"/>
-          </w:tcPr>
-          <w:p>
-            <w:pPr>
-              <w:spacing w:after="0"/>
-            </w:pPr>
-            <w:r>
-              <w:rPr>
-                <w:sz w:val="14"/>
+            <w:tcW w:w="1417" w:type="dxa"/>
+          </w:tcPr>
+          <w:p>
+            <w:pPr>
+              <w:spacing w:after="0"/>
+            </w:pPr>
+            <w:r>
+              <w:rPr>
+                <w:sz w:val="15"/>
               </w:rPr>
               <w:t>Saving on existing records</w:t>
             </w:r>
@@ -6447,15 +6364,15 @@
         </w:tc>
         <w:tc>
           <w:tcPr>
-            <w:tcW w:w="1956" w:type="dxa"/>
-          </w:tcPr>
-          <w:p>
-            <w:pPr>
-              <w:spacing w:after="0"/>
-            </w:pPr>
-            <w:r>
-              <w:rPr>
-                <w:sz w:val="14"/>
+            <w:tcW w:w="2324" w:type="dxa"/>
+          </w:tcPr>
+          <w:p>
+            <w:pPr>
+              <w:spacing w:after="0"/>
+            </w:pPr>
+            <w:r>
+              <w:rPr>
+                <w:sz w:val="15"/>
               </w:rPr>
               <w:t>A link per click; errors in browser pop-ups</w:t>
             </w:r>
@@ -6463,37 +6380,37 @@
         </w:tc>
         <w:tc>
           <w:tcPr>
-            <w:tcW w:w="1956" w:type="dxa"/>
-          </w:tcPr>
-          <w:p>
-            <w:pPr>
-              <w:spacing w:after="0"/>
-            </w:pPr>
-            <w:r>
-              <w:rPr>
-                <w:sz w:val="14"/>
-              </w:rPr>
-              <w:t xml:space="preserve">A link per click; server errors are not </w:t>
-            </w:r>
-            <w:r>
-              <w:rPr>
-                <w:sz w:val="14"/>
-              </w:rPr>
-              <w:t>checked or shown</w:t>
-            </w:r>
-          </w:p>
-        </w:tc>
-        <w:tc>
-          <w:tcPr>
-            <w:tcW w:w="1956" w:type="dxa"/>
-          </w:tcPr>
-          <w:p>
-            <w:pPr>
-              <w:spacing w:after="0"/>
-            </w:pPr>
-            <w:r>
-              <w:rPr>
-                <w:sz w:val="14"/>
+            <w:tcW w:w="2324" w:type="dxa"/>
+          </w:tcPr>
+          <w:p>
+            <w:pPr>
+              <w:spacing w:after="0"/>
+            </w:pPr>
+            <w:r>
+              <w:rPr>
+                <w:sz w:val="15"/>
+              </w:rPr>
+              <w:t xml:space="preserve">A link per click; server </w:t>
+            </w:r>
+            <w:r>
+              <w:rPr>
+                <w:sz w:val="15"/>
+              </w:rPr>
+              <w:t>errors are not checked or shown</w:t>
+            </w:r>
+          </w:p>
+        </w:tc>
+        <w:tc>
+          <w:tcPr>
+            <w:tcW w:w="2324" w:type="dxa"/>
+          </w:tcPr>
+          <w:p>
+            <w:pPr>
+              <w:spacing w:after="0"/>
+            </w:pPr>
+            <w:r>
+              <w:rPr>
+                <w:sz w:val="15"/>
               </w:rPr>
               <w:t>Creates or deactivates link-table rows per click; errors in pop-ups</w:t>
             </w:r>
@@ -6501,15 +6418,15 @@
         </w:tc>
         <w:tc>
           <w:tcPr>
-            <w:tcW w:w="1956" w:type="dxa"/>
-          </w:tcPr>
-          <w:p>
-            <w:pPr>
-              <w:spacing w:after="0"/>
-            </w:pPr>
-            <w:r>
-              <w:rPr>
-                <w:sz w:val="14"/>
+            <w:tcW w:w="2324" w:type="dxa"/>
+          </w:tcPr>
+          <w:p>
+            <w:pPr>
+              <w:spacing w:after="0"/>
+            </w:pPr>
+            <w:r>
+              <w:rPr>
+                <w:sz w:val="15"/>
               </w:rPr>
               <w:t>Links after the dialog closes, unlinks per ×; errors only in the console</w:t>
             </w:r>
@@ -6517,31 +6434,15 @@
         </w:tc>
         <w:tc>
           <w:tcPr>
-            <w:tcW w:w="1956" w:type="dxa"/>
-          </w:tcPr>
-          <w:p>
-            <w:pPr>
-              <w:spacing w:after="0"/>
-            </w:pPr>
-            <w:r>
-              <w:rPr>
-                <w:sz w:val="14"/>
-              </w:rPr>
-              <w:t>No links; the text is saved with the form</w:t>
-            </w:r>
-          </w:p>
-        </w:tc>
-        <w:tc>
-          <w:tcPr>
-            <w:tcW w:w="2239" w:type="dxa"/>
-          </w:tcPr>
-          <w:p>
-            <w:pPr>
-              <w:spacing w:after="0"/>
-            </w:pPr>
-            <w:r>
-              <w:rPr>
-                <w:sz w:val="14"/>
+            <w:tcW w:w="2608" w:type="dxa"/>
+          </w:tcPr>
+          <w:p>
+            <w:pPr>
+              <w:spacing w:after="0"/>
+            </w:pPr>
+            <w:r>
+              <w:rPr>
+                <w:sz w:val="15"/>
               </w:rPr>
               <w:t>A link per click, with retries, rollback of failed changes and messages under the field</w:t>
             </w:r>
@@ -6554,7 +6455,7 @@
         </w:trPr>
         <w:tc>
           <w:tcPr>
-            <w:tcW w:w="1304" w:type="dxa"/>
+            <w:tcW w:w="1417" w:type="dxa"/>
             <w:shd w:val="clear" w:color="auto" w:fill="F3F6F9"/>
           </w:tcPr>
           <w:p>
@@ -6563,7 +6464,7 @@
             </w:pPr>
             <w:r>
               <w:rPr>
-                <w:sz w:val="14"/>
+                <w:sz w:val="15"/>
               </w:rPr>
               <w:t>New records</w:t>
             </w:r>
@@ -6571,7 +6472,7 @@
         </w:tc>
         <w:tc>
           <w:tcPr>
-            <w:tcW w:w="1956" w:type="dxa"/>
+            <w:tcW w:w="2324" w:type="dxa"/>
             <w:shd w:val="clear" w:color="auto" w:fill="F3F6F9"/>
           </w:tcPr>
           <w:p>
@@ -6580,7 +6481,7 @@
             </w:pPr>
             <w:r>
               <w:rPr>
-                <w:sz w:val="14"/>
+                <w:sz w:val="15"/>
               </w:rPr>
               <w:t>Writes the picks as JSON into the bound column; a plug-in creates the links</w:t>
             </w:r>
@@ -6588,7 +6489,7 @@
         </w:tc>
         <w:tc>
           <w:tcPr>
-            <w:tcW w:w="1956" w:type="dxa"/>
+            <w:tcW w:w="2324" w:type="dxa"/>
             <w:shd w:val="clear" w:color="auto" w:fill="F3F6F9"/>
           </w:tcPr>
           <w:p>
@@ -6597,7 +6498,7 @@
             </w:pPr>
             <w:r>
               <w:rPr>
-                <w:sz w:val="14"/>
+                <w:sz w:val="15"/>
               </w:rPr>
               <w:t>No handling for unsaved records</w:t>
             </w:r>
@@ -6605,7 +6506,7 @@
         </w:tc>
         <w:tc>
           <w:tcPr>
-            <w:tcW w:w="1956" w:type="dxa"/>
+            <w:tcW w:w="2324" w:type="dxa"/>
             <w:shd w:val="clear" w:color="auto" w:fill="F3F6F9"/>
           </w:tcPr>
           <w:p>
@@ -6614,7 +6515,7 @@
             </w:pPr>
             <w:r>
               <w:rPr>
-                <w:sz w:val="14"/>
+                <w:sz w:val="15"/>
               </w:rPr>
               <w:t>Writes the picks as JSON into the bound column; nothing creates the links afterwards</w:t>
             </w:r>
@@ -6622,7 +6523,7 @@
         </w:tc>
         <w:tc>
           <w:tcPr>
-            <w:tcW w:w="1956" w:type="dxa"/>
+            <w:tcW w:w="2324" w:type="dxa"/>
             <w:shd w:val="clear" w:color="auto" w:fill="F3F6F9"/>
           </w:tcPr>
           <w:p>
@@ -6631,21 +6532,15 @@
             </w:pPr>
             <w:r>
               <w:rPr>
-                <w:sz w:val="14"/>
-              </w:rPr>
-              <w:t xml:space="preserve">No </w:t>
-            </w:r>
-            <w:r>
-              <w:rPr>
-                <w:sz w:val="14"/>
-              </w:rPr>
-              <w:t>handling for unsaved records</w:t>
-            </w:r>
-          </w:p>
-        </w:tc>
-        <w:tc>
-          <w:tcPr>
-            <w:tcW w:w="1956" w:type="dxa"/>
+                <w:sz w:val="15"/>
+              </w:rPr>
+              <w:t>No handling for unsaved records</w:t>
+            </w:r>
+          </w:p>
+        </w:tc>
+        <w:tc>
+          <w:tcPr>
+            <w:tcW w:w="2608" w:type="dxa"/>
             <w:shd w:val="clear" w:color="auto" w:fill="F3F6F9"/>
           </w:tcPr>
           <w:p>
@@ -6654,24 +6549,7 @@
             </w:pPr>
             <w:r>
               <w:rPr>
-                <w:sz w:val="14"/>
-              </w:rPr>
-              <w:t>Works (only text is stored)</w:t>
-            </w:r>
-          </w:p>
-        </w:tc>
-        <w:tc>
-          <w:tcPr>
-            <w:tcW w:w="2239" w:type="dxa"/>
-            <w:shd w:val="clear" w:color="auto" w:fill="F3F6F9"/>
-          </w:tcPr>
-          <w:p>
-            <w:pPr>
-              <w:spacing w:after="0"/>
-            </w:pPr>
-            <w:r>
-              <w:rPr>
-                <w:sz w:val="14"/>
+                <w:sz w:val="15"/>
               </w:rPr>
               <w:t>Keeps the picks and links them after the first save; no plug-in</w:t>
             </w:r>
@@ -6684,15 +6562,15 @@
         </w:trPr>
         <w:tc>
           <w:tcPr>
-            <w:tcW w:w="1304" w:type="dxa"/>
-          </w:tcPr>
-          <w:p>
-            <w:pPr>
-              <w:spacing w:after="0"/>
-            </w:pPr>
-            <w:r>
-              <w:rPr>
-                <w:sz w:val="14"/>
+            <w:tcW w:w="1417" w:type="dxa"/>
+          </w:tcPr>
+          <w:p>
+            <w:pPr>
+              <w:spacing w:after="0"/>
+            </w:pPr>
+            <w:r>
+              <w:rPr>
+                <w:sz w:val="15"/>
               </w:rPr>
               <w:t>Bound column</w:t>
             </w:r>
@@ -6700,15 +6578,15 @@
         </w:tc>
         <w:tc>
           <w:tcPr>
-            <w:tcW w:w="1956" w:type="dxa"/>
-          </w:tcPr>
-          <w:p>
-            <w:pPr>
-              <w:spacing w:after="0"/>
-            </w:pPr>
-            <w:r>
-              <w:rPr>
-                <w:sz w:val="14"/>
+            <w:tcW w:w="2324" w:type="dxa"/>
+          </w:tcPr>
+          <w:p>
+            <w:pPr>
+              <w:spacing w:after="0"/>
+            </w:pPr>
+            <w:r>
+              <w:rPr>
+                <w:sz w:val="15"/>
               </w:rPr>
               <w:t>Overwritten with JSON</w:t>
             </w:r>
@@ -6716,15 +6594,15 @@
         </w:tc>
         <w:tc>
           <w:tcPr>
-            <w:tcW w:w="1956" w:type="dxa"/>
-          </w:tcPr>
-          <w:p>
-            <w:pPr>
-              <w:spacing w:after="0"/>
-            </w:pPr>
-            <w:r>
-              <w:rPr>
-                <w:sz w:val="14"/>
+            <w:tcW w:w="2324" w:type="dxa"/>
+          </w:tcPr>
+          <w:p>
+            <w:pPr>
+              <w:spacing w:after="0"/>
+            </w:pPr>
+            <w:r>
+              <w:rPr>
+                <w:sz w:val="15"/>
               </w:rPr>
               <w:t>None (subgrid control)</w:t>
             </w:r>
@@ -6732,15 +6610,15 @@
         </w:tc>
         <w:tc>
           <w:tcPr>
-            <w:tcW w:w="1956" w:type="dxa"/>
-          </w:tcPr>
-          <w:p>
-            <w:pPr>
-              <w:spacing w:after="0"/>
-            </w:pPr>
-            <w:r>
-              <w:rPr>
-                <w:sz w:val="14"/>
+            <w:tcW w:w="2324" w:type="dxa"/>
+          </w:tcPr>
+          <w:p>
+            <w:pPr>
+              <w:spacing w:after="0"/>
+            </w:pPr>
+            <w:r>
+              <w:rPr>
+                <w:sz w:val="15"/>
               </w:rPr>
               <w:t>JSON on unsaved records</w:t>
             </w:r>
@@ -6748,15 +6626,15 @@
         </w:tc>
         <w:tc>
           <w:tcPr>
-            <w:tcW w:w="1956" w:type="dxa"/>
-          </w:tcPr>
-          <w:p>
-            <w:pPr>
-              <w:spacing w:after="0"/>
-            </w:pPr>
-            <w:r>
-              <w:rPr>
-                <w:sz w:val="14"/>
+            <w:tcW w:w="2324" w:type="dxa"/>
+          </w:tcPr>
+          <w:p>
+            <w:pPr>
+              <w:spacing w:after="0"/>
+            </w:pPr>
+            <w:r>
+              <w:rPr>
+                <w:sz w:val="15"/>
               </w:rPr>
               <w:t>None (subgrid control)</w:t>
             </w:r>
@@ -6764,37 +6642,15 @@
         </w:tc>
         <w:tc>
           <w:tcPr>
-            <w:tcW w:w="1956" w:type="dxa"/>
-          </w:tcPr>
-          <w:p>
-            <w:pPr>
-              <w:spacing w:after="0"/>
-            </w:pPr>
-            <w:r>
-              <w:rPr>
-                <w:sz w:val="14"/>
-              </w:rPr>
-              <w:t xml:space="preserve">Holds the selection </w:t>
-            </w:r>
-            <w:r>
-              <w:rPr>
-                <w:sz w:val="14"/>
-              </w:rPr>
-              <w:t>(comma-separated values, usually GUIDs)</w:t>
-            </w:r>
-          </w:p>
-        </w:tc>
-        <w:tc>
-          <w:tcPr>
-            <w:tcW w:w="2239" w:type="dxa"/>
-          </w:tcPr>
-          <w:p>
-            <w:pPr>
-              <w:spacing w:after="0"/>
-            </w:pPr>
-            <w:r>
-              <w:rPr>
-                <w:sz w:val="14"/>
+            <w:tcW w:w="2608" w:type="dxa"/>
+          </w:tcPr>
+          <w:p>
+            <w:pPr>
+              <w:spacing w:after="0"/>
+            </w:pPr>
+            <w:r>
+              <w:rPr>
+                <w:sz w:val="15"/>
               </w:rPr>
               <w:t>Not changed by default; can hold a readable list of names</w:t>
             </w:r>
@@ -6807,7 +6663,7 @@
         </w:trPr>
         <w:tc>
           <w:tcPr>
-            <w:tcW w:w="1304" w:type="dxa"/>
+            <w:tcW w:w="1417" w:type="dxa"/>
             <w:shd w:val="clear" w:color="auto" w:fill="F3F6F9"/>
           </w:tcPr>
           <w:p>
@@ -6816,7 +6672,7 @@
             </w:pPr>
             <w:r>
               <w:rPr>
-                <w:sz w:val="14"/>
+                <w:sz w:val="15"/>
               </w:rPr>
               <w:t>Subgrids</w:t>
             </w:r>
@@ -6824,7 +6680,7 @@
         </w:tc>
         <w:tc>
           <w:tcPr>
-            <w:tcW w:w="1956" w:type="dxa"/>
+            <w:tcW w:w="2324" w:type="dxa"/>
             <w:shd w:val="clear" w:color="auto" w:fill="F3F6F9"/>
           </w:tcPr>
           <w:p>
@@ -6833,7 +6689,7 @@
             </w:pPr>
             <w:r>
               <w:rPr>
-                <w:sz w:val="14"/>
+                <w:sz w:val="15"/>
               </w:rPr>
               <w:t>Not refreshed</w:t>
             </w:r>
@@ -6841,7 +6697,7 @@
         </w:tc>
         <w:tc>
           <w:tcPr>
-            <w:tcW w:w="1956" w:type="dxa"/>
+            <w:tcW w:w="2324" w:type="dxa"/>
             <w:shd w:val="clear" w:color="auto" w:fill="F3F6F9"/>
           </w:tcPr>
           <w:p>
@@ -6850,15 +6706,21 @@
             </w:pPr>
             <w:r>
               <w:rPr>
-                <w:sz w:val="14"/>
-              </w:rPr>
-              <w:t>Takes the subgrid's place; no refresh</w:t>
-            </w:r>
-          </w:p>
-        </w:tc>
-        <w:tc>
-          <w:tcPr>
-            <w:tcW w:w="1956" w:type="dxa"/>
+                <w:sz w:val="15"/>
+              </w:rPr>
+              <w:t xml:space="preserve">Takes the </w:t>
+            </w:r>
+            <w:r>
+              <w:rPr>
+                <w:sz w:val="15"/>
+              </w:rPr>
+              <w:t>subgrid's place; no refresh</w:t>
+            </w:r>
+          </w:p>
+        </w:tc>
+        <w:tc>
+          <w:tcPr>
+            <w:tcW w:w="2324" w:type="dxa"/>
             <w:shd w:val="clear" w:color="auto" w:fill="F3F6F9"/>
           </w:tcPr>
           <w:p>
@@ -6867,7 +6729,7 @@
             </w:pPr>
             <w:r>
               <w:rPr>
-                <w:sz w:val="14"/>
+                <w:sz w:val="15"/>
               </w:rPr>
               <w:t>Not refreshed</w:t>
             </w:r>
@@ -6875,7 +6737,7 @@
         </w:tc>
         <w:tc>
           <w:tcPr>
-            <w:tcW w:w="1956" w:type="dxa"/>
+            <w:tcW w:w="2324" w:type="dxa"/>
             <w:shd w:val="clear" w:color="auto" w:fill="F3F6F9"/>
           </w:tcPr>
           <w:p>
@@ -6884,7 +6746,7 @@
             </w:pPr>
             <w:r>
               <w:rPr>
-                <w:sz w:val="14"/>
+                <w:sz w:val="15"/>
               </w:rPr>
               <w:t>Refreshes the subgrid it replaces</w:t>
             </w:r>
@@ -6892,7 +6754,7 @@
         </w:tc>
         <w:tc>
           <w:tcPr>
-            <w:tcW w:w="1956" w:type="dxa"/>
+            <w:tcW w:w="2608" w:type="dxa"/>
             <w:shd w:val="clear" w:color="auto" w:fill="F3F6F9"/>
           </w:tcPr>
           <w:p>
@@ -6901,32 +6763,9 @@
             </w:pPr>
             <w:r>
               <w:rPr>
-                <w:sz w:val="14"/>
-              </w:rPr>
-              <w:t>Not applicable</w:t>
-            </w:r>
-          </w:p>
-        </w:tc>
-        <w:tc>
-          <w:tcPr>
-            <w:tcW w:w="2239" w:type="dxa"/>
-            <w:shd w:val="clear" w:color="auto" w:fill="F3F6F9"/>
-          </w:tcPr>
-          <w:p>
-            <w:pPr>
-              <w:spacing w:after="0"/>
-            </w:pPr>
-            <w:r>
-              <w:rPr>
-                <w:sz w:val="14"/>
-              </w:rPr>
-              <w:t xml:space="preserve">Refreshed after changes; </w:t>
-            </w:r>
-            <w:r>
-              <w:rPr>
-                <w:sz w:val="14"/>
-              </w:rPr>
-              <w:t>changes made in them appear in the control; can be hidden</w:t>
+                <w:sz w:val="15"/>
+              </w:rPr>
+              <w:t>Refreshed after changes; changes made in them appear in the control; can be hidden</w:t>
             </w:r>
           </w:p>
         </w:tc>
@@ -6937,15 +6776,15 @@
         </w:trPr>
         <w:tc>
           <w:tcPr>
-            <w:tcW w:w="1304" w:type="dxa"/>
-          </w:tcPr>
-          <w:p>
-            <w:pPr>
-              <w:spacing w:after="0"/>
-            </w:pPr>
-            <w:r>
-              <w:rPr>
-                <w:sz w:val="14"/>
+            <w:tcW w:w="1417" w:type="dxa"/>
+          </w:tcPr>
+          <w:p>
+            <w:pPr>
+              <w:spacing w:after="0"/>
+            </w:pPr>
+            <w:r>
+              <w:rPr>
+                <w:sz w:val="15"/>
               </w:rPr>
               <w:t>Inactive records</w:t>
             </w:r>
@@ -6953,15 +6792,15 @@
         </w:tc>
         <w:tc>
           <w:tcPr>
-            <w:tcW w:w="1956" w:type="dxa"/>
-          </w:tcPr>
-          <w:p>
-            <w:pPr>
-              <w:spacing w:after="0"/>
-            </w:pPr>
-            <w:r>
-              <w:rPr>
-                <w:sz w:val="14"/>
+            <w:tcW w:w="2324" w:type="dxa"/>
+          </w:tcPr>
+          <w:p>
+            <w:pPr>
+              <w:spacing w:after="0"/>
+            </w:pPr>
+            <w:r>
+              <w:rPr>
+                <w:sz w:val="15"/>
               </w:rPr>
               <w:t>Offered like any other record</w:t>
             </w:r>
@@ -6969,15 +6808,15 @@
         </w:tc>
         <w:tc>
           <w:tcPr>
-            <w:tcW w:w="1956" w:type="dxa"/>
-          </w:tcPr>
-          <w:p>
-            <w:pPr>
-              <w:spacing w:after="0"/>
-            </w:pPr>
-            <w:r>
-              <w:rPr>
-                <w:sz w:val="14"/>
+            <w:tcW w:w="2324" w:type="dxa"/>
+          </w:tcPr>
+          <w:p>
+            <w:pPr>
+              <w:spacing w:after="0"/>
+            </w:pPr>
+            <w:r>
+              <w:rPr>
+                <w:sz w:val="15"/>
               </w:rPr>
               <w:t>Offered unless the OData filter excludes them</w:t>
             </w:r>
@@ -6985,15 +6824,15 @@
         </w:tc>
         <w:tc>
           <w:tcPr>
-            <w:tcW w:w="1956" w:type="dxa"/>
-          </w:tcPr>
-          <w:p>
-            <w:pPr>
-              <w:spacing w:after="0"/>
-            </w:pPr>
-            <w:r>
-              <w:rPr>
-                <w:sz w:val="14"/>
+            <w:tcW w:w="2324" w:type="dxa"/>
+          </w:tcPr>
+          <w:p>
+            <w:pPr>
+              <w:spacing w:after="0"/>
+            </w:pPr>
+            <w:r>
+              <w:rPr>
+                <w:sz w:val="15"/>
               </w:rPr>
               <w:t>Offered unless the FetchXML excludes them</w:t>
             </w:r>
@@ -7001,15 +6840,15 @@
         </w:tc>
         <w:tc>
           <w:tcPr>
-            <w:tcW w:w="1956" w:type="dxa"/>
-          </w:tcPr>
-          <w:p>
-            <w:pPr>
-              <w:spacing w:after="0"/>
-            </w:pPr>
-            <w:r>
-              <w:rPr>
-                <w:sz w:val="14"/>
+            <w:tcW w:w="2324" w:type="dxa"/>
+          </w:tcPr>
+          <w:p>
+            <w:pPr>
+              <w:spacing w:after="0"/>
+            </w:pPr>
+            <w:r>
+              <w:rPr>
+                <w:sz w:val="15"/>
               </w:rPr>
               <w:t>As the lookup dialog's view shows them</w:t>
             </w:r>
@@ -7017,31 +6856,15 @@
         </w:tc>
         <w:tc>
           <w:tcPr>
-            <w:tcW w:w="1956" w:type="dxa"/>
-          </w:tcPr>
-          <w:p>
-            <w:pPr>
-              <w:spacing w:after="0"/>
-            </w:pPr>
-            <w:r>
-              <w:rPr>
-                <w:sz w:val="14"/>
-              </w:rPr>
-              <w:t>Offered; not configurable</w:t>
-            </w:r>
-          </w:p>
-        </w:tc>
-        <w:tc>
-          <w:tcPr>
-            <w:tcW w:w="2239" w:type="dxa"/>
-          </w:tcPr>
-          <w:p>
-            <w:pPr>
-              <w:spacing w:after="0"/>
-            </w:pPr>
-            <w:r>
-              <w:rPr>
-                <w:sz w:val="14"/>
+            <w:tcW w:w="2608" w:type="dxa"/>
+          </w:tcPr>
+          <w:p>
+            <w:pPr>
+              <w:spacing w:after="0"/>
+            </w:pPr>
+            <w:r>
+              <w:rPr>
+                <w:sz w:val="15"/>
               </w:rPr>
               <w:t>Hidden by default (configurable)</w:t>
             </w:r>
@@ -7054,7 +6877,7 @@
         </w:trPr>
         <w:tc>
           <w:tcPr>
-            <w:tcW w:w="1304" w:type="dxa"/>
+            <w:tcW w:w="1417" w:type="dxa"/>
             <w:shd w:val="clear" w:color="auto" w:fill="F3F6F9"/>
           </w:tcPr>
           <w:p>
@@ -7063,7 +6886,7 @@
             </w:pPr>
             <w:r>
               <w:rPr>
-                <w:sz w:val="14"/>
+                <w:sz w:val="15"/>
               </w:rPr>
               <w:t>Select all</w:t>
             </w:r>
@@ -7071,7 +6894,7 @@
         </w:tc>
         <w:tc>
           <w:tcPr>
-            <w:tcW w:w="1956" w:type="dxa"/>
+            <w:tcW w:w="2324" w:type="dxa"/>
             <w:shd w:val="clear" w:color="auto" w:fill="F3F6F9"/>
           </w:tcPr>
           <w:p>
@@ -7080,7 +6903,7 @@
             </w:pPr>
             <w:r>
               <w:rPr>
-                <w:sz w:val="14"/>
+                <w:sz w:val="15"/>
               </w:rPr>
               <w:t>No</w:t>
             </w:r>
@@ -7088,7 +6911,7 @@
         </w:tc>
         <w:tc>
           <w:tcPr>
-            <w:tcW w:w="1956" w:type="dxa"/>
+            <w:tcW w:w="2324" w:type="dxa"/>
             <w:shd w:val="clear" w:color="auto" w:fill="F3F6F9"/>
           </w:tcPr>
           <w:p>
@@ -7097,7 +6920,7 @@
             </w:pPr>
             <w:r>
               <w:rPr>
-                <w:sz w:val="14"/>
+                <w:sz w:val="15"/>
               </w:rPr>
               <w:t>No</w:t>
             </w:r>
@@ -7105,7 +6928,7 @@
         </w:tc>
         <w:tc>
           <w:tcPr>
-            <w:tcW w:w="1956" w:type="dxa"/>
+            <w:tcW w:w="2324" w:type="dxa"/>
             <w:shd w:val="clear" w:color="auto" w:fill="F3F6F9"/>
           </w:tcPr>
           <w:p>
@@ -7114,7 +6937,7 @@
             </w:pPr>
             <w:r>
               <w:rPr>
-                <w:sz w:val="14"/>
+                <w:sz w:val="15"/>
               </w:rPr>
               <w:t>No</w:t>
             </w:r>
@@ -7122,7 +6945,7 @@
         </w:tc>
         <w:tc>
           <w:tcPr>
-            <w:tcW w:w="1956" w:type="dxa"/>
+            <w:tcW w:w="2324" w:type="dxa"/>
             <w:shd w:val="clear" w:color="auto" w:fill="F3F6F9"/>
           </w:tcPr>
           <w:p>
@@ -7131,7 +6954,7 @@
             </w:pPr>
             <w:r>
               <w:rPr>
-                <w:sz w:val="14"/>
+                <w:sz w:val="15"/>
               </w:rPr>
               <w:t>No; several records can be picked in the lookup dialog</w:t>
             </w:r>
@@ -7139,7 +6962,7 @@
         </w:tc>
         <w:tc>
           <w:tcPr>
-            <w:tcW w:w="1956" w:type="dxa"/>
+            <w:tcW w:w="2608" w:type="dxa"/>
             <w:shd w:val="clear" w:color="auto" w:fill="F3F6F9"/>
           </w:tcPr>
           <w:p>
@@ -7148,24 +6971,7 @@
             </w:pPr>
             <w:r>
               <w:rPr>
-                <w:sz w:val="14"/>
-              </w:rPr>
-              <w:t>No (clear all only)</w:t>
-            </w:r>
-          </w:p>
-        </w:tc>
-        <w:tc>
-          <w:tcPr>
-            <w:tcW w:w="2239" w:type="dxa"/>
-            <w:shd w:val="clear" w:color="auto" w:fill="F3F6F9"/>
-          </w:tcPr>
-          <w:p>
-            <w:pPr>
-              <w:spacing w:after="0"/>
-            </w:pPr>
-            <w:r>
-              <w:rPr>
-                <w:sz w:val="14"/>
+                <w:sz w:val="15"/>
               </w:rPr>
               <w:t>Yes, with a configurable limit</w:t>
             </w:r>
@@ -7178,15 +6984,15 @@
         </w:trPr>
         <w:tc>
           <w:tcPr>
-            <w:tcW w:w="1304" w:type="dxa"/>
-          </w:tcPr>
-          <w:p>
-            <w:pPr>
-              <w:spacing w:after="0"/>
-            </w:pPr>
-            <w:r>
-              <w:rPr>
-                <w:sz w:val="14"/>
+            <w:tcW w:w="1417" w:type="dxa"/>
+          </w:tcPr>
+          <w:p>
+            <w:pPr>
+              <w:spacing w:after="0"/>
+            </w:pPr>
+            <w:r>
+              <w:rPr>
+                <w:sz w:val="15"/>
               </w:rPr>
               <w:t>Large tables</w:t>
             </w:r>
@@ -7194,53 +7000,53 @@
         </w:tc>
         <w:tc>
           <w:tcPr>
-            <w:tcW w:w="1956" w:type="dxa"/>
-          </w:tcPr>
-          <w:p>
-            <w:pPr>
-              <w:spacing w:after="0"/>
-            </w:pPr>
-            <w:r>
-              <w:rPr>
-                <w:sz w:val="14"/>
-              </w:rPr>
-              <w:t>Up to 5,000 rows in one request</w:t>
-            </w:r>
-          </w:p>
-        </w:tc>
-        <w:tc>
-          <w:tcPr>
-            <w:tcW w:w="1956" w:type="dxa"/>
-          </w:tcPr>
-          <w:p>
-            <w:pPr>
-              <w:spacing w:after="0"/>
-            </w:pPr>
-            <w:r>
-              <w:rPr>
-                <w:sz w:val="14"/>
-              </w:rPr>
-              <w:t xml:space="preserve">First page (up to 5,000 rows) in memory, or </w:t>
-            </w:r>
-            <w:r>
-              <w:rPr>
-                <w:sz w:val="14"/>
-              </w:rPr>
-              <w:t>Dataverse search</w:t>
-            </w:r>
-          </w:p>
-        </w:tc>
-        <w:tc>
-          <w:tcPr>
-            <w:tcW w:w="1956" w:type="dxa"/>
-          </w:tcPr>
-          <w:p>
-            <w:pPr>
-              <w:spacing w:after="0"/>
-            </w:pPr>
-            <w:r>
-              <w:rPr>
-                <w:sz w:val="14"/>
+            <w:tcW w:w="2324" w:type="dxa"/>
+          </w:tcPr>
+          <w:p>
+            <w:pPr>
+              <w:spacing w:after="0"/>
+            </w:pPr>
+            <w:r>
+              <w:rPr>
+                <w:sz w:val="15"/>
+              </w:rPr>
+              <w:t xml:space="preserve">Up to 5,000 rows in </w:t>
+            </w:r>
+            <w:r>
+              <w:rPr>
+                <w:sz w:val="15"/>
+              </w:rPr>
+              <w:t>one request</w:t>
+            </w:r>
+          </w:p>
+        </w:tc>
+        <w:tc>
+          <w:tcPr>
+            <w:tcW w:w="2324" w:type="dxa"/>
+          </w:tcPr>
+          <w:p>
+            <w:pPr>
+              <w:spacing w:after="0"/>
+            </w:pPr>
+            <w:r>
+              <w:rPr>
+                <w:sz w:val="15"/>
+              </w:rPr>
+              <w:t>First page (up to 5,000 rows) in memory, or Dataverse search</w:t>
+            </w:r>
+          </w:p>
+        </w:tc>
+        <w:tc>
+          <w:tcPr>
+            <w:tcW w:w="2324" w:type="dxa"/>
+          </w:tcPr>
+          <w:p>
+            <w:pPr>
+              <w:spacing w:after="0"/>
+            </w:pPr>
+            <w:r>
+              <w:rPr>
+                <w:sz w:val="15"/>
               </w:rPr>
               <w:t>Up to 5,000 rows in one request; no paging</w:t>
             </w:r>
@@ -7248,15 +7054,15 @@
         </w:tc>
         <w:tc>
           <w:tcPr>
-            <w:tcW w:w="1956" w:type="dxa"/>
-          </w:tcPr>
-          <w:p>
-            <w:pPr>
-              <w:spacing w:after="0"/>
-            </w:pPr>
-            <w:r>
-              <w:rPr>
-                <w:sz w:val="14"/>
+            <w:tcW w:w="2324" w:type="dxa"/>
+          </w:tcPr>
+          <w:p>
+            <w:pPr>
+              <w:spacing w:after="0"/>
+            </w:pPr>
+            <w:r>
+              <w:rPr>
+                <w:sz w:val="15"/>
               </w:rPr>
               <w:t>Only the rows the subgrid loads (250 recommended)</w:t>
             </w:r>
@@ -7264,31 +7070,15 @@
         </w:tc>
         <w:tc>
           <w:tcPr>
-            <w:tcW w:w="1956" w:type="dxa"/>
-          </w:tcPr>
-          <w:p>
-            <w:pPr>
-              <w:spacing w:after="0"/>
-            </w:pPr>
-            <w:r>
-              <w:rPr>
-                <w:sz w:val="14"/>
-              </w:rPr>
-              <w:t>Server search, first N rows (50 or fewer recommended)</w:t>
-            </w:r>
-          </w:p>
-        </w:tc>
-        <w:tc>
-          <w:tcPr>
-            <w:tcW w:w="2239" w:type="dxa"/>
-          </w:tcPr>
-          <w:p>
-            <w:pPr>
-              <w:spacing w:after="0"/>
-            </w:pPr>
-            <w:r>
-              <w:rPr>
-                <w:sz w:val="14"/>
+            <w:tcW w:w="2608" w:type="dxa"/>
+          </w:tcPr>
+          <w:p>
+            <w:pPr>
+              <w:spacing w:after="0"/>
+            </w:pPr>
+            <w:r>
+              <w:rPr>
+                <w:sz w:val="15"/>
               </w:rPr>
               <w:t>500 rows in memory, then server search with paging</w:t>
             </w:r>
@@ -7301,7 +7091,7 @@
         </w:trPr>
         <w:tc>
           <w:tcPr>
-            <w:tcW w:w="1304" w:type="dxa"/>
+            <w:tcW w:w="1417" w:type="dxa"/>
             <w:shd w:val="clear" w:color="auto" w:fill="F3F6F9"/>
           </w:tcPr>
           <w:p>
@@ -7310,7 +7100,7 @@
             </w:pPr>
             <w:r>
               <w:rPr>
-                <w:sz w:val="14"/>
+                <w:sz w:val="15"/>
               </w:rPr>
               <w:t>Third-party code</w:t>
             </w:r>
@@ -7318,7 +7108,7 @@
         </w:tc>
         <w:tc>
           <w:tcPr>
-            <w:tcW w:w="1956" w:type="dxa"/>
+            <w:tcW w:w="2324" w:type="dxa"/>
             <w:shd w:val="clear" w:color="auto" w:fill="F3F6F9"/>
           </w:tcPr>
           <w:p>
@@ -7327,21 +7117,15 @@
             </w:pPr>
             <w:r>
               <w:rPr>
-                <w:sz w:val="14"/>
-              </w:rPr>
-              <w:t xml:space="preserve">jQuery and </w:t>
-            </w:r>
-            <w:r>
-              <w:rPr>
-                <w:sz w:val="14"/>
-              </w:rPr>
-              <w:t>select2</w:t>
-            </w:r>
-          </w:p>
-        </w:tc>
-        <w:tc>
-          <w:tcPr>
-            <w:tcW w:w="1956" w:type="dxa"/>
+                <w:sz w:val="15"/>
+              </w:rPr>
+              <w:t>jQuery and select2</w:t>
+            </w:r>
+          </w:p>
+        </w:tc>
+        <w:tc>
+          <w:tcPr>
+            <w:tcW w:w="2324" w:type="dxa"/>
             <w:shd w:val="clear" w:color="auto" w:fill="F3F6F9"/>
           </w:tcPr>
           <w:p>
@@ -7350,7 +7134,7 @@
             </w:pPr>
             <w:r>
               <w:rPr>
-                <w:sz w:val="14"/>
+                <w:sz w:val="15"/>
               </w:rPr>
               <w:t>React and Fluent UI 9 (platform libraries)</w:t>
             </w:r>
@@ -7358,7 +7142,7 @@
         </w:tc>
         <w:tc>
           <w:tcPr>
-            <w:tcW w:w="1956" w:type="dxa"/>
+            <w:tcW w:w="2324" w:type="dxa"/>
             <w:shd w:val="clear" w:color="auto" w:fill="F3F6F9"/>
           </w:tcPr>
           <w:p>
@@ -7367,7 +7151,7 @@
             </w:pPr>
             <w:r>
               <w:rPr>
-                <w:sz w:val="14"/>
+                <w:sz w:val="15"/>
               </w:rPr>
               <w:t>jQuery and Select2</w:t>
             </w:r>
@@ -7375,7 +7159,7 @@
         </w:tc>
         <w:tc>
           <w:tcPr>
-            <w:tcW w:w="1956" w:type="dxa"/>
+            <w:tcW w:w="2324" w:type="dxa"/>
             <w:shd w:val="clear" w:color="auto" w:fill="F3F6F9"/>
           </w:tcPr>
           <w:p>
@@ -7384,7 +7168,7 @@
             </w:pPr>
             <w:r>
               <w:rPr>
-                <w:sz w:val="14"/>
+                <w:sz w:val="15"/>
               </w:rPr>
               <w:t>React 18 (development build in the published package)</w:t>
             </w:r>
@@ -7392,7 +7176,7 @@
         </w:tc>
         <w:tc>
           <w:tcPr>
-            <w:tcW w:w="1956" w:type="dxa"/>
+            <w:tcW w:w="2608" w:type="dxa"/>
             <w:shd w:val="clear" w:color="auto" w:fill="F3F6F9"/>
           </w:tcPr>
           <w:p>
@@ -7401,24 +7185,7 @@
             </w:pPr>
             <w:r>
               <w:rPr>
-                <w:sz w:val="14"/>
-              </w:rPr>
-              <w:t>react-select (with Emotion) and React</w:t>
-            </w:r>
-          </w:p>
-        </w:tc>
-        <w:tc>
-          <w:tcPr>
-            <w:tcW w:w="2239" w:type="dxa"/>
-            <w:shd w:val="clear" w:color="auto" w:fill="F3F6F9"/>
-          </w:tcPr>
-          <w:p>
-            <w:pPr>
-              <w:spacing w:after="0"/>
-            </w:pPr>
-            <w:r>
-              <w:rPr>
-                <w:sz w:val="14"/>
+                <w:sz w:val="15"/>
               </w:rPr>
               <w:t>None</w:t>
             </w:r>
@@ -7431,15 +7198,15 @@
         </w:trPr>
         <w:tc>
           <w:tcPr>
-            <w:tcW w:w="1304" w:type="dxa"/>
-          </w:tcPr>
-          <w:p>
-            <w:pPr>
-              <w:spacing w:after="0"/>
-            </w:pPr>
-            <w:r>
-              <w:rPr>
-                <w:sz w:val="14"/>
+            <w:tcW w:w="1417" w:type="dxa"/>
+          </w:tcPr>
+          <w:p>
+            <w:pPr>
+              <w:spacing w:after="0"/>
+            </w:pPr>
+            <w:r>
+              <w:rPr>
+                <w:sz w:val="15"/>
               </w:rPr>
               <w:t>Version reviewed</w:t>
             </w:r>
@@ -7447,15 +7214,15 @@
         </w:tc>
         <w:tc>
           <w:tcPr>
-            <w:tcW w:w="1956" w:type="dxa"/>
-          </w:tcPr>
-          <w:p>
-            <w:pPr>
-              <w:spacing w:after="0"/>
-            </w:pPr>
-            <w:r>
-              <w:rPr>
-                <w:sz w:val="14"/>
+            <w:tcW w:w="2324" w:type="dxa"/>
+          </w:tcPr>
+          <w:p>
+            <w:pPr>
+              <w:spacing w:after="0"/>
+            </w:pPr>
+            <w:r>
+              <w:rPr>
+                <w:sz w:val="15"/>
               </w:rPr>
               <w:t>0.0.109</w:t>
             </w:r>
@@ -7463,15 +7230,15 @@
         </w:tc>
         <w:tc>
           <w:tcPr>
-            <w:tcW w:w="1956" w:type="dxa"/>
-          </w:tcPr>
-          <w:p>
-            <w:pPr>
-              <w:spacing w:after="0"/>
-            </w:pPr>
-            <w:r>
-              <w:rPr>
-                <w:sz w:val="14"/>
+            <w:tcW w:w="2324" w:type="dxa"/>
+          </w:tcPr>
+          <w:p>
+            <w:pPr>
+              <w:spacing w:after="0"/>
+            </w:pPr>
+            <w:r>
+              <w:rPr>
+                <w:sz w:val="15"/>
               </w:rPr>
               <w:t>0.0.2 (solution 1.0.1.1, 2024)</w:t>
             </w:r>
@@ -7479,37 +7246,31 @@
         </w:tc>
         <w:tc>
           <w:tcPr>
-            <w:tcW w:w="1956" w:type="dxa"/>
-          </w:tcPr>
-          <w:p>
-            <w:pPr>
-              <w:spacing w:after="0"/>
-            </w:pPr>
-            <w:r>
-              <w:rPr>
-                <w:sz w:val="14"/>
-              </w:rPr>
-              <w:t xml:space="preserve">0.0.109 (2021, last change </w:t>
-            </w:r>
-            <w:r>
-              <w:rPr>
-                <w:sz w:val="14"/>
-              </w:rPr>
-              <w:t>2022)</w:t>
-            </w:r>
-          </w:p>
-        </w:tc>
-        <w:tc>
-          <w:tcPr>
-            <w:tcW w:w="1956" w:type="dxa"/>
-          </w:tcPr>
-          <w:p>
-            <w:pPr>
-              <w:spacing w:after="0"/>
-            </w:pPr>
-            <w:r>
-              <w:rPr>
-                <w:sz w:val="14"/>
+            <w:tcW w:w="2324" w:type="dxa"/>
+          </w:tcPr>
+          <w:p>
+            <w:pPr>
+              <w:spacing w:after="0"/>
+            </w:pPr>
+            <w:r>
+              <w:rPr>
+                <w:sz w:val="15"/>
+              </w:rPr>
+              <w:t>0.0.109 (2021, last change 2022)</w:t>
+            </w:r>
+          </w:p>
+        </w:tc>
+        <w:tc>
+          <w:tcPr>
+            <w:tcW w:w="2324" w:type="dxa"/>
+          </w:tcPr>
+          <w:p>
+            <w:pPr>
+              <w:spacing w:after="0"/>
+            </w:pPr>
+            <w:r>
+              <w:rPr>
+                <w:sz w:val="15"/>
               </w:rPr>
               <w:t>2.0.1 (release 2024)</w:t>
             </w:r>
@@ -7517,31 +7278,15 @@
         </w:tc>
         <w:tc>
           <w:tcPr>
-            <w:tcW w:w="1956" w:type="dxa"/>
-          </w:tcPr>
-          <w:p>
-            <w:pPr>
-              <w:spacing w:after="0"/>
-            </w:pPr>
-            <w:r>
-              <w:rPr>
-                <w:sz w:val="14"/>
-              </w:rPr>
-              <w:t>1.0.0.3 (2022)</w:t>
-            </w:r>
-          </w:p>
-        </w:tc>
-        <w:tc>
-          <w:tcPr>
-            <w:tcW w:w="2239" w:type="dxa"/>
-          </w:tcPr>
-          <w:p>
-            <w:pPr>
-              <w:spacing w:after="0"/>
-            </w:pPr>
-            <w:r>
-              <w:rPr>
-                <w:sz w:val="14"/>
+            <w:tcW w:w="2608" w:type="dxa"/>
+          </w:tcPr>
+          <w:p>
+            <w:pPr>
+              <w:spacing w:after="0"/>
+            </w:pPr>
+            <w:r>
+              <w:rPr>
+                <w:sz w:val="15"/>
               </w:rPr>
               <w:t>1.0.0</w:t>
             </w:r>
@@ -7560,14 +7305,14 @@
           <w:color w:val="605E5C"/>
           <w:sz w:val="14"/>
         </w:rPr>
-        <w:t xml:space="preserve">Every entry comes from the control's documentation and source code. Sources: each control's PCF Gallery page (n-to-n-multiselect, multiselect-lookup, </w:t>
+        <w:t xml:space="preserve">Every entry </w:t>
       </w:r>
       <w:r>
         <w:rPr>
           <w:color w:val="605E5C"/>
           <w:sz w:val="14"/>
         </w:rPr>
-        <w:t>custom-nton-multiselect-lookup, multiselect-lookup-pcf, multiselect-entity-picker) and the GitHub repository it links to. Custom NToN Multiselect Lookup is based on the ITAintBoring control. All five are published under the MIT license.</w:t>
+        <w:t>comes from the control's documentation and source code. Sources: each control's PCF Gallery page (n-to-n-multiselect, multiselect-lookup, custom-nton-multiselect-lookup, multiselect-lookup-pcf) and the GitHub repository it links to. Custom NToN Multiselect Lookup is based on the ITAintBoring control. All four are published under the MIT license.</w:t>
       </w:r>
     </w:p>
     <w:p>
@@ -7584,7 +7329,7 @@
       <w:pPr>
         <w:pStyle w:val="Heading1"/>
       </w:pPr>
-      <w:bookmarkStart w:id="7" w:name="_Toc241878478"/>
+      <w:bookmarkStart w:id="7" w:name="_Toc241878710"/>
       <w:r>
         <w:lastRenderedPageBreak/>
         <w:t>2. Package contents</w:t>
@@ -7595,7 +7340,7 @@
       <w:pPr>
         <w:pStyle w:val="Heading2"/>
       </w:pPr>
-      <w:bookmarkStart w:id="8" w:name="_Toc241878479"/>
+      <w:bookmarkStart w:id="8" w:name="_Toc241878711"/>
       <w:r>
         <w:t>2.1 Files in the package</w:t>
       </w:r>
@@ -7722,7 +7467,13 @@
               <w:rPr>
                 <w:sz w:val="19"/>
               </w:rPr>
-              <w:t>Development environments. After import, the components can be added to other solutions and moved to test and production as part of them.</w:t>
+              <w:t xml:space="preserve">Development environments. After import, the components can be added to </w:t>
+            </w:r>
+            <w:r>
+              <w:rPr>
+                <w:sz w:val="19"/>
+              </w:rPr>
+              <w:t>other solutions and moved to test and production as part of them.</w:t>
             </w:r>
           </w:p>
         </w:tc>
@@ -7819,13 +7570,7 @@
               <w:rPr>
                 <w:sz w:val="19"/>
               </w:rPr>
-              <w:t xml:space="preserve">Short description of the package, the exact component names of </w:t>
-            </w:r>
-            <w:r>
-              <w:rPr>
-                <w:sz w:val="19"/>
-              </w:rPr>
-              <w:t>this build and SHA-256 checksums of the two zip files.</w:t>
+              <w:t>Short description of the package, the exact component names of this build and SHA-256 checksums of the two zip files.</w:t>
             </w:r>
           </w:p>
         </w:tc>
@@ -7948,7 +7693,7 @@
       <w:pPr>
         <w:pStyle w:val="Heading2"/>
       </w:pPr>
-      <w:bookmarkStart w:id="9" w:name="_Toc241878480"/>
+      <w:bookmarkStart w:id="9" w:name="_Toc241878712"/>
       <w:r>
         <w:t>2.2 Managed or unmanaged</w:t>
       </w:r>
@@ -8207,7 +7952,13 @@
               <w:rPr>
                 <w:sz w:val="19"/>
               </w:rPr>
-              <w:t>Import a newer unmanaged package, then publish</w:t>
+              <w:t xml:space="preserve">Import a newer </w:t>
+            </w:r>
+            <w:r>
+              <w:rPr>
+                <w:sz w:val="19"/>
+              </w:rPr>
+              <w:t>unmanaged package, then publish</w:t>
             </w:r>
           </w:p>
         </w:tc>
@@ -8315,10 +8066,7 @@
               <w:t xml:space="preserve">Recommended path.  </w:t>
             </w:r>
             <w:r>
-              <w:t xml:space="preserve">Import the unmanaged package into the development </w:t>
-            </w:r>
-            <w:r>
-              <w:t xml:space="preserve">environment, add the code component (and the form library, if it is used) to the solution that holds the forms, and let that solution carry the control to test and production. Use the managed package only to deploy the control </w:t>
+              <w:t xml:space="preserve">Import the unmanaged package into the development environment, add the code component (and the form library, if it is used) to the solution that holds the forms, and let that solution carry the control to test and production. Use the managed package only to deploy the control </w:t>
             </w:r>
             <w:r>
               <w:lastRenderedPageBreak/>
@@ -8337,7 +8085,7 @@
       <w:pPr>
         <w:pStyle w:val="Heading2"/>
       </w:pPr>
-      <w:bookmarkStart w:id="10" w:name="_Toc241878481"/>
+      <w:bookmarkStart w:id="10" w:name="_Toc241878713"/>
       <w:r>
         <w:t>2.3 Components in the solution</w:t>
       </w:r>
@@ -8531,13 +8279,13 @@
               <w:rPr>
                 <w:sz w:val="19"/>
               </w:rPr>
-              <w:t xml:space="preserve">Optional form library. It is used only when an environment does not deliver the control's bundle to the form (section 7). It does nothing unless it is added to a </w:t>
+              <w:t xml:space="preserve">Optional form library. It is used only when an environment does not deliver the control's </w:t>
             </w:r>
             <w:r>
               <w:rPr>
                 <w:sz w:val="19"/>
               </w:rPr>
-              <w:t>form.</w:t>
+              <w:t>bundle to the form (section 7). It does nothing unless it is added to a form.</w:t>
             </w:r>
           </w:p>
         </w:tc>
@@ -8558,7 +8306,7 @@
           <w:noProof/>
         </w:rPr>
         <w:drawing>
-          <wp:inline distT="0" distB="0" distL="0" distR="0" wp14:anchorId="35811BAB" wp14:editId="350F509B">
+          <wp:inline distT="0" distB="0" distL="0" distR="0" wp14:anchorId="335DB14E" wp14:editId="2C67C053">
             <wp:extent cx="5760000" cy="2062425"/>
             <wp:effectExtent l="0" t="0" r="0" b="0"/>
             <wp:docPr id="4" name="Picture 4"/>
@@ -8607,7 +8355,7 @@
       <w:pPr>
         <w:pStyle w:val="Heading2"/>
       </w:pPr>
-      <w:bookmarkStart w:id="11" w:name="_Toc241878482"/>
+      <w:bookmarkStart w:id="11" w:name="_Toc241878714"/>
       <w:r>
         <w:t>2.4 Source code</w:t>
       </w:r>
@@ -8742,13 +8490,7 @@
               <w:rPr>
                 <w:sz w:val="19"/>
               </w:rPr>
-              <w:t xml:space="preserve">Controller: settings, loading, saving, </w:t>
-            </w:r>
-            <w:r>
-              <w:rPr>
-                <w:sz w:val="19"/>
-              </w:rPr>
-              <w:t>new-record handling</w:t>
+              <w:t>Controller: settings, loading, saving, new-record handling</w:t>
             </w:r>
           </w:p>
         </w:tc>
@@ -8948,7 +8690,13 @@
               <w:rPr>
                 <w:sz w:val="19"/>
               </w:rPr>
-              <w:t>Built solution packages (attached to each release, not committed)</w:t>
+              <w:t xml:space="preserve">Built solution packages (attached to each </w:t>
+            </w:r>
+            <w:r>
+              <w:rPr>
+                <w:sz w:val="19"/>
+              </w:rPr>
+              <w:t>release, not committed)</w:t>
             </w:r>
           </w:p>
         </w:tc>
@@ -9101,7 +8849,7 @@
       <w:pPr>
         <w:pStyle w:val="Heading1"/>
       </w:pPr>
-      <w:bookmarkStart w:id="12" w:name="_Toc241878483"/>
+      <w:bookmarkStart w:id="12" w:name="_Toc241878715"/>
       <w:r>
         <w:t>3. Installation</w:t>
       </w:r>
@@ -9111,7 +8859,7 @@
       <w:pPr>
         <w:pStyle w:val="Heading2"/>
       </w:pPr>
-      <w:bookmarkStart w:id="13" w:name="_Toc241878484"/>
+      <w:bookmarkStart w:id="13" w:name="_Toc241878716"/>
       <w:r>
         <w:t>3.1 Before you start</w:t>
       </w:r>
@@ -9145,7 +8893,7 @@
       <w:pPr>
         <w:pStyle w:val="Heading2"/>
       </w:pPr>
-      <w:bookmarkStart w:id="14" w:name="_Toc241878485"/>
+      <w:bookmarkStart w:id="14" w:name="_Toc241878717"/>
       <w:r>
         <w:t>3.2 Import the unmanaged solution (development)</w:t>
       </w:r>
@@ -9192,7 +8940,7 @@
         </w:rPr>
         <w:lastRenderedPageBreak/>
         <w:drawing>
-          <wp:inline distT="0" distB="0" distL="0" distR="0" wp14:anchorId="279409D9" wp14:editId="754AA4DE">
+          <wp:inline distT="0" distB="0" distL="0" distR="0" wp14:anchorId="2349F277" wp14:editId="66E78F8D">
             <wp:extent cx="5760000" cy="2809936"/>
             <wp:effectExtent l="0" t="0" r="0" b="0"/>
             <wp:docPr id="5" name="Picture 5"/>
@@ -9277,7 +9025,7 @@
           <w:noProof/>
         </w:rPr>
         <w:drawing>
-          <wp:inline distT="0" distB="0" distL="0" distR="0" wp14:anchorId="4BA3CD16" wp14:editId="65FFA952">
+          <wp:inline distT="0" distB="0" distL="0" distR="0" wp14:anchorId="5C7B09A2" wp14:editId="772D7DE4">
             <wp:extent cx="5760000" cy="1964781"/>
             <wp:effectExtent l="0" t="0" r="0" b="0"/>
             <wp:docPr id="6" name="Picture 6"/>
@@ -9364,7 +9112,7 @@
           <w:noProof/>
         </w:rPr>
         <w:drawing>
-          <wp:inline distT="0" distB="0" distL="0" distR="0" wp14:anchorId="1C0F90F3" wp14:editId="1C386BCF">
+          <wp:inline distT="0" distB="0" distL="0" distR="0" wp14:anchorId="27437F34" wp14:editId="6373AC9B">
             <wp:extent cx="5760000" cy="1964781"/>
             <wp:effectExtent l="0" t="0" r="0" b="0"/>
             <wp:docPr id="7" name="Picture 7"/>
@@ -9470,7 +9218,7 @@
         </w:rPr>
         <w:lastRenderedPageBreak/>
         <w:drawing>
-          <wp:inline distT="0" distB="0" distL="0" distR="0" wp14:anchorId="3B8C9A26" wp14:editId="1C027541">
+          <wp:inline distT="0" distB="0" distL="0" distR="0" wp14:anchorId="67B1916B" wp14:editId="2224B148">
             <wp:extent cx="5470632" cy="3779999"/>
             <wp:effectExtent l="0" t="0" r="0" b="0"/>
             <wp:docPr id="8" name="Picture 8"/>
@@ -9537,7 +9285,7 @@
           <w:noProof/>
         </w:rPr>
         <w:drawing>
-          <wp:inline distT="0" distB="0" distL="0" distR="0" wp14:anchorId="2559031A" wp14:editId="62D8B0AB">
+          <wp:inline distT="0" distB="0" distL="0" distR="0" wp14:anchorId="74B1D0D9" wp14:editId="64A60FCA">
             <wp:extent cx="5760000" cy="2072420"/>
             <wp:effectExtent l="0" t="0" r="0" b="0"/>
             <wp:docPr id="9" name="Picture 9"/>
@@ -9605,7 +9353,7 @@
         </w:rPr>
         <w:lastRenderedPageBreak/>
         <w:drawing>
-          <wp:inline distT="0" distB="0" distL="0" distR="0" wp14:anchorId="2DFE811D" wp14:editId="17AC0C15">
+          <wp:inline distT="0" distB="0" distL="0" distR="0" wp14:anchorId="51B89511" wp14:editId="313BA177">
             <wp:extent cx="5760000" cy="2072420"/>
             <wp:effectExtent l="0" t="0" r="0" b="0"/>
             <wp:docPr id="10" name="Picture 10"/>
@@ -9647,7 +9395,10 @@
         <w:jc w:val="center"/>
       </w:pPr>
       <w:r>
-        <w:t>Figure 10. Import finished.</w:t>
+        <w:t xml:space="preserve">Figure 10. Import </w:t>
+      </w:r>
+      <w:r>
+        <w:t>finished.</w:t>
       </w:r>
     </w:p>
     <w:p>
@@ -9665,13 +9416,7 @@
         <w:rPr>
           <w:b/>
         </w:rPr>
-        <w:t xml:space="preserve">Publish all </w:t>
-      </w:r>
-      <w:r>
-        <w:rPr>
-          <w:b/>
-        </w:rPr>
-        <w:t>customizations</w:t>
+        <w:t>Publish all customizations</w:t>
       </w:r>
       <w:r>
         <w:t>. Without this step the control is not available in the unmanaged environment.</w:t>
@@ -9687,7 +9432,7 @@
           <w:noProof/>
         </w:rPr>
         <w:drawing>
-          <wp:inline distT="0" distB="0" distL="0" distR="0" wp14:anchorId="3E582D3D" wp14:editId="57CC4C0F">
+          <wp:inline distT="0" distB="0" distL="0" distR="0" wp14:anchorId="57AE2879" wp14:editId="4F53866B">
             <wp:extent cx="5760000" cy="2072420"/>
             <wp:effectExtent l="0" t="0" r="0" b="0"/>
             <wp:docPr id="11" name="Picture 11"/>
@@ -9772,7 +9517,7 @@
           <w:noProof/>
         </w:rPr>
         <w:drawing>
-          <wp:inline distT="0" distB="0" distL="0" distR="0" wp14:anchorId="538EBF8D" wp14:editId="265777D7">
+          <wp:inline distT="0" distB="0" distL="0" distR="0" wp14:anchorId="52589641" wp14:editId="2B891E38">
             <wp:extent cx="5760000" cy="1700511"/>
             <wp:effectExtent l="0" t="0" r="0" b="0"/>
             <wp:docPr id="12" name="Picture 12"/>
@@ -9814,10 +9559,7 @@
         <w:jc w:val="center"/>
       </w:pPr>
       <w:r>
-        <w:t xml:space="preserve">Figure 12. The solution in the list of unmanaged </w:t>
-      </w:r>
-      <w:r>
-        <w:t>solutions.</w:t>
+        <w:t>Figure 12. The solution in the list of unmanaged solutions.</w:t>
       </w:r>
     </w:p>
     <w:tbl>
@@ -9862,7 +9604,7 @@
       <w:pPr>
         <w:pStyle w:val="Heading2"/>
       </w:pPr>
-      <w:bookmarkStart w:id="15" w:name="_Toc241878486"/>
+      <w:bookmarkStart w:id="15" w:name="_Toc241878718"/>
       <w:r>
         <w:lastRenderedPageBreak/>
         <w:t>3.3 Import the managed solution (test and production)</w:t>
@@ -9955,7 +9697,7 @@
           <w:noProof/>
         </w:rPr>
         <w:drawing>
-          <wp:inline distT="0" distB="0" distL="0" distR="0" wp14:anchorId="049D3100" wp14:editId="1D6D81D4">
+          <wp:inline distT="0" distB="0" distL="0" distR="0" wp14:anchorId="465925AE" wp14:editId="65076E28">
             <wp:extent cx="5760000" cy="1964781"/>
             <wp:effectExtent l="0" t="0" r="0" b="0"/>
             <wp:docPr id="13" name="Picture 13"/>
@@ -10049,7 +9791,7 @@
           <w:noProof/>
         </w:rPr>
         <w:drawing>
-          <wp:inline distT="0" distB="0" distL="0" distR="0" wp14:anchorId="0D1A57AB" wp14:editId="46A1F0B2">
+          <wp:inline distT="0" distB="0" distL="0" distR="0" wp14:anchorId="6919EE96" wp14:editId="22E2EC93">
             <wp:extent cx="5470632" cy="3779999"/>
             <wp:effectExtent l="0" t="0" r="0" b="0"/>
             <wp:docPr id="14" name="Picture 14"/>
@@ -10103,10 +9845,10 @@
         </w:numPr>
       </w:pPr>
       <w:r>
-        <w:t xml:space="preserve">Wait for the confirmation. A managed </w:t>
-      </w:r>
-      <w:r>
-        <w:t>import does not need Publish all customizations; the components are live when the import finishes.</w:t>
+        <w:t xml:space="preserve">Wait for the </w:t>
+      </w:r>
+      <w:r>
+        <w:t>confirmation. A managed import does not need Publish all customizations; the components are live when the import finishes.</w:t>
       </w:r>
     </w:p>
     <w:p>
@@ -10120,7 +9862,7 @@
         </w:rPr>
         <w:lastRenderedPageBreak/>
         <w:drawing>
-          <wp:inline distT="0" distB="0" distL="0" distR="0" wp14:anchorId="4D9BB1A2" wp14:editId="68FA6CF0">
+          <wp:inline distT="0" distB="0" distL="0" distR="0" wp14:anchorId="769A9572" wp14:editId="236432A6">
             <wp:extent cx="5760000" cy="2072420"/>
             <wp:effectExtent l="0" t="0" r="0" b="0"/>
             <wp:docPr id="15" name="Picture 15"/>
@@ -10169,7 +9911,7 @@
       <w:pPr>
         <w:pStyle w:val="Heading2"/>
       </w:pPr>
-      <w:bookmarkStart w:id="16" w:name="_Toc241878487"/>
+      <w:bookmarkStart w:id="16" w:name="_Toc241878719"/>
       <w:r>
         <w:t>3.4 Check the installation</w:t>
       </w:r>
@@ -10199,7 +9941,7 @@
           <w:noProof/>
         </w:rPr>
         <w:drawing>
-          <wp:inline distT="0" distB="0" distL="0" distR="0" wp14:anchorId="6A323243" wp14:editId="22BF36F1">
+          <wp:inline distT="0" distB="0" distL="0" distR="0" wp14:anchorId="55F7C413" wp14:editId="1D29E878">
             <wp:extent cx="5760000" cy="2247805"/>
             <wp:effectExtent l="0" t="0" r="0" b="0"/>
             <wp:docPr id="16" name="Picture 16"/>
@@ -10248,7 +9990,7 @@
       <w:pPr>
         <w:pStyle w:val="Heading1"/>
       </w:pPr>
-      <w:bookmarkStart w:id="17" w:name="_Toc241878488"/>
+      <w:bookmarkStart w:id="17" w:name="_Toc241878720"/>
       <w:r>
         <w:t>4. Adding the control to a form</w:t>
       </w:r>
@@ -10258,7 +10000,7 @@
       <w:pPr>
         <w:pStyle w:val="Heading2"/>
       </w:pPr>
-      <w:bookmarkStart w:id="18" w:name="_Toc241878489"/>
+      <w:bookmarkStart w:id="18" w:name="_Toc241878721"/>
       <w:r>
         <w:t>4.1 Prepare</w:t>
       </w:r>
@@ -10424,13 +10166,7 @@
               <w:rPr>
                 <w:sz w:val="19"/>
               </w:rPr>
-              <w:t xml:space="preserve">A text column of the </w:t>
-            </w:r>
-            <w:r>
-              <w:rPr>
-                <w:sz w:val="19"/>
-              </w:rPr>
-              <w:t>form's table (Single line of text, Text area or Multiple lines of text) that is not Business required. A new single line of text column, used only for this control, is the safest choice.</w:t>
+              <w:t>A text column of the form's table (Single line of text, Text area or Multiple lines of text) that is not Business required. A new single line of text column, used only for this control, is the safest choice.</w:t>
             </w:r>
           </w:p>
         </w:tc>
@@ -10568,12 +10304,9 @@
       <w:pPr>
         <w:pStyle w:val="Heading2"/>
       </w:pPr>
-      <w:bookmarkStart w:id="19" w:name="_Toc241878490"/>
-      <w:r>
-        <w:t xml:space="preserve">4.2 Add the control in the form </w:t>
-      </w:r>
-      <w:r>
-        <w:t>designer</w:t>
+      <w:bookmarkStart w:id="19" w:name="_Toc241878722"/>
+      <w:r>
+        <w:t>4.2 Add the control in the form designer</w:t>
       </w:r>
       <w:bookmarkEnd w:id="19"/>
     </w:p>
@@ -10599,7 +10332,7 @@
           <w:noProof/>
         </w:rPr>
         <w:drawing>
-          <wp:inline distT="0" distB="0" distL="0" distR="0" wp14:anchorId="1CAB8608" wp14:editId="7B41A982">
+          <wp:inline distT="0" distB="0" distL="0" distR="0" wp14:anchorId="6BC7F5B8" wp14:editId="712A8189">
             <wp:extent cx="5760000" cy="3601998"/>
             <wp:effectExtent l="0" t="0" r="0" b="0"/>
             <wp:docPr id="17" name="Picture 17"/>
@@ -10685,7 +10418,7 @@
         </w:rPr>
         <w:lastRenderedPageBreak/>
         <w:drawing>
-          <wp:inline distT="0" distB="0" distL="0" distR="0" wp14:anchorId="2110E0CE" wp14:editId="1F8D0CFD">
+          <wp:inline distT="0" distB="0" distL="0" distR="0" wp14:anchorId="06B861FB" wp14:editId="6A937B60">
             <wp:extent cx="1351671" cy="3779997"/>
             <wp:effectExtent l="0" t="0" r="0" b="0"/>
             <wp:docPr id="18" name="Picture 18"/>
@@ -10779,7 +10512,7 @@
           <w:noProof/>
         </w:rPr>
         <w:drawing>
-          <wp:inline distT="0" distB="0" distL="0" distR="0" wp14:anchorId="01380AB3" wp14:editId="5DFF1EC3">
+          <wp:inline distT="0" distB="0" distL="0" distR="0" wp14:anchorId="36F0FD9F" wp14:editId="563E9E3E">
             <wp:extent cx="1695000" cy="2520000"/>
             <wp:effectExtent l="0" t="0" r="0" b="0"/>
             <wp:docPr id="19" name="Picture 19"/>
@@ -10865,7 +10598,7 @@
         </w:rPr>
         <w:lastRenderedPageBreak/>
         <w:drawing>
-          <wp:inline distT="0" distB="0" distL="0" distR="0" wp14:anchorId="1F4BFF5A" wp14:editId="418FDCD6">
+          <wp:inline distT="0" distB="0" distL="0" distR="0" wp14:anchorId="3B49966D" wp14:editId="111CAEA4">
             <wp:extent cx="5760000" cy="3637403"/>
             <wp:effectExtent l="0" t="0" r="0" b="0"/>
             <wp:docPr id="20" name="Picture 20"/>
@@ -10977,7 +10710,7 @@
           <w:noProof/>
         </w:rPr>
         <w:drawing>
-          <wp:inline distT="0" distB="0" distL="0" distR="0" wp14:anchorId="4717DFF9" wp14:editId="79F83250">
+          <wp:inline distT="0" distB="0" distL="0" distR="0" wp14:anchorId="1464714B" wp14:editId="6C5B080F">
             <wp:extent cx="1328434" cy="3599999"/>
             <wp:effectExtent l="0" t="0" r="0" b="0"/>
             <wp:docPr id="21" name="Picture 21"/>
@@ -11045,7 +10778,7 @@
           <w:noProof/>
         </w:rPr>
         <w:drawing>
-          <wp:inline distT="0" distB="0" distL="0" distR="0" wp14:anchorId="41AF259E" wp14:editId="7742F04B">
+          <wp:inline distT="0" distB="0" distL="0" distR="0" wp14:anchorId="7B512207" wp14:editId="72936D09">
             <wp:extent cx="3240000" cy="2047792"/>
             <wp:effectExtent l="0" t="0" r="0" b="0"/>
             <wp:docPr id="22" name="Picture 22"/>
@@ -11121,7 +10854,7 @@
           <w:noProof/>
         </w:rPr>
         <w:drawing>
-          <wp:inline distT="0" distB="0" distL="0" distR="0" wp14:anchorId="5E095B8A" wp14:editId="2809A55C">
+          <wp:inline distT="0" distB="0" distL="0" distR="0" wp14:anchorId="1CCAF446" wp14:editId="3109DA9A">
             <wp:extent cx="5760000" cy="1617077"/>
             <wp:effectExtent l="0" t="0" r="0" b="0"/>
             <wp:docPr id="23" name="Picture 23"/>
@@ -11163,7 +10896,10 @@
         <w:jc w:val="center"/>
       </w:pPr>
       <w:r>
-        <w:t>Figure 23. Save and publish the form.</w:t>
+        <w:t xml:space="preserve">Figure 23. Save and </w:t>
+      </w:r>
+      <w:r>
+        <w:t>publish the form.</w:t>
       </w:r>
     </w:p>
     <w:p>
@@ -11175,17 +10911,14 @@
         </w:numPr>
       </w:pPr>
       <w:r>
-        <w:t xml:space="preserve">Open a record of the table in the app. The </w:t>
-      </w:r>
-      <w:r>
-        <w:t>field shows the control (figure 1). If the field shows "Error loading control" instead, add the form library (section 7).</w:t>
+        <w:t>Open a record of the table in the app. The field shows the control (figure 1). If the field shows "Error loading control" instead, add the form library (section 7).</w:t>
       </w:r>
     </w:p>
     <w:p>
       <w:pPr>
         <w:pStyle w:val="Heading2"/>
       </w:pPr>
-      <w:bookmarkStart w:id="20" w:name="_Toc241878491"/>
+      <w:bookmarkStart w:id="20" w:name="_Toc241878723"/>
       <w:r>
         <w:t>4.3 Example configuration</w:t>
       </w:r>
@@ -11410,15 +11143,7 @@
                 <w:color w:val="242424"/>
                 <w:sz w:val="19"/>
               </w:rPr>
-              <w:t xml:space="preserve">&lt;filter&gt;&lt;condition attribute="ntn_name" </w:t>
-            </w:r>
-            <w:r>
-              <w:rPr>
-                <w:rFonts w:ascii="Consolas" w:eastAsia="Consolas" w:hAnsi="Consolas"/>
-                <w:color w:val="242424"/>
-                <w:sz w:val="19"/>
-              </w:rPr>
-              <w:t>operator="not-like" value="%(test)" /&gt;&lt;/filter&gt;</w:t>
+              <w:t>&lt;filter&gt;&lt;condition attribute="ntn_name" operator="not-like" value="%(test)" /&gt;&lt;/filter&gt;</w:t>
             </w:r>
           </w:p>
         </w:tc>
@@ -11628,7 +11353,7 @@
       <w:pPr>
         <w:pStyle w:val="Heading1"/>
       </w:pPr>
-      <w:bookmarkStart w:id="21" w:name="_Toc241878492"/>
+      <w:bookmarkStart w:id="21" w:name="_Toc241878724"/>
       <w:r>
         <w:t>5. Settings reference</w:t>
       </w:r>
@@ -11636,7 +11361,10 @@
     </w:p>
     <w:p>
       <w:r>
-        <w:t>All settings are entered in the control's settings panel in the form designer (figure 24). Each setting has a tooltip with the same description as this section.</w:t>
+        <w:t xml:space="preserve">All settings are entered in the control's settings panel in the </w:t>
+      </w:r>
+      <w:r>
+        <w:t>form designer (figure 24). Each setting has a tooltip with the same description as this section.</w:t>
       </w:r>
     </w:p>
     <w:tbl>
@@ -11668,7 +11396,7 @@
                 <w:noProof/>
               </w:rPr>
               <w:drawing>
-                <wp:inline distT="0" distB="0" distL="0" distR="0" wp14:anchorId="1519874D" wp14:editId="0F685663">
+                <wp:inline distT="0" distB="0" distL="0" distR="0" wp14:anchorId="6214101F" wp14:editId="36BB6EB9">
                   <wp:extent cx="1899710" cy="5220000"/>
                   <wp:effectExtent l="0" t="0" r="0" b="0"/>
                   <wp:docPr id="24" name="Picture 24"/>
@@ -11718,7 +11446,7 @@
                 <w:noProof/>
               </w:rPr>
               <w:drawing>
-                <wp:inline distT="0" distB="0" distL="0" distR="0" wp14:anchorId="30C6DD65" wp14:editId="582845D4">
+                <wp:inline distT="0" distB="0" distL="0" distR="0" wp14:anchorId="4F93738A" wp14:editId="66C46825">
                   <wp:extent cx="1915129" cy="5219998"/>
                   <wp:effectExtent l="0" t="0" r="0" b="0"/>
                   <wp:docPr id="25" name="Picture 25"/>
@@ -11768,7 +11496,7 @@
                 <w:noProof/>
               </w:rPr>
               <w:drawing>
-                <wp:inline distT="0" distB="0" distL="0" distR="0" wp14:anchorId="1C0BC390" wp14:editId="0A5A3439">
+                <wp:inline distT="0" distB="0" distL="0" distR="0" wp14:anchorId="17DC4CAE" wp14:editId="79765EA3">
                   <wp:extent cx="1916685" cy="5219998"/>
                   <wp:effectExtent l="0" t="0" r="0" b="0"/>
                   <wp:docPr id="26" name="Picture 26"/>
@@ -11820,7 +11548,7 @@
       <w:pPr>
         <w:pStyle w:val="Heading2"/>
       </w:pPr>
-      <w:bookmarkStart w:id="22" w:name="_Toc241878493"/>
+      <w:bookmarkStart w:id="22" w:name="_Toc241878725"/>
       <w:r>
         <w:t>5.1 Static value and Bind to table column</w:t>
       </w:r>
@@ -11853,7 +11581,7 @@
       <w:pPr>
         <w:pStyle w:val="Heading2"/>
       </w:pPr>
-      <w:bookmarkStart w:id="23" w:name="_Toc241878494"/>
+      <w:bookmarkStart w:id="23" w:name="_Toc241878726"/>
       <w:r>
         <w:lastRenderedPageBreak/>
         <w:t>5.2 All settings</w:t>
@@ -11974,13 +11702,7 @@
               <w:rPr>
                 <w:sz w:val="18"/>
               </w:rPr>
-              <w:t xml:space="preserve">The text column the control is </w:t>
-            </w:r>
-            <w:r>
-              <w:rPr>
-                <w:sz w:val="18"/>
-              </w:rPr>
-              <w:t>placed on. Used only as an anchor; it must not be Business required.</w:t>
+              <w:t>The text column the control is placed on. Used only as an anchor; it must not be Business required.</w:t>
             </w:r>
           </w:p>
         </w:tc>
@@ -12200,7 +11922,13 @@
               <w:rPr>
                 <w:sz w:val="18"/>
               </w:rPr>
-              <w:t>FetchXML filter (optional)</w:t>
+              <w:t xml:space="preserve">FetchXML </w:t>
+            </w:r>
+            <w:r>
+              <w:rPr>
+                <w:sz w:val="18"/>
+              </w:rPr>
+              <w:t>filter (optional)</w:t>
             </w:r>
           </w:p>
         </w:tc>
@@ -13040,7 +12768,7 @@
       <w:pPr>
         <w:pStyle w:val="Heading2"/>
       </w:pPr>
-      <w:bookmarkStart w:id="24" w:name="_Toc241878495"/>
+      <w:bookmarkStart w:id="24" w:name="_Toc241878727"/>
       <w:r>
         <w:t>5.3 Which records can be selected</w:t>
       </w:r>
@@ -13062,7 +12790,10 @@
         <w:t>Records from view</w:t>
       </w:r>
       <w:r>
-        <w:t>: the list shows what a system view of the related table shows. Only the view's filters are used, including filters on related tables. The list is always sorted by name.</w:t>
+        <w:t xml:space="preserve">: the list shows what a </w:t>
+      </w:r>
+      <w:r>
+        <w:t>system view of the related table shows. Only the view's filters are used, including filters on related tables. The list is always sorted by name.</w:t>
       </w:r>
     </w:p>
     <w:p>
@@ -13188,17 +12919,17 @@
     </w:p>
     <w:p>
       <w:r>
-        <w:t xml:space="preserve">Records that are already </w:t>
-      </w:r>
-      <w:r>
-        <w:t>linked but no longer match still show as selected and can be removed; they are only left out of the list. Settings that cannot work, such as a view that does not exist or FetchXML for another table, are explained in the list and in the browser console.</w:t>
+        <w:t xml:space="preserve">Records that are </w:t>
+      </w:r>
+      <w:r>
+        <w:t>already linked but no longer match still show as selected and can be removed; they are only left out of the list. Settings that cannot work, such as a view that does not exist or FetchXML for another table, are explained in the list and in the browser console.</w:t>
       </w:r>
     </w:p>
     <w:p>
       <w:pPr>
         <w:pStyle w:val="Heading2"/>
       </w:pPr>
-      <w:bookmarkStart w:id="25" w:name="_Toc241878496"/>
+      <w:bookmarkStart w:id="25" w:name="_Toc241878728"/>
       <w:r>
         <w:t>5.4 Views in multilingual environments</w:t>
       </w:r>
@@ -13247,7 +12978,7 @@
       <w:pPr>
         <w:pStyle w:val="Heading2"/>
       </w:pPr>
-      <w:bookmarkStart w:id="26" w:name="_Toc241878497"/>
+      <w:bookmarkStart w:id="26" w:name="_Toc241878729"/>
       <w:r>
         <w:t>5.5 Subgrids</w:t>
       </w:r>
@@ -13277,7 +13008,7 @@
       <w:pPr>
         <w:pStyle w:val="Heading2"/>
       </w:pPr>
-      <w:bookmarkStart w:id="27" w:name="_Toc241878498"/>
+      <w:bookmarkStart w:id="27" w:name="_Toc241878730"/>
       <w:r>
         <w:t>5.6 Copy names into the host column</w:t>
       </w:r>
@@ -13298,7 +13029,7 @@
           <w:noProof/>
         </w:rPr>
         <w:drawing>
-          <wp:inline distT="0" distB="0" distL="0" distR="0" wp14:anchorId="41921811" wp14:editId="1CB22835">
+          <wp:inline distT="0" distB="0" distL="0" distR="0" wp14:anchorId="4D199298" wp14:editId="6919A2F7">
             <wp:extent cx="5760000" cy="1212632"/>
             <wp:effectExtent l="0" t="0" r="0" b="0"/>
             <wp:docPr id="27" name="Picture 27"/>
@@ -13364,10 +13095,7 @@
         <w:pStyle w:val="ListBullet"/>
       </w:pPr>
       <w:r>
-        <w:t xml:space="preserve">The copy follows changes made with this control and with subgrids on the same form. Changes made elsewhere (imports, integrations, the other </w:t>
-      </w:r>
-      <w:r>
-        <w:t>side of the relationship) are not copied. Records linked before the setting was turned on keep their old value until their selection changes; fill them once with a flow or a script when the setting goes live. For a column that must always be exact, use a plug-in on Associate and Disassociate instead.</w:t>
+        <w:t>The copy follows changes made with this control and with subgrids on the same form. Changes made elsewhere (imports, integrations, the other side of the relationship) are not copied. Records linked before the setting was turned on keep their old value until their selection changes; fill them once with a flow or a script when the setting goes live. For a column that must always be exact, use a plug-in on Associate and Disassociate instead.</w:t>
       </w:r>
     </w:p>
     <w:p>
@@ -13382,7 +13110,7 @@
       <w:pPr>
         <w:pStyle w:val="Heading2"/>
       </w:pPr>
-      <w:bookmarkStart w:id="28" w:name="_Toc241878499"/>
+      <w:bookmarkStart w:id="28" w:name="_Toc241878731"/>
       <w:r>
         <w:t>5.7 Open selected records</w:t>
       </w:r>
@@ -13403,7 +13131,7 @@
           <w:noProof/>
         </w:rPr>
         <w:drawing>
-          <wp:inline distT="0" distB="0" distL="0" distR="0" wp14:anchorId="79BD3F89" wp14:editId="6C3B5324">
+          <wp:inline distT="0" distB="0" distL="0" distR="0" wp14:anchorId="178DBE17" wp14:editId="33C24276">
             <wp:extent cx="5760000" cy="556494"/>
             <wp:effectExtent l="0" t="0" r="0" b="0"/>
             <wp:docPr id="28" name="Picture 28"/>
@@ -13452,7 +13180,7 @@
       <w:pPr>
         <w:pStyle w:val="Heading2"/>
       </w:pPr>
-      <w:bookmarkStart w:id="29" w:name="_Toc241878500"/>
+      <w:bookmarkStart w:id="29" w:name="_Toc241878732"/>
       <w:r>
         <w:lastRenderedPageBreak/>
         <w:t>5.8 Show + New button</w:t>
@@ -13546,7 +13274,7 @@
           <w:noProof/>
         </w:rPr>
         <w:drawing>
-          <wp:inline distT="0" distB="0" distL="0" distR="0" wp14:anchorId="3AF18D54" wp14:editId="5FC7B617">
+          <wp:inline distT="0" distB="0" distL="0" distR="0" wp14:anchorId="3E7C74FF" wp14:editId="47A12318">
             <wp:extent cx="5760000" cy="1121594"/>
             <wp:effectExtent l="0" t="0" r="0" b="0"/>
             <wp:docPr id="29" name="Picture 29"/>
@@ -13622,7 +13350,7 @@
           <w:noProof/>
         </w:rPr>
         <w:drawing>
-          <wp:inline distT="0" distB="0" distL="0" distR="0" wp14:anchorId="0BA183C0" wp14:editId="4E4805BC">
+          <wp:inline distT="0" distB="0" distL="0" distR="0" wp14:anchorId="0BCC1C00" wp14:editId="305ADC08">
             <wp:extent cx="5760000" cy="2964269"/>
             <wp:effectExtent l="0" t="0" r="0" b="0"/>
             <wp:docPr id="30" name="Picture 30"/>
@@ -13689,7 +13417,7 @@
           <w:noProof/>
         </w:rPr>
         <w:drawing>
-          <wp:inline distT="0" distB="0" distL="0" distR="0" wp14:anchorId="3C10E4D9" wp14:editId="6F2833B8">
+          <wp:inline distT="0" distB="0" distL="0" distR="0" wp14:anchorId="28B7E2F1" wp14:editId="318A0EB2">
             <wp:extent cx="5760000" cy="668367"/>
             <wp:effectExtent l="0" t="0" r="0" b="0"/>
             <wp:docPr id="31" name="Picture 31"/>
@@ -13744,7 +13472,7 @@
       <w:pPr>
         <w:pStyle w:val="Heading1"/>
       </w:pPr>
-      <w:bookmarkStart w:id="30" w:name="_Toc241878501"/>
+      <w:bookmarkStart w:id="30" w:name="_Toc241878733"/>
       <w:r>
         <w:t>6. Using the control</w:t>
       </w:r>
@@ -13754,7 +13482,7 @@
       <w:pPr>
         <w:pStyle w:val="Heading2"/>
       </w:pPr>
-      <w:bookmarkStart w:id="31" w:name="_Toc241878502"/>
+      <w:bookmarkStart w:id="31" w:name="_Toc241878734"/>
       <w:r>
         <w:t>6.1 States of the field</w:t>
       </w:r>
@@ -13917,13 +13645,7 @@
               <w:rPr>
                 <w:sz w:val="19"/>
               </w:rPr>
-              <w:t xml:space="preserve">The chips, a "Select or search </w:t>
-            </w:r>
-            <w:r>
-              <w:rPr>
-                <w:sz w:val="19"/>
-              </w:rPr>
-              <w:t>options" box and a chevron. The list opens from the chevron, the Down arrow key, Enter or typing.</w:t>
+              <w:t>The chips, a "Select or search options" box and a chevron. The list opens from the chevron, the Down arrow key, Enter or typing.</w:t>
             </w:r>
           </w:p>
         </w:tc>
@@ -14020,7 +13742,7 @@
           <w:noProof/>
         </w:rPr>
         <w:drawing>
-          <wp:inline distT="0" distB="0" distL="0" distR="0" wp14:anchorId="74550058" wp14:editId="7BFB1C63">
+          <wp:inline distT="0" distB="0" distL="0" distR="0" wp14:anchorId="18627FA9" wp14:editId="15C82454">
             <wp:extent cx="5760000" cy="1276494"/>
             <wp:effectExtent l="0" t="0" r="0" b="0"/>
             <wp:docPr id="32" name="Picture 32"/>
@@ -14075,7 +13797,7 @@
           <w:noProof/>
         </w:rPr>
         <w:drawing>
-          <wp:inline distT="0" distB="0" distL="0" distR="0" wp14:anchorId="6B7CFBDF" wp14:editId="34D7883B">
+          <wp:inline distT="0" distB="0" distL="0" distR="0" wp14:anchorId="3A266B41" wp14:editId="6EED740D">
             <wp:extent cx="5760000" cy="823267"/>
             <wp:effectExtent l="0" t="0" r="0" b="0"/>
             <wp:docPr id="33" name="Picture 33"/>
@@ -14117,10 +13839,10 @@
         <w:jc w:val="center"/>
       </w:pPr>
       <w:r>
-        <w:t xml:space="preserve">Figure 31. Typing filters the list ("auto" finds Automation). The search ignores case </w:t>
-      </w:r>
-      <w:r>
-        <w:t>and accents.</w:t>
+        <w:t xml:space="preserve">Figure 31. Typing filters the list ("auto" </w:t>
+      </w:r>
+      <w:r>
+        <w:t>finds Automation). The search ignores case and accents.</w:t>
       </w:r>
     </w:p>
     <w:p>
@@ -14133,7 +13855,7 @@
           <w:noProof/>
         </w:rPr>
         <w:drawing>
-          <wp:inline distT="0" distB="0" distL="0" distR="0" wp14:anchorId="4B9220C4" wp14:editId="3FFFD72B">
+          <wp:inline distT="0" distB="0" distL="0" distR="0" wp14:anchorId="268A15F4" wp14:editId="1A78F59A">
             <wp:extent cx="5760000" cy="565100"/>
             <wp:effectExtent l="0" t="0" r="0" b="0"/>
             <wp:docPr id="34" name="Picture 34"/>
@@ -14182,7 +13904,7 @@
       <w:pPr>
         <w:pStyle w:val="Heading2"/>
       </w:pPr>
-      <w:bookmarkStart w:id="32" w:name="_Toc241878503"/>
+      <w:bookmarkStart w:id="32" w:name="_Toc241878735"/>
       <w:r>
         <w:t>6.2 Selecting and removing records</w:t>
       </w:r>
@@ -14190,10 +13912,7 @@
     </w:p>
     <w:p>
       <w:r>
-        <w:t xml:space="preserve">A click on a row selects or removes the record and saves the change at once. Rows and values that are being saved </w:t>
-      </w:r>
-      <w:r>
-        <w:t>are dimmed until the server confirms the change. If a change fails, it is undone and a message under the field gives the reason; other changes carry on, except after a connection, permission, timeout or throttling error, when the changes not yet sent are undone as well. The subgrid of the same relationship is refreshed after the changes.</w:t>
+        <w:t>A click on a row selects or removes the record and saves the change at once. Rows and values that are being saved are dimmed until the server confirms the change. If a change fails, it is undone and a message under the field gives the reason; other changes carry on, except after a connection, permission, timeout or throttling error, when the changes not yet sent are undone as well. The subgrid of the same relationship is refreshed after the changes.</w:t>
       </w:r>
     </w:p>
     <w:p>
@@ -14207,7 +13926,7 @@
         </w:rPr>
         <w:lastRenderedPageBreak/>
         <w:drawing>
-          <wp:inline distT="0" distB="0" distL="0" distR="0" wp14:anchorId="54EE6FE6" wp14:editId="5A47BE3E">
+          <wp:inline distT="0" distB="0" distL="0" distR="0" wp14:anchorId="2D72E51F" wp14:editId="2BCC9760">
             <wp:extent cx="5760000" cy="2821224"/>
             <wp:effectExtent l="0" t="0" r="0" b="0"/>
             <wp:docPr id="35" name="Picture 35"/>
@@ -14256,7 +13975,7 @@
       <w:pPr>
         <w:pStyle w:val="Heading2"/>
       </w:pPr>
-      <w:bookmarkStart w:id="33" w:name="_Toc241878504"/>
+      <w:bookmarkStart w:id="33" w:name="_Toc241878736"/>
       <w:r>
         <w:t>6.3 New records</w:t>
       </w:r>
@@ -14280,7 +13999,7 @@
           <w:noProof/>
         </w:rPr>
         <w:drawing>
-          <wp:inline distT="0" distB="0" distL="0" distR="0" wp14:anchorId="0D5A3BC0" wp14:editId="59B2E574">
+          <wp:inline distT="0" distB="0" distL="0" distR="0" wp14:anchorId="62D811CB" wp14:editId="162F835F">
             <wp:extent cx="5760000" cy="668367"/>
             <wp:effectExtent l="0" t="0" r="0" b="0"/>
             <wp:docPr id="36" name="Picture 36"/>
@@ -14329,7 +14048,7 @@
       <w:pPr>
         <w:pStyle w:val="Heading2"/>
       </w:pPr>
-      <w:bookmarkStart w:id="34" w:name="_Toc241878505"/>
+      <w:bookmarkStart w:id="34" w:name="_Toc241878737"/>
       <w:r>
         <w:t>6.4 Many values</w:t>
       </w:r>
@@ -14350,7 +14069,7 @@
           <w:noProof/>
         </w:rPr>
         <w:drawing>
-          <wp:inline distT="0" distB="0" distL="0" distR="0" wp14:anchorId="3F196F87" wp14:editId="4DD86675">
+          <wp:inline distT="0" distB="0" distL="0" distR="0" wp14:anchorId="37CF9932" wp14:editId="3234EA28">
             <wp:extent cx="5760000" cy="513466"/>
             <wp:effectExtent l="0" t="0" r="0" b="0"/>
             <wp:docPr id="37" name="Picture 37"/>
@@ -14406,7 +14125,7 @@
         </w:rPr>
         <w:lastRenderedPageBreak/>
         <w:drawing>
-          <wp:inline distT="0" distB="0" distL="0" distR="0" wp14:anchorId="01DF7D3C" wp14:editId="75D41B65">
+          <wp:inline distT="0" distB="0" distL="0" distR="0" wp14:anchorId="3307D5F3" wp14:editId="4EA7A7D0">
             <wp:extent cx="5760000" cy="866295"/>
             <wp:effectExtent l="0" t="0" r="0" b="0"/>
             <wp:docPr id="38" name="Picture 38"/>
@@ -14448,14 +14167,17 @@
         <w:jc w:val="center"/>
       </w:pPr>
       <w:r>
-        <w:t>Figure 36. Expanded: the values scroll inside the field, and "less" collapses it.</w:t>
+        <w:t xml:space="preserve">Figure 36. Expanded: the values scroll inside the field, and "less" </w:t>
+      </w:r>
+      <w:r>
+        <w:t>collapses it.</w:t>
       </w:r>
     </w:p>
     <w:p>
       <w:pPr>
         <w:pStyle w:val="Heading2"/>
       </w:pPr>
-      <w:bookmarkStart w:id="35" w:name="_Toc241878506"/>
+      <w:bookmarkStart w:id="35" w:name="_Toc241878738"/>
       <w:r>
         <w:t>6.5 Large lists</w:t>
       </w:r>
@@ -14533,7 +14255,7 @@
           <w:noProof/>
         </w:rPr>
         <w:drawing>
-          <wp:inline distT="0" distB="0" distL="0" distR="0" wp14:anchorId="652BDF29" wp14:editId="5F1D2732">
+          <wp:inline distT="0" distB="0" distL="0" distR="0" wp14:anchorId="10DDBCEB" wp14:editId="25A53B7F">
             <wp:extent cx="5760000" cy="1121594"/>
             <wp:effectExtent l="0" t="0" r="0" b="0"/>
             <wp:docPr id="39" name="Picture 39"/>
@@ -14588,7 +14310,7 @@
           <w:noProof/>
         </w:rPr>
         <w:drawing>
-          <wp:inline distT="0" distB="0" distL="0" distR="0" wp14:anchorId="7C759A4D" wp14:editId="46AD86D1">
+          <wp:inline distT="0" distB="0" distL="0" distR="0" wp14:anchorId="4EE82C7C" wp14:editId="3BFF7779">
             <wp:extent cx="5760000" cy="1121594"/>
             <wp:effectExtent l="0" t="0" r="0" b="0"/>
             <wp:docPr id="40" name="Picture 40"/>
@@ -14643,7 +14365,7 @@
           <w:noProof/>
         </w:rPr>
         <w:drawing>
-          <wp:inline distT="0" distB="0" distL="0" distR="0" wp14:anchorId="0A19C9BC" wp14:editId="1A5CE18E">
+          <wp:inline distT="0" distB="0" distL="0" distR="0" wp14:anchorId="52974269" wp14:editId="0FDB8DBD">
             <wp:extent cx="5760000" cy="1121594"/>
             <wp:effectExtent l="0" t="0" r="0" b="0"/>
             <wp:docPr id="41" name="Picture 41"/>
@@ -14699,7 +14421,7 @@
         </w:rPr>
         <w:lastRenderedPageBreak/>
         <w:drawing>
-          <wp:inline distT="0" distB="0" distL="0" distR="0" wp14:anchorId="7845B729" wp14:editId="2590910A">
+          <wp:inline distT="0" distB="0" distL="0" distR="0" wp14:anchorId="74D94C18" wp14:editId="4F493D03">
             <wp:extent cx="5760000" cy="1121594"/>
             <wp:effectExtent l="0" t="0" r="0" b="0"/>
             <wp:docPr id="42" name="Picture 42"/>
@@ -14741,19 +14463,19 @@
         <w:jc w:val="center"/>
       </w:pPr>
       <w:r>
-        <w:t>Figure 40. Typing "Belza" searches on the server (Starts with).</w:t>
+        <w:t xml:space="preserve">Figure 40. Typing "Belza" searches on the </w:t>
+      </w:r>
+      <w:r>
+        <w:t>server (Starts with).</w:t>
       </w:r>
     </w:p>
     <w:p>
       <w:pPr>
         <w:pStyle w:val="Heading2"/>
       </w:pPr>
-      <w:bookmarkStart w:id="36" w:name="_Toc241878507"/>
-      <w:r>
-        <w:t xml:space="preserve">6.6 Select all and hidden </w:t>
-      </w:r>
-      <w:r>
-        <w:t>subgrid</w:t>
+      <w:bookmarkStart w:id="36" w:name="_Toc241878739"/>
+      <w:r>
+        <w:t>6.6 Select all and hidden subgrid</w:t>
       </w:r>
       <w:bookmarkEnd w:id="36"/>
     </w:p>
@@ -14772,7 +14494,7 @@
           <w:noProof/>
         </w:rPr>
         <w:drawing>
-          <wp:inline distT="0" distB="0" distL="0" distR="0" wp14:anchorId="3618EAE6" wp14:editId="74F85138">
+          <wp:inline distT="0" distB="0" distL="0" distR="0" wp14:anchorId="47B68584" wp14:editId="402CE23C">
             <wp:extent cx="5760000" cy="1614780"/>
             <wp:effectExtent l="0" t="0" r="0" b="0"/>
             <wp:docPr id="43" name="Picture 43"/>
@@ -14821,7 +14543,7 @@
       <w:pPr>
         <w:pStyle w:val="Heading2"/>
       </w:pPr>
-      <w:bookmarkStart w:id="37" w:name="_Toc241878508"/>
+      <w:bookmarkStart w:id="37" w:name="_Toc241878740"/>
       <w:r>
         <w:t>6.7 Keyboard</w:t>
       </w:r>
@@ -14947,7 +14669,13 @@
               <w:rPr>
                 <w:sz w:val="19"/>
               </w:rPr>
-              <w:t>Move the highlight in the list</w:t>
+              <w:t xml:space="preserve">Move </w:t>
+            </w:r>
+            <w:r>
+              <w:rPr>
+                <w:sz w:val="19"/>
+              </w:rPr>
+              <w:t>the highlight in the list</w:t>
             </w:r>
           </w:p>
         </w:tc>
@@ -14984,13 +14712,7 @@
               <w:rPr>
                 <w:sz w:val="19"/>
               </w:rPr>
-              <w:t xml:space="preserve">Opens the list, or </w:t>
-            </w:r>
-            <w:r>
-              <w:rPr>
-                <w:sz w:val="19"/>
-              </w:rPr>
-              <w:t>selects or removes the highlighted row</w:t>
+              <w:t>Opens the list, or selects or removes the highlighted row</w:t>
             </w:r>
           </w:p>
         </w:tc>
@@ -15270,17 +14992,17 @@
     </w:p>
     <w:p>
       <w:r>
-        <w:t xml:space="preserve">Screen readers announce the field as a combo box with a list of </w:t>
-      </w:r>
-      <w:r>
-        <w:t>options, and announce each change.</w:t>
+        <w:t xml:space="preserve">Screen readers announce the </w:t>
+      </w:r>
+      <w:r>
+        <w:t>field as a combo box with a list of options, and announce each change.</w:t>
       </w:r>
     </w:p>
     <w:p>
       <w:pPr>
         <w:pStyle w:val="Heading2"/>
       </w:pPr>
-      <w:bookmarkStart w:id="38" w:name="_Toc241878509"/>
+      <w:bookmarkStart w:id="38" w:name="_Toc241878741"/>
       <w:r>
         <w:t>6.8 Touch</w:t>
       </w:r>
@@ -15295,7 +15017,7 @@
       <w:pPr>
         <w:pStyle w:val="Heading2"/>
       </w:pPr>
-      <w:bookmarkStart w:id="39" w:name="_Toc241878510"/>
+      <w:bookmarkStart w:id="39" w:name="_Toc241878742"/>
       <w:r>
         <w:lastRenderedPageBreak/>
         <w:t>6.9 Messages</w:t>
@@ -15331,7 +15053,7 @@
           <w:noProof/>
         </w:rPr>
         <w:drawing>
-          <wp:inline distT="0" distB="0" distL="0" distR="0" wp14:anchorId="7550BF1C" wp14:editId="35C0996C">
+          <wp:inline distT="0" distB="0" distL="0" distR="0" wp14:anchorId="14EFE400" wp14:editId="520AA36C">
             <wp:extent cx="5760000" cy="668367"/>
             <wp:effectExtent l="0" t="0" r="0" b="0"/>
             <wp:docPr id="44" name="Picture 44"/>
@@ -15386,7 +15108,7 @@
           <w:noProof/>
         </w:rPr>
         <w:drawing>
-          <wp:inline distT="0" distB="0" distL="0" distR="0" wp14:anchorId="38CA8EA4" wp14:editId="4DCEEB37">
+          <wp:inline distT="0" distB="0" distL="0" distR="0" wp14:anchorId="7D2C54C0" wp14:editId="28BC46E2">
             <wp:extent cx="5760000" cy="1219124"/>
             <wp:effectExtent l="0" t="0" r="0" b="0"/>
             <wp:docPr id="45" name="Picture 45"/>
@@ -15428,7 +15150,10 @@
         <w:jc w:val="center"/>
       </w:pPr>
       <w:r>
-        <w:t>Figure 43. Note: Maximum selections reached; the other rows are greyed out.</w:t>
+        <w:t xml:space="preserve">Figure 43. Note: Maximum selections reached; the </w:t>
+      </w:r>
+      <w:r>
+        <w:t>other rows are greyed out.</w:t>
       </w:r>
     </w:p>
     <w:p>
@@ -15441,7 +15166,7 @@
           <w:noProof/>
         </w:rPr>
         <w:drawing>
-          <wp:inline distT="0" distB="0" distL="0" distR="0" wp14:anchorId="16227B51" wp14:editId="43E1A034">
+          <wp:inline distT="0" distB="0" distL="0" distR="0" wp14:anchorId="59F80CC3" wp14:editId="1C0E8BAE">
             <wp:extent cx="5760000" cy="728606"/>
             <wp:effectExtent l="0" t="0" r="0" b="0"/>
             <wp:docPr id="46" name="Picture 46"/>
@@ -15483,10 +15208,7 @@
         <w:jc w:val="center"/>
       </w:pPr>
       <w:r>
-        <w:t xml:space="preserve">Figure 44. </w:t>
-      </w:r>
-      <w:r>
-        <w:t>The connection was lost while saving a pick; the pick is undone.</w:t>
+        <w:t>Figure 44. The connection was lost while saving a pick; the pick is undone.</w:t>
       </w:r>
     </w:p>
     <w:p>
@@ -15499,7 +15221,7 @@
           <w:noProof/>
         </w:rPr>
         <w:drawing>
-          <wp:inline distT="0" distB="0" distL="0" distR="0" wp14:anchorId="41CBB332" wp14:editId="3EA669DE">
+          <wp:inline distT="0" distB="0" distL="0" distR="0" wp14:anchorId="751148D5" wp14:editId="3323FD2E">
             <wp:extent cx="5760000" cy="728606"/>
             <wp:effectExtent l="0" t="0" r="0" b="0"/>
             <wp:docPr id="47" name="Picture 47"/>
@@ -15554,7 +15276,7 @@
           <w:noProof/>
         </w:rPr>
         <w:drawing>
-          <wp:inline distT="0" distB="0" distL="0" distR="0" wp14:anchorId="11384849" wp14:editId="3739DBCE">
+          <wp:inline distT="0" distB="0" distL="0" distR="0" wp14:anchorId="06B49379" wp14:editId="588A408D">
             <wp:extent cx="5760000" cy="728606"/>
             <wp:effectExtent l="0" t="0" r="0" b="0"/>
             <wp:docPr id="48" name="Picture 48"/>
@@ -15609,7 +15331,7 @@
           <w:noProof/>
         </w:rPr>
         <w:drawing>
-          <wp:inline distT="0" distB="0" distL="0" distR="0" wp14:anchorId="41B24C05" wp14:editId="701B4204">
+          <wp:inline distT="0" distB="0" distL="0" distR="0" wp14:anchorId="4ADB58E2" wp14:editId="5BEDB303">
             <wp:extent cx="5760000" cy="728606"/>
             <wp:effectExtent l="0" t="0" r="0" b="0"/>
             <wp:docPr id="49" name="Picture 49"/>
@@ -15665,7 +15387,7 @@
         </w:rPr>
         <w:lastRenderedPageBreak/>
         <w:drawing>
-          <wp:inline distT="0" distB="0" distL="0" distR="0" wp14:anchorId="60C08A5D" wp14:editId="5588F5D0">
+          <wp:inline distT="0" distB="0" distL="0" distR="0" wp14:anchorId="48F95CEC" wp14:editId="216E939E">
             <wp:extent cx="5760000" cy="728606"/>
             <wp:effectExtent l="0" t="0" r="0" b="0"/>
             <wp:docPr id="50" name="Picture 50"/>
@@ -15720,7 +15442,7 @@
           <w:noProof/>
         </w:rPr>
         <w:drawing>
-          <wp:inline distT="0" distB="0" distL="0" distR="0" wp14:anchorId="024B1936" wp14:editId="1612EEA2">
+          <wp:inline distT="0" distB="0" distL="0" distR="0" wp14:anchorId="2A21CB9F" wp14:editId="6D8D6794">
             <wp:extent cx="5760000" cy="728606"/>
             <wp:effectExtent l="0" t="0" r="0" b="0"/>
             <wp:docPr id="51" name="Picture 51"/>
@@ -15775,7 +15497,7 @@
           <w:noProof/>
         </w:rPr>
         <w:drawing>
-          <wp:inline distT="0" distB="0" distL="0" distR="0" wp14:anchorId="6F59714D" wp14:editId="555C8D82">
+          <wp:inline distT="0" distB="0" distL="0" distR="0" wp14:anchorId="64CB8A48" wp14:editId="6F84CD30">
             <wp:extent cx="5760000" cy="728606"/>
             <wp:effectExtent l="0" t="0" r="0" b="0"/>
             <wp:docPr id="52" name="Picture 52"/>
@@ -15830,7 +15552,7 @@
           <w:noProof/>
         </w:rPr>
         <w:drawing>
-          <wp:inline distT="0" distB="0" distL="0" distR="0" wp14:anchorId="5AAD9BDA" wp14:editId="5140DC0D">
+          <wp:inline distT="0" distB="0" distL="0" distR="0" wp14:anchorId="54C08CE4" wp14:editId="79E9FABD">
             <wp:extent cx="5760000" cy="866295"/>
             <wp:effectExtent l="0" t="0" r="0" b="0"/>
             <wp:docPr id="53" name="Picture 53"/>
@@ -15885,7 +15607,7 @@
           <w:noProof/>
         </w:rPr>
         <w:drawing>
-          <wp:inline distT="0" distB="0" distL="0" distR="0" wp14:anchorId="4046C11B" wp14:editId="756AEF3D">
+          <wp:inline distT="0" distB="0" distL="0" distR="0" wp14:anchorId="204524CA" wp14:editId="17A1243D">
             <wp:extent cx="5760000" cy="866295"/>
             <wp:effectExtent l="0" t="0" r="0" b="0"/>
             <wp:docPr id="54" name="Picture 54"/>
@@ -15940,7 +15662,7 @@
           <w:noProof/>
         </w:rPr>
         <w:drawing>
-          <wp:inline distT="0" distB="0" distL="0" distR="0" wp14:anchorId="2268ED79" wp14:editId="2E6B0D9B">
+          <wp:inline distT="0" distB="0" distL="0" distR="0" wp14:anchorId="1BF7FD3F" wp14:editId="13BB1F80">
             <wp:extent cx="5760000" cy="728606"/>
             <wp:effectExtent l="0" t="0" r="0" b="0"/>
             <wp:docPr id="55" name="Picture 55"/>
@@ -15995,7 +15717,7 @@
           <w:noProof/>
         </w:rPr>
         <w:drawing>
-          <wp:inline distT="0" distB="0" distL="0" distR="0" wp14:anchorId="5BF5B432" wp14:editId="7C0EC78A">
+          <wp:inline distT="0" distB="0" distL="0" distR="0" wp14:anchorId="0CB41B2A" wp14:editId="7482CD6E">
             <wp:extent cx="5760000" cy="728606"/>
             <wp:effectExtent l="0" t="0" r="0" b="0"/>
             <wp:docPr id="56" name="Picture 56"/>
@@ -16051,7 +15773,7 @@
         </w:rPr>
         <w:lastRenderedPageBreak/>
         <w:drawing>
-          <wp:inline distT="0" distB="0" distL="0" distR="0" wp14:anchorId="5E09F01E" wp14:editId="3E4D99D2">
+          <wp:inline distT="0" distB="0" distL="0" distR="0" wp14:anchorId="590FF77C" wp14:editId="54963A12">
             <wp:extent cx="5760000" cy="728606"/>
             <wp:effectExtent l="0" t="0" r="0" b="0"/>
             <wp:docPr id="57" name="Picture 57"/>
@@ -16116,7 +15838,7 @@
       <w:pPr>
         <w:pStyle w:val="Heading1"/>
       </w:pPr>
-      <w:bookmarkStart w:id="40" w:name="_Toc241878511"/>
+      <w:bookmarkStart w:id="40" w:name="_Toc241878743"/>
       <w:r>
         <w:t>7. The form library</w:t>
       </w:r>
@@ -16126,7 +15848,7 @@
       <w:pPr>
         <w:pStyle w:val="Heading2"/>
       </w:pPr>
-      <w:bookmarkStart w:id="41" w:name="_Toc241878512"/>
+      <w:bookmarkStart w:id="41" w:name="_Toc241878744"/>
       <w:r>
         <w:t>7.1 Why it exists</w:t>
       </w:r>
@@ -16134,7 +15856,10 @@
     </w:p>
     <w:p>
       <w:r>
-        <w:t>A code component is normally delivered to the form by the platform: when the form opens, the platform downloads the control's bundle (</w:t>
+        <w:t xml:space="preserve">A code component is normally delivered to the form by the platform: when the form opens, the platform downloads the </w:t>
+      </w:r>
+      <w:r>
+        <w:t>control's bundle (</w:t>
       </w:r>
       <w:r>
         <w:rPr>
@@ -16186,7 +15911,7 @@
       <w:pPr>
         <w:pStyle w:val="Heading2"/>
       </w:pPr>
-      <w:bookmarkStart w:id="42" w:name="_Toc241878513"/>
+      <w:bookmarkStart w:id="42" w:name="_Toc241878745"/>
       <w:r>
         <w:t>7.2 Running without the form library</w:t>
       </w:r>
@@ -16254,7 +15979,7 @@
       <w:pPr>
         <w:pStyle w:val="Heading2"/>
       </w:pPr>
-      <w:bookmarkStart w:id="43" w:name="_Toc241878514"/>
+      <w:bookmarkStart w:id="43" w:name="_Toc241878746"/>
       <w:r>
         <w:t>7.3 Adding the form library</w:t>
       </w:r>
@@ -16301,7 +16026,7 @@
         </w:rPr>
         <w:lastRenderedPageBreak/>
         <w:drawing>
-          <wp:inline distT="0" distB="0" distL="0" distR="0" wp14:anchorId="4212EED9" wp14:editId="6B61C156">
+          <wp:inline distT="0" distB="0" distL="0" distR="0" wp14:anchorId="223E9F34" wp14:editId="576E5F7D">
             <wp:extent cx="5760000" cy="3355644"/>
             <wp:effectExtent l="0" t="0" r="0" b="0"/>
             <wp:docPr id="58" name="Picture 58"/>
@@ -16397,7 +16122,7 @@
           <w:noProof/>
         </w:rPr>
         <w:drawing>
-          <wp:inline distT="0" distB="0" distL="0" distR="0" wp14:anchorId="2042FD86" wp14:editId="4504CC21">
+          <wp:inline distT="0" distB="0" distL="0" distR="0" wp14:anchorId="405210D5" wp14:editId="275C8DBA">
             <wp:extent cx="3655657" cy="3779999"/>
             <wp:effectExtent l="0" t="0" r="0" b="0"/>
             <wp:docPr id="59" name="Picture 59"/>
@@ -16465,7 +16190,7 @@
         </w:rPr>
         <w:lastRenderedPageBreak/>
         <w:drawing>
-          <wp:inline distT="0" distB="0" distL="0" distR="0" wp14:anchorId="6417EEA5" wp14:editId="052B15EC">
+          <wp:inline distT="0" distB="0" distL="0" distR="0" wp14:anchorId="24B5E3F3" wp14:editId="70F6B0C6">
             <wp:extent cx="5760000" cy="3355644"/>
             <wp:effectExtent l="0" t="0" r="0" b="0"/>
             <wp:docPr id="60" name="Picture 60"/>
@@ -16550,7 +16275,7 @@
           <w:noProof/>
         </w:rPr>
         <w:drawing>
-          <wp:inline distT="0" distB="0" distL="0" distR="0" wp14:anchorId="60F4BA60" wp14:editId="279EE532">
+          <wp:inline distT="0" distB="0" distL="0" distR="0" wp14:anchorId="42E8916B" wp14:editId="6F1F8884">
             <wp:extent cx="2331588" cy="3239999"/>
             <wp:effectExtent l="0" t="0" r="0" b="0"/>
             <wp:docPr id="61" name="Picture 61"/>
@@ -16732,7 +16457,7 @@
           <w:noProof/>
         </w:rPr>
         <w:drawing>
-          <wp:inline distT="0" distB="0" distL="0" distR="0" wp14:anchorId="15CB6D5C" wp14:editId="382F0CC2">
+          <wp:inline distT="0" distB="0" distL="0" distR="0" wp14:anchorId="27C51735" wp14:editId="4F180B6B">
             <wp:extent cx="2239266" cy="4320000"/>
             <wp:effectExtent l="0" t="0" r="0" b="0"/>
             <wp:docPr id="62" name="Picture 62"/>
@@ -16774,10 +16499,7 @@
         <w:jc w:val="center"/>
       </w:pPr>
       <w:r>
-        <w:t xml:space="preserve">Figure 60. The On Load event </w:t>
-      </w:r>
-      <w:r>
-        <w:t>handler.</w:t>
+        <w:t>Figure 60. The On Load event handler.</w:t>
       </w:r>
     </w:p>
     <w:p>
@@ -16789,7 +16511,10 @@
         </w:numPr>
       </w:pPr>
       <w:r>
-        <w:t>The Events tab shows one handler.</w:t>
+        <w:t xml:space="preserve">The </w:t>
+      </w:r>
+      <w:r>
+        <w:t>Events tab shows one handler.</w:t>
       </w:r>
     </w:p>
     <w:p>
@@ -16803,7 +16528,7 @@
         </w:rPr>
         <w:lastRenderedPageBreak/>
         <w:drawing>
-          <wp:inline distT="0" distB="0" distL="0" distR="0" wp14:anchorId="00093A02" wp14:editId="7D0315CC">
+          <wp:inline distT="0" distB="0" distL="0" distR="0" wp14:anchorId="687AE66E" wp14:editId="4DE6ECA4">
             <wp:extent cx="2331588" cy="3239999"/>
             <wp:effectExtent l="0" t="0" r="0" b="0"/>
             <wp:docPr id="63" name="Picture 63"/>
@@ -16896,7 +16621,10 @@
               <w:t xml:space="preserve">Parameters.  </w:t>
             </w:r>
             <w:r>
-              <w:t>Without parameters, the library retries every control on the form that failed to load. With the host column names, it retries only those.</w:t>
+              <w:t xml:space="preserve">Without parameters, the library retries every control on the form that failed to load. With the </w:t>
+            </w:r>
+            <w:r>
+              <w:t>host column names, it retries only those.</w:t>
             </w:r>
           </w:p>
         </w:tc>
@@ -16911,7 +16639,7 @@
       <w:pPr>
         <w:pStyle w:val="Heading2"/>
       </w:pPr>
-      <w:bookmarkStart w:id="44" w:name="_Toc241878515"/>
+      <w:bookmarkStart w:id="44" w:name="_Toc241878747"/>
       <w:r>
         <w:t>7.4 Removing the form library</w:t>
       </w:r>
@@ -17006,7 +16734,7 @@
       <w:pPr>
         <w:pStyle w:val="Heading1"/>
       </w:pPr>
-      <w:bookmarkStart w:id="45" w:name="_Toc241878516"/>
+      <w:bookmarkStart w:id="45" w:name="_Toc241878748"/>
       <w:r>
         <w:t>8. Security and permissions</w:t>
       </w:r>
@@ -17153,13 +16881,7 @@
               <w:rPr>
                 <w:sz w:val="19"/>
               </w:rPr>
-              <w:t xml:space="preserve">+ </w:t>
-            </w:r>
-            <w:r>
-              <w:rPr>
-                <w:sz w:val="19"/>
-              </w:rPr>
-              <w:t>New</w:t>
+              <w:t>+ New</w:t>
             </w:r>
           </w:p>
         </w:tc>
@@ -17230,10 +16952,10 @@
         <w:pStyle w:val="ListBullet"/>
       </w:pPr>
       <w:r>
-        <w:t xml:space="preserve">The control works with the signed-in user's own session and security roles. Users only see and link records they have access to. When a privilege is </w:t>
-      </w:r>
-      <w:r>
-        <w:t>missing, the control becomes read-only or names the missing privilege.</w:t>
+        <w:t xml:space="preserve">The control works with the signed-in user's own session and security roles. Users only see and link records they have access to. When a privilege is missing, the </w:t>
+      </w:r>
+      <w:r>
+        <w:t>control becomes read-only or names the missing privilege.</w:t>
       </w:r>
     </w:p>
     <w:p>
@@ -17266,17 +16988,14 @@
         <w:pStyle w:val="ListBullet"/>
       </w:pPr>
       <w:r>
-        <w:t xml:space="preserve">Rules about which records may be linked (view, filters, maximum selections) are applied by the control. Subgrids, </w:t>
-      </w:r>
-      <w:r>
-        <w:t>imports and integrations do not use them. Where a rule must always hold, enforce it on the server, for example with a plug-in on Associate.</w:t>
+        <w:t>Rules about which records may be linked (view, filters, maximum selections) are applied by the control. Subgrids, imports and integrations do not use them. Where a rule must always hold, enforce it on the server, for example with a plug-in on Associate.</w:t>
       </w:r>
     </w:p>
     <w:p>
       <w:pPr>
         <w:pStyle w:val="Heading1"/>
       </w:pPr>
-      <w:bookmarkStart w:id="46" w:name="_Toc241878517"/>
+      <w:bookmarkStart w:id="46" w:name="_Toc241878749"/>
       <w:r>
         <w:t>9. Upgrading</w:t>
       </w:r>
@@ -17382,7 +17101,7 @@
       <w:pPr>
         <w:pStyle w:val="Heading1"/>
       </w:pPr>
-      <w:bookmarkStart w:id="47" w:name="_Toc241878518"/>
+      <w:bookmarkStart w:id="47" w:name="_Toc241878750"/>
       <w:r>
         <w:t>10. Uninstalling</w:t>
       </w:r>
@@ -17397,9 +17116,12 @@
       <w:pPr>
         <w:pStyle w:val="Heading2"/>
       </w:pPr>
-      <w:bookmarkStart w:id="48" w:name="_Toc241878519"/>
-      <w:r>
-        <w:t>10.1 Remove the control from the forms</w:t>
+      <w:bookmarkStart w:id="48" w:name="_Toc241878751"/>
+      <w:r>
+        <w:t xml:space="preserve">10.1 Remove the </w:t>
+      </w:r>
+      <w:r>
+        <w:t>control from the forms</w:t>
       </w:r>
       <w:bookmarkEnd w:id="48"/>
     </w:p>
@@ -17439,10 +17161,10 @@
         <w:t>Delete</w:t>
       </w:r>
       <w:r>
-        <w:t xml:space="preserve">. Use the menu of the component, not </w:t>
-      </w:r>
-      <w:r>
-        <w:t>Delete on the command bar, which removes the whole column from the form.</w:t>
+        <w:t xml:space="preserve">. Use the menu of the component, not Delete on the </w:t>
+      </w:r>
+      <w:r>
+        <w:t>command bar, which removes the whole column from the form.</w:t>
       </w:r>
     </w:p>
     <w:p>
@@ -17456,7 +17178,7 @@
         </w:rPr>
         <w:lastRenderedPageBreak/>
         <w:drawing>
-          <wp:inline distT="0" distB="0" distL="0" distR="0" wp14:anchorId="7A68205A" wp14:editId="07AE243F">
+          <wp:inline distT="0" distB="0" distL="0" distR="0" wp14:anchorId="2F1131E3" wp14:editId="41B390EE">
             <wp:extent cx="2295828" cy="3240000"/>
             <wp:effectExtent l="0" t="0" r="0" b="0"/>
             <wp:docPr id="64" name="Picture 64"/>
@@ -17523,7 +17245,7 @@
           <w:noProof/>
         </w:rPr>
         <w:drawing>
-          <wp:inline distT="0" distB="0" distL="0" distR="0" wp14:anchorId="3EB128A1" wp14:editId="2D70749E">
+          <wp:inline distT="0" distB="0" distL="0" distR="0" wp14:anchorId="20CBCE88" wp14:editId="45BF099A">
             <wp:extent cx="2295828" cy="3240000"/>
             <wp:effectExtent l="0" t="0" r="0" b="0"/>
             <wp:docPr id="65" name="Picture 65"/>
@@ -17614,7 +17336,7 @@
       <w:pPr>
         <w:pStyle w:val="Heading2"/>
       </w:pPr>
-      <w:bookmarkStart w:id="49" w:name="_Toc241878520"/>
+      <w:bookmarkStart w:id="49" w:name="_Toc241878752"/>
       <w:r>
         <w:t>10.2 Uninstall the managed solution</w:t>
       </w:r>
@@ -17670,7 +17392,7 @@
         </w:rPr>
         <w:lastRenderedPageBreak/>
         <w:drawing>
-          <wp:inline distT="0" distB="0" distL="0" distR="0" wp14:anchorId="4E3699DB" wp14:editId="1FB932D7">
+          <wp:inline distT="0" distB="0" distL="0" distR="0" wp14:anchorId="4CE03CC0" wp14:editId="5187697E">
             <wp:extent cx="5760000" cy="3011054"/>
             <wp:effectExtent l="0" t="0" r="0" b="0"/>
             <wp:docPr id="66" name="Picture 66"/>
@@ -17746,7 +17468,7 @@
           <w:noProof/>
         </w:rPr>
         <w:drawing>
-          <wp:inline distT="0" distB="0" distL="0" distR="0" wp14:anchorId="1EE01223" wp14:editId="15248CC1">
+          <wp:inline distT="0" distB="0" distL="0" distR="0" wp14:anchorId="52E6D526" wp14:editId="7C8BEC7E">
             <wp:extent cx="5760000" cy="3011054"/>
             <wp:effectExtent l="0" t="0" r="0" b="0"/>
             <wp:docPr id="67" name="Picture 67"/>
@@ -17823,7 +17545,7 @@
         </w:rPr>
         <w:lastRenderedPageBreak/>
         <w:drawing>
-          <wp:inline distT="0" distB="0" distL="0" distR="0" wp14:anchorId="363878E4" wp14:editId="2F82A62F">
+          <wp:inline distT="0" distB="0" distL="0" distR="0" wp14:anchorId="1EFC87E0" wp14:editId="58F557A4">
             <wp:extent cx="3960000" cy="1718491"/>
             <wp:effectExtent l="0" t="0" r="0" b="0"/>
             <wp:docPr id="68" name="Picture 68"/>
@@ -17890,7 +17612,7 @@
           <w:noProof/>
         </w:rPr>
         <w:drawing>
-          <wp:inline distT="0" distB="0" distL="0" distR="0" wp14:anchorId="422E2D5E" wp14:editId="008F5641">
+          <wp:inline distT="0" distB="0" distL="0" distR="0" wp14:anchorId="5730226B" wp14:editId="6CA535AA">
             <wp:extent cx="5760000" cy="3011054"/>
             <wp:effectExtent l="0" t="0" r="0" b="0"/>
             <wp:docPr id="69" name="Picture 69"/>
@@ -17939,7 +17661,7 @@
       <w:pPr>
         <w:pStyle w:val="Heading2"/>
       </w:pPr>
-      <w:bookmarkStart w:id="50" w:name="_Toc241878521"/>
+      <w:bookmarkStart w:id="50" w:name="_Toc241878753"/>
       <w:r>
         <w:t>10.3 Uninstall the unmanaged solution</w:t>
       </w:r>
@@ -17947,10 +17669,7 @@
     </w:p>
     <w:p>
       <w:r>
-        <w:t xml:space="preserve">Deleting an unmanaged solution removes only the solution record; the components stay in the environment. Delete the </w:t>
-      </w:r>
-      <w:r>
-        <w:t>components first, then the solution.</w:t>
+        <w:t>Deleting an unmanaged solution removes only the solution record; the components stay in the environment. Delete the components first, then the solution.</w:t>
       </w:r>
     </w:p>
     <w:p>
@@ -18023,7 +17742,7 @@
         </w:rPr>
         <w:lastRenderedPageBreak/>
         <w:drawing>
-          <wp:inline distT="0" distB="0" distL="0" distR="0" wp14:anchorId="15ECACB2" wp14:editId="33A9DB2B">
+          <wp:inline distT="0" distB="0" distL="0" distR="0" wp14:anchorId="1908AFF3" wp14:editId="7D52B40C">
             <wp:extent cx="5760000" cy="2062425"/>
             <wp:effectExtent l="0" t="0" r="0" b="0"/>
             <wp:docPr id="70" name="Picture 70"/>
@@ -18065,7 +17784,10 @@
         <w:jc w:val="center"/>
       </w:pPr>
       <w:r>
-        <w:t>Figure 68. Delete the code component from the environment.</w:t>
+        <w:t xml:space="preserve">Figure 68. </w:t>
+      </w:r>
+      <w:r>
+        <w:t>Delete the code component from the environment.</w:t>
       </w:r>
     </w:p>
     <w:p>
@@ -18099,7 +17821,7 @@
           <w:noProof/>
         </w:rPr>
         <w:drawing>
-          <wp:inline distT="0" distB="0" distL="0" distR="0" wp14:anchorId="1649CFF0" wp14:editId="28BAD4B6">
+          <wp:inline distT="0" distB="0" distL="0" distR="0" wp14:anchorId="68D22818" wp14:editId="615904BF">
             <wp:extent cx="3960000" cy="1718491"/>
             <wp:effectExtent l="0" t="0" r="0" b="0"/>
             <wp:docPr id="71" name="Picture 71"/>
@@ -18225,7 +17947,7 @@
           <w:noProof/>
         </w:rPr>
         <w:drawing>
-          <wp:inline distT="0" distB="0" distL="0" distR="0" wp14:anchorId="227F13E3" wp14:editId="002AAB6C">
+          <wp:inline distT="0" distB="0" distL="0" distR="0" wp14:anchorId="2F180009" wp14:editId="46C61B48">
             <wp:extent cx="3960000" cy="1878598"/>
             <wp:effectExtent l="0" t="0" r="0" b="0"/>
             <wp:docPr id="72" name="Picture 72"/>
@@ -18300,7 +18022,7 @@
       <w:pPr>
         <w:pStyle w:val="Heading1"/>
       </w:pPr>
-      <w:bookmarkStart w:id="51" w:name="_Toc241878522"/>
+      <w:bookmarkStart w:id="51" w:name="_Toc241878754"/>
       <w:r>
         <w:lastRenderedPageBreak/>
         <w:t>11. Troubleshooting</w:t>
@@ -18410,13 +18132,13 @@
               <w:rPr>
                 <w:sz w:val="18"/>
               </w:rPr>
-              <w:t xml:space="preserve">The control is not </w:t>
+              <w:t xml:space="preserve">The </w:t>
             </w:r>
             <w:r>
               <w:rPr>
                 <w:sz w:val="18"/>
               </w:rPr>
-              <w:t>listed in Add component</w:t>
+              <w:t>control is not listed in Add component</w:t>
             </w:r>
           </w:p>
         </w:tc>
@@ -18682,13 +18404,13 @@
               <w:rPr>
                 <w:sz w:val="18"/>
               </w:rPr>
-              <w:t xml:space="preserve">The + New </w:t>
+              <w:t>The +</w:t>
             </w:r>
             <w:r>
               <w:rPr>
                 <w:sz w:val="18"/>
               </w:rPr>
-              <w:t>button does not appear</w:t>
+              <w:t xml:space="preserve"> New button does not appear</w:t>
             </w:r>
           </w:p>
         </w:tc>
@@ -18871,7 +18593,7 @@
       <w:pPr>
         <w:pStyle w:val="Heading1"/>
       </w:pPr>
-      <w:bookmarkStart w:id="52" w:name="_Toc241878523"/>
+      <w:bookmarkStart w:id="52" w:name="_Toc241878755"/>
       <w:r>
         <w:t>12. Limitations</w:t>
       </w:r>
@@ -19449,7 +19171,7 @@
       <w:pPr>
         <w:pStyle w:val="Heading1"/>
       </w:pPr>
-      <w:bookmarkStart w:id="53" w:name="_Toc241878524"/>
+      <w:bookmarkStart w:id="53" w:name="_Toc241878756"/>
       <w:r>
         <w:t xml:space="preserve">13. </w:t>
       </w:r>
@@ -19490,7 +19212,7 @@
       <w:pPr>
         <w:pStyle w:val="Heading2"/>
       </w:pPr>
-      <w:bookmarkStart w:id="54" w:name="_Toc241878525"/>
+      <w:bookmarkStart w:id="54" w:name="_Toc241878757"/>
       <w:r>
         <w:t>13.1 Keeping the names column exact</w:t>
       </w:r>
@@ -19655,7 +19377,14 @@
           <w:rFonts w:ascii="Consolas" w:eastAsia="Consolas" w:hAnsi="Consolas"/>
           <w:sz w:val="18"/>
         </w:rPr>
-        <w:t>// Associate and Disassociate, primary table none, PostOperation.</w:t>
+        <w:t xml:space="preserve">// Associate and Disassociate, primary table </w:t>
+      </w:r>
+      <w:r>
+        <w:rPr>
+          <w:rFonts w:ascii="Consolas" w:eastAsia="Consolas" w:hAnsi="Consolas"/>
+          <w:sz w:val="18"/>
+        </w:rPr>
+        <w:t>none, PostOperation.</w:t>
       </w:r>
     </w:p>
     <w:p>
@@ -20318,7 +20047,7 @@
       <w:pPr>
         <w:pStyle w:val="Heading2"/>
       </w:pPr>
-      <w:bookmarkStart w:id="55" w:name="_Toc241878526"/>
+      <w:bookmarkStart w:id="55" w:name="_Toc241878758"/>
       <w:r>
         <w:t>13.2 Enforcing the rules on the server</w:t>
       </w:r>
@@ -20908,7 +20637,7 @@
       <w:pPr>
         <w:pStyle w:val="Heading1"/>
       </w:pPr>
-      <w:bookmarkStart w:id="56" w:name="_Toc241878527"/>
+      <w:bookmarkStart w:id="56" w:name="_Toc241878759"/>
       <w:r>
         <w:t>Appendix A. All texts in English and French</w:t>
       </w:r>
@@ -20916,17 +20645,17 @@
     </w:p>
     <w:p>
       <w:r>
-        <w:t xml:space="preserve">The control shows its texts in French for users whose Dynamics language is French (France, Canada, Belgium, Switzerland, Luxembourg or Monaco) and in </w:t>
-      </w:r>
-      <w:r>
-        <w:t>English for everyone else. Words in braces are filled in when the text is shown: {name} is a record's name, {field} the field's label, {count}, {hidden} and {max} are numbers, {table} and {related table} are table names, and {reason} is one of the reasons in A.5 or the message returned by Dataverse (for example a plug-in's message).</w:t>
+        <w:t xml:space="preserve">The control shows its texts in </w:t>
+      </w:r>
+      <w:r>
+        <w:t>French for users whose Dynamics language is French (France, Canada, Belgium, Switzerland, Luxembourg or Monaco) and in English for everyone else. Words in braces are filled in when the text is shown: {name} is a record's name, {field} the field's label, {count}, {hidden} and {max} are numbers, {table} and {related table} are table names, and {reason} is one of the reasons in A.5 or the message returned by Dataverse (for example a plug-in's message).</w:t>
       </w:r>
     </w:p>
     <w:p>
       <w:pPr>
         <w:pStyle w:val="Heading2"/>
       </w:pPr>
-      <w:bookmarkStart w:id="57" w:name="_Toc241878528"/>
+      <w:bookmarkStart w:id="57" w:name="_Toc241878760"/>
       <w:r>
         <w:t>A.1 Field and list</w:t>
       </w:r>
@@ -21232,7 +20961,13 @@
               <w:rPr>
                 <w:sz w:val="17"/>
               </w:rPr>
-              <w:t>List, while records load</w:t>
+              <w:t xml:space="preserve">List, while </w:t>
+            </w:r>
+            <w:r>
+              <w:rPr>
+                <w:sz w:val="17"/>
+              </w:rPr>
+              <w:t>records load</w:t>
             </w:r>
           </w:p>
         </w:tc>
@@ -21341,13 +21076,7 @@
               <w:rPr>
                 <w:sz w:val="17"/>
               </w:rPr>
-              <w:t xml:space="preserve">+ New button </w:t>
-            </w:r>
-            <w:r>
-              <w:rPr>
-                <w:sz w:val="17"/>
-              </w:rPr>
-              <w:t>({table}: the related table)</w:t>
+              <w:t>+ New button ({table}: the related table)</w:t>
             </w:r>
           </w:p>
         </w:tc>
@@ -21472,7 +21201,13 @@
               <w:rPr>
                 <w:sz w:val="17"/>
               </w:rPr>
-              <w:t>(No name)</w:t>
+              <w:t xml:space="preserve">(No </w:t>
+            </w:r>
+            <w:r>
+              <w:rPr>
+                <w:sz w:val="17"/>
+              </w:rPr>
+              <w:t>name)</w:t>
             </w:r>
           </w:p>
         </w:tc>
@@ -21559,7 +21294,7 @@
       <w:pPr>
         <w:pStyle w:val="Heading2"/>
       </w:pPr>
-      <w:bookmarkStart w:id="58" w:name="_Toc241878529"/>
+      <w:bookmarkStart w:id="58" w:name="_Toc241878761"/>
       <w:r>
         <w:t>A.2 Notes</w:t>
       </w:r>
@@ -21647,13 +21382,7 @@
               <w:rPr>
                 <w:sz w:val="17"/>
               </w:rPr>
-              <w:t xml:space="preserve">Under the field, on a </w:t>
-            </w:r>
-            <w:r>
-              <w:rPr>
-                <w:sz w:val="17"/>
-              </w:rPr>
-              <w:t>new record</w:t>
+              <w:t>Under the field, on a new record</w:t>
             </w:r>
           </w:p>
         </w:tc>
@@ -21707,7 +21436,13 @@
               <w:rPr>
                 <w:sz w:val="17"/>
               </w:rPr>
-              <w:t>In the field, where picks need a saved record</w:t>
+              <w:t xml:space="preserve">In the </w:t>
+            </w:r>
+            <w:r>
+              <w:rPr>
+                <w:sz w:val="17"/>
+              </w:rPr>
+              <w:t>field, where picks need a saved record</w:t>
             </w:r>
           </w:p>
         </w:tc>
@@ -21786,7 +21521,13 @@
                 <w:sz w:val="17"/>
               </w:rPr>
               <w:lastRenderedPageBreak/>
-              <w:t>Maximum reached: you can select up to {max} records.</w:t>
+              <w:t xml:space="preserve">Maximum reached: you can select up to {max} </w:t>
+            </w:r>
+            <w:r>
+              <w:rPr>
+                <w:sz w:val="17"/>
+              </w:rPr>
+              <w:t>records.</w:t>
             </w:r>
           </w:p>
         </w:tc>
@@ -21841,13 +21582,7 @@
               <w:rPr>
                 <w:sz w:val="17"/>
               </w:rPr>
-              <w:t xml:space="preserve">Maximum reached: you can select up to 1 </w:t>
-            </w:r>
-            <w:r>
-              <w:rPr>
-                <w:sz w:val="17"/>
-              </w:rPr>
-              <w:t>record.</w:t>
+              <w:t>Maximum reached: you can select up to 1 record.</w:t>
             </w:r>
           </w:p>
         </w:tc>
@@ -22048,13 +21783,7 @@
               <w:rPr>
                 <w:sz w:val="17"/>
               </w:rPr>
-              <w:t xml:space="preserve">In the field, </w:t>
-            </w:r>
-            <w:r>
-              <w:rPr>
-                <w:sz w:val="17"/>
-              </w:rPr>
-              <w:t>outside a model-driven form</w:t>
+              <w:t>In the field, outside a model-driven form</w:t>
             </w:r>
           </w:p>
         </w:tc>
@@ -22088,7 +21817,13 @@
               <w:rPr>
                 <w:sz w:val="17"/>
               </w:rPr>
-              <w:t>Ce contrôle ne peut être utilisé que sur un formulaire d'application pilotée par modèle.</w:t>
+              <w:t xml:space="preserve">Ce contrôle ne peut être utilisé que sur un </w:t>
+            </w:r>
+            <w:r>
+              <w:rPr>
+                <w:sz w:val="17"/>
+              </w:rPr>
+              <w:t>formulaire d'application pilotée par modèle.</w:t>
             </w:r>
           </w:p>
         </w:tc>
@@ -22103,7 +21838,7 @@
       <w:pPr>
         <w:pStyle w:val="Heading2"/>
       </w:pPr>
-      <w:bookmarkStart w:id="59" w:name="_Toc241878530"/>
+      <w:bookmarkStart w:id="59" w:name="_Toc241878762"/>
       <w:r>
         <w:t>A.3 Problems while loading or saving</w:t>
       </w:r>
@@ -22207,13 +21942,7 @@
               <w:rPr>
                 <w:sz w:val="17"/>
               </w:rPr>
-              <w:t xml:space="preserve">Couldn't load </w:t>
-            </w:r>
-            <w:r>
-              <w:rPr>
-                <w:sz w:val="17"/>
-              </w:rPr>
-              <w:t>records.</w:t>
+              <w:t>Couldn't load records.</w:t>
             </w:r>
           </w:p>
         </w:tc>
@@ -22338,13 +22067,7 @@
               <w:rPr>
                 <w:sz w:val="17"/>
               </w:rPr>
-              <w:t xml:space="preserve">La </w:t>
-            </w:r>
-            <w:r>
-              <w:rPr>
-                <w:sz w:val="17"/>
-              </w:rPr>
-              <w:t>recherche a échoué.</w:t>
+              <w:t>La recherche a échoué.</w:t>
             </w:r>
           </w:p>
         </w:tc>
@@ -22421,7 +22144,13 @@
               <w:rPr>
                 <w:sz w:val="17"/>
               </w:rPr>
-              <w:t>Field, after a failure that needs a reload</w:t>
+              <w:t xml:space="preserve">Field, after a failure </w:t>
+            </w:r>
+            <w:r>
+              <w:rPr>
+                <w:sz w:val="17"/>
+              </w:rPr>
+              <w:t>that needs a reload</w:t>
             </w:r>
           </w:p>
         </w:tc>
@@ -22584,7 +22313,13 @@
               <w:rPr>
                 <w:sz w:val="17"/>
               </w:rPr>
-              <w:t>Under the field</w:t>
+              <w:t xml:space="preserve">Under the </w:t>
+            </w:r>
+            <w:r>
+              <w:rPr>
+                <w:sz w:val="17"/>
+              </w:rPr>
+              <w:t>field</w:t>
             </w:r>
           </w:p>
         </w:tc>
@@ -22655,13 +22390,7 @@
               <w:rPr>
                 <w:sz w:val="17"/>
               </w:rPr>
-              <w:t xml:space="preserve">Couldn't </w:t>
-            </w:r>
-            <w:r>
-              <w:rPr>
-                <w:sz w:val="17"/>
-              </w:rPr>
-              <w:t>create the record.</w:t>
+              <w:t>Couldn't create the record.</w:t>
             </w:r>
           </w:p>
         </w:tc>
@@ -22808,13 +22537,7 @@
               <w:rPr>
                 <w:sz w:val="17"/>
               </w:rPr>
-              <w:t xml:space="preserve">App </w:t>
-            </w:r>
-            <w:r>
-              <w:rPr>
-                <w:sz w:val="17"/>
-              </w:rPr>
-              <w:t>notification, after the record was closed</w:t>
+              <w:t>App notification, after the record was closed</w:t>
             </w:r>
           </w:p>
         </w:tc>
@@ -22848,7 +22571,13 @@
               <w:rPr>
                 <w:sz w:val="17"/>
               </w:rPr>
-              <w:t>{count} modifications de {field} n'ont pas pu être enregistrées après la fermeture du formulaire.</w:t>
+              <w:t xml:space="preserve">{count} modifications de {field} </w:t>
+            </w:r>
+            <w:r>
+              <w:rPr>
+                <w:sz w:val="17"/>
+              </w:rPr>
+              <w:t>n'ont pas pu être enregistrées après la fermeture du formulaire.</w:t>
             </w:r>
           </w:p>
         </w:tc>
@@ -22972,7 +22701,7 @@
       <w:pPr>
         <w:pStyle w:val="Heading2"/>
       </w:pPr>
-      <w:bookmarkStart w:id="60" w:name="_Toc241878531"/>
+      <w:bookmarkStart w:id="60" w:name="_Toc241878763"/>
       <w:r>
         <w:lastRenderedPageBreak/>
         <w:t>A.4 Settings that cannot work</w:t>
@@ -23077,7 +22806,13 @@
               <w:rPr>
                 <w:sz w:val="17"/>
               </w:rPr>
-              <w:t>Set the N:N relationship schema name in the control properties.</w:t>
+              <w:t xml:space="preserve">Set the N:N relationship schema name in the control </w:t>
+            </w:r>
+            <w:r>
+              <w:rPr>
+                <w:sz w:val="17"/>
+              </w:rPr>
+              <w:t>properties.</w:t>
             </w:r>
           </w:p>
         </w:tc>
@@ -23186,7 +22921,13 @@
               <w:rPr>
                 <w:sz w:val="17"/>
               </w:rPr>
-              <w:t>Relationship "{relationship}" links {table 1} and {table 2}; it cannot be used on a {table} form.</w:t>
+              <w:t xml:space="preserve">Relationship </w:t>
+            </w:r>
+            <w:r>
+              <w:rPr>
+                <w:sz w:val="17"/>
+              </w:rPr>
+              <w:t>"{relationship}" links {table 1} and {table 2}; it cannot be used on a {table} form.</w:t>
             </w:r>
           </w:p>
         </w:tc>
@@ -23202,13 +22943,7 @@
               <w:rPr>
                 <w:sz w:val="17"/>
               </w:rPr>
-              <w:t xml:space="preserve">La relation </w:t>
-            </w:r>
-            <w:r>
-              <w:rPr>
-                <w:sz w:val="17"/>
-              </w:rPr>
-              <w:t>« {relationship} » lie les tables {table 1} et {table 2}. Elle ne peut pas être utilisée sur un formulaire de la table {table}.</w:t>
+              <w:t>La relation « {relationship} » lie les tables {table 1} et {table 2}. Elle ne peut pas être utilisée sur un formulaire de la table {table}.</w:t>
             </w:r>
           </w:p>
         </w:tc>
@@ -23410,7 +23145,13 @@
               <w:rPr>
                 <w:sz w:val="17"/>
               </w:rPr>
-              <w:t>The FetchXML filter isn't well-formed XML: {detail}</w:t>
+              <w:t xml:space="preserve">The </w:t>
+            </w:r>
+            <w:r>
+              <w:rPr>
+                <w:sz w:val="17"/>
+              </w:rPr>
+              <w:t>FetchXML filter isn't well-formed XML: {detail}</w:t>
             </w:r>
           </w:p>
         </w:tc>
@@ -23426,13 +23167,7 @@
               <w:rPr>
                 <w:sz w:val="17"/>
               </w:rPr>
-              <w:t xml:space="preserve">Le filtre FetchXML n'est pas un XML bien formé : </w:t>
-            </w:r>
-            <w:r>
-              <w:rPr>
-                <w:sz w:val="17"/>
-              </w:rPr>
-              <w:t>{detail}</w:t>
+              <w:t>Le filtre FetchXML n'est pas un XML bien formé : {detail}</w:t>
             </w:r>
           </w:p>
         </w:tc>
@@ -23488,7 +23223,13 @@
               <w:rPr>
                 <w:sz w:val="17"/>
               </w:rPr>
-              <w:t>Le filtre FetchXML doit être une requête &lt;fetch&gt; complète, ou des éléments &lt;filter&gt; et &lt;link-entity&gt;.</w:t>
+              <w:t xml:space="preserve">Le filtre FetchXML doit être une requête </w:t>
+            </w:r>
+            <w:r>
+              <w:rPr>
+                <w:sz w:val="17"/>
+              </w:rPr>
+              <w:t>&lt;fetch&gt; complète, ou des éléments &lt;filter&gt; et &lt;link-entity&gt;.</w:t>
             </w:r>
           </w:p>
         </w:tc>
@@ -23634,7 +23375,13 @@
               <w:rPr>
                 <w:sz w:val="17"/>
               </w:rPr>
-              <w:t>There is no active view "{view}" for the table {table}. Views of this table and their ids: {view} ({id}), ....</w:t>
+              <w:t xml:space="preserve">There is no active view "{view}" for the table {table}. Views of this </w:t>
+            </w:r>
+            <w:r>
+              <w:rPr>
+                <w:sz w:val="17"/>
+              </w:rPr>
+              <w:t>table and their ids: {view} ({id}), ....</w:t>
             </w:r>
           </w:p>
         </w:tc>
@@ -23650,13 +23397,7 @@
               <w:rPr>
                 <w:sz w:val="17"/>
               </w:rPr>
-              <w:t xml:space="preserve">Aucune vue active « {view} » n'existe pour la table {table}. </w:t>
-            </w:r>
-            <w:r>
-              <w:rPr>
-                <w:sz w:val="17"/>
-              </w:rPr>
-              <w:t>Vues de cette table et leurs identifiants : {view} ({id}), ....</w:t>
+              <w:t>Aucune vue active « {view} » n'existe pour la table {table}. Vues de cette table et leurs identifiants : {view} ({id}), ....</w:t>
             </w:r>
           </w:p>
         </w:tc>
@@ -23836,7 +23577,7 @@
       <w:pPr>
         <w:pStyle w:val="Heading2"/>
       </w:pPr>
-      <w:bookmarkStart w:id="61" w:name="_Toc241878532"/>
+      <w:bookmarkStart w:id="61" w:name="_Toc241878764"/>
       <w:r>
         <w:lastRenderedPageBreak/>
         <w:t>A.5 Reasons added to a problem</w:t>
@@ -23941,7 +23682,13 @@
               <w:rPr>
                 <w:sz w:val="17"/>
               </w:rPr>
-              <w:t>Can't reach the server. Check your connection and try again.</w:t>
+              <w:t xml:space="preserve">Can't reach the </w:t>
+            </w:r>
+            <w:r>
+              <w:rPr>
+                <w:sz w:val="17"/>
+              </w:rPr>
+              <w:t>server. Check your connection and try again.</w:t>
             </w:r>
           </w:p>
         </w:tc>
@@ -23957,13 +23704,7 @@
               <w:rPr>
                 <w:sz w:val="17"/>
               </w:rPr>
-              <w:t xml:space="preserve">Impossible de joindre le serveur. Vérifiez votre </w:t>
-            </w:r>
-            <w:r>
-              <w:rPr>
-                <w:sz w:val="17"/>
-              </w:rPr>
-              <w:t>connexion et réessayez.</w:t>
+              <w:t>Impossible de joindre le serveur. Vérifiez votre connexion et réessayez.</w:t>
             </w:r>
           </w:p>
         </w:tc>
@@ -24040,7 +23781,13 @@
               <w:rPr>
                 <w:sz w:val="17"/>
               </w:rPr>
-              <w:t>Throttling (service protection limits)</w:t>
+              <w:t xml:space="preserve">Throttling (service </w:t>
+            </w:r>
+            <w:r>
+              <w:rPr>
+                <w:sz w:val="17"/>
+              </w:rPr>
+              <w:t>protection limits)</w:t>
             </w:r>
           </w:p>
         </w:tc>
@@ -24072,13 +23819,7 @@
               <w:rPr>
                 <w:sz w:val="17"/>
               </w:rPr>
-              <w:t xml:space="preserve">Le serveur est occupé. Réessayez dans une </w:t>
-            </w:r>
-            <w:r>
-              <w:rPr>
-                <w:sz w:val="17"/>
-              </w:rPr>
-              <w:t>minute.</w:t>
+              <w:t>Le serveur est occupé. Réessayez dans une minute.</w:t>
             </w:r>
           </w:p>
         </w:tc>
@@ -24187,13 +23928,7 @@
               <w:rPr>
                 <w:sz w:val="17"/>
               </w:rPr>
-              <w:t xml:space="preserve">Vous n'avez pas </w:t>
-            </w:r>
-            <w:r>
-              <w:rPr>
-                <w:sz w:val="17"/>
-              </w:rPr>
-              <w:t>l'autorisation de modifier ces enregistrements associés.</w:t>
+              <w:t>Vous n'avez pas l'autorisation de modifier ces enregistrements associés.</w:t>
             </w:r>
           </w:p>
         </w:tc>
@@ -24270,13 +24005,7 @@
               <w:rPr>
                 <w:sz w:val="17"/>
               </w:rPr>
-              <w:t xml:space="preserve">Missing privilege to update the </w:t>
-            </w:r>
-            <w:r>
-              <w:rPr>
-                <w:sz w:val="17"/>
-              </w:rPr>
-              <w:t>record</w:t>
+              <w:t>Missing privilege to update the record</w:t>
             </w:r>
           </w:p>
         </w:tc>
@@ -24347,7 +24076,13 @@
               <w:rPr>
                 <w:sz w:val="17"/>
               </w:rPr>
-              <w:t>This search is too slow for this table. Search by the first letters of the name.</w:t>
+              <w:t xml:space="preserve">This search is </w:t>
+            </w:r>
+            <w:r>
+              <w:rPr>
+                <w:sz w:val="17"/>
+              </w:rPr>
+              <w:t>too slow for this table. Search by the first letters of the name.</w:t>
             </w:r>
           </w:p>
         </w:tc>
@@ -24379,7 +24114,7 @@
       <w:pPr>
         <w:pStyle w:val="Heading2"/>
       </w:pPr>
-      <w:bookmarkStart w:id="62" w:name="_Toc241878533"/>
+      <w:bookmarkStart w:id="62" w:name="_Toc241878765"/>
       <w:r>
         <w:t>A.6 Screen reader texts and tooltips</w:t>
       </w:r>
@@ -24467,7 +24202,13 @@
               <w:rPr>
                 <w:sz w:val="17"/>
               </w:rPr>
-              <w:t>Name of a field without a label</w:t>
+              <w:t xml:space="preserve">Name of a field without a </w:t>
+            </w:r>
+            <w:r>
+              <w:rPr>
+                <w:sz w:val="17"/>
+              </w:rPr>
+              <w:t>label</w:t>
             </w:r>
           </w:p>
         </w:tc>
@@ -24865,7 +24606,13 @@
               <w:rPr>
                 <w:sz w:val="17"/>
               </w:rPr>
-              <w:t>Open {name} in a new tab</w:t>
+              <w:t xml:space="preserve">Open </w:t>
+            </w:r>
+            <w:r>
+              <w:rPr>
+                <w:sz w:val="17"/>
+              </w:rPr>
+              <w:t>{name} in a new tab</w:t>
             </w:r>
           </w:p>
         </w:tc>
@@ -24903,13 +24650,7 @@
               <w:rPr>
                 <w:sz w:val="17"/>
               </w:rPr>
-              <w:t xml:space="preserve">Name of the </w:t>
-            </w:r>
-            <w:r>
-              <w:rPr>
-                <w:sz w:val="17"/>
-              </w:rPr>
-              <w:t>+N button</w:t>
+              <w:t>Name of the +N button</w:t>
             </w:r>
           </w:p>
         </w:tc>
@@ -25034,13 +24775,7 @@
               <w:rPr>
                 <w:sz w:val="17"/>
               </w:rPr>
-              <w:t xml:space="preserve">{name}. Press Delete or </w:t>
-            </w:r>
-            <w:r>
-              <w:rPr>
-                <w:sz w:val="17"/>
-              </w:rPr>
-              <w:t>Backspace to remove, arrow keys to move.</w:t>
+              <w:t>{name}. Press Delete or Backspace to remove, arrow keys to move.</w:t>
             </w:r>
           </w:p>
         </w:tc>
@@ -25095,7 +24830,13 @@
               <w:rPr>
                 <w:sz w:val="17"/>
               </w:rPr>
-              <w:t>{name}. Press Enter to open, Delete or Backspace to remove, arrow keys to move.</w:t>
+              <w:t xml:space="preserve">{name}. Press Enter to </w:t>
+            </w:r>
+            <w:r>
+              <w:rPr>
+                <w:sz w:val="17"/>
+              </w:rPr>
+              <w:t>open, Delete or Backspace to remove, arrow keys to move.</w:t>
             </w:r>
           </w:p>
         </w:tc>
@@ -25737,94 +25478,94 @@
       </w:rPr>
     </w:lvl>
   </w:abstractNum>
-  <w:num w:numId="1" w16cid:durableId="666132185">
+  <w:num w:numId="1" w16cid:durableId="1384867584">
     <w:abstractNumId w:val="8"/>
   </w:num>
-  <w:num w:numId="2" w16cid:durableId="179247471">
+  <w:num w:numId="2" w16cid:durableId="2142915663">
     <w:abstractNumId w:val="6"/>
   </w:num>
-  <w:num w:numId="3" w16cid:durableId="94254511">
+  <w:num w:numId="3" w16cid:durableId="84616331">
     <w:abstractNumId w:val="5"/>
   </w:num>
-  <w:num w:numId="4" w16cid:durableId="582491414">
+  <w:num w:numId="4" w16cid:durableId="290356977">
     <w:abstractNumId w:val="4"/>
   </w:num>
-  <w:num w:numId="5" w16cid:durableId="98261863">
+  <w:num w:numId="5" w16cid:durableId="2018728949">
     <w:abstractNumId w:val="7"/>
   </w:num>
-  <w:num w:numId="6" w16cid:durableId="510534898">
+  <w:num w:numId="6" w16cid:durableId="32273980">
     <w:abstractNumId w:val="3"/>
   </w:num>
-  <w:num w:numId="7" w16cid:durableId="3478037">
+  <w:num w:numId="7" w16cid:durableId="977806037">
     <w:abstractNumId w:val="2"/>
   </w:num>
-  <w:num w:numId="8" w16cid:durableId="1584802828">
+  <w:num w:numId="8" w16cid:durableId="639917757">
     <w:abstractNumId w:val="1"/>
   </w:num>
-  <w:num w:numId="9" w16cid:durableId="1965111757">
+  <w:num w:numId="9" w16cid:durableId="1117791383">
     <w:abstractNumId w:val="0"/>
   </w:num>
-  <w:num w:numId="10" w16cid:durableId="1025130765">
+  <w:num w:numId="10" w16cid:durableId="1051227315">
     <w:abstractNumId w:val="7"/>
     <w:lvlOverride w:ilvl="0">
       <w:startOverride w:val="1"/>
     </w:lvlOverride>
   </w:num>
-  <w:num w:numId="11" w16cid:durableId="1328677422">
+  <w:num w:numId="11" w16cid:durableId="1430396201">
     <w:abstractNumId w:val="7"/>
     <w:lvlOverride w:ilvl="0">
       <w:startOverride w:val="1"/>
     </w:lvlOverride>
   </w:num>
-  <w:num w:numId="12" w16cid:durableId="415396254">
+  <w:num w:numId="12" w16cid:durableId="425004050">
     <w:abstractNumId w:val="7"/>
     <w:lvlOverride w:ilvl="0">
       <w:startOverride w:val="1"/>
     </w:lvlOverride>
   </w:num>
-  <w:num w:numId="13" w16cid:durableId="1612348831">
+  <w:num w:numId="13" w16cid:durableId="432946123">
     <w:abstractNumId w:val="7"/>
     <w:lvlOverride w:ilvl="0">
       <w:startOverride w:val="1"/>
     </w:lvlOverride>
   </w:num>
-  <w:num w:numId="14" w16cid:durableId="627590121">
+  <w:num w:numId="14" w16cid:durableId="901718598">
     <w:abstractNumId w:val="7"/>
     <w:lvlOverride w:ilvl="0">
       <w:startOverride w:val="1"/>
     </w:lvlOverride>
   </w:num>
-  <w:num w:numId="15" w16cid:durableId="624651989">
+  <w:num w:numId="15" w16cid:durableId="133912877">
     <w:abstractNumId w:val="7"/>
     <w:lvlOverride w:ilvl="0">
       <w:startOverride w:val="1"/>
     </w:lvlOverride>
   </w:num>
-  <w:num w:numId="16" w16cid:durableId="1581022453">
+  <w:num w:numId="16" w16cid:durableId="1131246145">
     <w:abstractNumId w:val="7"/>
     <w:lvlOverride w:ilvl="0">
       <w:startOverride w:val="1"/>
     </w:lvlOverride>
   </w:num>
-  <w:num w:numId="17" w16cid:durableId="873807306">
+  <w:num w:numId="17" w16cid:durableId="2099326105">
     <w:abstractNumId w:val="7"/>
     <w:lvlOverride w:ilvl="0">
       <w:startOverride w:val="1"/>
     </w:lvlOverride>
   </w:num>
-  <w:num w:numId="18" w16cid:durableId="1509832295">
+  <w:num w:numId="18" w16cid:durableId="1174412947">
     <w:abstractNumId w:val="7"/>
     <w:lvlOverride w:ilvl="0">
       <w:startOverride w:val="1"/>
     </w:lvlOverride>
   </w:num>
-  <w:num w:numId="19" w16cid:durableId="556664570">
+  <w:num w:numId="19" w16cid:durableId="1808208318">
     <w:abstractNumId w:val="7"/>
     <w:lvlOverride w:ilvl="0">
       <w:startOverride w:val="1"/>
     </w:lvlOverride>
   </w:num>
-  <w:num w:numId="20" w16cid:durableId="637540093">
+  <w:num w:numId="20" w16cid:durableId="2121142090">
     <w:abstractNumId w:val="7"/>
     <w:lvlOverride w:ilvl="0">
       <w:startOverride w:val="1"/>
@@ -37220,7 +36961,7 @@
     <w:autoRedefine/>
     <w:uiPriority w:val="39"/>
     <w:unhideWhenUsed/>
-    <w:rsid w:val="00993C99"/>
+    <w:rsid w:val="0087652E"/>
     <w:pPr>
       <w:spacing w:after="100"/>
     </w:pPr>
@@ -37232,7 +36973,7 @@
     <w:autoRedefine/>
     <w:uiPriority w:val="39"/>
     <w:unhideWhenUsed/>
-    <w:rsid w:val="00993C99"/>
+    <w:rsid w:val="0087652E"/>
     <w:pPr>
       <w:spacing w:after="100"/>
       <w:ind w:left="210"/>
@@ -37243,7 +36984,7 @@
     <w:basedOn w:val="DefaultParagraphFont"/>
     <w:uiPriority w:val="99"/>
     <w:unhideWhenUsed/>
-    <w:rsid w:val="00993C99"/>
+    <w:rsid w:val="0087652E"/>
     <w:rPr>
       <w:color w:val="0000FF" w:themeColor="hyperlink"/>
       <w:u w:val="single"/>

--- a/docs/NToNMultiSelect - Technical Reference.docx
+++ b/docs/NToNMultiSelect - Technical Reference.docx
@@ -474,7 +474,7 @@
       <w:r>
         <w:fldChar w:fldCharType="separate"/>
       </w:r>
-      <w:hyperlink w:anchor="_Toc241878703" w:history="1">
+      <w:hyperlink w:anchor="_Toc241879060" w:history="1">
         <w:r>
           <w:rPr>
             <w:rStyle w:val="Hyperlink"/>
@@ -501,7 +501,7 @@
             <w:noProof/>
             <w:webHidden/>
           </w:rPr>
-          <w:instrText xml:space="preserve"> PAGEREF _Toc241878703 \h </w:instrText>
+          <w:instrText xml:space="preserve"> PAGEREF _Toc241879060 \h </w:instrText>
         </w:r>
         <w:r>
           <w:rPr>
@@ -548,7 +548,7 @@
           <w14:ligatures w14:val="standardContextual"/>
         </w:rPr>
       </w:pPr>
-      <w:hyperlink w:anchor="_Toc241878704" w:history="1">
+      <w:hyperlink w:anchor="_Toc241879061" w:history="1">
         <w:r>
           <w:rPr>
             <w:rStyle w:val="Hyperlink"/>
@@ -575,7 +575,7 @@
             <w:noProof/>
             <w:webHidden/>
           </w:rPr>
-          <w:instrText xml:space="preserve"> PAGEREF _Toc241878704 \h </w:instrText>
+          <w:instrText xml:space="preserve"> PAGEREF _Toc241879061 \h </w:instrText>
         </w:r>
         <w:r>
           <w:rPr>
@@ -622,7 +622,7 @@
           <w14:ligatures w14:val="standardContextual"/>
         </w:rPr>
       </w:pPr>
-      <w:hyperlink w:anchor="_Toc241878705" w:history="1">
+      <w:hyperlink w:anchor="_Toc241879062" w:history="1">
         <w:r>
           <w:rPr>
             <w:rStyle w:val="Hyperlink"/>
@@ -649,7 +649,7 @@
             <w:noProof/>
             <w:webHidden/>
           </w:rPr>
-          <w:instrText xml:space="preserve"> PAGEREF _Toc241878705 \h </w:instrText>
+          <w:instrText xml:space="preserve"> PAGEREF _Toc241879062 \h </w:instrText>
         </w:r>
         <w:r>
           <w:rPr>
@@ -696,7 +696,7 @@
           <w14:ligatures w14:val="standardContextual"/>
         </w:rPr>
       </w:pPr>
-      <w:hyperlink w:anchor="_Toc241878706" w:history="1">
+      <w:hyperlink w:anchor="_Toc241879063" w:history="1">
         <w:r>
           <w:rPr>
             <w:rStyle w:val="Hyperlink"/>
@@ -723,7 +723,7 @@
             <w:noProof/>
             <w:webHidden/>
           </w:rPr>
-          <w:instrText xml:space="preserve"> PAGEREF _Toc241878706 \h </w:instrText>
+          <w:instrText xml:space="preserve"> PAGEREF _Toc241879063 \h </w:instrText>
         </w:r>
         <w:r>
           <w:rPr>
@@ -770,7 +770,7 @@
           <w14:ligatures w14:val="standardContextual"/>
         </w:rPr>
       </w:pPr>
-      <w:hyperlink w:anchor="_Toc241878707" w:history="1">
+      <w:hyperlink w:anchor="_Toc241879064" w:history="1">
         <w:r>
           <w:rPr>
             <w:rStyle w:val="Hyperlink"/>
@@ -797,7 +797,7 @@
             <w:noProof/>
             <w:webHidden/>
           </w:rPr>
-          <w:instrText xml:space="preserve"> PAGEREF _Toc241878707 \h </w:instrText>
+          <w:instrText xml:space="preserve"> PAGEREF _Toc241879064 \h </w:instrText>
         </w:r>
         <w:r>
           <w:rPr>
@@ -844,7 +844,7 @@
           <w14:ligatures w14:val="standardContextual"/>
         </w:rPr>
       </w:pPr>
-      <w:hyperlink w:anchor="_Toc241878708" w:history="1">
+      <w:hyperlink w:anchor="_Toc241879065" w:history="1">
         <w:r>
           <w:rPr>
             <w:rStyle w:val="Hyperlink"/>
@@ -871,7 +871,7 @@
             <w:noProof/>
             <w:webHidden/>
           </w:rPr>
-          <w:instrText xml:space="preserve"> PAGEREF _Toc241878708 \h </w:instrText>
+          <w:instrText xml:space="preserve"> PAGEREF _Toc241879065 \h </w:instrText>
         </w:r>
         <w:r>
           <w:rPr>
@@ -918,7 +918,7 @@
           <w14:ligatures w14:val="standardContextual"/>
         </w:rPr>
       </w:pPr>
-      <w:hyperlink w:anchor="_Toc241878709" w:history="1">
+      <w:hyperlink w:anchor="_Toc241879066" w:history="1">
         <w:r>
           <w:rPr>
             <w:rStyle w:val="Hyperlink"/>
@@ -945,7 +945,7 @@
             <w:noProof/>
             <w:webHidden/>
           </w:rPr>
-          <w:instrText xml:space="preserve"> PAGEREF _Toc241878709 \h </w:instrText>
+          <w:instrText xml:space="preserve"> PAGEREF _Toc241879066 \h </w:instrText>
         </w:r>
         <w:r>
           <w:rPr>
@@ -992,7 +992,7 @@
           <w14:ligatures w14:val="standardContextual"/>
         </w:rPr>
       </w:pPr>
-      <w:hyperlink w:anchor="_Toc241878710" w:history="1">
+      <w:hyperlink w:anchor="_Toc241879067" w:history="1">
         <w:r>
           <w:rPr>
             <w:rStyle w:val="Hyperlink"/>
@@ -1019,7 +1019,7 @@
             <w:noProof/>
             <w:webHidden/>
           </w:rPr>
-          <w:instrText xml:space="preserve"> PAGEREF _Toc241878710 \h </w:instrText>
+          <w:instrText xml:space="preserve"> PAGEREF _Toc241879067 \h </w:instrText>
         </w:r>
         <w:r>
           <w:rPr>
@@ -1066,7 +1066,7 @@
           <w14:ligatures w14:val="standardContextual"/>
         </w:rPr>
       </w:pPr>
-      <w:hyperlink w:anchor="_Toc241878711" w:history="1">
+      <w:hyperlink w:anchor="_Toc241879068" w:history="1">
         <w:r>
           <w:rPr>
             <w:rStyle w:val="Hyperlink"/>
@@ -1093,7 +1093,7 @@
             <w:noProof/>
             <w:webHidden/>
           </w:rPr>
-          <w:instrText xml:space="preserve"> PAGEREF _Toc241878711 \h </w:instrText>
+          <w:instrText xml:space="preserve"> PAGEREF _Toc241879068 \h </w:instrText>
         </w:r>
         <w:r>
           <w:rPr>
@@ -1140,7 +1140,7 @@
           <w14:ligatures w14:val="standardContextual"/>
         </w:rPr>
       </w:pPr>
-      <w:hyperlink w:anchor="_Toc241878712" w:history="1">
+      <w:hyperlink w:anchor="_Toc241879069" w:history="1">
         <w:r>
           <w:rPr>
             <w:rStyle w:val="Hyperlink"/>
@@ -1167,7 +1167,7 @@
             <w:noProof/>
             <w:webHidden/>
           </w:rPr>
-          <w:instrText xml:space="preserve"> PAGEREF _Toc241878712 \h </w:instrText>
+          <w:instrText xml:space="preserve"> PAGEREF _Toc241879069 \h </w:instrText>
         </w:r>
         <w:r>
           <w:rPr>
@@ -1214,7 +1214,7 @@
           <w14:ligatures w14:val="standardContextual"/>
         </w:rPr>
       </w:pPr>
-      <w:hyperlink w:anchor="_Toc241878713" w:history="1">
+      <w:hyperlink w:anchor="_Toc241879070" w:history="1">
         <w:r>
           <w:rPr>
             <w:rStyle w:val="Hyperlink"/>
@@ -1241,7 +1241,7 @@
             <w:noProof/>
             <w:webHidden/>
           </w:rPr>
-          <w:instrText xml:space="preserve"> PAGEREF _Toc241878713 \h </w:instrText>
+          <w:instrText xml:space="preserve"> PAGEREF _Toc241879070 \h </w:instrText>
         </w:r>
         <w:r>
           <w:rPr>
@@ -1288,7 +1288,7 @@
           <w14:ligatures w14:val="standardContextual"/>
         </w:rPr>
       </w:pPr>
-      <w:hyperlink w:anchor="_Toc241878714" w:history="1">
+      <w:hyperlink w:anchor="_Toc241879071" w:history="1">
         <w:r>
           <w:rPr>
             <w:rStyle w:val="Hyperlink"/>
@@ -1315,7 +1315,7 @@
             <w:noProof/>
             <w:webHidden/>
           </w:rPr>
-          <w:instrText xml:space="preserve"> PAGEREF _Toc241878714 \h </w:instrText>
+          <w:instrText xml:space="preserve"> PAGEREF _Toc241879071 \h </w:instrText>
         </w:r>
         <w:r>
           <w:rPr>
@@ -1362,7 +1362,7 @@
           <w14:ligatures w14:val="standardContextual"/>
         </w:rPr>
       </w:pPr>
-      <w:hyperlink w:anchor="_Toc241878715" w:history="1">
+      <w:hyperlink w:anchor="_Toc241879072" w:history="1">
         <w:r>
           <w:rPr>
             <w:rStyle w:val="Hyperlink"/>
@@ -1389,7 +1389,7 @@
             <w:noProof/>
             <w:webHidden/>
           </w:rPr>
-          <w:instrText xml:space="preserve"> PAGEREF _Toc241878715 \h </w:instrText>
+          <w:instrText xml:space="preserve"> PAGEREF _Toc241879072 \h </w:instrText>
         </w:r>
         <w:r>
           <w:rPr>
@@ -1436,7 +1436,7 @@
           <w14:ligatures w14:val="standardContextual"/>
         </w:rPr>
       </w:pPr>
-      <w:hyperlink w:anchor="_Toc241878716" w:history="1">
+      <w:hyperlink w:anchor="_Toc241879073" w:history="1">
         <w:r>
           <w:rPr>
             <w:rStyle w:val="Hyperlink"/>
@@ -1463,7 +1463,7 @@
             <w:noProof/>
             <w:webHidden/>
           </w:rPr>
-          <w:instrText xml:space="preserve"> PAGEREF _Toc241878716 \h </w:instrText>
+          <w:instrText xml:space="preserve"> PAGEREF _Toc241879073 \h </w:instrText>
         </w:r>
         <w:r>
           <w:rPr>
@@ -1510,7 +1510,7 @@
           <w14:ligatures w14:val="standardContextual"/>
         </w:rPr>
       </w:pPr>
-      <w:hyperlink w:anchor="_Toc241878717" w:history="1">
+      <w:hyperlink w:anchor="_Toc241879074" w:history="1">
         <w:r>
           <w:rPr>
             <w:rStyle w:val="Hyperlink"/>
@@ -1537,7 +1537,7 @@
             <w:noProof/>
             <w:webHidden/>
           </w:rPr>
-          <w:instrText xml:space="preserve"> PAGEREF _Toc241878717 \h </w:instrText>
+          <w:instrText xml:space="preserve"> PAGEREF _Toc241879074 \h </w:instrText>
         </w:r>
         <w:r>
           <w:rPr>
@@ -1584,7 +1584,7 @@
           <w14:ligatures w14:val="standardContextual"/>
         </w:rPr>
       </w:pPr>
-      <w:hyperlink w:anchor="_Toc241878718" w:history="1">
+      <w:hyperlink w:anchor="_Toc241879075" w:history="1">
         <w:r>
           <w:rPr>
             <w:rStyle w:val="Hyperlink"/>
@@ -1611,7 +1611,7 @@
             <w:noProof/>
             <w:webHidden/>
           </w:rPr>
-          <w:instrText xml:space="preserve"> PAGEREF _Toc241878718 \h </w:instrText>
+          <w:instrText xml:space="preserve"> PAGEREF _Toc241879075 \h </w:instrText>
         </w:r>
         <w:r>
           <w:rPr>
@@ -1658,7 +1658,7 @@
           <w14:ligatures w14:val="standardContextual"/>
         </w:rPr>
       </w:pPr>
-      <w:hyperlink w:anchor="_Toc241878719" w:history="1">
+      <w:hyperlink w:anchor="_Toc241879076" w:history="1">
         <w:r>
           <w:rPr>
             <w:rStyle w:val="Hyperlink"/>
@@ -1685,7 +1685,7 @@
             <w:noProof/>
             <w:webHidden/>
           </w:rPr>
-          <w:instrText xml:space="preserve"> PAGEREF _Toc241878719 \h </w:instrText>
+          <w:instrText xml:space="preserve"> PAGEREF _Toc241879076 \h </w:instrText>
         </w:r>
         <w:r>
           <w:rPr>
@@ -1732,7 +1732,7 @@
           <w14:ligatures w14:val="standardContextual"/>
         </w:rPr>
       </w:pPr>
-      <w:hyperlink w:anchor="_Toc241878720" w:history="1">
+      <w:hyperlink w:anchor="_Toc241879077" w:history="1">
         <w:r>
           <w:rPr>
             <w:rStyle w:val="Hyperlink"/>
@@ -1759,7 +1759,7 @@
             <w:noProof/>
             <w:webHidden/>
           </w:rPr>
-          <w:instrText xml:space="preserve"> PAGEREF _Toc241878720 \h </w:instrText>
+          <w:instrText xml:space="preserve"> PAGEREF _Toc241879077 \h </w:instrText>
         </w:r>
         <w:r>
           <w:rPr>
@@ -1806,7 +1806,7 @@
           <w14:ligatures w14:val="standardContextual"/>
         </w:rPr>
       </w:pPr>
-      <w:hyperlink w:anchor="_Toc241878721" w:history="1">
+      <w:hyperlink w:anchor="_Toc241879078" w:history="1">
         <w:r>
           <w:rPr>
             <w:rStyle w:val="Hyperlink"/>
@@ -1833,7 +1833,7 @@
             <w:noProof/>
             <w:webHidden/>
           </w:rPr>
-          <w:instrText xml:space="preserve"> PAGEREF _Toc241878721 \h </w:instrText>
+          <w:instrText xml:space="preserve"> PAGEREF _Toc241879078 \h </w:instrText>
         </w:r>
         <w:r>
           <w:rPr>
@@ -1880,7 +1880,7 @@
           <w14:ligatures w14:val="standardContextual"/>
         </w:rPr>
       </w:pPr>
-      <w:hyperlink w:anchor="_Toc241878722" w:history="1">
+      <w:hyperlink w:anchor="_Toc241879079" w:history="1">
         <w:r>
           <w:rPr>
             <w:rStyle w:val="Hyperlink"/>
@@ -1907,7 +1907,7 @@
             <w:noProof/>
             <w:webHidden/>
           </w:rPr>
-          <w:instrText xml:space="preserve"> PAGEREF _Toc241878722 \h </w:instrText>
+          <w:instrText xml:space="preserve"> PAGEREF _Toc241879079 \h </w:instrText>
         </w:r>
         <w:r>
           <w:rPr>
@@ -1954,7 +1954,7 @@
           <w14:ligatures w14:val="standardContextual"/>
         </w:rPr>
       </w:pPr>
-      <w:hyperlink w:anchor="_Toc241878723" w:history="1">
+      <w:hyperlink w:anchor="_Toc241879080" w:history="1">
         <w:r>
           <w:rPr>
             <w:rStyle w:val="Hyperlink"/>
@@ -1981,7 +1981,7 @@
             <w:noProof/>
             <w:webHidden/>
           </w:rPr>
-          <w:instrText xml:space="preserve"> PAGEREF _Toc241878723 \h </w:instrText>
+          <w:instrText xml:space="preserve"> PAGEREF _Toc241879080 \h </w:instrText>
         </w:r>
         <w:r>
           <w:rPr>
@@ -2028,7 +2028,7 @@
           <w14:ligatures w14:val="standardContextual"/>
         </w:rPr>
       </w:pPr>
-      <w:hyperlink w:anchor="_Toc241878724" w:history="1">
+      <w:hyperlink w:anchor="_Toc241879081" w:history="1">
         <w:r>
           <w:rPr>
             <w:rStyle w:val="Hyperlink"/>
@@ -2055,7 +2055,7 @@
             <w:noProof/>
             <w:webHidden/>
           </w:rPr>
-          <w:instrText xml:space="preserve"> PAGEREF _Toc241878724 \h </w:instrText>
+          <w:instrText xml:space="preserve"> PAGEREF _Toc241879081 \h </w:instrText>
         </w:r>
         <w:r>
           <w:rPr>
@@ -2102,7 +2102,7 @@
           <w14:ligatures w14:val="standardContextual"/>
         </w:rPr>
       </w:pPr>
-      <w:hyperlink w:anchor="_Toc241878725" w:history="1">
+      <w:hyperlink w:anchor="_Toc241879082" w:history="1">
         <w:r>
           <w:rPr>
             <w:rStyle w:val="Hyperlink"/>
@@ -2129,7 +2129,7 @@
             <w:noProof/>
             <w:webHidden/>
           </w:rPr>
-          <w:instrText xml:space="preserve"> PAGEREF _Toc241878725 \h </w:instrText>
+          <w:instrText xml:space="preserve"> PAGEREF _Toc241879082 \h </w:instrText>
         </w:r>
         <w:r>
           <w:rPr>
@@ -2176,7 +2176,7 @@
           <w14:ligatures w14:val="standardContextual"/>
         </w:rPr>
       </w:pPr>
-      <w:hyperlink w:anchor="_Toc241878726" w:history="1">
+      <w:hyperlink w:anchor="_Toc241879083" w:history="1">
         <w:r>
           <w:rPr>
             <w:rStyle w:val="Hyperlink"/>
@@ -2203,7 +2203,7 @@
             <w:noProof/>
             <w:webHidden/>
           </w:rPr>
-          <w:instrText xml:space="preserve"> PAGEREF _Toc241878726 \h </w:instrText>
+          <w:instrText xml:space="preserve"> PAGEREF _Toc241879083 \h </w:instrText>
         </w:r>
         <w:r>
           <w:rPr>
@@ -2250,7 +2250,7 @@
           <w14:ligatures w14:val="standardContextual"/>
         </w:rPr>
       </w:pPr>
-      <w:hyperlink w:anchor="_Toc241878727" w:history="1">
+      <w:hyperlink w:anchor="_Toc241879084" w:history="1">
         <w:r>
           <w:rPr>
             <w:rStyle w:val="Hyperlink"/>
@@ -2277,7 +2277,7 @@
             <w:noProof/>
             <w:webHidden/>
           </w:rPr>
-          <w:instrText xml:space="preserve"> PAGEREF _Toc241878727 \h </w:instrText>
+          <w:instrText xml:space="preserve"> PAGEREF _Toc241879084 \h </w:instrText>
         </w:r>
         <w:r>
           <w:rPr>
@@ -2324,7 +2324,7 @@
           <w14:ligatures w14:val="standardContextual"/>
         </w:rPr>
       </w:pPr>
-      <w:hyperlink w:anchor="_Toc241878728" w:history="1">
+      <w:hyperlink w:anchor="_Toc241879085" w:history="1">
         <w:r>
           <w:rPr>
             <w:rStyle w:val="Hyperlink"/>
@@ -2351,7 +2351,7 @@
             <w:noProof/>
             <w:webHidden/>
           </w:rPr>
-          <w:instrText xml:space="preserve"> PAGEREF _Toc241878728 \h </w:instrText>
+          <w:instrText xml:space="preserve"> PAGEREF _Toc241879085 \h </w:instrText>
         </w:r>
         <w:r>
           <w:rPr>
@@ -2398,7 +2398,7 @@
           <w14:ligatures w14:val="standardContextual"/>
         </w:rPr>
       </w:pPr>
-      <w:hyperlink w:anchor="_Toc241878729" w:history="1">
+      <w:hyperlink w:anchor="_Toc241879086" w:history="1">
         <w:r>
           <w:rPr>
             <w:rStyle w:val="Hyperlink"/>
@@ -2425,7 +2425,7 @@
             <w:noProof/>
             <w:webHidden/>
           </w:rPr>
-          <w:instrText xml:space="preserve"> PAGEREF _Toc241878729 \h </w:instrText>
+          <w:instrText xml:space="preserve"> PAGEREF _Toc241879086 \h </w:instrText>
         </w:r>
         <w:r>
           <w:rPr>
@@ -2472,7 +2472,7 @@
           <w14:ligatures w14:val="standardContextual"/>
         </w:rPr>
       </w:pPr>
-      <w:hyperlink w:anchor="_Toc241878730" w:history="1">
+      <w:hyperlink w:anchor="_Toc241879087" w:history="1">
         <w:r>
           <w:rPr>
             <w:rStyle w:val="Hyperlink"/>
@@ -2499,7 +2499,7 @@
             <w:noProof/>
             <w:webHidden/>
           </w:rPr>
-          <w:instrText xml:space="preserve"> PAGEREF _Toc241878730 \h </w:instrText>
+          <w:instrText xml:space="preserve"> PAGEREF _Toc241879087 \h </w:instrText>
         </w:r>
         <w:r>
           <w:rPr>
@@ -2546,7 +2546,7 @@
           <w14:ligatures w14:val="standardContextual"/>
         </w:rPr>
       </w:pPr>
-      <w:hyperlink w:anchor="_Toc241878731" w:history="1">
+      <w:hyperlink w:anchor="_Toc241879088" w:history="1">
         <w:r>
           <w:rPr>
             <w:rStyle w:val="Hyperlink"/>
@@ -2573,7 +2573,7 @@
             <w:noProof/>
             <w:webHidden/>
           </w:rPr>
-          <w:instrText xml:space="preserve"> PAGEREF _Toc241878731 \h </w:instrText>
+          <w:instrText xml:space="preserve"> PAGEREF _Toc241879088 \h </w:instrText>
         </w:r>
         <w:r>
           <w:rPr>
@@ -2620,7 +2620,7 @@
           <w14:ligatures w14:val="standardContextual"/>
         </w:rPr>
       </w:pPr>
-      <w:hyperlink w:anchor="_Toc241878732" w:history="1">
+      <w:hyperlink w:anchor="_Toc241879089" w:history="1">
         <w:r>
           <w:rPr>
             <w:rStyle w:val="Hyperlink"/>
@@ -2647,7 +2647,7 @@
             <w:noProof/>
             <w:webHidden/>
           </w:rPr>
-          <w:instrText xml:space="preserve"> PAGEREF _Toc241878732 \h </w:instrText>
+          <w:instrText xml:space="preserve"> PAGEREF _Toc241879089 \h </w:instrText>
         </w:r>
         <w:r>
           <w:rPr>
@@ -2694,7 +2694,7 @@
           <w14:ligatures w14:val="standardContextual"/>
         </w:rPr>
       </w:pPr>
-      <w:hyperlink w:anchor="_Toc241878733" w:history="1">
+      <w:hyperlink w:anchor="_Toc241879090" w:history="1">
         <w:r>
           <w:rPr>
             <w:rStyle w:val="Hyperlink"/>
@@ -2721,7 +2721,7 @@
             <w:noProof/>
             <w:webHidden/>
           </w:rPr>
-          <w:instrText xml:space="preserve"> PAGEREF _Toc241878733 \h </w:instrText>
+          <w:instrText xml:space="preserve"> PAGEREF _Toc241879090 \h </w:instrText>
         </w:r>
         <w:r>
           <w:rPr>
@@ -2768,7 +2768,7 @@
           <w14:ligatures w14:val="standardContextual"/>
         </w:rPr>
       </w:pPr>
-      <w:hyperlink w:anchor="_Toc241878734" w:history="1">
+      <w:hyperlink w:anchor="_Toc241879091" w:history="1">
         <w:r>
           <w:rPr>
             <w:rStyle w:val="Hyperlink"/>
@@ -2795,7 +2795,7 @@
             <w:noProof/>
             <w:webHidden/>
           </w:rPr>
-          <w:instrText xml:space="preserve"> PAGEREF _Toc241878734 \h </w:instrText>
+          <w:instrText xml:space="preserve"> PAGEREF _Toc241879091 \h </w:instrText>
         </w:r>
         <w:r>
           <w:rPr>
@@ -2842,7 +2842,7 @@
           <w14:ligatures w14:val="standardContextual"/>
         </w:rPr>
       </w:pPr>
-      <w:hyperlink w:anchor="_Toc241878735" w:history="1">
+      <w:hyperlink w:anchor="_Toc241879092" w:history="1">
         <w:r>
           <w:rPr>
             <w:rStyle w:val="Hyperlink"/>
@@ -2869,7 +2869,7 @@
             <w:noProof/>
             <w:webHidden/>
           </w:rPr>
-          <w:instrText xml:space="preserve"> PAGEREF _Toc241878735 \h </w:instrText>
+          <w:instrText xml:space="preserve"> PAGEREF _Toc241879092 \h </w:instrText>
         </w:r>
         <w:r>
           <w:rPr>
@@ -2916,7 +2916,7 @@
           <w14:ligatures w14:val="standardContextual"/>
         </w:rPr>
       </w:pPr>
-      <w:hyperlink w:anchor="_Toc241878736" w:history="1">
+      <w:hyperlink w:anchor="_Toc241879093" w:history="1">
         <w:r>
           <w:rPr>
             <w:rStyle w:val="Hyperlink"/>
@@ -2943,7 +2943,7 @@
             <w:noProof/>
             <w:webHidden/>
           </w:rPr>
-          <w:instrText xml:space="preserve"> PAGEREF _Toc241878736 \h </w:instrText>
+          <w:instrText xml:space="preserve"> PAGEREF _Toc241879093 \h </w:instrText>
         </w:r>
         <w:r>
           <w:rPr>
@@ -2990,7 +2990,7 @@
           <w14:ligatures w14:val="standardContextual"/>
         </w:rPr>
       </w:pPr>
-      <w:hyperlink w:anchor="_Toc241878737" w:history="1">
+      <w:hyperlink w:anchor="_Toc241879094" w:history="1">
         <w:r>
           <w:rPr>
             <w:rStyle w:val="Hyperlink"/>
@@ -3017,7 +3017,7 @@
             <w:noProof/>
             <w:webHidden/>
           </w:rPr>
-          <w:instrText xml:space="preserve"> PAGEREF _Toc241878737 \h </w:instrText>
+          <w:instrText xml:space="preserve"> PAGEREF _Toc241879094 \h </w:instrText>
         </w:r>
         <w:r>
           <w:rPr>
@@ -3064,7 +3064,7 @@
           <w14:ligatures w14:val="standardContextual"/>
         </w:rPr>
       </w:pPr>
-      <w:hyperlink w:anchor="_Toc241878738" w:history="1">
+      <w:hyperlink w:anchor="_Toc241879095" w:history="1">
         <w:r>
           <w:rPr>
             <w:rStyle w:val="Hyperlink"/>
@@ -3091,7 +3091,7 @@
             <w:noProof/>
             <w:webHidden/>
           </w:rPr>
-          <w:instrText xml:space="preserve"> PAGEREF _Toc241878738 \h </w:instrText>
+          <w:instrText xml:space="preserve"> PAGEREF _Toc241879095 \h </w:instrText>
         </w:r>
         <w:r>
           <w:rPr>
@@ -3138,7 +3138,7 @@
           <w14:ligatures w14:val="standardContextual"/>
         </w:rPr>
       </w:pPr>
-      <w:hyperlink w:anchor="_Toc241878739" w:history="1">
+      <w:hyperlink w:anchor="_Toc241879096" w:history="1">
         <w:r>
           <w:rPr>
             <w:rStyle w:val="Hyperlink"/>
@@ -3165,7 +3165,7 @@
             <w:noProof/>
             <w:webHidden/>
           </w:rPr>
-          <w:instrText xml:space="preserve"> PAGEREF _Toc241878739 \h </w:instrText>
+          <w:instrText xml:space="preserve"> PAGEREF _Toc241879096 \h </w:instrText>
         </w:r>
         <w:r>
           <w:rPr>
@@ -3212,7 +3212,7 @@
           <w14:ligatures w14:val="standardContextual"/>
         </w:rPr>
       </w:pPr>
-      <w:hyperlink w:anchor="_Toc241878740" w:history="1">
+      <w:hyperlink w:anchor="_Toc241879097" w:history="1">
         <w:r>
           <w:rPr>
             <w:rStyle w:val="Hyperlink"/>
@@ -3239,7 +3239,7 @@
             <w:noProof/>
             <w:webHidden/>
           </w:rPr>
-          <w:instrText xml:space="preserve"> PAGEREF _Toc241878740 \h </w:instrText>
+          <w:instrText xml:space="preserve"> PAGEREF _Toc241879097 \h </w:instrText>
         </w:r>
         <w:r>
           <w:rPr>
@@ -3286,7 +3286,7 @@
           <w14:ligatures w14:val="standardContextual"/>
         </w:rPr>
       </w:pPr>
-      <w:hyperlink w:anchor="_Toc241878741" w:history="1">
+      <w:hyperlink w:anchor="_Toc241879098" w:history="1">
         <w:r>
           <w:rPr>
             <w:rStyle w:val="Hyperlink"/>
@@ -3313,7 +3313,7 @@
             <w:noProof/>
             <w:webHidden/>
           </w:rPr>
-          <w:instrText xml:space="preserve"> PAGEREF _Toc241878741 \h </w:instrText>
+          <w:instrText xml:space="preserve"> PAGEREF _Toc241879098 \h </w:instrText>
         </w:r>
         <w:r>
           <w:rPr>
@@ -3360,7 +3360,7 @@
           <w14:ligatures w14:val="standardContextual"/>
         </w:rPr>
       </w:pPr>
-      <w:hyperlink w:anchor="_Toc241878742" w:history="1">
+      <w:hyperlink w:anchor="_Toc241879099" w:history="1">
         <w:r>
           <w:rPr>
             <w:rStyle w:val="Hyperlink"/>
@@ -3387,7 +3387,7 @@
             <w:noProof/>
             <w:webHidden/>
           </w:rPr>
-          <w:instrText xml:space="preserve"> PAGEREF _Toc241878742 \h </w:instrText>
+          <w:instrText xml:space="preserve"> PAGEREF _Toc241879099 \h </w:instrText>
         </w:r>
         <w:r>
           <w:rPr>
@@ -3434,7 +3434,7 @@
           <w14:ligatures w14:val="standardContextual"/>
         </w:rPr>
       </w:pPr>
-      <w:hyperlink w:anchor="_Toc241878743" w:history="1">
+      <w:hyperlink w:anchor="_Toc241879100" w:history="1">
         <w:r>
           <w:rPr>
             <w:rStyle w:val="Hyperlink"/>
@@ -3461,7 +3461,7 @@
             <w:noProof/>
             <w:webHidden/>
           </w:rPr>
-          <w:instrText xml:space="preserve"> PAGEREF _Toc241878743 \h </w:instrText>
+          <w:instrText xml:space="preserve"> PAGEREF _Toc241879100 \h </w:instrText>
         </w:r>
         <w:r>
           <w:rPr>
@@ -3508,7 +3508,7 @@
           <w14:ligatures w14:val="standardContextual"/>
         </w:rPr>
       </w:pPr>
-      <w:hyperlink w:anchor="_Toc241878744" w:history="1">
+      <w:hyperlink w:anchor="_Toc241879101" w:history="1">
         <w:r>
           <w:rPr>
             <w:rStyle w:val="Hyperlink"/>
@@ -3535,7 +3535,7 @@
             <w:noProof/>
             <w:webHidden/>
           </w:rPr>
-          <w:instrText xml:space="preserve"> PAGEREF _Toc241878744 \h </w:instrText>
+          <w:instrText xml:space="preserve"> PAGEREF _Toc241879101 \h </w:instrText>
         </w:r>
         <w:r>
           <w:rPr>
@@ -3582,7 +3582,7 @@
           <w14:ligatures w14:val="standardContextual"/>
         </w:rPr>
       </w:pPr>
-      <w:hyperlink w:anchor="_Toc241878745" w:history="1">
+      <w:hyperlink w:anchor="_Toc241879102" w:history="1">
         <w:r>
           <w:rPr>
             <w:rStyle w:val="Hyperlink"/>
@@ -3609,7 +3609,7 @@
             <w:noProof/>
             <w:webHidden/>
           </w:rPr>
-          <w:instrText xml:space="preserve"> PAGEREF _Toc241878745 \h </w:instrText>
+          <w:instrText xml:space="preserve"> PAGEREF _Toc241879102 \h </w:instrText>
         </w:r>
         <w:r>
           <w:rPr>
@@ -3656,7 +3656,7 @@
           <w14:ligatures w14:val="standardContextual"/>
         </w:rPr>
       </w:pPr>
-      <w:hyperlink w:anchor="_Toc241878746" w:history="1">
+      <w:hyperlink w:anchor="_Toc241879103" w:history="1">
         <w:r>
           <w:rPr>
             <w:rStyle w:val="Hyperlink"/>
@@ -3683,7 +3683,7 @@
             <w:noProof/>
             <w:webHidden/>
           </w:rPr>
-          <w:instrText xml:space="preserve"> PAGEREF _Toc241878746 \h </w:instrText>
+          <w:instrText xml:space="preserve"> PAGEREF _Toc241879103 \h </w:instrText>
         </w:r>
         <w:r>
           <w:rPr>
@@ -3730,7 +3730,7 @@
           <w14:ligatures w14:val="standardContextual"/>
         </w:rPr>
       </w:pPr>
-      <w:hyperlink w:anchor="_Toc241878747" w:history="1">
+      <w:hyperlink w:anchor="_Toc241879104" w:history="1">
         <w:r>
           <w:rPr>
             <w:rStyle w:val="Hyperlink"/>
@@ -3757,7 +3757,7 @@
             <w:noProof/>
             <w:webHidden/>
           </w:rPr>
-          <w:instrText xml:space="preserve"> PAGEREF _Toc241878747 \h </w:instrText>
+          <w:instrText xml:space="preserve"> PAGEREF _Toc241879104 \h </w:instrText>
         </w:r>
         <w:r>
           <w:rPr>
@@ -3804,7 +3804,7 @@
           <w14:ligatures w14:val="standardContextual"/>
         </w:rPr>
       </w:pPr>
-      <w:hyperlink w:anchor="_Toc241878748" w:history="1">
+      <w:hyperlink w:anchor="_Toc241879105" w:history="1">
         <w:r>
           <w:rPr>
             <w:rStyle w:val="Hyperlink"/>
@@ -3831,7 +3831,7 @@
             <w:noProof/>
             <w:webHidden/>
           </w:rPr>
-          <w:instrText xml:space="preserve"> PAGEREF _Toc241878748 \h </w:instrText>
+          <w:instrText xml:space="preserve"> PAGEREF _Toc241879105 \h </w:instrText>
         </w:r>
         <w:r>
           <w:rPr>
@@ -3878,7 +3878,7 @@
           <w14:ligatures w14:val="standardContextual"/>
         </w:rPr>
       </w:pPr>
-      <w:hyperlink w:anchor="_Toc241878749" w:history="1">
+      <w:hyperlink w:anchor="_Toc241879106" w:history="1">
         <w:r>
           <w:rPr>
             <w:rStyle w:val="Hyperlink"/>
@@ -3905,7 +3905,7 @@
             <w:noProof/>
             <w:webHidden/>
           </w:rPr>
-          <w:instrText xml:space="preserve"> PAGEREF _Toc241878749 \h </w:instrText>
+          <w:instrText xml:space="preserve"> PAGEREF _Toc241879106 \h </w:instrText>
         </w:r>
         <w:r>
           <w:rPr>
@@ -3952,7 +3952,7 @@
           <w14:ligatures w14:val="standardContextual"/>
         </w:rPr>
       </w:pPr>
-      <w:hyperlink w:anchor="_Toc241878750" w:history="1">
+      <w:hyperlink w:anchor="_Toc241879107" w:history="1">
         <w:r>
           <w:rPr>
             <w:rStyle w:val="Hyperlink"/>
@@ -3979,7 +3979,7 @@
             <w:noProof/>
             <w:webHidden/>
           </w:rPr>
-          <w:instrText xml:space="preserve"> PAGEREF _Toc241878750 \h </w:instrText>
+          <w:instrText xml:space="preserve"> PAGEREF _Toc241879107 \h </w:instrText>
         </w:r>
         <w:r>
           <w:rPr>
@@ -4026,7 +4026,7 @@
           <w14:ligatures w14:val="standardContextual"/>
         </w:rPr>
       </w:pPr>
-      <w:hyperlink w:anchor="_Toc241878751" w:history="1">
+      <w:hyperlink w:anchor="_Toc241879108" w:history="1">
         <w:r>
           <w:rPr>
             <w:rStyle w:val="Hyperlink"/>
@@ -4053,7 +4053,7 @@
             <w:noProof/>
             <w:webHidden/>
           </w:rPr>
-          <w:instrText xml:space="preserve"> PAGEREF _Toc241878751 \h </w:instrText>
+          <w:instrText xml:space="preserve"> PAGEREF _Toc241879108 \h </w:instrText>
         </w:r>
         <w:r>
           <w:rPr>
@@ -4100,7 +4100,7 @@
           <w14:ligatures w14:val="standardContextual"/>
         </w:rPr>
       </w:pPr>
-      <w:hyperlink w:anchor="_Toc241878752" w:history="1">
+      <w:hyperlink w:anchor="_Toc241879109" w:history="1">
         <w:r>
           <w:rPr>
             <w:rStyle w:val="Hyperlink"/>
@@ -4127,7 +4127,7 @@
             <w:noProof/>
             <w:webHidden/>
           </w:rPr>
-          <w:instrText xml:space="preserve"> PAGEREF _Toc241878752 \h </w:instrText>
+          <w:instrText xml:space="preserve"> PAGEREF _Toc241879109 \h </w:instrText>
         </w:r>
         <w:r>
           <w:rPr>
@@ -4174,7 +4174,7 @@
           <w14:ligatures w14:val="standardContextual"/>
         </w:rPr>
       </w:pPr>
-      <w:hyperlink w:anchor="_Toc241878753" w:history="1">
+      <w:hyperlink w:anchor="_Toc241879110" w:history="1">
         <w:r>
           <w:rPr>
             <w:rStyle w:val="Hyperlink"/>
@@ -4201,7 +4201,7 @@
             <w:noProof/>
             <w:webHidden/>
           </w:rPr>
-          <w:instrText xml:space="preserve"> PAGEREF _Toc241878753 \h </w:instrText>
+          <w:instrText xml:space="preserve"> PAGEREF _Toc241879110 \h </w:instrText>
         </w:r>
         <w:r>
           <w:rPr>
@@ -4248,7 +4248,7 @@
           <w14:ligatures w14:val="standardContextual"/>
         </w:rPr>
       </w:pPr>
-      <w:hyperlink w:anchor="_Toc241878754" w:history="1">
+      <w:hyperlink w:anchor="_Toc241879111" w:history="1">
         <w:r>
           <w:rPr>
             <w:rStyle w:val="Hyperlink"/>
@@ -4275,7 +4275,7 @@
             <w:noProof/>
             <w:webHidden/>
           </w:rPr>
-          <w:instrText xml:space="preserve"> PAGEREF _Toc241878754 \h </w:instrText>
+          <w:instrText xml:space="preserve"> PAGEREF _Toc241879111 \h </w:instrText>
         </w:r>
         <w:r>
           <w:rPr>
@@ -4322,7 +4322,7 @@
           <w14:ligatures w14:val="standardContextual"/>
         </w:rPr>
       </w:pPr>
-      <w:hyperlink w:anchor="_Toc241878755" w:history="1">
+      <w:hyperlink w:anchor="_Toc241879112" w:history="1">
         <w:r>
           <w:rPr>
             <w:rStyle w:val="Hyperlink"/>
@@ -4349,7 +4349,7 @@
             <w:noProof/>
             <w:webHidden/>
           </w:rPr>
-          <w:instrText xml:space="preserve"> PAGEREF _Toc241878755 \h </w:instrText>
+          <w:instrText xml:space="preserve"> PAGEREF _Toc241879112 \h </w:instrText>
         </w:r>
         <w:r>
           <w:rPr>
@@ -4396,7 +4396,7 @@
           <w14:ligatures w14:val="standardContextual"/>
         </w:rPr>
       </w:pPr>
-      <w:hyperlink w:anchor="_Toc241878756" w:history="1">
+      <w:hyperlink w:anchor="_Toc241879113" w:history="1">
         <w:r>
           <w:rPr>
             <w:rStyle w:val="Hyperlink"/>
@@ -4423,7 +4423,7 @@
             <w:noProof/>
             <w:webHidden/>
           </w:rPr>
-          <w:instrText xml:space="preserve"> PAGEREF _Toc241878756 \h </w:instrText>
+          <w:instrText xml:space="preserve"> PAGEREF _Toc241879113 \h </w:instrText>
         </w:r>
         <w:r>
           <w:rPr>
@@ -4470,7 +4470,7 @@
           <w14:ligatures w14:val="standardContextual"/>
         </w:rPr>
       </w:pPr>
-      <w:hyperlink w:anchor="_Toc241878757" w:history="1">
+      <w:hyperlink w:anchor="_Toc241879114" w:history="1">
         <w:r>
           <w:rPr>
             <w:rStyle w:val="Hyperlink"/>
@@ -4497,7 +4497,7 @@
             <w:noProof/>
             <w:webHidden/>
           </w:rPr>
-          <w:instrText xml:space="preserve"> PAGEREF _Toc241878757 \h </w:instrText>
+          <w:instrText xml:space="preserve"> PAGEREF _Toc241879114 \h </w:instrText>
         </w:r>
         <w:r>
           <w:rPr>
@@ -4544,7 +4544,7 @@
           <w14:ligatures w14:val="standardContextual"/>
         </w:rPr>
       </w:pPr>
-      <w:hyperlink w:anchor="_Toc241878758" w:history="1">
+      <w:hyperlink w:anchor="_Toc241879115" w:history="1">
         <w:r>
           <w:rPr>
             <w:rStyle w:val="Hyperlink"/>
@@ -4571,7 +4571,7 @@
             <w:noProof/>
             <w:webHidden/>
           </w:rPr>
-          <w:instrText xml:space="preserve"> PAGEREF _Toc241878758 \h </w:instrText>
+          <w:instrText xml:space="preserve"> PAGEREF _Toc241879115 \h </w:instrText>
         </w:r>
         <w:r>
           <w:rPr>
@@ -4618,7 +4618,7 @@
           <w14:ligatures w14:val="standardContextual"/>
         </w:rPr>
       </w:pPr>
-      <w:hyperlink w:anchor="_Toc241878759" w:history="1">
+      <w:hyperlink w:anchor="_Toc241879116" w:history="1">
         <w:r>
           <w:rPr>
             <w:rStyle w:val="Hyperlink"/>
@@ -4645,7 +4645,7 @@
             <w:noProof/>
             <w:webHidden/>
           </w:rPr>
-          <w:instrText xml:space="preserve"> PAGEREF _Toc241878759 \h </w:instrText>
+          <w:instrText xml:space="preserve"> PAGEREF _Toc241879116 \h </w:instrText>
         </w:r>
         <w:r>
           <w:rPr>
@@ -4692,7 +4692,7 @@
           <w14:ligatures w14:val="standardContextual"/>
         </w:rPr>
       </w:pPr>
-      <w:hyperlink w:anchor="_Toc241878760" w:history="1">
+      <w:hyperlink w:anchor="_Toc241879117" w:history="1">
         <w:r>
           <w:rPr>
             <w:rStyle w:val="Hyperlink"/>
@@ -4719,7 +4719,7 @@
             <w:noProof/>
             <w:webHidden/>
           </w:rPr>
-          <w:instrText xml:space="preserve"> PAGEREF _Toc241878760 \h </w:instrText>
+          <w:instrText xml:space="preserve"> PAGEREF _Toc241879117 \h </w:instrText>
         </w:r>
         <w:r>
           <w:rPr>
@@ -4766,7 +4766,7 @@
           <w14:ligatures w14:val="standardContextual"/>
         </w:rPr>
       </w:pPr>
-      <w:hyperlink w:anchor="_Toc241878761" w:history="1">
+      <w:hyperlink w:anchor="_Toc241879118" w:history="1">
         <w:r>
           <w:rPr>
             <w:rStyle w:val="Hyperlink"/>
@@ -4793,7 +4793,7 @@
             <w:noProof/>
             <w:webHidden/>
           </w:rPr>
-          <w:instrText xml:space="preserve"> PAGEREF _Toc241878761 \h </w:instrText>
+          <w:instrText xml:space="preserve"> PAGEREF _Toc241879118 \h </w:instrText>
         </w:r>
         <w:r>
           <w:rPr>
@@ -4840,7 +4840,7 @@
           <w14:ligatures w14:val="standardContextual"/>
         </w:rPr>
       </w:pPr>
-      <w:hyperlink w:anchor="_Toc241878762" w:history="1">
+      <w:hyperlink w:anchor="_Toc241879119" w:history="1">
         <w:r>
           <w:rPr>
             <w:rStyle w:val="Hyperlink"/>
@@ -4867,7 +4867,7 @@
             <w:noProof/>
             <w:webHidden/>
           </w:rPr>
-          <w:instrText xml:space="preserve"> PAGEREF _Toc241878762 \h </w:instrText>
+          <w:instrText xml:space="preserve"> PAGEREF _Toc241879119 \h </w:instrText>
         </w:r>
         <w:r>
           <w:rPr>
@@ -4914,7 +4914,7 @@
           <w14:ligatures w14:val="standardContextual"/>
         </w:rPr>
       </w:pPr>
-      <w:hyperlink w:anchor="_Toc241878763" w:history="1">
+      <w:hyperlink w:anchor="_Toc241879120" w:history="1">
         <w:r>
           <w:rPr>
             <w:rStyle w:val="Hyperlink"/>
@@ -4941,7 +4941,7 @@
             <w:noProof/>
             <w:webHidden/>
           </w:rPr>
-          <w:instrText xml:space="preserve"> PAGEREF _Toc241878763 \h </w:instrText>
+          <w:instrText xml:space="preserve"> PAGEREF _Toc241879120 \h </w:instrText>
         </w:r>
         <w:r>
           <w:rPr>
@@ -4988,7 +4988,7 @@
           <w14:ligatures w14:val="standardContextual"/>
         </w:rPr>
       </w:pPr>
-      <w:hyperlink w:anchor="_Toc241878764" w:history="1">
+      <w:hyperlink w:anchor="_Toc241879121" w:history="1">
         <w:r>
           <w:rPr>
             <w:rStyle w:val="Hyperlink"/>
@@ -5015,7 +5015,7 @@
             <w:noProof/>
             <w:webHidden/>
           </w:rPr>
-          <w:instrText xml:space="preserve"> PAGEREF _Toc241878764 \h </w:instrText>
+          <w:instrText xml:space="preserve"> PAGEREF _Toc241879121 \h </w:instrText>
         </w:r>
         <w:r>
           <w:rPr>
@@ -5062,7 +5062,7 @@
           <w14:ligatures w14:val="standardContextual"/>
         </w:rPr>
       </w:pPr>
-      <w:hyperlink w:anchor="_Toc241878765" w:history="1">
+      <w:hyperlink w:anchor="_Toc241879122" w:history="1">
         <w:r>
           <w:rPr>
             <w:rStyle w:val="Hyperlink"/>
@@ -5089,7 +5089,7 @@
             <w:noProof/>
             <w:webHidden/>
           </w:rPr>
-          <w:instrText xml:space="preserve"> PAGEREF _Toc241878765 \h </w:instrText>
+          <w:instrText xml:space="preserve"> PAGEREF _Toc241879122 \h </w:instrText>
         </w:r>
         <w:r>
           <w:rPr>
@@ -5130,7 +5130,7 @@
         <w:pStyle w:val="Heading1"/>
         <w:pageBreakBefore/>
       </w:pPr>
-      <w:bookmarkStart w:id="0" w:name="_Toc241878703"/>
+      <w:bookmarkStart w:id="0" w:name="_Toc241879060"/>
       <w:r>
         <w:lastRenderedPageBreak/>
         <w:t>About this document</w:t>
@@ -5149,7 +5149,7 @@
       <w:pPr>
         <w:pStyle w:val="Heading2"/>
       </w:pPr>
-      <w:bookmarkStart w:id="1" w:name="_Toc241878704"/>
+      <w:bookmarkStart w:id="1" w:name="_Toc241879061"/>
       <w:r>
         <w:t>Names used in this document</w:t>
       </w:r>
@@ -5418,7 +5418,7 @@
       <w:pPr>
         <w:pStyle w:val="Heading2"/>
       </w:pPr>
-      <w:bookmarkStart w:id="2" w:name="_Toc241878705"/>
+      <w:bookmarkStart w:id="2" w:name="_Toc241879062"/>
       <w:r>
         <w:t>Screenshots</w:t>
       </w:r>
@@ -5451,7 +5451,7 @@
       <w:pPr>
         <w:pStyle w:val="Heading1"/>
       </w:pPr>
-      <w:bookmarkStart w:id="3" w:name="_Toc241878706"/>
+      <w:bookmarkStart w:id="3" w:name="_Toc241879063"/>
       <w:r>
         <w:t>1. Overview</w:t>
       </w:r>
@@ -5461,7 +5461,7 @@
       <w:pPr>
         <w:pStyle w:val="Heading2"/>
       </w:pPr>
-      <w:bookmarkStart w:id="4" w:name="_Toc241878707"/>
+      <w:bookmarkStart w:id="4" w:name="_Toc241879064"/>
       <w:r>
         <w:t>1.1 What the control does</w:t>
       </w:r>
@@ -5592,7 +5592,7 @@
       <w:pPr>
         <w:pStyle w:val="Heading2"/>
       </w:pPr>
-      <w:bookmarkStart w:id="5" w:name="_Toc241878708"/>
+      <w:bookmarkStart w:id="5" w:name="_Toc241879065"/>
       <w:r>
         <w:t>1.2 How it looks</w:t>
       </w:r>
@@ -5613,7 +5613,7 @@
           <w:noProof/>
         </w:rPr>
         <w:drawing>
-          <wp:inline distT="0" distB="0" distL="0" distR="0" wp14:anchorId="26E228D8" wp14:editId="4D45B106">
+          <wp:inline distT="0" distB="0" distL="0" distR="0" wp14:anchorId="463DE230" wp14:editId="4F1B219B">
             <wp:extent cx="5760000" cy="556494"/>
             <wp:effectExtent l="0" t="0" r="0" b="0"/>
             <wp:docPr id="1" name="Picture 1"/>
@@ -5668,7 +5668,7 @@
           <w:noProof/>
         </w:rPr>
         <w:drawing>
-          <wp:inline distT="0" distB="0" distL="0" distR="0" wp14:anchorId="05A502C2" wp14:editId="26677C35">
+          <wp:inline distT="0" distB="0" distL="0" distR="0" wp14:anchorId="5EE50CCD" wp14:editId="1428F7FB">
             <wp:extent cx="4680000" cy="1158347"/>
             <wp:effectExtent l="0" t="0" r="0" b="0"/>
             <wp:docPr id="2" name="Picture 2"/>
@@ -5723,7 +5723,7 @@
           <w:noProof/>
         </w:rPr>
         <w:drawing>
-          <wp:inline distT="0" distB="0" distL="0" distR="0" wp14:anchorId="6B14CBC7" wp14:editId="17DA78EC">
+          <wp:inline distT="0" distB="0" distL="0" distR="0" wp14:anchorId="02BE140E" wp14:editId="51141595">
             <wp:extent cx="4680000" cy="1032490"/>
             <wp:effectExtent l="0" t="0" r="0" b="0"/>
             <wp:docPr id="3" name="Picture 3"/>
@@ -5772,7 +5772,7 @@
       <w:pPr>
         <w:pStyle w:val="Heading2"/>
       </w:pPr>
-      <w:bookmarkStart w:id="6" w:name="_Toc241878709"/>
+      <w:bookmarkStart w:id="6" w:name="_Toc241879066"/>
       <w:r>
         <w:t>1.3 Comparison with other PCF Gallery controls</w:t>
       </w:r>
@@ -5780,7 +5780,7 @@
     </w:p>
     <w:p>
       <w:r>
-        <w:t>The table on the next page compares N:N Multi-Select with four PCF Gallery controls that also let users pick related records in one field. Three of them edit standard many-to-many links, like N:N Multi-Select; one writes rows of a custom link table instead.</w:t>
+        <w:t>The table on the next page compares N:N Multi-Select with four PCF Gallery controls that also let users pick related records in one field. Three of them edit standard many-to-many links, like N:N Multi-Select; one writes rows of a custom link table instead. N:N Multi-Select is the last column, in green; each header links to the control's page.</w:t>
       </w:r>
     </w:p>
     <w:p>
@@ -5845,6 +5845,19 @@
               </w:rPr>
               <w:t>N To N MultiSelect (ITAintBoring)</w:t>
             </w:r>
+            <w:r>
+              <w:br/>
+            </w:r>
+            <w:hyperlink r:id="rId12">
+              <w:r>
+                <w:rPr>
+                  <w:color w:val="FFFFFF"/>
+                  <w:sz w:val="13"/>
+                  <w:u w:val="single"/>
+                </w:rPr>
+                <w:t>pcf.gallery/n-to-n-multiselect</w:t>
+              </w:r>
+            </w:hyperlink>
           </w:p>
         </w:tc>
         <w:tc>
@@ -5861,6 +5874,19 @@
               </w:rPr>
               <w:t>MultiSelect Lookup</w:t>
             </w:r>
+            <w:r>
+              <w:br/>
+            </w:r>
+            <w:hyperlink r:id="rId13">
+              <w:r>
+                <w:rPr>
+                  <w:color w:val="FFFFFF"/>
+                  <w:sz w:val="13"/>
+                  <w:u w:val="single"/>
+                </w:rPr>
+                <w:t>pcf.gallery/multiselect-lookup</w:t>
+              </w:r>
+            </w:hyperlink>
           </w:p>
         </w:tc>
         <w:tc>
@@ -5875,22 +5901,56 @@
                 <w:color w:val="FFFFFF"/>
                 <w:sz w:val="15"/>
               </w:rPr>
-              <w:t xml:space="preserve">Custom NToN </w:t>
-            </w:r>
+              <w:t>Custom NToN Multiselect Lookup</w:t>
+            </w:r>
+            <w:r>
+              <w:br/>
+            </w:r>
+            <w:hyperlink r:id="rId14">
+              <w:r>
+                <w:rPr>
+                  <w:color w:val="FFFFFF"/>
+                  <w:sz w:val="13"/>
+                  <w:u w:val="single"/>
+                </w:rPr>
+                <w:t>pcf.gallery/custom-nton-multiselect-lookup</w:t>
+              </w:r>
+            </w:hyperlink>
+          </w:p>
+        </w:tc>
+        <w:tc>
+          <w:tcPr>
+            <w:tcW w:w="2324" w:type="dxa"/>
+            <w:shd w:val="clear" w:color="auto" w:fill="0F4C81"/>
+          </w:tcPr>
+          <w:p>
             <w:r>
               <w:rPr>
                 <w:b/>
                 <w:color w:val="FFFFFF"/>
                 <w:sz w:val="15"/>
               </w:rPr>
-              <w:t>Multiselect Lookup</w:t>
-            </w:r>
-          </w:p>
-        </w:tc>
-        <w:tc>
-          <w:tcPr>
-            <w:tcW w:w="2324" w:type="dxa"/>
-            <w:shd w:val="clear" w:color="auto" w:fill="0F4C81"/>
+              <w:t>MultiSelect Lookup PCF</w:t>
+            </w:r>
+            <w:r>
+              <w:br/>
+            </w:r>
+            <w:hyperlink r:id="rId15">
+              <w:r>
+                <w:rPr>
+                  <w:color w:val="FFFFFF"/>
+                  <w:sz w:val="13"/>
+                  <w:u w:val="single"/>
+                </w:rPr>
+                <w:t>pcf.gallery/multiselect-lookup-pcf</w:t>
+              </w:r>
+            </w:hyperlink>
+          </w:p>
+        </w:tc>
+        <w:tc>
+          <w:tcPr>
+            <w:tcW w:w="2608" w:type="dxa"/>
+            <w:shd w:val="clear" w:color="auto" w:fill="107C41"/>
           </w:tcPr>
           <w:p>
             <w:r>
@@ -5899,24 +5959,21 @@
                 <w:color w:val="FFFFFF"/>
                 <w:sz w:val="15"/>
               </w:rPr>
-              <w:t>MultiSelect Lookup PCF</w:t>
-            </w:r>
-          </w:p>
-        </w:tc>
-        <w:tc>
-          <w:tcPr>
-            <w:tcW w:w="2608" w:type="dxa"/>
-            <w:shd w:val="clear" w:color="auto" w:fill="0F4C81"/>
-          </w:tcPr>
-          <w:p>
-            <w:r>
-              <w:rPr>
-                <w:b/>
-                <w:color w:val="FFFFFF"/>
-                <w:sz w:val="15"/>
-              </w:rPr>
-              <w:t>N:N Multi-Select</w:t>
-            </w:r>
+              <w:t>N:N Multi-Select (this control)</w:t>
+            </w:r>
+            <w:r>
+              <w:br/>
+            </w:r>
+            <w:hyperlink r:id="rId16">
+              <w:r>
+                <w:rPr>
+                  <w:color w:val="FFFFFF"/>
+                  <w:sz w:val="13"/>
+                  <w:u w:val="single"/>
+                </w:rPr>
+                <w:t>github.com/kevins/NToNMultiSelect</w:t>
+              </w:r>
+            </w:hyperlink>
           </w:p>
         </w:tc>
       </w:tr>
@@ -5984,7 +6041,13 @@
               <w:rPr>
                 <w:sz w:val="15"/>
               </w:rPr>
-              <w:t>Rows of a custom link table (manual N:N)</w:t>
+              <w:t xml:space="preserve">Rows of a custom link </w:t>
+            </w:r>
+            <w:r>
+              <w:rPr>
+                <w:sz w:val="15"/>
+              </w:rPr>
+              <w:t>table (manual N:N)</w:t>
             </w:r>
           </w:p>
         </w:tc>
@@ -6007,13 +6070,15 @@
         <w:tc>
           <w:tcPr>
             <w:tcW w:w="2608" w:type="dxa"/>
-          </w:tcPr>
-          <w:p>
-            <w:pPr>
-              <w:spacing w:after="0"/>
-            </w:pPr>
-            <w:r>
-              <w:rPr>
+            <w:shd w:val="clear" w:color="auto" w:fill="E3F2E8"/>
+          </w:tcPr>
+          <w:p>
+            <w:pPr>
+              <w:spacing w:after="0"/>
+            </w:pPr>
+            <w:r>
+              <w:rPr>
+                <w:b/>
                 <w:sz w:val="15"/>
               </w:rPr>
               <w:t>N:N relationship</w:t>
@@ -6113,14 +6178,15 @@
         <w:tc>
           <w:tcPr>
             <w:tcW w:w="2608" w:type="dxa"/>
-            <w:shd w:val="clear" w:color="auto" w:fill="F3F6F9"/>
-          </w:tcPr>
-          <w:p>
-            <w:pPr>
-              <w:spacing w:after="0"/>
-            </w:pPr>
-            <w:r>
-              <w:rPr>
+            <w:shd w:val="clear" w:color="auto" w:fill="E3F2E8"/>
+          </w:tcPr>
+          <w:p>
+            <w:pPr>
+              <w:spacing w:after="0"/>
+            </w:pPr>
+            <w:r>
+              <w:rPr>
+                <w:b/>
                 <w:sz w:val="15"/>
               </w:rPr>
               <w:t>Same as the native multi-select choice field</w:t>
@@ -6160,13 +6226,23 @@
               <w:rPr>
                 <w:sz w:val="15"/>
               </w:rPr>
-              <w:t xml:space="preserve">Five properties: linked table, name and </w:t>
-            </w:r>
+              <w:t>Five properties: linked table, name and id columns, relationship and intersect table names (case-sensitive)</w:t>
+            </w:r>
+          </w:p>
+        </w:tc>
+        <w:tc>
+          <w:tcPr>
+            <w:tcW w:w="2324" w:type="dxa"/>
+          </w:tcPr>
+          <w:p>
+            <w:pPr>
+              <w:spacing w:after="0"/>
+            </w:pPr>
             <w:r>
               <w:rPr>
                 <w:sz w:val="15"/>
               </w:rPr>
-              <w:t>id columns, relationship and intersect table names (case-sensitive)</w:t>
+              <w:t>Placed on an N:N subgrid; relationship schema name required</w:t>
             </w:r>
           </w:p>
         </w:tc>
@@ -6182,7 +6258,13 @@
               <w:rPr>
                 <w:sz w:val="15"/>
               </w:rPr>
-              <w:t>Placed on an N:N subgrid; relationship schema name required</w:t>
+              <w:t xml:space="preserve">Logical names of the link </w:t>
+            </w:r>
+            <w:r>
+              <w:rPr>
+                <w:sz w:val="15"/>
+              </w:rPr>
+              <w:t>table, its two lookups, the linked table and its name and id columns</w:t>
             </w:r>
           </w:p>
         </w:tc>
@@ -6198,22 +6280,6 @@
               <w:rPr>
                 <w:sz w:val="15"/>
               </w:rPr>
-              <w:t>Logical names of the link table, its two lookups, the linked table and its name and id columns</w:t>
-            </w:r>
-          </w:p>
-        </w:tc>
-        <w:tc>
-          <w:tcPr>
-            <w:tcW w:w="2324" w:type="dxa"/>
-          </w:tcPr>
-          <w:p>
-            <w:pPr>
-              <w:spacing w:after="0"/>
-            </w:pPr>
-            <w:r>
-              <w:rPr>
-                <w:sz w:val="15"/>
-              </w:rPr>
               <w:t>Placed on an N:N subgrid (Show related records, 250 rows); an image URL property</w:t>
             </w:r>
           </w:p>
@@ -6221,13 +6287,15 @@
         <w:tc>
           <w:tcPr>
             <w:tcW w:w="2608" w:type="dxa"/>
-          </w:tcPr>
-          <w:p>
-            <w:pPr>
-              <w:spacing w:after="0"/>
-            </w:pPr>
-            <w:r>
-              <w:rPr>
+            <w:shd w:val="clear" w:color="auto" w:fill="E3F2E8"/>
+          </w:tcPr>
+          <w:p>
+            <w:pPr>
+              <w:spacing w:after="0"/>
+            </w:pPr>
+            <w:r>
+              <w:rPr>
+                <w:b/>
                 <w:sz w:val="15"/>
               </w:rPr>
               <w:t>One required property: the relationship schema name (any casing); the rest comes from metadata</w:t>
@@ -6327,17 +6395,25 @@
         <w:tc>
           <w:tcPr>
             <w:tcW w:w="2608" w:type="dxa"/>
-            <w:shd w:val="clear" w:color="auto" w:fill="F3F6F9"/>
-          </w:tcPr>
-          <w:p>
-            <w:pPr>
-              <w:spacing w:after="0"/>
-            </w:pPr>
-            <w:r>
-              <w:rPr>
+            <w:shd w:val="clear" w:color="auto" w:fill="E3F2E8"/>
+          </w:tcPr>
+          <w:p>
+            <w:pPr>
+              <w:spacing w:after="0"/>
+            </w:pPr>
+            <w:r>
+              <w:rPr>
+                <w:b/>
                 <w:sz w:val="15"/>
               </w:rPr>
-              <w:t>System view, FetchXML filter or OData filter set on the control</w:t>
+              <w:t xml:space="preserve">System view, FetchXML filter or OData filter set on the </w:t>
+            </w:r>
+            <w:r>
+              <w:rPr>
+                <w:b/>
+                <w:sz w:val="15"/>
+              </w:rPr>
+              <w:t>control</w:t>
             </w:r>
           </w:p>
         </w:tc>
@@ -6390,13 +6466,23 @@
               <w:rPr>
                 <w:sz w:val="15"/>
               </w:rPr>
-              <w:t xml:space="preserve">A link per click; server </w:t>
-            </w:r>
+              <w:t>A link per click; server errors are not checked or shown</w:t>
+            </w:r>
+          </w:p>
+        </w:tc>
+        <w:tc>
+          <w:tcPr>
+            <w:tcW w:w="2324" w:type="dxa"/>
+          </w:tcPr>
+          <w:p>
+            <w:pPr>
+              <w:spacing w:after="0"/>
+            </w:pPr>
             <w:r>
               <w:rPr>
                 <w:sz w:val="15"/>
               </w:rPr>
-              <w:t>errors are not checked or shown</w:t>
+              <w:t>Creates or deactivates link-table rows per click; errors in pop-ups</w:t>
             </w:r>
           </w:p>
         </w:tc>
@@ -6412,22 +6498,6 @@
               <w:rPr>
                 <w:sz w:val="15"/>
               </w:rPr>
-              <w:t>Creates or deactivates link-table rows per click; errors in pop-ups</w:t>
-            </w:r>
-          </w:p>
-        </w:tc>
-        <w:tc>
-          <w:tcPr>
-            <w:tcW w:w="2324" w:type="dxa"/>
-          </w:tcPr>
-          <w:p>
-            <w:pPr>
-              <w:spacing w:after="0"/>
-            </w:pPr>
-            <w:r>
-              <w:rPr>
-                <w:sz w:val="15"/>
-              </w:rPr>
               <w:t>Links after the dialog closes, unlinks per ×; errors only in the console</w:t>
             </w:r>
           </w:p>
@@ -6435,13 +6505,15 @@
         <w:tc>
           <w:tcPr>
             <w:tcW w:w="2608" w:type="dxa"/>
-          </w:tcPr>
-          <w:p>
-            <w:pPr>
-              <w:spacing w:after="0"/>
-            </w:pPr>
-            <w:r>
-              <w:rPr>
+            <w:shd w:val="clear" w:color="auto" w:fill="E3F2E8"/>
+          </w:tcPr>
+          <w:p>
+            <w:pPr>
+              <w:spacing w:after="0"/>
+            </w:pPr>
+            <w:r>
+              <w:rPr>
+                <w:b/>
                 <w:sz w:val="15"/>
               </w:rPr>
               <w:t>A link per click, with retries, rollback of failed changes and messages under the field</w:t>
@@ -6517,7 +6589,13 @@
               <w:rPr>
                 <w:sz w:val="15"/>
               </w:rPr>
-              <w:t>Writes the picks as JSON into the bound column; nothing creates the links afterwards</w:t>
+              <w:t xml:space="preserve">Writes the picks as </w:t>
+            </w:r>
+            <w:r>
+              <w:rPr>
+                <w:sz w:val="15"/>
+              </w:rPr>
+              <w:t>JSON into the bound column; nothing creates the links afterwards</w:t>
             </w:r>
           </w:p>
         </w:tc>
@@ -6541,14 +6619,15 @@
         <w:tc>
           <w:tcPr>
             <w:tcW w:w="2608" w:type="dxa"/>
-            <w:shd w:val="clear" w:color="auto" w:fill="F3F6F9"/>
-          </w:tcPr>
-          <w:p>
-            <w:pPr>
-              <w:spacing w:after="0"/>
-            </w:pPr>
-            <w:r>
-              <w:rPr>
+            <w:shd w:val="clear" w:color="auto" w:fill="E3F2E8"/>
+          </w:tcPr>
+          <w:p>
+            <w:pPr>
+              <w:spacing w:after="0"/>
+            </w:pPr>
+            <w:r>
+              <w:rPr>
+                <w:b/>
                 <w:sz w:val="15"/>
               </w:rPr>
               <w:t>Keeps the picks and links them after the first save; no plug-in</w:t>
@@ -6643,13 +6722,15 @@
         <w:tc>
           <w:tcPr>
             <w:tcW w:w="2608" w:type="dxa"/>
-          </w:tcPr>
-          <w:p>
-            <w:pPr>
-              <w:spacing w:after="0"/>
-            </w:pPr>
-            <w:r>
-              <w:rPr>
+            <w:shd w:val="clear" w:color="auto" w:fill="E3F2E8"/>
+          </w:tcPr>
+          <w:p>
+            <w:pPr>
+              <w:spacing w:after="0"/>
+            </w:pPr>
+            <w:r>
+              <w:rPr>
+                <w:b/>
                 <w:sz w:val="15"/>
               </w:rPr>
               <w:t>Not changed by default; can hold a readable list of names</w:t>
@@ -6708,13 +6789,7 @@
               <w:rPr>
                 <w:sz w:val="15"/>
               </w:rPr>
-              <w:t xml:space="preserve">Takes the </w:t>
-            </w:r>
-            <w:r>
-              <w:rPr>
-                <w:sz w:val="15"/>
-              </w:rPr>
-              <w:t>subgrid's place; no refresh</w:t>
+              <w:t>Takes the subgrid's place; no refresh</w:t>
             </w:r>
           </w:p>
         </w:tc>
@@ -6755,17 +6830,25 @@
         <w:tc>
           <w:tcPr>
             <w:tcW w:w="2608" w:type="dxa"/>
-            <w:shd w:val="clear" w:color="auto" w:fill="F3F6F9"/>
-          </w:tcPr>
-          <w:p>
-            <w:pPr>
-              <w:spacing w:after="0"/>
-            </w:pPr>
-            <w:r>
-              <w:rPr>
+            <w:shd w:val="clear" w:color="auto" w:fill="E3F2E8"/>
+          </w:tcPr>
+          <w:p>
+            <w:pPr>
+              <w:spacing w:after="0"/>
+            </w:pPr>
+            <w:r>
+              <w:rPr>
+                <w:b/>
                 <w:sz w:val="15"/>
               </w:rPr>
-              <w:t>Refreshed after changes; changes made in them appear in the control; can be hidden</w:t>
+              <w:t xml:space="preserve">Refreshed after changes; changes made in them appear in the control; can be </w:t>
+            </w:r>
+            <w:r>
+              <w:rPr>
+                <w:b/>
+                <w:sz w:val="15"/>
+              </w:rPr>
+              <w:t>hidden</w:t>
             </w:r>
           </w:p>
         </w:tc>
@@ -6857,13 +6940,15 @@
         <w:tc>
           <w:tcPr>
             <w:tcW w:w="2608" w:type="dxa"/>
-          </w:tcPr>
-          <w:p>
-            <w:pPr>
-              <w:spacing w:after="0"/>
-            </w:pPr>
-            <w:r>
-              <w:rPr>
+            <w:shd w:val="clear" w:color="auto" w:fill="E3F2E8"/>
+          </w:tcPr>
+          <w:p>
+            <w:pPr>
+              <w:spacing w:after="0"/>
+            </w:pPr>
+            <w:r>
+              <w:rPr>
+                <w:b/>
                 <w:sz w:val="15"/>
               </w:rPr>
               <w:t>Hidden by default (configurable)</w:t>
@@ -6956,21 +7041,28 @@
               <w:rPr>
                 <w:sz w:val="15"/>
               </w:rPr>
-              <w:t>No; several records can be picked in the lookup dialog</w:t>
+              <w:t xml:space="preserve">No; several </w:t>
+            </w:r>
+            <w:r>
+              <w:rPr>
+                <w:sz w:val="15"/>
+              </w:rPr>
+              <w:t>records can be picked in the lookup dialog</w:t>
             </w:r>
           </w:p>
         </w:tc>
         <w:tc>
           <w:tcPr>
             <w:tcW w:w="2608" w:type="dxa"/>
-            <w:shd w:val="clear" w:color="auto" w:fill="F3F6F9"/>
-          </w:tcPr>
-          <w:p>
-            <w:pPr>
-              <w:spacing w:after="0"/>
-            </w:pPr>
-            <w:r>
-              <w:rPr>
+            <w:shd w:val="clear" w:color="auto" w:fill="E3F2E8"/>
+          </w:tcPr>
+          <w:p>
+            <w:pPr>
+              <w:spacing w:after="0"/>
+            </w:pPr>
+            <w:r>
+              <w:rPr>
+                <w:b/>
                 <w:sz w:val="15"/>
               </w:rPr>
               <w:t>Yes, with a configurable limit</w:t>
@@ -7010,13 +7102,23 @@
               <w:rPr>
                 <w:sz w:val="15"/>
               </w:rPr>
-              <w:t xml:space="preserve">Up to 5,000 rows in </w:t>
-            </w:r>
+              <w:t>Up to 5,000 rows in one request</w:t>
+            </w:r>
+          </w:p>
+        </w:tc>
+        <w:tc>
+          <w:tcPr>
+            <w:tcW w:w="2324" w:type="dxa"/>
+          </w:tcPr>
+          <w:p>
+            <w:pPr>
+              <w:spacing w:after="0"/>
+            </w:pPr>
             <w:r>
               <w:rPr>
                 <w:sz w:val="15"/>
               </w:rPr>
-              <w:t>one request</w:t>
+              <w:t>First page (up to 5,000 rows) in memory, or Dataverse search</w:t>
             </w:r>
           </w:p>
         </w:tc>
@@ -7032,7 +7134,7 @@
               <w:rPr>
                 <w:sz w:val="15"/>
               </w:rPr>
-              <w:t>First page (up to 5,000 rows) in memory, or Dataverse search</w:t>
+              <w:t>Up to 5,000 rows in one request; no paging</w:t>
             </w:r>
           </w:p>
         </w:tc>
@@ -7048,36 +7150,28 @@
               <w:rPr>
                 <w:sz w:val="15"/>
               </w:rPr>
-              <w:t>Up to 5,000 rows in one request; no paging</w:t>
-            </w:r>
-          </w:p>
-        </w:tc>
-        <w:tc>
-          <w:tcPr>
-            <w:tcW w:w="2324" w:type="dxa"/>
-          </w:tcPr>
-          <w:p>
-            <w:pPr>
-              <w:spacing w:after="0"/>
-            </w:pPr>
+              <w:t xml:space="preserve">Only the rows the subgrid </w:t>
+            </w:r>
             <w:r>
               <w:rPr>
                 <w:sz w:val="15"/>
               </w:rPr>
-              <w:t>Only the rows the subgrid loads (250 recommended)</w:t>
+              <w:t>loads (250 recommended)</w:t>
             </w:r>
           </w:p>
         </w:tc>
         <w:tc>
           <w:tcPr>
             <w:tcW w:w="2608" w:type="dxa"/>
-          </w:tcPr>
-          <w:p>
-            <w:pPr>
-              <w:spacing w:after="0"/>
-            </w:pPr>
-            <w:r>
-              <w:rPr>
+            <w:shd w:val="clear" w:color="auto" w:fill="E3F2E8"/>
+          </w:tcPr>
+          <w:p>
+            <w:pPr>
+              <w:spacing w:after="0"/>
+            </w:pPr>
+            <w:r>
+              <w:rPr>
+                <w:b/>
                 <w:sz w:val="15"/>
               </w:rPr>
               <w:t>500 rows in memory, then server search with paging</w:t>
@@ -7177,14 +7271,15 @@
         <w:tc>
           <w:tcPr>
             <w:tcW w:w="2608" w:type="dxa"/>
-            <w:shd w:val="clear" w:color="auto" w:fill="F3F6F9"/>
-          </w:tcPr>
-          <w:p>
-            <w:pPr>
-              <w:spacing w:after="0"/>
-            </w:pPr>
-            <w:r>
-              <w:rPr>
+            <w:shd w:val="clear" w:color="auto" w:fill="E3F2E8"/>
+          </w:tcPr>
+          <w:p>
+            <w:pPr>
+              <w:spacing w:after="0"/>
+            </w:pPr>
+            <w:r>
+              <w:rPr>
+                <w:b/>
                 <w:sz w:val="15"/>
               </w:rPr>
               <w:t>None</w:t>
@@ -7208,7 +7303,13 @@
               <w:rPr>
                 <w:sz w:val="15"/>
               </w:rPr>
-              <w:t>Version reviewed</w:t>
+              <w:t xml:space="preserve">Version </w:t>
+            </w:r>
+            <w:r>
+              <w:rPr>
+                <w:sz w:val="15"/>
+              </w:rPr>
+              <w:t>reviewed</w:t>
             </w:r>
           </w:p>
         </w:tc>
@@ -7279,13 +7380,15 @@
         <w:tc>
           <w:tcPr>
             <w:tcW w:w="2608" w:type="dxa"/>
-          </w:tcPr>
-          <w:p>
-            <w:pPr>
-              <w:spacing w:after="0"/>
-            </w:pPr>
-            <w:r>
-              <w:rPr>
+            <w:shd w:val="clear" w:color="auto" w:fill="E3F2E8"/>
+          </w:tcPr>
+          <w:p>
+            <w:pPr>
+              <w:spacing w:after="0"/>
+            </w:pPr>
+            <w:r>
+              <w:rPr>
+                <w:b/>
                 <w:sz w:val="15"/>
               </w:rPr>
               <w:t>1.0.0</w:t>
@@ -7305,14 +7408,7 @@
           <w:color w:val="605E5C"/>
           <w:sz w:val="14"/>
         </w:rPr>
-        <w:t xml:space="preserve">Every entry </w:t>
-      </w:r>
-      <w:r>
-        <w:rPr>
-          <w:color w:val="605E5C"/>
-          <w:sz w:val="14"/>
-        </w:rPr>
-        <w:t>comes from the control's documentation and source code. Sources: each control's PCF Gallery page (n-to-n-multiselect, multiselect-lookup, custom-nton-multiselect-lookup, multiselect-lookup-pcf) and the GitHub repository it links to. Custom NToN Multiselect Lookup is based on the ITAintBoring control. All four are published under the MIT license.</w:t>
+        <w:t>Every entry comes from the control's documentation and source code. Sources: each control's PCF Gallery page (n-to-n-multiselect, multiselect-lookup, custom-nton-multiselect-lookup, multiselect-lookup-pcf) and the GitHub repository it links to. Custom NToN Multiselect Lookup is based on the ITAintBoring control. All four are published under the MIT license.</w:t>
       </w:r>
     </w:p>
     <w:p>
@@ -7329,10 +7425,13 @@
       <w:pPr>
         <w:pStyle w:val="Heading1"/>
       </w:pPr>
-      <w:bookmarkStart w:id="7" w:name="_Toc241878710"/>
+      <w:bookmarkStart w:id="7" w:name="_Toc241879067"/>
       <w:r>
         <w:lastRenderedPageBreak/>
-        <w:t>2. Package contents</w:t>
+        <w:t xml:space="preserve">2. Package </w:t>
+      </w:r>
+      <w:r>
+        <w:t>contents</w:t>
       </w:r>
       <w:bookmarkEnd w:id="7"/>
     </w:p>
@@ -7340,7 +7439,7 @@
       <w:pPr>
         <w:pStyle w:val="Heading2"/>
       </w:pPr>
-      <w:bookmarkStart w:id="8" w:name="_Toc241878711"/>
+      <w:bookmarkStart w:id="8" w:name="_Toc241879068"/>
       <w:r>
         <w:t>2.1 Files in the package</w:t>
       </w:r>
@@ -7467,13 +7566,7 @@
               <w:rPr>
                 <w:sz w:val="19"/>
               </w:rPr>
-              <w:t xml:space="preserve">Development environments. After import, the components can be added to </w:t>
-            </w:r>
-            <w:r>
-              <w:rPr>
-                <w:sz w:val="19"/>
-              </w:rPr>
-              <w:t>other solutions and moved to test and production as part of them.</w:t>
+              <w:t>Development environments. After import, the components can be added to other solutions and moved to test and production as part of them.</w:t>
             </w:r>
           </w:p>
         </w:tc>
@@ -7570,7 +7663,13 @@
               <w:rPr>
                 <w:sz w:val="19"/>
               </w:rPr>
-              <w:t>Short description of the package, the exact component names of this build and SHA-256 checksums of the two zip files.</w:t>
+              <w:t xml:space="preserve">Short description of the package, the exact component names of this build and SHA-256 checksums of the two </w:t>
+            </w:r>
+            <w:r>
+              <w:rPr>
+                <w:sz w:val="19"/>
+              </w:rPr>
+              <w:t>zip files.</w:t>
             </w:r>
           </w:p>
         </w:tc>
@@ -7693,7 +7792,7 @@
       <w:pPr>
         <w:pStyle w:val="Heading2"/>
       </w:pPr>
-      <w:bookmarkStart w:id="9" w:name="_Toc241878712"/>
+      <w:bookmarkStart w:id="9" w:name="_Toc241879069"/>
       <w:r>
         <w:t>2.2 Managed or unmanaged</w:t>
       </w:r>
@@ -7843,7 +7942,13 @@
               <w:rPr>
                 <w:sz w:val="19"/>
               </w:rPr>
-              <w:t>Can be edited and added to other solutions</w:t>
+              <w:t xml:space="preserve">Can be edited and added to other </w:t>
+            </w:r>
+            <w:r>
+              <w:rPr>
+                <w:sz w:val="19"/>
+              </w:rPr>
+              <w:t>solutions</w:t>
             </w:r>
           </w:p>
         </w:tc>
@@ -7952,13 +8057,7 @@
               <w:rPr>
                 <w:sz w:val="19"/>
               </w:rPr>
-              <w:t xml:space="preserve">Import a newer </w:t>
-            </w:r>
-            <w:r>
-              <w:rPr>
-                <w:sz w:val="19"/>
-              </w:rPr>
-              <w:t>unmanaged package, then publish</w:t>
+              <w:t>Import a newer unmanaged package, then publish</w:t>
             </w:r>
           </w:p>
         </w:tc>
@@ -8012,7 +8111,13 @@
               <w:rPr>
                 <w:sz w:val="19"/>
               </w:rPr>
-              <w:t>Deleting the solution removes only the solution record; the components stay until they are deleted one by one</w:t>
+              <w:t xml:space="preserve">Deleting the solution removes only the </w:t>
+            </w:r>
+            <w:r>
+              <w:rPr>
+                <w:sz w:val="19"/>
+              </w:rPr>
+              <w:t>solution record; the components stay until they are deleted one by one</w:t>
             </w:r>
           </w:p>
         </w:tc>
@@ -8066,7 +8171,10 @@
               <w:t xml:space="preserve">Recommended path.  </w:t>
             </w:r>
             <w:r>
-              <w:t xml:space="preserve">Import the unmanaged package into the development environment, add the code component (and the form library, if it is used) to the solution that holds the forms, and let that solution carry the control to test and production. Use the managed package only to deploy the control </w:t>
+              <w:t xml:space="preserve">Import the unmanaged package into the development environment, add the code component (and the form library, if it is </w:t>
+            </w:r>
+            <w:r>
+              <w:t xml:space="preserve">used) to the solution that holds the forms, and let that solution carry the control to test and production. Use the managed package only to deploy the control </w:t>
             </w:r>
             <w:r>
               <w:lastRenderedPageBreak/>
@@ -8085,7 +8193,7 @@
       <w:pPr>
         <w:pStyle w:val="Heading2"/>
       </w:pPr>
-      <w:bookmarkStart w:id="10" w:name="_Toc241878713"/>
+      <w:bookmarkStart w:id="10" w:name="_Toc241879070"/>
       <w:r>
         <w:t>2.3 Components in the solution</w:t>
       </w:r>
@@ -8279,13 +8387,7 @@
               <w:rPr>
                 <w:sz w:val="19"/>
               </w:rPr>
-              <w:t xml:space="preserve">Optional form library. It is used only when an environment does not deliver the control's </w:t>
-            </w:r>
-            <w:r>
-              <w:rPr>
-                <w:sz w:val="19"/>
-              </w:rPr>
-              <w:t>bundle to the form (section 7). It does nothing unless it is added to a form.</w:t>
+              <w:t>Optional form library. It is used only when an environment does not deliver the control's bundle to the form (section 7). It does nothing unless it is added to a form.</w:t>
             </w:r>
           </w:p>
         </w:tc>
@@ -8306,7 +8408,7 @@
           <w:noProof/>
         </w:rPr>
         <w:drawing>
-          <wp:inline distT="0" distB="0" distL="0" distR="0" wp14:anchorId="335DB14E" wp14:editId="2C67C053">
+          <wp:inline distT="0" distB="0" distL="0" distR="0" wp14:anchorId="0A8CCD53" wp14:editId="56ADAB9D">
             <wp:extent cx="5760000" cy="2062425"/>
             <wp:effectExtent l="0" t="0" r="0" b="0"/>
             <wp:docPr id="4" name="Picture 4"/>
@@ -8321,7 +8423,7 @@
                     <pic:cNvPicPr/>
                   </pic:nvPicPr>
                   <pic:blipFill>
-                    <a:blip r:embed="rId12"/>
+                    <a:blip r:embed="rId17"/>
                     <a:stretch>
                       <a:fillRect/>
                     </a:stretch>
@@ -8355,7 +8457,7 @@
       <w:pPr>
         <w:pStyle w:val="Heading2"/>
       </w:pPr>
-      <w:bookmarkStart w:id="11" w:name="_Toc241878714"/>
+      <w:bookmarkStart w:id="11" w:name="_Toc241879071"/>
       <w:r>
         <w:t>2.4 Source code</w:t>
       </w:r>
@@ -8609,7 +8711,13 @@
               <w:rPr>
                 <w:sz w:val="19"/>
               </w:rPr>
-              <w:t>Dataverse solution project: publisher, version, form library web resource</w:t>
+              <w:t xml:space="preserve">Dataverse solution project: </w:t>
+            </w:r>
+            <w:r>
+              <w:rPr>
+                <w:sz w:val="19"/>
+              </w:rPr>
+              <w:t>publisher, version, form library web resource</w:t>
             </w:r>
           </w:p>
         </w:tc>
@@ -8690,13 +8798,7 @@
               <w:rPr>
                 <w:sz w:val="19"/>
               </w:rPr>
-              <w:t xml:space="preserve">Built solution packages (attached to each </w:t>
-            </w:r>
-            <w:r>
-              <w:rPr>
-                <w:sz w:val="19"/>
-              </w:rPr>
-              <w:t>release, not committed)</w:t>
+              <w:t>Built solution packages (attached to each release, not committed)</w:t>
             </w:r>
           </w:p>
         </w:tc>
@@ -8849,7 +8951,7 @@
       <w:pPr>
         <w:pStyle w:val="Heading1"/>
       </w:pPr>
-      <w:bookmarkStart w:id="12" w:name="_Toc241878715"/>
+      <w:bookmarkStart w:id="12" w:name="_Toc241879072"/>
       <w:r>
         <w:t>3. Installation</w:t>
       </w:r>
@@ -8859,7 +8961,7 @@
       <w:pPr>
         <w:pStyle w:val="Heading2"/>
       </w:pPr>
-      <w:bookmarkStart w:id="13" w:name="_Toc241878716"/>
+      <w:bookmarkStart w:id="13" w:name="_Toc241879073"/>
       <w:r>
         <w:t>3.1 Before you start</w:t>
       </w:r>
@@ -8893,7 +8995,7 @@
       <w:pPr>
         <w:pStyle w:val="Heading2"/>
       </w:pPr>
-      <w:bookmarkStart w:id="14" w:name="_Toc241878717"/>
+      <w:bookmarkStart w:id="14" w:name="_Toc241879074"/>
       <w:r>
         <w:t>3.2 Import the unmanaged solution (development)</w:t>
       </w:r>
@@ -8940,7 +9042,7 @@
         </w:rPr>
         <w:lastRenderedPageBreak/>
         <w:drawing>
-          <wp:inline distT="0" distB="0" distL="0" distR="0" wp14:anchorId="2349F277" wp14:editId="66E78F8D">
+          <wp:inline distT="0" distB="0" distL="0" distR="0" wp14:anchorId="5F9D844B" wp14:editId="38E91E6B">
             <wp:extent cx="5760000" cy="2809936"/>
             <wp:effectExtent l="0" t="0" r="0" b="0"/>
             <wp:docPr id="5" name="Picture 5"/>
@@ -8955,7 +9057,7 @@
                     <pic:cNvPicPr/>
                   </pic:nvPicPr>
                   <pic:blipFill>
-                    <a:blip r:embed="rId13"/>
+                    <a:blip r:embed="rId18"/>
                     <a:stretch>
                       <a:fillRect/>
                     </a:stretch>
@@ -9025,7 +9127,7 @@
           <w:noProof/>
         </w:rPr>
         <w:drawing>
-          <wp:inline distT="0" distB="0" distL="0" distR="0" wp14:anchorId="5C7B09A2" wp14:editId="772D7DE4">
+          <wp:inline distT="0" distB="0" distL="0" distR="0" wp14:anchorId="6240BB4C" wp14:editId="685E36F0">
             <wp:extent cx="5760000" cy="1964781"/>
             <wp:effectExtent l="0" t="0" r="0" b="0"/>
             <wp:docPr id="6" name="Picture 6"/>
@@ -9040,7 +9142,7 @@
                     <pic:cNvPicPr/>
                   </pic:nvPicPr>
                   <pic:blipFill>
-                    <a:blip r:embed="rId14"/>
+                    <a:blip r:embed="rId19"/>
                     <a:stretch>
                       <a:fillRect/>
                     </a:stretch>
@@ -9112,7 +9214,7 @@
           <w:noProof/>
         </w:rPr>
         <w:drawing>
-          <wp:inline distT="0" distB="0" distL="0" distR="0" wp14:anchorId="27437F34" wp14:editId="6373AC9B">
+          <wp:inline distT="0" distB="0" distL="0" distR="0" wp14:anchorId="016E7759" wp14:editId="05E542DD">
             <wp:extent cx="5760000" cy="1964781"/>
             <wp:effectExtent l="0" t="0" r="0" b="0"/>
             <wp:docPr id="7" name="Picture 7"/>
@@ -9127,7 +9229,7 @@
                     <pic:cNvPicPr/>
                   </pic:nvPicPr>
                   <pic:blipFill>
-                    <a:blip r:embed="rId15"/>
+                    <a:blip r:embed="rId20"/>
                     <a:stretch>
                       <a:fillRect/>
                     </a:stretch>
@@ -9218,7 +9320,7 @@
         </w:rPr>
         <w:lastRenderedPageBreak/>
         <w:drawing>
-          <wp:inline distT="0" distB="0" distL="0" distR="0" wp14:anchorId="67B1916B" wp14:editId="2224B148">
+          <wp:inline distT="0" distB="0" distL="0" distR="0" wp14:anchorId="4742CE3C" wp14:editId="68EEB0BD">
             <wp:extent cx="5470632" cy="3779999"/>
             <wp:effectExtent l="0" t="0" r="0" b="0"/>
             <wp:docPr id="8" name="Picture 8"/>
@@ -9233,7 +9335,7 @@
                     <pic:cNvPicPr/>
                   </pic:nvPicPr>
                   <pic:blipFill>
-                    <a:blip r:embed="rId16"/>
+                    <a:blip r:embed="rId21"/>
                     <a:stretch>
                       <a:fillRect/>
                     </a:stretch>
@@ -9285,7 +9387,7 @@
           <w:noProof/>
         </w:rPr>
         <w:drawing>
-          <wp:inline distT="0" distB="0" distL="0" distR="0" wp14:anchorId="74B1D0D9" wp14:editId="64A60FCA">
+          <wp:inline distT="0" distB="0" distL="0" distR="0" wp14:anchorId="27FF348E" wp14:editId="048FE2AA">
             <wp:extent cx="5760000" cy="2072420"/>
             <wp:effectExtent l="0" t="0" r="0" b="0"/>
             <wp:docPr id="9" name="Picture 9"/>
@@ -9300,7 +9402,7 @@
                     <pic:cNvPicPr/>
                   </pic:nvPicPr>
                   <pic:blipFill>
-                    <a:blip r:embed="rId17"/>
+                    <a:blip r:embed="rId22"/>
                     <a:stretch>
                       <a:fillRect/>
                     </a:stretch>
@@ -9353,7 +9455,7 @@
         </w:rPr>
         <w:lastRenderedPageBreak/>
         <w:drawing>
-          <wp:inline distT="0" distB="0" distL="0" distR="0" wp14:anchorId="51B89511" wp14:editId="313BA177">
+          <wp:inline distT="0" distB="0" distL="0" distR="0" wp14:anchorId="1EF73447" wp14:editId="0C9D5B31">
             <wp:extent cx="5760000" cy="2072420"/>
             <wp:effectExtent l="0" t="0" r="0" b="0"/>
             <wp:docPr id="10" name="Picture 10"/>
@@ -9365,515 +9467,6 @@
                 <pic:pic xmlns:pic="http://schemas.openxmlformats.org/drawingml/2006/picture">
                   <pic:nvPicPr>
                     <pic:cNvPr id="0" name="import-u-06-success.png"/>
-                    <pic:cNvPicPr/>
-                  </pic:nvPicPr>
-                  <pic:blipFill>
-                    <a:blip r:embed="rId18"/>
-                    <a:stretch>
-                      <a:fillRect/>
-                    </a:stretch>
-                  </pic:blipFill>
-                  <pic:spPr>
-                    <a:xfrm>
-                      <a:off x="0" y="0"/>
-                      <a:ext cx="5760000" cy="2072420"/>
-                    </a:xfrm>
-                    <a:prstGeom prst="rect">
-                      <a:avLst/>
-                    </a:prstGeom>
-                  </pic:spPr>
-                </pic:pic>
-              </a:graphicData>
-            </a:graphic>
-          </wp:inline>
-        </w:drawing>
-      </w:r>
-    </w:p>
-    <w:p>
-      <w:pPr>
-        <w:pStyle w:val="Caption"/>
-        <w:jc w:val="center"/>
-      </w:pPr>
-      <w:r>
-        <w:t xml:space="preserve">Figure 10. Import </w:t>
-      </w:r>
-      <w:r>
-        <w:t>finished.</w:t>
-      </w:r>
-    </w:p>
-    <w:p>
-      <w:pPr>
-        <w:pStyle w:val="ListNumber"/>
-        <w:numPr>
-          <w:ilvl w:val="0"/>
-          <w:numId w:val="10"/>
-        </w:numPr>
-      </w:pPr>
-      <w:r>
-        <w:t xml:space="preserve">Select </w:t>
-      </w:r>
-      <w:r>
-        <w:rPr>
-          <w:b/>
-        </w:rPr>
-        <w:t>Publish all customizations</w:t>
-      </w:r>
-      <w:r>
-        <w:t>. Without this step the control is not available in the unmanaged environment.</w:t>
-      </w:r>
-    </w:p>
-    <w:p>
-      <w:pPr>
-        <w:keepNext/>
-        <w:jc w:val="center"/>
-      </w:pPr>
-      <w:r>
-        <w:rPr>
-          <w:noProof/>
-        </w:rPr>
-        <w:drawing>
-          <wp:inline distT="0" distB="0" distL="0" distR="0" wp14:anchorId="57AE2879" wp14:editId="4F53866B">
-            <wp:extent cx="5760000" cy="2072420"/>
-            <wp:effectExtent l="0" t="0" r="0" b="0"/>
-            <wp:docPr id="11" name="Picture 11"/>
-            <wp:cNvGraphicFramePr>
-              <a:graphicFrameLocks xmlns:a="http://schemas.openxmlformats.org/drawingml/2006/main" noChangeAspect="1"/>
-            </wp:cNvGraphicFramePr>
-            <a:graphic xmlns:a="http://schemas.openxmlformats.org/drawingml/2006/main">
-              <a:graphicData uri="http://schemas.openxmlformats.org/drawingml/2006/picture">
-                <pic:pic xmlns:pic="http://schemas.openxmlformats.org/drawingml/2006/picture">
-                  <pic:nvPicPr>
-                    <pic:cNvPr id="0" name="publish-01.png"/>
-                    <pic:cNvPicPr/>
-                  </pic:nvPicPr>
-                  <pic:blipFill>
-                    <a:blip r:embed="rId19"/>
-                    <a:stretch>
-                      <a:fillRect/>
-                    </a:stretch>
-                  </pic:blipFill>
-                  <pic:spPr>
-                    <a:xfrm>
-                      <a:off x="0" y="0"/>
-                      <a:ext cx="5760000" cy="2072420"/>
-                    </a:xfrm>
-                    <a:prstGeom prst="rect">
-                      <a:avLst/>
-                    </a:prstGeom>
-                  </pic:spPr>
-                </pic:pic>
-              </a:graphicData>
-            </a:graphic>
-          </wp:inline>
-        </w:drawing>
-      </w:r>
-    </w:p>
-    <w:p>
-      <w:pPr>
-        <w:pStyle w:val="Caption"/>
-        <w:jc w:val="center"/>
-      </w:pPr>
-      <w:r>
-        <w:t>Figure 11. Publish all customizations.</w:t>
-      </w:r>
-    </w:p>
-    <w:p>
-      <w:pPr>
-        <w:pStyle w:val="ListNumber"/>
-        <w:numPr>
-          <w:ilvl w:val="0"/>
-          <w:numId w:val="10"/>
-        </w:numPr>
-      </w:pPr>
-      <w:r>
-        <w:t xml:space="preserve">The solution </w:t>
-      </w:r>
-      <w:r>
-        <w:rPr>
-          <w:b/>
-        </w:rPr>
-        <w:t>N:N Multi-Select</w:t>
-      </w:r>
-      <w:r>
-        <w:t xml:space="preserve"> is listed under </w:t>
-      </w:r>
-      <w:r>
-        <w:rPr>
-          <w:b/>
-        </w:rPr>
-        <w:t>Unmanaged</w:t>
-      </w:r>
-      <w:r>
-        <w:t>.</w:t>
-      </w:r>
-    </w:p>
-    <w:p>
-      <w:pPr>
-        <w:keepNext/>
-        <w:jc w:val="center"/>
-      </w:pPr>
-      <w:r>
-        <w:rPr>
-          <w:noProof/>
-        </w:rPr>
-        <w:drawing>
-          <wp:inline distT="0" distB="0" distL="0" distR="0" wp14:anchorId="52589641" wp14:editId="2B891E38">
-            <wp:extent cx="5760000" cy="1700511"/>
-            <wp:effectExtent l="0" t="0" r="0" b="0"/>
-            <wp:docPr id="12" name="Picture 12"/>
-            <wp:cNvGraphicFramePr>
-              <a:graphicFrameLocks xmlns:a="http://schemas.openxmlformats.org/drawingml/2006/main" noChangeAspect="1"/>
-            </wp:cNvGraphicFramePr>
-            <a:graphic xmlns:a="http://schemas.openxmlformats.org/drawingml/2006/main">
-              <a:graphicData uri="http://schemas.openxmlformats.org/drawingml/2006/picture">
-                <pic:pic xmlns:pic="http://schemas.openxmlformats.org/drawingml/2006/picture">
-                  <pic:nvPicPr>
-                    <pic:cNvPr id="0" name="publish-03-list.png"/>
-                    <pic:cNvPicPr/>
-                  </pic:nvPicPr>
-                  <pic:blipFill>
-                    <a:blip r:embed="rId20"/>
-                    <a:stretch>
-                      <a:fillRect/>
-                    </a:stretch>
-                  </pic:blipFill>
-                  <pic:spPr>
-                    <a:xfrm>
-                      <a:off x="0" y="0"/>
-                      <a:ext cx="5760000" cy="1700511"/>
-                    </a:xfrm>
-                    <a:prstGeom prst="rect">
-                      <a:avLst/>
-                    </a:prstGeom>
-                  </pic:spPr>
-                </pic:pic>
-              </a:graphicData>
-            </a:graphic>
-          </wp:inline>
-        </w:drawing>
-      </w:r>
-    </w:p>
-    <w:p>
-      <w:pPr>
-        <w:pStyle w:val="Caption"/>
-        <w:jc w:val="center"/>
-      </w:pPr>
-      <w:r>
-        <w:t>Figure 12. The solution in the list of unmanaged solutions.</w:t>
-      </w:r>
-    </w:p>
-    <w:tbl>
-      <w:tblPr>
-        <w:tblW w:w="0" w:type="auto"/>
-        <w:jc w:val="center"/>
-        <w:tblLook w:val="04A0" w:firstRow="1" w:lastRow="0" w:firstColumn="1" w:lastColumn="0" w:noHBand="0" w:noVBand="1"/>
-      </w:tblPr>
-      <w:tblGrid>
-        <w:gridCol w:w="9746"/>
-      </w:tblGrid>
-      <w:tr>
-        <w:trPr>
-          <w:jc w:val="center"/>
-        </w:trPr>
-        <w:tc>
-          <w:tcPr>
-            <w:tcW w:w="9746" w:type="dxa"/>
-            <w:shd w:val="clear" w:color="auto" w:fill="EAF2FA"/>
-          </w:tcPr>
-          <w:p>
-            <w:r>
-              <w:rPr>
-                <w:b/>
-                <w:color w:val="0F4C81"/>
-              </w:rPr>
-              <w:t xml:space="preserve">One publish at a time.  </w:t>
-            </w:r>
-            <w:r>
-              <w:t>Publish all customizations cannot start while an import is still running. If the message "Cannot start the requested operation [PublishAll] because there is another [Import] running" appears, wait until the import banner disappears and select Publish all customizations again.</w:t>
-            </w:r>
-          </w:p>
-        </w:tc>
-      </w:tr>
-    </w:tbl>
-    <w:p>
-      <w:pPr>
-        <w:spacing w:after="40"/>
-      </w:pPr>
-    </w:p>
-    <w:p>
-      <w:pPr>
-        <w:pStyle w:val="Heading2"/>
-      </w:pPr>
-      <w:bookmarkStart w:id="15" w:name="_Toc241878718"/>
-      <w:r>
-        <w:lastRenderedPageBreak/>
-        <w:t>3.3 Import the managed solution (test and production)</w:t>
-      </w:r>
-      <w:bookmarkEnd w:id="15"/>
-    </w:p>
-    <w:p>
-      <w:r>
-        <w:t>The steps are the same as for the unmanaged package, with the managed file:</w:t>
-      </w:r>
-    </w:p>
-    <w:p>
-      <w:pPr>
-        <w:pStyle w:val="ListNumber"/>
-        <w:numPr>
-          <w:ilvl w:val="0"/>
-          <w:numId w:val="11"/>
-        </w:numPr>
-      </w:pPr>
-      <w:r>
-        <w:t xml:space="preserve">Select </w:t>
-      </w:r>
-      <w:r>
-        <w:rPr>
-          <w:b/>
-        </w:rPr>
-        <w:t>Solutions</w:t>
-      </w:r>
-      <w:r>
-        <w:t xml:space="preserve">, then </w:t>
-      </w:r>
-      <w:r>
-        <w:rPr>
-          <w:b/>
-        </w:rPr>
-        <w:t>Import solution</w:t>
-      </w:r>
-      <w:r>
-        <w:t xml:space="preserve">, then </w:t>
-      </w:r>
-      <w:r>
-        <w:rPr>
-          <w:b/>
-        </w:rPr>
-        <w:t>Browse</w:t>
-      </w:r>
-      <w:r>
-        <w:t xml:space="preserve"> (figures 5 and 6).</w:t>
-      </w:r>
-    </w:p>
-    <w:p>
-      <w:pPr>
-        <w:pStyle w:val="ListNumber"/>
-        <w:numPr>
-          <w:ilvl w:val="0"/>
-          <w:numId w:val="11"/>
-        </w:numPr>
-      </w:pPr>
-      <w:r>
-        <w:t xml:space="preserve">Select </w:t>
-      </w:r>
-      <w:r>
-        <w:rPr>
-          <w:rFonts w:ascii="Consolas" w:eastAsia="Consolas" w:hAnsi="Consolas"/>
-          <w:color w:val="242424"/>
-          <w:sz w:val="19"/>
-        </w:rPr>
-        <w:t>NToNMultiSelect_managed.zip</w:t>
-      </w:r>
-      <w:r>
-        <w:t xml:space="preserve"> (1), then </w:t>
-      </w:r>
-      <w:r>
-        <w:rPr>
-          <w:b/>
-        </w:rPr>
-        <w:t>Next</w:t>
-      </w:r>
-      <w:r>
-        <w:t xml:space="preserve"> (2).</w:t>
-      </w:r>
-    </w:p>
-    <w:p>
-      <w:pPr>
-        <w:keepNext/>
-        <w:jc w:val="center"/>
-      </w:pPr>
-      <w:r>
-        <w:rPr>
-          <w:noProof/>
-        </w:rPr>
-        <w:drawing>
-          <wp:inline distT="0" distB="0" distL="0" distR="0" wp14:anchorId="465925AE" wp14:editId="65076E28">
-            <wp:extent cx="5760000" cy="1964781"/>
-            <wp:effectExtent l="0" t="0" r="0" b="0"/>
-            <wp:docPr id="13" name="Picture 13"/>
-            <wp:cNvGraphicFramePr>
-              <a:graphicFrameLocks xmlns:a="http://schemas.openxmlformats.org/drawingml/2006/main" noChangeAspect="1"/>
-            </wp:cNvGraphicFramePr>
-            <a:graphic xmlns:a="http://schemas.openxmlformats.org/drawingml/2006/main">
-              <a:graphicData uri="http://schemas.openxmlformats.org/drawingml/2006/picture">
-                <pic:pic xmlns:pic="http://schemas.openxmlformats.org/drawingml/2006/picture">
-                  <pic:nvPicPr>
-                    <pic:cNvPr id="0" name="import-m-03-file.png"/>
-                    <pic:cNvPicPr/>
-                  </pic:nvPicPr>
-                  <pic:blipFill>
-                    <a:blip r:embed="rId21"/>
-                    <a:stretch>
-                      <a:fillRect/>
-                    </a:stretch>
-                  </pic:blipFill>
-                  <pic:spPr>
-                    <a:xfrm>
-                      <a:off x="0" y="0"/>
-                      <a:ext cx="5760000" cy="1964781"/>
-                    </a:xfrm>
-                    <a:prstGeom prst="rect">
-                      <a:avLst/>
-                    </a:prstGeom>
-                  </pic:spPr>
-                </pic:pic>
-              </a:graphicData>
-            </a:graphic>
-          </wp:inline>
-        </w:drawing>
-      </w:r>
-    </w:p>
-    <w:p>
-      <w:pPr>
-        <w:pStyle w:val="Caption"/>
-        <w:jc w:val="center"/>
-      </w:pPr>
-      <w:r>
-        <w:t>Figure 13. The managed package selected.</w:t>
-      </w:r>
-    </w:p>
-    <w:p>
-      <w:pPr>
-        <w:pStyle w:val="ListNumber"/>
-        <w:numPr>
-          <w:ilvl w:val="0"/>
-          <w:numId w:val="11"/>
-        </w:numPr>
-      </w:pPr>
-      <w:r>
-        <w:t xml:space="preserve">Check that </w:t>
-      </w:r>
-      <w:r>
-        <w:rPr>
-          <w:b/>
-        </w:rPr>
-        <w:t>Type</w:t>
-      </w:r>
-      <w:r>
-        <w:t xml:space="preserve"> is </w:t>
-      </w:r>
-      <w:r>
-        <w:rPr>
-          <w:b/>
-        </w:rPr>
-        <w:t>Managed</w:t>
-      </w:r>
-      <w:r>
-        <w:t xml:space="preserve"> (1), then select </w:t>
-      </w:r>
-      <w:r>
-        <w:rPr>
-          <w:b/>
-        </w:rPr>
-        <w:t>Import</w:t>
-      </w:r>
-      <w:r>
-        <w:t xml:space="preserve"> (2).</w:t>
-      </w:r>
-    </w:p>
-    <w:p>
-      <w:pPr>
-        <w:keepNext/>
-        <w:jc w:val="center"/>
-      </w:pPr>
-      <w:r>
-        <w:rPr>
-          <w:noProof/>
-        </w:rPr>
-        <w:drawing>
-          <wp:inline distT="0" distB="0" distL="0" distR="0" wp14:anchorId="6919EE96" wp14:editId="22E2EC93">
-            <wp:extent cx="5470632" cy="3779999"/>
-            <wp:effectExtent l="0" t="0" r="0" b="0"/>
-            <wp:docPr id="14" name="Picture 14"/>
-            <wp:cNvGraphicFramePr>
-              <a:graphicFrameLocks xmlns:a="http://schemas.openxmlformats.org/drawingml/2006/main" noChangeAspect="1"/>
-            </wp:cNvGraphicFramePr>
-            <a:graphic xmlns:a="http://schemas.openxmlformats.org/drawingml/2006/main">
-              <a:graphicData uri="http://schemas.openxmlformats.org/drawingml/2006/picture">
-                <pic:pic xmlns:pic="http://schemas.openxmlformats.org/drawingml/2006/picture">
-                  <pic:nvPicPr>
-                    <pic:cNvPr id="0" name="import-m-04-details.png"/>
-                    <pic:cNvPicPr/>
-                  </pic:nvPicPr>
-                  <pic:blipFill>
-                    <a:blip r:embed="rId22"/>
-                    <a:stretch>
-                      <a:fillRect/>
-                    </a:stretch>
-                  </pic:blipFill>
-                  <pic:spPr>
-                    <a:xfrm>
-                      <a:off x="0" y="0"/>
-                      <a:ext cx="5470632" cy="3779999"/>
-                    </a:xfrm>
-                    <a:prstGeom prst="rect">
-                      <a:avLst/>
-                    </a:prstGeom>
-                  </pic:spPr>
-                </pic:pic>
-              </a:graphicData>
-            </a:graphic>
-          </wp:inline>
-        </w:drawing>
-      </w:r>
-    </w:p>
-    <w:p>
-      <w:pPr>
-        <w:pStyle w:val="Caption"/>
-        <w:jc w:val="center"/>
-      </w:pPr>
-      <w:r>
-        <w:t>Figure 14. Solution details of the managed package.</w:t>
-      </w:r>
-    </w:p>
-    <w:p>
-      <w:pPr>
-        <w:pStyle w:val="ListNumber"/>
-        <w:numPr>
-          <w:ilvl w:val="0"/>
-          <w:numId w:val="11"/>
-        </w:numPr>
-      </w:pPr>
-      <w:r>
-        <w:t xml:space="preserve">Wait for the </w:t>
-      </w:r>
-      <w:r>
-        <w:t>confirmation. A managed import does not need Publish all customizations; the components are live when the import finishes.</w:t>
-      </w:r>
-    </w:p>
-    <w:p>
-      <w:pPr>
-        <w:keepNext/>
-        <w:jc w:val="center"/>
-      </w:pPr>
-      <w:r>
-        <w:rPr>
-          <w:noProof/>
-        </w:rPr>
-        <w:lastRenderedPageBreak/>
-        <w:drawing>
-          <wp:inline distT="0" distB="0" distL="0" distR="0" wp14:anchorId="769A9572" wp14:editId="236432A6">
-            <wp:extent cx="5760000" cy="2072420"/>
-            <wp:effectExtent l="0" t="0" r="0" b="0"/>
-            <wp:docPr id="15" name="Picture 15"/>
-            <wp:cNvGraphicFramePr>
-              <a:graphicFrameLocks xmlns:a="http://schemas.openxmlformats.org/drawingml/2006/main" noChangeAspect="1"/>
-            </wp:cNvGraphicFramePr>
-            <a:graphic xmlns:a="http://schemas.openxmlformats.org/drawingml/2006/main">
-              <a:graphicData uri="http://schemas.openxmlformats.org/drawingml/2006/picture">
-                <pic:pic xmlns:pic="http://schemas.openxmlformats.org/drawingml/2006/picture">
-                  <pic:nvPicPr>
-                    <pic:cNvPr id="0" name="import-m-06-success.png"/>
                     <pic:cNvPicPr/>
                   </pic:nvPicPr>
                   <pic:blipFill>
@@ -9904,31 +9497,34 @@
         <w:jc w:val="center"/>
       </w:pPr>
       <w:r>
-        <w:t>Figure 15. Managed import finished.</w:t>
-      </w:r>
-    </w:p>
-    <w:p>
-      <w:pPr>
-        <w:pStyle w:val="Heading2"/>
-      </w:pPr>
-      <w:bookmarkStart w:id="16" w:name="_Toc241878719"/>
-      <w:r>
-        <w:t>3.4 Check the installation</w:t>
-      </w:r>
-      <w:bookmarkEnd w:id="16"/>
-    </w:p>
-    <w:p>
-      <w:r>
-        <w:t xml:space="preserve">Open the solution from the Solutions list. The overview shows its name, type, publisher and version. </w:t>
+        <w:t>Figure 10. Import finished.</w:t>
+      </w:r>
+    </w:p>
+    <w:p>
+      <w:pPr>
+        <w:pStyle w:val="ListNumber"/>
+        <w:numPr>
+          <w:ilvl w:val="0"/>
+          <w:numId w:val="10"/>
+        </w:numPr>
+      </w:pPr>
+      <w:r>
+        <w:t xml:space="preserve">Select </w:t>
       </w:r>
       <w:r>
         <w:rPr>
           <w:b/>
         </w:rPr>
-        <w:t>Objects</w:t>
-      </w:r>
-      <w:r>
-        <w:t xml:space="preserve"> lists the code component and the web resource (figure 4).</w:t>
+        <w:t xml:space="preserve">Publish all </w:t>
+      </w:r>
+      <w:r>
+        <w:rPr>
+          <w:b/>
+        </w:rPr>
+        <w:t>customizations</w:t>
+      </w:r>
+      <w:r>
+        <w:t>. Without this step the control is not available in the unmanaged environment.</w:t>
       </w:r>
     </w:p>
     <w:p>
@@ -9941,7 +9537,516 @@
           <w:noProof/>
         </w:rPr>
         <w:drawing>
-          <wp:inline distT="0" distB="0" distL="0" distR="0" wp14:anchorId="55F7C413" wp14:editId="1D29E878">
+          <wp:inline distT="0" distB="0" distL="0" distR="0" wp14:anchorId="0BC020A6" wp14:editId="64B13C78">
+            <wp:extent cx="5760000" cy="2072420"/>
+            <wp:effectExtent l="0" t="0" r="0" b="0"/>
+            <wp:docPr id="11" name="Picture 11"/>
+            <wp:cNvGraphicFramePr>
+              <a:graphicFrameLocks xmlns:a="http://schemas.openxmlformats.org/drawingml/2006/main" noChangeAspect="1"/>
+            </wp:cNvGraphicFramePr>
+            <a:graphic xmlns:a="http://schemas.openxmlformats.org/drawingml/2006/main">
+              <a:graphicData uri="http://schemas.openxmlformats.org/drawingml/2006/picture">
+                <pic:pic xmlns:pic="http://schemas.openxmlformats.org/drawingml/2006/picture">
+                  <pic:nvPicPr>
+                    <pic:cNvPr id="0" name="publish-01.png"/>
+                    <pic:cNvPicPr/>
+                  </pic:nvPicPr>
+                  <pic:blipFill>
+                    <a:blip r:embed="rId24"/>
+                    <a:stretch>
+                      <a:fillRect/>
+                    </a:stretch>
+                  </pic:blipFill>
+                  <pic:spPr>
+                    <a:xfrm>
+                      <a:off x="0" y="0"/>
+                      <a:ext cx="5760000" cy="2072420"/>
+                    </a:xfrm>
+                    <a:prstGeom prst="rect">
+                      <a:avLst/>
+                    </a:prstGeom>
+                  </pic:spPr>
+                </pic:pic>
+              </a:graphicData>
+            </a:graphic>
+          </wp:inline>
+        </w:drawing>
+      </w:r>
+    </w:p>
+    <w:p>
+      <w:pPr>
+        <w:pStyle w:val="Caption"/>
+        <w:jc w:val="center"/>
+      </w:pPr>
+      <w:r>
+        <w:t>Figure 11. Publish all customizations.</w:t>
+      </w:r>
+    </w:p>
+    <w:p>
+      <w:pPr>
+        <w:pStyle w:val="ListNumber"/>
+        <w:numPr>
+          <w:ilvl w:val="0"/>
+          <w:numId w:val="10"/>
+        </w:numPr>
+      </w:pPr>
+      <w:r>
+        <w:t xml:space="preserve">The solution </w:t>
+      </w:r>
+      <w:r>
+        <w:rPr>
+          <w:b/>
+        </w:rPr>
+        <w:t>N:N Multi-Select</w:t>
+      </w:r>
+      <w:r>
+        <w:t xml:space="preserve"> is listed under </w:t>
+      </w:r>
+      <w:r>
+        <w:rPr>
+          <w:b/>
+        </w:rPr>
+        <w:t>Unmanaged</w:t>
+      </w:r>
+      <w:r>
+        <w:t>.</w:t>
+      </w:r>
+    </w:p>
+    <w:p>
+      <w:pPr>
+        <w:keepNext/>
+        <w:jc w:val="center"/>
+      </w:pPr>
+      <w:r>
+        <w:rPr>
+          <w:noProof/>
+        </w:rPr>
+        <w:drawing>
+          <wp:inline distT="0" distB="0" distL="0" distR="0" wp14:anchorId="7E69C253" wp14:editId="3A50D839">
+            <wp:extent cx="5760000" cy="1700511"/>
+            <wp:effectExtent l="0" t="0" r="0" b="0"/>
+            <wp:docPr id="12" name="Picture 12"/>
+            <wp:cNvGraphicFramePr>
+              <a:graphicFrameLocks xmlns:a="http://schemas.openxmlformats.org/drawingml/2006/main" noChangeAspect="1"/>
+            </wp:cNvGraphicFramePr>
+            <a:graphic xmlns:a="http://schemas.openxmlformats.org/drawingml/2006/main">
+              <a:graphicData uri="http://schemas.openxmlformats.org/drawingml/2006/picture">
+                <pic:pic xmlns:pic="http://schemas.openxmlformats.org/drawingml/2006/picture">
+                  <pic:nvPicPr>
+                    <pic:cNvPr id="0" name="publish-03-list.png"/>
+                    <pic:cNvPicPr/>
+                  </pic:nvPicPr>
+                  <pic:blipFill>
+                    <a:blip r:embed="rId25"/>
+                    <a:stretch>
+                      <a:fillRect/>
+                    </a:stretch>
+                  </pic:blipFill>
+                  <pic:spPr>
+                    <a:xfrm>
+                      <a:off x="0" y="0"/>
+                      <a:ext cx="5760000" cy="1700511"/>
+                    </a:xfrm>
+                    <a:prstGeom prst="rect">
+                      <a:avLst/>
+                    </a:prstGeom>
+                  </pic:spPr>
+                </pic:pic>
+              </a:graphicData>
+            </a:graphic>
+          </wp:inline>
+        </w:drawing>
+      </w:r>
+    </w:p>
+    <w:p>
+      <w:pPr>
+        <w:pStyle w:val="Caption"/>
+        <w:jc w:val="center"/>
+      </w:pPr>
+      <w:r>
+        <w:t>Figure 12. The solution in the list of unmanaged solutions.</w:t>
+      </w:r>
+    </w:p>
+    <w:tbl>
+      <w:tblPr>
+        <w:tblW w:w="0" w:type="auto"/>
+        <w:jc w:val="center"/>
+        <w:tblLook w:val="04A0" w:firstRow="1" w:lastRow="0" w:firstColumn="1" w:lastColumn="0" w:noHBand="0" w:noVBand="1"/>
+      </w:tblPr>
+      <w:tblGrid>
+        <w:gridCol w:w="9746"/>
+      </w:tblGrid>
+      <w:tr>
+        <w:trPr>
+          <w:jc w:val="center"/>
+        </w:trPr>
+        <w:tc>
+          <w:tcPr>
+            <w:tcW w:w="9746" w:type="dxa"/>
+            <w:shd w:val="clear" w:color="auto" w:fill="EAF2FA"/>
+          </w:tcPr>
+          <w:p>
+            <w:r>
+              <w:rPr>
+                <w:b/>
+                <w:color w:val="0F4C81"/>
+              </w:rPr>
+              <w:t xml:space="preserve">One publish at a time.  </w:t>
+            </w:r>
+            <w:r>
+              <w:t>Publish all customizations cannot start while an import is still running. If the message "Cannot start the requested operation [PublishAll] because there is another [Import] running" appears, wait until the import banner disappears and select Publish all customizations again.</w:t>
+            </w:r>
+          </w:p>
+        </w:tc>
+      </w:tr>
+    </w:tbl>
+    <w:p>
+      <w:pPr>
+        <w:spacing w:after="40"/>
+      </w:pPr>
+    </w:p>
+    <w:p>
+      <w:pPr>
+        <w:pStyle w:val="Heading2"/>
+      </w:pPr>
+      <w:bookmarkStart w:id="15" w:name="_Toc241879075"/>
+      <w:r>
+        <w:lastRenderedPageBreak/>
+        <w:t>3.3 Import the managed solution (test and production)</w:t>
+      </w:r>
+      <w:bookmarkEnd w:id="15"/>
+    </w:p>
+    <w:p>
+      <w:r>
+        <w:t>The steps are the same as for the unmanaged package, with the managed file:</w:t>
+      </w:r>
+    </w:p>
+    <w:p>
+      <w:pPr>
+        <w:pStyle w:val="ListNumber"/>
+        <w:numPr>
+          <w:ilvl w:val="0"/>
+          <w:numId w:val="11"/>
+        </w:numPr>
+      </w:pPr>
+      <w:r>
+        <w:t xml:space="preserve">Select </w:t>
+      </w:r>
+      <w:r>
+        <w:rPr>
+          <w:b/>
+        </w:rPr>
+        <w:t>Solutions</w:t>
+      </w:r>
+      <w:r>
+        <w:t xml:space="preserve">, then </w:t>
+      </w:r>
+      <w:r>
+        <w:rPr>
+          <w:b/>
+        </w:rPr>
+        <w:t>Import solution</w:t>
+      </w:r>
+      <w:r>
+        <w:t xml:space="preserve">, then </w:t>
+      </w:r>
+      <w:r>
+        <w:rPr>
+          <w:b/>
+        </w:rPr>
+        <w:t>Browse</w:t>
+      </w:r>
+      <w:r>
+        <w:t xml:space="preserve"> (figures 5 and 6).</w:t>
+      </w:r>
+    </w:p>
+    <w:p>
+      <w:pPr>
+        <w:pStyle w:val="ListNumber"/>
+        <w:numPr>
+          <w:ilvl w:val="0"/>
+          <w:numId w:val="11"/>
+        </w:numPr>
+      </w:pPr>
+      <w:r>
+        <w:t xml:space="preserve">Select </w:t>
+      </w:r>
+      <w:r>
+        <w:rPr>
+          <w:rFonts w:ascii="Consolas" w:eastAsia="Consolas" w:hAnsi="Consolas"/>
+          <w:color w:val="242424"/>
+          <w:sz w:val="19"/>
+        </w:rPr>
+        <w:t>NToNMultiSelect_managed.zip</w:t>
+      </w:r>
+      <w:r>
+        <w:t xml:space="preserve"> (1), then </w:t>
+      </w:r>
+      <w:r>
+        <w:rPr>
+          <w:b/>
+        </w:rPr>
+        <w:t>Next</w:t>
+      </w:r>
+      <w:r>
+        <w:t xml:space="preserve"> (2).</w:t>
+      </w:r>
+    </w:p>
+    <w:p>
+      <w:pPr>
+        <w:keepNext/>
+        <w:jc w:val="center"/>
+      </w:pPr>
+      <w:r>
+        <w:rPr>
+          <w:noProof/>
+        </w:rPr>
+        <w:drawing>
+          <wp:inline distT="0" distB="0" distL="0" distR="0" wp14:anchorId="4A83D61A" wp14:editId="3EB983A7">
+            <wp:extent cx="5760000" cy="1964781"/>
+            <wp:effectExtent l="0" t="0" r="0" b="0"/>
+            <wp:docPr id="13" name="Picture 13"/>
+            <wp:cNvGraphicFramePr>
+              <a:graphicFrameLocks xmlns:a="http://schemas.openxmlformats.org/drawingml/2006/main" noChangeAspect="1"/>
+            </wp:cNvGraphicFramePr>
+            <a:graphic xmlns:a="http://schemas.openxmlformats.org/drawingml/2006/main">
+              <a:graphicData uri="http://schemas.openxmlformats.org/drawingml/2006/picture">
+                <pic:pic xmlns:pic="http://schemas.openxmlformats.org/drawingml/2006/picture">
+                  <pic:nvPicPr>
+                    <pic:cNvPr id="0" name="import-m-03-file.png"/>
+                    <pic:cNvPicPr/>
+                  </pic:nvPicPr>
+                  <pic:blipFill>
+                    <a:blip r:embed="rId26"/>
+                    <a:stretch>
+                      <a:fillRect/>
+                    </a:stretch>
+                  </pic:blipFill>
+                  <pic:spPr>
+                    <a:xfrm>
+                      <a:off x="0" y="0"/>
+                      <a:ext cx="5760000" cy="1964781"/>
+                    </a:xfrm>
+                    <a:prstGeom prst="rect">
+                      <a:avLst/>
+                    </a:prstGeom>
+                  </pic:spPr>
+                </pic:pic>
+              </a:graphicData>
+            </a:graphic>
+          </wp:inline>
+        </w:drawing>
+      </w:r>
+    </w:p>
+    <w:p>
+      <w:pPr>
+        <w:pStyle w:val="Caption"/>
+        <w:jc w:val="center"/>
+      </w:pPr>
+      <w:r>
+        <w:t>Figure 13. The managed package selected.</w:t>
+      </w:r>
+    </w:p>
+    <w:p>
+      <w:pPr>
+        <w:pStyle w:val="ListNumber"/>
+        <w:numPr>
+          <w:ilvl w:val="0"/>
+          <w:numId w:val="11"/>
+        </w:numPr>
+      </w:pPr>
+      <w:r>
+        <w:t xml:space="preserve">Check that </w:t>
+      </w:r>
+      <w:r>
+        <w:rPr>
+          <w:b/>
+        </w:rPr>
+        <w:t>Type</w:t>
+      </w:r>
+      <w:r>
+        <w:t xml:space="preserve"> is </w:t>
+      </w:r>
+      <w:r>
+        <w:rPr>
+          <w:b/>
+        </w:rPr>
+        <w:t>Managed</w:t>
+      </w:r>
+      <w:r>
+        <w:t xml:space="preserve"> (1), then select </w:t>
+      </w:r>
+      <w:r>
+        <w:rPr>
+          <w:b/>
+        </w:rPr>
+        <w:t>Import</w:t>
+      </w:r>
+      <w:r>
+        <w:t xml:space="preserve"> (2).</w:t>
+      </w:r>
+    </w:p>
+    <w:p>
+      <w:pPr>
+        <w:keepNext/>
+        <w:jc w:val="center"/>
+      </w:pPr>
+      <w:r>
+        <w:rPr>
+          <w:noProof/>
+        </w:rPr>
+        <w:drawing>
+          <wp:inline distT="0" distB="0" distL="0" distR="0" wp14:anchorId="6DFC8032" wp14:editId="0ACEF8E6">
+            <wp:extent cx="5470632" cy="3779999"/>
+            <wp:effectExtent l="0" t="0" r="0" b="0"/>
+            <wp:docPr id="14" name="Picture 14"/>
+            <wp:cNvGraphicFramePr>
+              <a:graphicFrameLocks xmlns:a="http://schemas.openxmlformats.org/drawingml/2006/main" noChangeAspect="1"/>
+            </wp:cNvGraphicFramePr>
+            <a:graphic xmlns:a="http://schemas.openxmlformats.org/drawingml/2006/main">
+              <a:graphicData uri="http://schemas.openxmlformats.org/drawingml/2006/picture">
+                <pic:pic xmlns:pic="http://schemas.openxmlformats.org/drawingml/2006/picture">
+                  <pic:nvPicPr>
+                    <pic:cNvPr id="0" name="import-m-04-details.png"/>
+                    <pic:cNvPicPr/>
+                  </pic:nvPicPr>
+                  <pic:blipFill>
+                    <a:blip r:embed="rId27"/>
+                    <a:stretch>
+                      <a:fillRect/>
+                    </a:stretch>
+                  </pic:blipFill>
+                  <pic:spPr>
+                    <a:xfrm>
+                      <a:off x="0" y="0"/>
+                      <a:ext cx="5470632" cy="3779999"/>
+                    </a:xfrm>
+                    <a:prstGeom prst="rect">
+                      <a:avLst/>
+                    </a:prstGeom>
+                  </pic:spPr>
+                </pic:pic>
+              </a:graphicData>
+            </a:graphic>
+          </wp:inline>
+        </w:drawing>
+      </w:r>
+    </w:p>
+    <w:p>
+      <w:pPr>
+        <w:pStyle w:val="Caption"/>
+        <w:jc w:val="center"/>
+      </w:pPr>
+      <w:r>
+        <w:t>Figure 14. Solution details of the managed package.</w:t>
+      </w:r>
+    </w:p>
+    <w:p>
+      <w:pPr>
+        <w:pStyle w:val="ListNumber"/>
+        <w:numPr>
+          <w:ilvl w:val="0"/>
+          <w:numId w:val="11"/>
+        </w:numPr>
+      </w:pPr>
+      <w:r>
+        <w:t xml:space="preserve">Wait for the confirmation. A managed import does not </w:t>
+      </w:r>
+      <w:r>
+        <w:t>need Publish all customizations; the components are live when the import finishes.</w:t>
+      </w:r>
+    </w:p>
+    <w:p>
+      <w:pPr>
+        <w:keepNext/>
+        <w:jc w:val="center"/>
+      </w:pPr>
+      <w:r>
+        <w:rPr>
+          <w:noProof/>
+        </w:rPr>
+        <w:lastRenderedPageBreak/>
+        <w:drawing>
+          <wp:inline distT="0" distB="0" distL="0" distR="0" wp14:anchorId="412F5769" wp14:editId="50393867">
+            <wp:extent cx="5760000" cy="2072420"/>
+            <wp:effectExtent l="0" t="0" r="0" b="0"/>
+            <wp:docPr id="15" name="Picture 15"/>
+            <wp:cNvGraphicFramePr>
+              <a:graphicFrameLocks xmlns:a="http://schemas.openxmlformats.org/drawingml/2006/main" noChangeAspect="1"/>
+            </wp:cNvGraphicFramePr>
+            <a:graphic xmlns:a="http://schemas.openxmlformats.org/drawingml/2006/main">
+              <a:graphicData uri="http://schemas.openxmlformats.org/drawingml/2006/picture">
+                <pic:pic xmlns:pic="http://schemas.openxmlformats.org/drawingml/2006/picture">
+                  <pic:nvPicPr>
+                    <pic:cNvPr id="0" name="import-m-06-success.png"/>
+                    <pic:cNvPicPr/>
+                  </pic:nvPicPr>
+                  <pic:blipFill>
+                    <a:blip r:embed="rId28"/>
+                    <a:stretch>
+                      <a:fillRect/>
+                    </a:stretch>
+                  </pic:blipFill>
+                  <pic:spPr>
+                    <a:xfrm>
+                      <a:off x="0" y="0"/>
+                      <a:ext cx="5760000" cy="2072420"/>
+                    </a:xfrm>
+                    <a:prstGeom prst="rect">
+                      <a:avLst/>
+                    </a:prstGeom>
+                  </pic:spPr>
+                </pic:pic>
+              </a:graphicData>
+            </a:graphic>
+          </wp:inline>
+        </w:drawing>
+      </w:r>
+    </w:p>
+    <w:p>
+      <w:pPr>
+        <w:pStyle w:val="Caption"/>
+        <w:jc w:val="center"/>
+      </w:pPr>
+      <w:r>
+        <w:t>Figure 15. Managed import finished.</w:t>
+      </w:r>
+    </w:p>
+    <w:p>
+      <w:pPr>
+        <w:pStyle w:val="Heading2"/>
+      </w:pPr>
+      <w:bookmarkStart w:id="16" w:name="_Toc241879076"/>
+      <w:r>
+        <w:t>3.4 Check the installation</w:t>
+      </w:r>
+      <w:bookmarkEnd w:id="16"/>
+    </w:p>
+    <w:p>
+      <w:r>
+        <w:t xml:space="preserve">Open the solution from the Solutions list. The overview shows its name, type, publisher and version. </w:t>
+      </w:r>
+      <w:r>
+        <w:rPr>
+          <w:b/>
+        </w:rPr>
+        <w:t>Objects</w:t>
+      </w:r>
+      <w:r>
+        <w:t xml:space="preserve"> lists the code component and the web resource (figure 4).</w:t>
+      </w:r>
+    </w:p>
+    <w:p>
+      <w:pPr>
+        <w:keepNext/>
+        <w:jc w:val="center"/>
+      </w:pPr>
+      <w:r>
+        <w:rPr>
+          <w:noProof/>
+        </w:rPr>
+        <w:drawing>
+          <wp:inline distT="0" distB="0" distL="0" distR="0" wp14:anchorId="3E35986A" wp14:editId="292501E9">
             <wp:extent cx="5760000" cy="2247805"/>
             <wp:effectExtent l="0" t="0" r="0" b="0"/>
             <wp:docPr id="16" name="Picture 16"/>
@@ -9956,7 +10061,7 @@
                     <pic:cNvPicPr/>
                   </pic:nvPicPr>
                   <pic:blipFill>
-                    <a:blip r:embed="rId24"/>
+                    <a:blip r:embed="rId29"/>
                     <a:stretch>
                       <a:fillRect/>
                     </a:stretch>
@@ -9990,7 +10095,7 @@
       <w:pPr>
         <w:pStyle w:val="Heading1"/>
       </w:pPr>
-      <w:bookmarkStart w:id="17" w:name="_Toc241878720"/>
+      <w:bookmarkStart w:id="17" w:name="_Toc241879077"/>
       <w:r>
         <w:t>4. Adding the control to a form</w:t>
       </w:r>
@@ -10000,7 +10105,7 @@
       <w:pPr>
         <w:pStyle w:val="Heading2"/>
       </w:pPr>
-      <w:bookmarkStart w:id="18" w:name="_Toc241878721"/>
+      <w:bookmarkStart w:id="18" w:name="_Toc241879078"/>
       <w:r>
         <w:t>4.1 Prepare</w:t>
       </w:r>
@@ -10166,7 +10271,13 @@
               <w:rPr>
                 <w:sz w:val="19"/>
               </w:rPr>
-              <w:t>A text column of the form's table (Single line of text, Text area or Multiple lines of text) that is not Business required. A new single line of text column, used only for this control, is the safest choice.</w:t>
+              <w:t xml:space="preserve">A text column of the form's table </w:t>
+            </w:r>
+            <w:r>
+              <w:rPr>
+                <w:sz w:val="19"/>
+              </w:rPr>
+              <w:t>(Single line of text, Text area or Multiple lines of text) that is not Business required. A new single line of text column, used only for this control, is the safest choice.</w:t>
             </w:r>
           </w:p>
         </w:tc>
@@ -10304,7 +10415,7 @@
       <w:pPr>
         <w:pStyle w:val="Heading2"/>
       </w:pPr>
-      <w:bookmarkStart w:id="19" w:name="_Toc241878722"/>
+      <w:bookmarkStart w:id="19" w:name="_Toc241879079"/>
       <w:r>
         <w:t>4.2 Add the control in the form designer</w:t>
       </w:r>
@@ -10319,7 +10430,10 @@
         </w:numPr>
       </w:pPr>
       <w:r>
-        <w:t>Open the table's main form in the form designer. Add the host column to the form if it is not there yet, and select it on the form.</w:t>
+        <w:t xml:space="preserve">Open the </w:t>
+      </w:r>
+      <w:r>
+        <w:t>table's main form in the form designer. Add the host column to the form if it is not there yet, and select it on the form.</w:t>
       </w:r>
     </w:p>
     <w:p>
@@ -10332,7 +10446,7 @@
           <w:noProof/>
         </w:rPr>
         <w:drawing>
-          <wp:inline distT="0" distB="0" distL="0" distR="0" wp14:anchorId="6BC7F5B8" wp14:editId="712A8189">
+          <wp:inline distT="0" distB="0" distL="0" distR="0" wp14:anchorId="0BC71499" wp14:editId="6F6DF9F6">
             <wp:extent cx="5760000" cy="3601998"/>
             <wp:effectExtent l="0" t="0" r="0" b="0"/>
             <wp:docPr id="17" name="Picture 17"/>
@@ -10347,7 +10461,7 @@
                     <pic:cNvPicPr/>
                   </pic:nvPicPr>
                   <pic:blipFill>
-                    <a:blip r:embed="rId25"/>
+                    <a:blip r:embed="rId30"/>
                     <a:stretch>
                       <a:fillRect/>
                     </a:stretch>
@@ -10418,7 +10532,7 @@
         </w:rPr>
         <w:lastRenderedPageBreak/>
         <w:drawing>
-          <wp:inline distT="0" distB="0" distL="0" distR="0" wp14:anchorId="06B861FB" wp14:editId="6A937B60">
+          <wp:inline distT="0" distB="0" distL="0" distR="0" wp14:anchorId="691B3E09" wp14:editId="5527E038">
             <wp:extent cx="1351671" cy="3779997"/>
             <wp:effectExtent l="0" t="0" r="0" b="0"/>
             <wp:docPr id="18" name="Picture 18"/>
@@ -10433,7 +10547,7 @@
                     <pic:cNvPicPr/>
                   </pic:nvPicPr>
                   <pic:blipFill>
-                    <a:blip r:embed="rId26"/>
+                    <a:blip r:embed="rId31"/>
                     <a:stretch>
                       <a:fillRect/>
                     </a:stretch>
@@ -10512,7 +10626,7 @@
           <w:noProof/>
         </w:rPr>
         <w:drawing>
-          <wp:inline distT="0" distB="0" distL="0" distR="0" wp14:anchorId="36F0FD9F" wp14:editId="563E9E3E">
+          <wp:inline distT="0" distB="0" distL="0" distR="0" wp14:anchorId="75D1B555" wp14:editId="09267ACA">
             <wp:extent cx="1695000" cy="2520000"/>
             <wp:effectExtent l="0" t="0" r="0" b="0"/>
             <wp:docPr id="19" name="Picture 19"/>
@@ -10527,7 +10641,7 @@
                     <pic:cNvPicPr/>
                   </pic:nvPicPr>
                   <pic:blipFill>
-                    <a:blip r:embed="rId27"/>
+                    <a:blip r:embed="rId32"/>
                     <a:stretch>
                       <a:fillRect/>
                     </a:stretch>
@@ -10598,7 +10712,7 @@
         </w:rPr>
         <w:lastRenderedPageBreak/>
         <w:drawing>
-          <wp:inline distT="0" distB="0" distL="0" distR="0" wp14:anchorId="3B49966D" wp14:editId="111CAEA4">
+          <wp:inline distT="0" distB="0" distL="0" distR="0" wp14:anchorId="24414311" wp14:editId="76B6B90A">
             <wp:extent cx="5760000" cy="3637403"/>
             <wp:effectExtent l="0" t="0" r="0" b="0"/>
             <wp:docPr id="20" name="Picture 20"/>
@@ -10613,7 +10727,7 @@
                     <pic:cNvPicPr/>
                   </pic:nvPicPr>
                   <pic:blipFill>
-                    <a:blip r:embed="rId28"/>
+                    <a:blip r:embed="rId33"/>
                     <a:stretch>
                       <a:fillRect/>
                     </a:stretch>
@@ -10676,7 +10790,13 @@
         <w:rPr>
           <w:b/>
         </w:rPr>
-        <w:t>Bind to table column</w:t>
+        <w:t xml:space="preserve">Bind to table </w:t>
+      </w:r>
+      <w:r>
+        <w:rPr>
+          <w:b/>
+        </w:rPr>
+        <w:t>column</w:t>
       </w:r>
       <w:r>
         <w:t xml:space="preserve"> cleared. Fill in the optional settings that are needed (section 5), choose the clients under </w:t>
@@ -10710,7 +10830,7 @@
           <w:noProof/>
         </w:rPr>
         <w:drawing>
-          <wp:inline distT="0" distB="0" distL="0" distR="0" wp14:anchorId="1464714B" wp14:editId="6C5B080F">
+          <wp:inline distT="0" distB="0" distL="0" distR="0" wp14:anchorId="5AE5BAFA" wp14:editId="3A42FCE3">
             <wp:extent cx="1328434" cy="3599999"/>
             <wp:effectExtent l="0" t="0" r="0" b="0"/>
             <wp:docPr id="21" name="Picture 21"/>
@@ -10725,7 +10845,7 @@
                     <pic:cNvPicPr/>
                   </pic:nvPicPr>
                   <pic:blipFill>
-                    <a:blip r:embed="rId29"/>
+                    <a:blip r:embed="rId34"/>
                     <a:stretch>
                       <a:fillRect/>
                     </a:stretch>
@@ -10778,7 +10898,7 @@
           <w:noProof/>
         </w:rPr>
         <w:drawing>
-          <wp:inline distT="0" distB="0" distL="0" distR="0" wp14:anchorId="7B512207" wp14:editId="72936D09">
+          <wp:inline distT="0" distB="0" distL="0" distR="0" wp14:anchorId="36EC51CE" wp14:editId="230B0E4D">
             <wp:extent cx="3240000" cy="2047792"/>
             <wp:effectExtent l="0" t="0" r="0" b="0"/>
             <wp:docPr id="22" name="Picture 22"/>
@@ -10793,7 +10913,7 @@
                     <pic:cNvPicPr/>
                   </pic:nvPicPr>
                   <pic:blipFill>
-                    <a:blip r:embed="rId30"/>
+                    <a:blip r:embed="rId35"/>
                     <a:stretch>
                       <a:fillRect/>
                     </a:stretch>
@@ -10854,7 +10974,7 @@
           <w:noProof/>
         </w:rPr>
         <w:drawing>
-          <wp:inline distT="0" distB="0" distL="0" distR="0" wp14:anchorId="1CCAF446" wp14:editId="3109DA9A">
+          <wp:inline distT="0" distB="0" distL="0" distR="0" wp14:anchorId="7A3057DE" wp14:editId="2BA7CCD2">
             <wp:extent cx="5760000" cy="1617077"/>
             <wp:effectExtent l="0" t="0" r="0" b="0"/>
             <wp:docPr id="23" name="Picture 23"/>
@@ -10869,7 +10989,7 @@
                     <pic:cNvPicPr/>
                   </pic:nvPicPr>
                   <pic:blipFill>
-                    <a:blip r:embed="rId31"/>
+                    <a:blip r:embed="rId36"/>
                     <a:stretch>
                       <a:fillRect/>
                     </a:stretch>
@@ -10896,10 +11016,7 @@
         <w:jc w:val="center"/>
       </w:pPr>
       <w:r>
-        <w:t xml:space="preserve">Figure 23. Save and </w:t>
-      </w:r>
-      <w:r>
-        <w:t>publish the form.</w:t>
+        <w:t>Figure 23. Save and publish the form.</w:t>
       </w:r>
     </w:p>
     <w:p>
@@ -10911,14 +11028,17 @@
         </w:numPr>
       </w:pPr>
       <w:r>
-        <w:t>Open a record of the table in the app. The field shows the control (figure 1). If the field shows "Error loading control" instead, add the form library (section 7).</w:t>
+        <w:t xml:space="preserve">Open a record of the table in the app. The field shows the </w:t>
+      </w:r>
+      <w:r>
+        <w:t>control (figure 1). If the field shows "Error loading control" instead, add the form library (section 7).</w:t>
       </w:r>
     </w:p>
     <w:p>
       <w:pPr>
         <w:pStyle w:val="Heading2"/>
       </w:pPr>
-      <w:bookmarkStart w:id="20" w:name="_Toc241878723"/>
+      <w:bookmarkStart w:id="20" w:name="_Toc241879080"/>
       <w:r>
         <w:t>4.3 Example configuration</w:t>
       </w:r>
@@ -11143,7 +11263,15 @@
                 <w:color w:val="242424"/>
                 <w:sz w:val="19"/>
               </w:rPr>
-              <w:t>&lt;filter&gt;&lt;condition attribute="ntn_name" operator="not-like" value="%(test)" /&gt;&lt;/filter&gt;</w:t>
+              <w:t xml:space="preserve">&lt;filter&gt;&lt;condition attribute="ntn_name" operator="not-like" </w:t>
+            </w:r>
+            <w:r>
+              <w:rPr>
+                <w:rFonts w:ascii="Consolas" w:eastAsia="Consolas" w:hAnsi="Consolas"/>
+                <w:color w:val="242424"/>
+                <w:sz w:val="19"/>
+              </w:rPr>
+              <w:t>value="%(test)" /&gt;&lt;/filter&gt;</w:t>
             </w:r>
           </w:p>
         </w:tc>
@@ -11353,7 +11481,7 @@
       <w:pPr>
         <w:pStyle w:val="Heading1"/>
       </w:pPr>
-      <w:bookmarkStart w:id="21" w:name="_Toc241878724"/>
+      <w:bookmarkStart w:id="21" w:name="_Toc241879081"/>
       <w:r>
         <w:t>5. Settings reference</w:t>
       </w:r>
@@ -11361,10 +11489,7 @@
     </w:p>
     <w:p>
       <w:r>
-        <w:t xml:space="preserve">All settings are entered in the control's settings panel in the </w:t>
-      </w:r>
-      <w:r>
-        <w:t>form designer (figure 24). Each setting has a tooltip with the same description as this section.</w:t>
+        <w:t>All settings are entered in the control's settings panel in the form designer (figure 24). Each setting has a tooltip with the same description as this section.</w:t>
       </w:r>
     </w:p>
     <w:tbl>
@@ -11396,7 +11521,7 @@
                 <w:noProof/>
               </w:rPr>
               <w:drawing>
-                <wp:inline distT="0" distB="0" distL="0" distR="0" wp14:anchorId="6214101F" wp14:editId="36BB6EB9">
+                <wp:inline distT="0" distB="0" distL="0" distR="0" wp14:anchorId="5F6960CA" wp14:editId="68B310AE">
                   <wp:extent cx="1899710" cy="5220000"/>
                   <wp:effectExtent l="0" t="0" r="0" b="0"/>
                   <wp:docPr id="24" name="Picture 24"/>
@@ -11411,7 +11536,7 @@
                           <pic:cNvPicPr/>
                         </pic:nvPicPr>
                         <pic:blipFill>
-                          <a:blip r:embed="rId32"/>
+                          <a:blip r:embed="rId37"/>
                           <a:stretch>
                             <a:fillRect/>
                           </a:stretch>
@@ -11446,7 +11571,7 @@
                 <w:noProof/>
               </w:rPr>
               <w:drawing>
-                <wp:inline distT="0" distB="0" distL="0" distR="0" wp14:anchorId="4F93738A" wp14:editId="66C46825">
+                <wp:inline distT="0" distB="0" distL="0" distR="0" wp14:anchorId="3893C13F" wp14:editId="17696628">
                   <wp:extent cx="1915129" cy="5219998"/>
                   <wp:effectExtent l="0" t="0" r="0" b="0"/>
                   <wp:docPr id="25" name="Picture 25"/>
@@ -11461,7 +11586,7 @@
                           <pic:cNvPicPr/>
                         </pic:nvPicPr>
                         <pic:blipFill>
-                          <a:blip r:embed="rId33"/>
+                          <a:blip r:embed="rId38"/>
                           <a:stretch>
                             <a:fillRect/>
                           </a:stretch>
@@ -11496,7 +11621,7 @@
                 <w:noProof/>
               </w:rPr>
               <w:drawing>
-                <wp:inline distT="0" distB="0" distL="0" distR="0" wp14:anchorId="17DC4CAE" wp14:editId="79765EA3">
+                <wp:inline distT="0" distB="0" distL="0" distR="0" wp14:anchorId="4180BEF5" wp14:editId="032AA037">
                   <wp:extent cx="1916685" cy="5219998"/>
                   <wp:effectExtent l="0" t="0" r="0" b="0"/>
                   <wp:docPr id="26" name="Picture 26"/>
@@ -11511,7 +11636,7 @@
                           <pic:cNvPicPr/>
                         </pic:nvPicPr>
                         <pic:blipFill>
-                          <a:blip r:embed="rId34"/>
+                          <a:blip r:embed="rId39"/>
                           <a:stretch>
                             <a:fillRect/>
                           </a:stretch>
@@ -11548,7 +11673,7 @@
       <w:pPr>
         <w:pStyle w:val="Heading2"/>
       </w:pPr>
-      <w:bookmarkStart w:id="22" w:name="_Toc241878725"/>
+      <w:bookmarkStart w:id="22" w:name="_Toc241879082"/>
       <w:r>
         <w:t>5.1 Static value and Bind to table column</w:t>
       </w:r>
@@ -11581,7 +11706,7 @@
       <w:pPr>
         <w:pStyle w:val="Heading2"/>
       </w:pPr>
-      <w:bookmarkStart w:id="23" w:name="_Toc241878726"/>
+      <w:bookmarkStart w:id="23" w:name="_Toc241879083"/>
       <w:r>
         <w:lastRenderedPageBreak/>
         <w:t>5.2 All settings</w:t>
@@ -11922,13 +12047,7 @@
               <w:rPr>
                 <w:sz w:val="18"/>
               </w:rPr>
-              <w:t xml:space="preserve">FetchXML </w:t>
-            </w:r>
-            <w:r>
-              <w:rPr>
-                <w:sz w:val="18"/>
-              </w:rPr>
-              <w:t>filter (optional)</w:t>
+              <w:t>FetchXML filter (optional)</w:t>
             </w:r>
           </w:p>
         </w:tc>
@@ -12768,7 +12887,7 @@
       <w:pPr>
         <w:pStyle w:val="Heading2"/>
       </w:pPr>
-      <w:bookmarkStart w:id="24" w:name="_Toc241878727"/>
+      <w:bookmarkStart w:id="24" w:name="_Toc241879084"/>
       <w:r>
         <w:t>5.3 Which records can be selected</w:t>
       </w:r>
@@ -12790,10 +12909,7 @@
         <w:t>Records from view</w:t>
       </w:r>
       <w:r>
-        <w:t xml:space="preserve">: the list shows what a </w:t>
-      </w:r>
-      <w:r>
-        <w:t>system view of the related table shows. Only the view's filters are used, including filters on related tables. The list is always sorted by name.</w:t>
+        <w:t>: the list shows what a system view of the related table shows. Only the view's filters are used, including filters on related tables. The list is always sorted by name.</w:t>
       </w:r>
     </w:p>
     <w:p>
@@ -12919,17 +13035,17 @@
     </w:p>
     <w:p>
       <w:r>
-        <w:t xml:space="preserve">Records that are </w:t>
-      </w:r>
-      <w:r>
-        <w:t>already linked but no longer match still show as selected and can be removed; they are only left out of the list. Settings that cannot work, such as a view that does not exist or FetchXML for another table, are explained in the list and in the browser console.</w:t>
+        <w:t xml:space="preserve">Records that are already </w:t>
+      </w:r>
+      <w:r>
+        <w:t>linked but no longer match still show as selected and can be removed; they are only left out of the list. Settings that cannot work, such as a view that does not exist or FetchXML for another table, are explained in the list and in the browser console.</w:t>
       </w:r>
     </w:p>
     <w:p>
       <w:pPr>
         <w:pStyle w:val="Heading2"/>
       </w:pPr>
-      <w:bookmarkStart w:id="25" w:name="_Toc241878728"/>
+      <w:bookmarkStart w:id="25" w:name="_Toc241879085"/>
       <w:r>
         <w:t>5.4 Views in multilingual environments</w:t>
       </w:r>
@@ -12971,14 +13087,17 @@
         <w:t>savedqueryid</w:t>
       </w:r>
       <w:r>
-        <w:t>. When a translated name is entered, the control's message also gives the id to use. The control reads a view's definition once per page load; reload the app after changing the view.</w:t>
+        <w:t xml:space="preserve">. When a translated name is </w:t>
+      </w:r>
+      <w:r>
+        <w:t>entered, the control's message also gives the id to use. The control reads a view's definition once per page load; reload the app after changing the view.</w:t>
       </w:r>
     </w:p>
     <w:p>
       <w:pPr>
         <w:pStyle w:val="Heading2"/>
       </w:pPr>
-      <w:bookmarkStart w:id="26" w:name="_Toc241878729"/>
+      <w:bookmarkStart w:id="26" w:name="_Toc241879086"/>
       <w:r>
         <w:t>5.5 Subgrids</w:t>
       </w:r>
@@ -13008,7 +13127,7 @@
       <w:pPr>
         <w:pStyle w:val="Heading2"/>
       </w:pPr>
-      <w:bookmarkStart w:id="27" w:name="_Toc241878730"/>
+      <w:bookmarkStart w:id="27" w:name="_Toc241879087"/>
       <w:r>
         <w:t>5.6 Copy names into the host column</w:t>
       </w:r>
@@ -13029,7 +13148,7 @@
           <w:noProof/>
         </w:rPr>
         <w:drawing>
-          <wp:inline distT="0" distB="0" distL="0" distR="0" wp14:anchorId="4D199298" wp14:editId="6919A2F7">
+          <wp:inline distT="0" distB="0" distL="0" distR="0" wp14:anchorId="1550FDFA" wp14:editId="5F2C28CD">
             <wp:extent cx="5760000" cy="1212632"/>
             <wp:effectExtent l="0" t="0" r="0" b="0"/>
             <wp:docPr id="27" name="Picture 27"/>
@@ -13044,7 +13163,7 @@
                     <pic:cNvPicPr/>
                   </pic:nvPicPr>
                   <pic:blipFill>
-                    <a:blip r:embed="rId35"/>
+                    <a:blip r:embed="rId40"/>
                     <a:stretch>
                       <a:fillRect/>
                     </a:stretch>
@@ -13110,7 +13229,7 @@
       <w:pPr>
         <w:pStyle w:val="Heading2"/>
       </w:pPr>
-      <w:bookmarkStart w:id="28" w:name="_Toc241878731"/>
+      <w:bookmarkStart w:id="28" w:name="_Toc241879088"/>
       <w:r>
         <w:t>5.7 Open selected records</w:t>
       </w:r>
@@ -13131,7 +13250,7 @@
           <w:noProof/>
         </w:rPr>
         <w:drawing>
-          <wp:inline distT="0" distB="0" distL="0" distR="0" wp14:anchorId="178DBE17" wp14:editId="33C24276">
+          <wp:inline distT="0" distB="0" distL="0" distR="0" wp14:anchorId="3C262E2B" wp14:editId="1FC5FE77">
             <wp:extent cx="5760000" cy="556494"/>
             <wp:effectExtent l="0" t="0" r="0" b="0"/>
             <wp:docPr id="28" name="Picture 28"/>
@@ -13146,7 +13265,7 @@
                     <pic:cNvPicPr/>
                   </pic:nvPicPr>
                   <pic:blipFill>
-                    <a:blip r:embed="rId36"/>
+                    <a:blip r:embed="rId41"/>
                     <a:stretch>
                       <a:fillRect/>
                     </a:stretch>
@@ -13180,7 +13299,7 @@
       <w:pPr>
         <w:pStyle w:val="Heading2"/>
       </w:pPr>
-      <w:bookmarkStart w:id="29" w:name="_Toc241878732"/>
+      <w:bookmarkStart w:id="29" w:name="_Toc241879089"/>
       <w:r>
         <w:lastRenderedPageBreak/>
         <w:t>5.8 Show + New button</w:t>
@@ -13274,7 +13393,7 @@
           <w:noProof/>
         </w:rPr>
         <w:drawing>
-          <wp:inline distT="0" distB="0" distL="0" distR="0" wp14:anchorId="3E7C74FF" wp14:editId="47A12318">
+          <wp:inline distT="0" distB="0" distL="0" distR="0" wp14:anchorId="09BFE2B7" wp14:editId="216944E6">
             <wp:extent cx="5760000" cy="1121594"/>
             <wp:effectExtent l="0" t="0" r="0" b="0"/>
             <wp:docPr id="29" name="Picture 29"/>
@@ -13289,7 +13408,7 @@
                     <pic:cNvPicPr/>
                   </pic:nvPicPr>
                   <pic:blipFill>
-                    <a:blip r:embed="rId37"/>
+                    <a:blip r:embed="rId42"/>
                     <a:stretch>
                       <a:fillRect/>
                     </a:stretch>
@@ -13350,7 +13469,7 @@
           <w:noProof/>
         </w:rPr>
         <w:drawing>
-          <wp:inline distT="0" distB="0" distL="0" distR="0" wp14:anchorId="0BCC1C00" wp14:editId="305ADC08">
+          <wp:inline distT="0" distB="0" distL="0" distR="0" wp14:anchorId="5E84EACB" wp14:editId="2C305347">
             <wp:extent cx="5760000" cy="2964269"/>
             <wp:effectExtent l="0" t="0" r="0" b="0"/>
             <wp:docPr id="30" name="Picture 30"/>
@@ -13365,7 +13484,7 @@
                     <pic:cNvPicPr/>
                   </pic:nvPicPr>
                   <pic:blipFill>
-                    <a:blip r:embed="rId38"/>
+                    <a:blip r:embed="rId43"/>
                     <a:stretch>
                       <a:fillRect/>
                     </a:stretch>
@@ -13417,7 +13536,7 @@
           <w:noProof/>
         </w:rPr>
         <w:drawing>
-          <wp:inline distT="0" distB="0" distL="0" distR="0" wp14:anchorId="28B7E2F1" wp14:editId="318A0EB2">
+          <wp:inline distT="0" distB="0" distL="0" distR="0" wp14:anchorId="54F782FD" wp14:editId="36690697">
             <wp:extent cx="5760000" cy="668367"/>
             <wp:effectExtent l="0" t="0" r="0" b="0"/>
             <wp:docPr id="31" name="Picture 31"/>
@@ -13429,588 +13548,6 @@
                 <pic:pic xmlns:pic="http://schemas.openxmlformats.org/drawingml/2006/picture">
                   <pic:nvPicPr>
                     <pic:cNvPr id="0" name="run-15-selected.png"/>
-                    <pic:cNvPicPr/>
-                  </pic:nvPicPr>
-                  <pic:blipFill>
-                    <a:blip r:embed="rId39"/>
-                    <a:stretch>
-                      <a:fillRect/>
-                    </a:stretch>
-                  </pic:blipFill>
-                  <pic:spPr>
-                    <a:xfrm>
-                      <a:off x="0" y="0"/>
-                      <a:ext cx="5760000" cy="668367"/>
-                    </a:xfrm>
-                    <a:prstGeom prst="rect">
-                      <a:avLst/>
-                    </a:prstGeom>
-                  </pic:spPr>
-                </pic:pic>
-              </a:graphicData>
-            </a:graphic>
-          </wp:inline>
-        </w:drawing>
-      </w:r>
-    </w:p>
-    <w:p>
-      <w:pPr>
-        <w:pStyle w:val="Caption"/>
-        <w:jc w:val="center"/>
-      </w:pPr>
-      <w:r>
-        <w:t>Figure 29. The new record selected in the field.</w:t>
-      </w:r>
-    </w:p>
-    <w:p>
-      <w:r>
-        <w:lastRenderedPageBreak/>
-        <w:t>The new record is selected only when the list offers it: it must be active and match the view and filters of the field. Otherwise the record is created but not selected, and a message under the field explains why.</w:t>
-      </w:r>
-    </w:p>
-    <w:p>
-      <w:pPr>
-        <w:pStyle w:val="Heading1"/>
-      </w:pPr>
-      <w:bookmarkStart w:id="30" w:name="_Toc241878733"/>
-      <w:r>
-        <w:t>6. Using the control</w:t>
-      </w:r>
-      <w:bookmarkEnd w:id="30"/>
-    </w:p>
-    <w:p>
-      <w:pPr>
-        <w:pStyle w:val="Heading2"/>
-      </w:pPr>
-      <w:bookmarkStart w:id="31" w:name="_Toc241878734"/>
-      <w:r>
-        <w:t>6.1 States of the field</w:t>
-      </w:r>
-      <w:bookmarkEnd w:id="31"/>
-    </w:p>
-    <w:tbl>
-      <w:tblPr>
-        <w:tblStyle w:val="TableGrid"/>
-        <w:tblW w:w="0" w:type="auto"/>
-        <w:jc w:val="center"/>
-        <w:tblLook w:val="04A0" w:firstRow="1" w:lastRow="0" w:firstColumn="1" w:lastColumn="0" w:noHBand="0" w:noVBand="1"/>
-      </w:tblPr>
-      <w:tblGrid>
-        <w:gridCol w:w="2154"/>
-        <w:gridCol w:w="7200"/>
-      </w:tblGrid>
-      <w:tr>
-        <w:trPr>
-          <w:tblHeader/>
-          <w:jc w:val="center"/>
-        </w:trPr>
-        <w:tc>
-          <w:tcPr>
-            <w:tcW w:w="2154" w:type="dxa"/>
-            <w:shd w:val="clear" w:color="auto" w:fill="0F4C81"/>
-          </w:tcPr>
-          <w:p>
-            <w:r>
-              <w:rPr>
-                <w:b/>
-                <w:color w:val="FFFFFF"/>
-                <w:sz w:val="19"/>
-              </w:rPr>
-              <w:t>State</w:t>
-            </w:r>
-          </w:p>
-        </w:tc>
-        <w:tc>
-          <w:tcPr>
-            <w:tcW w:w="7200" w:type="dxa"/>
-            <w:shd w:val="clear" w:color="auto" w:fill="0F4C81"/>
-          </w:tcPr>
-          <w:p>
-            <w:r>
-              <w:rPr>
-                <w:b/>
-                <w:color w:val="FFFFFF"/>
-                <w:sz w:val="19"/>
-              </w:rPr>
-              <w:t>What the user sees</w:t>
-            </w:r>
-          </w:p>
-        </w:tc>
-      </w:tr>
-      <w:tr>
-        <w:trPr>
-          <w:jc w:val="center"/>
-        </w:trPr>
-        <w:tc>
-          <w:tcPr>
-            <w:tcW w:w="2154" w:type="dxa"/>
-          </w:tcPr>
-          <w:p>
-            <w:pPr>
-              <w:spacing w:after="0"/>
-            </w:pPr>
-            <w:r>
-              <w:rPr>
-                <w:sz w:val="19"/>
-              </w:rPr>
-              <w:t>Idle</w:t>
-            </w:r>
-          </w:p>
-        </w:tc>
-        <w:tc>
-          <w:tcPr>
-            <w:tcW w:w="7200" w:type="dxa"/>
-          </w:tcPr>
-          <w:p>
-            <w:pPr>
-              <w:spacing w:after="0"/>
-            </w:pPr>
-            <w:r>
-              <w:rPr>
-                <w:sz w:val="19"/>
-              </w:rPr>
-              <w:t>The selected names in bold, separated by commas ("---" when nothing is selected).</w:t>
-            </w:r>
-          </w:p>
-        </w:tc>
-      </w:tr>
-      <w:tr>
-        <w:trPr>
-          <w:jc w:val="center"/>
-        </w:trPr>
-        <w:tc>
-          <w:tcPr>
-            <w:tcW w:w="2154" w:type="dxa"/>
-            <w:shd w:val="clear" w:color="auto" w:fill="F3F6F9"/>
-          </w:tcPr>
-          <w:p>
-            <w:pPr>
-              <w:spacing w:after="0"/>
-            </w:pPr>
-            <w:r>
-              <w:rPr>
-                <w:sz w:val="19"/>
-              </w:rPr>
-              <w:t>Pointer over the field</w:t>
-            </w:r>
-          </w:p>
-        </w:tc>
-        <w:tc>
-          <w:tcPr>
-            <w:tcW w:w="7200" w:type="dxa"/>
-            <w:shd w:val="clear" w:color="auto" w:fill="F3F6F9"/>
-          </w:tcPr>
-          <w:p>
-            <w:pPr>
-              <w:spacing w:after="0"/>
-            </w:pPr>
-            <w:r>
-              <w:rPr>
-                <w:sz w:val="19"/>
-              </w:rPr>
-              <w:t>A grey border; the values become chips with an × to remove them.</w:t>
-            </w:r>
-          </w:p>
-        </w:tc>
-      </w:tr>
-      <w:tr>
-        <w:trPr>
-          <w:jc w:val="center"/>
-        </w:trPr>
-        <w:tc>
-          <w:tcPr>
-            <w:tcW w:w="2154" w:type="dxa"/>
-          </w:tcPr>
-          <w:p>
-            <w:pPr>
-              <w:spacing w:after="0"/>
-            </w:pPr>
-            <w:r>
-              <w:rPr>
-                <w:sz w:val="19"/>
-              </w:rPr>
-              <w:t>Focused</w:t>
-            </w:r>
-          </w:p>
-        </w:tc>
-        <w:tc>
-          <w:tcPr>
-            <w:tcW w:w="7200" w:type="dxa"/>
-          </w:tcPr>
-          <w:p>
-            <w:pPr>
-              <w:spacing w:after="0"/>
-            </w:pPr>
-            <w:r>
-              <w:rPr>
-                <w:sz w:val="19"/>
-              </w:rPr>
-              <w:t>The chips, a "Select or search options" box and a chevron. The list opens from the chevron, the Down arrow key, Enter or typing.</w:t>
-            </w:r>
-          </w:p>
-        </w:tc>
-      </w:tr>
-      <w:tr>
-        <w:trPr>
-          <w:jc w:val="center"/>
-        </w:trPr>
-        <w:tc>
-          <w:tcPr>
-            <w:tcW w:w="2154" w:type="dxa"/>
-            <w:shd w:val="clear" w:color="auto" w:fill="F3F6F9"/>
-          </w:tcPr>
-          <w:p>
-            <w:pPr>
-              <w:spacing w:after="0"/>
-            </w:pPr>
-            <w:r>
-              <w:rPr>
-                <w:sz w:val="19"/>
-              </w:rPr>
-              <w:t>List open</w:t>
-            </w:r>
-          </w:p>
-        </w:tc>
-        <w:tc>
-          <w:tcPr>
-            <w:tcW w:w="7200" w:type="dxa"/>
-            <w:shd w:val="clear" w:color="auto" w:fill="F3F6F9"/>
-          </w:tcPr>
-          <w:p>
-            <w:pPr>
-              <w:spacing w:after="0"/>
-            </w:pPr>
-            <w:r>
-              <w:rPr>
-                <w:sz w:val="19"/>
-              </w:rPr>
-              <w:t>Optional Select all row with the number of items, then one row per record with a check box. Selected rows are grey. Typing filters the list.</w:t>
-            </w:r>
-          </w:p>
-        </w:tc>
-      </w:tr>
-      <w:tr>
-        <w:trPr>
-          <w:jc w:val="center"/>
-        </w:trPr>
-        <w:tc>
-          <w:tcPr>
-            <w:tcW w:w="2154" w:type="dxa"/>
-          </w:tcPr>
-          <w:p>
-            <w:pPr>
-              <w:spacing w:after="0"/>
-            </w:pPr>
-            <w:r>
-              <w:rPr>
-                <w:sz w:val="19"/>
-              </w:rPr>
-              <w:t>Read-only</w:t>
-            </w:r>
-          </w:p>
-        </w:tc>
-        <w:tc>
-          <w:tcPr>
-            <w:tcW w:w="7200" w:type="dxa"/>
-          </w:tcPr>
-          <w:p>
-            <w:pPr>
-              <w:spacing w:after="0"/>
-            </w:pPr>
-            <w:r>
-              <w:rPr>
-                <w:sz w:val="19"/>
-              </w:rPr>
-              <w:t>A grey box with the names. With Open selected records, the names are links.</w:t>
-            </w:r>
-          </w:p>
-        </w:tc>
-      </w:tr>
-    </w:tbl>
-    <w:p>
-      <w:pPr>
-        <w:spacing w:after="40"/>
-      </w:pPr>
-    </w:p>
-    <w:p>
-      <w:pPr>
-        <w:keepNext/>
-        <w:jc w:val="center"/>
-      </w:pPr>
-      <w:r>
-        <w:rPr>
-          <w:noProof/>
-        </w:rPr>
-        <w:drawing>
-          <wp:inline distT="0" distB="0" distL="0" distR="0" wp14:anchorId="18627FA9" wp14:editId="15C82454">
-            <wp:extent cx="5760000" cy="1276494"/>
-            <wp:effectExtent l="0" t="0" r="0" b="0"/>
-            <wp:docPr id="32" name="Picture 32"/>
-            <wp:cNvGraphicFramePr>
-              <a:graphicFrameLocks xmlns:a="http://schemas.openxmlformats.org/drawingml/2006/main" noChangeAspect="1"/>
-            </wp:cNvGraphicFramePr>
-            <a:graphic xmlns:a="http://schemas.openxmlformats.org/drawingml/2006/main">
-              <a:graphicData uri="http://schemas.openxmlformats.org/drawingml/2006/picture">
-                <pic:pic xmlns:pic="http://schemas.openxmlformats.org/drawingml/2006/picture">
-                  <pic:nvPicPr>
-                    <pic:cNvPr id="0" name="run-03-list.png"/>
-                    <pic:cNvPicPr/>
-                  </pic:nvPicPr>
-                  <pic:blipFill>
-                    <a:blip r:embed="rId40"/>
-                    <a:stretch>
-                      <a:fillRect/>
-                    </a:stretch>
-                  </pic:blipFill>
-                  <pic:spPr>
-                    <a:xfrm>
-                      <a:off x="0" y="0"/>
-                      <a:ext cx="5760000" cy="1276494"/>
-                    </a:xfrm>
-                    <a:prstGeom prst="rect">
-                      <a:avLst/>
-                    </a:prstGeom>
-                  </pic:spPr>
-                </pic:pic>
-              </a:graphicData>
-            </a:graphic>
-          </wp:inline>
-        </w:drawing>
-      </w:r>
-    </w:p>
-    <w:p>
-      <w:pPr>
-        <w:pStyle w:val="Caption"/>
-        <w:jc w:val="center"/>
-      </w:pPr>
-      <w:r>
-        <w:t>Figure 30. The list open. Selected rows are grey; the pointer is on Automation.</w:t>
-      </w:r>
-    </w:p>
-    <w:p>
-      <w:pPr>
-        <w:keepNext/>
-        <w:jc w:val="center"/>
-      </w:pPr>
-      <w:r>
-        <w:rPr>
-          <w:noProof/>
-        </w:rPr>
-        <w:drawing>
-          <wp:inline distT="0" distB="0" distL="0" distR="0" wp14:anchorId="3A266B41" wp14:editId="6EED740D">
-            <wp:extent cx="5760000" cy="823267"/>
-            <wp:effectExtent l="0" t="0" r="0" b="0"/>
-            <wp:docPr id="33" name="Picture 33"/>
-            <wp:cNvGraphicFramePr>
-              <a:graphicFrameLocks xmlns:a="http://schemas.openxmlformats.org/drawingml/2006/main" noChangeAspect="1"/>
-            </wp:cNvGraphicFramePr>
-            <a:graphic xmlns:a="http://schemas.openxmlformats.org/drawingml/2006/main">
-              <a:graphicData uri="http://schemas.openxmlformats.org/drawingml/2006/picture">
-                <pic:pic xmlns:pic="http://schemas.openxmlformats.org/drawingml/2006/picture">
-                  <pic:nvPicPr>
-                    <pic:cNvPr id="0" name="run-04-search.png"/>
-                    <pic:cNvPicPr/>
-                  </pic:nvPicPr>
-                  <pic:blipFill>
-                    <a:blip r:embed="rId41"/>
-                    <a:stretch>
-                      <a:fillRect/>
-                    </a:stretch>
-                  </pic:blipFill>
-                  <pic:spPr>
-                    <a:xfrm>
-                      <a:off x="0" y="0"/>
-                      <a:ext cx="5760000" cy="823267"/>
-                    </a:xfrm>
-                    <a:prstGeom prst="rect">
-                      <a:avLst/>
-                    </a:prstGeom>
-                  </pic:spPr>
-                </pic:pic>
-              </a:graphicData>
-            </a:graphic>
-          </wp:inline>
-        </w:drawing>
-      </w:r>
-    </w:p>
-    <w:p>
-      <w:pPr>
-        <w:pStyle w:val="Caption"/>
-        <w:jc w:val="center"/>
-      </w:pPr>
-      <w:r>
-        <w:t xml:space="preserve">Figure 31. Typing filters the list ("auto" </w:t>
-      </w:r>
-      <w:r>
-        <w:t>finds Automation). The search ignores case and accents.</w:t>
-      </w:r>
-    </w:p>
-    <w:p>
-      <w:pPr>
-        <w:keepNext/>
-        <w:jc w:val="center"/>
-      </w:pPr>
-      <w:r>
-        <w:rPr>
-          <w:noProof/>
-        </w:rPr>
-        <w:drawing>
-          <wp:inline distT="0" distB="0" distL="0" distR="0" wp14:anchorId="268A15F4" wp14:editId="1A78F59A">
-            <wp:extent cx="5760000" cy="565100"/>
-            <wp:effectExtent l="0" t="0" r="0" b="0"/>
-            <wp:docPr id="34" name="Picture 34"/>
-            <wp:cNvGraphicFramePr>
-              <a:graphicFrameLocks xmlns:a="http://schemas.openxmlformats.org/drawingml/2006/main" noChangeAspect="1"/>
-            </wp:cNvGraphicFramePr>
-            <a:graphic xmlns:a="http://schemas.openxmlformats.org/drawingml/2006/main">
-              <a:graphicData uri="http://schemas.openxmlformats.org/drawingml/2006/picture">
-                <pic:pic xmlns:pic="http://schemas.openxmlformats.org/drawingml/2006/picture">
-                  <pic:nvPicPr>
-                    <pic:cNvPr id="0" name="run-08-readonly.png"/>
-                    <pic:cNvPicPr/>
-                  </pic:nvPicPr>
-                  <pic:blipFill>
-                    <a:blip r:embed="rId42"/>
-                    <a:stretch>
-                      <a:fillRect/>
-                    </a:stretch>
-                  </pic:blipFill>
-                  <pic:spPr>
-                    <a:xfrm>
-                      <a:off x="0" y="0"/>
-                      <a:ext cx="5760000" cy="565100"/>
-                    </a:xfrm>
-                    <a:prstGeom prst="rect">
-                      <a:avLst/>
-                    </a:prstGeom>
-                  </pic:spPr>
-                </pic:pic>
-              </a:graphicData>
-            </a:graphic>
-          </wp:inline>
-        </w:drawing>
-      </w:r>
-    </w:p>
-    <w:p>
-      <w:pPr>
-        <w:pStyle w:val="Caption"/>
-        <w:jc w:val="center"/>
-      </w:pPr>
-      <w:r>
-        <w:t>Figure 32. Read-only field (lock icon). With Open selected records the names are links.</w:t>
-      </w:r>
-    </w:p>
-    <w:p>
-      <w:pPr>
-        <w:pStyle w:val="Heading2"/>
-      </w:pPr>
-      <w:bookmarkStart w:id="32" w:name="_Toc241878735"/>
-      <w:r>
-        <w:t>6.2 Selecting and removing records</w:t>
-      </w:r>
-      <w:bookmarkEnd w:id="32"/>
-    </w:p>
-    <w:p>
-      <w:r>
-        <w:t>A click on a row selects or removes the record and saves the change at once. Rows and values that are being saved are dimmed until the server confirms the change. If a change fails, it is undone and a message under the field gives the reason; other changes carry on, except after a connection, permission, timeout or throttling error, when the changes not yet sent are undone as well. The subgrid of the same relationship is refreshed after the changes.</w:t>
-      </w:r>
-    </w:p>
-    <w:p>
-      <w:pPr>
-        <w:keepNext/>
-        <w:jc w:val="center"/>
-      </w:pPr>
-      <w:r>
-        <w:rPr>
-          <w:noProof/>
-        </w:rPr>
-        <w:lastRenderedPageBreak/>
-        <w:drawing>
-          <wp:inline distT="0" distB="0" distL="0" distR="0" wp14:anchorId="2D72E51F" wp14:editId="2BCC9760">
-            <wp:extent cx="5760000" cy="2821224"/>
-            <wp:effectExtent l="0" t="0" r="0" b="0"/>
-            <wp:docPr id="35" name="Picture 35"/>
-            <wp:cNvGraphicFramePr>
-              <a:graphicFrameLocks xmlns:a="http://schemas.openxmlformats.org/drawingml/2006/main" noChangeAspect="1"/>
-            </wp:cNvGraphicFramePr>
-            <a:graphic xmlns:a="http://schemas.openxmlformats.org/drawingml/2006/main">
-              <a:graphicData uri="http://schemas.openxmlformats.org/drawingml/2006/picture">
-                <pic:pic xmlns:pic="http://schemas.openxmlformats.org/drawingml/2006/picture">
-                  <pic:nvPicPr>
-                    <pic:cNvPr id="0" name="run-06-form.png"/>
-                    <pic:cNvPicPr/>
-                  </pic:nvPicPr>
-                  <pic:blipFill>
-                    <a:blip r:embed="rId43"/>
-                    <a:stretch>
-                      <a:fillRect/>
-                    </a:stretch>
-                  </pic:blipFill>
-                  <pic:spPr>
-                    <a:xfrm>
-                      <a:off x="0" y="0"/>
-                      <a:ext cx="5760000" cy="2821224"/>
-                    </a:xfrm>
-                    <a:prstGeom prst="rect">
-                      <a:avLst/>
-                    </a:prstGeom>
-                  </pic:spPr>
-                </pic:pic>
-              </a:graphicData>
-            </a:graphic>
-          </wp:inline>
-        </w:drawing>
-      </w:r>
-    </w:p>
-    <w:p>
-      <w:pPr>
-        <w:pStyle w:val="Caption"/>
-        <w:jc w:val="center"/>
-      </w:pPr>
-      <w:r>
-        <w:t>Figure 33. Two records picked on a saved record: the control and the subgrid show the same links, and the form stays saved.</w:t>
-      </w:r>
-    </w:p>
-    <w:p>
-      <w:pPr>
-        <w:pStyle w:val="Heading2"/>
-      </w:pPr>
-      <w:bookmarkStart w:id="33" w:name="_Toc241878736"/>
-      <w:r>
-        <w:t>6.3 New records</w:t>
-      </w:r>
-      <w:bookmarkEnd w:id="33"/>
-    </w:p>
-    <w:p>
-      <w:r>
-        <w:t>On a record that has not been saved yet, picks are kept and a note under the field says that they are linked when the record is saved. They are linked after the first successful save, also with Save &amp; Close. If the save is blocked, nothing is linked and the picks stay until the save succeeds. On a quick create form, on a new record opened in a dialog or side pane, and on new Appointment, Recurring Appointment and Service Activity records, the save cannot be followed safely; there the control asks for the re</w:t>
-      </w:r>
-      <w:r>
-        <w:t>cord to be saved first.</w:t>
-      </w:r>
-    </w:p>
-    <w:p>
-      <w:pPr>
-        <w:keepNext/>
-        <w:jc w:val="center"/>
-      </w:pPr>
-      <w:r>
-        <w:rPr>
-          <w:noProof/>
-        </w:rPr>
-        <w:drawing>
-          <wp:inline distT="0" distB="0" distL="0" distR="0" wp14:anchorId="62D811CB" wp14:editId="162F835F">
-            <wp:extent cx="5760000" cy="668367"/>
-            <wp:effectExtent l="0" t="0" r="0" b="0"/>
-            <wp:docPr id="36" name="Picture 36"/>
-            <wp:cNvGraphicFramePr>
-              <a:graphicFrameLocks xmlns:a="http://schemas.openxmlformats.org/drawingml/2006/main" noChangeAspect="1"/>
-            </wp:cNvGraphicFramePr>
-            <a:graphic xmlns:a="http://schemas.openxmlformats.org/drawingml/2006/main">
-              <a:graphicData uri="http://schemas.openxmlformats.org/drawingml/2006/picture">
-                <pic:pic xmlns:pic="http://schemas.openxmlformats.org/drawingml/2006/picture">
-                  <pic:nvPicPr>
-                    <pic:cNvPr id="0" name="run-07-new.png"/>
                     <pic:cNvPicPr/>
                   </pic:nvPicPr>
                   <pic:blipFill>
@@ -14041,23 +13578,284 @@
         <w:jc w:val="center"/>
       </w:pPr>
       <w:r>
-        <w:t>Figure 34. A new record: the pick is held until the record is saved.</w:t>
-      </w:r>
+        <w:t>Figure 29. The new record selected in the field.</w:t>
+      </w:r>
+    </w:p>
+    <w:p>
+      <w:r>
+        <w:lastRenderedPageBreak/>
+        <w:t>The new record is selected only when the list offers it: it must be active and match the view and filters of the field. Otherwise the record is created but not selected, and a message under the field explains why.</w:t>
+      </w:r>
+    </w:p>
+    <w:p>
+      <w:pPr>
+        <w:pStyle w:val="Heading1"/>
+      </w:pPr>
+      <w:bookmarkStart w:id="30" w:name="_Toc241879090"/>
+      <w:r>
+        <w:t>6. Using the control</w:t>
+      </w:r>
+      <w:bookmarkEnd w:id="30"/>
     </w:p>
     <w:p>
       <w:pPr>
         <w:pStyle w:val="Heading2"/>
       </w:pPr>
-      <w:bookmarkStart w:id="34" w:name="_Toc241878737"/>
-      <w:r>
-        <w:t>6.4 Many values</w:t>
-      </w:r>
-      <w:bookmarkEnd w:id="34"/>
-    </w:p>
-    <w:p>
-      <w:r>
-        <w:t>The field keeps a single line, like the native control. Values that do not fit are counted in a "+N" button; it expands the field to show all values, and "less" collapses it again. The demonstration record below has 2,499 links.</w:t>
-      </w:r>
+      <w:bookmarkStart w:id="31" w:name="_Toc241879091"/>
+      <w:r>
+        <w:t>6.1 States of the field</w:t>
+      </w:r>
+      <w:bookmarkEnd w:id="31"/>
+    </w:p>
+    <w:tbl>
+      <w:tblPr>
+        <w:tblStyle w:val="TableGrid"/>
+        <w:tblW w:w="0" w:type="auto"/>
+        <w:jc w:val="center"/>
+        <w:tblLook w:val="04A0" w:firstRow="1" w:lastRow="0" w:firstColumn="1" w:lastColumn="0" w:noHBand="0" w:noVBand="1"/>
+      </w:tblPr>
+      <w:tblGrid>
+        <w:gridCol w:w="2154"/>
+        <w:gridCol w:w="7200"/>
+      </w:tblGrid>
+      <w:tr>
+        <w:trPr>
+          <w:tblHeader/>
+          <w:jc w:val="center"/>
+        </w:trPr>
+        <w:tc>
+          <w:tcPr>
+            <w:tcW w:w="2154" w:type="dxa"/>
+            <w:shd w:val="clear" w:color="auto" w:fill="0F4C81"/>
+          </w:tcPr>
+          <w:p>
+            <w:r>
+              <w:rPr>
+                <w:b/>
+                <w:color w:val="FFFFFF"/>
+                <w:sz w:val="19"/>
+              </w:rPr>
+              <w:t>State</w:t>
+            </w:r>
+          </w:p>
+        </w:tc>
+        <w:tc>
+          <w:tcPr>
+            <w:tcW w:w="7200" w:type="dxa"/>
+            <w:shd w:val="clear" w:color="auto" w:fill="0F4C81"/>
+          </w:tcPr>
+          <w:p>
+            <w:r>
+              <w:rPr>
+                <w:b/>
+                <w:color w:val="FFFFFF"/>
+                <w:sz w:val="19"/>
+              </w:rPr>
+              <w:t>What the user sees</w:t>
+            </w:r>
+          </w:p>
+        </w:tc>
+      </w:tr>
+      <w:tr>
+        <w:trPr>
+          <w:jc w:val="center"/>
+        </w:trPr>
+        <w:tc>
+          <w:tcPr>
+            <w:tcW w:w="2154" w:type="dxa"/>
+          </w:tcPr>
+          <w:p>
+            <w:pPr>
+              <w:spacing w:after="0"/>
+            </w:pPr>
+            <w:r>
+              <w:rPr>
+                <w:sz w:val="19"/>
+              </w:rPr>
+              <w:t>Idle</w:t>
+            </w:r>
+          </w:p>
+        </w:tc>
+        <w:tc>
+          <w:tcPr>
+            <w:tcW w:w="7200" w:type="dxa"/>
+          </w:tcPr>
+          <w:p>
+            <w:pPr>
+              <w:spacing w:after="0"/>
+            </w:pPr>
+            <w:r>
+              <w:rPr>
+                <w:sz w:val="19"/>
+              </w:rPr>
+              <w:t>The selected names in bold, separated by commas ("---" when nothing is selected).</w:t>
+            </w:r>
+          </w:p>
+        </w:tc>
+      </w:tr>
+      <w:tr>
+        <w:trPr>
+          <w:jc w:val="center"/>
+        </w:trPr>
+        <w:tc>
+          <w:tcPr>
+            <w:tcW w:w="2154" w:type="dxa"/>
+            <w:shd w:val="clear" w:color="auto" w:fill="F3F6F9"/>
+          </w:tcPr>
+          <w:p>
+            <w:pPr>
+              <w:spacing w:after="0"/>
+            </w:pPr>
+            <w:r>
+              <w:rPr>
+                <w:sz w:val="19"/>
+              </w:rPr>
+              <w:t>Pointer over the field</w:t>
+            </w:r>
+          </w:p>
+        </w:tc>
+        <w:tc>
+          <w:tcPr>
+            <w:tcW w:w="7200" w:type="dxa"/>
+            <w:shd w:val="clear" w:color="auto" w:fill="F3F6F9"/>
+          </w:tcPr>
+          <w:p>
+            <w:pPr>
+              <w:spacing w:after="0"/>
+            </w:pPr>
+            <w:r>
+              <w:rPr>
+                <w:sz w:val="19"/>
+              </w:rPr>
+              <w:t>A grey border; the values become chips with an × to remove them.</w:t>
+            </w:r>
+          </w:p>
+        </w:tc>
+      </w:tr>
+      <w:tr>
+        <w:trPr>
+          <w:jc w:val="center"/>
+        </w:trPr>
+        <w:tc>
+          <w:tcPr>
+            <w:tcW w:w="2154" w:type="dxa"/>
+          </w:tcPr>
+          <w:p>
+            <w:pPr>
+              <w:spacing w:after="0"/>
+            </w:pPr>
+            <w:r>
+              <w:rPr>
+                <w:sz w:val="19"/>
+              </w:rPr>
+              <w:t>Focused</w:t>
+            </w:r>
+          </w:p>
+        </w:tc>
+        <w:tc>
+          <w:tcPr>
+            <w:tcW w:w="7200" w:type="dxa"/>
+          </w:tcPr>
+          <w:p>
+            <w:pPr>
+              <w:spacing w:after="0"/>
+            </w:pPr>
+            <w:r>
+              <w:rPr>
+                <w:sz w:val="19"/>
+              </w:rPr>
+              <w:t xml:space="preserve">The chips, a "Select or search </w:t>
+            </w:r>
+            <w:r>
+              <w:rPr>
+                <w:sz w:val="19"/>
+              </w:rPr>
+              <w:t>options" box and a chevron. The list opens from the chevron, the Down arrow key, Enter or typing.</w:t>
+            </w:r>
+          </w:p>
+        </w:tc>
+      </w:tr>
+      <w:tr>
+        <w:trPr>
+          <w:jc w:val="center"/>
+        </w:trPr>
+        <w:tc>
+          <w:tcPr>
+            <w:tcW w:w="2154" w:type="dxa"/>
+            <w:shd w:val="clear" w:color="auto" w:fill="F3F6F9"/>
+          </w:tcPr>
+          <w:p>
+            <w:pPr>
+              <w:spacing w:after="0"/>
+            </w:pPr>
+            <w:r>
+              <w:rPr>
+                <w:sz w:val="19"/>
+              </w:rPr>
+              <w:t>List open</w:t>
+            </w:r>
+          </w:p>
+        </w:tc>
+        <w:tc>
+          <w:tcPr>
+            <w:tcW w:w="7200" w:type="dxa"/>
+            <w:shd w:val="clear" w:color="auto" w:fill="F3F6F9"/>
+          </w:tcPr>
+          <w:p>
+            <w:pPr>
+              <w:spacing w:after="0"/>
+            </w:pPr>
+            <w:r>
+              <w:rPr>
+                <w:sz w:val="19"/>
+              </w:rPr>
+              <w:t>Optional Select all row with the number of items, then one row per record with a check box. Selected rows are grey. Typing filters the list.</w:t>
+            </w:r>
+          </w:p>
+        </w:tc>
+      </w:tr>
+      <w:tr>
+        <w:trPr>
+          <w:jc w:val="center"/>
+        </w:trPr>
+        <w:tc>
+          <w:tcPr>
+            <w:tcW w:w="2154" w:type="dxa"/>
+          </w:tcPr>
+          <w:p>
+            <w:pPr>
+              <w:spacing w:after="0"/>
+            </w:pPr>
+            <w:r>
+              <w:rPr>
+                <w:sz w:val="19"/>
+              </w:rPr>
+              <w:t>Read-only</w:t>
+            </w:r>
+          </w:p>
+        </w:tc>
+        <w:tc>
+          <w:tcPr>
+            <w:tcW w:w="7200" w:type="dxa"/>
+          </w:tcPr>
+          <w:p>
+            <w:pPr>
+              <w:spacing w:after="0"/>
+            </w:pPr>
+            <w:r>
+              <w:rPr>
+                <w:sz w:val="19"/>
+              </w:rPr>
+              <w:t>A grey box with the names. With Open selected records, the names are links.</w:t>
+            </w:r>
+          </w:p>
+        </w:tc>
+      </w:tr>
+    </w:tbl>
+    <w:p>
+      <w:pPr>
+        <w:spacing w:after="40"/>
+      </w:pPr>
     </w:p>
     <w:p>
       <w:pPr>
@@ -14069,7 +13867,334 @@
           <w:noProof/>
         </w:rPr>
         <w:drawing>
-          <wp:inline distT="0" distB="0" distL="0" distR="0" wp14:anchorId="37CF9932" wp14:editId="3234EA28">
+          <wp:inline distT="0" distB="0" distL="0" distR="0" wp14:anchorId="762EB129" wp14:editId="784F57B8">
+            <wp:extent cx="5760000" cy="1276494"/>
+            <wp:effectExtent l="0" t="0" r="0" b="0"/>
+            <wp:docPr id="32" name="Picture 32"/>
+            <wp:cNvGraphicFramePr>
+              <a:graphicFrameLocks xmlns:a="http://schemas.openxmlformats.org/drawingml/2006/main" noChangeAspect="1"/>
+            </wp:cNvGraphicFramePr>
+            <a:graphic xmlns:a="http://schemas.openxmlformats.org/drawingml/2006/main">
+              <a:graphicData uri="http://schemas.openxmlformats.org/drawingml/2006/picture">
+                <pic:pic xmlns:pic="http://schemas.openxmlformats.org/drawingml/2006/picture">
+                  <pic:nvPicPr>
+                    <pic:cNvPr id="0" name="run-03-list.png"/>
+                    <pic:cNvPicPr/>
+                  </pic:nvPicPr>
+                  <pic:blipFill>
+                    <a:blip r:embed="rId45"/>
+                    <a:stretch>
+                      <a:fillRect/>
+                    </a:stretch>
+                  </pic:blipFill>
+                  <pic:spPr>
+                    <a:xfrm>
+                      <a:off x="0" y="0"/>
+                      <a:ext cx="5760000" cy="1276494"/>
+                    </a:xfrm>
+                    <a:prstGeom prst="rect">
+                      <a:avLst/>
+                    </a:prstGeom>
+                  </pic:spPr>
+                </pic:pic>
+              </a:graphicData>
+            </a:graphic>
+          </wp:inline>
+        </w:drawing>
+      </w:r>
+    </w:p>
+    <w:p>
+      <w:pPr>
+        <w:pStyle w:val="Caption"/>
+        <w:jc w:val="center"/>
+      </w:pPr>
+      <w:r>
+        <w:t>Figure 30. The list open. Selected rows are grey; the pointer is on Automation.</w:t>
+      </w:r>
+    </w:p>
+    <w:p>
+      <w:pPr>
+        <w:keepNext/>
+        <w:jc w:val="center"/>
+      </w:pPr>
+      <w:r>
+        <w:rPr>
+          <w:noProof/>
+        </w:rPr>
+        <w:drawing>
+          <wp:inline distT="0" distB="0" distL="0" distR="0" wp14:anchorId="16E5285B" wp14:editId="7049DDEF">
+            <wp:extent cx="5760000" cy="823267"/>
+            <wp:effectExtent l="0" t="0" r="0" b="0"/>
+            <wp:docPr id="33" name="Picture 33"/>
+            <wp:cNvGraphicFramePr>
+              <a:graphicFrameLocks xmlns:a="http://schemas.openxmlformats.org/drawingml/2006/main" noChangeAspect="1"/>
+            </wp:cNvGraphicFramePr>
+            <a:graphic xmlns:a="http://schemas.openxmlformats.org/drawingml/2006/main">
+              <a:graphicData uri="http://schemas.openxmlformats.org/drawingml/2006/picture">
+                <pic:pic xmlns:pic="http://schemas.openxmlformats.org/drawingml/2006/picture">
+                  <pic:nvPicPr>
+                    <pic:cNvPr id="0" name="run-04-search.png"/>
+                    <pic:cNvPicPr/>
+                  </pic:nvPicPr>
+                  <pic:blipFill>
+                    <a:blip r:embed="rId46"/>
+                    <a:stretch>
+                      <a:fillRect/>
+                    </a:stretch>
+                  </pic:blipFill>
+                  <pic:spPr>
+                    <a:xfrm>
+                      <a:off x="0" y="0"/>
+                      <a:ext cx="5760000" cy="823267"/>
+                    </a:xfrm>
+                    <a:prstGeom prst="rect">
+                      <a:avLst/>
+                    </a:prstGeom>
+                  </pic:spPr>
+                </pic:pic>
+              </a:graphicData>
+            </a:graphic>
+          </wp:inline>
+        </w:drawing>
+      </w:r>
+    </w:p>
+    <w:p>
+      <w:pPr>
+        <w:pStyle w:val="Caption"/>
+        <w:jc w:val="center"/>
+      </w:pPr>
+      <w:r>
+        <w:t xml:space="preserve">Figure 31. Typing filters the list ("auto" finds Automation). The search ignores case </w:t>
+      </w:r>
+      <w:r>
+        <w:t>and accents.</w:t>
+      </w:r>
+    </w:p>
+    <w:p>
+      <w:pPr>
+        <w:keepNext/>
+        <w:jc w:val="center"/>
+      </w:pPr>
+      <w:r>
+        <w:rPr>
+          <w:noProof/>
+        </w:rPr>
+        <w:drawing>
+          <wp:inline distT="0" distB="0" distL="0" distR="0" wp14:anchorId="5CD40079" wp14:editId="4C231C77">
+            <wp:extent cx="5760000" cy="565100"/>
+            <wp:effectExtent l="0" t="0" r="0" b="0"/>
+            <wp:docPr id="34" name="Picture 34"/>
+            <wp:cNvGraphicFramePr>
+              <a:graphicFrameLocks xmlns:a="http://schemas.openxmlformats.org/drawingml/2006/main" noChangeAspect="1"/>
+            </wp:cNvGraphicFramePr>
+            <a:graphic xmlns:a="http://schemas.openxmlformats.org/drawingml/2006/main">
+              <a:graphicData uri="http://schemas.openxmlformats.org/drawingml/2006/picture">
+                <pic:pic xmlns:pic="http://schemas.openxmlformats.org/drawingml/2006/picture">
+                  <pic:nvPicPr>
+                    <pic:cNvPr id="0" name="run-08-readonly.png"/>
+                    <pic:cNvPicPr/>
+                  </pic:nvPicPr>
+                  <pic:blipFill>
+                    <a:blip r:embed="rId47"/>
+                    <a:stretch>
+                      <a:fillRect/>
+                    </a:stretch>
+                  </pic:blipFill>
+                  <pic:spPr>
+                    <a:xfrm>
+                      <a:off x="0" y="0"/>
+                      <a:ext cx="5760000" cy="565100"/>
+                    </a:xfrm>
+                    <a:prstGeom prst="rect">
+                      <a:avLst/>
+                    </a:prstGeom>
+                  </pic:spPr>
+                </pic:pic>
+              </a:graphicData>
+            </a:graphic>
+          </wp:inline>
+        </w:drawing>
+      </w:r>
+    </w:p>
+    <w:p>
+      <w:pPr>
+        <w:pStyle w:val="Caption"/>
+        <w:jc w:val="center"/>
+      </w:pPr>
+      <w:r>
+        <w:t>Figure 32. Read-only field (lock icon). With Open selected records the names are links.</w:t>
+      </w:r>
+    </w:p>
+    <w:p>
+      <w:pPr>
+        <w:pStyle w:val="Heading2"/>
+      </w:pPr>
+      <w:bookmarkStart w:id="32" w:name="_Toc241879092"/>
+      <w:r>
+        <w:t>6.2 Selecting and removing records</w:t>
+      </w:r>
+      <w:bookmarkEnd w:id="32"/>
+    </w:p>
+    <w:p>
+      <w:r>
+        <w:t>A click on a row selects or removes the record and saves the change at once. Rows and values that are being saved are dimmed until the server confirms the change. If a change fails, it is undone and a message under the field gives the reason; other changes carry on, except after a connection, permission, timeout or throttling error, when the changes not yet sent are undone as well. The subgrid of the same relationship is refreshed after the changes.</w:t>
+      </w:r>
+    </w:p>
+    <w:p>
+      <w:pPr>
+        <w:keepNext/>
+        <w:jc w:val="center"/>
+      </w:pPr>
+      <w:r>
+        <w:rPr>
+          <w:noProof/>
+        </w:rPr>
+        <w:lastRenderedPageBreak/>
+        <w:drawing>
+          <wp:inline distT="0" distB="0" distL="0" distR="0" wp14:anchorId="7A07DA64" wp14:editId="1A523461">
+            <wp:extent cx="5760000" cy="2821224"/>
+            <wp:effectExtent l="0" t="0" r="0" b="0"/>
+            <wp:docPr id="35" name="Picture 35"/>
+            <wp:cNvGraphicFramePr>
+              <a:graphicFrameLocks xmlns:a="http://schemas.openxmlformats.org/drawingml/2006/main" noChangeAspect="1"/>
+            </wp:cNvGraphicFramePr>
+            <a:graphic xmlns:a="http://schemas.openxmlformats.org/drawingml/2006/main">
+              <a:graphicData uri="http://schemas.openxmlformats.org/drawingml/2006/picture">
+                <pic:pic xmlns:pic="http://schemas.openxmlformats.org/drawingml/2006/picture">
+                  <pic:nvPicPr>
+                    <pic:cNvPr id="0" name="run-06-form.png"/>
+                    <pic:cNvPicPr/>
+                  </pic:nvPicPr>
+                  <pic:blipFill>
+                    <a:blip r:embed="rId48"/>
+                    <a:stretch>
+                      <a:fillRect/>
+                    </a:stretch>
+                  </pic:blipFill>
+                  <pic:spPr>
+                    <a:xfrm>
+                      <a:off x="0" y="0"/>
+                      <a:ext cx="5760000" cy="2821224"/>
+                    </a:xfrm>
+                    <a:prstGeom prst="rect">
+                      <a:avLst/>
+                    </a:prstGeom>
+                  </pic:spPr>
+                </pic:pic>
+              </a:graphicData>
+            </a:graphic>
+          </wp:inline>
+        </w:drawing>
+      </w:r>
+    </w:p>
+    <w:p>
+      <w:pPr>
+        <w:pStyle w:val="Caption"/>
+        <w:jc w:val="center"/>
+      </w:pPr>
+      <w:r>
+        <w:t>Figure 33. Two records picked on a saved record: the control and the subgrid show the same links, and the form stays saved.</w:t>
+      </w:r>
+    </w:p>
+    <w:p>
+      <w:pPr>
+        <w:pStyle w:val="Heading2"/>
+      </w:pPr>
+      <w:bookmarkStart w:id="33" w:name="_Toc241879093"/>
+      <w:r>
+        <w:t>6.3 New records</w:t>
+      </w:r>
+      <w:bookmarkEnd w:id="33"/>
+    </w:p>
+    <w:p>
+      <w:r>
+        <w:t>On a record that has not been saved yet, picks are kept and a note under the field says that they are linked when the record is saved. They are linked after the first successful save, also with Save &amp; Close. If the save is blocked, nothing is linked and the picks stay until the save succeeds. On a quick create form, on a new record opened in a dialog or side pane, and on new Appointment, Recurring Appointment and Service Activity records, the save cannot be followed safely; there the control asks for the re</w:t>
+      </w:r>
+      <w:r>
+        <w:t>cord to be saved first.</w:t>
+      </w:r>
+    </w:p>
+    <w:p>
+      <w:pPr>
+        <w:keepNext/>
+        <w:jc w:val="center"/>
+      </w:pPr>
+      <w:r>
+        <w:rPr>
+          <w:noProof/>
+        </w:rPr>
+        <w:drawing>
+          <wp:inline distT="0" distB="0" distL="0" distR="0" wp14:anchorId="5EB01F10" wp14:editId="25A4A100">
+            <wp:extent cx="5760000" cy="668367"/>
+            <wp:effectExtent l="0" t="0" r="0" b="0"/>
+            <wp:docPr id="36" name="Picture 36"/>
+            <wp:cNvGraphicFramePr>
+              <a:graphicFrameLocks xmlns:a="http://schemas.openxmlformats.org/drawingml/2006/main" noChangeAspect="1"/>
+            </wp:cNvGraphicFramePr>
+            <a:graphic xmlns:a="http://schemas.openxmlformats.org/drawingml/2006/main">
+              <a:graphicData uri="http://schemas.openxmlformats.org/drawingml/2006/picture">
+                <pic:pic xmlns:pic="http://schemas.openxmlformats.org/drawingml/2006/picture">
+                  <pic:nvPicPr>
+                    <pic:cNvPr id="0" name="run-07-new.png"/>
+                    <pic:cNvPicPr/>
+                  </pic:nvPicPr>
+                  <pic:blipFill>
+                    <a:blip r:embed="rId49"/>
+                    <a:stretch>
+                      <a:fillRect/>
+                    </a:stretch>
+                  </pic:blipFill>
+                  <pic:spPr>
+                    <a:xfrm>
+                      <a:off x="0" y="0"/>
+                      <a:ext cx="5760000" cy="668367"/>
+                    </a:xfrm>
+                    <a:prstGeom prst="rect">
+                      <a:avLst/>
+                    </a:prstGeom>
+                  </pic:spPr>
+                </pic:pic>
+              </a:graphicData>
+            </a:graphic>
+          </wp:inline>
+        </w:drawing>
+      </w:r>
+    </w:p>
+    <w:p>
+      <w:pPr>
+        <w:pStyle w:val="Caption"/>
+        <w:jc w:val="center"/>
+      </w:pPr>
+      <w:r>
+        <w:t>Figure 34. A new record: the pick is held until the record is saved.</w:t>
+      </w:r>
+    </w:p>
+    <w:p>
+      <w:pPr>
+        <w:pStyle w:val="Heading2"/>
+      </w:pPr>
+      <w:bookmarkStart w:id="34" w:name="_Toc241879094"/>
+      <w:r>
+        <w:t>6.4 Many values</w:t>
+      </w:r>
+      <w:bookmarkEnd w:id="34"/>
+    </w:p>
+    <w:p>
+      <w:r>
+        <w:t>The field keeps a single line, like the native control. Values that do not fit are counted in a "+N" button; it expands the field to show all values, and "less" collapses it again. The demonstration record below has 2,499 links.</w:t>
+      </w:r>
+    </w:p>
+    <w:p>
+      <w:pPr>
+        <w:keepNext/>
+        <w:jc w:val="center"/>
+      </w:pPr>
+      <w:r>
+        <w:rPr>
+          <w:noProof/>
+        </w:rPr>
+        <w:drawing>
+          <wp:inline distT="0" distB="0" distL="0" distR="0" wp14:anchorId="37C13DF7" wp14:editId="0B72F2B8">
             <wp:extent cx="5760000" cy="513466"/>
             <wp:effectExtent l="0" t="0" r="0" b="0"/>
             <wp:docPr id="37" name="Picture 37"/>
@@ -14084,7 +14209,7 @@
                     <pic:cNvPicPr/>
                   </pic:nvPicPr>
                   <pic:blipFill>
-                    <a:blip r:embed="rId45"/>
+                    <a:blip r:embed="rId50"/>
                     <a:stretch>
                       <a:fillRect/>
                     </a:stretch>
@@ -14125,7 +14250,7 @@
         </w:rPr>
         <w:lastRenderedPageBreak/>
         <w:drawing>
-          <wp:inline distT="0" distB="0" distL="0" distR="0" wp14:anchorId="3307D5F3" wp14:editId="4EA7A7D0">
+          <wp:inline distT="0" distB="0" distL="0" distR="0" wp14:anchorId="53D622FB" wp14:editId="5908E27B">
             <wp:extent cx="5760000" cy="866295"/>
             <wp:effectExtent l="0" t="0" r="0" b="0"/>
             <wp:docPr id="38" name="Picture 38"/>
@@ -14140,7 +14265,7 @@
                     <pic:cNvPicPr/>
                   </pic:nvPicPr>
                   <pic:blipFill>
-                    <a:blip r:embed="rId46"/>
+                    <a:blip r:embed="rId51"/>
                     <a:stretch>
                       <a:fillRect/>
                     </a:stretch>
@@ -14167,17 +14292,14 @@
         <w:jc w:val="center"/>
       </w:pPr>
       <w:r>
-        <w:t xml:space="preserve">Figure 36. Expanded: the values scroll inside the field, and "less" </w:t>
-      </w:r>
-      <w:r>
-        <w:t>collapses it.</w:t>
+        <w:t>Figure 36. Expanded: the values scroll inside the field, and "less" collapses it.</w:t>
       </w:r>
     </w:p>
     <w:p>
       <w:pPr>
         <w:pStyle w:val="Heading2"/>
       </w:pPr>
-      <w:bookmarkStart w:id="35" w:name="_Toc241878738"/>
+      <w:bookmarkStart w:id="35" w:name="_Toc241879095"/>
       <w:r>
         <w:t>6.5 Large lists</w:t>
       </w:r>
@@ -14255,7 +14377,7 @@
           <w:noProof/>
         </w:rPr>
         <w:drawing>
-          <wp:inline distT="0" distB="0" distL="0" distR="0" wp14:anchorId="10DDBCEB" wp14:editId="25A53B7F">
+          <wp:inline distT="0" distB="0" distL="0" distR="0" wp14:anchorId="44E566B8" wp14:editId="2FA2791C">
             <wp:extent cx="5760000" cy="1121594"/>
             <wp:effectExtent l="0" t="0" r="0" b="0"/>
             <wp:docPr id="39" name="Picture 39"/>
@@ -14270,7 +14392,7 @@
                     <pic:cNvPicPr/>
                   </pic:nvPicPr>
                   <pic:blipFill>
-                    <a:blip r:embed="rId47"/>
+                    <a:blip r:embed="rId52"/>
                     <a:stretch>
                       <a:fillRect/>
                     </a:stretch>
@@ -14310,7 +14432,7 @@
           <w:noProof/>
         </w:rPr>
         <w:drawing>
-          <wp:inline distT="0" distB="0" distL="0" distR="0" wp14:anchorId="4EE82C7C" wp14:editId="3BFF7779">
+          <wp:inline distT="0" distB="0" distL="0" distR="0" wp14:anchorId="070CFFF7" wp14:editId="18C46393">
             <wp:extent cx="5760000" cy="1121594"/>
             <wp:effectExtent l="0" t="0" r="0" b="0"/>
             <wp:docPr id="40" name="Picture 40"/>
@@ -14325,7 +14447,7 @@
                     <pic:cNvPicPr/>
                   </pic:nvPicPr>
                   <pic:blipFill>
-                    <a:blip r:embed="rId48"/>
+                    <a:blip r:embed="rId53"/>
                     <a:stretch>
                       <a:fillRect/>
                     </a:stretch>
@@ -14365,7 +14487,7 @@
           <w:noProof/>
         </w:rPr>
         <w:drawing>
-          <wp:inline distT="0" distB="0" distL="0" distR="0" wp14:anchorId="52974269" wp14:editId="0FDB8DBD">
+          <wp:inline distT="0" distB="0" distL="0" distR="0" wp14:anchorId="412CC4C3" wp14:editId="6D8535D1">
             <wp:extent cx="5760000" cy="1121594"/>
             <wp:effectExtent l="0" t="0" r="0" b="0"/>
             <wp:docPr id="41" name="Picture 41"/>
@@ -14380,7 +14502,7 @@
                     <pic:cNvPicPr/>
                   </pic:nvPicPr>
                   <pic:blipFill>
-                    <a:blip r:embed="rId49"/>
+                    <a:blip r:embed="rId54"/>
                     <a:stretch>
                       <a:fillRect/>
                     </a:stretch>
@@ -14421,7 +14543,7 @@
         </w:rPr>
         <w:lastRenderedPageBreak/>
         <w:drawing>
-          <wp:inline distT="0" distB="0" distL="0" distR="0" wp14:anchorId="74D94C18" wp14:editId="4F493D03">
+          <wp:inline distT="0" distB="0" distL="0" distR="0" wp14:anchorId="2A6E8FFC" wp14:editId="6E96702A">
             <wp:extent cx="5760000" cy="1121594"/>
             <wp:effectExtent l="0" t="0" r="0" b="0"/>
             <wp:docPr id="42" name="Picture 42"/>
@@ -14436,7 +14558,7 @@
                     <pic:cNvPicPr/>
                   </pic:nvPicPr>
                   <pic:blipFill>
-                    <a:blip r:embed="rId50"/>
+                    <a:blip r:embed="rId55"/>
                     <a:stretch>
                       <a:fillRect/>
                     </a:stretch>
@@ -14463,17 +14585,14 @@
         <w:jc w:val="center"/>
       </w:pPr>
       <w:r>
-        <w:t xml:space="preserve">Figure 40. Typing "Belza" searches on the </w:t>
-      </w:r>
-      <w:r>
-        <w:t>server (Starts with).</w:t>
+        <w:t>Figure 40. Typing "Belza" searches on the server (Starts with).</w:t>
       </w:r>
     </w:p>
     <w:p>
       <w:pPr>
         <w:pStyle w:val="Heading2"/>
       </w:pPr>
-      <w:bookmarkStart w:id="36" w:name="_Toc241878739"/>
+      <w:bookmarkStart w:id="36" w:name="_Toc241879096"/>
       <w:r>
         <w:t>6.6 Select all and hidden subgrid</w:t>
       </w:r>
@@ -14481,7 +14600,10 @@
     </w:p>
     <w:p>
       <w:r>
-        <w:t>With Show Select all, the first row selects or removes every record in the list (up to the Select all limit). With Hide related subgrids, the subgrid of the relationship is not shown.</w:t>
+        <w:t xml:space="preserve">With </w:t>
+      </w:r>
+      <w:r>
+        <w:t>Show Select all, the first row selects or removes every record in the list (up to the Select all limit). With Hide related subgrids, the subgrid of the relationship is not shown.</w:t>
       </w:r>
     </w:p>
     <w:p>
@@ -14494,7 +14616,7 @@
           <w:noProof/>
         </w:rPr>
         <w:drawing>
-          <wp:inline distT="0" distB="0" distL="0" distR="0" wp14:anchorId="47B68584" wp14:editId="402CE23C">
+          <wp:inline distT="0" distB="0" distL="0" distR="0" wp14:anchorId="1C59EF40" wp14:editId="413C249F">
             <wp:extent cx="5760000" cy="1614780"/>
             <wp:effectExtent l="0" t="0" r="0" b="0"/>
             <wp:docPr id="43" name="Picture 43"/>
@@ -14509,7 +14631,7 @@
                     <pic:cNvPicPr/>
                   </pic:nvPicPr>
                   <pic:blipFill>
-                    <a:blip r:embed="rId51"/>
+                    <a:blip r:embed="rId56"/>
                     <a:stretch>
                       <a:fillRect/>
                     </a:stretch>
@@ -14543,7 +14665,7 @@
       <w:pPr>
         <w:pStyle w:val="Heading2"/>
       </w:pPr>
-      <w:bookmarkStart w:id="37" w:name="_Toc241878740"/>
+      <w:bookmarkStart w:id="37" w:name="_Toc241879097"/>
       <w:r>
         <w:t>6.7 Keyboard</w:t>
       </w:r>
@@ -14669,13 +14791,7 @@
               <w:rPr>
                 <w:sz w:val="19"/>
               </w:rPr>
-              <w:t xml:space="preserve">Move </w:t>
-            </w:r>
-            <w:r>
-              <w:rPr>
-                <w:sz w:val="19"/>
-              </w:rPr>
-              <w:t>the highlight in the list</w:t>
+              <w:t>Move the highlight in the list</w:t>
             </w:r>
           </w:p>
         </w:tc>
@@ -14712,7 +14828,13 @@
               <w:rPr>
                 <w:sz w:val="19"/>
               </w:rPr>
-              <w:t>Opens the list, or selects or removes the highlighted row</w:t>
+              <w:t xml:space="preserve">Opens the list, or selects or </w:t>
+            </w:r>
+            <w:r>
+              <w:rPr>
+                <w:sz w:val="19"/>
+              </w:rPr>
+              <w:t>removes the highlighted row</w:t>
             </w:r>
           </w:p>
         </w:tc>
@@ -14992,17 +15114,17 @@
     </w:p>
     <w:p>
       <w:r>
-        <w:t xml:space="preserve">Screen readers announce the </w:t>
-      </w:r>
-      <w:r>
-        <w:t>field as a combo box with a list of options, and announce each change.</w:t>
+        <w:t xml:space="preserve">Screen readers announce the field as a combo box with a list of options, and announce each </w:t>
+      </w:r>
+      <w:r>
+        <w:t>change.</w:t>
       </w:r>
     </w:p>
     <w:p>
       <w:pPr>
         <w:pStyle w:val="Heading2"/>
       </w:pPr>
-      <w:bookmarkStart w:id="38" w:name="_Toc241878741"/>
+      <w:bookmarkStart w:id="38" w:name="_Toc241879098"/>
       <w:r>
         <w:t>6.8 Touch</w:t>
       </w:r>
@@ -15017,7 +15139,7 @@
       <w:pPr>
         <w:pStyle w:val="Heading2"/>
       </w:pPr>
-      <w:bookmarkStart w:id="39" w:name="_Toc241878742"/>
+      <w:bookmarkStart w:id="39" w:name="_Toc241879099"/>
       <w:r>
         <w:lastRenderedPageBreak/>
         <w:t>6.9 Messages</w:t>
@@ -15053,7 +15175,7 @@
           <w:noProof/>
         </w:rPr>
         <w:drawing>
-          <wp:inline distT="0" distB="0" distL="0" distR="0" wp14:anchorId="14EFE400" wp14:editId="520AA36C">
+          <wp:inline distT="0" distB="0" distL="0" distR="0" wp14:anchorId="3B55AE58" wp14:editId="610E43DA">
             <wp:extent cx="5760000" cy="668367"/>
             <wp:effectExtent l="0" t="0" r="0" b="0"/>
             <wp:docPr id="44" name="Picture 44"/>
@@ -15068,7 +15190,7 @@
                     <pic:cNvPicPr/>
                   </pic:nvPicPr>
                   <pic:blipFill>
-                    <a:blip r:embed="rId44"/>
+                    <a:blip r:embed="rId49"/>
                     <a:stretch>
                       <a:fillRect/>
                     </a:stretch>
@@ -15108,7 +15230,7 @@
           <w:noProof/>
         </w:rPr>
         <w:drawing>
-          <wp:inline distT="0" distB="0" distL="0" distR="0" wp14:anchorId="7D2C54C0" wp14:editId="28BC46E2">
+          <wp:inline distT="0" distB="0" distL="0" distR="0" wp14:anchorId="7B4DF2E2" wp14:editId="786BCF7E">
             <wp:extent cx="5760000" cy="1219124"/>
             <wp:effectExtent l="0" t="0" r="0" b="0"/>
             <wp:docPr id="45" name="Picture 45"/>
@@ -15123,7 +15245,7 @@
                     <pic:cNvPicPr/>
                   </pic:nvPicPr>
                   <pic:blipFill>
-                    <a:blip r:embed="rId52"/>
+                    <a:blip r:embed="rId57"/>
                     <a:stretch>
                       <a:fillRect/>
                     </a:stretch>
@@ -15150,10 +15272,7 @@
         <w:jc w:val="center"/>
       </w:pPr>
       <w:r>
-        <w:t xml:space="preserve">Figure 43. Note: Maximum selections reached; the </w:t>
-      </w:r>
-      <w:r>
-        <w:t>other rows are greyed out.</w:t>
+        <w:t>Figure 43. Note: Maximum selections reached; the other rows are greyed out.</w:t>
       </w:r>
     </w:p>
     <w:p>
@@ -15166,7 +15285,7 @@
           <w:noProof/>
         </w:rPr>
         <w:drawing>
-          <wp:inline distT="0" distB="0" distL="0" distR="0" wp14:anchorId="59F80CC3" wp14:editId="1C0E8BAE">
+          <wp:inline distT="0" distB="0" distL="0" distR="0" wp14:anchorId="5B041DAB" wp14:editId="47F2FD91">
             <wp:extent cx="5760000" cy="728606"/>
             <wp:effectExtent l="0" t="0" r="0" b="0"/>
             <wp:docPr id="46" name="Picture 46"/>
@@ -15178,282 +15297,6 @@
                 <pic:pic xmlns:pic="http://schemas.openxmlformats.org/drawingml/2006/picture">
                   <pic:nvPicPr>
                     <pic:cNvPr id="0" name="msg-m01-network.png"/>
-                    <pic:cNvPicPr/>
-                  </pic:nvPicPr>
-                  <pic:blipFill>
-                    <a:blip r:embed="rId53"/>
-                    <a:stretch>
-                      <a:fillRect/>
-                    </a:stretch>
-                  </pic:blipFill>
-                  <pic:spPr>
-                    <a:xfrm>
-                      <a:off x="0" y="0"/>
-                      <a:ext cx="5760000" cy="728606"/>
-                    </a:xfrm>
-                    <a:prstGeom prst="rect">
-                      <a:avLst/>
-                    </a:prstGeom>
-                  </pic:spPr>
-                </pic:pic>
-              </a:graphicData>
-            </a:graphic>
-          </wp:inline>
-        </w:drawing>
-      </w:r>
-    </w:p>
-    <w:p>
-      <w:pPr>
-        <w:pStyle w:val="Caption"/>
-        <w:jc w:val="center"/>
-      </w:pPr>
-      <w:r>
-        <w:t>Figure 44. The connection was lost while saving a pick; the pick is undone.</w:t>
-      </w:r>
-    </w:p>
-    <w:p>
-      <w:pPr>
-        <w:keepNext/>
-        <w:jc w:val="center"/>
-      </w:pPr>
-      <w:r>
-        <w:rPr>
-          <w:noProof/>
-        </w:rPr>
-        <w:drawing>
-          <wp:inline distT="0" distB="0" distL="0" distR="0" wp14:anchorId="751148D5" wp14:editId="3323FD2E">
-            <wp:extent cx="5760000" cy="728606"/>
-            <wp:effectExtent l="0" t="0" r="0" b="0"/>
-            <wp:docPr id="47" name="Picture 47"/>
-            <wp:cNvGraphicFramePr>
-              <a:graphicFrameLocks xmlns:a="http://schemas.openxmlformats.org/drawingml/2006/main" noChangeAspect="1"/>
-            </wp:cNvGraphicFramePr>
-            <a:graphic xmlns:a="http://schemas.openxmlformats.org/drawingml/2006/main">
-              <a:graphicData uri="http://schemas.openxmlformats.org/drawingml/2006/picture">
-                <pic:pic xmlns:pic="http://schemas.openxmlformats.org/drawingml/2006/picture">
-                  <pic:nvPicPr>
-                    <pic:cNvPr id="0" name="msg-m02-permission.png"/>
-                    <pic:cNvPicPr/>
-                  </pic:nvPicPr>
-                  <pic:blipFill>
-                    <a:blip r:embed="rId54"/>
-                    <a:stretch>
-                      <a:fillRect/>
-                    </a:stretch>
-                  </pic:blipFill>
-                  <pic:spPr>
-                    <a:xfrm>
-                      <a:off x="0" y="0"/>
-                      <a:ext cx="5760000" cy="728606"/>
-                    </a:xfrm>
-                    <a:prstGeom prst="rect">
-                      <a:avLst/>
-                    </a:prstGeom>
-                  </pic:spPr>
-                </pic:pic>
-              </a:graphicData>
-            </a:graphic>
-          </wp:inline>
-        </w:drawing>
-      </w:r>
-    </w:p>
-    <w:p>
-      <w:pPr>
-        <w:pStyle w:val="Caption"/>
-        <w:jc w:val="center"/>
-      </w:pPr>
-      <w:r>
-        <w:t>Figure 45. The user's security role lacks a privilege; its name is given in brackets.</w:t>
-      </w:r>
-    </w:p>
-    <w:p>
-      <w:pPr>
-        <w:keepNext/>
-        <w:jc w:val="center"/>
-      </w:pPr>
-      <w:r>
-        <w:rPr>
-          <w:noProof/>
-        </w:rPr>
-        <w:drawing>
-          <wp:inline distT="0" distB="0" distL="0" distR="0" wp14:anchorId="06B49379" wp14:editId="588A408D">
-            <wp:extent cx="5760000" cy="728606"/>
-            <wp:effectExtent l="0" t="0" r="0" b="0"/>
-            <wp:docPr id="48" name="Picture 48"/>
-            <wp:cNvGraphicFramePr>
-              <a:graphicFrameLocks xmlns:a="http://schemas.openxmlformats.org/drawingml/2006/main" noChangeAspect="1"/>
-            </wp:cNvGraphicFramePr>
-            <a:graphic xmlns:a="http://schemas.openxmlformats.org/drawingml/2006/main">
-              <a:graphicData uri="http://schemas.openxmlformats.org/drawingml/2006/picture">
-                <pic:pic xmlns:pic="http://schemas.openxmlformats.org/drawingml/2006/picture">
-                  <pic:nvPicPr>
-                    <pic:cNvPr id="0" name="msg-m03-server-busy.png"/>
-                    <pic:cNvPicPr/>
-                  </pic:nvPicPr>
-                  <pic:blipFill>
-                    <a:blip r:embed="rId55"/>
-                    <a:stretch>
-                      <a:fillRect/>
-                    </a:stretch>
-                  </pic:blipFill>
-                  <pic:spPr>
-                    <a:xfrm>
-                      <a:off x="0" y="0"/>
-                      <a:ext cx="5760000" cy="728606"/>
-                    </a:xfrm>
-                    <a:prstGeom prst="rect">
-                      <a:avLst/>
-                    </a:prstGeom>
-                  </pic:spPr>
-                </pic:pic>
-              </a:graphicData>
-            </a:graphic>
-          </wp:inline>
-        </w:drawing>
-      </w:r>
-    </w:p>
-    <w:p>
-      <w:pPr>
-        <w:pStyle w:val="Caption"/>
-        <w:jc w:val="center"/>
-      </w:pPr>
-      <w:r>
-        <w:t>Figure 46. Dataverse throttled the user (service protection limits) after the control's retries.</w:t>
-      </w:r>
-    </w:p>
-    <w:p>
-      <w:pPr>
-        <w:keepNext/>
-        <w:jc w:val="center"/>
-      </w:pPr>
-      <w:r>
-        <w:rPr>
-          <w:noProof/>
-        </w:rPr>
-        <w:drawing>
-          <wp:inline distT="0" distB="0" distL="0" distR="0" wp14:anchorId="4ADB58E2" wp14:editId="5BEDB303">
-            <wp:extent cx="5760000" cy="728606"/>
-            <wp:effectExtent l="0" t="0" r="0" b="0"/>
-            <wp:docPr id="49" name="Picture 49"/>
-            <wp:cNvGraphicFramePr>
-              <a:graphicFrameLocks xmlns:a="http://schemas.openxmlformats.org/drawingml/2006/main" noChangeAspect="1"/>
-            </wp:cNvGraphicFramePr>
-            <a:graphic xmlns:a="http://schemas.openxmlformats.org/drawingml/2006/main">
-              <a:graphicData uri="http://schemas.openxmlformats.org/drawingml/2006/picture">
-                <pic:pic xmlns:pic="http://schemas.openxmlformats.org/drawingml/2006/picture">
-                  <pic:nvPicPr>
-                    <pic:cNvPr id="0" name="msg-m04-copy-failed.png"/>
-                    <pic:cNvPicPr/>
-                  </pic:nvPicPr>
-                  <pic:blipFill>
-                    <a:blip r:embed="rId56"/>
-                    <a:stretch>
-                      <a:fillRect/>
-                    </a:stretch>
-                  </pic:blipFill>
-                  <pic:spPr>
-                    <a:xfrm>
-                      <a:off x="0" y="0"/>
-                      <a:ext cx="5760000" cy="728606"/>
-                    </a:xfrm>
-                    <a:prstGeom prst="rect">
-                      <a:avLst/>
-                    </a:prstGeom>
-                  </pic:spPr>
-                </pic:pic>
-              </a:graphicData>
-            </a:graphic>
-          </wp:inline>
-        </w:drawing>
-      </w:r>
-    </w:p>
-    <w:p>
-      <w:pPr>
-        <w:pStyle w:val="Caption"/>
-        <w:jc w:val="center"/>
-      </w:pPr>
-      <w:r>
-        <w:t>Figure 47. The link was saved, but Copy names into the host column could not update the record.</w:t>
-      </w:r>
-    </w:p>
-    <w:p>
-      <w:pPr>
-        <w:keepNext/>
-        <w:jc w:val="center"/>
-      </w:pPr>
-      <w:r>
-        <w:rPr>
-          <w:noProof/>
-        </w:rPr>
-        <w:lastRenderedPageBreak/>
-        <w:drawing>
-          <wp:inline distT="0" distB="0" distL="0" distR="0" wp14:anchorId="48F95CEC" wp14:editId="216E939E">
-            <wp:extent cx="5760000" cy="728606"/>
-            <wp:effectExtent l="0" t="0" r="0" b="0"/>
-            <wp:docPr id="50" name="Picture 50"/>
-            <wp:cNvGraphicFramePr>
-              <a:graphicFrameLocks xmlns:a="http://schemas.openxmlformats.org/drawingml/2006/main" noChangeAspect="1"/>
-            </wp:cNvGraphicFramePr>
-            <a:graphic xmlns:a="http://schemas.openxmlformats.org/drawingml/2006/main">
-              <a:graphicData uri="http://schemas.openxmlformats.org/drawingml/2006/picture">
-                <pic:pic xmlns:pic="http://schemas.openxmlformats.org/drawingml/2006/picture">
-                  <pic:nvPicPr>
-                    <pic:cNvPr id="0" name="msg-m07-created-not-offered.png"/>
-                    <pic:cNvPicPr/>
-                  </pic:nvPicPr>
-                  <pic:blipFill>
-                    <a:blip r:embed="rId57"/>
-                    <a:stretch>
-                      <a:fillRect/>
-                    </a:stretch>
-                  </pic:blipFill>
-                  <pic:spPr>
-                    <a:xfrm>
-                      <a:off x="0" y="0"/>
-                      <a:ext cx="5760000" cy="728606"/>
-                    </a:xfrm>
-                    <a:prstGeom prst="rect">
-                      <a:avLst/>
-                    </a:prstGeom>
-                  </pic:spPr>
-                </pic:pic>
-              </a:graphicData>
-            </a:graphic>
-          </wp:inline>
-        </w:drawing>
-      </w:r>
-    </w:p>
-    <w:p>
-      <w:pPr>
-        <w:pStyle w:val="Caption"/>
-        <w:jc w:val="center"/>
-      </w:pPr>
-      <w:r>
-        <w:t>Figure 48. A record made with + New does not match the list's filters, so it is not selected.</w:t>
-      </w:r>
-    </w:p>
-    <w:p>
-      <w:pPr>
-        <w:keepNext/>
-        <w:jc w:val="center"/>
-      </w:pPr>
-      <w:r>
-        <w:rPr>
-          <w:noProof/>
-        </w:rPr>
-        <w:drawing>
-          <wp:inline distT="0" distB="0" distL="0" distR="0" wp14:anchorId="2A21CB9F" wp14:editId="6D8D6794">
-            <wp:extent cx="5760000" cy="728606"/>
-            <wp:effectExtent l="0" t="0" r="0" b="0"/>
-            <wp:docPr id="51" name="Picture 51"/>
-            <wp:cNvGraphicFramePr>
-              <a:graphicFrameLocks xmlns:a="http://schemas.openxmlformats.org/drawingml/2006/main" noChangeAspect="1"/>
-            </wp:cNvGraphicFramePr>
-            <a:graphic xmlns:a="http://schemas.openxmlformats.org/drawingml/2006/main">
-              <a:graphicData uri="http://schemas.openxmlformats.org/drawingml/2006/picture">
-                <pic:pic xmlns:pic="http://schemas.openxmlformats.org/drawingml/2006/picture">
-                  <pic:nvPicPr>
-                    <pic:cNvPr id="0" name="msg-m05-list-failed.png"/>
                     <pic:cNvPicPr/>
                   </pic:nvPicPr>
                   <pic:blipFill>
@@ -15484,7 +15327,10 @@
         <w:jc w:val="center"/>
       </w:pPr>
       <w:r>
-        <w:t>Figure 49. The list could not be loaded.</w:t>
+        <w:t xml:space="preserve">Figure 44. The connection was lost </w:t>
+      </w:r>
+      <w:r>
+        <w:t>while saving a pick; the pick is undone.</w:t>
       </w:r>
     </w:p>
     <w:p>
@@ -15497,10 +15343,10 @@
           <w:noProof/>
         </w:rPr>
         <w:drawing>
-          <wp:inline distT="0" distB="0" distL="0" distR="0" wp14:anchorId="64CB8A48" wp14:editId="6F84CD30">
+          <wp:inline distT="0" distB="0" distL="0" distR="0" wp14:anchorId="4FF6725A" wp14:editId="3C8DB5E5">
             <wp:extent cx="5760000" cy="728606"/>
             <wp:effectExtent l="0" t="0" r="0" b="0"/>
-            <wp:docPr id="52" name="Picture 52"/>
+            <wp:docPr id="47" name="Picture 47"/>
             <wp:cNvGraphicFramePr>
               <a:graphicFrameLocks xmlns:a="http://schemas.openxmlformats.org/drawingml/2006/main" noChangeAspect="1"/>
             </wp:cNvGraphicFramePr>
@@ -15508,7 +15354,7 @@
               <a:graphicData uri="http://schemas.openxmlformats.org/drawingml/2006/picture">
                 <pic:pic xmlns:pic="http://schemas.openxmlformats.org/drawingml/2006/picture">
                   <pic:nvPicPr>
-                    <pic:cNvPr id="0" name="msg-m06-session-expired.png"/>
+                    <pic:cNvPr id="0" name="msg-m02-permission.png"/>
                     <pic:cNvPicPr/>
                   </pic:nvPicPr>
                   <pic:blipFill>
@@ -15539,7 +15385,7 @@
         <w:jc w:val="center"/>
       </w:pPr>
       <w:r>
-        <w:t>Figure 50. The user's session expired; the page has to be refreshed.</w:t>
+        <w:t>Figure 45. The user's security role lacks a privilege; its name is given in brackets.</w:t>
       </w:r>
     </w:p>
     <w:p>
@@ -15552,10 +15398,10 @@
           <w:noProof/>
         </w:rPr>
         <w:drawing>
-          <wp:inline distT="0" distB="0" distL="0" distR="0" wp14:anchorId="54C08CE4" wp14:editId="79E9FABD">
-            <wp:extent cx="5760000" cy="866295"/>
+          <wp:inline distT="0" distB="0" distL="0" distR="0" wp14:anchorId="2387EBCF" wp14:editId="306E20F8">
+            <wp:extent cx="5760000" cy="728606"/>
             <wp:effectExtent l="0" t="0" r="0" b="0"/>
-            <wp:docPr id="53" name="Picture 53"/>
+            <wp:docPr id="48" name="Picture 48"/>
             <wp:cNvGraphicFramePr>
               <a:graphicFrameLocks xmlns:a="http://schemas.openxmlformats.org/drawingml/2006/main" noChangeAspect="1"/>
             </wp:cNvGraphicFramePr>
@@ -15563,7 +15409,7 @@
               <a:graphicData uri="http://schemas.openxmlformats.org/drawingml/2006/picture">
                 <pic:pic xmlns:pic="http://schemas.openxmlformats.org/drawingml/2006/picture">
                   <pic:nvPicPr>
-                    <pic:cNvPr id="0" name="msg-m09-no-relationship.png"/>
+                    <pic:cNvPr id="0" name="msg-m03-server-busy.png"/>
                     <pic:cNvPicPr/>
                   </pic:nvPicPr>
                   <pic:blipFill>
@@ -15575,7 +15421,7 @@
                   <pic:spPr>
                     <a:xfrm>
                       <a:off x="0" y="0"/>
-                      <a:ext cx="5760000" cy="866295"/>
+                      <a:ext cx="5760000" cy="728606"/>
                     </a:xfrm>
                     <a:prstGeom prst="rect">
                       <a:avLst/>
@@ -15594,7 +15440,7 @@
         <w:jc w:val="center"/>
       </w:pPr>
       <w:r>
-        <w:t>Figure 51. Setting error: the relationship schema name is empty.</w:t>
+        <w:t>Figure 46. Dataverse throttled the user (service protection limits) after the control's retries.</w:t>
       </w:r>
     </w:p>
     <w:p>
@@ -15607,10 +15453,10 @@
           <w:noProof/>
         </w:rPr>
         <w:drawing>
-          <wp:inline distT="0" distB="0" distL="0" distR="0" wp14:anchorId="204524CA" wp14:editId="17A1243D">
-            <wp:extent cx="5760000" cy="866295"/>
+          <wp:inline distT="0" distB="0" distL="0" distR="0" wp14:anchorId="0BF3897D" wp14:editId="18EE2727">
+            <wp:extent cx="5760000" cy="728606"/>
             <wp:effectExtent l="0" t="0" r="0" b="0"/>
-            <wp:docPr id="54" name="Picture 54"/>
+            <wp:docPr id="49" name="Picture 49"/>
             <wp:cNvGraphicFramePr>
               <a:graphicFrameLocks xmlns:a="http://schemas.openxmlformats.org/drawingml/2006/main" noChangeAspect="1"/>
             </wp:cNvGraphicFramePr>
@@ -15618,7 +15464,7 @@
               <a:graphicData uri="http://schemas.openxmlformats.org/drawingml/2006/picture">
                 <pic:pic xmlns:pic="http://schemas.openxmlformats.org/drawingml/2006/picture">
                   <pic:nvPicPr>
-                    <pic:cNvPr id="0" name="msg-m08-wrong-relationship.png"/>
+                    <pic:cNvPr id="0" name="msg-m04-copy-failed.png"/>
                     <pic:cNvPicPr/>
                   </pic:nvPicPr>
                   <pic:blipFill>
@@ -15630,7 +15476,7 @@
                   <pic:spPr>
                     <a:xfrm>
                       <a:off x="0" y="0"/>
-                      <a:ext cx="5760000" cy="866295"/>
+                      <a:ext cx="5760000" cy="728606"/>
                     </a:xfrm>
                     <a:prstGeom prst="rect">
                       <a:avLst/>
@@ -15649,7 +15495,10 @@
         <w:jc w:val="center"/>
       </w:pPr>
       <w:r>
-        <w:t>Figure 52. Setting error: the relationship schema name is wrong (the message lists the valid names).</w:t>
+        <w:t xml:space="preserve">Figure 47. The link was </w:t>
+      </w:r>
+      <w:r>
+        <w:t>saved, but Copy names into the host column could not update the record.</w:t>
       </w:r>
     </w:p>
     <w:p>
@@ -15661,11 +15510,12 @@
         <w:rPr>
           <w:noProof/>
         </w:rPr>
+        <w:lastRenderedPageBreak/>
         <w:drawing>
-          <wp:inline distT="0" distB="0" distL="0" distR="0" wp14:anchorId="1BF7FD3F" wp14:editId="13BB1F80">
+          <wp:inline distT="0" distB="0" distL="0" distR="0" wp14:anchorId="0360B320" wp14:editId="2FC48FB1">
             <wp:extent cx="5760000" cy="728606"/>
             <wp:effectExtent l="0" t="0" r="0" b="0"/>
-            <wp:docPr id="55" name="Picture 55"/>
+            <wp:docPr id="50" name="Picture 50"/>
             <wp:cNvGraphicFramePr>
               <a:graphicFrameLocks xmlns:a="http://schemas.openxmlformats.org/drawingml/2006/main" noChangeAspect="1"/>
             </wp:cNvGraphicFramePr>
@@ -15673,7 +15523,7 @@
               <a:graphicData uri="http://schemas.openxmlformats.org/drawingml/2006/picture">
                 <pic:pic xmlns:pic="http://schemas.openxmlformats.org/drawingml/2006/picture">
                   <pic:nvPicPr>
-                    <pic:cNvPr id="0" name="msg-m10-view-not-found.png"/>
+                    <pic:cNvPr id="0" name="msg-m07-created-not-offered.png"/>
                     <pic:cNvPicPr/>
                   </pic:nvPicPr>
                   <pic:blipFill>
@@ -15704,7 +15554,7 @@
         <w:jc w:val="center"/>
       </w:pPr>
       <w:r>
-        <w:t>Figure 53. Setting error: Records from view names a view that does not exist (the message lists the views and their ids).</w:t>
+        <w:t>Figure 48. A record made with + New does not match the list's filters, so it is not selected.</w:t>
       </w:r>
     </w:p>
     <w:p>
@@ -15717,10 +15567,10 @@
           <w:noProof/>
         </w:rPr>
         <w:drawing>
-          <wp:inline distT="0" distB="0" distL="0" distR="0" wp14:anchorId="0CB41B2A" wp14:editId="7482CD6E">
+          <wp:inline distT="0" distB="0" distL="0" distR="0" wp14:anchorId="22C95491" wp14:editId="20BDFB4C">
             <wp:extent cx="5760000" cy="728606"/>
             <wp:effectExtent l="0" t="0" r="0" b="0"/>
-            <wp:docPr id="56" name="Picture 56"/>
+            <wp:docPr id="51" name="Picture 51"/>
             <wp:cNvGraphicFramePr>
               <a:graphicFrameLocks xmlns:a="http://schemas.openxmlformats.org/drawingml/2006/main" noChangeAspect="1"/>
             </wp:cNvGraphicFramePr>
@@ -15728,7 +15578,7 @@
               <a:graphicData uri="http://schemas.openxmlformats.org/drawingml/2006/picture">
                 <pic:pic xmlns:pic="http://schemas.openxmlformats.org/drawingml/2006/picture">
                   <pic:nvPicPr>
-                    <pic:cNvPr id="0" name="msg-m11-fetchxml-invalid.png"/>
+                    <pic:cNvPr id="0" name="msg-m05-list-failed.png"/>
                     <pic:cNvPicPr/>
                   </pic:nvPicPr>
                   <pic:blipFill>
@@ -15759,7 +15609,7 @@
         <w:jc w:val="center"/>
       </w:pPr>
       <w:r>
-        <w:t>Figure 54. Setting error: the FetchXML filter is not valid XML.</w:t>
+        <w:t>Figure 49. The list could not be loaded.</w:t>
       </w:r>
     </w:p>
     <w:p>
@@ -15771,12 +15621,11 @@
         <w:rPr>
           <w:noProof/>
         </w:rPr>
-        <w:lastRenderedPageBreak/>
         <w:drawing>
-          <wp:inline distT="0" distB="0" distL="0" distR="0" wp14:anchorId="590FF77C" wp14:editId="54963A12">
+          <wp:inline distT="0" distB="0" distL="0" distR="0" wp14:anchorId="335E4410" wp14:editId="4265EF28">
             <wp:extent cx="5760000" cy="728606"/>
             <wp:effectExtent l="0" t="0" r="0" b="0"/>
-            <wp:docPr id="57" name="Picture 57"/>
+            <wp:docPr id="52" name="Picture 52"/>
             <wp:cNvGraphicFramePr>
               <a:graphicFrameLocks xmlns:a="http://schemas.openxmlformats.org/drawingml/2006/main" noChangeAspect="1"/>
             </wp:cNvGraphicFramePr>
@@ -15784,7 +15633,7 @@
               <a:graphicData uri="http://schemas.openxmlformats.org/drawingml/2006/picture">
                 <pic:pic xmlns:pic="http://schemas.openxmlformats.org/drawingml/2006/picture">
                   <pic:nvPicPr>
-                    <pic:cNvPr id="0" name="msg-m12-filter-with-view.png"/>
+                    <pic:cNvPr id="0" name="msg-m06-session-expired.png"/>
                     <pic:cNvPicPr/>
                   </pic:nvPicPr>
                   <pic:blipFill>
@@ -15815,6 +15664,282 @@
         <w:jc w:val="center"/>
       </w:pPr>
       <w:r>
+        <w:t>Figure 50. The user's session expired; the page has to be refreshed.</w:t>
+      </w:r>
+    </w:p>
+    <w:p>
+      <w:pPr>
+        <w:keepNext/>
+        <w:jc w:val="center"/>
+      </w:pPr>
+      <w:r>
+        <w:rPr>
+          <w:noProof/>
+        </w:rPr>
+        <w:drawing>
+          <wp:inline distT="0" distB="0" distL="0" distR="0" wp14:anchorId="5B94A719" wp14:editId="70DB548D">
+            <wp:extent cx="5760000" cy="866295"/>
+            <wp:effectExtent l="0" t="0" r="0" b="0"/>
+            <wp:docPr id="53" name="Picture 53"/>
+            <wp:cNvGraphicFramePr>
+              <a:graphicFrameLocks xmlns:a="http://schemas.openxmlformats.org/drawingml/2006/main" noChangeAspect="1"/>
+            </wp:cNvGraphicFramePr>
+            <a:graphic xmlns:a="http://schemas.openxmlformats.org/drawingml/2006/main">
+              <a:graphicData uri="http://schemas.openxmlformats.org/drawingml/2006/picture">
+                <pic:pic xmlns:pic="http://schemas.openxmlformats.org/drawingml/2006/picture">
+                  <pic:nvPicPr>
+                    <pic:cNvPr id="0" name="msg-m09-no-relationship.png"/>
+                    <pic:cNvPicPr/>
+                  </pic:nvPicPr>
+                  <pic:blipFill>
+                    <a:blip r:embed="rId65"/>
+                    <a:stretch>
+                      <a:fillRect/>
+                    </a:stretch>
+                  </pic:blipFill>
+                  <pic:spPr>
+                    <a:xfrm>
+                      <a:off x="0" y="0"/>
+                      <a:ext cx="5760000" cy="866295"/>
+                    </a:xfrm>
+                    <a:prstGeom prst="rect">
+                      <a:avLst/>
+                    </a:prstGeom>
+                  </pic:spPr>
+                </pic:pic>
+              </a:graphicData>
+            </a:graphic>
+          </wp:inline>
+        </w:drawing>
+      </w:r>
+    </w:p>
+    <w:p>
+      <w:pPr>
+        <w:pStyle w:val="Caption"/>
+        <w:jc w:val="center"/>
+      </w:pPr>
+      <w:r>
+        <w:t>Figure 51. Setting error: the relationship schema name is empty.</w:t>
+      </w:r>
+    </w:p>
+    <w:p>
+      <w:pPr>
+        <w:keepNext/>
+        <w:jc w:val="center"/>
+      </w:pPr>
+      <w:r>
+        <w:rPr>
+          <w:noProof/>
+        </w:rPr>
+        <w:drawing>
+          <wp:inline distT="0" distB="0" distL="0" distR="0" wp14:anchorId="2947A9B3" wp14:editId="3D45F0E6">
+            <wp:extent cx="5760000" cy="866295"/>
+            <wp:effectExtent l="0" t="0" r="0" b="0"/>
+            <wp:docPr id="54" name="Picture 54"/>
+            <wp:cNvGraphicFramePr>
+              <a:graphicFrameLocks xmlns:a="http://schemas.openxmlformats.org/drawingml/2006/main" noChangeAspect="1"/>
+            </wp:cNvGraphicFramePr>
+            <a:graphic xmlns:a="http://schemas.openxmlformats.org/drawingml/2006/main">
+              <a:graphicData uri="http://schemas.openxmlformats.org/drawingml/2006/picture">
+                <pic:pic xmlns:pic="http://schemas.openxmlformats.org/drawingml/2006/picture">
+                  <pic:nvPicPr>
+                    <pic:cNvPr id="0" name="msg-m08-wrong-relationship.png"/>
+                    <pic:cNvPicPr/>
+                  </pic:nvPicPr>
+                  <pic:blipFill>
+                    <a:blip r:embed="rId66"/>
+                    <a:stretch>
+                      <a:fillRect/>
+                    </a:stretch>
+                  </pic:blipFill>
+                  <pic:spPr>
+                    <a:xfrm>
+                      <a:off x="0" y="0"/>
+                      <a:ext cx="5760000" cy="866295"/>
+                    </a:xfrm>
+                    <a:prstGeom prst="rect">
+                      <a:avLst/>
+                    </a:prstGeom>
+                  </pic:spPr>
+                </pic:pic>
+              </a:graphicData>
+            </a:graphic>
+          </wp:inline>
+        </w:drawing>
+      </w:r>
+    </w:p>
+    <w:p>
+      <w:pPr>
+        <w:pStyle w:val="Caption"/>
+        <w:jc w:val="center"/>
+      </w:pPr>
+      <w:r>
+        <w:t>Figure 52. Setting error: the relationship schema name is wrong (the message lists the valid names).</w:t>
+      </w:r>
+    </w:p>
+    <w:p>
+      <w:pPr>
+        <w:keepNext/>
+        <w:jc w:val="center"/>
+      </w:pPr>
+      <w:r>
+        <w:rPr>
+          <w:noProof/>
+        </w:rPr>
+        <w:drawing>
+          <wp:inline distT="0" distB="0" distL="0" distR="0" wp14:anchorId="3F377C39" wp14:editId="4EA57A49">
+            <wp:extent cx="5760000" cy="728606"/>
+            <wp:effectExtent l="0" t="0" r="0" b="0"/>
+            <wp:docPr id="55" name="Picture 55"/>
+            <wp:cNvGraphicFramePr>
+              <a:graphicFrameLocks xmlns:a="http://schemas.openxmlformats.org/drawingml/2006/main" noChangeAspect="1"/>
+            </wp:cNvGraphicFramePr>
+            <a:graphic xmlns:a="http://schemas.openxmlformats.org/drawingml/2006/main">
+              <a:graphicData uri="http://schemas.openxmlformats.org/drawingml/2006/picture">
+                <pic:pic xmlns:pic="http://schemas.openxmlformats.org/drawingml/2006/picture">
+                  <pic:nvPicPr>
+                    <pic:cNvPr id="0" name="msg-m10-view-not-found.png"/>
+                    <pic:cNvPicPr/>
+                  </pic:nvPicPr>
+                  <pic:blipFill>
+                    <a:blip r:embed="rId67"/>
+                    <a:stretch>
+                      <a:fillRect/>
+                    </a:stretch>
+                  </pic:blipFill>
+                  <pic:spPr>
+                    <a:xfrm>
+                      <a:off x="0" y="0"/>
+                      <a:ext cx="5760000" cy="728606"/>
+                    </a:xfrm>
+                    <a:prstGeom prst="rect">
+                      <a:avLst/>
+                    </a:prstGeom>
+                  </pic:spPr>
+                </pic:pic>
+              </a:graphicData>
+            </a:graphic>
+          </wp:inline>
+        </w:drawing>
+      </w:r>
+    </w:p>
+    <w:p>
+      <w:pPr>
+        <w:pStyle w:val="Caption"/>
+        <w:jc w:val="center"/>
+      </w:pPr>
+      <w:r>
+        <w:t>Figure 53. Setting error: Records from view names a view that does not exist (the message lists the views and their ids).</w:t>
+      </w:r>
+    </w:p>
+    <w:p>
+      <w:pPr>
+        <w:keepNext/>
+        <w:jc w:val="center"/>
+      </w:pPr>
+      <w:r>
+        <w:rPr>
+          <w:noProof/>
+        </w:rPr>
+        <w:drawing>
+          <wp:inline distT="0" distB="0" distL="0" distR="0" wp14:anchorId="3D512BB8" wp14:editId="6E070C94">
+            <wp:extent cx="5760000" cy="728606"/>
+            <wp:effectExtent l="0" t="0" r="0" b="0"/>
+            <wp:docPr id="56" name="Picture 56"/>
+            <wp:cNvGraphicFramePr>
+              <a:graphicFrameLocks xmlns:a="http://schemas.openxmlformats.org/drawingml/2006/main" noChangeAspect="1"/>
+            </wp:cNvGraphicFramePr>
+            <a:graphic xmlns:a="http://schemas.openxmlformats.org/drawingml/2006/main">
+              <a:graphicData uri="http://schemas.openxmlformats.org/drawingml/2006/picture">
+                <pic:pic xmlns:pic="http://schemas.openxmlformats.org/drawingml/2006/picture">
+                  <pic:nvPicPr>
+                    <pic:cNvPr id="0" name="msg-m11-fetchxml-invalid.png"/>
+                    <pic:cNvPicPr/>
+                  </pic:nvPicPr>
+                  <pic:blipFill>
+                    <a:blip r:embed="rId68"/>
+                    <a:stretch>
+                      <a:fillRect/>
+                    </a:stretch>
+                  </pic:blipFill>
+                  <pic:spPr>
+                    <a:xfrm>
+                      <a:off x="0" y="0"/>
+                      <a:ext cx="5760000" cy="728606"/>
+                    </a:xfrm>
+                    <a:prstGeom prst="rect">
+                      <a:avLst/>
+                    </a:prstGeom>
+                  </pic:spPr>
+                </pic:pic>
+              </a:graphicData>
+            </a:graphic>
+          </wp:inline>
+        </w:drawing>
+      </w:r>
+    </w:p>
+    <w:p>
+      <w:pPr>
+        <w:pStyle w:val="Caption"/>
+        <w:jc w:val="center"/>
+      </w:pPr>
+      <w:r>
+        <w:t>Figure 54. Setting error: the FetchXML filter is not valid XML.</w:t>
+      </w:r>
+    </w:p>
+    <w:p>
+      <w:pPr>
+        <w:keepNext/>
+        <w:jc w:val="center"/>
+      </w:pPr>
+      <w:r>
+        <w:rPr>
+          <w:noProof/>
+        </w:rPr>
+        <w:lastRenderedPageBreak/>
+        <w:drawing>
+          <wp:inline distT="0" distB="0" distL="0" distR="0" wp14:anchorId="1F7A88B2" wp14:editId="3ADAE31D">
+            <wp:extent cx="5760000" cy="728606"/>
+            <wp:effectExtent l="0" t="0" r="0" b="0"/>
+            <wp:docPr id="57" name="Picture 57"/>
+            <wp:cNvGraphicFramePr>
+              <a:graphicFrameLocks xmlns:a="http://schemas.openxmlformats.org/drawingml/2006/main" noChangeAspect="1"/>
+            </wp:cNvGraphicFramePr>
+            <a:graphic xmlns:a="http://schemas.openxmlformats.org/drawingml/2006/main">
+              <a:graphicData uri="http://schemas.openxmlformats.org/drawingml/2006/picture">
+                <pic:pic xmlns:pic="http://schemas.openxmlformats.org/drawingml/2006/picture">
+                  <pic:nvPicPr>
+                    <pic:cNvPr id="0" name="msg-m12-filter-with-view.png"/>
+                    <pic:cNvPicPr/>
+                  </pic:nvPicPr>
+                  <pic:blipFill>
+                    <a:blip r:embed="rId69"/>
+                    <a:stretch>
+                      <a:fillRect/>
+                    </a:stretch>
+                  </pic:blipFill>
+                  <pic:spPr>
+                    <a:xfrm>
+                      <a:off x="0" y="0"/>
+                      <a:ext cx="5760000" cy="728606"/>
+                    </a:xfrm>
+                    <a:prstGeom prst="rect">
+                      <a:avLst/>
+                    </a:prstGeom>
+                  </pic:spPr>
+                </pic:pic>
+              </a:graphicData>
+            </a:graphic>
+          </wp:inline>
+        </w:drawing>
+      </w:r>
+    </w:p>
+    <w:p>
+      <w:pPr>
+        <w:pStyle w:val="Caption"/>
+        <w:jc w:val="center"/>
+      </w:pPr>
+      <w:r>
         <w:t>Figure 55. Setting error: an Extra OData filter combined with a view.</w:t>
       </w:r>
     </w:p>
@@ -15838,7 +15963,7 @@
       <w:pPr>
         <w:pStyle w:val="Heading1"/>
       </w:pPr>
-      <w:bookmarkStart w:id="40" w:name="_Toc241878743"/>
+      <w:bookmarkStart w:id="40" w:name="_Toc241879100"/>
       <w:r>
         <w:t>7. The form library</w:t>
       </w:r>
@@ -15848,7 +15973,7 @@
       <w:pPr>
         <w:pStyle w:val="Heading2"/>
       </w:pPr>
-      <w:bookmarkStart w:id="41" w:name="_Toc241878744"/>
+      <w:bookmarkStart w:id="41" w:name="_Toc241879101"/>
       <w:r>
         <w:t>7.1 Why it exists</w:t>
       </w:r>
@@ -15856,10 +15981,7 @@
     </w:p>
     <w:p>
       <w:r>
-        <w:t xml:space="preserve">A code component is normally delivered to the form by the platform: when the form opens, the platform downloads the </w:t>
-      </w:r>
-      <w:r>
-        <w:t>control's bundle (</w:t>
+        <w:t>A code component is normally delivered to the form by the platform: when the form opens, the platform downloads the control's bundle (</w:t>
       </w:r>
       <w:r>
         <w:rPr>
@@ -15911,7 +16033,7 @@
       <w:pPr>
         <w:pStyle w:val="Heading2"/>
       </w:pPr>
-      <w:bookmarkStart w:id="42" w:name="_Toc241878745"/>
+      <w:bookmarkStart w:id="42" w:name="_Toc241879102"/>
       <w:r>
         <w:t>7.2 Running without the form library</w:t>
       </w:r>
@@ -15979,7 +16101,7 @@
       <w:pPr>
         <w:pStyle w:val="Heading2"/>
       </w:pPr>
-      <w:bookmarkStart w:id="43" w:name="_Toc241878746"/>
+      <w:bookmarkStart w:id="43" w:name="_Toc241879103"/>
       <w:r>
         <w:t>7.3 Adding the form library</w:t>
       </w:r>
@@ -16026,7 +16148,7 @@
         </w:rPr>
         <w:lastRenderedPageBreak/>
         <w:drawing>
-          <wp:inline distT="0" distB="0" distL="0" distR="0" wp14:anchorId="223E9F34" wp14:editId="576E5F7D">
+          <wp:inline distT="0" distB="0" distL="0" distR="0" wp14:anchorId="7A47B030" wp14:editId="2B3F2DC8">
             <wp:extent cx="5760000" cy="3355644"/>
             <wp:effectExtent l="0" t="0" r="0" b="0"/>
             <wp:docPr id="58" name="Picture 58"/>
@@ -16041,7 +16163,7 @@
                     <pic:cNvPicPr/>
                   </pic:nvPicPr>
                   <pic:blipFill>
-                    <a:blip r:embed="rId65"/>
+                    <a:blip r:embed="rId70"/>
                     <a:stretch>
                       <a:fillRect/>
                     </a:stretch>
@@ -16122,7 +16244,7 @@
           <w:noProof/>
         </w:rPr>
         <w:drawing>
-          <wp:inline distT="0" distB="0" distL="0" distR="0" wp14:anchorId="405210D5" wp14:editId="275C8DBA">
+          <wp:inline distT="0" distB="0" distL="0" distR="0" wp14:anchorId="31CC0D60" wp14:editId="7C29ECCB">
             <wp:extent cx="3655657" cy="3779999"/>
             <wp:effectExtent l="0" t="0" r="0" b="0"/>
             <wp:docPr id="59" name="Picture 59"/>
@@ -16137,7 +16259,7 @@
                     <pic:cNvPicPr/>
                   </pic:nvPicPr>
                   <pic:blipFill>
-                    <a:blip r:embed="rId66"/>
+                    <a:blip r:embed="rId71"/>
                     <a:stretch>
                       <a:fillRect/>
                     </a:stretch>
@@ -16176,7 +16298,10 @@
         </w:numPr>
       </w:pPr>
       <w:r>
-        <w:t>The library is listed in the Form libraries pane.</w:t>
+        <w:t xml:space="preserve">The </w:t>
+      </w:r>
+      <w:r>
+        <w:t>library is listed in the Form libraries pane.</w:t>
       </w:r>
     </w:p>
     <w:p>
@@ -16190,7 +16315,7 @@
         </w:rPr>
         <w:lastRenderedPageBreak/>
         <w:drawing>
-          <wp:inline distT="0" distB="0" distL="0" distR="0" wp14:anchorId="24B5E3F3" wp14:editId="70F6B0C6">
+          <wp:inline distT="0" distB="0" distL="0" distR="0" wp14:anchorId="6F6E2E8A" wp14:editId="70FC5BA4">
             <wp:extent cx="5760000" cy="3355644"/>
             <wp:effectExtent l="0" t="0" r="0" b="0"/>
             <wp:docPr id="60" name="Picture 60"/>
@@ -16205,7 +16330,7 @@
                     <pic:cNvPicPr/>
                   </pic:nvPicPr>
                   <pic:blipFill>
-                    <a:blip r:embed="rId67"/>
+                    <a:blip r:embed="rId72"/>
                     <a:stretch>
                       <a:fillRect/>
                     </a:stretch>
@@ -16275,7 +16400,7 @@
           <w:noProof/>
         </w:rPr>
         <w:drawing>
-          <wp:inline distT="0" distB="0" distL="0" distR="0" wp14:anchorId="42E8916B" wp14:editId="6F1F8884">
+          <wp:inline distT="0" distB="0" distL="0" distR="0" wp14:anchorId="1C5497FE" wp14:editId="7457B706">
             <wp:extent cx="2331588" cy="3239999"/>
             <wp:effectExtent l="0" t="0" r="0" b="0"/>
             <wp:docPr id="61" name="Picture 61"/>
@@ -16290,7 +16415,7 @@
                     <pic:cNvPicPr/>
                   </pic:nvPicPr>
                   <pic:blipFill>
-                    <a:blip r:embed="rId68"/>
+                    <a:blip r:embed="rId73"/>
                     <a:stretch>
                       <a:fillRect/>
                     </a:stretch>
@@ -16457,7 +16582,7 @@
           <w:noProof/>
         </w:rPr>
         <w:drawing>
-          <wp:inline distT="0" distB="0" distL="0" distR="0" wp14:anchorId="27C51735" wp14:editId="4F180B6B">
+          <wp:inline distT="0" distB="0" distL="0" distR="0" wp14:anchorId="64155385" wp14:editId="2131F65A">
             <wp:extent cx="2239266" cy="4320000"/>
             <wp:effectExtent l="0" t="0" r="0" b="0"/>
             <wp:docPr id="62" name="Picture 62"/>
@@ -16472,7 +16597,7 @@
                     <pic:cNvPicPr/>
                   </pic:nvPicPr>
                   <pic:blipFill>
-                    <a:blip r:embed="rId69"/>
+                    <a:blip r:embed="rId74"/>
                     <a:stretch>
                       <a:fillRect/>
                     </a:stretch>
@@ -16511,10 +16636,7 @@
         </w:numPr>
       </w:pPr>
       <w:r>
-        <w:t xml:space="preserve">The </w:t>
-      </w:r>
-      <w:r>
-        <w:t>Events tab shows one handler.</w:t>
+        <w:t>The Events tab shows one handler.</w:t>
       </w:r>
     </w:p>
     <w:p>
@@ -16528,7 +16650,7 @@
         </w:rPr>
         <w:lastRenderedPageBreak/>
         <w:drawing>
-          <wp:inline distT="0" distB="0" distL="0" distR="0" wp14:anchorId="687AE66E" wp14:editId="4DE6ECA4">
+          <wp:inline distT="0" distB="0" distL="0" distR="0" wp14:anchorId="14C496CA" wp14:editId="54D990C8">
             <wp:extent cx="2331588" cy="3239999"/>
             <wp:effectExtent l="0" t="0" r="0" b="0"/>
             <wp:docPr id="63" name="Picture 63"/>
@@ -16543,7 +16665,7 @@
                     <pic:cNvPicPr/>
                   </pic:nvPicPr>
                   <pic:blipFill>
-                    <a:blip r:embed="rId70"/>
+                    <a:blip r:embed="rId75"/>
                     <a:stretch>
                       <a:fillRect/>
                     </a:stretch>
@@ -16621,10 +16743,7 @@
               <w:t xml:space="preserve">Parameters.  </w:t>
             </w:r>
             <w:r>
-              <w:t xml:space="preserve">Without parameters, the library retries every control on the form that failed to load. With the </w:t>
-            </w:r>
-            <w:r>
-              <w:t>host column names, it retries only those.</w:t>
+              <w:t>Without parameters, the library retries every control on the form that failed to load. With the host column names, it retries only those.</w:t>
             </w:r>
           </w:p>
         </w:tc>
@@ -16639,7 +16758,7 @@
       <w:pPr>
         <w:pStyle w:val="Heading2"/>
       </w:pPr>
-      <w:bookmarkStart w:id="44" w:name="_Toc241878747"/>
+      <w:bookmarkStart w:id="44" w:name="_Toc241879104"/>
       <w:r>
         <w:t>7.4 Removing the form library</w:t>
       </w:r>
@@ -16734,7 +16853,7 @@
       <w:pPr>
         <w:pStyle w:val="Heading1"/>
       </w:pPr>
-      <w:bookmarkStart w:id="45" w:name="_Toc241878748"/>
+      <w:bookmarkStart w:id="45" w:name="_Toc241879105"/>
       <w:r>
         <w:t>8. Security and permissions</w:t>
       </w:r>
@@ -16919,7 +17038,13 @@
               <w:rPr>
                 <w:sz w:val="19"/>
               </w:rPr>
-              <w:t>Copy names into the host column</w:t>
+              <w:t xml:space="preserve">Copy names </w:t>
+            </w:r>
+            <w:r>
+              <w:rPr>
+                <w:sz w:val="19"/>
+              </w:rPr>
+              <w:t>into the host column</w:t>
             </w:r>
           </w:p>
         </w:tc>
@@ -16952,10 +17077,10 @@
         <w:pStyle w:val="ListBullet"/>
       </w:pPr>
       <w:r>
-        <w:t xml:space="preserve">The control works with the signed-in user's own session and security roles. Users only see and link records they have access to. When a privilege is missing, the </w:t>
-      </w:r>
-      <w:r>
-        <w:t>control becomes read-only or names the missing privilege.</w:t>
+        <w:t xml:space="preserve">The control works with the signed-in user's own session and security roles. Users only see and link records they have access to. When a privilege is missing, the control becomes read-only or names the </w:t>
+      </w:r>
+      <w:r>
+        <w:t>missing privilege.</w:t>
       </w:r>
     </w:p>
     <w:p>
@@ -16995,7 +17120,7 @@
       <w:pPr>
         <w:pStyle w:val="Heading1"/>
       </w:pPr>
-      <w:bookmarkStart w:id="46" w:name="_Toc241878749"/>
+      <w:bookmarkStart w:id="46" w:name="_Toc241879106"/>
       <w:r>
         <w:t>9. Upgrading</w:t>
       </w:r>
@@ -17101,7 +17226,7 @@
       <w:pPr>
         <w:pStyle w:val="Heading1"/>
       </w:pPr>
-      <w:bookmarkStart w:id="47" w:name="_Toc241878750"/>
+      <w:bookmarkStart w:id="47" w:name="_Toc241879107"/>
       <w:r>
         <w:t>10. Uninstalling</w:t>
       </w:r>
@@ -17116,12 +17241,9 @@
       <w:pPr>
         <w:pStyle w:val="Heading2"/>
       </w:pPr>
-      <w:bookmarkStart w:id="48" w:name="_Toc241878751"/>
-      <w:r>
-        <w:t xml:space="preserve">10.1 Remove the </w:t>
-      </w:r>
-      <w:r>
-        <w:t>control from the forms</w:t>
+      <w:bookmarkStart w:id="48" w:name="_Toc241879108"/>
+      <w:r>
+        <w:t>10.1 Remove the control from the forms</w:t>
       </w:r>
       <w:bookmarkEnd w:id="48"/>
     </w:p>
@@ -17161,10 +17283,7 @@
         <w:t>Delete</w:t>
       </w:r>
       <w:r>
-        <w:t xml:space="preserve">. Use the menu of the component, not Delete on the </w:t>
-      </w:r>
-      <w:r>
-        <w:t>command bar, which removes the whole column from the form.</w:t>
+        <w:t>. Use the menu of the component, not Delete on the command bar, which removes the whole column from the form.</w:t>
       </w:r>
     </w:p>
     <w:p>
@@ -17178,7 +17297,7 @@
         </w:rPr>
         <w:lastRenderedPageBreak/>
         <w:drawing>
-          <wp:inline distT="0" distB="0" distL="0" distR="0" wp14:anchorId="2F1131E3" wp14:editId="41B390EE">
+          <wp:inline distT="0" distB="0" distL="0" distR="0" wp14:anchorId="39943AD9" wp14:editId="06A269C8">
             <wp:extent cx="2295828" cy="3240000"/>
             <wp:effectExtent l="0" t="0" r="0" b="0"/>
             <wp:docPr id="64" name="Picture 64"/>
@@ -17193,7 +17312,7 @@
                     <pic:cNvPicPr/>
                   </pic:nvPicPr>
                   <pic:blipFill>
-                    <a:blip r:embed="rId71"/>
+                    <a:blip r:embed="rId76"/>
                     <a:stretch>
                       <a:fillRect/>
                     </a:stretch>
@@ -17245,7 +17364,7 @@
           <w:noProof/>
         </w:rPr>
         <w:drawing>
-          <wp:inline distT="0" distB="0" distL="0" distR="0" wp14:anchorId="20CBCE88" wp14:editId="45BF099A">
+          <wp:inline distT="0" distB="0" distL="0" distR="0" wp14:anchorId="1FC0D40E" wp14:editId="4393F1FB">
             <wp:extent cx="2295828" cy="3240000"/>
             <wp:effectExtent l="0" t="0" r="0" b="0"/>
             <wp:docPr id="65" name="Picture 65"/>
@@ -17260,7 +17379,7 @@
                     <pic:cNvPicPr/>
                   </pic:nvPicPr>
                   <pic:blipFill>
-                    <a:blip r:embed="rId72"/>
+                    <a:blip r:embed="rId77"/>
                     <a:stretch>
                       <a:fillRect/>
                     </a:stretch>
@@ -17336,7 +17455,7 @@
       <w:pPr>
         <w:pStyle w:val="Heading2"/>
       </w:pPr>
-      <w:bookmarkStart w:id="49" w:name="_Toc241878752"/>
+      <w:bookmarkStart w:id="49" w:name="_Toc241879109"/>
       <w:r>
         <w:t>10.2 Uninstall the managed solution</w:t>
       </w:r>
@@ -17392,7 +17511,7 @@
         </w:rPr>
         <w:lastRenderedPageBreak/>
         <w:drawing>
-          <wp:inline distT="0" distB="0" distL="0" distR="0" wp14:anchorId="4CE03CC0" wp14:editId="5187697E">
+          <wp:inline distT="0" distB="0" distL="0" distR="0" wp14:anchorId="1DB6FC4F" wp14:editId="0FFA192D">
             <wp:extent cx="5760000" cy="3011054"/>
             <wp:effectExtent l="0" t="0" r="0" b="0"/>
             <wp:docPr id="66" name="Picture 66"/>
@@ -17407,7 +17526,7 @@
                     <pic:cNvPicPr/>
                   </pic:nvPicPr>
                   <pic:blipFill>
-                    <a:blip r:embed="rId73"/>
+                    <a:blip r:embed="rId78"/>
                     <a:stretch>
                       <a:fillRect/>
                     </a:stretch>
@@ -17468,7 +17587,7 @@
           <w:noProof/>
         </w:rPr>
         <w:drawing>
-          <wp:inline distT="0" distB="0" distL="0" distR="0" wp14:anchorId="52E6D526" wp14:editId="7C8BEC7E">
+          <wp:inline distT="0" distB="0" distL="0" distR="0" wp14:anchorId="08A488DA" wp14:editId="2B22BAD5">
             <wp:extent cx="5760000" cy="3011054"/>
             <wp:effectExtent l="0" t="0" r="0" b="0"/>
             <wp:docPr id="67" name="Picture 67"/>
@@ -17483,7 +17602,7 @@
                     <pic:cNvPicPr/>
                   </pic:nvPicPr>
                   <pic:blipFill>
-                    <a:blip r:embed="rId74"/>
+                    <a:blip r:embed="rId79"/>
                     <a:stretch>
                       <a:fillRect/>
                     </a:stretch>
@@ -17545,7 +17664,7 @@
         </w:rPr>
         <w:lastRenderedPageBreak/>
         <w:drawing>
-          <wp:inline distT="0" distB="0" distL="0" distR="0" wp14:anchorId="1EFC87E0" wp14:editId="58F557A4">
+          <wp:inline distT="0" distB="0" distL="0" distR="0" wp14:anchorId="6E665A96" wp14:editId="67AE2B32">
             <wp:extent cx="3960000" cy="1718491"/>
             <wp:effectExtent l="0" t="0" r="0" b="0"/>
             <wp:docPr id="68" name="Picture 68"/>
@@ -17560,7 +17679,7 @@
                     <pic:cNvPicPr/>
                   </pic:nvPicPr>
                   <pic:blipFill>
-                    <a:blip r:embed="rId75"/>
+                    <a:blip r:embed="rId80"/>
                     <a:stretch>
                       <a:fillRect/>
                     </a:stretch>
@@ -17612,7 +17731,7 @@
           <w:noProof/>
         </w:rPr>
         <w:drawing>
-          <wp:inline distT="0" distB="0" distL="0" distR="0" wp14:anchorId="5730226B" wp14:editId="6CA535AA">
+          <wp:inline distT="0" distB="0" distL="0" distR="0" wp14:anchorId="1FBBFD00" wp14:editId="09E5A8B1">
             <wp:extent cx="5760000" cy="3011054"/>
             <wp:effectExtent l="0" t="0" r="0" b="0"/>
             <wp:docPr id="69" name="Picture 69"/>
@@ -17627,7 +17746,7 @@
                     <pic:cNvPicPr/>
                   </pic:nvPicPr>
                   <pic:blipFill>
-                    <a:blip r:embed="rId76"/>
+                    <a:blip r:embed="rId81"/>
                     <a:stretch>
                       <a:fillRect/>
                     </a:stretch>
@@ -17661,7 +17780,7 @@
       <w:pPr>
         <w:pStyle w:val="Heading2"/>
       </w:pPr>
-      <w:bookmarkStart w:id="50" w:name="_Toc241878753"/>
+      <w:bookmarkStart w:id="50" w:name="_Toc241879110"/>
       <w:r>
         <w:t>10.3 Uninstall the unmanaged solution</w:t>
       </w:r>
@@ -17742,7 +17861,7 @@
         </w:rPr>
         <w:lastRenderedPageBreak/>
         <w:drawing>
-          <wp:inline distT="0" distB="0" distL="0" distR="0" wp14:anchorId="1908AFF3" wp14:editId="7D52B40C">
+          <wp:inline distT="0" distB="0" distL="0" distR="0" wp14:anchorId="4A8550E9" wp14:editId="777DE6D7">
             <wp:extent cx="5760000" cy="2062425"/>
             <wp:effectExtent l="0" t="0" r="0" b="0"/>
             <wp:docPr id="70" name="Picture 70"/>
@@ -17757,7 +17876,7 @@
                     <pic:cNvPicPr/>
                   </pic:nvPicPr>
                   <pic:blipFill>
-                    <a:blip r:embed="rId77"/>
+                    <a:blip r:embed="rId82"/>
                     <a:stretch>
                       <a:fillRect/>
                     </a:stretch>
@@ -17784,10 +17903,10 @@
         <w:jc w:val="center"/>
       </w:pPr>
       <w:r>
-        <w:t xml:space="preserve">Figure 68. </w:t>
-      </w:r>
-      <w:r>
-        <w:t>Delete the code component from the environment.</w:t>
+        <w:t xml:space="preserve">Figure 68. Delete the code </w:t>
+      </w:r>
+      <w:r>
+        <w:t>component from the environment.</w:t>
       </w:r>
     </w:p>
     <w:p>
@@ -17821,7 +17940,7 @@
           <w:noProof/>
         </w:rPr>
         <w:drawing>
-          <wp:inline distT="0" distB="0" distL="0" distR="0" wp14:anchorId="68D22818" wp14:editId="615904BF">
+          <wp:inline distT="0" distB="0" distL="0" distR="0" wp14:anchorId="340DAB09" wp14:editId="0B674586">
             <wp:extent cx="3960000" cy="1718491"/>
             <wp:effectExtent l="0" t="0" r="0" b="0"/>
             <wp:docPr id="71" name="Picture 71"/>
@@ -17836,7 +17955,7 @@
                     <pic:cNvPicPr/>
                   </pic:nvPicPr>
                   <pic:blipFill>
-                    <a:blip r:embed="rId78"/>
+                    <a:blip r:embed="rId83"/>
                     <a:stretch>
                       <a:fillRect/>
                     </a:stretch>
@@ -17947,7 +18066,7 @@
           <w:noProof/>
         </w:rPr>
         <w:drawing>
-          <wp:inline distT="0" distB="0" distL="0" distR="0" wp14:anchorId="2F180009" wp14:editId="46C61B48">
+          <wp:inline distT="0" distB="0" distL="0" distR="0" wp14:anchorId="13E2E393" wp14:editId="0241333B">
             <wp:extent cx="3960000" cy="1878598"/>
             <wp:effectExtent l="0" t="0" r="0" b="0"/>
             <wp:docPr id="72" name="Picture 72"/>
@@ -17962,7 +18081,7 @@
                     <pic:cNvPicPr/>
                   </pic:nvPicPr>
                   <pic:blipFill>
-                    <a:blip r:embed="rId79"/>
+                    <a:blip r:embed="rId84"/>
                     <a:stretch>
                       <a:fillRect/>
                     </a:stretch>
@@ -18022,7 +18141,7 @@
       <w:pPr>
         <w:pStyle w:val="Heading1"/>
       </w:pPr>
-      <w:bookmarkStart w:id="51" w:name="_Toc241878754"/>
+      <w:bookmarkStart w:id="51" w:name="_Toc241879111"/>
       <w:r>
         <w:lastRenderedPageBreak/>
         <w:t>11. Troubleshooting</w:t>
@@ -18132,13 +18251,13 @@
               <w:rPr>
                 <w:sz w:val="18"/>
               </w:rPr>
-              <w:t xml:space="preserve">The </w:t>
+              <w:t xml:space="preserve">The control is not listed in Add </w:t>
             </w:r>
             <w:r>
               <w:rPr>
                 <w:sz w:val="18"/>
               </w:rPr>
-              <w:t>control is not listed in Add component</w:t>
+              <w:t>component</w:t>
             </w:r>
           </w:p>
         </w:tc>
@@ -18404,13 +18523,13 @@
               <w:rPr>
                 <w:sz w:val="18"/>
               </w:rPr>
-              <w:t>The +</w:t>
+              <w:t xml:space="preserve">The + New button does not </w:t>
             </w:r>
             <w:r>
               <w:rPr>
                 <w:sz w:val="18"/>
               </w:rPr>
-              <w:t xml:space="preserve"> New button does not appear</w:t>
+              <w:t>appear</w:t>
             </w:r>
           </w:p>
         </w:tc>
@@ -18593,7 +18712,7 @@
       <w:pPr>
         <w:pStyle w:val="Heading1"/>
       </w:pPr>
-      <w:bookmarkStart w:id="52" w:name="_Toc241878755"/>
+      <w:bookmarkStart w:id="52" w:name="_Toc241879112"/>
       <w:r>
         <w:t>12. Limitations</w:t>
       </w:r>
@@ -18719,7 +18838,13 @@
               <w:rPr>
                 <w:sz w:val="18"/>
               </w:rPr>
-              <w:t>Native many-to-many (N:N) relationships only, one per control. A many-to-many link built from a custom table and two one-to-many relationships is not supported.</w:t>
+              <w:t xml:space="preserve">Native </w:t>
+            </w:r>
+            <w:r>
+              <w:rPr>
+                <w:sz w:val="18"/>
+              </w:rPr>
+              <w:t>many-to-many (N:N) relationships only, one per control. A many-to-many link built from a custom table and two one-to-many relationships is not supported.</w:t>
             </w:r>
           </w:p>
         </w:tc>
@@ -18756,13 +18881,13 @@
               <w:rPr>
                 <w:sz w:val="18"/>
               </w:rPr>
-              <w:t xml:space="preserve">The view, the filters, Show inactive records and Maximum </w:t>
+              <w:t xml:space="preserve">The view, the filters, Show inactive records and Maximum selections apply only in this </w:t>
             </w:r>
             <w:r>
               <w:rPr>
                 <w:sz w:val="18"/>
               </w:rPr>
-              <w:t>selections apply only in this control. Subgrids, imports, flows, integrations and the Web API can still link any record (section 13.2).</w:t>
+              <w:t>control. Subgrids, imports, flows, integrations and the Web API can still link any record (section 13.2).</w:t>
             </w:r>
           </w:p>
         </w:tc>
@@ -18982,29 +19107,29 @@
               <w:rPr>
                 <w:sz w:val="18"/>
               </w:rPr>
-              <w:t xml:space="preserve">Dialogs and side </w:t>
-            </w:r>
+              <w:t>Dialogs and side panes</w:t>
+            </w:r>
+          </w:p>
+        </w:tc>
+        <w:tc>
+          <w:tcPr>
+            <w:tcW w:w="7313" w:type="dxa"/>
+          </w:tcPr>
+          <w:p>
+            <w:pPr>
+              <w:spacing w:after="0"/>
+            </w:pPr>
             <w:r>
               <w:rPr>
                 <w:sz w:val="18"/>
               </w:rPr>
-              <w:t>panes</w:t>
-            </w:r>
-          </w:p>
-        </w:tc>
-        <w:tc>
-          <w:tcPr>
-            <w:tcW w:w="7313" w:type="dxa"/>
-          </w:tcPr>
-          <w:p>
-            <w:pPr>
-              <w:spacing w:after="0"/>
-            </w:pPr>
+              <w:t xml:space="preserve">On saved records, </w:t>
+            </w:r>
             <w:r>
               <w:rPr>
                 <w:sz w:val="18"/>
               </w:rPr>
-              <w:t>On saved records, changes are saved, but subgrids of a form opened in a dialog or side pane are not refreshed or hidden.</w:t>
+              <w:t>changes are saved, but subgrids of a form opened in a dialog or side pane are not refreshed or hidden.</w:t>
             </w:r>
           </w:p>
         </w:tc>
@@ -19171,12 +19296,12 @@
       <w:pPr>
         <w:pStyle w:val="Heading1"/>
       </w:pPr>
-      <w:bookmarkStart w:id="53" w:name="_Toc241878756"/>
-      <w:r>
-        <w:t xml:space="preserve">13. </w:t>
-      </w:r>
-      <w:r>
-        <w:t>Improving the control with a plug-in</w:t>
+      <w:bookmarkStart w:id="53" w:name="_Toc241879113"/>
+      <w:r>
+        <w:t xml:space="preserve">13. Improving the control with a </w:t>
+      </w:r>
+      <w:r>
+        <w:t>plug-in</w:t>
       </w:r>
       <w:bookmarkEnd w:id="53"/>
     </w:p>
@@ -19212,7 +19337,7 @@
       <w:pPr>
         <w:pStyle w:val="Heading2"/>
       </w:pPr>
-      <w:bookmarkStart w:id="54" w:name="_Toc241878757"/>
+      <w:bookmarkStart w:id="54" w:name="_Toc241879114"/>
       <w:r>
         <w:t>13.1 Keeping the names column exact</w:t>
       </w:r>
@@ -19377,14 +19502,20 @@
           <w:rFonts w:ascii="Consolas" w:eastAsia="Consolas" w:hAnsi="Consolas"/>
           <w:sz w:val="18"/>
         </w:rPr>
-        <w:t xml:space="preserve">// Associate and Disassociate, primary table </w:t>
-      </w:r>
+        <w:t>// Associate and Disassociate, primary table none, PostOperation.</w:t>
+      </w:r>
+    </w:p>
+    <w:p>
+      <w:pPr>
+        <w:spacing w:after="0"/>
+        <w:ind w:left="283"/>
+      </w:pPr>
       <w:r>
         <w:rPr>
           <w:rFonts w:ascii="Consolas" w:eastAsia="Consolas" w:hAnsi="Consolas"/>
           <w:sz w:val="18"/>
         </w:rPr>
-        <w:t>none, PostOperation.</w:t>
+        <w:t>public class CopyLinkedNames : IPlugin</w:t>
       </w:r>
     </w:p>
     <w:p>
@@ -19397,7 +19528,7 @@
           <w:rFonts w:ascii="Consolas" w:eastAsia="Consolas" w:hAnsi="Consolas"/>
           <w:sz w:val="18"/>
         </w:rPr>
-        <w:t>public class CopyLinkedNames : IPlugin</w:t>
+        <w:t>{</w:t>
       </w:r>
     </w:p>
     <w:p>
@@ -19410,7 +19541,7 @@
           <w:rFonts w:ascii="Consolas" w:eastAsia="Consolas" w:hAnsi="Consolas"/>
           <w:sz w:val="18"/>
         </w:rPr>
-        <w:t>{</w:t>
+        <w:t xml:space="preserve">    private const string Relationship = "new_project_skill";   // N:N schema name</w:t>
       </w:r>
     </w:p>
     <w:p>
@@ -19423,7 +19554,7 @@
           <w:rFonts w:ascii="Consolas" w:eastAsia="Consolas" w:hAnsi="Consolas"/>
           <w:sz w:val="18"/>
         </w:rPr>
-        <w:t xml:space="preserve">    private const string Relationship = "new_project_skill";   // N:N schema name</w:t>
+        <w:t xml:space="preserve">    private const string IntersectTable = "new_project_skill"; // relationship table name</w:t>
       </w:r>
     </w:p>
     <w:p>
@@ -19436,7 +19567,7 @@
           <w:rFonts w:ascii="Consolas" w:eastAsia="Consolas" w:hAnsi="Consolas"/>
           <w:sz w:val="18"/>
         </w:rPr>
-        <w:t xml:space="preserve">    private const string IntersectTable = "new_project_skill"; // relationship table name</w:t>
+        <w:t xml:space="preserve">    private const string HostTable = "new_project";            // table of the form</w:t>
       </w:r>
     </w:p>
     <w:p>
@@ -19449,7 +19580,7 @@
           <w:rFonts w:ascii="Consolas" w:eastAsia="Consolas" w:hAnsi="Consolas"/>
           <w:sz w:val="18"/>
         </w:rPr>
-        <w:t xml:space="preserve">    private const string HostTable = "new_project";            // table of the form</w:t>
+        <w:t xml:space="preserve">    private const string HostColumn = "new_projectskills";     // host column</w:t>
       </w:r>
     </w:p>
     <w:p>
@@ -19462,7 +19593,7 @@
           <w:rFonts w:ascii="Consolas" w:eastAsia="Consolas" w:hAnsi="Consolas"/>
           <w:sz w:val="18"/>
         </w:rPr>
-        <w:t xml:space="preserve">    private const string HostColumn = "new_projectskills";     // host column</w:t>
+        <w:t xml:space="preserve">    private const string RelatedTable = "new_skill";</w:t>
       </w:r>
     </w:p>
     <w:p>
@@ -19475,7 +19606,7 @@
           <w:rFonts w:ascii="Consolas" w:eastAsia="Consolas" w:hAnsi="Consolas"/>
           <w:sz w:val="18"/>
         </w:rPr>
-        <w:t xml:space="preserve">    private const string RelatedTable = "new_skill";</w:t>
+        <w:t xml:space="preserve">    private const string RelatedName = "new_name";             // primary name column</w:t>
       </w:r>
     </w:p>
     <w:p>
@@ -19488,7 +19619,7 @@
           <w:rFonts w:ascii="Consolas" w:eastAsia="Consolas" w:hAnsi="Consolas"/>
           <w:sz w:val="18"/>
         </w:rPr>
-        <w:t xml:space="preserve">    private const string RelatedName = "new_name";             // primary name column</w:t>
+        <w:t xml:space="preserve">    private const int MaxLength = 4000;                        // host column length</w:t>
       </w:r>
     </w:p>
     <w:p>
@@ -19501,7 +19632,7 @@
           <w:rFonts w:ascii="Consolas" w:eastAsia="Consolas" w:hAnsi="Consolas"/>
           <w:sz w:val="18"/>
         </w:rPr>
-        <w:t xml:space="preserve">    private const int MaxLength = 4000;                        // host column length</w:t>
+        <w:t xml:space="preserve"> </w:t>
       </w:r>
     </w:p>
     <w:p>
@@ -19514,7 +19645,7 @@
           <w:rFonts w:ascii="Consolas" w:eastAsia="Consolas" w:hAnsi="Consolas"/>
           <w:sz w:val="18"/>
         </w:rPr>
-        <w:t xml:space="preserve"> </w:t>
+        <w:t xml:space="preserve">    public void Execute(IServiceProvider serviceProvider)</w:t>
       </w:r>
     </w:p>
     <w:p>
@@ -19527,7 +19658,7 @@
           <w:rFonts w:ascii="Consolas" w:eastAsia="Consolas" w:hAnsi="Consolas"/>
           <w:sz w:val="18"/>
         </w:rPr>
-        <w:t xml:space="preserve">    public void Execute(IServiceProvider serviceProvider)</w:t>
+        <w:t xml:space="preserve">    {</w:t>
       </w:r>
     </w:p>
     <w:p>
@@ -19540,7 +19671,7 @@
           <w:rFonts w:ascii="Consolas" w:eastAsia="Consolas" w:hAnsi="Consolas"/>
           <w:sz w:val="18"/>
         </w:rPr>
-        <w:t xml:space="preserve">    {</w:t>
+        <w:t xml:space="preserve">        var context = (IPluginExecutionContext)serviceProvider</w:t>
       </w:r>
     </w:p>
     <w:p>
@@ -19553,7 +19684,7 @@
           <w:rFonts w:ascii="Consolas" w:eastAsia="Consolas" w:hAnsi="Consolas"/>
           <w:sz w:val="18"/>
         </w:rPr>
-        <w:t xml:space="preserve">        var context = (IPluginExecutionContext)serviceProvider</w:t>
+        <w:t xml:space="preserve">            .GetService(typeof(IPluginExecutionContext));</w:t>
       </w:r>
     </w:p>
     <w:p>
@@ -19566,7 +19697,7 @@
           <w:rFonts w:ascii="Consolas" w:eastAsia="Consolas" w:hAnsi="Consolas"/>
           <w:sz w:val="18"/>
         </w:rPr>
-        <w:t xml:space="preserve">            .GetService(typeof(IPluginExecutionContext));</w:t>
+        <w:t xml:space="preserve">        if (!context.InputParameters.TryGetValue("Relationship", out object value)</w:t>
       </w:r>
     </w:p>
     <w:p>
@@ -19579,7 +19710,7 @@
           <w:rFonts w:ascii="Consolas" w:eastAsia="Consolas" w:hAnsi="Consolas"/>
           <w:sz w:val="18"/>
         </w:rPr>
-        <w:t xml:space="preserve">        if (!context.InputParameters.TryGetValue("Relationship", out object value)</w:t>
+        <w:t xml:space="preserve">            || !(value is Relationship relationship)</w:t>
       </w:r>
     </w:p>
     <w:p>
@@ -19592,7 +19723,7 @@
           <w:rFonts w:ascii="Consolas" w:eastAsia="Consolas" w:hAnsi="Consolas"/>
           <w:sz w:val="18"/>
         </w:rPr>
-        <w:t xml:space="preserve">            || !(value is Relationship relationship)</w:t>
+        <w:t xml:space="preserve">            || !string.Equals(relationship.SchemaName, Relationship,</w:t>
       </w:r>
     </w:p>
     <w:p>
@@ -19605,7 +19736,7 @@
           <w:rFonts w:ascii="Consolas" w:eastAsia="Consolas" w:hAnsi="Consolas"/>
           <w:sz w:val="18"/>
         </w:rPr>
-        <w:t xml:space="preserve">            || !string.Equals(relationship.SchemaName, Relationship,</w:t>
+        <w:t xml:space="preserve">                StringComparison.OrdinalIgnoreCase))</w:t>
       </w:r>
     </w:p>
     <w:p>
@@ -19618,7 +19749,7 @@
           <w:rFonts w:ascii="Consolas" w:eastAsia="Consolas" w:hAnsi="Consolas"/>
           <w:sz w:val="18"/>
         </w:rPr>
-        <w:t xml:space="preserve">                StringComparison.OrdinalIgnoreCase))</w:t>
+        <w:t xml:space="preserve">        {</w:t>
       </w:r>
     </w:p>
     <w:p>
@@ -19631,7 +19762,7 @@
           <w:rFonts w:ascii="Consolas" w:eastAsia="Consolas" w:hAnsi="Consolas"/>
           <w:sz w:val="18"/>
         </w:rPr>
-        <w:t xml:space="preserve">        {</w:t>
+        <w:t xml:space="preserve">            return;</w:t>
       </w:r>
     </w:p>
     <w:p>
@@ -19644,7 +19775,7 @@
           <w:rFonts w:ascii="Consolas" w:eastAsia="Consolas" w:hAnsi="Consolas"/>
           <w:sz w:val="18"/>
         </w:rPr>
-        <w:t xml:space="preserve">            return;</w:t>
+        <w:t xml:space="preserve">        }</w:t>
       </w:r>
     </w:p>
     <w:p>
@@ -19657,7 +19788,7 @@
           <w:rFonts w:ascii="Consolas" w:eastAsia="Consolas" w:hAnsi="Consolas"/>
           <w:sz w:val="18"/>
         </w:rPr>
-        <w:t xml:space="preserve">        }</w:t>
+        <w:t xml:space="preserve"> </w:t>
       </w:r>
     </w:p>
     <w:p>
@@ -19670,7 +19801,7 @@
           <w:rFonts w:ascii="Consolas" w:eastAsia="Consolas" w:hAnsi="Consolas"/>
           <w:sz w:val="18"/>
         </w:rPr>
-        <w:t xml:space="preserve"> </w:t>
+        <w:t xml:space="preserve">        var target = (EntityReference)context.InputParameters["Target"];</w:t>
       </w:r>
     </w:p>
     <w:p>
@@ -19683,7 +19814,7 @@
           <w:rFonts w:ascii="Consolas" w:eastAsia="Consolas" w:hAnsi="Consolas"/>
           <w:sz w:val="18"/>
         </w:rPr>
-        <w:t xml:space="preserve">        var target = (EntityReference)context.InputParameters["Target"];</w:t>
+        <w:t xml:space="preserve">        var related = (EntityReferenceCollection)context</w:t>
       </w:r>
     </w:p>
     <w:p>
@@ -19696,7 +19827,7 @@
           <w:rFonts w:ascii="Consolas" w:eastAsia="Consolas" w:hAnsi="Consolas"/>
           <w:sz w:val="18"/>
         </w:rPr>
-        <w:t xml:space="preserve">        var related = (EntityReferenceCollection)context</w:t>
+        <w:t xml:space="preserve">            .InputParameters["RelatedEntities"];</w:t>
       </w:r>
     </w:p>
     <w:p>
@@ -19709,7 +19840,7 @@
           <w:rFonts w:ascii="Consolas" w:eastAsia="Consolas" w:hAnsi="Consolas"/>
           <w:sz w:val="18"/>
         </w:rPr>
-        <w:t xml:space="preserve">            .InputParameters["RelatedEntities"];</w:t>
+        <w:t xml:space="preserve">        var hosts = target.LogicalName == HostTable</w:t>
       </w:r>
     </w:p>
     <w:p>
@@ -19722,7 +19853,7 @@
           <w:rFonts w:ascii="Consolas" w:eastAsia="Consolas" w:hAnsi="Consolas"/>
           <w:sz w:val="18"/>
         </w:rPr>
-        <w:t xml:space="preserve">        var hosts = target.LogicalName == HostTable</w:t>
+        <w:t xml:space="preserve">            ? new[] { target.Id }</w:t>
       </w:r>
     </w:p>
     <w:p>
@@ -19735,7 +19866,7 @@
           <w:rFonts w:ascii="Consolas" w:eastAsia="Consolas" w:hAnsi="Consolas"/>
           <w:sz w:val="18"/>
         </w:rPr>
-        <w:t xml:space="preserve">            ? new[] { target.Id }</w:t>
+        <w:t xml:space="preserve">            : related.Where(r =&gt; r.LogicalName == HostTable).Select(r =&gt; r.Id).ToArray();</w:t>
       </w:r>
     </w:p>
     <w:p>
@@ -19748,7 +19879,7 @@
           <w:rFonts w:ascii="Consolas" w:eastAsia="Consolas" w:hAnsi="Consolas"/>
           <w:sz w:val="18"/>
         </w:rPr>
-        <w:t xml:space="preserve">            : related.Where(r =&gt; r.LogicalName == HostTable).Select(r =&gt; r.Id).ToArray();</w:t>
+        <w:t xml:space="preserve"> </w:t>
       </w:r>
     </w:p>
     <w:p>
@@ -19761,7 +19892,7 @@
           <w:rFonts w:ascii="Consolas" w:eastAsia="Consolas" w:hAnsi="Consolas"/>
           <w:sz w:val="18"/>
         </w:rPr>
-        <w:t xml:space="preserve"> </w:t>
+        <w:t xml:space="preserve">        var factory = (IOrganizationServiceFactory)serviceProvider</w:t>
       </w:r>
     </w:p>
     <w:p>
@@ -19774,7 +19905,7 @@
           <w:rFonts w:ascii="Consolas" w:eastAsia="Consolas" w:hAnsi="Consolas"/>
           <w:sz w:val="18"/>
         </w:rPr>
-        <w:t xml:space="preserve">        var factory = (IOrganizationServiceFactory)serviceProvider</w:t>
+        <w:t xml:space="preserve">            .GetService(typeof(IOrganizationServiceFactory));</w:t>
       </w:r>
     </w:p>
     <w:p>
@@ -19787,7 +19918,7 @@
           <w:rFonts w:ascii="Consolas" w:eastAsia="Consolas" w:hAnsi="Consolas"/>
           <w:sz w:val="18"/>
         </w:rPr>
-        <w:t xml:space="preserve">            .GetService(typeof(IOrganizationServiceFactory));</w:t>
+        <w:t xml:space="preserve">        var service = factory.CreateOrganizationService(null);</w:t>
       </w:r>
     </w:p>
     <w:p>
@@ -19800,7 +19931,7 @@
           <w:rFonts w:ascii="Consolas" w:eastAsia="Consolas" w:hAnsi="Consolas"/>
           <w:sz w:val="18"/>
         </w:rPr>
-        <w:t xml:space="preserve">        var service = factory.CreateOrganizationService(null);</w:t>
+        <w:t xml:space="preserve">        foreach (var hostId in hosts)</w:t>
       </w:r>
     </w:p>
     <w:p>
@@ -19813,7 +19944,7 @@
           <w:rFonts w:ascii="Consolas" w:eastAsia="Consolas" w:hAnsi="Consolas"/>
           <w:sz w:val="18"/>
         </w:rPr>
-        <w:t xml:space="preserve">        foreach (var hostId in hosts)</w:t>
+        <w:t xml:space="preserve">        {</w:t>
       </w:r>
     </w:p>
     <w:p>
@@ -19826,7 +19957,7 @@
           <w:rFonts w:ascii="Consolas" w:eastAsia="Consolas" w:hAnsi="Consolas"/>
           <w:sz w:val="18"/>
         </w:rPr>
-        <w:t xml:space="preserve">        {</w:t>
+        <w:t xml:space="preserve">            var query = new QueryExpression(RelatedTable);</w:t>
       </w:r>
     </w:p>
     <w:p>
@@ -19839,7 +19970,7 @@
           <w:rFonts w:ascii="Consolas" w:eastAsia="Consolas" w:hAnsi="Consolas"/>
           <w:sz w:val="18"/>
         </w:rPr>
-        <w:t xml:space="preserve">            var query = new QueryExpression(RelatedTable);</w:t>
+        <w:t xml:space="preserve">            query.ColumnSet = new ColumnSet(RelatedName);</w:t>
       </w:r>
     </w:p>
     <w:p>
@@ -19852,7 +19983,7 @@
           <w:rFonts w:ascii="Consolas" w:eastAsia="Consolas" w:hAnsi="Consolas"/>
           <w:sz w:val="18"/>
         </w:rPr>
-        <w:t xml:space="preserve">            query.ColumnSet = new ColumnSet(RelatedName);</w:t>
+        <w:t xml:space="preserve">            query.AddOrder(RelatedName, OrderType.Ascending);</w:t>
       </w:r>
     </w:p>
     <w:p>
@@ -19865,7 +19996,7 @@
           <w:rFonts w:ascii="Consolas" w:eastAsia="Consolas" w:hAnsi="Consolas"/>
           <w:sz w:val="18"/>
         </w:rPr>
-        <w:t xml:space="preserve">            query.AddOrder(RelatedName, OrderType.Ascending);</w:t>
+        <w:t xml:space="preserve">            var link = query.AddLink(IntersectTable,</w:t>
       </w:r>
     </w:p>
     <w:p>
@@ -19878,7 +20009,7 @@
           <w:rFonts w:ascii="Consolas" w:eastAsia="Consolas" w:hAnsi="Consolas"/>
           <w:sz w:val="18"/>
         </w:rPr>
-        <w:t xml:space="preserve">            var link = query.AddLink(IntersectTable,</w:t>
+        <w:t xml:space="preserve">                RelatedTable + "id", RelatedTable + "id");</w:t>
       </w:r>
     </w:p>
     <w:p>
@@ -19891,7 +20022,7 @@
           <w:rFonts w:ascii="Consolas" w:eastAsia="Consolas" w:hAnsi="Consolas"/>
           <w:sz w:val="18"/>
         </w:rPr>
-        <w:t xml:space="preserve">                RelatedTable + "id", RelatedTable + "id");</w:t>
+        <w:t xml:space="preserve">            link.LinkCriteria.AddCondition(</w:t>
       </w:r>
     </w:p>
     <w:p>
@@ -19904,7 +20035,7 @@
           <w:rFonts w:ascii="Consolas" w:eastAsia="Consolas" w:hAnsi="Consolas"/>
           <w:sz w:val="18"/>
         </w:rPr>
-        <w:t xml:space="preserve">            link.LinkCriteria.AddCondition(</w:t>
+        <w:t xml:space="preserve">                HostTable + "id", ConditionOperator.Equal, hostId);</w:t>
       </w:r>
     </w:p>
     <w:p>
@@ -19917,7 +20048,8 @@
           <w:rFonts w:ascii="Consolas" w:eastAsia="Consolas" w:hAnsi="Consolas"/>
           <w:sz w:val="18"/>
         </w:rPr>
-        <w:t xml:space="preserve">                HostTable + "id", ConditionOperator.Equal, hostId);</w:t>
+        <w:lastRenderedPageBreak/>
+        <w:t xml:space="preserve"> </w:t>
       </w:r>
     </w:p>
     <w:p>
@@ -19930,8 +20062,7 @@
           <w:rFonts w:ascii="Consolas" w:eastAsia="Consolas" w:hAnsi="Consolas"/>
           <w:sz w:val="18"/>
         </w:rPr>
-        <w:lastRenderedPageBreak/>
-        <w:t xml:space="preserve"> </w:t>
+        <w:t xml:space="preserve">            var names = service.RetrieveMultiple(query).Entities</w:t>
       </w:r>
     </w:p>
     <w:p>
@@ -19944,7 +20075,7 @@
           <w:rFonts w:ascii="Consolas" w:eastAsia="Consolas" w:hAnsi="Consolas"/>
           <w:sz w:val="18"/>
         </w:rPr>
-        <w:t xml:space="preserve">            var names = service.RetrieveMultiple(query).Entities</w:t>
+        <w:t xml:space="preserve">                .Select(e =&gt; e.GetAttributeValue&lt;string&gt;(RelatedName));</w:t>
       </w:r>
     </w:p>
     <w:p>
@@ -19957,7 +20088,7 @@
           <w:rFonts w:ascii="Consolas" w:eastAsia="Consolas" w:hAnsi="Consolas"/>
           <w:sz w:val="18"/>
         </w:rPr>
-        <w:t xml:space="preserve">                .Select(e =&gt; e.GetAttributeValue&lt;string&gt;(RelatedName));</w:t>
+        <w:t xml:space="preserve">            var text = string.Join("; ", names);</w:t>
       </w:r>
     </w:p>
     <w:p>
@@ -19970,7 +20101,7 @@
           <w:rFonts w:ascii="Consolas" w:eastAsia="Consolas" w:hAnsi="Consolas"/>
           <w:sz w:val="18"/>
         </w:rPr>
-        <w:t xml:space="preserve">            var text = string.Join("; ", names);</w:t>
+        <w:t xml:space="preserve">            if (text.Length &gt; MaxLength) text = text.Substring(0, MaxLength);</w:t>
       </w:r>
     </w:p>
     <w:p>
@@ -19983,7 +20114,7 @@
           <w:rFonts w:ascii="Consolas" w:eastAsia="Consolas" w:hAnsi="Consolas"/>
           <w:sz w:val="18"/>
         </w:rPr>
-        <w:t xml:space="preserve">            if (text.Length &gt; MaxLength) text = text.Substring(0, MaxLength);</w:t>
+        <w:t xml:space="preserve">            service.Update(new Entity(HostTable, hostId) { [HostColumn] = text });</w:t>
       </w:r>
     </w:p>
     <w:p>
@@ -19996,7 +20127,7 @@
           <w:rFonts w:ascii="Consolas" w:eastAsia="Consolas" w:hAnsi="Consolas"/>
           <w:sz w:val="18"/>
         </w:rPr>
-        <w:t xml:space="preserve">            service.Update(new Entity(HostTable, hostId) { [HostColumn] = text });</w:t>
+        <w:t xml:space="preserve">        }</w:t>
       </w:r>
     </w:p>
     <w:p>
@@ -20009,7 +20140,7 @@
           <w:rFonts w:ascii="Consolas" w:eastAsia="Consolas" w:hAnsi="Consolas"/>
           <w:sz w:val="18"/>
         </w:rPr>
-        <w:t xml:space="preserve">        }</w:t>
+        <w:t xml:space="preserve">    }</w:t>
       </w:r>
     </w:p>
     <w:p>
@@ -20022,7 +20153,45 @@
           <w:rFonts w:ascii="Consolas" w:eastAsia="Consolas" w:hAnsi="Consolas"/>
           <w:sz w:val="18"/>
         </w:rPr>
-        <w:t xml:space="preserve">    }</w:t>
+        <w:t>}</w:t>
+      </w:r>
+    </w:p>
+    <w:p>
+      <w:pPr>
+        <w:spacing w:after="40"/>
+      </w:pPr>
+    </w:p>
+    <w:p>
+      <w:pPr>
+        <w:pStyle w:val="Heading2"/>
+      </w:pPr>
+      <w:bookmarkStart w:id="55" w:name="_Toc241879115"/>
+      <w:r>
+        <w:t>13.2 Enforcing the rules on the server</w:t>
+      </w:r>
+      <w:bookmarkEnd w:id="55"/>
+    </w:p>
+    <w:p>
+      <w:r>
+        <w:t xml:space="preserve">A plug-in on </w:t>
+      </w:r>
+      <w:r>
+        <w:rPr>
+          <w:b/>
+        </w:rPr>
+        <w:t>Associate</w:t>
+      </w:r>
+      <w:r>
+        <w:t xml:space="preserve"> in the </w:t>
+      </w:r>
+      <w:r>
+        <w:rPr>
+          <w:b/>
+        </w:rPr>
+        <w:t>PreValidation</w:t>
+      </w:r>
+      <w:r>
+        <w:t xml:space="preserve"> stage can refuse links that break a rule, such as inactive records, records outside an allowed set, or more than a maximum number of links. The rule then holds for subgrids, imports and integrations as well. When the control is the one making the link, it undoes the pick and shows the plug-in's message under the field, for example: Couldn't add "Security". Only active skills can be linked.</w:t>
       </w:r>
     </w:p>
     <w:p>
@@ -20035,45 +20204,7 @@
           <w:rFonts w:ascii="Consolas" w:eastAsia="Consolas" w:hAnsi="Consolas"/>
           <w:sz w:val="18"/>
         </w:rPr>
-        <w:t>}</w:t>
-      </w:r>
-    </w:p>
-    <w:p>
-      <w:pPr>
-        <w:spacing w:after="40"/>
-      </w:pPr>
-    </w:p>
-    <w:p>
-      <w:pPr>
-        <w:pStyle w:val="Heading2"/>
-      </w:pPr>
-      <w:bookmarkStart w:id="55" w:name="_Toc241878758"/>
-      <w:r>
-        <w:t>13.2 Enforcing the rules on the server</w:t>
-      </w:r>
-      <w:bookmarkEnd w:id="55"/>
-    </w:p>
-    <w:p>
-      <w:r>
-        <w:t xml:space="preserve">A plug-in on </w:t>
-      </w:r>
-      <w:r>
-        <w:rPr>
-          <w:b/>
-        </w:rPr>
-        <w:t>Associate</w:t>
-      </w:r>
-      <w:r>
-        <w:t xml:space="preserve"> in the </w:t>
-      </w:r>
-      <w:r>
-        <w:rPr>
-          <w:b/>
-        </w:rPr>
-        <w:t>PreValidation</w:t>
-      </w:r>
-      <w:r>
-        <w:t xml:space="preserve"> stage can refuse links that break a rule, such as inactive records, records outside an allowed set, or more than a maximum number of links. The rule then holds for subgrids, imports and integrations as well. When the control is the one making the link, it undoes the pick and shows the plug-in's message under the field, for example: Couldn't add "Security". Only active skills can be linked.</w:t>
+        <w:t>using System;</w:t>
       </w:r>
     </w:p>
     <w:p>
@@ -20086,7 +20217,7 @@
           <w:rFonts w:ascii="Consolas" w:eastAsia="Consolas" w:hAnsi="Consolas"/>
           <w:sz w:val="18"/>
         </w:rPr>
-        <w:t>using System;</w:t>
+        <w:t>using System.Linq;</w:t>
       </w:r>
     </w:p>
     <w:p>
@@ -20099,7 +20230,7 @@
           <w:rFonts w:ascii="Consolas" w:eastAsia="Consolas" w:hAnsi="Consolas"/>
           <w:sz w:val="18"/>
         </w:rPr>
-        <w:t>using System.Linq;</w:t>
+        <w:t>using Microsoft.Xrm.Sdk;</w:t>
       </w:r>
     </w:p>
     <w:p>
@@ -20112,7 +20243,7 @@
           <w:rFonts w:ascii="Consolas" w:eastAsia="Consolas" w:hAnsi="Consolas"/>
           <w:sz w:val="18"/>
         </w:rPr>
-        <w:t>using Microsoft.Xrm.Sdk;</w:t>
+        <w:t>using Microsoft.Xrm.Sdk.Query;</w:t>
       </w:r>
     </w:p>
     <w:p>
@@ -20125,7 +20256,7 @@
           <w:rFonts w:ascii="Consolas" w:eastAsia="Consolas" w:hAnsi="Consolas"/>
           <w:sz w:val="18"/>
         </w:rPr>
-        <w:t>using Microsoft.Xrm.Sdk.Query;</w:t>
+        <w:t xml:space="preserve"> </w:t>
       </w:r>
     </w:p>
     <w:p>
@@ -20138,7 +20269,7 @@
           <w:rFonts w:ascii="Consolas" w:eastAsia="Consolas" w:hAnsi="Consolas"/>
           <w:sz w:val="18"/>
         </w:rPr>
-        <w:t xml:space="preserve"> </w:t>
+        <w:t>// Associate, primary table none, PreValidation.</w:t>
       </w:r>
     </w:p>
     <w:p>
@@ -20151,7 +20282,7 @@
           <w:rFonts w:ascii="Consolas" w:eastAsia="Consolas" w:hAnsi="Consolas"/>
           <w:sz w:val="18"/>
         </w:rPr>
-        <w:t>// Associate, primary table none, PreValidation.</w:t>
+        <w:t>public class CheckLinks : IPlugin</w:t>
       </w:r>
     </w:p>
     <w:p>
@@ -20164,7 +20295,7 @@
           <w:rFonts w:ascii="Consolas" w:eastAsia="Consolas" w:hAnsi="Consolas"/>
           <w:sz w:val="18"/>
         </w:rPr>
-        <w:t>public class CheckLinks : IPlugin</w:t>
+        <w:t>{</w:t>
       </w:r>
     </w:p>
     <w:p>
@@ -20177,7 +20308,7 @@
           <w:rFonts w:ascii="Consolas" w:eastAsia="Consolas" w:hAnsi="Consolas"/>
           <w:sz w:val="18"/>
         </w:rPr>
-        <w:t>{</w:t>
+        <w:t xml:space="preserve">    private const string Relationship = "new_project_skill";</w:t>
       </w:r>
     </w:p>
     <w:p>
@@ -20190,7 +20321,7 @@
           <w:rFonts w:ascii="Consolas" w:eastAsia="Consolas" w:hAnsi="Consolas"/>
           <w:sz w:val="18"/>
         </w:rPr>
-        <w:t xml:space="preserve">    private const string Relationship = "new_project_skill";</w:t>
+        <w:t xml:space="preserve">    private const string RelatedTable = "new_skill";</w:t>
       </w:r>
     </w:p>
     <w:p>
@@ -20203,7 +20334,7 @@
           <w:rFonts w:ascii="Consolas" w:eastAsia="Consolas" w:hAnsi="Consolas"/>
           <w:sz w:val="18"/>
         </w:rPr>
-        <w:t xml:space="preserve">    private const string RelatedTable = "new_skill";</w:t>
+        <w:t xml:space="preserve"> </w:t>
       </w:r>
     </w:p>
     <w:p>
@@ -20216,7 +20347,7 @@
           <w:rFonts w:ascii="Consolas" w:eastAsia="Consolas" w:hAnsi="Consolas"/>
           <w:sz w:val="18"/>
         </w:rPr>
-        <w:t xml:space="preserve"> </w:t>
+        <w:t xml:space="preserve">    public void Execute(IServiceProvider serviceProvider)</w:t>
       </w:r>
     </w:p>
     <w:p>
@@ -20229,7 +20360,7 @@
           <w:rFonts w:ascii="Consolas" w:eastAsia="Consolas" w:hAnsi="Consolas"/>
           <w:sz w:val="18"/>
         </w:rPr>
-        <w:t xml:space="preserve">    public void Execute(IServiceProvider serviceProvider)</w:t>
+        <w:t xml:space="preserve">    {</w:t>
       </w:r>
     </w:p>
     <w:p>
@@ -20242,7 +20373,7 @@
           <w:rFonts w:ascii="Consolas" w:eastAsia="Consolas" w:hAnsi="Consolas"/>
           <w:sz w:val="18"/>
         </w:rPr>
-        <w:t xml:space="preserve">    {</w:t>
+        <w:t xml:space="preserve">        var context = (IPluginExecutionContext)serviceProvider</w:t>
       </w:r>
     </w:p>
     <w:p>
@@ -20255,7 +20386,7 @@
           <w:rFonts w:ascii="Consolas" w:eastAsia="Consolas" w:hAnsi="Consolas"/>
           <w:sz w:val="18"/>
         </w:rPr>
-        <w:t xml:space="preserve">        var context = (IPluginExecutionContext)serviceProvider</w:t>
+        <w:t xml:space="preserve">            .GetService(typeof(IPluginExecutionContext));</w:t>
       </w:r>
     </w:p>
     <w:p>
@@ -20268,7 +20399,7 @@
           <w:rFonts w:ascii="Consolas" w:eastAsia="Consolas" w:hAnsi="Consolas"/>
           <w:sz w:val="18"/>
         </w:rPr>
-        <w:t xml:space="preserve">            .GetService(typeof(IPluginExecutionContext));</w:t>
+        <w:t xml:space="preserve">        if (!context.InputParameters.TryGetValue("Relationship", out object value)</w:t>
       </w:r>
     </w:p>
     <w:p>
@@ -20281,7 +20412,7 @@
           <w:rFonts w:ascii="Consolas" w:eastAsia="Consolas" w:hAnsi="Consolas"/>
           <w:sz w:val="18"/>
         </w:rPr>
-        <w:t xml:space="preserve">        if (!context.InputParameters.TryGetValue("Relationship", out object value)</w:t>
+        <w:t xml:space="preserve">            || !(value is Relationship relationship)</w:t>
       </w:r>
     </w:p>
     <w:p>
@@ -20294,7 +20425,7 @@
           <w:rFonts w:ascii="Consolas" w:eastAsia="Consolas" w:hAnsi="Consolas"/>
           <w:sz w:val="18"/>
         </w:rPr>
-        <w:t xml:space="preserve">            || !(value is Relationship relationship)</w:t>
+        <w:t xml:space="preserve">            || !string.Equals(relationship.SchemaName, Relationship,</w:t>
       </w:r>
     </w:p>
     <w:p>
@@ -20307,7 +20438,7 @@
           <w:rFonts w:ascii="Consolas" w:eastAsia="Consolas" w:hAnsi="Consolas"/>
           <w:sz w:val="18"/>
         </w:rPr>
-        <w:t xml:space="preserve">            || !string.Equals(relationship.SchemaName, Relationship,</w:t>
+        <w:t xml:space="preserve">                StringComparison.OrdinalIgnoreCase))</w:t>
       </w:r>
     </w:p>
     <w:p>
@@ -20320,7 +20451,7 @@
           <w:rFonts w:ascii="Consolas" w:eastAsia="Consolas" w:hAnsi="Consolas"/>
           <w:sz w:val="18"/>
         </w:rPr>
-        <w:t xml:space="preserve">                StringComparison.OrdinalIgnoreCase))</w:t>
+        <w:t xml:space="preserve">        {</w:t>
       </w:r>
     </w:p>
     <w:p>
@@ -20333,7 +20464,7 @@
           <w:rFonts w:ascii="Consolas" w:eastAsia="Consolas" w:hAnsi="Consolas"/>
           <w:sz w:val="18"/>
         </w:rPr>
-        <w:t xml:space="preserve">        {</w:t>
+        <w:t xml:space="preserve">            return;</w:t>
       </w:r>
     </w:p>
     <w:p>
@@ -20346,7 +20477,7 @@
           <w:rFonts w:ascii="Consolas" w:eastAsia="Consolas" w:hAnsi="Consolas"/>
           <w:sz w:val="18"/>
         </w:rPr>
-        <w:t xml:space="preserve">            return;</w:t>
+        <w:t xml:space="preserve">        }</w:t>
       </w:r>
     </w:p>
     <w:p>
@@ -20359,7 +20490,7 @@
           <w:rFonts w:ascii="Consolas" w:eastAsia="Consolas" w:hAnsi="Consolas"/>
           <w:sz w:val="18"/>
         </w:rPr>
-        <w:t xml:space="preserve">        }</w:t>
+        <w:t xml:space="preserve"> </w:t>
       </w:r>
     </w:p>
     <w:p>
@@ -20372,7 +20503,7 @@
           <w:rFonts w:ascii="Consolas" w:eastAsia="Consolas" w:hAnsi="Consolas"/>
           <w:sz w:val="18"/>
         </w:rPr>
-        <w:t xml:space="preserve"> </w:t>
+        <w:t xml:space="preserve">        var factory = (IOrganizationServiceFactory)serviceProvider</w:t>
       </w:r>
     </w:p>
     <w:p>
@@ -20385,7 +20516,7 @@
           <w:rFonts w:ascii="Consolas" w:eastAsia="Consolas" w:hAnsi="Consolas"/>
           <w:sz w:val="18"/>
         </w:rPr>
-        <w:t xml:space="preserve">        var factory = (IOrganizationServiceFactory)serviceProvider</w:t>
+        <w:t xml:space="preserve">            .GetService(typeof(IOrganizationServiceFactory));</w:t>
       </w:r>
     </w:p>
     <w:p>
@@ -20398,7 +20529,7 @@
           <w:rFonts w:ascii="Consolas" w:eastAsia="Consolas" w:hAnsi="Consolas"/>
           <w:sz w:val="18"/>
         </w:rPr>
-        <w:t xml:space="preserve">            .GetService(typeof(IOrganizationServiceFactory));</w:t>
+        <w:t xml:space="preserve">        var service = factory.CreateOrganizationService(null);</w:t>
       </w:r>
     </w:p>
     <w:p>
@@ -20411,7 +20542,7 @@
           <w:rFonts w:ascii="Consolas" w:eastAsia="Consolas" w:hAnsi="Consolas"/>
           <w:sz w:val="18"/>
         </w:rPr>
-        <w:t xml:space="preserve">        var service = factory.CreateOrganizationService(null);</w:t>
+        <w:t xml:space="preserve">        var target = (EntityReference)context.InputParameters["Target"];</w:t>
       </w:r>
     </w:p>
     <w:p>
@@ -20424,7 +20555,7 @@
           <w:rFonts w:ascii="Consolas" w:eastAsia="Consolas" w:hAnsi="Consolas"/>
           <w:sz w:val="18"/>
         </w:rPr>
-        <w:t xml:space="preserve">        var target = (EntityReference)context.InputParameters["Target"];</w:t>
+        <w:t xml:space="preserve">        var related = (EntityReferenceCollection)context</w:t>
       </w:r>
     </w:p>
     <w:p>
@@ -20437,7 +20568,7 @@
           <w:rFonts w:ascii="Consolas" w:eastAsia="Consolas" w:hAnsi="Consolas"/>
           <w:sz w:val="18"/>
         </w:rPr>
-        <w:t xml:space="preserve">        var related = (EntityReferenceCollection)context</w:t>
+        <w:t xml:space="preserve">            .InputParameters["RelatedEntities"];</w:t>
       </w:r>
     </w:p>
     <w:p>
@@ -20450,7 +20581,7 @@
           <w:rFonts w:ascii="Consolas" w:eastAsia="Consolas" w:hAnsi="Consolas"/>
           <w:sz w:val="18"/>
         </w:rPr>
-        <w:t xml:space="preserve">            .InputParameters["RelatedEntities"];</w:t>
+        <w:t xml:space="preserve">        var records = related.Concat(new[] { target })</w:t>
       </w:r>
     </w:p>
     <w:p>
@@ -20463,7 +20594,7 @@
           <w:rFonts w:ascii="Consolas" w:eastAsia="Consolas" w:hAnsi="Consolas"/>
           <w:sz w:val="18"/>
         </w:rPr>
-        <w:t xml:space="preserve">        var records = related.Concat(new[] { target })</w:t>
+        <w:t xml:space="preserve">            .Where(r =&gt; r.LogicalName == RelatedTable);</w:t>
       </w:r>
     </w:p>
     <w:p>
@@ -20476,7 +20607,7 @@
           <w:rFonts w:ascii="Consolas" w:eastAsia="Consolas" w:hAnsi="Consolas"/>
           <w:sz w:val="18"/>
         </w:rPr>
-        <w:t xml:space="preserve">            .Where(r =&gt; r.LogicalName == RelatedTable);</w:t>
+        <w:t xml:space="preserve">        foreach (var record in records)</w:t>
       </w:r>
     </w:p>
     <w:p>
@@ -20489,7 +20620,7 @@
           <w:rFonts w:ascii="Consolas" w:eastAsia="Consolas" w:hAnsi="Consolas"/>
           <w:sz w:val="18"/>
         </w:rPr>
-        <w:t xml:space="preserve">        foreach (var record in records)</w:t>
+        <w:t xml:space="preserve">        {</w:t>
       </w:r>
     </w:p>
     <w:p>
@@ -20502,7 +20633,7 @@
           <w:rFonts w:ascii="Consolas" w:eastAsia="Consolas" w:hAnsi="Consolas"/>
           <w:sz w:val="18"/>
         </w:rPr>
-        <w:t xml:space="preserve">        {</w:t>
+        <w:t xml:space="preserve">            var row = service.Retrieve(RelatedTable, record.Id, new ColumnSet("statecode"));</w:t>
       </w:r>
     </w:p>
     <w:p>
@@ -20515,7 +20646,7 @@
           <w:rFonts w:ascii="Consolas" w:eastAsia="Consolas" w:hAnsi="Consolas"/>
           <w:sz w:val="18"/>
         </w:rPr>
-        <w:t xml:space="preserve">            var row = service.Retrieve(RelatedTable, record.Id, new ColumnSet("statecode"));</w:t>
+        <w:t xml:space="preserve">            if (row.GetAttributeValue&lt;OptionSetValue&gt;("statecode").Value != 0)</w:t>
       </w:r>
     </w:p>
     <w:p>
@@ -20528,7 +20659,8 @@
           <w:rFonts w:ascii="Consolas" w:eastAsia="Consolas" w:hAnsi="Consolas"/>
           <w:sz w:val="18"/>
         </w:rPr>
-        <w:t xml:space="preserve">            if (row.GetAttributeValue&lt;OptionSetValue&gt;("statecode").Value != 0)</w:t>
+        <w:lastRenderedPageBreak/>
+        <w:t xml:space="preserve">            {</w:t>
       </w:r>
     </w:p>
     <w:p>
@@ -20541,8 +20673,7 @@
           <w:rFonts w:ascii="Consolas" w:eastAsia="Consolas" w:hAnsi="Consolas"/>
           <w:sz w:val="18"/>
         </w:rPr>
-        <w:lastRenderedPageBreak/>
-        <w:t xml:space="preserve">            {</w:t>
+        <w:t xml:space="preserve">                throw new InvalidPluginExecutionException(</w:t>
       </w:r>
     </w:p>
     <w:p>
@@ -20555,7 +20686,7 @@
           <w:rFonts w:ascii="Consolas" w:eastAsia="Consolas" w:hAnsi="Consolas"/>
           <w:sz w:val="18"/>
         </w:rPr>
-        <w:t xml:space="preserve">                throw new InvalidPluginExecutionException(</w:t>
+        <w:t xml:space="preserve">                    "Only active skills can be linked.");</w:t>
       </w:r>
     </w:p>
     <w:p>
@@ -20568,7 +20699,7 @@
           <w:rFonts w:ascii="Consolas" w:eastAsia="Consolas" w:hAnsi="Consolas"/>
           <w:sz w:val="18"/>
         </w:rPr>
-        <w:t xml:space="preserve">                    "Only active skills can be linked.");</w:t>
+        <w:t xml:space="preserve">            }</w:t>
       </w:r>
     </w:p>
     <w:p>
@@ -20581,7 +20712,7 @@
           <w:rFonts w:ascii="Consolas" w:eastAsia="Consolas" w:hAnsi="Consolas"/>
           <w:sz w:val="18"/>
         </w:rPr>
-        <w:t xml:space="preserve">            }</w:t>
+        <w:t xml:space="preserve">        }</w:t>
       </w:r>
     </w:p>
     <w:p>
@@ -20594,7 +20725,7 @@
           <w:rFonts w:ascii="Consolas" w:eastAsia="Consolas" w:hAnsi="Consolas"/>
           <w:sz w:val="18"/>
         </w:rPr>
-        <w:t xml:space="preserve">        }</w:t>
+        <w:t xml:space="preserve">    }</w:t>
       </w:r>
     </w:p>
     <w:p>
@@ -20607,19 +20738,6 @@
           <w:rFonts w:ascii="Consolas" w:eastAsia="Consolas" w:hAnsi="Consolas"/>
           <w:sz w:val="18"/>
         </w:rPr>
-        <w:t xml:space="preserve">    }</w:t>
-      </w:r>
-    </w:p>
-    <w:p>
-      <w:pPr>
-        <w:spacing w:after="0"/>
-        <w:ind w:left="283"/>
-      </w:pPr>
-      <w:r>
-        <w:rPr>
-          <w:rFonts w:ascii="Consolas" w:eastAsia="Consolas" w:hAnsi="Consolas"/>
-          <w:sz w:val="18"/>
-        </w:rPr>
         <w:t>}</w:t>
       </w:r>
     </w:p>
@@ -20637,7 +20755,7 @@
       <w:pPr>
         <w:pStyle w:val="Heading1"/>
       </w:pPr>
-      <w:bookmarkStart w:id="56" w:name="_Toc241878759"/>
+      <w:bookmarkStart w:id="56" w:name="_Toc241879116"/>
       <w:r>
         <w:t>Appendix A. All texts in English and French</w:t>
       </w:r>
@@ -20645,17 +20763,17 @@
     </w:p>
     <w:p>
       <w:r>
-        <w:t xml:space="preserve">The control shows its texts in </w:t>
-      </w:r>
-      <w:r>
-        <w:t>French for users whose Dynamics language is French (France, Canada, Belgium, Switzerland, Luxembourg or Monaco) and in English for everyone else. Words in braces are filled in when the text is shown: {name} is a record's name, {field} the field's label, {count}, {hidden} and {max} are numbers, {table} and {related table} are table names, and {reason} is one of the reasons in A.5 or the message returned by Dataverse (for example a plug-in's message).</w:t>
+        <w:t xml:space="preserve">The control shows </w:t>
+      </w:r>
+      <w:r>
+        <w:t>its texts in French for users whose Dynamics language is French (France, Canada, Belgium, Switzerland, Luxembourg or Monaco) and in English for everyone else. Words in braces are filled in when the text is shown: {name} is a record's name, {field} the field's label, {count}, {hidden} and {max} are numbers, {table} and {related table} are table names, and {reason} is one of the reasons in A.5 or the message returned by Dataverse (for example a plug-in's message).</w:t>
       </w:r>
     </w:p>
     <w:p>
       <w:pPr>
         <w:pStyle w:val="Heading2"/>
       </w:pPr>
-      <w:bookmarkStart w:id="57" w:name="_Toc241878760"/>
+      <w:bookmarkStart w:id="57" w:name="_Toc241879117"/>
       <w:r>
         <w:t>A.1 Field and list</w:t>
       </w:r>
@@ -20961,13 +21079,13 @@
               <w:rPr>
                 <w:sz w:val="17"/>
               </w:rPr>
-              <w:t xml:space="preserve">List, while </w:t>
+              <w:t xml:space="preserve">List, </w:t>
             </w:r>
             <w:r>
               <w:rPr>
                 <w:sz w:val="17"/>
               </w:rPr>
-              <w:t>records load</w:t>
+              <w:t>while records load</w:t>
             </w:r>
           </w:p>
         </w:tc>
@@ -21294,7 +21412,7 @@
       <w:pPr>
         <w:pStyle w:val="Heading2"/>
       </w:pPr>
-      <w:bookmarkStart w:id="58" w:name="_Toc241878761"/>
+      <w:bookmarkStart w:id="58" w:name="_Toc241879118"/>
       <w:r>
         <w:t>A.2 Notes</w:t>
       </w:r>
@@ -21838,7 +21956,7 @@
       <w:pPr>
         <w:pStyle w:val="Heading2"/>
       </w:pPr>
-      <w:bookmarkStart w:id="59" w:name="_Toc241878762"/>
+      <w:bookmarkStart w:id="59" w:name="_Toc241879119"/>
       <w:r>
         <w:t>A.3 Problems while loading or saving</w:t>
       </w:r>
@@ -22652,7 +22770,13 @@
               <w:rPr>
                 <w:sz w:val="17"/>
               </w:rPr>
-              <w:t>Under the field (Copy names into the host column)</w:t>
+              <w:t xml:space="preserve">Under the field (Copy </w:t>
+            </w:r>
+            <w:r>
+              <w:rPr>
+                <w:sz w:val="17"/>
+              </w:rPr>
+              <w:t>names into the host column)</w:t>
             </w:r>
           </w:p>
         </w:tc>
@@ -22701,7 +22825,7 @@
       <w:pPr>
         <w:pStyle w:val="Heading2"/>
       </w:pPr>
-      <w:bookmarkStart w:id="60" w:name="_Toc241878763"/>
+      <w:bookmarkStart w:id="60" w:name="_Toc241879120"/>
       <w:r>
         <w:lastRenderedPageBreak/>
         <w:t>A.4 Settings that cannot work</w:t>
@@ -22806,13 +22930,13 @@
               <w:rPr>
                 <w:sz w:val="17"/>
               </w:rPr>
-              <w:t xml:space="preserve">Set the N:N relationship schema name in the control </w:t>
+              <w:t xml:space="preserve">Set the N:N relationship schema name in the </w:t>
             </w:r>
             <w:r>
               <w:rPr>
                 <w:sz w:val="17"/>
               </w:rPr>
-              <w:t>properties.</w:t>
+              <w:t>control properties.</w:t>
             </w:r>
           </w:p>
         </w:tc>
@@ -22921,13 +23045,7 @@
               <w:rPr>
                 <w:sz w:val="17"/>
               </w:rPr>
-              <w:t xml:space="preserve">Relationship </w:t>
-            </w:r>
-            <w:r>
-              <w:rPr>
-                <w:sz w:val="17"/>
-              </w:rPr>
-              <w:t>"{relationship}" links {table 1} and {table 2}; it cannot be used on a {table} form.</w:t>
+              <w:t>Relationship "{relationship}" links {table 1} and {table 2}; it cannot be used on a {table} form.</w:t>
             </w:r>
           </w:p>
         </w:tc>
@@ -23145,13 +23263,7 @@
               <w:rPr>
                 <w:sz w:val="17"/>
               </w:rPr>
-              <w:t xml:space="preserve">The </w:t>
-            </w:r>
-            <w:r>
-              <w:rPr>
-                <w:sz w:val="17"/>
-              </w:rPr>
-              <w:t>FetchXML filter isn't well-formed XML: {detail}</w:t>
+              <w:t>The FetchXML filter isn't well-formed XML: {detail}</w:t>
             </w:r>
           </w:p>
         </w:tc>
@@ -23223,13 +23335,7 @@
               <w:rPr>
                 <w:sz w:val="17"/>
               </w:rPr>
-              <w:t xml:space="preserve">Le filtre FetchXML doit être une requête </w:t>
-            </w:r>
-            <w:r>
-              <w:rPr>
-                <w:sz w:val="17"/>
-              </w:rPr>
-              <w:t>&lt;fetch&gt; complète, ou des éléments &lt;filter&gt; et &lt;link-entity&gt;.</w:t>
+              <w:t>Le filtre FetchXML doit être une requête &lt;fetch&gt; complète, ou des éléments &lt;filter&gt; et &lt;link-entity&gt;.</w:t>
             </w:r>
           </w:p>
         </w:tc>
@@ -23577,7 +23683,7 @@
       <w:pPr>
         <w:pStyle w:val="Heading2"/>
       </w:pPr>
-      <w:bookmarkStart w:id="61" w:name="_Toc241878764"/>
+      <w:bookmarkStart w:id="61" w:name="_Toc241879121"/>
       <w:r>
         <w:lastRenderedPageBreak/>
         <w:t>A.5 Reasons added to a problem</w:t>
@@ -24114,7 +24220,7 @@
       <w:pPr>
         <w:pStyle w:val="Heading2"/>
       </w:pPr>
-      <w:bookmarkStart w:id="62" w:name="_Toc241878765"/>
+      <w:bookmarkStart w:id="62" w:name="_Toc241879122"/>
       <w:r>
         <w:t>A.6 Screen reader texts and tooltips</w:t>
       </w:r>
@@ -25478,94 +25584,94 @@
       </w:rPr>
     </w:lvl>
   </w:abstractNum>
-  <w:num w:numId="1" w16cid:durableId="1384867584">
+  <w:num w:numId="1" w16cid:durableId="801576479">
     <w:abstractNumId w:val="8"/>
   </w:num>
-  <w:num w:numId="2" w16cid:durableId="2142915663">
+  <w:num w:numId="2" w16cid:durableId="1447386774">
     <w:abstractNumId w:val="6"/>
   </w:num>
-  <w:num w:numId="3" w16cid:durableId="84616331">
+  <w:num w:numId="3" w16cid:durableId="1053188507">
     <w:abstractNumId w:val="5"/>
   </w:num>
-  <w:num w:numId="4" w16cid:durableId="290356977">
+  <w:num w:numId="4" w16cid:durableId="589043243">
     <w:abstractNumId w:val="4"/>
   </w:num>
-  <w:num w:numId="5" w16cid:durableId="2018728949">
+  <w:num w:numId="5" w16cid:durableId="107357811">
     <w:abstractNumId w:val="7"/>
   </w:num>
-  <w:num w:numId="6" w16cid:durableId="32273980">
+  <w:num w:numId="6" w16cid:durableId="283268353">
     <w:abstractNumId w:val="3"/>
   </w:num>
-  <w:num w:numId="7" w16cid:durableId="977806037">
+  <w:num w:numId="7" w16cid:durableId="1818525130">
     <w:abstractNumId w:val="2"/>
   </w:num>
-  <w:num w:numId="8" w16cid:durableId="639917757">
+  <w:num w:numId="8" w16cid:durableId="1434976693">
     <w:abstractNumId w:val="1"/>
   </w:num>
-  <w:num w:numId="9" w16cid:durableId="1117791383">
+  <w:num w:numId="9" w16cid:durableId="813256948">
     <w:abstractNumId w:val="0"/>
   </w:num>
-  <w:num w:numId="10" w16cid:durableId="1051227315">
+  <w:num w:numId="10" w16cid:durableId="2121682974">
     <w:abstractNumId w:val="7"/>
     <w:lvlOverride w:ilvl="0">
       <w:startOverride w:val="1"/>
     </w:lvlOverride>
   </w:num>
-  <w:num w:numId="11" w16cid:durableId="1430396201">
+  <w:num w:numId="11" w16cid:durableId="1388068904">
     <w:abstractNumId w:val="7"/>
     <w:lvlOverride w:ilvl="0">
       <w:startOverride w:val="1"/>
     </w:lvlOverride>
   </w:num>
-  <w:num w:numId="12" w16cid:durableId="425004050">
+  <w:num w:numId="12" w16cid:durableId="1502310494">
     <w:abstractNumId w:val="7"/>
     <w:lvlOverride w:ilvl="0">
       <w:startOverride w:val="1"/>
     </w:lvlOverride>
   </w:num>
-  <w:num w:numId="13" w16cid:durableId="432946123">
+  <w:num w:numId="13" w16cid:durableId="1205756016">
     <w:abstractNumId w:val="7"/>
     <w:lvlOverride w:ilvl="0">
       <w:startOverride w:val="1"/>
     </w:lvlOverride>
   </w:num>
-  <w:num w:numId="14" w16cid:durableId="901718598">
+  <w:num w:numId="14" w16cid:durableId="1642341002">
     <w:abstractNumId w:val="7"/>
     <w:lvlOverride w:ilvl="0">
       <w:startOverride w:val="1"/>
     </w:lvlOverride>
   </w:num>
-  <w:num w:numId="15" w16cid:durableId="133912877">
+  <w:num w:numId="15" w16cid:durableId="1597864892">
     <w:abstractNumId w:val="7"/>
     <w:lvlOverride w:ilvl="0">
       <w:startOverride w:val="1"/>
     </w:lvlOverride>
   </w:num>
-  <w:num w:numId="16" w16cid:durableId="1131246145">
+  <w:num w:numId="16" w16cid:durableId="660423742">
     <w:abstractNumId w:val="7"/>
     <w:lvlOverride w:ilvl="0">
       <w:startOverride w:val="1"/>
     </w:lvlOverride>
   </w:num>
-  <w:num w:numId="17" w16cid:durableId="2099326105">
+  <w:num w:numId="17" w16cid:durableId="183786161">
     <w:abstractNumId w:val="7"/>
     <w:lvlOverride w:ilvl="0">
       <w:startOverride w:val="1"/>
     </w:lvlOverride>
   </w:num>
-  <w:num w:numId="18" w16cid:durableId="1174412947">
+  <w:num w:numId="18" w16cid:durableId="865564090">
     <w:abstractNumId w:val="7"/>
     <w:lvlOverride w:ilvl="0">
       <w:startOverride w:val="1"/>
     </w:lvlOverride>
   </w:num>
-  <w:num w:numId="19" w16cid:durableId="1808208318">
+  <w:num w:numId="19" w16cid:durableId="1157111790">
     <w:abstractNumId w:val="7"/>
     <w:lvlOverride w:ilvl="0">
       <w:startOverride w:val="1"/>
     </w:lvlOverride>
   </w:num>
-  <w:num w:numId="20" w16cid:durableId="2121142090">
+  <w:num w:numId="20" w16cid:durableId="1801027463">
     <w:abstractNumId w:val="7"/>
     <w:lvlOverride w:ilvl="0">
       <w:startOverride w:val="1"/>
@@ -36961,7 +37067,7 @@
     <w:autoRedefine/>
     <w:uiPriority w:val="39"/>
     <w:unhideWhenUsed/>
-    <w:rsid w:val="0087652E"/>
+    <w:rsid w:val="00C3456E"/>
     <w:pPr>
       <w:spacing w:after="100"/>
     </w:pPr>
@@ -36973,7 +37079,7 @@
     <w:autoRedefine/>
     <w:uiPriority w:val="39"/>
     <w:unhideWhenUsed/>
-    <w:rsid w:val="0087652E"/>
+    <w:rsid w:val="00C3456E"/>
     <w:pPr>
       <w:spacing w:after="100"/>
       <w:ind w:left="210"/>
@@ -36984,7 +37090,7 @@
     <w:basedOn w:val="DefaultParagraphFont"/>
     <w:uiPriority w:val="99"/>
     <w:unhideWhenUsed/>
-    <w:rsid w:val="0087652E"/>
+    <w:rsid w:val="00C3456E"/>
     <w:rPr>
       <w:color w:val="0000FF" w:themeColor="hyperlink"/>
       <w:u w:val="single"/>

--- a/docs/NToNMultiSelect - Technical Reference.docx
+++ b/docs/NToNMultiSelect - Technical Reference.docx
@@ -474,7 +474,7 @@
       <w:r>
         <w:fldChar w:fldCharType="separate"/>
       </w:r>
-      <w:hyperlink w:anchor="_Toc241879060" w:history="1">
+      <w:hyperlink w:anchor="_Toc241883195" w:history="1">
         <w:r>
           <w:rPr>
             <w:rStyle w:val="Hyperlink"/>
@@ -501,7 +501,7 @@
             <w:noProof/>
             <w:webHidden/>
           </w:rPr>
-          <w:instrText xml:space="preserve"> PAGEREF _Toc241879060 \h </w:instrText>
+          <w:instrText xml:space="preserve"> PAGEREF _Toc241883195 \h </w:instrText>
         </w:r>
         <w:r>
           <w:rPr>
@@ -548,7 +548,7 @@
           <w14:ligatures w14:val="standardContextual"/>
         </w:rPr>
       </w:pPr>
-      <w:hyperlink w:anchor="_Toc241879061" w:history="1">
+      <w:hyperlink w:anchor="_Toc241883196" w:history="1">
         <w:r>
           <w:rPr>
             <w:rStyle w:val="Hyperlink"/>
@@ -575,7 +575,7 @@
             <w:noProof/>
             <w:webHidden/>
           </w:rPr>
-          <w:instrText xml:space="preserve"> PAGEREF _Toc241879061 \h </w:instrText>
+          <w:instrText xml:space="preserve"> PAGEREF _Toc241883196 \h </w:instrText>
         </w:r>
         <w:r>
           <w:rPr>
@@ -622,7 +622,7 @@
           <w14:ligatures w14:val="standardContextual"/>
         </w:rPr>
       </w:pPr>
-      <w:hyperlink w:anchor="_Toc241879062" w:history="1">
+      <w:hyperlink w:anchor="_Toc241883197" w:history="1">
         <w:r>
           <w:rPr>
             <w:rStyle w:val="Hyperlink"/>
@@ -649,7 +649,7 @@
             <w:noProof/>
             <w:webHidden/>
           </w:rPr>
-          <w:instrText xml:space="preserve"> PAGEREF _Toc241879062 \h </w:instrText>
+          <w:instrText xml:space="preserve"> PAGEREF _Toc241883197 \h </w:instrText>
         </w:r>
         <w:r>
           <w:rPr>
@@ -696,7 +696,7 @@
           <w14:ligatures w14:val="standardContextual"/>
         </w:rPr>
       </w:pPr>
-      <w:hyperlink w:anchor="_Toc241879063" w:history="1">
+      <w:hyperlink w:anchor="_Toc241883198" w:history="1">
         <w:r>
           <w:rPr>
             <w:rStyle w:val="Hyperlink"/>
@@ -723,7 +723,7 @@
             <w:noProof/>
             <w:webHidden/>
           </w:rPr>
-          <w:instrText xml:space="preserve"> PAGEREF _Toc241879063 \h </w:instrText>
+          <w:instrText xml:space="preserve"> PAGEREF _Toc241883198 \h </w:instrText>
         </w:r>
         <w:r>
           <w:rPr>
@@ -770,7 +770,7 @@
           <w14:ligatures w14:val="standardContextual"/>
         </w:rPr>
       </w:pPr>
-      <w:hyperlink w:anchor="_Toc241879064" w:history="1">
+      <w:hyperlink w:anchor="_Toc241883199" w:history="1">
         <w:r>
           <w:rPr>
             <w:rStyle w:val="Hyperlink"/>
@@ -797,7 +797,7 @@
             <w:noProof/>
             <w:webHidden/>
           </w:rPr>
-          <w:instrText xml:space="preserve"> PAGEREF _Toc241879064 \h </w:instrText>
+          <w:instrText xml:space="preserve"> PAGEREF _Toc241883199 \h </w:instrText>
         </w:r>
         <w:r>
           <w:rPr>
@@ -844,7 +844,7 @@
           <w14:ligatures w14:val="standardContextual"/>
         </w:rPr>
       </w:pPr>
-      <w:hyperlink w:anchor="_Toc241879065" w:history="1">
+      <w:hyperlink w:anchor="_Toc241883200" w:history="1">
         <w:r>
           <w:rPr>
             <w:rStyle w:val="Hyperlink"/>
@@ -871,7 +871,7 @@
             <w:noProof/>
             <w:webHidden/>
           </w:rPr>
-          <w:instrText xml:space="preserve"> PAGEREF _Toc241879065 \h </w:instrText>
+          <w:instrText xml:space="preserve"> PAGEREF _Toc241883200 \h </w:instrText>
         </w:r>
         <w:r>
           <w:rPr>
@@ -918,7 +918,7 @@
           <w14:ligatures w14:val="standardContextual"/>
         </w:rPr>
       </w:pPr>
-      <w:hyperlink w:anchor="_Toc241879066" w:history="1">
+      <w:hyperlink w:anchor="_Toc241883201" w:history="1">
         <w:r>
           <w:rPr>
             <w:rStyle w:val="Hyperlink"/>
@@ -945,7 +945,7 @@
             <w:noProof/>
             <w:webHidden/>
           </w:rPr>
-          <w:instrText xml:space="preserve"> PAGEREF _Toc241879066 \h </w:instrText>
+          <w:instrText xml:space="preserve"> PAGEREF _Toc241883201 \h </w:instrText>
         </w:r>
         <w:r>
           <w:rPr>
@@ -992,7 +992,7 @@
           <w14:ligatures w14:val="standardContextual"/>
         </w:rPr>
       </w:pPr>
-      <w:hyperlink w:anchor="_Toc241879067" w:history="1">
+      <w:hyperlink w:anchor="_Toc241883202" w:history="1">
         <w:r>
           <w:rPr>
             <w:rStyle w:val="Hyperlink"/>
@@ -1019,7 +1019,7 @@
             <w:noProof/>
             <w:webHidden/>
           </w:rPr>
-          <w:instrText xml:space="preserve"> PAGEREF _Toc241879067 \h </w:instrText>
+          <w:instrText xml:space="preserve"> PAGEREF _Toc241883202 \h </w:instrText>
         </w:r>
         <w:r>
           <w:rPr>
@@ -1066,7 +1066,7 @@
           <w14:ligatures w14:val="standardContextual"/>
         </w:rPr>
       </w:pPr>
-      <w:hyperlink w:anchor="_Toc241879068" w:history="1">
+      <w:hyperlink w:anchor="_Toc241883203" w:history="1">
         <w:r>
           <w:rPr>
             <w:rStyle w:val="Hyperlink"/>
@@ -1093,7 +1093,7 @@
             <w:noProof/>
             <w:webHidden/>
           </w:rPr>
-          <w:instrText xml:space="preserve"> PAGEREF _Toc241879068 \h </w:instrText>
+          <w:instrText xml:space="preserve"> PAGEREF _Toc241883203 \h </w:instrText>
         </w:r>
         <w:r>
           <w:rPr>
@@ -1140,7 +1140,7 @@
           <w14:ligatures w14:val="standardContextual"/>
         </w:rPr>
       </w:pPr>
-      <w:hyperlink w:anchor="_Toc241879069" w:history="1">
+      <w:hyperlink w:anchor="_Toc241883204" w:history="1">
         <w:r>
           <w:rPr>
             <w:rStyle w:val="Hyperlink"/>
@@ -1167,7 +1167,7 @@
             <w:noProof/>
             <w:webHidden/>
           </w:rPr>
-          <w:instrText xml:space="preserve"> PAGEREF _Toc241879069 \h </w:instrText>
+          <w:instrText xml:space="preserve"> PAGEREF _Toc241883204 \h </w:instrText>
         </w:r>
         <w:r>
           <w:rPr>
@@ -1214,7 +1214,7 @@
           <w14:ligatures w14:val="standardContextual"/>
         </w:rPr>
       </w:pPr>
-      <w:hyperlink w:anchor="_Toc241879070" w:history="1">
+      <w:hyperlink w:anchor="_Toc241883205" w:history="1">
         <w:r>
           <w:rPr>
             <w:rStyle w:val="Hyperlink"/>
@@ -1241,7 +1241,7 @@
             <w:noProof/>
             <w:webHidden/>
           </w:rPr>
-          <w:instrText xml:space="preserve"> PAGEREF _Toc241879070 \h </w:instrText>
+          <w:instrText xml:space="preserve"> PAGEREF _Toc241883205 \h </w:instrText>
         </w:r>
         <w:r>
           <w:rPr>
@@ -1288,7 +1288,7 @@
           <w14:ligatures w14:val="standardContextual"/>
         </w:rPr>
       </w:pPr>
-      <w:hyperlink w:anchor="_Toc241879071" w:history="1">
+      <w:hyperlink w:anchor="_Toc241883206" w:history="1">
         <w:r>
           <w:rPr>
             <w:rStyle w:val="Hyperlink"/>
@@ -1315,7 +1315,7 @@
             <w:noProof/>
             <w:webHidden/>
           </w:rPr>
-          <w:instrText xml:space="preserve"> PAGEREF _Toc241879071 \h </w:instrText>
+          <w:instrText xml:space="preserve"> PAGEREF _Toc241883206 \h </w:instrText>
         </w:r>
         <w:r>
           <w:rPr>
@@ -1362,7 +1362,7 @@
           <w14:ligatures w14:val="standardContextual"/>
         </w:rPr>
       </w:pPr>
-      <w:hyperlink w:anchor="_Toc241879072" w:history="1">
+      <w:hyperlink w:anchor="_Toc241883207" w:history="1">
         <w:r>
           <w:rPr>
             <w:rStyle w:val="Hyperlink"/>
@@ -1389,7 +1389,7 @@
             <w:noProof/>
             <w:webHidden/>
           </w:rPr>
-          <w:instrText xml:space="preserve"> PAGEREF _Toc241879072 \h </w:instrText>
+          <w:instrText xml:space="preserve"> PAGEREF _Toc241883207 \h </w:instrText>
         </w:r>
         <w:r>
           <w:rPr>
@@ -1436,7 +1436,7 @@
           <w14:ligatures w14:val="standardContextual"/>
         </w:rPr>
       </w:pPr>
-      <w:hyperlink w:anchor="_Toc241879073" w:history="1">
+      <w:hyperlink w:anchor="_Toc241883208" w:history="1">
         <w:r>
           <w:rPr>
             <w:rStyle w:val="Hyperlink"/>
@@ -1463,7 +1463,7 @@
             <w:noProof/>
             <w:webHidden/>
           </w:rPr>
-          <w:instrText xml:space="preserve"> PAGEREF _Toc241879073 \h </w:instrText>
+          <w:instrText xml:space="preserve"> PAGEREF _Toc241883208 \h </w:instrText>
         </w:r>
         <w:r>
           <w:rPr>
@@ -1510,7 +1510,7 @@
           <w14:ligatures w14:val="standardContextual"/>
         </w:rPr>
       </w:pPr>
-      <w:hyperlink w:anchor="_Toc241879074" w:history="1">
+      <w:hyperlink w:anchor="_Toc241883209" w:history="1">
         <w:r>
           <w:rPr>
             <w:rStyle w:val="Hyperlink"/>
@@ -1537,7 +1537,7 @@
             <w:noProof/>
             <w:webHidden/>
           </w:rPr>
-          <w:instrText xml:space="preserve"> PAGEREF _Toc241879074 \h </w:instrText>
+          <w:instrText xml:space="preserve"> PAGEREF _Toc241883209 \h </w:instrText>
         </w:r>
         <w:r>
           <w:rPr>
@@ -1584,7 +1584,7 @@
           <w14:ligatures w14:val="standardContextual"/>
         </w:rPr>
       </w:pPr>
-      <w:hyperlink w:anchor="_Toc241879075" w:history="1">
+      <w:hyperlink w:anchor="_Toc241883210" w:history="1">
         <w:r>
           <w:rPr>
             <w:rStyle w:val="Hyperlink"/>
@@ -1611,7 +1611,7 @@
             <w:noProof/>
             <w:webHidden/>
           </w:rPr>
-          <w:instrText xml:space="preserve"> PAGEREF _Toc241879075 \h </w:instrText>
+          <w:instrText xml:space="preserve"> PAGEREF _Toc241883210 \h </w:instrText>
         </w:r>
         <w:r>
           <w:rPr>
@@ -1658,7 +1658,7 @@
           <w14:ligatures w14:val="standardContextual"/>
         </w:rPr>
       </w:pPr>
-      <w:hyperlink w:anchor="_Toc241879076" w:history="1">
+      <w:hyperlink w:anchor="_Toc241883211" w:history="1">
         <w:r>
           <w:rPr>
             <w:rStyle w:val="Hyperlink"/>
@@ -1685,7 +1685,7 @@
             <w:noProof/>
             <w:webHidden/>
           </w:rPr>
-          <w:instrText xml:space="preserve"> PAGEREF _Toc241879076 \h </w:instrText>
+          <w:instrText xml:space="preserve"> PAGEREF _Toc241883211 \h </w:instrText>
         </w:r>
         <w:r>
           <w:rPr>
@@ -1732,7 +1732,7 @@
           <w14:ligatures w14:val="standardContextual"/>
         </w:rPr>
       </w:pPr>
-      <w:hyperlink w:anchor="_Toc241879077" w:history="1">
+      <w:hyperlink w:anchor="_Toc241883212" w:history="1">
         <w:r>
           <w:rPr>
             <w:rStyle w:val="Hyperlink"/>
@@ -1759,7 +1759,7 @@
             <w:noProof/>
             <w:webHidden/>
           </w:rPr>
-          <w:instrText xml:space="preserve"> PAGEREF _Toc241879077 \h </w:instrText>
+          <w:instrText xml:space="preserve"> PAGEREF _Toc241883212 \h </w:instrText>
         </w:r>
         <w:r>
           <w:rPr>
@@ -1806,7 +1806,7 @@
           <w14:ligatures w14:val="standardContextual"/>
         </w:rPr>
       </w:pPr>
-      <w:hyperlink w:anchor="_Toc241879078" w:history="1">
+      <w:hyperlink w:anchor="_Toc241883213" w:history="1">
         <w:r>
           <w:rPr>
             <w:rStyle w:val="Hyperlink"/>
@@ -1833,7 +1833,7 @@
             <w:noProof/>
             <w:webHidden/>
           </w:rPr>
-          <w:instrText xml:space="preserve"> PAGEREF _Toc241879078 \h </w:instrText>
+          <w:instrText xml:space="preserve"> PAGEREF _Toc241883213 \h </w:instrText>
         </w:r>
         <w:r>
           <w:rPr>
@@ -1880,7 +1880,7 @@
           <w14:ligatures w14:val="standardContextual"/>
         </w:rPr>
       </w:pPr>
-      <w:hyperlink w:anchor="_Toc241879079" w:history="1">
+      <w:hyperlink w:anchor="_Toc241883214" w:history="1">
         <w:r>
           <w:rPr>
             <w:rStyle w:val="Hyperlink"/>
@@ -1907,7 +1907,7 @@
             <w:noProof/>
             <w:webHidden/>
           </w:rPr>
-          <w:instrText xml:space="preserve"> PAGEREF _Toc241879079 \h </w:instrText>
+          <w:instrText xml:space="preserve"> PAGEREF _Toc241883214 \h </w:instrText>
         </w:r>
         <w:r>
           <w:rPr>
@@ -1954,7 +1954,7 @@
           <w14:ligatures w14:val="standardContextual"/>
         </w:rPr>
       </w:pPr>
-      <w:hyperlink w:anchor="_Toc241879080" w:history="1">
+      <w:hyperlink w:anchor="_Toc241883215" w:history="1">
         <w:r>
           <w:rPr>
             <w:rStyle w:val="Hyperlink"/>
@@ -1981,7 +1981,7 @@
             <w:noProof/>
             <w:webHidden/>
           </w:rPr>
-          <w:instrText xml:space="preserve"> PAGEREF _Toc241879080 \h </w:instrText>
+          <w:instrText xml:space="preserve"> PAGEREF _Toc241883215 \h </w:instrText>
         </w:r>
         <w:r>
           <w:rPr>
@@ -2028,7 +2028,7 @@
           <w14:ligatures w14:val="standardContextual"/>
         </w:rPr>
       </w:pPr>
-      <w:hyperlink w:anchor="_Toc241879081" w:history="1">
+      <w:hyperlink w:anchor="_Toc241883216" w:history="1">
         <w:r>
           <w:rPr>
             <w:rStyle w:val="Hyperlink"/>
@@ -2055,7 +2055,7 @@
             <w:noProof/>
             <w:webHidden/>
           </w:rPr>
-          <w:instrText xml:space="preserve"> PAGEREF _Toc241879081 \h </w:instrText>
+          <w:instrText xml:space="preserve"> PAGEREF _Toc241883216 \h </w:instrText>
         </w:r>
         <w:r>
           <w:rPr>
@@ -2102,7 +2102,7 @@
           <w14:ligatures w14:val="standardContextual"/>
         </w:rPr>
       </w:pPr>
-      <w:hyperlink w:anchor="_Toc241879082" w:history="1">
+      <w:hyperlink w:anchor="_Toc241883217" w:history="1">
         <w:r>
           <w:rPr>
             <w:rStyle w:val="Hyperlink"/>
@@ -2129,7 +2129,7 @@
             <w:noProof/>
             <w:webHidden/>
           </w:rPr>
-          <w:instrText xml:space="preserve"> PAGEREF _Toc241879082 \h </w:instrText>
+          <w:instrText xml:space="preserve"> PAGEREF _Toc241883217 \h </w:instrText>
         </w:r>
         <w:r>
           <w:rPr>
@@ -2176,7 +2176,7 @@
           <w14:ligatures w14:val="standardContextual"/>
         </w:rPr>
       </w:pPr>
-      <w:hyperlink w:anchor="_Toc241879083" w:history="1">
+      <w:hyperlink w:anchor="_Toc241883218" w:history="1">
         <w:r>
           <w:rPr>
             <w:rStyle w:val="Hyperlink"/>
@@ -2203,7 +2203,7 @@
             <w:noProof/>
             <w:webHidden/>
           </w:rPr>
-          <w:instrText xml:space="preserve"> PAGEREF _Toc241879083 \h </w:instrText>
+          <w:instrText xml:space="preserve"> PAGEREF _Toc241883218 \h </w:instrText>
         </w:r>
         <w:r>
           <w:rPr>
@@ -2250,7 +2250,7 @@
           <w14:ligatures w14:val="standardContextual"/>
         </w:rPr>
       </w:pPr>
-      <w:hyperlink w:anchor="_Toc241879084" w:history="1">
+      <w:hyperlink w:anchor="_Toc241883219" w:history="1">
         <w:r>
           <w:rPr>
             <w:rStyle w:val="Hyperlink"/>
@@ -2277,7 +2277,7 @@
             <w:noProof/>
             <w:webHidden/>
           </w:rPr>
-          <w:instrText xml:space="preserve"> PAGEREF _Toc241879084 \h </w:instrText>
+          <w:instrText xml:space="preserve"> PAGEREF _Toc241883219 \h </w:instrText>
         </w:r>
         <w:r>
           <w:rPr>
@@ -2324,7 +2324,7 @@
           <w14:ligatures w14:val="standardContextual"/>
         </w:rPr>
       </w:pPr>
-      <w:hyperlink w:anchor="_Toc241879085" w:history="1">
+      <w:hyperlink w:anchor="_Toc241883220" w:history="1">
         <w:r>
           <w:rPr>
             <w:rStyle w:val="Hyperlink"/>
@@ -2351,7 +2351,7 @@
             <w:noProof/>
             <w:webHidden/>
           </w:rPr>
-          <w:instrText xml:space="preserve"> PAGEREF _Toc241879085 \h </w:instrText>
+          <w:instrText xml:space="preserve"> PAGEREF _Toc241883220 \h </w:instrText>
         </w:r>
         <w:r>
           <w:rPr>
@@ -2371,7 +2371,7 @@
             <w:noProof/>
             <w:webHidden/>
           </w:rPr>
-          <w:t>21</w:t>
+          <w:t>22</w:t>
         </w:r>
         <w:r>
           <w:rPr>
@@ -2398,7 +2398,7 @@
           <w14:ligatures w14:val="standardContextual"/>
         </w:rPr>
       </w:pPr>
-      <w:hyperlink w:anchor="_Toc241879086" w:history="1">
+      <w:hyperlink w:anchor="_Toc241883221" w:history="1">
         <w:r>
           <w:rPr>
             <w:rStyle w:val="Hyperlink"/>
@@ -2425,7 +2425,7 @@
             <w:noProof/>
             <w:webHidden/>
           </w:rPr>
-          <w:instrText xml:space="preserve"> PAGEREF _Toc241879086 \h </w:instrText>
+          <w:instrText xml:space="preserve"> PAGEREF _Toc241883221 \h </w:instrText>
         </w:r>
         <w:r>
           <w:rPr>
@@ -2445,7 +2445,7 @@
             <w:noProof/>
             <w:webHidden/>
           </w:rPr>
-          <w:t>21</w:t>
+          <w:t>22</w:t>
         </w:r>
         <w:r>
           <w:rPr>
@@ -2472,7 +2472,7 @@
           <w14:ligatures w14:val="standardContextual"/>
         </w:rPr>
       </w:pPr>
-      <w:hyperlink w:anchor="_Toc241879087" w:history="1">
+      <w:hyperlink w:anchor="_Toc241883222" w:history="1">
         <w:r>
           <w:rPr>
             <w:rStyle w:val="Hyperlink"/>
@@ -2499,7 +2499,7 @@
             <w:noProof/>
             <w:webHidden/>
           </w:rPr>
-          <w:instrText xml:space="preserve"> PAGEREF _Toc241879087 \h </w:instrText>
+          <w:instrText xml:space="preserve"> PAGEREF _Toc241883222 \h </w:instrText>
         </w:r>
         <w:r>
           <w:rPr>
@@ -2546,7 +2546,7 @@
           <w14:ligatures w14:val="standardContextual"/>
         </w:rPr>
       </w:pPr>
-      <w:hyperlink w:anchor="_Toc241879088" w:history="1">
+      <w:hyperlink w:anchor="_Toc241883223" w:history="1">
         <w:r>
           <w:rPr>
             <w:rStyle w:val="Hyperlink"/>
@@ -2573,7 +2573,7 @@
             <w:noProof/>
             <w:webHidden/>
           </w:rPr>
-          <w:instrText xml:space="preserve"> PAGEREF _Toc241879088 \h </w:instrText>
+          <w:instrText xml:space="preserve"> PAGEREF _Toc241883223 \h </w:instrText>
         </w:r>
         <w:r>
           <w:rPr>
@@ -2593,7 +2593,7 @@
             <w:noProof/>
             <w:webHidden/>
           </w:rPr>
-          <w:t>22</w:t>
+          <w:t>23</w:t>
         </w:r>
         <w:r>
           <w:rPr>
@@ -2620,7 +2620,7 @@
           <w14:ligatures w14:val="standardContextual"/>
         </w:rPr>
       </w:pPr>
-      <w:hyperlink w:anchor="_Toc241879089" w:history="1">
+      <w:hyperlink w:anchor="_Toc241883224" w:history="1">
         <w:r>
           <w:rPr>
             <w:rStyle w:val="Hyperlink"/>
@@ -2647,7 +2647,7 @@
             <w:noProof/>
             <w:webHidden/>
           </w:rPr>
-          <w:instrText xml:space="preserve"> PAGEREF _Toc241879089 \h </w:instrText>
+          <w:instrText xml:space="preserve"> PAGEREF _Toc241883224 \h </w:instrText>
         </w:r>
         <w:r>
           <w:rPr>
@@ -2694,7 +2694,7 @@
           <w14:ligatures w14:val="standardContextual"/>
         </w:rPr>
       </w:pPr>
-      <w:hyperlink w:anchor="_Toc241879090" w:history="1">
+      <w:hyperlink w:anchor="_Toc241883225" w:history="1">
         <w:r>
           <w:rPr>
             <w:rStyle w:val="Hyperlink"/>
@@ -2721,7 +2721,7 @@
             <w:noProof/>
             <w:webHidden/>
           </w:rPr>
-          <w:instrText xml:space="preserve"> PAGEREF _Toc241879090 \h </w:instrText>
+          <w:instrText xml:space="preserve"> PAGEREF _Toc241883225 \h </w:instrText>
         </w:r>
         <w:r>
           <w:rPr>
@@ -2768,7 +2768,7 @@
           <w14:ligatures w14:val="standardContextual"/>
         </w:rPr>
       </w:pPr>
-      <w:hyperlink w:anchor="_Toc241879091" w:history="1">
+      <w:hyperlink w:anchor="_Toc241883226" w:history="1">
         <w:r>
           <w:rPr>
             <w:rStyle w:val="Hyperlink"/>
@@ -2795,7 +2795,7 @@
             <w:noProof/>
             <w:webHidden/>
           </w:rPr>
-          <w:instrText xml:space="preserve"> PAGEREF _Toc241879091 \h </w:instrText>
+          <w:instrText xml:space="preserve"> PAGEREF _Toc241883226 \h </w:instrText>
         </w:r>
         <w:r>
           <w:rPr>
@@ -2842,7 +2842,7 @@
           <w14:ligatures w14:val="standardContextual"/>
         </w:rPr>
       </w:pPr>
-      <w:hyperlink w:anchor="_Toc241879092" w:history="1">
+      <w:hyperlink w:anchor="_Toc241883227" w:history="1">
         <w:r>
           <w:rPr>
             <w:rStyle w:val="Hyperlink"/>
@@ -2869,7 +2869,7 @@
             <w:noProof/>
             <w:webHidden/>
           </w:rPr>
-          <w:instrText xml:space="preserve"> PAGEREF _Toc241879092 \h </w:instrText>
+          <w:instrText xml:space="preserve"> PAGEREF _Toc241883227 \h </w:instrText>
         </w:r>
         <w:r>
           <w:rPr>
@@ -2889,7 +2889,7 @@
             <w:noProof/>
             <w:webHidden/>
           </w:rPr>
-          <w:t>24</w:t>
+          <w:t>25</w:t>
         </w:r>
         <w:r>
           <w:rPr>
@@ -2916,7 +2916,7 @@
           <w14:ligatures w14:val="standardContextual"/>
         </w:rPr>
       </w:pPr>
-      <w:hyperlink w:anchor="_Toc241879093" w:history="1">
+      <w:hyperlink w:anchor="_Toc241883228" w:history="1">
         <w:r>
           <w:rPr>
             <w:rStyle w:val="Hyperlink"/>
@@ -2943,7 +2943,7 @@
             <w:noProof/>
             <w:webHidden/>
           </w:rPr>
-          <w:instrText xml:space="preserve"> PAGEREF _Toc241879093 \h </w:instrText>
+          <w:instrText xml:space="preserve"> PAGEREF _Toc241883228 \h </w:instrText>
         </w:r>
         <w:r>
           <w:rPr>
@@ -2963,7 +2963,7 @@
             <w:noProof/>
             <w:webHidden/>
           </w:rPr>
-          <w:t>25</w:t>
+          <w:t>26</w:t>
         </w:r>
         <w:r>
           <w:rPr>
@@ -2990,7 +2990,7 @@
           <w14:ligatures w14:val="standardContextual"/>
         </w:rPr>
       </w:pPr>
-      <w:hyperlink w:anchor="_Toc241879094" w:history="1">
+      <w:hyperlink w:anchor="_Toc241883229" w:history="1">
         <w:r>
           <w:rPr>
             <w:rStyle w:val="Hyperlink"/>
@@ -3017,7 +3017,7 @@
             <w:noProof/>
             <w:webHidden/>
           </w:rPr>
-          <w:instrText xml:space="preserve"> PAGEREF _Toc241879094 \h </w:instrText>
+          <w:instrText xml:space="preserve"> PAGEREF _Toc241883229 \h </w:instrText>
         </w:r>
         <w:r>
           <w:rPr>
@@ -3037,7 +3037,7 @@
             <w:noProof/>
             <w:webHidden/>
           </w:rPr>
-          <w:t>25</w:t>
+          <w:t>26</w:t>
         </w:r>
         <w:r>
           <w:rPr>
@@ -3064,7 +3064,7 @@
           <w14:ligatures w14:val="standardContextual"/>
         </w:rPr>
       </w:pPr>
-      <w:hyperlink w:anchor="_Toc241879095" w:history="1">
+      <w:hyperlink w:anchor="_Toc241883230" w:history="1">
         <w:r>
           <w:rPr>
             <w:rStyle w:val="Hyperlink"/>
@@ -3091,7 +3091,7 @@
             <w:noProof/>
             <w:webHidden/>
           </w:rPr>
-          <w:instrText xml:space="preserve"> PAGEREF _Toc241879095 \h </w:instrText>
+          <w:instrText xml:space="preserve"> PAGEREF _Toc241883230 \h </w:instrText>
         </w:r>
         <w:r>
           <w:rPr>
@@ -3138,7 +3138,7 @@
           <w14:ligatures w14:val="standardContextual"/>
         </w:rPr>
       </w:pPr>
-      <w:hyperlink w:anchor="_Toc241879096" w:history="1">
+      <w:hyperlink w:anchor="_Toc241883231" w:history="1">
         <w:r>
           <w:rPr>
             <w:rStyle w:val="Hyperlink"/>
@@ -3165,7 +3165,7 @@
             <w:noProof/>
             <w:webHidden/>
           </w:rPr>
-          <w:instrText xml:space="preserve"> PAGEREF _Toc241879096 \h </w:instrText>
+          <w:instrText xml:space="preserve"> PAGEREF _Toc241883231 \h </w:instrText>
         </w:r>
         <w:r>
           <w:rPr>
@@ -3212,7 +3212,7 @@
           <w14:ligatures w14:val="standardContextual"/>
         </w:rPr>
       </w:pPr>
-      <w:hyperlink w:anchor="_Toc241879097" w:history="1">
+      <w:hyperlink w:anchor="_Toc241883232" w:history="1">
         <w:r>
           <w:rPr>
             <w:rStyle w:val="Hyperlink"/>
@@ -3239,7 +3239,7 @@
             <w:noProof/>
             <w:webHidden/>
           </w:rPr>
-          <w:instrText xml:space="preserve"> PAGEREF _Toc241879097 \h </w:instrText>
+          <w:instrText xml:space="preserve"> PAGEREF _Toc241883232 \h </w:instrText>
         </w:r>
         <w:r>
           <w:rPr>
@@ -3259,7 +3259,7 @@
             <w:noProof/>
             <w:webHidden/>
           </w:rPr>
-          <w:t>27</w:t>
+          <w:t>28</w:t>
         </w:r>
         <w:r>
           <w:rPr>
@@ -3286,7 +3286,7 @@
           <w14:ligatures w14:val="standardContextual"/>
         </w:rPr>
       </w:pPr>
-      <w:hyperlink w:anchor="_Toc241879098" w:history="1">
+      <w:hyperlink w:anchor="_Toc241883233" w:history="1">
         <w:r>
           <w:rPr>
             <w:rStyle w:val="Hyperlink"/>
@@ -3313,7 +3313,7 @@
             <w:noProof/>
             <w:webHidden/>
           </w:rPr>
-          <w:instrText xml:space="preserve"> PAGEREF _Toc241879098 \h </w:instrText>
+          <w:instrText xml:space="preserve"> PAGEREF _Toc241883233 \h </w:instrText>
         </w:r>
         <w:r>
           <w:rPr>
@@ -3333,7 +3333,7 @@
             <w:noProof/>
             <w:webHidden/>
           </w:rPr>
-          <w:t>27</w:t>
+          <w:t>28</w:t>
         </w:r>
         <w:r>
           <w:rPr>
@@ -3360,7 +3360,7 @@
           <w14:ligatures w14:val="standardContextual"/>
         </w:rPr>
       </w:pPr>
-      <w:hyperlink w:anchor="_Toc241879099" w:history="1">
+      <w:hyperlink w:anchor="_Toc241883234" w:history="1">
         <w:r>
           <w:rPr>
             <w:rStyle w:val="Hyperlink"/>
@@ -3387,7 +3387,7 @@
             <w:noProof/>
             <w:webHidden/>
           </w:rPr>
-          <w:instrText xml:space="preserve"> PAGEREF _Toc241879099 \h </w:instrText>
+          <w:instrText xml:space="preserve"> PAGEREF _Toc241883234 \h </w:instrText>
         </w:r>
         <w:r>
           <w:rPr>
@@ -3434,7 +3434,7 @@
           <w14:ligatures w14:val="standardContextual"/>
         </w:rPr>
       </w:pPr>
-      <w:hyperlink w:anchor="_Toc241879100" w:history="1">
+      <w:hyperlink w:anchor="_Toc241883235" w:history="1">
         <w:r>
           <w:rPr>
             <w:rStyle w:val="Hyperlink"/>
@@ -3461,7 +3461,7 @@
             <w:noProof/>
             <w:webHidden/>
           </w:rPr>
-          <w:instrText xml:space="preserve"> PAGEREF _Toc241879100 \h </w:instrText>
+          <w:instrText xml:space="preserve"> PAGEREF _Toc241883235 \h </w:instrText>
         </w:r>
         <w:r>
           <w:rPr>
@@ -3508,7 +3508,7 @@
           <w14:ligatures w14:val="standardContextual"/>
         </w:rPr>
       </w:pPr>
-      <w:hyperlink w:anchor="_Toc241879101" w:history="1">
+      <w:hyperlink w:anchor="_Toc241883236" w:history="1">
         <w:r>
           <w:rPr>
             <w:rStyle w:val="Hyperlink"/>
@@ -3535,7 +3535,7 @@
             <w:noProof/>
             <w:webHidden/>
           </w:rPr>
-          <w:instrText xml:space="preserve"> PAGEREF _Toc241879101 \h </w:instrText>
+          <w:instrText xml:space="preserve"> PAGEREF _Toc241883236 \h </w:instrText>
         </w:r>
         <w:r>
           <w:rPr>
@@ -3582,7 +3582,7 @@
           <w14:ligatures w14:val="standardContextual"/>
         </w:rPr>
       </w:pPr>
-      <w:hyperlink w:anchor="_Toc241879102" w:history="1">
+      <w:hyperlink w:anchor="_Toc241883237" w:history="1">
         <w:r>
           <w:rPr>
             <w:rStyle w:val="Hyperlink"/>
@@ -3609,7 +3609,7 @@
             <w:noProof/>
             <w:webHidden/>
           </w:rPr>
-          <w:instrText xml:space="preserve"> PAGEREF _Toc241879102 \h </w:instrText>
+          <w:instrText xml:space="preserve"> PAGEREF _Toc241883237 \h </w:instrText>
         </w:r>
         <w:r>
           <w:rPr>
@@ -3629,7 +3629,7 @@
             <w:noProof/>
             <w:webHidden/>
           </w:rPr>
-          <w:t>30</w:t>
+          <w:t>31</w:t>
         </w:r>
         <w:r>
           <w:rPr>
@@ -3656,7 +3656,7 @@
           <w14:ligatures w14:val="standardContextual"/>
         </w:rPr>
       </w:pPr>
-      <w:hyperlink w:anchor="_Toc241879103" w:history="1">
+      <w:hyperlink w:anchor="_Toc241883238" w:history="1">
         <w:r>
           <w:rPr>
             <w:rStyle w:val="Hyperlink"/>
@@ -3683,7 +3683,7 @@
             <w:noProof/>
             <w:webHidden/>
           </w:rPr>
-          <w:instrText xml:space="preserve"> PAGEREF _Toc241879103 \h </w:instrText>
+          <w:instrText xml:space="preserve"> PAGEREF _Toc241883238 \h </w:instrText>
         </w:r>
         <w:r>
           <w:rPr>
@@ -3703,7 +3703,7 @@
             <w:noProof/>
             <w:webHidden/>
           </w:rPr>
-          <w:t>30</w:t>
+          <w:t>31</w:t>
         </w:r>
         <w:r>
           <w:rPr>
@@ -3730,7 +3730,7 @@
           <w14:ligatures w14:val="standardContextual"/>
         </w:rPr>
       </w:pPr>
-      <w:hyperlink w:anchor="_Toc241879104" w:history="1">
+      <w:hyperlink w:anchor="_Toc241883239" w:history="1">
         <w:r>
           <w:rPr>
             <w:rStyle w:val="Hyperlink"/>
@@ -3757,7 +3757,7 @@
             <w:noProof/>
             <w:webHidden/>
           </w:rPr>
-          <w:instrText xml:space="preserve"> PAGEREF _Toc241879104 \h </w:instrText>
+          <w:instrText xml:space="preserve"> PAGEREF _Toc241883239 \h </w:instrText>
         </w:r>
         <w:r>
           <w:rPr>
@@ -3777,7 +3777,7 @@
             <w:noProof/>
             <w:webHidden/>
           </w:rPr>
-          <w:t>34</w:t>
+          <w:t>35</w:t>
         </w:r>
         <w:r>
           <w:rPr>
@@ -3804,7 +3804,7 @@
           <w14:ligatures w14:val="standardContextual"/>
         </w:rPr>
       </w:pPr>
-      <w:hyperlink w:anchor="_Toc241879105" w:history="1">
+      <w:hyperlink w:anchor="_Toc241883240" w:history="1">
         <w:r>
           <w:rPr>
             <w:rStyle w:val="Hyperlink"/>
@@ -3831,7 +3831,7 @@
             <w:noProof/>
             <w:webHidden/>
           </w:rPr>
-          <w:instrText xml:space="preserve"> PAGEREF _Toc241879105 \h </w:instrText>
+          <w:instrText xml:space="preserve"> PAGEREF _Toc241883240 \h </w:instrText>
         </w:r>
         <w:r>
           <w:rPr>
@@ -3851,7 +3851,7 @@
             <w:noProof/>
             <w:webHidden/>
           </w:rPr>
-          <w:t>34</w:t>
+          <w:t>35</w:t>
         </w:r>
         <w:r>
           <w:rPr>
@@ -3878,7 +3878,7 @@
           <w14:ligatures w14:val="standardContextual"/>
         </w:rPr>
       </w:pPr>
-      <w:hyperlink w:anchor="_Toc241879106" w:history="1">
+      <w:hyperlink w:anchor="_Toc241883241" w:history="1">
         <w:r>
           <w:rPr>
             <w:rStyle w:val="Hyperlink"/>
@@ -3905,7 +3905,7 @@
             <w:noProof/>
             <w:webHidden/>
           </w:rPr>
-          <w:instrText xml:space="preserve"> PAGEREF _Toc241879106 \h </w:instrText>
+          <w:instrText xml:space="preserve"> PAGEREF _Toc241883241 \h </w:instrText>
         </w:r>
         <w:r>
           <w:rPr>
@@ -3952,7 +3952,7 @@
           <w14:ligatures w14:val="standardContextual"/>
         </w:rPr>
       </w:pPr>
-      <w:hyperlink w:anchor="_Toc241879107" w:history="1">
+      <w:hyperlink w:anchor="_Toc241883242" w:history="1">
         <w:r>
           <w:rPr>
             <w:rStyle w:val="Hyperlink"/>
@@ -3979,7 +3979,7 @@
             <w:noProof/>
             <w:webHidden/>
           </w:rPr>
-          <w:instrText xml:space="preserve"> PAGEREF _Toc241879107 \h </w:instrText>
+          <w:instrText xml:space="preserve"> PAGEREF _Toc241883242 \h </w:instrText>
         </w:r>
         <w:r>
           <w:rPr>
@@ -3999,7 +3999,7 @@
             <w:noProof/>
             <w:webHidden/>
           </w:rPr>
-          <w:t>35</w:t>
+          <w:t>36</w:t>
         </w:r>
         <w:r>
           <w:rPr>
@@ -4026,7 +4026,7 @@
           <w14:ligatures w14:val="standardContextual"/>
         </w:rPr>
       </w:pPr>
-      <w:hyperlink w:anchor="_Toc241879108" w:history="1">
+      <w:hyperlink w:anchor="_Toc241883243" w:history="1">
         <w:r>
           <w:rPr>
             <w:rStyle w:val="Hyperlink"/>
@@ -4053,7 +4053,7 @@
             <w:noProof/>
             <w:webHidden/>
           </w:rPr>
-          <w:instrText xml:space="preserve"> PAGEREF _Toc241879108 \h </w:instrText>
+          <w:instrText xml:space="preserve"> PAGEREF _Toc241883243 \h </w:instrText>
         </w:r>
         <w:r>
           <w:rPr>
@@ -4073,7 +4073,7 @@
             <w:noProof/>
             <w:webHidden/>
           </w:rPr>
-          <w:t>35</w:t>
+          <w:t>36</w:t>
         </w:r>
         <w:r>
           <w:rPr>
@@ -4100,7 +4100,7 @@
           <w14:ligatures w14:val="standardContextual"/>
         </w:rPr>
       </w:pPr>
-      <w:hyperlink w:anchor="_Toc241879109" w:history="1">
+      <w:hyperlink w:anchor="_Toc241883244" w:history="1">
         <w:r>
           <w:rPr>
             <w:rStyle w:val="Hyperlink"/>
@@ -4127,7 +4127,7 @@
             <w:noProof/>
             <w:webHidden/>
           </w:rPr>
-          <w:instrText xml:space="preserve"> PAGEREF _Toc241879109 \h </w:instrText>
+          <w:instrText xml:space="preserve"> PAGEREF _Toc241883244 \h </w:instrText>
         </w:r>
         <w:r>
           <w:rPr>
@@ -4147,7 +4147,7 @@
             <w:noProof/>
             <w:webHidden/>
           </w:rPr>
-          <w:t>36</w:t>
+          <w:t>37</w:t>
         </w:r>
         <w:r>
           <w:rPr>
@@ -4174,7 +4174,7 @@
           <w14:ligatures w14:val="standardContextual"/>
         </w:rPr>
       </w:pPr>
-      <w:hyperlink w:anchor="_Toc241879110" w:history="1">
+      <w:hyperlink w:anchor="_Toc241883245" w:history="1">
         <w:r>
           <w:rPr>
             <w:rStyle w:val="Hyperlink"/>
@@ -4201,7 +4201,7 @@
             <w:noProof/>
             <w:webHidden/>
           </w:rPr>
-          <w:instrText xml:space="preserve"> PAGEREF _Toc241879110 \h </w:instrText>
+          <w:instrText xml:space="preserve"> PAGEREF _Toc241883245 \h </w:instrText>
         </w:r>
         <w:r>
           <w:rPr>
@@ -4221,7 +4221,7 @@
             <w:noProof/>
             <w:webHidden/>
           </w:rPr>
-          <w:t>38</w:t>
+          <w:t>39</w:t>
         </w:r>
         <w:r>
           <w:rPr>
@@ -4248,7 +4248,7 @@
           <w14:ligatures w14:val="standardContextual"/>
         </w:rPr>
       </w:pPr>
-      <w:hyperlink w:anchor="_Toc241879111" w:history="1">
+      <w:hyperlink w:anchor="_Toc241883246" w:history="1">
         <w:r>
           <w:rPr>
             <w:rStyle w:val="Hyperlink"/>
@@ -4275,7 +4275,7 @@
             <w:noProof/>
             <w:webHidden/>
           </w:rPr>
-          <w:instrText xml:space="preserve"> PAGEREF _Toc241879111 \h </w:instrText>
+          <w:instrText xml:space="preserve"> PAGEREF _Toc241883246 \h </w:instrText>
         </w:r>
         <w:r>
           <w:rPr>
@@ -4322,7 +4322,7 @@
           <w14:ligatures w14:val="standardContextual"/>
         </w:rPr>
       </w:pPr>
-      <w:hyperlink w:anchor="_Toc241879112" w:history="1">
+      <w:hyperlink w:anchor="_Toc241883247" w:history="1">
         <w:r>
           <w:rPr>
             <w:rStyle w:val="Hyperlink"/>
@@ -4349,7 +4349,7 @@
             <w:noProof/>
             <w:webHidden/>
           </w:rPr>
-          <w:instrText xml:space="preserve"> PAGEREF _Toc241879112 \h </w:instrText>
+          <w:instrText xml:space="preserve"> PAGEREF _Toc241883247 \h </w:instrText>
         </w:r>
         <w:r>
           <w:rPr>
@@ -4369,7 +4369,7 @@
             <w:noProof/>
             <w:webHidden/>
           </w:rPr>
-          <w:t>40</w:t>
+          <w:t>41</w:t>
         </w:r>
         <w:r>
           <w:rPr>
@@ -4396,7 +4396,7 @@
           <w14:ligatures w14:val="standardContextual"/>
         </w:rPr>
       </w:pPr>
-      <w:hyperlink w:anchor="_Toc241879113" w:history="1">
+      <w:hyperlink w:anchor="_Toc241883248" w:history="1">
         <w:r>
           <w:rPr>
             <w:rStyle w:val="Hyperlink"/>
@@ -4423,7 +4423,7 @@
             <w:noProof/>
             <w:webHidden/>
           </w:rPr>
-          <w:instrText xml:space="preserve"> PAGEREF _Toc241879113 \h </w:instrText>
+          <w:instrText xml:space="preserve"> PAGEREF _Toc241883248 \h </w:instrText>
         </w:r>
         <w:r>
           <w:rPr>
@@ -4443,7 +4443,7 @@
             <w:noProof/>
             <w:webHidden/>
           </w:rPr>
-          <w:t>41</w:t>
+          <w:t>42</w:t>
         </w:r>
         <w:r>
           <w:rPr>
@@ -4470,7 +4470,7 @@
           <w14:ligatures w14:val="standardContextual"/>
         </w:rPr>
       </w:pPr>
-      <w:hyperlink w:anchor="_Toc241879114" w:history="1">
+      <w:hyperlink w:anchor="_Toc241883249" w:history="1">
         <w:r>
           <w:rPr>
             <w:rStyle w:val="Hyperlink"/>
@@ -4497,7 +4497,7 @@
             <w:noProof/>
             <w:webHidden/>
           </w:rPr>
-          <w:instrText xml:space="preserve"> PAGEREF _Toc241879114 \h </w:instrText>
+          <w:instrText xml:space="preserve"> PAGEREF _Toc241883249 \h </w:instrText>
         </w:r>
         <w:r>
           <w:rPr>
@@ -4517,7 +4517,7 @@
             <w:noProof/>
             <w:webHidden/>
           </w:rPr>
-          <w:t>41</w:t>
+          <w:t>42</w:t>
         </w:r>
         <w:r>
           <w:rPr>
@@ -4544,7 +4544,7 @@
           <w14:ligatures w14:val="standardContextual"/>
         </w:rPr>
       </w:pPr>
-      <w:hyperlink w:anchor="_Toc241879115" w:history="1">
+      <w:hyperlink w:anchor="_Toc241883250" w:history="1">
         <w:r>
           <w:rPr>
             <w:rStyle w:val="Hyperlink"/>
@@ -4571,7 +4571,7 @@
             <w:noProof/>
             <w:webHidden/>
           </w:rPr>
-          <w:instrText xml:space="preserve"> PAGEREF _Toc241879115 \h </w:instrText>
+          <w:instrText xml:space="preserve"> PAGEREF _Toc241883250 \h </w:instrText>
         </w:r>
         <w:r>
           <w:rPr>
@@ -4618,7 +4618,7 @@
           <w14:ligatures w14:val="standardContextual"/>
         </w:rPr>
       </w:pPr>
-      <w:hyperlink w:anchor="_Toc241879116" w:history="1">
+      <w:hyperlink w:anchor="_Toc241883251" w:history="1">
         <w:r>
           <w:rPr>
             <w:rStyle w:val="Hyperlink"/>
@@ -4645,7 +4645,7 @@
             <w:noProof/>
             <w:webHidden/>
           </w:rPr>
-          <w:instrText xml:space="preserve"> PAGEREF _Toc241879116 \h </w:instrText>
+          <w:instrText xml:space="preserve"> PAGEREF _Toc241883251 \h </w:instrText>
         </w:r>
         <w:r>
           <w:rPr>
@@ -4692,7 +4692,7 @@
           <w14:ligatures w14:val="standardContextual"/>
         </w:rPr>
       </w:pPr>
-      <w:hyperlink w:anchor="_Toc241879117" w:history="1">
+      <w:hyperlink w:anchor="_Toc241883252" w:history="1">
         <w:r>
           <w:rPr>
             <w:rStyle w:val="Hyperlink"/>
@@ -4719,7 +4719,7 @@
             <w:noProof/>
             <w:webHidden/>
           </w:rPr>
-          <w:instrText xml:space="preserve"> PAGEREF _Toc241879117 \h </w:instrText>
+          <w:instrText xml:space="preserve"> PAGEREF _Toc241883252 \h </w:instrText>
         </w:r>
         <w:r>
           <w:rPr>
@@ -4739,7 +4739,7 @@
             <w:noProof/>
             <w:webHidden/>
           </w:rPr>
-          <w:t>44</w:t>
+          <w:t>45</w:t>
         </w:r>
         <w:r>
           <w:rPr>
@@ -4766,7 +4766,7 @@
           <w14:ligatures w14:val="standardContextual"/>
         </w:rPr>
       </w:pPr>
-      <w:hyperlink w:anchor="_Toc241879118" w:history="1">
+      <w:hyperlink w:anchor="_Toc241883253" w:history="1">
         <w:r>
           <w:rPr>
             <w:rStyle w:val="Hyperlink"/>
@@ -4793,7 +4793,7 @@
             <w:noProof/>
             <w:webHidden/>
           </w:rPr>
-          <w:instrText xml:space="preserve"> PAGEREF _Toc241879118 \h </w:instrText>
+          <w:instrText xml:space="preserve"> PAGEREF _Toc241883253 \h </w:instrText>
         </w:r>
         <w:r>
           <w:rPr>
@@ -4813,7 +4813,7 @@
             <w:noProof/>
             <w:webHidden/>
           </w:rPr>
-          <w:t>44</w:t>
+          <w:t>45</w:t>
         </w:r>
         <w:r>
           <w:rPr>
@@ -4840,7 +4840,7 @@
           <w14:ligatures w14:val="standardContextual"/>
         </w:rPr>
       </w:pPr>
-      <w:hyperlink w:anchor="_Toc241879119" w:history="1">
+      <w:hyperlink w:anchor="_Toc241883254" w:history="1">
         <w:r>
           <w:rPr>
             <w:rStyle w:val="Hyperlink"/>
@@ -4867,7 +4867,7 @@
             <w:noProof/>
             <w:webHidden/>
           </w:rPr>
-          <w:instrText xml:space="preserve"> PAGEREF _Toc241879119 \h </w:instrText>
+          <w:instrText xml:space="preserve"> PAGEREF _Toc241883254 \h </w:instrText>
         </w:r>
         <w:r>
           <w:rPr>
@@ -4887,7 +4887,7 @@
             <w:noProof/>
             <w:webHidden/>
           </w:rPr>
-          <w:t>45</w:t>
+          <w:t>46</w:t>
         </w:r>
         <w:r>
           <w:rPr>
@@ -4914,7 +4914,7 @@
           <w14:ligatures w14:val="standardContextual"/>
         </w:rPr>
       </w:pPr>
-      <w:hyperlink w:anchor="_Toc241879120" w:history="1">
+      <w:hyperlink w:anchor="_Toc241883255" w:history="1">
         <w:r>
           <w:rPr>
             <w:rStyle w:val="Hyperlink"/>
@@ -4941,7 +4941,7 @@
             <w:noProof/>
             <w:webHidden/>
           </w:rPr>
-          <w:instrText xml:space="preserve"> PAGEREF _Toc241879120 \h </w:instrText>
+          <w:instrText xml:space="preserve"> PAGEREF _Toc241883255 \h </w:instrText>
         </w:r>
         <w:r>
           <w:rPr>
@@ -4988,7 +4988,7 @@
           <w14:ligatures w14:val="standardContextual"/>
         </w:rPr>
       </w:pPr>
-      <w:hyperlink w:anchor="_Toc241879121" w:history="1">
+      <w:hyperlink w:anchor="_Toc241883256" w:history="1">
         <w:r>
           <w:rPr>
             <w:rStyle w:val="Hyperlink"/>
@@ -5015,7 +5015,7 @@
             <w:noProof/>
             <w:webHidden/>
           </w:rPr>
-          <w:instrText xml:space="preserve"> PAGEREF _Toc241879121 \h </w:instrText>
+          <w:instrText xml:space="preserve"> PAGEREF _Toc241883256 \h </w:instrText>
         </w:r>
         <w:r>
           <w:rPr>
@@ -5062,7 +5062,7 @@
           <w14:ligatures w14:val="standardContextual"/>
         </w:rPr>
       </w:pPr>
-      <w:hyperlink w:anchor="_Toc241879122" w:history="1">
+      <w:hyperlink w:anchor="_Toc241883257" w:history="1">
         <w:r>
           <w:rPr>
             <w:rStyle w:val="Hyperlink"/>
@@ -5089,7 +5089,7 @@
             <w:noProof/>
             <w:webHidden/>
           </w:rPr>
-          <w:instrText xml:space="preserve"> PAGEREF _Toc241879122 \h </w:instrText>
+          <w:instrText xml:space="preserve"> PAGEREF _Toc241883257 \h </w:instrText>
         </w:r>
         <w:r>
           <w:rPr>
@@ -5109,7 +5109,7 @@
             <w:noProof/>
             <w:webHidden/>
           </w:rPr>
-          <w:t>47</w:t>
+          <w:t>48</w:t>
         </w:r>
         <w:r>
           <w:rPr>
@@ -5130,7 +5130,7 @@
         <w:pStyle w:val="Heading1"/>
         <w:pageBreakBefore/>
       </w:pPr>
-      <w:bookmarkStart w:id="0" w:name="_Toc241879060"/>
+      <w:bookmarkStart w:id="0" w:name="_Toc241883195"/>
       <w:r>
         <w:lastRenderedPageBreak/>
         <w:t>About this document</w:t>
@@ -5149,7 +5149,7 @@
       <w:pPr>
         <w:pStyle w:val="Heading2"/>
       </w:pPr>
-      <w:bookmarkStart w:id="1" w:name="_Toc241879061"/>
+      <w:bookmarkStart w:id="1" w:name="_Toc241883196"/>
       <w:r>
         <w:t>Names used in this document</w:t>
       </w:r>
@@ -5418,7 +5418,7 @@
       <w:pPr>
         <w:pStyle w:val="Heading2"/>
       </w:pPr>
-      <w:bookmarkStart w:id="2" w:name="_Toc241879062"/>
+      <w:bookmarkStart w:id="2" w:name="_Toc241883197"/>
       <w:r>
         <w:t>Screenshots</w:t>
       </w:r>
@@ -5451,7 +5451,7 @@
       <w:pPr>
         <w:pStyle w:val="Heading1"/>
       </w:pPr>
-      <w:bookmarkStart w:id="3" w:name="_Toc241879063"/>
+      <w:bookmarkStart w:id="3" w:name="_Toc241883198"/>
       <w:r>
         <w:t>1. Overview</w:t>
       </w:r>
@@ -5461,7 +5461,7 @@
       <w:pPr>
         <w:pStyle w:val="Heading2"/>
       </w:pPr>
-      <w:bookmarkStart w:id="4" w:name="_Toc241879064"/>
+      <w:bookmarkStart w:id="4" w:name="_Toc241883199"/>
       <w:r>
         <w:t>1.1 What the control does</w:t>
       </w:r>
@@ -5592,7 +5592,7 @@
       <w:pPr>
         <w:pStyle w:val="Heading2"/>
       </w:pPr>
-      <w:bookmarkStart w:id="5" w:name="_Toc241879065"/>
+      <w:bookmarkStart w:id="5" w:name="_Toc241883200"/>
       <w:r>
         <w:t>1.2 How it looks</w:t>
       </w:r>
@@ -5613,7 +5613,7 @@
           <w:noProof/>
         </w:rPr>
         <w:drawing>
-          <wp:inline distT="0" distB="0" distL="0" distR="0" wp14:anchorId="463DE230" wp14:editId="4F1B219B">
+          <wp:inline distT="0" distB="0" distL="0" distR="0" wp14:anchorId="6A181A0E" wp14:editId="39AC6886">
             <wp:extent cx="5760000" cy="556494"/>
             <wp:effectExtent l="0" t="0" r="0" b="0"/>
             <wp:docPr id="1" name="Picture 1"/>
@@ -5668,7 +5668,7 @@
           <w:noProof/>
         </w:rPr>
         <w:drawing>
-          <wp:inline distT="0" distB="0" distL="0" distR="0" wp14:anchorId="5EE50CCD" wp14:editId="1428F7FB">
+          <wp:inline distT="0" distB="0" distL="0" distR="0" wp14:anchorId="2632A390" wp14:editId="7FB99EB4">
             <wp:extent cx="4680000" cy="1158347"/>
             <wp:effectExtent l="0" t="0" r="0" b="0"/>
             <wp:docPr id="2" name="Picture 2"/>
@@ -5723,7 +5723,7 @@
           <w:noProof/>
         </w:rPr>
         <w:drawing>
-          <wp:inline distT="0" distB="0" distL="0" distR="0" wp14:anchorId="02BE140E" wp14:editId="51141595">
+          <wp:inline distT="0" distB="0" distL="0" distR="0" wp14:anchorId="0F0A65F7" wp14:editId="1CF670E6">
             <wp:extent cx="4680000" cy="1032490"/>
             <wp:effectExtent l="0" t="0" r="0" b="0"/>
             <wp:docPr id="3" name="Picture 3"/>
@@ -5772,7 +5772,7 @@
       <w:pPr>
         <w:pStyle w:val="Heading2"/>
       </w:pPr>
-      <w:bookmarkStart w:id="6" w:name="_Toc241879066"/>
+      <w:bookmarkStart w:id="6" w:name="_Toc241883201"/>
       <w:r>
         <w:t>1.3 Comparison with other PCF Gallery controls</w:t>
       </w:r>
@@ -6413,7 +6413,7 @@
                 <w:b/>
                 <w:sz w:val="15"/>
               </w:rPr>
-              <w:t>control</w:t>
+              <w:t>control; in the view's or query's sort order, otherwise by name</w:t>
             </w:r>
           </w:p>
         </w:tc>
@@ -6555,7 +6555,13 @@
               <w:rPr>
                 <w:sz w:val="15"/>
               </w:rPr>
-              <w:t>Writes the picks as JSON into the bound column; a plug-in creates the links</w:t>
+              <w:t xml:space="preserve">Writes the picks as JSON into the bound column; a plug-in creates the </w:t>
+            </w:r>
+            <w:r>
+              <w:rPr>
+                <w:sz w:val="15"/>
+              </w:rPr>
+              <w:t>links</w:t>
             </w:r>
           </w:p>
         </w:tc>
@@ -6589,13 +6595,7 @@
               <w:rPr>
                 <w:sz w:val="15"/>
               </w:rPr>
-              <w:t xml:space="preserve">Writes the picks as </w:t>
-            </w:r>
-            <w:r>
-              <w:rPr>
-                <w:sz w:val="15"/>
-              </w:rPr>
-              <w:t>JSON into the bound column; nothing creates the links afterwards</w:t>
+              <w:t>Writes the picks as JSON into the bound column; nothing creates the links afterwards</w:t>
             </w:r>
           </w:p>
         </w:tc>
@@ -6841,14 +6841,14 @@
                 <w:b/>
                 <w:sz w:val="15"/>
               </w:rPr>
-              <w:t xml:space="preserve">Refreshed after changes; changes made in them appear in the control; can be </w:t>
+              <w:t xml:space="preserve">Refreshed </w:t>
             </w:r>
             <w:r>
               <w:rPr>
                 <w:b/>
                 <w:sz w:val="15"/>
               </w:rPr>
-              <w:t>hidden</w:t>
+              <w:t>after changes; changes made in them appear in the control; can be hidden</w:t>
             </w:r>
           </w:p>
         </w:tc>
@@ -7041,13 +7041,7 @@
               <w:rPr>
                 <w:sz w:val="15"/>
               </w:rPr>
-              <w:t xml:space="preserve">No; several </w:t>
-            </w:r>
-            <w:r>
-              <w:rPr>
-                <w:sz w:val="15"/>
-              </w:rPr>
-              <w:t>records can be picked in the lookup dialog</w:t>
+              <w:t>No; several records can be picked in the lookup dialog</w:t>
             </w:r>
           </w:p>
         </w:tc>
@@ -7134,7 +7128,13 @@
               <w:rPr>
                 <w:sz w:val="15"/>
               </w:rPr>
-              <w:t>Up to 5,000 rows in one request; no paging</w:t>
+              <w:t xml:space="preserve">Up to </w:t>
+            </w:r>
+            <w:r>
+              <w:rPr>
+                <w:sz w:val="15"/>
+              </w:rPr>
+              <w:t>5,000 rows in one request; no paging</w:t>
             </w:r>
           </w:p>
         </w:tc>
@@ -7150,13 +7150,7 @@
               <w:rPr>
                 <w:sz w:val="15"/>
               </w:rPr>
-              <w:t xml:space="preserve">Only the rows the subgrid </w:t>
-            </w:r>
-            <w:r>
-              <w:rPr>
-                <w:sz w:val="15"/>
-              </w:rPr>
-              <w:t>loads (250 recommended)</w:t>
+              <w:t>Only the rows the subgrid loads (250 recommended)</w:t>
             </w:r>
           </w:p>
         </w:tc>
@@ -7264,7 +7258,13 @@
               <w:rPr>
                 <w:sz w:val="15"/>
               </w:rPr>
-              <w:t>React 18 (development build in the published package)</w:t>
+              <w:t xml:space="preserve">React 18 </w:t>
+            </w:r>
+            <w:r>
+              <w:rPr>
+                <w:sz w:val="15"/>
+              </w:rPr>
+              <w:t>(development build in the published package)</w:t>
             </w:r>
           </w:p>
         </w:tc>
@@ -7303,13 +7303,7 @@
               <w:rPr>
                 <w:sz w:val="15"/>
               </w:rPr>
-              <w:t xml:space="preserve">Version </w:t>
-            </w:r>
-            <w:r>
-              <w:rPr>
-                <w:sz w:val="15"/>
-              </w:rPr>
-              <w:t>reviewed</w:t>
+              <w:t>Version reviewed</w:t>
             </w:r>
           </w:p>
         </w:tc>
@@ -7408,7 +7402,14 @@
           <w:color w:val="605E5C"/>
           <w:sz w:val="14"/>
         </w:rPr>
-        <w:t>Every entry comes from the control's documentation and source code. Sources: each control's PCF Gallery page (n-to-n-multiselect, multiselect-lookup, custom-nton-multiselect-lookup, multiselect-lookup-pcf) and the GitHub repository it links to. Custom NToN Multiselect Lookup is based on the ITAintBoring control. All four are published under the MIT license.</w:t>
+        <w:t xml:space="preserve">Every entry comes from the control's documentation and source code. Sources: each </w:t>
+      </w:r>
+      <w:r>
+        <w:rPr>
+          <w:color w:val="605E5C"/>
+          <w:sz w:val="14"/>
+        </w:rPr>
+        <w:t>control's PCF Gallery page (n-to-n-multiselect, multiselect-lookup, custom-nton-multiselect-lookup, multiselect-lookup-pcf) and the GitHub repository it links to. Custom NToN Multiselect Lookup is based on the ITAintBoring control. All four are published under the MIT license.</w:t>
       </w:r>
     </w:p>
     <w:p>
@@ -7425,13 +7426,10 @@
       <w:pPr>
         <w:pStyle w:val="Heading1"/>
       </w:pPr>
-      <w:bookmarkStart w:id="7" w:name="_Toc241879067"/>
+      <w:bookmarkStart w:id="7" w:name="_Toc241883202"/>
       <w:r>
         <w:lastRenderedPageBreak/>
-        <w:t xml:space="preserve">2. Package </w:t>
-      </w:r>
-      <w:r>
-        <w:t>contents</w:t>
+        <w:t>2. Package contents</w:t>
       </w:r>
       <w:bookmarkEnd w:id="7"/>
     </w:p>
@@ -7439,7 +7437,7 @@
       <w:pPr>
         <w:pStyle w:val="Heading2"/>
       </w:pPr>
-      <w:bookmarkStart w:id="8" w:name="_Toc241879068"/>
+      <w:bookmarkStart w:id="8" w:name="_Toc241883203"/>
       <w:r>
         <w:t>2.1 Files in the package</w:t>
       </w:r>
@@ -7511,7 +7509,15 @@
                 <w:color w:val="FFFFFF"/>
                 <w:sz w:val="19"/>
               </w:rPr>
-              <w:t>When to use it</w:t>
+              <w:t xml:space="preserve">When to </w:t>
+            </w:r>
+            <w:r>
+              <w:rPr>
+                <w:b/>
+                <w:color w:val="FFFFFF"/>
+                <w:sz w:val="19"/>
+              </w:rPr>
+              <w:t>use it</w:t>
             </w:r>
           </w:p>
         </w:tc>
@@ -7663,13 +7669,13 @@
               <w:rPr>
                 <w:sz w:val="19"/>
               </w:rPr>
-              <w:t xml:space="preserve">Short description of the package, the exact component names of this build and SHA-256 checksums of the two </w:t>
+              <w:t xml:space="preserve">Short description of the package, the exact </w:t>
             </w:r>
             <w:r>
               <w:rPr>
                 <w:sz w:val="19"/>
               </w:rPr>
-              <w:t>zip files.</w:t>
+              <w:t>component names of this build and SHA-256 checksums of the two zip files.</w:t>
             </w:r>
           </w:p>
         </w:tc>
@@ -7792,7 +7798,7 @@
       <w:pPr>
         <w:pStyle w:val="Heading2"/>
       </w:pPr>
-      <w:bookmarkStart w:id="9" w:name="_Toc241879069"/>
+      <w:bookmarkStart w:id="9" w:name="_Toc241883204"/>
       <w:r>
         <w:t>2.2 Managed or unmanaged</w:t>
       </w:r>
@@ -7903,7 +7909,13 @@
               <w:rPr>
                 <w:sz w:val="19"/>
               </w:rPr>
-              <w:t>Test and production environments</w:t>
+              <w:t xml:space="preserve">Test and </w:t>
+            </w:r>
+            <w:r>
+              <w:rPr>
+                <w:sz w:val="19"/>
+              </w:rPr>
+              <w:t>production environments</w:t>
             </w:r>
           </w:p>
         </w:tc>
@@ -7942,13 +7954,7 @@
               <w:rPr>
                 <w:sz w:val="19"/>
               </w:rPr>
-              <w:t xml:space="preserve">Can be edited and added to other </w:t>
-            </w:r>
-            <w:r>
-              <w:rPr>
-                <w:sz w:val="19"/>
-              </w:rPr>
-              <w:t>solutions</w:t>
+              <w:t>Can be edited and added to other solutions</w:t>
             </w:r>
           </w:p>
         </w:tc>
@@ -8074,7 +8080,13 @@
               <w:rPr>
                 <w:sz w:val="19"/>
               </w:rPr>
-              <w:t>Import a newer managed package</w:t>
+              <w:t xml:space="preserve">Import a newer </w:t>
+            </w:r>
+            <w:r>
+              <w:rPr>
+                <w:sz w:val="19"/>
+              </w:rPr>
+              <w:t>managed package</w:t>
             </w:r>
           </w:p>
         </w:tc>
@@ -8111,13 +8123,7 @@
               <w:rPr>
                 <w:sz w:val="19"/>
               </w:rPr>
-              <w:t xml:space="preserve">Deleting the solution removes only the </w:t>
-            </w:r>
-            <w:r>
-              <w:rPr>
-                <w:sz w:val="19"/>
-              </w:rPr>
-              <w:t>solution record; the components stay until they are deleted one by one</w:t>
+              <w:t>Deleting the solution removes only the solution record; the components stay until they are deleted one by one</w:t>
             </w:r>
           </w:p>
         </w:tc>
@@ -8171,10 +8177,10 @@
               <w:t xml:space="preserve">Recommended path.  </w:t>
             </w:r>
             <w:r>
-              <w:t xml:space="preserve">Import the unmanaged package into the development environment, add the code component (and the form library, if it is </w:t>
-            </w:r>
-            <w:r>
-              <w:t xml:space="preserve">used) to the solution that holds the forms, and let that solution carry the control to test and production. Use the managed package only to deploy the control </w:t>
+              <w:t xml:space="preserve">Import the unmanaged package into the </w:t>
+            </w:r>
+            <w:r>
+              <w:t xml:space="preserve">development environment, add the code component (and the form library, if it is used) to the solution that holds the forms, and let that solution carry the control to test and production. Use the managed package only to deploy the control </w:t>
             </w:r>
             <w:r>
               <w:lastRenderedPageBreak/>
@@ -8193,7 +8199,7 @@
       <w:pPr>
         <w:pStyle w:val="Heading2"/>
       </w:pPr>
-      <w:bookmarkStart w:id="10" w:name="_Toc241879070"/>
+      <w:bookmarkStart w:id="10" w:name="_Toc241883205"/>
       <w:r>
         <w:t>2.3 Components in the solution</w:t>
       </w:r>
@@ -8387,7 +8393,13 @@
               <w:rPr>
                 <w:sz w:val="19"/>
               </w:rPr>
-              <w:t>Optional form library. It is used only when an environment does not deliver the control's bundle to the form (section 7). It does nothing unless it is added to a form.</w:t>
+              <w:t xml:space="preserve">Optional form library. It is used only when an environment does not deliver the control's bundle to the form (section 7). It does nothing unless it is </w:t>
+            </w:r>
+            <w:r>
+              <w:rPr>
+                <w:sz w:val="19"/>
+              </w:rPr>
+              <w:t>added to a form.</w:t>
             </w:r>
           </w:p>
         </w:tc>
@@ -8408,7 +8420,7 @@
           <w:noProof/>
         </w:rPr>
         <w:drawing>
-          <wp:inline distT="0" distB="0" distL="0" distR="0" wp14:anchorId="0A8CCD53" wp14:editId="56ADAB9D">
+          <wp:inline distT="0" distB="0" distL="0" distR="0" wp14:anchorId="3555FBED" wp14:editId="3EAE7ACE">
             <wp:extent cx="5760000" cy="2062425"/>
             <wp:effectExtent l="0" t="0" r="0" b="0"/>
             <wp:docPr id="4" name="Picture 4"/>
@@ -8457,7 +8469,7 @@
       <w:pPr>
         <w:pStyle w:val="Heading2"/>
       </w:pPr>
-      <w:bookmarkStart w:id="11" w:name="_Toc241879071"/>
+      <w:bookmarkStart w:id="11" w:name="_Toc241883206"/>
       <w:r>
         <w:t>2.4 Source code</w:t>
       </w:r>
@@ -8592,7 +8604,13 @@
               <w:rPr>
                 <w:sz w:val="19"/>
               </w:rPr>
-              <w:t>Controller: settings, loading, saving, new-record handling</w:t>
+              <w:t xml:space="preserve">Controller: settings, loading, saving, </w:t>
+            </w:r>
+            <w:r>
+              <w:rPr>
+                <w:sz w:val="19"/>
+              </w:rPr>
+              <w:t>new-record handling</w:t>
             </w:r>
           </w:p>
         </w:tc>
@@ -8711,13 +8729,7 @@
               <w:rPr>
                 <w:sz w:val="19"/>
               </w:rPr>
-              <w:t xml:space="preserve">Dataverse solution project: </w:t>
-            </w:r>
-            <w:r>
-              <w:rPr>
-                <w:sz w:val="19"/>
-              </w:rPr>
-              <w:t>publisher, version, form library web resource</w:t>
+              <w:t>Dataverse solution project: publisher, version, form library web resource</w:t>
             </w:r>
           </w:p>
         </w:tc>
@@ -8951,7 +8963,7 @@
       <w:pPr>
         <w:pStyle w:val="Heading1"/>
       </w:pPr>
-      <w:bookmarkStart w:id="12" w:name="_Toc241879072"/>
+      <w:bookmarkStart w:id="12" w:name="_Toc241883207"/>
       <w:r>
         <w:t>3. Installation</w:t>
       </w:r>
@@ -8961,7 +8973,7 @@
       <w:pPr>
         <w:pStyle w:val="Heading2"/>
       </w:pPr>
-      <w:bookmarkStart w:id="13" w:name="_Toc241879073"/>
+      <w:bookmarkStart w:id="13" w:name="_Toc241883208"/>
       <w:r>
         <w:t>3.1 Before you start</w:t>
       </w:r>
@@ -8995,7 +9007,7 @@
       <w:pPr>
         <w:pStyle w:val="Heading2"/>
       </w:pPr>
-      <w:bookmarkStart w:id="14" w:name="_Toc241879074"/>
+      <w:bookmarkStart w:id="14" w:name="_Toc241883209"/>
       <w:r>
         <w:t>3.2 Import the unmanaged solution (development)</w:t>
       </w:r>
@@ -9042,7 +9054,7 @@
         </w:rPr>
         <w:lastRenderedPageBreak/>
         <w:drawing>
-          <wp:inline distT="0" distB="0" distL="0" distR="0" wp14:anchorId="5F9D844B" wp14:editId="38E91E6B">
+          <wp:inline distT="0" distB="0" distL="0" distR="0" wp14:anchorId="46AA0428" wp14:editId="036E4BC6">
             <wp:extent cx="5760000" cy="2809936"/>
             <wp:effectExtent l="0" t="0" r="0" b="0"/>
             <wp:docPr id="5" name="Picture 5"/>
@@ -9127,7 +9139,7 @@
           <w:noProof/>
         </w:rPr>
         <w:drawing>
-          <wp:inline distT="0" distB="0" distL="0" distR="0" wp14:anchorId="6240BB4C" wp14:editId="685E36F0">
+          <wp:inline distT="0" distB="0" distL="0" distR="0" wp14:anchorId="395DAB38" wp14:editId="597E5756">
             <wp:extent cx="5760000" cy="1964781"/>
             <wp:effectExtent l="0" t="0" r="0" b="0"/>
             <wp:docPr id="6" name="Picture 6"/>
@@ -9214,7 +9226,7 @@
           <w:noProof/>
         </w:rPr>
         <w:drawing>
-          <wp:inline distT="0" distB="0" distL="0" distR="0" wp14:anchorId="016E7759" wp14:editId="05E542DD">
+          <wp:inline distT="0" distB="0" distL="0" distR="0" wp14:anchorId="5EE96FD5" wp14:editId="3C74264E">
             <wp:extent cx="5760000" cy="1964781"/>
             <wp:effectExtent l="0" t="0" r="0" b="0"/>
             <wp:docPr id="7" name="Picture 7"/>
@@ -9320,7 +9332,7 @@
         </w:rPr>
         <w:lastRenderedPageBreak/>
         <w:drawing>
-          <wp:inline distT="0" distB="0" distL="0" distR="0" wp14:anchorId="4742CE3C" wp14:editId="68EEB0BD">
+          <wp:inline distT="0" distB="0" distL="0" distR="0" wp14:anchorId="4EEE55B4" wp14:editId="285AAC4A">
             <wp:extent cx="5470632" cy="3779999"/>
             <wp:effectExtent l="0" t="0" r="0" b="0"/>
             <wp:docPr id="8" name="Picture 8"/>
@@ -9387,7 +9399,7 @@
           <w:noProof/>
         </w:rPr>
         <w:drawing>
-          <wp:inline distT="0" distB="0" distL="0" distR="0" wp14:anchorId="27FF348E" wp14:editId="048FE2AA">
+          <wp:inline distT="0" distB="0" distL="0" distR="0" wp14:anchorId="39905AD1" wp14:editId="71F8C5C9">
             <wp:extent cx="5760000" cy="2072420"/>
             <wp:effectExtent l="0" t="0" r="0" b="0"/>
             <wp:docPr id="9" name="Picture 9"/>
@@ -9455,7 +9467,7 @@
         </w:rPr>
         <w:lastRenderedPageBreak/>
         <w:drawing>
-          <wp:inline distT="0" distB="0" distL="0" distR="0" wp14:anchorId="1EF73447" wp14:editId="0C9D5B31">
+          <wp:inline distT="0" distB="0" distL="0" distR="0" wp14:anchorId="6FC8A342" wp14:editId="7F2C02E6">
             <wp:extent cx="5760000" cy="2072420"/>
             <wp:effectExtent l="0" t="0" r="0" b="0"/>
             <wp:docPr id="10" name="Picture 10"/>
@@ -9537,7 +9549,7 @@
           <w:noProof/>
         </w:rPr>
         <w:drawing>
-          <wp:inline distT="0" distB="0" distL="0" distR="0" wp14:anchorId="0BC020A6" wp14:editId="64B13C78">
+          <wp:inline distT="0" distB="0" distL="0" distR="0" wp14:anchorId="56782F5C" wp14:editId="5BBDB55C">
             <wp:extent cx="5760000" cy="2072420"/>
             <wp:effectExtent l="0" t="0" r="0" b="0"/>
             <wp:docPr id="11" name="Picture 11"/>
@@ -9622,7 +9634,7 @@
           <w:noProof/>
         </w:rPr>
         <w:drawing>
-          <wp:inline distT="0" distB="0" distL="0" distR="0" wp14:anchorId="7E69C253" wp14:editId="3A50D839">
+          <wp:inline distT="0" distB="0" distL="0" distR="0" wp14:anchorId="17E37B91" wp14:editId="0D0827CB">
             <wp:extent cx="5760000" cy="1700511"/>
             <wp:effectExtent l="0" t="0" r="0" b="0"/>
             <wp:docPr id="12" name="Picture 12"/>
@@ -9709,7 +9721,7 @@
       <w:pPr>
         <w:pStyle w:val="Heading2"/>
       </w:pPr>
-      <w:bookmarkStart w:id="15" w:name="_Toc241879075"/>
+      <w:bookmarkStart w:id="15" w:name="_Toc241883210"/>
       <w:r>
         <w:lastRenderedPageBreak/>
         <w:t>3.3 Import the managed solution (test and production)</w:t>
@@ -9802,7 +9814,7 @@
           <w:noProof/>
         </w:rPr>
         <w:drawing>
-          <wp:inline distT="0" distB="0" distL="0" distR="0" wp14:anchorId="4A83D61A" wp14:editId="3EB983A7">
+          <wp:inline distT="0" distB="0" distL="0" distR="0" wp14:anchorId="0CEB607B" wp14:editId="3CE0F7F8">
             <wp:extent cx="5760000" cy="1964781"/>
             <wp:effectExtent l="0" t="0" r="0" b="0"/>
             <wp:docPr id="13" name="Picture 13"/>
@@ -9896,7 +9908,7 @@
           <w:noProof/>
         </w:rPr>
         <w:drawing>
-          <wp:inline distT="0" distB="0" distL="0" distR="0" wp14:anchorId="6DFC8032" wp14:editId="0ACEF8E6">
+          <wp:inline distT="0" distB="0" distL="0" distR="0" wp14:anchorId="1D95C228" wp14:editId="154642F0">
             <wp:extent cx="5470632" cy="3779999"/>
             <wp:effectExtent l="0" t="0" r="0" b="0"/>
             <wp:docPr id="14" name="Picture 14"/>
@@ -9967,7 +9979,7 @@
         </w:rPr>
         <w:lastRenderedPageBreak/>
         <w:drawing>
-          <wp:inline distT="0" distB="0" distL="0" distR="0" wp14:anchorId="412F5769" wp14:editId="50393867">
+          <wp:inline distT="0" distB="0" distL="0" distR="0" wp14:anchorId="4382B2D3" wp14:editId="081326FE">
             <wp:extent cx="5760000" cy="2072420"/>
             <wp:effectExtent l="0" t="0" r="0" b="0"/>
             <wp:docPr id="15" name="Picture 15"/>
@@ -10016,7 +10028,7 @@
       <w:pPr>
         <w:pStyle w:val="Heading2"/>
       </w:pPr>
-      <w:bookmarkStart w:id="16" w:name="_Toc241879076"/>
+      <w:bookmarkStart w:id="16" w:name="_Toc241883211"/>
       <w:r>
         <w:t>3.4 Check the installation</w:t>
       </w:r>
@@ -10046,7 +10058,7 @@
           <w:noProof/>
         </w:rPr>
         <w:drawing>
-          <wp:inline distT="0" distB="0" distL="0" distR="0" wp14:anchorId="3E35986A" wp14:editId="292501E9">
+          <wp:inline distT="0" distB="0" distL="0" distR="0" wp14:anchorId="61CB85AF" wp14:editId="57D4793E">
             <wp:extent cx="5760000" cy="2247805"/>
             <wp:effectExtent l="0" t="0" r="0" b="0"/>
             <wp:docPr id="16" name="Picture 16"/>
@@ -10095,7 +10107,7 @@
       <w:pPr>
         <w:pStyle w:val="Heading1"/>
       </w:pPr>
-      <w:bookmarkStart w:id="17" w:name="_Toc241879077"/>
+      <w:bookmarkStart w:id="17" w:name="_Toc241883212"/>
       <w:r>
         <w:t>4. Adding the control to a form</w:t>
       </w:r>
@@ -10105,7 +10117,7 @@
       <w:pPr>
         <w:pStyle w:val="Heading2"/>
       </w:pPr>
-      <w:bookmarkStart w:id="18" w:name="_Toc241879078"/>
+      <w:bookmarkStart w:id="18" w:name="_Toc241883213"/>
       <w:r>
         <w:t>4.1 Prepare</w:t>
       </w:r>
@@ -10415,7 +10427,7 @@
       <w:pPr>
         <w:pStyle w:val="Heading2"/>
       </w:pPr>
-      <w:bookmarkStart w:id="19" w:name="_Toc241879079"/>
+      <w:bookmarkStart w:id="19" w:name="_Toc241883214"/>
       <w:r>
         <w:t>4.2 Add the control in the form designer</w:t>
       </w:r>
@@ -10446,7 +10458,7 @@
           <w:noProof/>
         </w:rPr>
         <w:drawing>
-          <wp:inline distT="0" distB="0" distL="0" distR="0" wp14:anchorId="0BC71499" wp14:editId="6F6DF9F6">
+          <wp:inline distT="0" distB="0" distL="0" distR="0" wp14:anchorId="0D3C243B" wp14:editId="5746A3B4">
             <wp:extent cx="5760000" cy="3601998"/>
             <wp:effectExtent l="0" t="0" r="0" b="0"/>
             <wp:docPr id="17" name="Picture 17"/>
@@ -10532,7 +10544,7 @@
         </w:rPr>
         <w:lastRenderedPageBreak/>
         <w:drawing>
-          <wp:inline distT="0" distB="0" distL="0" distR="0" wp14:anchorId="691B3E09" wp14:editId="5527E038">
+          <wp:inline distT="0" distB="0" distL="0" distR="0" wp14:anchorId="4C031A0A" wp14:editId="2E0ACFD2">
             <wp:extent cx="1351671" cy="3779997"/>
             <wp:effectExtent l="0" t="0" r="0" b="0"/>
             <wp:docPr id="18" name="Picture 18"/>
@@ -10626,7 +10638,7 @@
           <w:noProof/>
         </w:rPr>
         <w:drawing>
-          <wp:inline distT="0" distB="0" distL="0" distR="0" wp14:anchorId="75D1B555" wp14:editId="09267ACA">
+          <wp:inline distT="0" distB="0" distL="0" distR="0" wp14:anchorId="6FD36B20" wp14:editId="1CC1A18A">
             <wp:extent cx="1695000" cy="2520000"/>
             <wp:effectExtent l="0" t="0" r="0" b="0"/>
             <wp:docPr id="19" name="Picture 19"/>
@@ -10712,7 +10724,7 @@
         </w:rPr>
         <w:lastRenderedPageBreak/>
         <w:drawing>
-          <wp:inline distT="0" distB="0" distL="0" distR="0" wp14:anchorId="24414311" wp14:editId="76B6B90A">
+          <wp:inline distT="0" distB="0" distL="0" distR="0" wp14:anchorId="4B5EE8CC" wp14:editId="1315C6C2">
             <wp:extent cx="5760000" cy="3637403"/>
             <wp:effectExtent l="0" t="0" r="0" b="0"/>
             <wp:docPr id="20" name="Picture 20"/>
@@ -10830,7 +10842,7 @@
           <w:noProof/>
         </w:rPr>
         <w:drawing>
-          <wp:inline distT="0" distB="0" distL="0" distR="0" wp14:anchorId="5AE5BAFA" wp14:editId="3A42FCE3">
+          <wp:inline distT="0" distB="0" distL="0" distR="0" wp14:anchorId="4576C27D" wp14:editId="78101038">
             <wp:extent cx="1328434" cy="3599999"/>
             <wp:effectExtent l="0" t="0" r="0" b="0"/>
             <wp:docPr id="21" name="Picture 21"/>
@@ -10898,7 +10910,7 @@
           <w:noProof/>
         </w:rPr>
         <w:drawing>
-          <wp:inline distT="0" distB="0" distL="0" distR="0" wp14:anchorId="36EC51CE" wp14:editId="230B0E4D">
+          <wp:inline distT="0" distB="0" distL="0" distR="0" wp14:anchorId="1B4B3A3E" wp14:editId="300626C7">
             <wp:extent cx="3240000" cy="2047792"/>
             <wp:effectExtent l="0" t="0" r="0" b="0"/>
             <wp:docPr id="22" name="Picture 22"/>
@@ -10974,7 +10986,7 @@
           <w:noProof/>
         </w:rPr>
         <w:drawing>
-          <wp:inline distT="0" distB="0" distL="0" distR="0" wp14:anchorId="7A3057DE" wp14:editId="2BA7CCD2">
+          <wp:inline distT="0" distB="0" distL="0" distR="0" wp14:anchorId="770A7A5B" wp14:editId="6804DBA2">
             <wp:extent cx="5760000" cy="1617077"/>
             <wp:effectExtent l="0" t="0" r="0" b="0"/>
             <wp:docPr id="23" name="Picture 23"/>
@@ -11038,7 +11050,7 @@
       <w:pPr>
         <w:pStyle w:val="Heading2"/>
       </w:pPr>
-      <w:bookmarkStart w:id="20" w:name="_Toc241879080"/>
+      <w:bookmarkStart w:id="20" w:name="_Toc241883215"/>
       <w:r>
         <w:t>4.3 Example configuration</w:t>
       </w:r>
@@ -11481,7 +11493,7 @@
       <w:pPr>
         <w:pStyle w:val="Heading1"/>
       </w:pPr>
-      <w:bookmarkStart w:id="21" w:name="_Toc241879081"/>
+      <w:bookmarkStart w:id="21" w:name="_Toc241883216"/>
       <w:r>
         <w:t>5. Settings reference</w:t>
       </w:r>
@@ -11521,7 +11533,7 @@
                 <w:noProof/>
               </w:rPr>
               <w:drawing>
-                <wp:inline distT="0" distB="0" distL="0" distR="0" wp14:anchorId="5F6960CA" wp14:editId="68B310AE">
+                <wp:inline distT="0" distB="0" distL="0" distR="0" wp14:anchorId="1D6AC952" wp14:editId="24B9FEBF">
                   <wp:extent cx="1899710" cy="5220000"/>
                   <wp:effectExtent l="0" t="0" r="0" b="0"/>
                   <wp:docPr id="24" name="Picture 24"/>
@@ -11571,7 +11583,7 @@
                 <w:noProof/>
               </w:rPr>
               <w:drawing>
-                <wp:inline distT="0" distB="0" distL="0" distR="0" wp14:anchorId="3893C13F" wp14:editId="17696628">
+                <wp:inline distT="0" distB="0" distL="0" distR="0" wp14:anchorId="0E6EA275" wp14:editId="455B1767">
                   <wp:extent cx="1915129" cy="5219998"/>
                   <wp:effectExtent l="0" t="0" r="0" b="0"/>
                   <wp:docPr id="25" name="Picture 25"/>
@@ -11621,7 +11633,7 @@
                 <w:noProof/>
               </w:rPr>
               <w:drawing>
-                <wp:inline distT="0" distB="0" distL="0" distR="0" wp14:anchorId="4180BEF5" wp14:editId="032AA037">
+                <wp:inline distT="0" distB="0" distL="0" distR="0" wp14:anchorId="529DAD66" wp14:editId="0611F9E0">
                   <wp:extent cx="1916685" cy="5219998"/>
                   <wp:effectExtent l="0" t="0" r="0" b="0"/>
                   <wp:docPr id="26" name="Picture 26"/>
@@ -11673,7 +11685,7 @@
       <w:pPr>
         <w:pStyle w:val="Heading2"/>
       </w:pPr>
-      <w:bookmarkStart w:id="22" w:name="_Toc241879082"/>
+      <w:bookmarkStart w:id="22" w:name="_Toc241883217"/>
       <w:r>
         <w:t>5.1 Static value and Bind to table column</w:t>
       </w:r>
@@ -11706,7 +11718,7 @@
       <w:pPr>
         <w:pStyle w:val="Heading2"/>
       </w:pPr>
-      <w:bookmarkStart w:id="23" w:name="_Toc241879083"/>
+      <w:bookmarkStart w:id="23" w:name="_Toc241883218"/>
       <w:r>
         <w:lastRenderedPageBreak/>
         <w:t>5.2 All settings</w:t>
@@ -12026,7 +12038,7 @@
               <w:rPr>
                 <w:sz w:val="18"/>
               </w:rPr>
-              <w:t>Name or id of a system view of the related table. Only records the view returns can be selected. Only the view's filters are used; its columns and sort order are ignored. Use the id in multilingual environments.</w:t>
+              <w:t>Name or id of a system view of the related table. Only records the view returns can be selected, in the view's sort order (by name when it has none). The view's filters are used; its columns are ignored. Use the id in multilingual environments.</w:t>
             </w:r>
           </w:p>
         </w:tc>
@@ -12115,7 +12127,35 @@
               <w:rPr>
                 <w:sz w:val="18"/>
               </w:rPr>
-              <w:t xml:space="preserve"> query of the related table.</w:t>
+              <w:t xml:space="preserve"> query of the related table, which also sets the sort order. </w:t>
+            </w:r>
+            <w:r>
+              <w:rPr>
+                <w:rFonts w:ascii="Consolas" w:eastAsia="Consolas" w:hAnsi="Consolas"/>
+                <w:color w:val="242424"/>
+                <w:sz w:val="19"/>
+              </w:rPr>
+              <w:t>&lt;filter&gt;</w:t>
+            </w:r>
+            <w:r>
+              <w:rPr>
+                <w:sz w:val="18"/>
+              </w:rPr>
+              <w:t xml:space="preserve"> and </w:t>
+            </w:r>
+            <w:r>
+              <w:rPr>
+                <w:rFonts w:ascii="Consolas" w:eastAsia="Consolas" w:hAnsi="Consolas"/>
+                <w:color w:val="242424"/>
+                <w:sz w:val="19"/>
+              </w:rPr>
+              <w:t>&lt;link-entity&gt;</w:t>
+            </w:r>
+            <w:r>
+              <w:rPr>
+                <w:sz w:val="18"/>
+              </w:rPr>
+              <w:t xml:space="preserve"> elements never change the order.</w:t>
             </w:r>
           </w:p>
         </w:tc>
@@ -12171,13 +12211,7 @@
               <w:rPr>
                 <w:sz w:val="18"/>
               </w:rPr>
-              <w:t xml:space="preserve">Yes also offers inactive records. Ignored when a view or a </w:t>
-            </w:r>
-            <w:r>
-              <w:rPr>
-                <w:sz w:val="18"/>
-              </w:rPr>
-              <w:t>complete FetchXML query is set.</w:t>
+              <w:t>Yes also offers inactive records. Ignored when a view or a complete FetchXML query is set.</w:t>
             </w:r>
           </w:p>
         </w:tc>
@@ -12252,7 +12286,13 @@
               <w:rPr>
                 <w:sz w:val="18"/>
               </w:rPr>
-              <w:t>Select all limit</w:t>
+              <w:t xml:space="preserve">Select all </w:t>
+            </w:r>
+            <w:r>
+              <w:rPr>
+                <w:sz w:val="18"/>
+              </w:rPr>
+              <w:t>limit</w:t>
             </w:r>
           </w:p>
         </w:tc>
@@ -12339,7 +12379,13 @@
               <w:rPr>
                 <w:sz w:val="18"/>
               </w:rPr>
-              <w:t>The most records that can be selected in this control. Further rows are greyed out with a note. Subgrids and integrations are not limited.</w:t>
+              <w:t xml:space="preserve">The most records that can be selected in this control. Further </w:t>
+            </w:r>
+            <w:r>
+              <w:rPr>
+                <w:sz w:val="18"/>
+              </w:rPr>
+              <w:t>rows are greyed out with a note. Subgrids and integrations are not limited.</w:t>
             </w:r>
           </w:p>
         </w:tc>
@@ -12817,6 +12863,7 @@
               <w:rPr>
                 <w:sz w:val="18"/>
               </w:rPr>
+              <w:lastRenderedPageBreak/>
               <w:t>Show component on</w:t>
             </w:r>
           </w:p>
@@ -12834,14 +12881,7 @@
               <w:rPr>
                 <w:sz w:val="18"/>
               </w:rPr>
-              <w:t xml:space="preserve">Web, Mobile, </w:t>
-            </w:r>
-            <w:r>
-              <w:rPr>
-                <w:sz w:val="18"/>
-              </w:rPr>
-              <w:lastRenderedPageBreak/>
-              <w:t>Tablet</w:t>
+              <w:t>Web, Mobile, Tablet</w:t>
             </w:r>
           </w:p>
         </w:tc>
@@ -12858,21 +12898,13 @@
               <w:rPr>
                 <w:sz w:val="18"/>
               </w:rPr>
-              <w:lastRenderedPageBreak/>
               <w:t xml:space="preserve">The clients that </w:t>
             </w:r>
             <w:r>
               <w:rPr>
                 <w:sz w:val="18"/>
               </w:rPr>
-              <w:t xml:space="preserve">use the control. Clients that are cleared show the </w:t>
-            </w:r>
-            <w:r>
-              <w:rPr>
-                <w:sz w:val="18"/>
-              </w:rPr>
-              <w:lastRenderedPageBreak/>
-              <w:t>plain text column.</w:t>
+              <w:t>use the control. Clients that are cleared show the plain text column.</w:t>
             </w:r>
           </w:p>
         </w:tc>
@@ -12887,7 +12919,7 @@
       <w:pPr>
         <w:pStyle w:val="Heading2"/>
       </w:pPr>
-      <w:bookmarkStart w:id="24" w:name="_Toc241879084"/>
+      <w:bookmarkStart w:id="24" w:name="_Toc241883219"/>
       <w:r>
         <w:t>5.3 Which records can be selected</w:t>
       </w:r>
@@ -12909,7 +12941,7 @@
         <w:t>Records from view</w:t>
       </w:r>
       <w:r>
-        <w:t>: the list shows what a system view of the related table shows. Only the view's filters are used, including filters on related tables. The list is always sorted by name.</w:t>
+        <w:t>: the list shows what a system view of the related table shows, in the view's sort order. The view's filters are used, including filters on related tables; its columns are ignored.</w:t>
       </w:r>
     </w:p>
     <w:p>
@@ -12956,26 +12988,7 @@
         <w:t>&lt;fetch&gt;</w:t>
       </w:r>
       <w:r>
-        <w:t xml:space="preserve"> query that decides on its own. A complete query cannot be combined with a view.</w:t>
-      </w:r>
-    </w:p>
-    <w:p>
-      <w:pPr>
-        <w:pStyle w:val="ListBullet"/>
-      </w:pPr>
-      <w:r>
-        <w:rPr>
-          <w:b/>
-        </w:rPr>
-        <w:t>Extra OData filter</w:t>
-      </w:r>
-      <w:r>
-        <w:t>: a simple condition on the related table's own columns. It cannot be combined with a view or a FetchXML filter; put the condition in the FetchXML filter instead.</w:t>
-      </w:r>
-    </w:p>
-    <w:p>
-      <w:r>
-        <w:t xml:space="preserve">Example: offer only the records where a choice column </w:t>
+        <w:t xml:space="preserve"> query that decides on its own, sort order included. A complete query cannot be combined with a view. </w:t>
       </w:r>
       <w:r>
         <w:rPr>
@@ -12983,100 +12996,10 @@
           <w:color w:val="242424"/>
           <w:sz w:val="19"/>
         </w:rPr>
-        <w:t>new_kind</w:t>
-      </w:r>
-      <w:r>
-        <w:t xml:space="preserve"> has the value 1:</w:t>
-      </w:r>
-    </w:p>
-    <w:p>
-      <w:pPr>
-        <w:spacing w:after="0"/>
-        <w:ind w:left="283"/>
-      </w:pPr>
-      <w:r>
-        <w:rPr>
-          <w:rFonts w:ascii="Consolas" w:eastAsia="Consolas" w:hAnsi="Consolas"/>
-          <w:sz w:val="18"/>
-        </w:rPr>
         <w:t>&lt;filter&gt;</w:t>
       </w:r>
-    </w:p>
-    <w:p>
-      <w:pPr>
-        <w:spacing w:after="0"/>
-        <w:ind w:left="283"/>
-      </w:pPr>
-      <w:r>
-        <w:rPr>
-          <w:rFonts w:ascii="Consolas" w:eastAsia="Consolas" w:hAnsi="Consolas"/>
-          <w:sz w:val="18"/>
-        </w:rPr>
-        <w:t xml:space="preserve">  &lt;condition attribute="new_kind" operator="eq" value="1" /&gt;</w:t>
-      </w:r>
-    </w:p>
-    <w:p>
-      <w:pPr>
-        <w:spacing w:after="0"/>
-        <w:ind w:left="283"/>
-      </w:pPr>
-      <w:r>
-        <w:rPr>
-          <w:rFonts w:ascii="Consolas" w:eastAsia="Consolas" w:hAnsi="Consolas"/>
-          <w:sz w:val="18"/>
-        </w:rPr>
-        <w:t>&lt;/filter&gt;</w:t>
-      </w:r>
-    </w:p>
-    <w:p>
-      <w:pPr>
-        <w:spacing w:after="40"/>
-      </w:pPr>
-    </w:p>
-    <w:p>
-      <w:r>
-        <w:t xml:space="preserve">Records that are already </w:t>
-      </w:r>
-      <w:r>
-        <w:t>linked but no longer match still show as selected and can be removed; they are only left out of the list. Settings that cannot work, such as a view that does not exist or FetchXML for another table, are explained in the list and in the browser console.</w:t>
-      </w:r>
-    </w:p>
-    <w:p>
-      <w:pPr>
-        <w:pStyle w:val="Heading2"/>
-      </w:pPr>
-      <w:bookmarkStart w:id="25" w:name="_Toc241879085"/>
-      <w:r>
-        <w:t>5.4 Views in multilingual environments</w:t>
-      </w:r>
-      <w:bookmarkEnd w:id="25"/>
-    </w:p>
-    <w:p>
-      <w:r>
-        <w:t>View names can be translated, so a name that works for one user can fail for a user who works in another language. Enter the view's id instead. To list the views of a table with their ids, open this address in the browser (replace the environment address and the table's logical name):</w:t>
-      </w:r>
-    </w:p>
-    <w:p>
-      <w:pPr>
-        <w:spacing w:after="0"/>
-        <w:ind w:left="283"/>
-      </w:pPr>
-      <w:r>
-        <w:rPr>
-          <w:rFonts w:ascii="Consolas" w:eastAsia="Consolas" w:hAnsi="Consolas"/>
-          <w:sz w:val="18"/>
-        </w:rPr>
-        <w:t>https://&lt;environment&gt;.crm.dynamics.com/api/data/v9.2/savedqueries?$select=name&amp;$filter=returnedtypecode eq '&lt;table&gt;'</w:t>
-      </w:r>
-    </w:p>
-    <w:p>
-      <w:pPr>
-        <w:spacing w:after="40"/>
-      </w:pPr>
-    </w:p>
-    <w:p>
-      <w:r>
-        <w:t xml:space="preserve">Each view is listed with its </w:t>
+      <w:r>
+        <w:t xml:space="preserve"> and </w:t>
       </w:r>
       <w:r>
         <w:rPr>
@@ -13084,20 +13007,387 @@
           <w:color w:val="242424"/>
           <w:sz w:val="19"/>
         </w:rPr>
+        <w:t>&lt;link-entity&gt;</w:t>
+      </w:r>
+      <w:r>
+        <w:t xml:space="preserve"> elements only narrow the list and never change its order.</w:t>
+      </w:r>
+    </w:p>
+    <w:p>
+      <w:pPr>
+        <w:pStyle w:val="ListBullet"/>
+      </w:pPr>
+      <w:r>
+        <w:rPr>
+          <w:b/>
+        </w:rPr>
+        <w:t>Extra OData filter</w:t>
+      </w:r>
+      <w:r>
+        <w:t>: a simple condition on the related table's own columns. It cannot be combined with a view or a FetchXML filter; put the condition in the FetchXML filter instead.</w:t>
+      </w:r>
+    </w:p>
+    <w:p>
+      <w:r>
+        <w:t xml:space="preserve">Example: offer only the records where a choice column </w:t>
+      </w:r>
+      <w:r>
+        <w:rPr>
+          <w:rFonts w:ascii="Consolas" w:eastAsia="Consolas" w:hAnsi="Consolas"/>
+          <w:color w:val="242424"/>
+          <w:sz w:val="19"/>
+        </w:rPr>
+        <w:t>new_kind</w:t>
+      </w:r>
+      <w:r>
+        <w:t xml:space="preserve"> has the value 1:</w:t>
+      </w:r>
+    </w:p>
+    <w:p>
+      <w:pPr>
+        <w:spacing w:after="0"/>
+        <w:ind w:left="283"/>
+      </w:pPr>
+      <w:r>
+        <w:rPr>
+          <w:rFonts w:ascii="Consolas" w:eastAsia="Consolas" w:hAnsi="Consolas"/>
+          <w:sz w:val="18"/>
+        </w:rPr>
+        <w:t>&lt;filter&gt;</w:t>
+      </w:r>
+    </w:p>
+    <w:p>
+      <w:pPr>
+        <w:spacing w:after="0"/>
+        <w:ind w:left="283"/>
+      </w:pPr>
+      <w:r>
+        <w:rPr>
+          <w:rFonts w:ascii="Consolas" w:eastAsia="Consolas" w:hAnsi="Consolas"/>
+          <w:sz w:val="18"/>
+        </w:rPr>
+        <w:t xml:space="preserve">  &lt;condition attribute="new_kind" operator="eq" value="1" /&gt;</w:t>
+      </w:r>
+    </w:p>
+    <w:p>
+      <w:pPr>
+        <w:spacing w:after="0"/>
+        <w:ind w:left="283"/>
+      </w:pPr>
+      <w:r>
+        <w:rPr>
+          <w:rFonts w:ascii="Consolas" w:eastAsia="Consolas" w:hAnsi="Consolas"/>
+          <w:sz w:val="18"/>
+        </w:rPr>
+        <w:t>&lt;/filter&gt;</w:t>
+      </w:r>
+    </w:p>
+    <w:p>
+      <w:pPr>
+        <w:spacing w:after="40"/>
+      </w:pPr>
+    </w:p>
+    <w:p>
+      <w:r>
+        <w:t xml:space="preserve">Records that are already linked but no longer match still show as selected and can be removed; they are only left out of the list. Settings that cannot work, such as a </w:t>
+      </w:r>
+      <w:r>
+        <w:t>view that does not exist or FetchXML for another table, are explained in the list and in the browser console.</w:t>
+      </w:r>
+    </w:p>
+    <w:p>
+      <w:r>
+        <w:rPr>
+          <w:b/>
+        </w:rPr>
+        <w:t>Sort order.</w:t>
+      </w:r>
+      <w:r>
+        <w:t xml:space="preserve"> Without a view or a complete </w:t>
+      </w:r>
+      <w:r>
+        <w:rPr>
+          <w:rFonts w:ascii="Consolas" w:eastAsia="Consolas" w:hAnsi="Consolas"/>
+          <w:color w:val="242424"/>
+          <w:sz w:val="19"/>
+        </w:rPr>
+        <w:t>&lt;fetch&gt;</w:t>
+      </w:r>
+      <w:r>
+        <w:t xml:space="preserve"> query, the list is sorted by name. With one, the list follows its sort order:</w:t>
+      </w:r>
+    </w:p>
+    <w:p>
+      <w:pPr>
+        <w:pStyle w:val="ListBullet"/>
+      </w:pPr>
+      <w:r>
+        <w:t xml:space="preserve">Its </w:t>
+      </w:r>
+      <w:r>
+        <w:rPr>
+          <w:rFonts w:ascii="Consolas" w:eastAsia="Consolas" w:hAnsi="Consolas"/>
+          <w:color w:val="242424"/>
+          <w:sz w:val="19"/>
+        </w:rPr>
+        <w:t>&lt;order&gt;</w:t>
+      </w:r>
+      <w:r>
+        <w:t xml:space="preserve"> elements in their sequence (</w:t>
+      </w:r>
+      <w:r>
+        <w:rPr>
+          <w:rFonts w:ascii="Consolas" w:eastAsia="Consolas" w:hAnsi="Consolas"/>
+          <w:color w:val="242424"/>
+          <w:sz w:val="19"/>
+        </w:rPr>
+        <w:t>descending="true"</w:t>
+      </w:r>
+      <w:r>
+        <w:t xml:space="preserve"> included), then the record id, so that records with equal values always come in the same order. A view or query without an order the list can follow is sorted by name.</w:t>
+      </w:r>
+    </w:p>
+    <w:p>
+      <w:pPr>
+        <w:pStyle w:val="ListBullet"/>
+      </w:pPr>
+      <w:r>
+        <w:t xml:space="preserve">Orders written inside a </w:t>
+      </w:r>
+      <w:r>
+        <w:rPr>
+          <w:rFonts w:ascii="Consolas" w:eastAsia="Consolas" w:hAnsi="Consolas"/>
+          <w:color w:val="242424"/>
+          <w:sz w:val="19"/>
+        </w:rPr>
+        <w:t>&lt;link-entity&gt;</w:t>
+      </w:r>
+      <w:r>
+        <w:t xml:space="preserve"> that follows a lookup (joined on the linked table's id) come after the orders on the related table's own columns, as Dataverse applies them; an </w:t>
+      </w:r>
+      <w:r>
+        <w:rPr>
+          <w:rFonts w:ascii="Consolas" w:eastAsia="Consolas" w:hAnsi="Consolas"/>
+          <w:color w:val="242424"/>
+          <w:sz w:val="19"/>
+        </w:rPr>
+        <w:t>&lt;order entityname="alias"&gt;</w:t>
+      </w:r>
+      <w:r>
+        <w:t xml:space="preserve"> on the entity keeps its place. A lookup link without an alias gets its table name as alias; when the query's table or another link-entity already uses that name, give the link an alias of its own, otherwise its orders are ignored.</w:t>
+      </w:r>
+    </w:p>
+    <w:p>
+      <w:pPr>
+        <w:pStyle w:val="ListBullet"/>
+      </w:pPr>
+      <w:r>
+        <w:t xml:space="preserve">Orders on other </w:t>
+      </w:r>
+      <w:r>
+        <w:rPr>
+          <w:rFonts w:ascii="Consolas" w:eastAsia="Consolas" w:hAnsi="Consolas"/>
+          <w:color w:val="242424"/>
+          <w:sz w:val="19"/>
+        </w:rPr>
+        <w:t>&lt;link-entity&gt;</w:t>
+      </w:r>
+      <w:r>
+        <w:t xml:space="preserve"> elements (child records, </w:t>
+      </w:r>
+      <w:r>
+        <w:rPr>
+          <w:rFonts w:ascii="Consolas" w:eastAsia="Consolas" w:hAnsi="Consolas"/>
+          <w:color w:val="242424"/>
+          <w:sz w:val="19"/>
+        </w:rPr>
+        <w:t>exists</w:t>
+      </w:r>
+      <w:r>
+        <w:t xml:space="preserve">, </w:t>
+      </w:r>
+      <w:r>
+        <w:rPr>
+          <w:rFonts w:ascii="Consolas" w:eastAsia="Consolas" w:hAnsi="Consolas"/>
+          <w:color w:val="242424"/>
+          <w:sz w:val="19"/>
+        </w:rPr>
+        <w:t>in</w:t>
+      </w:r>
+      <w:r>
+        <w:t xml:space="preserve">, </w:t>
+      </w:r>
+      <w:r>
+        <w:rPr>
+          <w:rFonts w:ascii="Consolas" w:eastAsia="Consolas" w:hAnsi="Consolas"/>
+          <w:color w:val="242424"/>
+          <w:sz w:val="19"/>
+        </w:rPr>
+        <w:t>any</w:t>
+      </w:r>
+      <w:r>
+        <w:t xml:space="preserve"> and </w:t>
+      </w:r>
+      <w:r>
+        <w:rPr>
+          <w:rFonts w:ascii="Consolas" w:eastAsia="Consolas" w:hAnsi="Consolas"/>
+          <w:color w:val="242424"/>
+          <w:sz w:val="19"/>
+        </w:rPr>
+        <w:t>all</w:t>
+      </w:r>
+      <w:r>
+        <w:t xml:space="preserve"> links, links inside links) and any </w:t>
+      </w:r>
+      <w:r>
+        <w:rPr>
+          <w:rFonts w:ascii="Consolas" w:eastAsia="Consolas" w:hAnsi="Consolas"/>
+          <w:color w:val="242424"/>
+          <w:sz w:val="19"/>
+        </w:rPr>
+        <w:t>&lt;order&gt;</w:t>
+      </w:r>
+      <w:r>
+        <w:t xml:space="preserve"> in the </w:t>
+      </w:r>
+      <w:r>
+        <w:rPr>
+          <w:rFonts w:ascii="Consolas" w:eastAsia="Consolas" w:hAnsi="Consolas"/>
+          <w:color w:val="242424"/>
+          <w:sz w:val="19"/>
+        </w:rPr>
+        <w:t>&lt;filter&gt;</w:t>
+      </w:r>
+      <w:r>
+        <w:t xml:space="preserve"> and </w:t>
+      </w:r>
+      <w:r>
+        <w:rPr>
+          <w:rFonts w:ascii="Consolas" w:eastAsia="Consolas" w:hAnsi="Consolas"/>
+          <w:color w:val="242424"/>
+          <w:sz w:val="19"/>
+        </w:rPr>
+        <w:t>&lt;link-entity&gt;</w:t>
+      </w:r>
+      <w:r>
+        <w:t xml:space="preserve"> elements of the FetchXML filter setting are ignored.</w:t>
+      </w:r>
+    </w:p>
+    <w:p>
+      <w:pPr>
+        <w:pStyle w:val="ListBullet"/>
+      </w:pPr>
+      <w:r>
+        <w:t xml:space="preserve">Choice columns are sorted by their label in the user's language, unless the </w:t>
+      </w:r>
+      <w:r>
+        <w:rPr>
+          <w:rFonts w:ascii="Consolas" w:eastAsia="Consolas" w:hAnsi="Consolas"/>
+          <w:color w:val="242424"/>
+          <w:sz w:val="19"/>
+        </w:rPr>
+        <w:t>&lt;fetch&gt;</w:t>
+      </w:r>
+      <w:r>
+        <w:t xml:space="preserve"> has </w:t>
+      </w:r>
+      <w:r>
+        <w:rPr>
+          <w:rFonts w:ascii="Consolas" w:eastAsia="Consolas" w:hAnsi="Consolas"/>
+          <w:color w:val="242424"/>
+          <w:sz w:val="19"/>
+        </w:rPr>
+        <w:t>useraworderby="true"</w:t>
+      </w:r>
+      <w:r>
+        <w:t xml:space="preserve"> (then by value). Lookup columns are sorted by the name of the related record.</w:t>
+      </w:r>
+    </w:p>
+    <w:p>
+      <w:pPr>
+        <w:pStyle w:val="ListBullet"/>
+      </w:pPr>
+      <w:r>
+        <w:t xml:space="preserve">On tables with more than 500 matching records, more records load with Dataverse's paging cookie. A list sorted on a linked column, or with </w:t>
+      </w:r>
+      <w:r>
+        <w:rPr>
+          <w:rFonts w:ascii="Consolas" w:eastAsia="Consolas" w:hAnsi="Consolas"/>
+          <w:color w:val="242424"/>
+          <w:sz w:val="19"/>
+        </w:rPr>
+        <w:t>useraworderby="true"</w:t>
+      </w:r>
+      <w:r>
+        <w:t xml:space="preserve">, loads them by page number instead </w:t>
+      </w:r>
+      <w:r>
+        <w:lastRenderedPageBreak/>
+        <w:t>(the cookie can't follow those orders), which is slower on very large tables and stops at 50,000 records.</w:t>
+      </w:r>
+    </w:p>
+    <w:p>
+      <w:pPr>
+        <w:pStyle w:val="ListBullet"/>
+      </w:pPr>
+      <w:r>
+        <w:t>The selected values, and the names copied into the host column, stay sorted by name.</w:t>
+      </w:r>
+    </w:p>
+    <w:p>
+      <w:pPr>
+        <w:pStyle w:val="Heading2"/>
+      </w:pPr>
+      <w:bookmarkStart w:id="25" w:name="_Toc241883220"/>
+      <w:r>
+        <w:t>5.4 Views in multilingual environments</w:t>
+      </w:r>
+      <w:bookmarkEnd w:id="25"/>
+    </w:p>
+    <w:p>
+      <w:r>
+        <w:t>View names can be translated, so a name that works for one user can fail for a user who works in another language. Enter the view's id instead. To list the views of a table with their ids, open this address in the browser (replace the environment address and the table's logical name):</w:t>
+      </w:r>
+    </w:p>
+    <w:p>
+      <w:pPr>
+        <w:spacing w:after="0"/>
+        <w:ind w:left="283"/>
+      </w:pPr>
+      <w:r>
+        <w:rPr>
+          <w:rFonts w:ascii="Consolas" w:eastAsia="Consolas" w:hAnsi="Consolas"/>
+          <w:sz w:val="18"/>
+        </w:rPr>
+        <w:t>https://&lt;environment&gt;.crm.dynamics.com/api/data/v9.2/savedqueries?$select=name&amp;$filter=returnedtypecode eq '&lt;table&gt;'</w:t>
+      </w:r>
+    </w:p>
+    <w:p>
+      <w:pPr>
+        <w:spacing w:after="40"/>
+      </w:pPr>
+    </w:p>
+    <w:p>
+      <w:r>
+        <w:t xml:space="preserve">Each view is listed with its </w:t>
+      </w:r>
+      <w:r>
+        <w:rPr>
+          <w:rFonts w:ascii="Consolas" w:eastAsia="Consolas" w:hAnsi="Consolas"/>
+          <w:color w:val="242424"/>
+          <w:sz w:val="19"/>
+        </w:rPr>
         <w:t>savedqueryid</w:t>
       </w:r>
       <w:r>
-        <w:t xml:space="preserve">. When a translated name is </w:t>
-      </w:r>
-      <w:r>
-        <w:t>entered, the control's message also gives the id to use. The control reads a view's definition once per page load; reload the app after changing the view.</w:t>
+        <w:t>. When a translated name is entered, the control's message also gives the id to use. The control reads a view's definition once per page load; reload the app after changing the view.</w:t>
       </w:r>
     </w:p>
     <w:p>
       <w:pPr>
         <w:pStyle w:val="Heading2"/>
       </w:pPr>
-      <w:bookmarkStart w:id="26" w:name="_Toc241879086"/>
+      <w:bookmarkStart w:id="26" w:name="_Toc241883221"/>
       <w:r>
         <w:t>5.5 Subgrids</w:t>
       </w:r>
@@ -13119,7 +13409,6 @@
     </w:p>
     <w:p>
       <w:r>
-        <w:lastRenderedPageBreak/>
         <w:t>When a record is opened in a dialog or a side pane, the control still saves every change, but it leaves the subgrids of that form alone (no refresh, no hiding): the platform's form API there describes the page underneath.</w:t>
       </w:r>
     </w:p>
@@ -13127,7 +13416,7 @@
       <w:pPr>
         <w:pStyle w:val="Heading2"/>
       </w:pPr>
-      <w:bookmarkStart w:id="27" w:name="_Toc241879087"/>
+      <w:bookmarkStart w:id="27" w:name="_Toc241883222"/>
       <w:r>
         <w:t>5.6 Copy names into the host column</w:t>
       </w:r>
@@ -13135,7 +13424,7 @@
     </w:p>
     <w:p>
       <w:r>
-        <w:t>With this setting, the control writes the selected names, sorted and separated by "; ", into the host column of the record after each saved change, with an update of its own. The column can then be added to views, searched and exported.</w:t>
+        <w:t>With this setting, the control writes the selected names, sorted by name and separated by "; ", into the host column of the record after each saved change, with an update of its own. The column can then be added to views, searched and exported.</w:t>
       </w:r>
     </w:p>
     <w:p>
@@ -13148,7 +13437,7 @@
           <w:noProof/>
         </w:rPr>
         <w:drawing>
-          <wp:inline distT="0" distB="0" distL="0" distR="0" wp14:anchorId="1550FDFA" wp14:editId="5F2C28CD">
+          <wp:inline distT="0" distB="0" distL="0" distR="0" wp14:anchorId="7AABB55A" wp14:editId="285939A1">
             <wp:extent cx="5760000" cy="1212632"/>
             <wp:effectExtent l="0" t="0" r="0" b="0"/>
             <wp:docPr id="27" name="Picture 27"/>
@@ -13214,6 +13503,7 @@
         <w:pStyle w:val="ListBullet"/>
       </w:pPr>
       <w:r>
+        <w:lastRenderedPageBreak/>
         <w:t>The copy follows changes made with this control and with subgrids on the same form. Changes made elsewhere (imports, integrations, the other side of the relationship) are not copied. Records linked before the setting was turned on keep their old value until their selection changes; fill them once with a flow or a script when the setting goes live. For a column that must always be exact, use a plug-in on Associate and Disassociate instead.</w:t>
       </w:r>
     </w:p>
@@ -13229,7 +13519,7 @@
       <w:pPr>
         <w:pStyle w:val="Heading2"/>
       </w:pPr>
-      <w:bookmarkStart w:id="28" w:name="_Toc241879088"/>
+      <w:bookmarkStart w:id="28" w:name="_Toc241883223"/>
       <w:r>
         <w:t>5.7 Open selected records</w:t>
       </w:r>
@@ -13237,7 +13527,10 @@
     </w:p>
     <w:p>
       <w:r>
-        <w:t>Each selected value becomes a link that opens the record in a new browser tab. Ctrl+click and middle-click work as for any link. With the keyboard, press Backspace in the empty search box, move between the values with the Left and Right arrow keys and press Enter. The links also work when the field is read-only. In the mobile app, the record opens in the app.</w:t>
+        <w:t xml:space="preserve">Each selected value becomes a link that </w:t>
+      </w:r>
+      <w:r>
+        <w:t>opens the record in a new browser tab. Ctrl+click and middle-click work as for any link. With the keyboard, press Backspace in the empty search box, move between the values with the Left and Right arrow keys and press Enter. The links also work when the field is read-only. In the mobile app, the record opens in the app.</w:t>
       </w:r>
     </w:p>
     <w:p>
@@ -13250,7 +13543,7 @@
           <w:noProof/>
         </w:rPr>
         <w:drawing>
-          <wp:inline distT="0" distB="0" distL="0" distR="0" wp14:anchorId="3C262E2B" wp14:editId="1FC5FE77">
+          <wp:inline distT="0" distB="0" distL="0" distR="0" wp14:anchorId="020499C1" wp14:editId="058B2070">
             <wp:extent cx="5760000" cy="556494"/>
             <wp:effectExtent l="0" t="0" r="0" b="0"/>
             <wp:docPr id="28" name="Picture 28"/>
@@ -13299,9 +13592,8 @@
       <w:pPr>
         <w:pStyle w:val="Heading2"/>
       </w:pPr>
-      <w:bookmarkStart w:id="29" w:name="_Toc241879089"/>
-      <w:r>
-        <w:lastRenderedPageBreak/>
+      <w:bookmarkStart w:id="29" w:name="_Toc241883224"/>
+      <w:r>
         <w:t>5.8 Show + New button</w:t>
       </w:r>
       <w:bookmarkEnd w:id="29"/>
@@ -13393,7 +13685,7 @@
           <w:noProof/>
         </w:rPr>
         <w:drawing>
-          <wp:inline distT="0" distB="0" distL="0" distR="0" wp14:anchorId="09BFE2B7" wp14:editId="216944E6">
+          <wp:inline distT="0" distB="0" distL="0" distR="0" wp14:anchorId="45681951" wp14:editId="45A024D6">
             <wp:extent cx="5760000" cy="1121594"/>
             <wp:effectExtent l="0" t="0" r="0" b="0"/>
             <wp:docPr id="29" name="Picture 29"/>
@@ -13468,8 +13760,9 @@
         <w:rPr>
           <w:noProof/>
         </w:rPr>
+        <w:lastRenderedPageBreak/>
         <w:drawing>
-          <wp:inline distT="0" distB="0" distL="0" distR="0" wp14:anchorId="5E84EACB" wp14:editId="2C305347">
+          <wp:inline distT="0" distB="0" distL="0" distR="0" wp14:anchorId="2BB2104B" wp14:editId="6927CBF5">
             <wp:extent cx="5760000" cy="2964269"/>
             <wp:effectExtent l="0" t="0" r="0" b="0"/>
             <wp:docPr id="30" name="Picture 30"/>
@@ -13536,7 +13829,7 @@
           <w:noProof/>
         </w:rPr>
         <w:drawing>
-          <wp:inline distT="0" distB="0" distL="0" distR="0" wp14:anchorId="54F782FD" wp14:editId="36690697">
+          <wp:inline distT="0" distB="0" distL="0" distR="0" wp14:anchorId="36C8777B" wp14:editId="439C7EBA">
             <wp:extent cx="5760000" cy="668367"/>
             <wp:effectExtent l="0" t="0" r="0" b="0"/>
             <wp:docPr id="31" name="Picture 31"/>
@@ -13583,7 +13876,6 @@
     </w:p>
     <w:p>
       <w:r>
-        <w:lastRenderedPageBreak/>
         <w:t>The new record is selected only when the list offers it: it must be active and match the view and filters of the field. Otherwise the record is created but not selected, and a message under the field explains why.</w:t>
       </w:r>
     </w:p>
@@ -13591,7 +13883,7 @@
       <w:pPr>
         <w:pStyle w:val="Heading1"/>
       </w:pPr>
-      <w:bookmarkStart w:id="30" w:name="_Toc241879090"/>
+      <w:bookmarkStart w:id="30" w:name="_Toc241883225"/>
       <w:r>
         <w:t>6. Using the control</w:t>
       </w:r>
@@ -13601,7 +13893,7 @@
       <w:pPr>
         <w:pStyle w:val="Heading2"/>
       </w:pPr>
-      <w:bookmarkStart w:id="31" w:name="_Toc241879091"/>
+      <w:bookmarkStart w:id="31" w:name="_Toc241883226"/>
       <w:r>
         <w:t>6.1 States of the field</w:t>
       </w:r>
@@ -13727,7 +14019,13 @@
               <w:rPr>
                 <w:sz w:val="19"/>
               </w:rPr>
-              <w:t>A grey border; the values become chips with an × to remove them.</w:t>
+              <w:t xml:space="preserve">A grey border; the values become </w:t>
+            </w:r>
+            <w:r>
+              <w:rPr>
+                <w:sz w:val="19"/>
+              </w:rPr>
+              <w:t>chips with an × to remove them.</w:t>
             </w:r>
           </w:p>
         </w:tc>
@@ -13764,13 +14062,7 @@
               <w:rPr>
                 <w:sz w:val="19"/>
               </w:rPr>
-              <w:t xml:space="preserve">The chips, a "Select or search </w:t>
-            </w:r>
-            <w:r>
-              <w:rPr>
-                <w:sz w:val="19"/>
-              </w:rPr>
-              <w:t>options" box and a chevron. The list opens from the chevron, the Down arrow key, Enter or typing.</w:t>
+              <w:t>The chips, a "Select or search options" box and a chevron. The list opens from the chevron, the Down arrow key, Enter or typing.</w:t>
             </w:r>
           </w:p>
         </w:tc>
@@ -13866,8 +14158,9 @@
         <w:rPr>
           <w:noProof/>
         </w:rPr>
+        <w:lastRenderedPageBreak/>
         <w:drawing>
-          <wp:inline distT="0" distB="0" distL="0" distR="0" wp14:anchorId="762EB129" wp14:editId="784F57B8">
+          <wp:inline distT="0" distB="0" distL="0" distR="0" wp14:anchorId="65B685A0" wp14:editId="26314616">
             <wp:extent cx="5760000" cy="1276494"/>
             <wp:effectExtent l="0" t="0" r="0" b="0"/>
             <wp:docPr id="32" name="Picture 32"/>
@@ -13922,7 +14215,7 @@
           <w:noProof/>
         </w:rPr>
         <w:drawing>
-          <wp:inline distT="0" distB="0" distL="0" distR="0" wp14:anchorId="16E5285B" wp14:editId="7049DDEF">
+          <wp:inline distT="0" distB="0" distL="0" distR="0" wp14:anchorId="4B5A703D" wp14:editId="6790C17A">
             <wp:extent cx="5760000" cy="823267"/>
             <wp:effectExtent l="0" t="0" r="0" b="0"/>
             <wp:docPr id="33" name="Picture 33"/>
@@ -13964,10 +14257,10 @@
         <w:jc w:val="center"/>
       </w:pPr>
       <w:r>
-        <w:t xml:space="preserve">Figure 31. Typing filters the list ("auto" finds Automation). The search ignores case </w:t>
-      </w:r>
-      <w:r>
-        <w:t>and accents.</w:t>
+        <w:t xml:space="preserve">Figure 31. </w:t>
+      </w:r>
+      <w:r>
+        <w:t>Typing filters the list ("auto" finds Automation). The search ignores case and accents.</w:t>
       </w:r>
     </w:p>
     <w:p>
@@ -13980,7 +14273,7 @@
           <w:noProof/>
         </w:rPr>
         <w:drawing>
-          <wp:inline distT="0" distB="0" distL="0" distR="0" wp14:anchorId="5CD40079" wp14:editId="4C231C77">
+          <wp:inline distT="0" distB="0" distL="0" distR="0" wp14:anchorId="375B660C" wp14:editId="4866B672">
             <wp:extent cx="5760000" cy="565100"/>
             <wp:effectExtent l="0" t="0" r="0" b="0"/>
             <wp:docPr id="34" name="Picture 34"/>
@@ -14029,7 +14322,7 @@
       <w:pPr>
         <w:pStyle w:val="Heading2"/>
       </w:pPr>
-      <w:bookmarkStart w:id="32" w:name="_Toc241879092"/>
+      <w:bookmarkStart w:id="32" w:name="_Toc241883227"/>
       <w:r>
         <w:t>6.2 Selecting and removing records</w:t>
       </w:r>
@@ -14049,9 +14342,8 @@
         <w:rPr>
           <w:noProof/>
         </w:rPr>
-        <w:lastRenderedPageBreak/>
         <w:drawing>
-          <wp:inline distT="0" distB="0" distL="0" distR="0" wp14:anchorId="7A07DA64" wp14:editId="1A523461">
+          <wp:inline distT="0" distB="0" distL="0" distR="0" wp14:anchorId="27721652" wp14:editId="5ECF18A3">
             <wp:extent cx="5760000" cy="2821224"/>
             <wp:effectExtent l="0" t="0" r="0" b="0"/>
             <wp:docPr id="35" name="Picture 35"/>
@@ -14093,25 +14385,29 @@
         <w:jc w:val="center"/>
       </w:pPr>
       <w:r>
-        <w:t>Figure 33. Two records picked on a saved record: the control and the subgrid show the same links, and the form stays saved.</w:t>
+        <w:t xml:space="preserve">Figure 33. Two records picked on a saved record: the control and the subgrid show the same </w:t>
+      </w:r>
+      <w:r>
+        <w:t>links, and the form stays saved.</w:t>
       </w:r>
     </w:p>
     <w:p>
       <w:pPr>
         <w:pStyle w:val="Heading2"/>
       </w:pPr>
-      <w:bookmarkStart w:id="33" w:name="_Toc241879093"/>
-      <w:r>
+      <w:bookmarkStart w:id="33" w:name="_Toc241883228"/>
+      <w:r>
+        <w:lastRenderedPageBreak/>
         <w:t>6.3 New records</w:t>
       </w:r>
       <w:bookmarkEnd w:id="33"/>
     </w:p>
     <w:p>
       <w:r>
-        <w:t>On a record that has not been saved yet, picks are kept and a note under the field says that they are linked when the record is saved. They are linked after the first successful save, also with Save &amp; Close. If the save is blocked, nothing is linked and the picks stay until the save succeeds. On a quick create form, on a new record opened in a dialog or side pane, and on new Appointment, Recurring Appointment and Service Activity records, the save cannot be followed safely; there the control asks for the re</w:t>
-      </w:r>
-      <w:r>
-        <w:t>cord to be saved first.</w:t>
+        <w:t xml:space="preserve">On a record that has not been saved yet, picks are kept and a note under the field says that they are linked when the record is saved. They are linked after the first successful save, also with Save &amp; </w:t>
+      </w:r>
+      <w:r>
+        <w:t>Close. If the save is blocked, nothing is linked and the picks stay until the save succeeds. On a quick create form, on a new record opened in a dialog or side pane, and on new Appointment, Recurring Appointment and Service Activity records, the save cannot be followed safely; there the control asks for the record to be saved first.</w:t>
       </w:r>
     </w:p>
     <w:p>
@@ -14124,7 +14420,7 @@
           <w:noProof/>
         </w:rPr>
         <w:drawing>
-          <wp:inline distT="0" distB="0" distL="0" distR="0" wp14:anchorId="5EB01F10" wp14:editId="25A4A100">
+          <wp:inline distT="0" distB="0" distL="0" distR="0" wp14:anchorId="49F0FEAE" wp14:editId="3D672E68">
             <wp:extent cx="5760000" cy="668367"/>
             <wp:effectExtent l="0" t="0" r="0" b="0"/>
             <wp:docPr id="36" name="Picture 36"/>
@@ -14173,7 +14469,7 @@
       <w:pPr>
         <w:pStyle w:val="Heading2"/>
       </w:pPr>
-      <w:bookmarkStart w:id="34" w:name="_Toc241879094"/>
+      <w:bookmarkStart w:id="34" w:name="_Toc241883229"/>
       <w:r>
         <w:t>6.4 Many values</w:t>
       </w:r>
@@ -14194,7 +14490,7 @@
           <w:noProof/>
         </w:rPr>
         <w:drawing>
-          <wp:inline distT="0" distB="0" distL="0" distR="0" wp14:anchorId="37C13DF7" wp14:editId="0B72F2B8">
+          <wp:inline distT="0" distB="0" distL="0" distR="0" wp14:anchorId="3A6C136A" wp14:editId="5F3195DC">
             <wp:extent cx="5760000" cy="513466"/>
             <wp:effectExtent l="0" t="0" r="0" b="0"/>
             <wp:docPr id="37" name="Picture 37"/>
@@ -14248,9 +14544,8 @@
         <w:rPr>
           <w:noProof/>
         </w:rPr>
-        <w:lastRenderedPageBreak/>
         <w:drawing>
-          <wp:inline distT="0" distB="0" distL="0" distR="0" wp14:anchorId="53D622FB" wp14:editId="5908E27B">
+          <wp:inline distT="0" distB="0" distL="0" distR="0" wp14:anchorId="0C4EF649" wp14:editId="4C4B0E6F">
             <wp:extent cx="5760000" cy="866295"/>
             <wp:effectExtent l="0" t="0" r="0" b="0"/>
             <wp:docPr id="38" name="Picture 38"/>
@@ -14299,7 +14594,7 @@
       <w:pPr>
         <w:pStyle w:val="Heading2"/>
       </w:pPr>
-      <w:bookmarkStart w:id="35" w:name="_Toc241879095"/>
+      <w:bookmarkStart w:id="35" w:name="_Toc241883230"/>
       <w:r>
         <w:t>6.5 Large lists</w:t>
       </w:r>
@@ -14376,8 +14671,9 @@
         <w:rPr>
           <w:noProof/>
         </w:rPr>
+        <w:lastRenderedPageBreak/>
         <w:drawing>
-          <wp:inline distT="0" distB="0" distL="0" distR="0" wp14:anchorId="44E566B8" wp14:editId="2FA2791C">
+          <wp:inline distT="0" distB="0" distL="0" distR="0" wp14:anchorId="76758FD6" wp14:editId="171C0AF1">
             <wp:extent cx="5760000" cy="1121594"/>
             <wp:effectExtent l="0" t="0" r="0" b="0"/>
             <wp:docPr id="39" name="Picture 39"/>
@@ -14432,7 +14728,7 @@
           <w:noProof/>
         </w:rPr>
         <w:drawing>
-          <wp:inline distT="0" distB="0" distL="0" distR="0" wp14:anchorId="070CFFF7" wp14:editId="18C46393">
+          <wp:inline distT="0" distB="0" distL="0" distR="0" wp14:anchorId="29DC7F51" wp14:editId="0B0D1002">
             <wp:extent cx="5760000" cy="1121594"/>
             <wp:effectExtent l="0" t="0" r="0" b="0"/>
             <wp:docPr id="40" name="Picture 40"/>
@@ -14487,7 +14783,7 @@
           <w:noProof/>
         </w:rPr>
         <w:drawing>
-          <wp:inline distT="0" distB="0" distL="0" distR="0" wp14:anchorId="412CC4C3" wp14:editId="6D8535D1">
+          <wp:inline distT="0" distB="0" distL="0" distR="0" wp14:anchorId="0F2BDE71" wp14:editId="210153FE">
             <wp:extent cx="5760000" cy="1121594"/>
             <wp:effectExtent l="0" t="0" r="0" b="0"/>
             <wp:docPr id="41" name="Picture 41"/>
@@ -14541,9 +14837,8 @@
         <w:rPr>
           <w:noProof/>
         </w:rPr>
-        <w:lastRenderedPageBreak/>
         <w:drawing>
-          <wp:inline distT="0" distB="0" distL="0" distR="0" wp14:anchorId="2A6E8FFC" wp14:editId="6E96702A">
+          <wp:inline distT="0" distB="0" distL="0" distR="0" wp14:anchorId="4B0000ED" wp14:editId="5A307324">
             <wp:extent cx="5760000" cy="1121594"/>
             <wp:effectExtent l="0" t="0" r="0" b="0"/>
             <wp:docPr id="42" name="Picture 42"/>
@@ -14592,7 +14887,7 @@
       <w:pPr>
         <w:pStyle w:val="Heading2"/>
       </w:pPr>
-      <w:bookmarkStart w:id="36" w:name="_Toc241879096"/>
+      <w:bookmarkStart w:id="36" w:name="_Toc241883231"/>
       <w:r>
         <w:t>6.6 Select all and hidden subgrid</w:t>
       </w:r>
@@ -14600,10 +14895,7 @@
     </w:p>
     <w:p>
       <w:r>
-        <w:t xml:space="preserve">With </w:t>
-      </w:r>
-      <w:r>
-        <w:t>Show Select all, the first row selects or removes every record in the list (up to the Select all limit). With Hide related subgrids, the subgrid of the relationship is not shown.</w:t>
+        <w:t>With Show Select all, the first row selects or removes every record in the list (up to the Select all limit). With Hide related subgrids, the subgrid of the relationship is not shown.</w:t>
       </w:r>
     </w:p>
     <w:p>
@@ -14616,7 +14908,7 @@
           <w:noProof/>
         </w:rPr>
         <w:drawing>
-          <wp:inline distT="0" distB="0" distL="0" distR="0" wp14:anchorId="1C59EF40" wp14:editId="413C249F">
+          <wp:inline distT="0" distB="0" distL="0" distR="0" wp14:anchorId="0FBE0D43" wp14:editId="090F8D5F">
             <wp:extent cx="5760000" cy="1614780"/>
             <wp:effectExtent l="0" t="0" r="0" b="0"/>
             <wp:docPr id="43" name="Picture 43"/>
@@ -14665,8 +14957,9 @@
       <w:pPr>
         <w:pStyle w:val="Heading2"/>
       </w:pPr>
-      <w:bookmarkStart w:id="37" w:name="_Toc241879097"/>
-      <w:r>
+      <w:bookmarkStart w:id="37" w:name="_Toc241883232"/>
+      <w:r>
+        <w:lastRenderedPageBreak/>
         <w:t>6.7 Keyboard</w:t>
       </w:r>
       <w:bookmarkEnd w:id="37"/>
@@ -14774,7 +15067,13 @@
               <w:rPr>
                 <w:sz w:val="19"/>
               </w:rPr>
-              <w:t>Up and Down arrows, Page Up, Page Down, Ctrl+Home, Ctrl+End</w:t>
+              <w:t xml:space="preserve">Up and Down arrows, Page Up, Page Down, </w:t>
+            </w:r>
+            <w:r>
+              <w:rPr>
+                <w:sz w:val="19"/>
+              </w:rPr>
+              <w:t>Ctrl+Home, Ctrl+End</w:t>
             </w:r>
           </w:p>
         </w:tc>
@@ -14828,13 +15127,7 @@
               <w:rPr>
                 <w:sz w:val="19"/>
               </w:rPr>
-              <w:t xml:space="preserve">Opens the list, or selects or </w:t>
-            </w:r>
-            <w:r>
-              <w:rPr>
-                <w:sz w:val="19"/>
-              </w:rPr>
-              <w:t>removes the highlighted row</w:t>
+              <w:t>Opens the list, or selects or removes the highlighted row</w:t>
             </w:r>
           </w:p>
         </w:tc>
@@ -14949,7 +15242,13 @@
               <w:rPr>
                 <w:sz w:val="19"/>
               </w:rPr>
-              <w:t>Moves the highlight onto the selected values</w:t>
+              <w:t xml:space="preserve">Moves the </w:t>
+            </w:r>
+            <w:r>
+              <w:rPr>
+                <w:sz w:val="19"/>
+              </w:rPr>
+              <w:t>highlight onto the selected values</w:t>
             </w:r>
           </w:p>
         </w:tc>
@@ -15114,17 +15413,14 @@
     </w:p>
     <w:p>
       <w:r>
-        <w:t xml:space="preserve">Screen readers announce the field as a combo box with a list of options, and announce each </w:t>
-      </w:r>
-      <w:r>
-        <w:t>change.</w:t>
+        <w:t>Screen readers announce the field as a combo box with a list of options, and announce each change.</w:t>
       </w:r>
     </w:p>
     <w:p>
       <w:pPr>
         <w:pStyle w:val="Heading2"/>
       </w:pPr>
-      <w:bookmarkStart w:id="38" w:name="_Toc241879098"/>
+      <w:bookmarkStart w:id="38" w:name="_Toc241883233"/>
       <w:r>
         <w:t>6.8 Touch</w:t>
       </w:r>
@@ -15139,9 +15435,8 @@
       <w:pPr>
         <w:pStyle w:val="Heading2"/>
       </w:pPr>
-      <w:bookmarkStart w:id="39" w:name="_Toc241879099"/>
-      <w:r>
-        <w:lastRenderedPageBreak/>
+      <w:bookmarkStart w:id="39" w:name="_Toc241883234"/>
+      <w:r>
         <w:t>6.9 Messages</w:t>
       </w:r>
       <w:bookmarkEnd w:id="39"/>
@@ -15175,7 +15470,7 @@
           <w:noProof/>
         </w:rPr>
         <w:drawing>
-          <wp:inline distT="0" distB="0" distL="0" distR="0" wp14:anchorId="3B55AE58" wp14:editId="610E43DA">
+          <wp:inline distT="0" distB="0" distL="0" distR="0" wp14:anchorId="34AF3AAC" wp14:editId="416AA510">
             <wp:extent cx="5760000" cy="668367"/>
             <wp:effectExtent l="0" t="0" r="0" b="0"/>
             <wp:docPr id="44" name="Picture 44"/>
@@ -15230,7 +15525,7 @@
           <w:noProof/>
         </w:rPr>
         <w:drawing>
-          <wp:inline distT="0" distB="0" distL="0" distR="0" wp14:anchorId="7B4DF2E2" wp14:editId="786BCF7E">
+          <wp:inline distT="0" distB="0" distL="0" distR="0" wp14:anchorId="334B22B7" wp14:editId="647FA064">
             <wp:extent cx="5760000" cy="1219124"/>
             <wp:effectExtent l="0" t="0" r="0" b="0"/>
             <wp:docPr id="45" name="Picture 45"/>
@@ -15284,8 +15579,9 @@
         <w:rPr>
           <w:noProof/>
         </w:rPr>
+        <w:lastRenderedPageBreak/>
         <w:drawing>
-          <wp:inline distT="0" distB="0" distL="0" distR="0" wp14:anchorId="5B041DAB" wp14:editId="47F2FD91">
+          <wp:inline distT="0" distB="0" distL="0" distR="0" wp14:anchorId="0F391B56" wp14:editId="1CDA6126">
             <wp:extent cx="5760000" cy="728606"/>
             <wp:effectExtent l="0" t="0" r="0" b="0"/>
             <wp:docPr id="46" name="Picture 46"/>
@@ -15327,10 +15623,7 @@
         <w:jc w:val="center"/>
       </w:pPr>
       <w:r>
-        <w:t xml:space="preserve">Figure 44. The connection was lost </w:t>
-      </w:r>
-      <w:r>
-        <w:t>while saving a pick; the pick is undone.</w:t>
+        <w:t>Figure 44. The connection was lost while saving a pick; the pick is undone.</w:t>
       </w:r>
     </w:p>
     <w:p>
@@ -15343,7 +15636,7 @@
           <w:noProof/>
         </w:rPr>
         <w:drawing>
-          <wp:inline distT="0" distB="0" distL="0" distR="0" wp14:anchorId="4FF6725A" wp14:editId="3C8DB5E5">
+          <wp:inline distT="0" distB="0" distL="0" distR="0" wp14:anchorId="00CDBD69" wp14:editId="6FE80702">
             <wp:extent cx="5760000" cy="728606"/>
             <wp:effectExtent l="0" t="0" r="0" b="0"/>
             <wp:docPr id="47" name="Picture 47"/>
@@ -15398,7 +15691,7 @@
           <w:noProof/>
         </w:rPr>
         <w:drawing>
-          <wp:inline distT="0" distB="0" distL="0" distR="0" wp14:anchorId="2387EBCF" wp14:editId="306E20F8">
+          <wp:inline distT="0" distB="0" distL="0" distR="0" wp14:anchorId="3361DBD4" wp14:editId="4C3B1C05">
             <wp:extent cx="5760000" cy="728606"/>
             <wp:effectExtent l="0" t="0" r="0" b="0"/>
             <wp:docPr id="48" name="Picture 48"/>
@@ -15440,7 +15733,10 @@
         <w:jc w:val="center"/>
       </w:pPr>
       <w:r>
-        <w:t>Figure 46. Dataverse throttled the user (service protection limits) after the control's retries.</w:t>
+        <w:t xml:space="preserve">Figure 46. Dataverse throttled the </w:t>
+      </w:r>
+      <w:r>
+        <w:t>user (service protection limits) after the control's retries.</w:t>
       </w:r>
     </w:p>
     <w:p>
@@ -15453,7 +15749,7 @@
           <w:noProof/>
         </w:rPr>
         <w:drawing>
-          <wp:inline distT="0" distB="0" distL="0" distR="0" wp14:anchorId="0BF3897D" wp14:editId="18EE2727">
+          <wp:inline distT="0" distB="0" distL="0" distR="0" wp14:anchorId="12AEDB03" wp14:editId="5914CAD8">
             <wp:extent cx="5760000" cy="728606"/>
             <wp:effectExtent l="0" t="0" r="0" b="0"/>
             <wp:docPr id="49" name="Picture 49"/>
@@ -15495,10 +15791,7 @@
         <w:jc w:val="center"/>
       </w:pPr>
       <w:r>
-        <w:t xml:space="preserve">Figure 47. The link was </w:t>
-      </w:r>
-      <w:r>
-        <w:t>saved, but Copy names into the host column could not update the record.</w:t>
+        <w:t>Figure 47. The link was saved, but Copy names into the host column could not update the record.</w:t>
       </w:r>
     </w:p>
     <w:p>
@@ -15510,9 +15803,8 @@
         <w:rPr>
           <w:noProof/>
         </w:rPr>
-        <w:lastRenderedPageBreak/>
         <w:drawing>
-          <wp:inline distT="0" distB="0" distL="0" distR="0" wp14:anchorId="0360B320" wp14:editId="2FC48FB1">
+          <wp:inline distT="0" distB="0" distL="0" distR="0" wp14:anchorId="0DB6A89F" wp14:editId="336FA1AC">
             <wp:extent cx="5760000" cy="728606"/>
             <wp:effectExtent l="0" t="0" r="0" b="0"/>
             <wp:docPr id="50" name="Picture 50"/>
@@ -15567,7 +15859,7 @@
           <w:noProof/>
         </w:rPr>
         <w:drawing>
-          <wp:inline distT="0" distB="0" distL="0" distR="0" wp14:anchorId="22C95491" wp14:editId="20BDFB4C">
+          <wp:inline distT="0" distB="0" distL="0" distR="0" wp14:anchorId="5C9A0904" wp14:editId="1C58CDE0">
             <wp:extent cx="5760000" cy="728606"/>
             <wp:effectExtent l="0" t="0" r="0" b="0"/>
             <wp:docPr id="51" name="Picture 51"/>
@@ -15622,7 +15914,7 @@
           <w:noProof/>
         </w:rPr>
         <w:drawing>
-          <wp:inline distT="0" distB="0" distL="0" distR="0" wp14:anchorId="335E4410" wp14:editId="4265EF28">
+          <wp:inline distT="0" distB="0" distL="0" distR="0" wp14:anchorId="15DEC1AD" wp14:editId="1DB8BF46">
             <wp:extent cx="5760000" cy="728606"/>
             <wp:effectExtent l="0" t="0" r="0" b="0"/>
             <wp:docPr id="52" name="Picture 52"/>
@@ -15677,7 +15969,7 @@
           <w:noProof/>
         </w:rPr>
         <w:drawing>
-          <wp:inline distT="0" distB="0" distL="0" distR="0" wp14:anchorId="5B94A719" wp14:editId="70DB548D">
+          <wp:inline distT="0" distB="0" distL="0" distR="0" wp14:anchorId="538EA776" wp14:editId="22BB3B33">
             <wp:extent cx="5760000" cy="866295"/>
             <wp:effectExtent l="0" t="0" r="0" b="0"/>
             <wp:docPr id="53" name="Picture 53"/>
@@ -15731,8 +16023,9 @@
         <w:rPr>
           <w:noProof/>
         </w:rPr>
+        <w:lastRenderedPageBreak/>
         <w:drawing>
-          <wp:inline distT="0" distB="0" distL="0" distR="0" wp14:anchorId="2947A9B3" wp14:editId="3D45F0E6">
+          <wp:inline distT="0" distB="0" distL="0" distR="0" wp14:anchorId="03DAEB7F" wp14:editId="0089240F">
             <wp:extent cx="5760000" cy="866295"/>
             <wp:effectExtent l="0" t="0" r="0" b="0"/>
             <wp:docPr id="54" name="Picture 54"/>
@@ -15787,7 +16080,7 @@
           <w:noProof/>
         </w:rPr>
         <w:drawing>
-          <wp:inline distT="0" distB="0" distL="0" distR="0" wp14:anchorId="3F377C39" wp14:editId="4EA57A49">
+          <wp:inline distT="0" distB="0" distL="0" distR="0" wp14:anchorId="2838FA6A" wp14:editId="2CEB795F">
             <wp:extent cx="5760000" cy="728606"/>
             <wp:effectExtent l="0" t="0" r="0" b="0"/>
             <wp:docPr id="55" name="Picture 55"/>
@@ -15842,7 +16135,7 @@
           <w:noProof/>
         </w:rPr>
         <w:drawing>
-          <wp:inline distT="0" distB="0" distL="0" distR="0" wp14:anchorId="3D512BB8" wp14:editId="6E070C94">
+          <wp:inline distT="0" distB="0" distL="0" distR="0" wp14:anchorId="609BEDB7" wp14:editId="58FB7084">
             <wp:extent cx="5760000" cy="728606"/>
             <wp:effectExtent l="0" t="0" r="0" b="0"/>
             <wp:docPr id="56" name="Picture 56"/>
@@ -15896,9 +16189,8 @@
         <w:rPr>
           <w:noProof/>
         </w:rPr>
-        <w:lastRenderedPageBreak/>
         <w:drawing>
-          <wp:inline distT="0" distB="0" distL="0" distR="0" wp14:anchorId="1F7A88B2" wp14:editId="3ADAE31D">
+          <wp:inline distT="0" distB="0" distL="0" distR="0" wp14:anchorId="411850D1" wp14:editId="5CE14C19">
             <wp:extent cx="5760000" cy="728606"/>
             <wp:effectExtent l="0" t="0" r="0" b="0"/>
             <wp:docPr id="57" name="Picture 57"/>
@@ -15963,7 +16255,7 @@
       <w:pPr>
         <w:pStyle w:val="Heading1"/>
       </w:pPr>
-      <w:bookmarkStart w:id="40" w:name="_Toc241879100"/>
+      <w:bookmarkStart w:id="40" w:name="_Toc241883235"/>
       <w:r>
         <w:t>7. The form library</w:t>
       </w:r>
@@ -15973,7 +16265,7 @@
       <w:pPr>
         <w:pStyle w:val="Heading2"/>
       </w:pPr>
-      <w:bookmarkStart w:id="41" w:name="_Toc241879101"/>
+      <w:bookmarkStart w:id="41" w:name="_Toc241883236"/>
       <w:r>
         <w:t>7.1 Why it exists</w:t>
       </w:r>
@@ -15981,7 +16273,10 @@
     </w:p>
     <w:p>
       <w:r>
-        <w:t>A code component is normally delivered to the form by the platform: when the form opens, the platform downloads the control's bundle (</w:t>
+        <w:t xml:space="preserve">A code component is normally delivered to the form by the platform: when the form opens, the </w:t>
+      </w:r>
+      <w:r>
+        <w:t>platform downloads the control's bundle (</w:t>
       </w:r>
       <w:r>
         <w:rPr>
@@ -16033,15 +16328,19 @@
       <w:pPr>
         <w:pStyle w:val="Heading2"/>
       </w:pPr>
-      <w:bookmarkStart w:id="42" w:name="_Toc241879102"/>
-      <w:r>
+      <w:bookmarkStart w:id="42" w:name="_Toc241883237"/>
+      <w:r>
+        <w:lastRenderedPageBreak/>
         <w:t>7.2 Running without the form library</w:t>
       </w:r>
       <w:bookmarkEnd w:id="42"/>
     </w:p>
     <w:p>
       <w:r>
-        <w:t>The form library is needed only in environments that show the error above. Test without it first:</w:t>
+        <w:t xml:space="preserve">The form </w:t>
+      </w:r>
+      <w:r>
+        <w:t>library is needed only in environments that show the error above. Test without it first:</w:t>
       </w:r>
     </w:p>
     <w:p>
@@ -16101,7 +16400,7 @@
       <w:pPr>
         <w:pStyle w:val="Heading2"/>
       </w:pPr>
-      <w:bookmarkStart w:id="43" w:name="_Toc241879103"/>
+      <w:bookmarkStart w:id="43" w:name="_Toc241883238"/>
       <w:r>
         <w:t>7.3 Adding the form library</w:t>
       </w:r>
@@ -16146,9 +16445,8 @@
         <w:rPr>
           <w:noProof/>
         </w:rPr>
-        <w:lastRenderedPageBreak/>
         <w:drawing>
-          <wp:inline distT="0" distB="0" distL="0" distR="0" wp14:anchorId="7A47B030" wp14:editId="2B3F2DC8">
+          <wp:inline distT="0" distB="0" distL="0" distR="0" wp14:anchorId="4A3143AE" wp14:editId="5EFE59ED">
             <wp:extent cx="5760000" cy="3355644"/>
             <wp:effectExtent l="0" t="0" r="0" b="0"/>
             <wp:docPr id="58" name="Picture 58"/>
@@ -16243,8 +16541,9 @@
         <w:rPr>
           <w:noProof/>
         </w:rPr>
+        <w:lastRenderedPageBreak/>
         <w:drawing>
-          <wp:inline distT="0" distB="0" distL="0" distR="0" wp14:anchorId="31CC0D60" wp14:editId="7C29ECCB">
+          <wp:inline distT="0" distB="0" distL="0" distR="0" wp14:anchorId="5ECCD2A1" wp14:editId="72B95C27">
             <wp:extent cx="3655657" cy="3779999"/>
             <wp:effectExtent l="0" t="0" r="0" b="0"/>
             <wp:docPr id="59" name="Picture 59"/>
@@ -16298,10 +16597,7 @@
         </w:numPr>
       </w:pPr>
       <w:r>
-        <w:t xml:space="preserve">The </w:t>
-      </w:r>
-      <w:r>
-        <w:t>library is listed in the Form libraries pane.</w:t>
+        <w:t>The library is listed in the Form libraries pane.</w:t>
       </w:r>
     </w:p>
     <w:p>
@@ -16313,9 +16609,8 @@
         <w:rPr>
           <w:noProof/>
         </w:rPr>
-        <w:lastRenderedPageBreak/>
         <w:drawing>
-          <wp:inline distT="0" distB="0" distL="0" distR="0" wp14:anchorId="6F6E2E8A" wp14:editId="70FC5BA4">
+          <wp:inline distT="0" distB="0" distL="0" distR="0" wp14:anchorId="4C113310" wp14:editId="4AE0C00F">
             <wp:extent cx="5760000" cy="3355644"/>
             <wp:effectExtent l="0" t="0" r="0" b="0"/>
             <wp:docPr id="60" name="Picture 60"/>
@@ -16399,8 +16694,9 @@
         <w:rPr>
           <w:noProof/>
         </w:rPr>
+        <w:lastRenderedPageBreak/>
         <w:drawing>
-          <wp:inline distT="0" distB="0" distL="0" distR="0" wp14:anchorId="1C5497FE" wp14:editId="7457B706">
+          <wp:inline distT="0" distB="0" distL="0" distR="0" wp14:anchorId="2B34D1B9" wp14:editId="245E6A9E">
             <wp:extent cx="2331588" cy="3239999"/>
             <wp:effectExtent l="0" t="0" r="0" b="0"/>
             <wp:docPr id="61" name="Picture 61"/>
@@ -16536,7 +16832,13 @@
         <w:rPr>
           <w:b/>
         </w:rPr>
-        <w:t>Pass execution context as first parameter</w:t>
+        <w:t xml:space="preserve">Pass execution context as first </w:t>
+      </w:r>
+      <w:r>
+        <w:rPr>
+          <w:b/>
+        </w:rPr>
+        <w:t>parameter</w:t>
       </w:r>
       <w:r>
         <w:t xml:space="preserve"> (4), and enter the logical name of the host column in single quotes, for example </w:t>
@@ -16547,7 +16849,6 @@
           <w:color w:val="242424"/>
           <w:sz w:val="19"/>
         </w:rPr>
-        <w:lastRenderedPageBreak/>
         <w:t>'ntn_relationshippicker'</w:t>
       </w:r>
       <w:r>
@@ -16581,8 +16882,9 @@
         <w:rPr>
           <w:noProof/>
         </w:rPr>
+        <w:lastRenderedPageBreak/>
         <w:drawing>
-          <wp:inline distT="0" distB="0" distL="0" distR="0" wp14:anchorId="64155385" wp14:editId="2131F65A">
+          <wp:inline distT="0" distB="0" distL="0" distR="0" wp14:anchorId="552D0304" wp14:editId="3AD9A591">
             <wp:extent cx="2239266" cy="4320000"/>
             <wp:effectExtent l="0" t="0" r="0" b="0"/>
             <wp:docPr id="62" name="Picture 62"/>
@@ -16648,9 +16950,8 @@
         <w:rPr>
           <w:noProof/>
         </w:rPr>
-        <w:lastRenderedPageBreak/>
         <w:drawing>
-          <wp:inline distT="0" distB="0" distL="0" distR="0" wp14:anchorId="14C496CA" wp14:editId="54D990C8">
+          <wp:inline distT="0" distB="0" distL="0" distR="0" wp14:anchorId="4AB181D8" wp14:editId="16CF10F7">
             <wp:extent cx="2331588" cy="3239999"/>
             <wp:effectExtent l="0" t="0" r="0" b="0"/>
             <wp:docPr id="63" name="Picture 63"/>
@@ -16704,6 +17005,7 @@
         </w:numPr>
       </w:pPr>
       <w:r>
+        <w:lastRenderedPageBreak/>
         <w:t xml:space="preserve">Select </w:t>
       </w:r>
       <w:r>
@@ -16743,7 +17045,10 @@
               <w:t xml:space="preserve">Parameters.  </w:t>
             </w:r>
             <w:r>
-              <w:t>Without parameters, the library retries every control on the form that failed to load. With the host column names, it retries only those.</w:t>
+              <w:t xml:space="preserve">Without parameters, the library retries every control on the form that failed to </w:t>
+            </w:r>
+            <w:r>
+              <w:t>load. With the host column names, it retries only those.</w:t>
             </w:r>
           </w:p>
         </w:tc>
@@ -16758,7 +17063,7 @@
       <w:pPr>
         <w:pStyle w:val="Heading2"/>
       </w:pPr>
-      <w:bookmarkStart w:id="44" w:name="_Toc241879104"/>
+      <w:bookmarkStart w:id="44" w:name="_Toc241883239"/>
       <w:r>
         <w:t>7.4 Removing the form library</w:t>
       </w:r>
@@ -16853,7 +17158,7 @@
       <w:pPr>
         <w:pStyle w:val="Heading1"/>
       </w:pPr>
-      <w:bookmarkStart w:id="45" w:name="_Toc241879105"/>
+      <w:bookmarkStart w:id="45" w:name="_Toc241883240"/>
       <w:r>
         <w:t>8. Security and permissions</w:t>
       </w:r>
@@ -16979,7 +17284,13 @@
               <w:rPr>
                 <w:sz w:val="19"/>
               </w:rPr>
-              <w:t>Append and Append To on both tables</w:t>
+              <w:t xml:space="preserve">Append and Append To on both </w:t>
+            </w:r>
+            <w:r>
+              <w:rPr>
+                <w:sz w:val="19"/>
+              </w:rPr>
+              <w:t>tables</w:t>
             </w:r>
           </w:p>
         </w:tc>
@@ -17038,13 +17349,7 @@
               <w:rPr>
                 <w:sz w:val="19"/>
               </w:rPr>
-              <w:t xml:space="preserve">Copy names </w:t>
-            </w:r>
-            <w:r>
-              <w:rPr>
-                <w:sz w:val="19"/>
-              </w:rPr>
-              <w:t>into the host column</w:t>
+              <w:t>Copy names into the host column</w:t>
             </w:r>
           </w:p>
         </w:tc>
@@ -17077,10 +17382,7 @@
         <w:pStyle w:val="ListBullet"/>
       </w:pPr>
       <w:r>
-        <w:t xml:space="preserve">The control works with the signed-in user's own session and security roles. Users only see and link records they have access to. When a privilege is missing, the control becomes read-only or names the </w:t>
-      </w:r>
-      <w:r>
-        <w:t>missing privilege.</w:t>
+        <w:t>The control works with the signed-in user's own session and security roles. Users only see and link records they have access to. When a privilege is missing, the control becomes read-only or names the missing privilege.</w:t>
       </w:r>
     </w:p>
     <w:p>
@@ -17096,7 +17398,6 @@
         <w:pStyle w:val="ListBullet"/>
       </w:pPr>
       <w:r>
-        <w:lastRenderedPageBreak/>
         <w:t>Names are rendered as text, never as HTML. Values sent to the server are escaped for OData and FetchXML.</w:t>
       </w:r>
     </w:p>
@@ -17120,7 +17421,7 @@
       <w:pPr>
         <w:pStyle w:val="Heading1"/>
       </w:pPr>
-      <w:bookmarkStart w:id="46" w:name="_Toc241879106"/>
+      <w:bookmarkStart w:id="46" w:name="_Toc241883241"/>
       <w:r>
         <w:t>9. Upgrading</w:t>
       </w:r>
@@ -17181,7 +17482,10 @@
         </w:numPr>
       </w:pPr>
       <w:r>
-        <w:t>Import the new package over the installed solution, the same kind as before (managed over managed, unmanaged over unmanaged). After an unmanaged import, select Publish all customizations.</w:t>
+        <w:t xml:space="preserve">Import the new package over the installed solution, the same kind as </w:t>
+      </w:r>
+      <w:r>
+        <w:t>before (managed over managed, unmanaged over unmanaged). After an unmanaged import, select Publish all customizations.</w:t>
       </w:r>
     </w:p>
     <w:tbl>
@@ -17211,7 +17515,11 @@
               <w:t xml:space="preserve">Always raise the version.  </w:t>
             </w:r>
             <w:r>
-              <w:t>Dataverse does not replace a code component when a solution with the same control version is imported; the old bundle stays in place. Users may need to reload the app (Ctrl+F5) to receive the new version.</w:t>
+              <w:t xml:space="preserve">Dataverse does not replace a code component when a solution with the same control version is imported; the old bundle stays in place. Users may need to reload the app </w:t>
+            </w:r>
+            <w:r>
+              <w:lastRenderedPageBreak/>
+              <w:t>(Ctrl+F5) to receive the new version.</w:t>
             </w:r>
           </w:p>
         </w:tc>
@@ -17226,7 +17534,7 @@
       <w:pPr>
         <w:pStyle w:val="Heading1"/>
       </w:pPr>
-      <w:bookmarkStart w:id="47" w:name="_Toc241879107"/>
+      <w:bookmarkStart w:id="47" w:name="_Toc241883242"/>
       <w:r>
         <w:t>10. Uninstalling</w:t>
       </w:r>
@@ -17241,7 +17549,7 @@
       <w:pPr>
         <w:pStyle w:val="Heading2"/>
       </w:pPr>
-      <w:bookmarkStart w:id="48" w:name="_Toc241879108"/>
+      <w:bookmarkStart w:id="48" w:name="_Toc241883243"/>
       <w:r>
         <w:t>10.1 Remove the control from the forms</w:t>
       </w:r>
@@ -17295,9 +17603,8 @@
         <w:rPr>
           <w:noProof/>
         </w:rPr>
-        <w:lastRenderedPageBreak/>
         <w:drawing>
-          <wp:inline distT="0" distB="0" distL="0" distR="0" wp14:anchorId="39943AD9" wp14:editId="06A269C8">
+          <wp:inline distT="0" distB="0" distL="0" distR="0" wp14:anchorId="20CA90E0" wp14:editId="16249D3F">
             <wp:extent cx="2295828" cy="3240000"/>
             <wp:effectExtent l="0" t="0" r="0" b="0"/>
             <wp:docPr id="64" name="Picture 64"/>
@@ -17363,8 +17670,9 @@
         <w:rPr>
           <w:noProof/>
         </w:rPr>
+        <w:lastRenderedPageBreak/>
         <w:drawing>
-          <wp:inline distT="0" distB="0" distL="0" distR="0" wp14:anchorId="1FC0D40E" wp14:editId="4393F1FB">
+          <wp:inline distT="0" distB="0" distL="0" distR="0" wp14:anchorId="15B13263" wp14:editId="49E6B1CB">
             <wp:extent cx="2295828" cy="3240000"/>
             <wp:effectExtent l="0" t="0" r="0" b="0"/>
             <wp:docPr id="65" name="Picture 65"/>
@@ -17455,7 +17763,7 @@
       <w:pPr>
         <w:pStyle w:val="Heading2"/>
       </w:pPr>
-      <w:bookmarkStart w:id="49" w:name="_Toc241879109"/>
+      <w:bookmarkStart w:id="49" w:name="_Toc241883244"/>
       <w:r>
         <w:t>10.2 Uninstall the managed solution</w:t>
       </w:r>
@@ -17509,9 +17817,8 @@
         <w:rPr>
           <w:noProof/>
         </w:rPr>
-        <w:lastRenderedPageBreak/>
         <w:drawing>
-          <wp:inline distT="0" distB="0" distL="0" distR="0" wp14:anchorId="1DB6FC4F" wp14:editId="0FFA192D">
+          <wp:inline distT="0" distB="0" distL="0" distR="0" wp14:anchorId="323F8A92" wp14:editId="4AB3C400">
             <wp:extent cx="5760000" cy="3011054"/>
             <wp:effectExtent l="0" t="0" r="0" b="0"/>
             <wp:docPr id="66" name="Picture 66"/>
@@ -17586,8 +17893,9 @@
         <w:rPr>
           <w:noProof/>
         </w:rPr>
+        <w:lastRenderedPageBreak/>
         <w:drawing>
-          <wp:inline distT="0" distB="0" distL="0" distR="0" wp14:anchorId="08A488DA" wp14:editId="2B22BAD5">
+          <wp:inline distT="0" distB="0" distL="0" distR="0" wp14:anchorId="6D732058" wp14:editId="74ACC2D5">
             <wp:extent cx="5760000" cy="3011054"/>
             <wp:effectExtent l="0" t="0" r="0" b="0"/>
             <wp:docPr id="67" name="Picture 67"/>
@@ -17650,7 +17958,10 @@
         <w:t>Delete</w:t>
       </w:r>
       <w:r>
-        <w:t>. Deleting a managed solution removes the code component and the web resource.</w:t>
+        <w:t xml:space="preserve">. </w:t>
+      </w:r>
+      <w:r>
+        <w:t>Deleting a managed solution removes the code component and the web resource.</w:t>
       </w:r>
     </w:p>
     <w:p>
@@ -17662,9 +17973,8 @@
         <w:rPr>
           <w:noProof/>
         </w:rPr>
-        <w:lastRenderedPageBreak/>
         <w:drawing>
-          <wp:inline distT="0" distB="0" distL="0" distR="0" wp14:anchorId="6E665A96" wp14:editId="67AE2B32">
+          <wp:inline distT="0" distB="0" distL="0" distR="0" wp14:anchorId="22BB50C1" wp14:editId="0715BAD5">
             <wp:extent cx="3960000" cy="1718491"/>
             <wp:effectExtent l="0" t="0" r="0" b="0"/>
             <wp:docPr id="68" name="Picture 68"/>
@@ -17730,8 +18040,9 @@
         <w:rPr>
           <w:noProof/>
         </w:rPr>
+        <w:lastRenderedPageBreak/>
         <w:drawing>
-          <wp:inline distT="0" distB="0" distL="0" distR="0" wp14:anchorId="1FBBFD00" wp14:editId="09E5A8B1">
+          <wp:inline distT="0" distB="0" distL="0" distR="0" wp14:anchorId="67AD3220" wp14:editId="7A68F107">
             <wp:extent cx="5760000" cy="3011054"/>
             <wp:effectExtent l="0" t="0" r="0" b="0"/>
             <wp:docPr id="69" name="Picture 69"/>
@@ -17780,7 +18091,7 @@
       <w:pPr>
         <w:pStyle w:val="Heading2"/>
       </w:pPr>
-      <w:bookmarkStart w:id="50" w:name="_Toc241879110"/>
+      <w:bookmarkStart w:id="50" w:name="_Toc241883245"/>
       <w:r>
         <w:t>10.3 Uninstall the unmanaged solution</w:t>
       </w:r>
@@ -17835,7 +18146,13 @@
         <w:rPr>
           <w:b/>
         </w:rPr>
-        <w:t>Delete from this environment</w:t>
+        <w:t xml:space="preserve">Delete from this </w:t>
+      </w:r>
+      <w:r>
+        <w:rPr>
+          <w:b/>
+        </w:rPr>
+        <w:t>environment</w:t>
       </w:r>
       <w:r>
         <w:t xml:space="preserve"> (3). </w:t>
@@ -17859,9 +18176,8 @@
         <w:rPr>
           <w:noProof/>
         </w:rPr>
-        <w:lastRenderedPageBreak/>
         <w:drawing>
-          <wp:inline distT="0" distB="0" distL="0" distR="0" wp14:anchorId="4A8550E9" wp14:editId="777DE6D7">
+          <wp:inline distT="0" distB="0" distL="0" distR="0" wp14:anchorId="26F39FF7" wp14:editId="6B4C9B79">
             <wp:extent cx="5760000" cy="2062425"/>
             <wp:effectExtent l="0" t="0" r="0" b="0"/>
             <wp:docPr id="70" name="Picture 70"/>
@@ -17903,10 +18219,7 @@
         <w:jc w:val="center"/>
       </w:pPr>
       <w:r>
-        <w:t xml:space="preserve">Figure 68. Delete the code </w:t>
-      </w:r>
-      <w:r>
-        <w:t>component from the environment.</w:t>
+        <w:t>Figure 68. Delete the code component from the environment.</w:t>
       </w:r>
     </w:p>
     <w:p>
@@ -17939,8 +18252,9 @@
         <w:rPr>
           <w:noProof/>
         </w:rPr>
+        <w:lastRenderedPageBreak/>
         <w:drawing>
-          <wp:inline distT="0" distB="0" distL="0" distR="0" wp14:anchorId="340DAB09" wp14:editId="0B674586">
+          <wp:inline distT="0" distB="0" distL="0" distR="0" wp14:anchorId="74F55B81" wp14:editId="03C44918">
             <wp:extent cx="3960000" cy="1718491"/>
             <wp:effectExtent l="0" t="0" r="0" b="0"/>
             <wp:docPr id="71" name="Picture 71"/>
@@ -18066,7 +18380,7 @@
           <w:noProof/>
         </w:rPr>
         <w:drawing>
-          <wp:inline distT="0" distB="0" distL="0" distR="0" wp14:anchorId="13E2E393" wp14:editId="0241333B">
+          <wp:inline distT="0" distB="0" distL="0" distR="0" wp14:anchorId="1C34E07B" wp14:editId="3394A274">
             <wp:extent cx="3960000" cy="1878598"/>
             <wp:effectExtent l="0" t="0" r="0" b="0"/>
             <wp:docPr id="72" name="Picture 72"/>
@@ -18141,9 +18455,8 @@
       <w:pPr>
         <w:pStyle w:val="Heading1"/>
       </w:pPr>
-      <w:bookmarkStart w:id="51" w:name="_Toc241879111"/>
-      <w:r>
-        <w:lastRenderedPageBreak/>
+      <w:bookmarkStart w:id="51" w:name="_Toc241883246"/>
+      <w:r>
         <w:t>11. Troubleshooting</w:t>
       </w:r>
       <w:bookmarkEnd w:id="51"/>
@@ -18229,7 +18542,13 @@
               <w:rPr>
                 <w:sz w:val="18"/>
               </w:rPr>
-              <w:t>The environment did not deliver the control's bundle. Add the form library (section 7).</w:t>
+              <w:t xml:space="preserve">The </w:t>
+            </w:r>
+            <w:r>
+              <w:rPr>
+                <w:sz w:val="18"/>
+              </w:rPr>
+              <w:t>environment did not deliver the control's bundle. Add the form library (section 7).</w:t>
             </w:r>
           </w:p>
         </w:tc>
@@ -18251,13 +18570,7 @@
               <w:rPr>
                 <w:sz w:val="18"/>
               </w:rPr>
-              <w:t xml:space="preserve">The control is not listed in Add </w:t>
-            </w:r>
-            <w:r>
-              <w:rPr>
-                <w:sz w:val="18"/>
-              </w:rPr>
-              <w:t>component</w:t>
+              <w:t>The control is not listed in Add component</w:t>
             </w:r>
           </w:p>
         </w:tc>
@@ -18371,7 +18684,14 @@
               <w:rPr>
                 <w:sz w:val="18"/>
               </w:rPr>
-              <w:t>"... is not a many-to-many relationship of ..."</w:t>
+              <w:t xml:space="preserve">"... is not a many-to-many relationship </w:t>
+            </w:r>
+            <w:r>
+              <w:rPr>
+                <w:sz w:val="18"/>
+              </w:rPr>
+              <w:lastRenderedPageBreak/>
+              <w:t>of ..."</w:t>
             </w:r>
           </w:p>
         </w:tc>
@@ -18387,7 +18707,15 @@
               <w:rPr>
                 <w:sz w:val="18"/>
               </w:rPr>
-              <w:t>The schema name is wrong or belongs to another table. The message lists the valid names.</w:t>
+              <w:lastRenderedPageBreak/>
+              <w:t xml:space="preserve">The schema name is wrong or belongs to another table. The message </w:t>
+            </w:r>
+            <w:r>
+              <w:rPr>
+                <w:sz w:val="18"/>
+              </w:rPr>
+              <w:lastRenderedPageBreak/>
+              <w:t>lists the valid names.</w:t>
             </w:r>
           </w:p>
         </w:tc>
@@ -18409,6 +18737,7 @@
               <w:rPr>
                 <w:sz w:val="18"/>
               </w:rPr>
+              <w:lastRenderedPageBreak/>
               <w:t>A view is not found, or is reported as translated</w:t>
             </w:r>
           </w:p>
@@ -18523,13 +18852,7 @@
               <w:rPr>
                 <w:sz w:val="18"/>
               </w:rPr>
-              <w:t xml:space="preserve">The + New button does not </w:t>
-            </w:r>
-            <w:r>
-              <w:rPr>
-                <w:sz w:val="18"/>
-              </w:rPr>
-              <w:t>appear</w:t>
+              <w:t>The + New button does not appear</w:t>
             </w:r>
           </w:p>
         </w:tc>
@@ -18567,7 +18890,13 @@
               <w:rPr>
                 <w:sz w:val="18"/>
               </w:rPr>
-              <w:t>The view column (Copy names) is empty for older records</w:t>
+              <w:t xml:space="preserve">The view column (Copy names) is </w:t>
+            </w:r>
+            <w:r>
+              <w:rPr>
+                <w:sz w:val="18"/>
+              </w:rPr>
+              <w:t>empty for older records</w:t>
             </w:r>
           </w:p>
         </w:tc>
@@ -18712,7 +19041,7 @@
       <w:pPr>
         <w:pStyle w:val="Heading1"/>
       </w:pPr>
-      <w:bookmarkStart w:id="52" w:name="_Toc241879112"/>
+      <w:bookmarkStart w:id="52" w:name="_Toc241883247"/>
       <w:r>
         <w:t>12. Limitations</w:t>
       </w:r>
@@ -18799,7 +19128,13 @@
               <w:rPr>
                 <w:sz w:val="18"/>
               </w:rPr>
-              <w:t>Model-driven app forms (browser, phone and tablet). It cannot be used in canvas apps, Power Pages, views or editable grids.</w:t>
+              <w:t xml:space="preserve">Model-driven app forms (browser, phone </w:t>
+            </w:r>
+            <w:r>
+              <w:rPr>
+                <w:sz w:val="18"/>
+              </w:rPr>
+              <w:t>and tablet). It cannot be used in canvas apps, Power Pages, views or editable grids.</w:t>
             </w:r>
           </w:p>
         </w:tc>
@@ -18838,13 +19173,7 @@
               <w:rPr>
                 <w:sz w:val="18"/>
               </w:rPr>
-              <w:t xml:space="preserve">Native </w:t>
-            </w:r>
-            <w:r>
-              <w:rPr>
-                <w:sz w:val="18"/>
-              </w:rPr>
-              <w:t>many-to-many (N:N) relationships only, one per control. A many-to-many link built from a custom table and two one-to-many relationships is not supported.</w:t>
+              <w:t>Native many-to-many (N:N) relationships only, one per control. A many-to-many link built from a custom table and two one-to-many relationships is not supported.</w:t>
             </w:r>
           </w:p>
         </w:tc>
@@ -18881,13 +19210,7 @@
               <w:rPr>
                 <w:sz w:val="18"/>
               </w:rPr>
-              <w:t xml:space="preserve">The view, the filters, Show inactive records and Maximum selections apply only in this </w:t>
-            </w:r>
-            <w:r>
-              <w:rPr>
-                <w:sz w:val="18"/>
-              </w:rPr>
-              <w:t>control. Subgrids, imports, flows, integrations and the Web API can still link any record (section 13.2).</w:t>
+              <w:t>The view, the filters, Show inactive records and Maximum selections apply only in this control. Subgrids, imports, flows, integrations and the Web API can still link any record (section 13.2).</w:t>
             </w:r>
           </w:p>
         </w:tc>
@@ -18926,14 +19249,13 @@
               <w:rPr>
                 <w:sz w:val="18"/>
               </w:rPr>
-              <w:t xml:space="preserve">Copy names into the host column follows only changes made with this control and with subgrids on the same form. Records linked elsewhere, or before the setting was turned </w:t>
+              <w:t xml:space="preserve">Copy names into the host column </w:t>
             </w:r>
             <w:r>
               <w:rPr>
                 <w:sz w:val="18"/>
               </w:rPr>
-              <w:lastRenderedPageBreak/>
-              <w:t>on, keep their old text until their selection changes here. The text is cut to the column's length, includes only the records the editing user can see, and can be read by anyone who can read the record (sections 5.6 and 13.1).</w:t>
+              <w:t>follows only changes made with this control and with subgrids on the same form. Records linked elsewhere, or before the setting was turned on, keep their old text until their selection changes here. The text is cut to the column's length, includes only the records the editing user can see, and can be read by anyone who can read the record (sections 5.6 and 13.1).</w:t>
             </w:r>
           </w:p>
         </w:tc>
@@ -18954,7 +19276,6 @@
               <w:rPr>
                 <w:sz w:val="18"/>
               </w:rPr>
-              <w:lastRenderedPageBreak/>
               <w:t>Saving</w:t>
             </w:r>
           </w:p>
@@ -19047,7 +19368,7 @@
               <w:rPr>
                 <w:sz w:val="18"/>
               </w:rPr>
-              <w:t>Only the related table's primary name is shown, sorted by name; the columns and sort order of a view are not used. On tables with more than 500 matching records, search matches the start of the name by default.</w:t>
+              <w:t>Only the related table's primary name is shown, sorted by name or in the sort order of the view or complete query (section 5.3); the other columns of a view are not used. On tables with more than 500 matching records, search matches the start of the name by default.</w:t>
             </w:r>
           </w:p>
         </w:tc>
@@ -19086,7 +19407,14 @@
               <w:rPr>
                 <w:sz w:val="18"/>
               </w:rPr>
-              <w:t>Offered only when every matching record is loaded and their number is at most the Select all limit (500 at most). Each record is linked with its own request.</w:t>
+              <w:t xml:space="preserve">Offered only when every matching record is loaded and their number is at most the </w:t>
+            </w:r>
+            <w:r>
+              <w:rPr>
+                <w:sz w:val="18"/>
+              </w:rPr>
+              <w:lastRenderedPageBreak/>
+              <w:t>Select all limit (500 at most). Each record is linked with its own request.</w:t>
             </w:r>
           </w:p>
         </w:tc>
@@ -19107,6 +19435,7 @@
               <w:rPr>
                 <w:sz w:val="18"/>
               </w:rPr>
+              <w:lastRenderedPageBreak/>
               <w:t>Dialogs and side panes</w:t>
             </w:r>
           </w:p>
@@ -19123,13 +19452,7 @@
               <w:rPr>
                 <w:sz w:val="18"/>
               </w:rPr>
-              <w:t xml:space="preserve">On saved records, </w:t>
-            </w:r>
-            <w:r>
-              <w:rPr>
-                <w:sz w:val="18"/>
-              </w:rPr>
-              <w:t>changes are saved, but subgrids of a form opened in a dialog or side pane are not refreshed or hidden.</w:t>
+              <w:t>On saved records, changes are saved, but subgrids of a form opened in a dialog or side pane are not refreshed or hidden.</w:t>
             </w:r>
           </w:p>
         </w:tc>
@@ -19244,7 +19567,13 @@
               <w:rPr>
                 <w:sz w:val="18"/>
               </w:rPr>
-              <w:t>Some environments do not deliver code components to the form; they need the form library (section 7).</w:t>
+              <w:t xml:space="preserve">Some environments do not deliver code components to the form; they need the form library </w:t>
+            </w:r>
+            <w:r>
+              <w:rPr>
+                <w:sz w:val="18"/>
+              </w:rPr>
+              <w:t>(section 7).</w:t>
             </w:r>
           </w:p>
         </w:tc>
@@ -19296,12 +19625,9 @@
       <w:pPr>
         <w:pStyle w:val="Heading1"/>
       </w:pPr>
-      <w:bookmarkStart w:id="53" w:name="_Toc241879113"/>
-      <w:r>
-        <w:t xml:space="preserve">13. Improving the control with a </w:t>
-      </w:r>
-      <w:r>
-        <w:t>plug-in</w:t>
+      <w:bookmarkStart w:id="53" w:name="_Toc241883248"/>
+      <w:r>
+        <w:t>13. Improving the control with a plug-in</w:t>
       </w:r>
       <w:bookmarkEnd w:id="53"/>
     </w:p>
@@ -19337,7 +19663,7 @@
       <w:pPr>
         <w:pStyle w:val="Heading2"/>
       </w:pPr>
-      <w:bookmarkStart w:id="54" w:name="_Toc241879114"/>
+      <w:bookmarkStart w:id="54" w:name="_Toc241883249"/>
       <w:r>
         <w:t>13.1 Keeping the names column exact</w:t>
       </w:r>
@@ -19415,7 +19741,6 @@
         <w:pStyle w:val="ListBullet"/>
       </w:pPr>
       <w:r>
-        <w:lastRenderedPageBreak/>
         <w:t>Replace the constants with the names of your relationship, its intersect table (Tables → the table → Relationships → the many-to-many relationship → Relationship table name), the two tables, the host column and its maximum length.</w:t>
       </w:r>
     </w:p>
@@ -19541,6 +19866,7 @@
           <w:rFonts w:ascii="Consolas" w:eastAsia="Consolas" w:hAnsi="Consolas"/>
           <w:sz w:val="18"/>
         </w:rPr>
+        <w:lastRenderedPageBreak/>
         <w:t xml:space="preserve">    private const string Relationship = "new_project_skill";   // N:N schema name</w:t>
       </w:r>
     </w:p>
@@ -20048,7 +20374,6 @@
           <w:rFonts w:ascii="Consolas" w:eastAsia="Consolas" w:hAnsi="Consolas"/>
           <w:sz w:val="18"/>
         </w:rPr>
-        <w:lastRenderedPageBreak/>
         <w:t xml:space="preserve"> </w:t>
       </w:r>
     </w:p>
@@ -20165,7 +20490,7 @@
       <w:pPr>
         <w:pStyle w:val="Heading2"/>
       </w:pPr>
-      <w:bookmarkStart w:id="55" w:name="_Toc241879115"/>
+      <w:bookmarkStart w:id="55" w:name="_Toc241883250"/>
       <w:r>
         <w:t>13.2 Enforcing the rules on the server</w:t>
       </w:r>
@@ -20191,7 +20516,11 @@
         <w:t>PreValidation</w:t>
       </w:r>
       <w:r>
-        <w:t xml:space="preserve"> stage can refuse links that break a rule, such as inactive records, records outside an allowed set, or more than a maximum number of links. The rule then holds for subgrids, imports and integrations as well. When the control is the one making the link, it undoes the pick and shows the plug-in's message under the field, for example: Couldn't add "Security". Only active skills can be linked.</w:t>
+        <w:t xml:space="preserve"> stage can refuse links that break a rule, such as inactive records, records outside an allowed set, or more than a maximum number of links. The rule then holds </w:t>
+      </w:r>
+      <w:r>
+        <w:lastRenderedPageBreak/>
+        <w:t>for subgrids, imports and integrations as well. When the control is the one making the link, it undoes the pick and shows the plug-in's message under the field, for example: Couldn't add "Security". Only active skills can be linked.</w:t>
       </w:r>
     </w:p>
     <w:p>
@@ -20659,7 +20988,6 @@
           <w:rFonts w:ascii="Consolas" w:eastAsia="Consolas" w:hAnsi="Consolas"/>
           <w:sz w:val="18"/>
         </w:rPr>
-        <w:lastRenderedPageBreak/>
         <w:t xml:space="preserve">            {</w:t>
       </w:r>
     </w:p>
@@ -20755,7 +21083,7 @@
       <w:pPr>
         <w:pStyle w:val="Heading1"/>
       </w:pPr>
-      <w:bookmarkStart w:id="56" w:name="_Toc241879116"/>
+      <w:bookmarkStart w:id="56" w:name="_Toc241883251"/>
       <w:r>
         <w:t>Appendix A. All texts in English and French</w:t>
       </w:r>
@@ -20763,17 +21091,18 @@
     </w:p>
     <w:p>
       <w:r>
-        <w:t xml:space="preserve">The control shows </w:t>
-      </w:r>
-      <w:r>
-        <w:t>its texts in French for users whose Dynamics language is French (France, Canada, Belgium, Switzerland, Luxembourg or Monaco) and in English for everyone else. Words in braces are filled in when the text is shown: {name} is a record's name, {field} the field's label, {count}, {hidden} and {max} are numbers, {table} and {related table} are table names, and {reason} is one of the reasons in A.5 or the message returned by Dataverse (for example a plug-in's message).</w:t>
+        <w:t xml:space="preserve">The control shows its texts in French for users whose Dynamics language is French (France, Canada, Belgium, Switzerland, Luxembourg or Monaco) and in English for everyone else. Words in braces are </w:t>
+      </w:r>
+      <w:r>
+        <w:lastRenderedPageBreak/>
+        <w:t>filled in when the text is shown: {name} is a record's name, {field} the field's label, {count}, {hidden} and {max} are numbers, {table} and {related table} are table names, and {reason} is one of the reasons in A.5 or the message returned by Dataverse (for example a plug-in's message).</w:t>
       </w:r>
     </w:p>
     <w:p>
       <w:pPr>
         <w:pStyle w:val="Heading2"/>
       </w:pPr>
-      <w:bookmarkStart w:id="57" w:name="_Toc241879117"/>
+      <w:bookmarkStart w:id="57" w:name="_Toc241883252"/>
       <w:r>
         <w:t>A.1 Field and list</w:t>
       </w:r>
@@ -20877,7 +21206,13 @@
               <w:rPr>
                 <w:sz w:val="17"/>
               </w:rPr>
-              <w:t>Select or search options</w:t>
+              <w:t xml:space="preserve">Select or </w:t>
+            </w:r>
+            <w:r>
+              <w:rPr>
+                <w:sz w:val="17"/>
+              </w:rPr>
+              <w:t>search options</w:t>
             </w:r>
           </w:p>
         </w:tc>
@@ -21079,13 +21414,7 @@
               <w:rPr>
                 <w:sz w:val="17"/>
               </w:rPr>
-              <w:t xml:space="preserve">List, </w:t>
-            </w:r>
-            <w:r>
-              <w:rPr>
-                <w:sz w:val="17"/>
-              </w:rPr>
-              <w:t>while records load</w:t>
+              <w:t>List, while records load</w:t>
             </w:r>
           </w:p>
         </w:tc>
@@ -21139,7 +21468,13 @@
               <w:rPr>
                 <w:sz w:val="17"/>
               </w:rPr>
-              <w:t>List, when nothing matches</w:t>
+              <w:t xml:space="preserve">List, when nothing </w:t>
+            </w:r>
+            <w:r>
+              <w:rPr>
+                <w:sz w:val="17"/>
+              </w:rPr>
+              <w:t>matches</w:t>
             </w:r>
           </w:p>
         </w:tc>
@@ -21319,13 +21654,7 @@
               <w:rPr>
                 <w:sz w:val="17"/>
               </w:rPr>
-              <w:t xml:space="preserve">(No </w:t>
-            </w:r>
-            <w:r>
-              <w:rPr>
-                <w:sz w:val="17"/>
-              </w:rPr>
-              <w:t>name)</w:t>
+              <w:t>(No name)</w:t>
             </w:r>
           </w:p>
         </w:tc>
@@ -21412,7 +21741,7 @@
       <w:pPr>
         <w:pStyle w:val="Heading2"/>
       </w:pPr>
-      <w:bookmarkStart w:id="58" w:name="_Toc241879118"/>
+      <w:bookmarkStart w:id="58" w:name="_Toc241883253"/>
       <w:r>
         <w:t>A.2 Notes</w:t>
       </w:r>
@@ -21554,13 +21883,7 @@
               <w:rPr>
                 <w:sz w:val="17"/>
               </w:rPr>
-              <w:t xml:space="preserve">In the </w:t>
-            </w:r>
-            <w:r>
-              <w:rPr>
-                <w:sz w:val="17"/>
-              </w:rPr>
-              <w:t>field, where picks need a saved record</w:t>
+              <w:t>In the field, where picks need a saved record</w:t>
             </w:r>
           </w:p>
         </w:tc>
@@ -21577,7 +21900,13 @@
               <w:rPr>
                 <w:sz w:val="17"/>
               </w:rPr>
-              <w:t>Save the record first, then pick values here.</w:t>
+              <w:t xml:space="preserve">Save the record </w:t>
+            </w:r>
+            <w:r>
+              <w:rPr>
+                <w:sz w:val="17"/>
+              </w:rPr>
+              <w:t>first, then pick values here.</w:t>
             </w:r>
           </w:p>
         </w:tc>
@@ -21615,14 +21944,23 @@
               <w:rPr>
                 <w:sz w:val="17"/>
               </w:rPr>
-              <w:t xml:space="preserve">In the list, when Maximum selections is </w:t>
-            </w:r>
+              <w:t>In the list, when Maximum selections is reached</w:t>
+            </w:r>
+          </w:p>
+        </w:tc>
+        <w:tc>
+          <w:tcPr>
+            <w:tcW w:w="3657" w:type="dxa"/>
+          </w:tcPr>
+          <w:p>
+            <w:pPr>
+              <w:spacing w:after="0"/>
+            </w:pPr>
             <w:r>
               <w:rPr>
                 <w:sz w:val="17"/>
               </w:rPr>
-              <w:lastRenderedPageBreak/>
-              <w:t>reached</w:t>
+              <w:t>Maximum reached: you can select up to {max} records.</w:t>
             </w:r>
           </w:p>
         </w:tc>
@@ -21638,30 +21976,13 @@
               <w:rPr>
                 <w:sz w:val="17"/>
               </w:rPr>
-              <w:lastRenderedPageBreak/>
-              <w:t xml:space="preserve">Maximum reached: you can select up to {max} </w:t>
+              <w:t xml:space="preserve">Maximum atteint : vous pouvez sélectionner jusqu'à {max} </w:t>
             </w:r>
             <w:r>
               <w:rPr>
                 <w:sz w:val="17"/>
               </w:rPr>
-              <w:t>records.</w:t>
-            </w:r>
-          </w:p>
-        </w:tc>
-        <w:tc>
-          <w:tcPr>
-            <w:tcW w:w="3657" w:type="dxa"/>
-          </w:tcPr>
-          <w:p>
-            <w:pPr>
-              <w:spacing w:after="0"/>
-            </w:pPr>
-            <w:r>
-              <w:rPr>
-                <w:sz w:val="17"/>
-              </w:rPr>
-              <w:t>Maximum atteint : vous pouvez sélectionner jusqu'à {max} enregistrements.</w:t>
+              <w:t>enregistrements.</w:t>
             </w:r>
           </w:p>
         </w:tc>
@@ -21863,7 +22184,13 @@
               <w:rPr>
                 <w:sz w:val="17"/>
               </w:rPr>
-              <w:t>Not available while you're offline.</w:t>
+              <w:t xml:space="preserve">Not available while </w:t>
+            </w:r>
+            <w:r>
+              <w:rPr>
+                <w:sz w:val="17"/>
+              </w:rPr>
+              <w:t>you're offline.</w:t>
             </w:r>
           </w:p>
         </w:tc>
@@ -21935,13 +22262,7 @@
               <w:rPr>
                 <w:sz w:val="17"/>
               </w:rPr>
-              <w:t xml:space="preserve">Ce contrôle ne peut être utilisé que sur un </w:t>
-            </w:r>
-            <w:r>
-              <w:rPr>
-                <w:sz w:val="17"/>
-              </w:rPr>
-              <w:t>formulaire d'application pilotée par modèle.</w:t>
+              <w:t>Ce contrôle ne peut être utilisé que sur un formulaire d'application pilotée par modèle.</w:t>
             </w:r>
           </w:p>
         </w:tc>
@@ -21956,8 +22277,9 @@
       <w:pPr>
         <w:pStyle w:val="Heading2"/>
       </w:pPr>
-      <w:bookmarkStart w:id="59" w:name="_Toc241879119"/>
-      <w:r>
+      <w:bookmarkStart w:id="59" w:name="_Toc241883254"/>
+      <w:r>
+        <w:lastRenderedPageBreak/>
         <w:t>A.3 Problems while loading or saving</w:t>
       </w:r>
       <w:bookmarkEnd w:id="59"/>
@@ -22132,7 +22454,13 @@
               <w:rPr>
                 <w:sz w:val="17"/>
               </w:rPr>
-              <w:t>Impossible de charger plus d'enregistrements. Faites défiler pour réessayer.</w:t>
+              <w:t xml:space="preserve">Impossible de charger plus d'enregistrements. Faites défiler pour </w:t>
+            </w:r>
+            <w:r>
+              <w:rPr>
+                <w:sz w:val="17"/>
+              </w:rPr>
+              <w:t>réessayer.</w:t>
             </w:r>
           </w:p>
         </w:tc>
@@ -22262,13 +22590,23 @@
               <w:rPr>
                 <w:sz w:val="17"/>
               </w:rPr>
-              <w:t xml:space="preserve">Field, after a failure </w:t>
-            </w:r>
+              <w:t>Field, after a failure that needs a reload</w:t>
+            </w:r>
+          </w:p>
+        </w:tc>
+        <w:tc>
+          <w:tcPr>
+            <w:tcW w:w="3657" w:type="dxa"/>
+          </w:tcPr>
+          <w:p>
+            <w:pPr>
+              <w:spacing w:after="0"/>
+            </w:pPr>
             <w:r>
               <w:rPr>
                 <w:sz w:val="17"/>
               </w:rPr>
-              <w:t>that needs a reload</w:t>
+              <w:t>Reload the form to try again.</w:t>
             </w:r>
           </w:p>
         </w:tc>
@@ -22284,23 +22622,13 @@
               <w:rPr>
                 <w:sz w:val="17"/>
               </w:rPr>
-              <w:t>Reload the form to try again.</w:t>
-            </w:r>
-          </w:p>
-        </w:tc>
-        <w:tc>
-          <w:tcPr>
-            <w:tcW w:w="3657" w:type="dxa"/>
-          </w:tcPr>
-          <w:p>
-            <w:pPr>
-              <w:spacing w:after="0"/>
-            </w:pPr>
+              <w:t xml:space="preserve">Rechargez le </w:t>
+            </w:r>
             <w:r>
               <w:rPr>
                 <w:sz w:val="17"/>
               </w:rPr>
-              <w:t>Rechargez le formulaire pour réessayer.</w:t>
+              <w:t>formulaire pour réessayer.</w:t>
             </w:r>
           </w:p>
         </w:tc>
@@ -22431,13 +22759,7 @@
               <w:rPr>
                 <w:sz w:val="17"/>
               </w:rPr>
-              <w:t xml:space="preserve">Under the </w:t>
-            </w:r>
-            <w:r>
-              <w:rPr>
-                <w:sz w:val="17"/>
-              </w:rPr>
-              <w:t>field</w:t>
+              <w:t>Under the field</w:t>
             </w:r>
           </w:p>
         </w:tc>
@@ -22471,7 +22793,13 @@
               <w:rPr>
                 <w:sz w:val="17"/>
               </w:rPr>
-              <w:t>Impossible d'enregistrer {count} modifications.</w:t>
+              <w:t xml:space="preserve">Impossible </w:t>
+            </w:r>
+            <w:r>
+              <w:rPr>
+                <w:sz w:val="17"/>
+              </w:rPr>
+              <w:t>d'enregistrer {count} modifications.</w:t>
             </w:r>
           </w:p>
         </w:tc>
@@ -22689,13 +23017,13 @@
               <w:rPr>
                 <w:sz w:val="17"/>
               </w:rPr>
-              <w:t xml:space="preserve">{count} modifications de {field} </w:t>
+              <w:t xml:space="preserve">{count} modifications de {field} n'ont pas pu être enregistrées après la </w:t>
             </w:r>
             <w:r>
               <w:rPr>
                 <w:sz w:val="17"/>
               </w:rPr>
-              <w:t>n'ont pas pu être enregistrées après la fermeture du formulaire.</w:t>
+              <w:t>fermeture du formulaire.</w:t>
             </w:r>
           </w:p>
         </w:tc>
@@ -22770,13 +23098,7 @@
               <w:rPr>
                 <w:sz w:val="17"/>
               </w:rPr>
-              <w:t xml:space="preserve">Under the field (Copy </w:t>
-            </w:r>
-            <w:r>
-              <w:rPr>
-                <w:sz w:val="17"/>
-              </w:rPr>
-              <w:t>names into the host column)</w:t>
+              <w:t>Under the field (Copy names into the host column)</w:t>
             </w:r>
           </w:p>
         </w:tc>
@@ -22825,9 +23147,8 @@
       <w:pPr>
         <w:pStyle w:val="Heading2"/>
       </w:pPr>
-      <w:bookmarkStart w:id="60" w:name="_Toc241879120"/>
-      <w:r>
-        <w:lastRenderedPageBreak/>
+      <w:bookmarkStart w:id="60" w:name="_Toc241883255"/>
+      <w:r>
         <w:t>A.4 Settings that cannot work</w:t>
       </w:r>
       <w:bookmarkEnd w:id="60"/>
@@ -22930,29 +23251,29 @@
               <w:rPr>
                 <w:sz w:val="17"/>
               </w:rPr>
-              <w:t xml:space="preserve">Set the N:N relationship schema name in the </w:t>
-            </w:r>
+              <w:t>Set the N:N relationship schema name in the control properties.</w:t>
+            </w:r>
+          </w:p>
+        </w:tc>
+        <w:tc>
+          <w:tcPr>
+            <w:tcW w:w="3657" w:type="dxa"/>
+          </w:tcPr>
+          <w:p>
+            <w:pPr>
+              <w:spacing w:after="0"/>
+            </w:pPr>
             <w:r>
               <w:rPr>
                 <w:sz w:val="17"/>
               </w:rPr>
-              <w:t>control properties.</w:t>
-            </w:r>
-          </w:p>
-        </w:tc>
-        <w:tc>
-          <w:tcPr>
-            <w:tcW w:w="3657" w:type="dxa"/>
-          </w:tcPr>
-          <w:p>
-            <w:pPr>
-              <w:spacing w:after="0"/>
-            </w:pPr>
+              <w:t xml:space="preserve">Indiquez le nom de schéma de la </w:t>
+            </w:r>
             <w:r>
               <w:rPr>
                 <w:sz w:val="17"/>
               </w:rPr>
-              <w:t>Indiquez le nom de schéma de la relation N:N dans les propriétés du contrôle.</w:t>
+              <w:t>relation N:N dans les propriétés du contrôle.</w:t>
             </w:r>
           </w:p>
         </w:tc>
@@ -23045,7 +23366,13 @@
               <w:rPr>
                 <w:sz w:val="17"/>
               </w:rPr>
-              <w:t>Relationship "{relationship}" links {table 1} and {table 2}; it cannot be used on a {table} form.</w:t>
+              <w:t xml:space="preserve">Relationship "{relationship}" links {table 1} and {table 2}; it </w:t>
+            </w:r>
+            <w:r>
+              <w:rPr>
+                <w:sz w:val="17"/>
+              </w:rPr>
+              <w:t>cannot be used on a {table} form.</w:t>
             </w:r>
           </w:p>
         </w:tc>
@@ -23170,7 +23497,14 @@
               <w:rPr>
                 <w:sz w:val="17"/>
               </w:rPr>
-              <w:t>Le filtre OData supplémentaire ne peut pas être combiné avec une vue ou un filtre FetchXML. Placez plutôt la condition dans le filtre FetchXML.</w:t>
+              <w:t xml:space="preserve">Le filtre OData supplémentaire ne peut pas être combiné avec une vue ou un filtre FetchXML. Placez plutôt la condition dans le </w:t>
+            </w:r>
+            <w:r>
+              <w:rPr>
+                <w:sz w:val="17"/>
+              </w:rPr>
+              <w:lastRenderedPageBreak/>
+              <w:t>filtre FetchXML.</w:t>
             </w:r>
           </w:p>
         </w:tc>
@@ -23192,6 +23526,7 @@
               <w:rPr>
                 <w:sz w:val="17"/>
               </w:rPr>
+              <w:lastRenderedPageBreak/>
               <w:t>List</w:t>
             </w:r>
           </w:p>
@@ -23279,7 +23614,13 @@
               <w:rPr>
                 <w:sz w:val="17"/>
               </w:rPr>
-              <w:t>Le filtre FetchXML n'est pas un XML bien formé : {detail}</w:t>
+              <w:t xml:space="preserve">Le </w:t>
+            </w:r>
+            <w:r>
+              <w:rPr>
+                <w:sz w:val="17"/>
+              </w:rPr>
+              <w:t>filtre FetchXML n'est pas un XML bien formé : {detail}</w:t>
             </w:r>
           </w:p>
         </w:tc>
@@ -23481,29 +23822,29 @@
               <w:rPr>
                 <w:sz w:val="17"/>
               </w:rPr>
-              <w:t xml:space="preserve">There is no active view "{view}" for the table {table}. Views of this </w:t>
-            </w:r>
+              <w:t>There is no active view "{view}" for the table {table}. Views of this table and their ids: {view} ({id}), ....</w:t>
+            </w:r>
+          </w:p>
+        </w:tc>
+        <w:tc>
+          <w:tcPr>
+            <w:tcW w:w="3657" w:type="dxa"/>
+          </w:tcPr>
+          <w:p>
+            <w:pPr>
+              <w:spacing w:after="0"/>
+            </w:pPr>
             <w:r>
               <w:rPr>
                 <w:sz w:val="17"/>
               </w:rPr>
-              <w:t>table and their ids: {view} ({id}), ....</w:t>
-            </w:r>
-          </w:p>
-        </w:tc>
-        <w:tc>
-          <w:tcPr>
-            <w:tcW w:w="3657" w:type="dxa"/>
-          </w:tcPr>
-          <w:p>
-            <w:pPr>
-              <w:spacing w:after="0"/>
-            </w:pPr>
+              <w:t xml:space="preserve">Aucune vue </w:t>
+            </w:r>
             <w:r>
               <w:rPr>
                 <w:sz w:val="17"/>
               </w:rPr>
-              <w:t>Aucune vue active « {view} » n'existe pour la table {table}. Vues de cette table et leurs identifiants : {view} ({id}), ....</w:t>
+              <w:t>active « {view} » n'existe pour la table {table}. Vues de cette table et leurs identifiants : {view} ({id}), ....</w:t>
             </w:r>
           </w:p>
         </w:tc>
@@ -23683,9 +24024,8 @@
       <w:pPr>
         <w:pStyle w:val="Heading2"/>
       </w:pPr>
-      <w:bookmarkStart w:id="61" w:name="_Toc241879121"/>
-      <w:r>
-        <w:lastRenderedPageBreak/>
+      <w:bookmarkStart w:id="61" w:name="_Toc241883256"/>
+      <w:r>
         <w:t>A.5 Reasons added to a problem</w:t>
       </w:r>
       <w:bookmarkEnd w:id="61"/>
@@ -23788,13 +24128,7 @@
               <w:rPr>
                 <w:sz w:val="17"/>
               </w:rPr>
-              <w:t xml:space="preserve">Can't reach the </w:t>
-            </w:r>
-            <w:r>
-              <w:rPr>
-                <w:sz w:val="17"/>
-              </w:rPr>
-              <w:t>server. Check your connection and try again.</w:t>
+              <w:t>Can't reach the server. Check your connection and try again.</w:t>
             </w:r>
           </w:p>
         </w:tc>
@@ -23887,29 +24221,29 @@
               <w:rPr>
                 <w:sz w:val="17"/>
               </w:rPr>
-              <w:t xml:space="preserve">Throttling (service </w:t>
-            </w:r>
+              <w:t>Throttling (service protection limits)</w:t>
+            </w:r>
+          </w:p>
+        </w:tc>
+        <w:tc>
+          <w:tcPr>
+            <w:tcW w:w="3657" w:type="dxa"/>
+          </w:tcPr>
+          <w:p>
+            <w:pPr>
+              <w:spacing w:after="0"/>
+            </w:pPr>
             <w:r>
               <w:rPr>
                 <w:sz w:val="17"/>
               </w:rPr>
-              <w:t>protection limits)</w:t>
-            </w:r>
-          </w:p>
-        </w:tc>
-        <w:tc>
-          <w:tcPr>
-            <w:tcW w:w="3657" w:type="dxa"/>
-          </w:tcPr>
-          <w:p>
-            <w:pPr>
-              <w:spacing w:after="0"/>
-            </w:pPr>
+              <w:t xml:space="preserve">The server is busy. Try again in a </w:t>
+            </w:r>
             <w:r>
               <w:rPr>
                 <w:sz w:val="17"/>
               </w:rPr>
-              <w:t>The server is busy. Try again in a minute.</w:t>
+              <w:t>minute.</w:t>
             </w:r>
           </w:p>
         </w:tc>
@@ -24018,7 +24352,13 @@
               <w:rPr>
                 <w:sz w:val="17"/>
               </w:rPr>
-              <w:t>You don't have permission to change these related records.</w:t>
+              <w:t xml:space="preserve">You don't have permission to change </w:t>
+            </w:r>
+            <w:r>
+              <w:rPr>
+                <w:sz w:val="17"/>
+              </w:rPr>
+              <w:t>these related records.</w:t>
             </w:r>
           </w:p>
         </w:tc>
@@ -24182,13 +24522,7 @@
               <w:rPr>
                 <w:sz w:val="17"/>
               </w:rPr>
-              <w:t xml:space="preserve">This search is </w:t>
-            </w:r>
-            <w:r>
-              <w:rPr>
-                <w:sz w:val="17"/>
-              </w:rPr>
-              <w:t>too slow for this table. Search by the first letters of the name.</w:t>
+              <w:t>This search is too slow for this table. Search by the first letters of the name.</w:t>
             </w:r>
           </w:p>
         </w:tc>
@@ -24220,8 +24554,9 @@
       <w:pPr>
         <w:pStyle w:val="Heading2"/>
       </w:pPr>
-      <w:bookmarkStart w:id="62" w:name="_Toc241879122"/>
-      <w:r>
+      <w:bookmarkStart w:id="62" w:name="_Toc241883257"/>
+      <w:r>
+        <w:lastRenderedPageBreak/>
         <w:t>A.6 Screen reader texts and tooltips</w:t>
       </w:r>
       <w:bookmarkEnd w:id="62"/>
@@ -24308,13 +24643,7 @@
               <w:rPr>
                 <w:sz w:val="17"/>
               </w:rPr>
-              <w:t xml:space="preserve">Name of a field without a </w:t>
-            </w:r>
-            <w:r>
-              <w:rPr>
-                <w:sz w:val="17"/>
-              </w:rPr>
-              <w:t>label</w:t>
+              <w:t>Name of a field without a label</w:t>
             </w:r>
           </w:p>
         </w:tc>
@@ -24511,7 +24840,13 @@
               <w:rPr>
                 <w:sz w:val="17"/>
               </w:rPr>
-              <w:t>1 élément sélectionné : {name}</w:t>
+              <w:t xml:space="preserve">1 élément </w:t>
+            </w:r>
+            <w:r>
+              <w:rPr>
+                <w:sz w:val="17"/>
+              </w:rPr>
+              <w:t>sélectionné : {name}</w:t>
             </w:r>
           </w:p>
         </w:tc>
@@ -24712,13 +25047,7 @@
               <w:rPr>
                 <w:sz w:val="17"/>
               </w:rPr>
-              <w:t xml:space="preserve">Open </w:t>
-            </w:r>
-            <w:r>
-              <w:rPr>
-                <w:sz w:val="17"/>
-              </w:rPr>
-              <w:t>{name} in a new tab</w:t>
+              <w:t>Open {name} in a new tab</w:t>
             </w:r>
           </w:p>
         </w:tc>
@@ -24735,7 +25064,13 @@
               <w:rPr>
                 <w:sz w:val="17"/>
               </w:rPr>
-              <w:t>Ouvrir {name} dans un nouvel onglet</w:t>
+              <w:t xml:space="preserve">Ouvrir {name} </w:t>
+            </w:r>
+            <w:r>
+              <w:rPr>
+                <w:sz w:val="17"/>
+              </w:rPr>
+              <w:t>dans un nouvel onglet</w:t>
             </w:r>
           </w:p>
         </w:tc>
@@ -24936,13 +25271,13 @@
               <w:rPr>
                 <w:sz w:val="17"/>
               </w:rPr>
-              <w:t xml:space="preserve">{name}. Press Enter to </w:t>
+              <w:t xml:space="preserve">{name}. Press Enter to open, Delete or Backspace to </w:t>
             </w:r>
             <w:r>
               <w:rPr>
                 <w:sz w:val="17"/>
               </w:rPr>
-              <w:t>open, Delete or Backspace to remove, arrow keys to move.</w:t>
+              <w:t>remove, arrow keys to move.</w:t>
             </w:r>
           </w:p>
         </w:tc>
@@ -25198,7 +25533,6 @@
               <w:rPr>
                 <w:sz w:val="17"/>
               </w:rPr>
-              <w:lastRenderedPageBreak/>
               <w:t>Announcement (Select all)</w:t>
             </w:r>
           </w:p>
@@ -25287,7 +25621,13 @@
               <w:rPr>
                 <w:sz w:val="17"/>
               </w:rPr>
-              <w:t>1 élément retiré</w:t>
+              <w:t xml:space="preserve">1 </w:t>
+            </w:r>
+            <w:r>
+              <w:rPr>
+                <w:sz w:val="17"/>
+              </w:rPr>
+              <w:t>élément retiré</w:t>
             </w:r>
           </w:p>
         </w:tc>
@@ -25584,94 +25924,94 @@
       </w:rPr>
     </w:lvl>
   </w:abstractNum>
-  <w:num w:numId="1" w16cid:durableId="801576479">
+  <w:num w:numId="1" w16cid:durableId="1009915942">
     <w:abstractNumId w:val="8"/>
   </w:num>
-  <w:num w:numId="2" w16cid:durableId="1447386774">
+  <w:num w:numId="2" w16cid:durableId="894126243">
     <w:abstractNumId w:val="6"/>
   </w:num>
-  <w:num w:numId="3" w16cid:durableId="1053188507">
+  <w:num w:numId="3" w16cid:durableId="292250203">
     <w:abstractNumId w:val="5"/>
   </w:num>
-  <w:num w:numId="4" w16cid:durableId="589043243">
+  <w:num w:numId="4" w16cid:durableId="1487670494">
     <w:abstractNumId w:val="4"/>
   </w:num>
-  <w:num w:numId="5" w16cid:durableId="107357811">
+  <w:num w:numId="5" w16cid:durableId="234705301">
     <w:abstractNumId w:val="7"/>
   </w:num>
-  <w:num w:numId="6" w16cid:durableId="283268353">
+  <w:num w:numId="6" w16cid:durableId="360479738">
     <w:abstractNumId w:val="3"/>
   </w:num>
-  <w:num w:numId="7" w16cid:durableId="1818525130">
+  <w:num w:numId="7" w16cid:durableId="197743031">
     <w:abstractNumId w:val="2"/>
   </w:num>
-  <w:num w:numId="8" w16cid:durableId="1434976693">
+  <w:num w:numId="8" w16cid:durableId="1768651667">
     <w:abstractNumId w:val="1"/>
   </w:num>
-  <w:num w:numId="9" w16cid:durableId="813256948">
+  <w:num w:numId="9" w16cid:durableId="1315643659">
     <w:abstractNumId w:val="0"/>
   </w:num>
-  <w:num w:numId="10" w16cid:durableId="2121682974">
+  <w:num w:numId="10" w16cid:durableId="989360881">
     <w:abstractNumId w:val="7"/>
     <w:lvlOverride w:ilvl="0">
       <w:startOverride w:val="1"/>
     </w:lvlOverride>
   </w:num>
-  <w:num w:numId="11" w16cid:durableId="1388068904">
+  <w:num w:numId="11" w16cid:durableId="141583105">
     <w:abstractNumId w:val="7"/>
     <w:lvlOverride w:ilvl="0">
       <w:startOverride w:val="1"/>
     </w:lvlOverride>
   </w:num>
-  <w:num w:numId="12" w16cid:durableId="1502310494">
+  <w:num w:numId="12" w16cid:durableId="988439608">
     <w:abstractNumId w:val="7"/>
     <w:lvlOverride w:ilvl="0">
       <w:startOverride w:val="1"/>
     </w:lvlOverride>
   </w:num>
-  <w:num w:numId="13" w16cid:durableId="1205756016">
+  <w:num w:numId="13" w16cid:durableId="1508398607">
     <w:abstractNumId w:val="7"/>
     <w:lvlOverride w:ilvl="0">
       <w:startOverride w:val="1"/>
     </w:lvlOverride>
   </w:num>
-  <w:num w:numId="14" w16cid:durableId="1642341002">
+  <w:num w:numId="14" w16cid:durableId="217667863">
     <w:abstractNumId w:val="7"/>
     <w:lvlOverride w:ilvl="0">
       <w:startOverride w:val="1"/>
     </w:lvlOverride>
   </w:num>
-  <w:num w:numId="15" w16cid:durableId="1597864892">
+  <w:num w:numId="15" w16cid:durableId="559170816">
     <w:abstractNumId w:val="7"/>
     <w:lvlOverride w:ilvl="0">
       <w:startOverride w:val="1"/>
     </w:lvlOverride>
   </w:num>
-  <w:num w:numId="16" w16cid:durableId="660423742">
+  <w:num w:numId="16" w16cid:durableId="1140685395">
     <w:abstractNumId w:val="7"/>
     <w:lvlOverride w:ilvl="0">
       <w:startOverride w:val="1"/>
     </w:lvlOverride>
   </w:num>
-  <w:num w:numId="17" w16cid:durableId="183786161">
+  <w:num w:numId="17" w16cid:durableId="1560438979">
     <w:abstractNumId w:val="7"/>
     <w:lvlOverride w:ilvl="0">
       <w:startOverride w:val="1"/>
     </w:lvlOverride>
   </w:num>
-  <w:num w:numId="18" w16cid:durableId="865564090">
+  <w:num w:numId="18" w16cid:durableId="931936018">
     <w:abstractNumId w:val="7"/>
     <w:lvlOverride w:ilvl="0">
       <w:startOverride w:val="1"/>
     </w:lvlOverride>
   </w:num>
-  <w:num w:numId="19" w16cid:durableId="1157111790">
+  <w:num w:numId="19" w16cid:durableId="2114200827">
     <w:abstractNumId w:val="7"/>
     <w:lvlOverride w:ilvl="0">
       <w:startOverride w:val="1"/>
     </w:lvlOverride>
   </w:num>
-  <w:num w:numId="20" w16cid:durableId="1801027463">
+  <w:num w:numId="20" w16cid:durableId="276647097">
     <w:abstractNumId w:val="7"/>
     <w:lvlOverride w:ilvl="0">
       <w:startOverride w:val="1"/>
@@ -37067,7 +37407,7 @@
     <w:autoRedefine/>
     <w:uiPriority w:val="39"/>
     <w:unhideWhenUsed/>
-    <w:rsid w:val="00C3456E"/>
+    <w:rsid w:val="002C7540"/>
     <w:pPr>
       <w:spacing w:after="100"/>
     </w:pPr>
@@ -37079,7 +37419,7 @@
     <w:autoRedefine/>
     <w:uiPriority w:val="39"/>
     <w:unhideWhenUsed/>
-    <w:rsid w:val="00C3456E"/>
+    <w:rsid w:val="002C7540"/>
     <w:pPr>
       <w:spacing w:after="100"/>
       <w:ind w:left="210"/>
@@ -37090,7 +37430,7 @@
     <w:basedOn w:val="DefaultParagraphFont"/>
     <w:uiPriority w:val="99"/>
     <w:unhideWhenUsed/>
-    <w:rsid w:val="00C3456E"/>
+    <w:rsid w:val="002C7540"/>
     <w:rPr>
       <w:color w:val="0000FF" w:themeColor="hyperlink"/>
       <w:u w:val="single"/>

--- a/docs/NToNMultiSelect - Technical Reference.docx
+++ b/docs/NToNMultiSelect - Technical Reference.docx
@@ -423,7 +423,7 @@
               <w:rPr>
                 <w:sz w:val="19"/>
               </w:rPr>
-              <w:t>October 2, 2026</w:t>
+              <w:t>October 3, 2026</w:t>
             </w:r>
           </w:p>
         </w:tc>
@@ -474,7 +474,7 @@
       <w:r>
         <w:fldChar w:fldCharType="separate"/>
       </w:r>
-      <w:hyperlink w:anchor="_Toc241883195" w:history="1">
+      <w:hyperlink w:anchor="_Toc241885726" w:history="1">
         <w:r>
           <w:rPr>
             <w:rStyle w:val="Hyperlink"/>
@@ -501,7 +501,7 @@
             <w:noProof/>
             <w:webHidden/>
           </w:rPr>
-          <w:instrText xml:space="preserve"> PAGEREF _Toc241883195 \h </w:instrText>
+          <w:instrText xml:space="preserve"> PAGEREF _Toc241885726 \h </w:instrText>
         </w:r>
         <w:r>
           <w:rPr>
@@ -521,7 +521,7 @@
             <w:noProof/>
             <w:webHidden/>
           </w:rPr>
-          <w:t>4</w:t>
+          <w:t>5</w:t>
         </w:r>
         <w:r>
           <w:rPr>
@@ -548,7 +548,7 @@
           <w14:ligatures w14:val="standardContextual"/>
         </w:rPr>
       </w:pPr>
-      <w:hyperlink w:anchor="_Toc241883196" w:history="1">
+      <w:hyperlink w:anchor="_Toc241885727" w:history="1">
         <w:r>
           <w:rPr>
             <w:rStyle w:val="Hyperlink"/>
@@ -575,7 +575,7 @@
             <w:noProof/>
             <w:webHidden/>
           </w:rPr>
-          <w:instrText xml:space="preserve"> PAGEREF _Toc241883196 \h </w:instrText>
+          <w:instrText xml:space="preserve"> PAGEREF _Toc241885727 \h </w:instrText>
         </w:r>
         <w:r>
           <w:rPr>
@@ -595,7 +595,7 @@
             <w:noProof/>
             <w:webHidden/>
           </w:rPr>
-          <w:t>4</w:t>
+          <w:t>5</w:t>
         </w:r>
         <w:r>
           <w:rPr>
@@ -622,7 +622,7 @@
           <w14:ligatures w14:val="standardContextual"/>
         </w:rPr>
       </w:pPr>
-      <w:hyperlink w:anchor="_Toc241883197" w:history="1">
+      <w:hyperlink w:anchor="_Toc241885728" w:history="1">
         <w:r>
           <w:rPr>
             <w:rStyle w:val="Hyperlink"/>
@@ -649,7 +649,7 @@
             <w:noProof/>
             <w:webHidden/>
           </w:rPr>
-          <w:instrText xml:space="preserve"> PAGEREF _Toc241883197 \h </w:instrText>
+          <w:instrText xml:space="preserve"> PAGEREF _Toc241885728 \h </w:instrText>
         </w:r>
         <w:r>
           <w:rPr>
@@ -669,7 +669,7 @@
             <w:noProof/>
             <w:webHidden/>
           </w:rPr>
-          <w:t>4</w:t>
+          <w:t>5</w:t>
         </w:r>
         <w:r>
           <w:rPr>
@@ -696,7 +696,7 @@
           <w14:ligatures w14:val="standardContextual"/>
         </w:rPr>
       </w:pPr>
-      <w:hyperlink w:anchor="_Toc241883198" w:history="1">
+      <w:hyperlink w:anchor="_Toc241885729" w:history="1">
         <w:r>
           <w:rPr>
             <w:rStyle w:val="Hyperlink"/>
@@ -723,7 +723,7 @@
             <w:noProof/>
             <w:webHidden/>
           </w:rPr>
-          <w:instrText xml:space="preserve"> PAGEREF _Toc241883198 \h </w:instrText>
+          <w:instrText xml:space="preserve"> PAGEREF _Toc241885729 \h </w:instrText>
         </w:r>
         <w:r>
           <w:rPr>
@@ -743,7 +743,7 @@
             <w:noProof/>
             <w:webHidden/>
           </w:rPr>
-          <w:t>4</w:t>
+          <w:t>5</w:t>
         </w:r>
         <w:r>
           <w:rPr>
@@ -770,7 +770,7 @@
           <w14:ligatures w14:val="standardContextual"/>
         </w:rPr>
       </w:pPr>
-      <w:hyperlink w:anchor="_Toc241883199" w:history="1">
+      <w:hyperlink w:anchor="_Toc241885730" w:history="1">
         <w:r>
           <w:rPr>
             <w:rStyle w:val="Hyperlink"/>
@@ -797,7 +797,7 @@
             <w:noProof/>
             <w:webHidden/>
           </w:rPr>
-          <w:instrText xml:space="preserve"> PAGEREF _Toc241883199 \h </w:instrText>
+          <w:instrText xml:space="preserve"> PAGEREF _Toc241885730 \h </w:instrText>
         </w:r>
         <w:r>
           <w:rPr>
@@ -817,7 +817,7 @@
             <w:noProof/>
             <w:webHidden/>
           </w:rPr>
-          <w:t>4</w:t>
+          <w:t>5</w:t>
         </w:r>
         <w:r>
           <w:rPr>
@@ -844,7 +844,7 @@
           <w14:ligatures w14:val="standardContextual"/>
         </w:rPr>
       </w:pPr>
-      <w:hyperlink w:anchor="_Toc241883200" w:history="1">
+      <w:hyperlink w:anchor="_Toc241885731" w:history="1">
         <w:r>
           <w:rPr>
             <w:rStyle w:val="Hyperlink"/>
@@ -871,7 +871,7 @@
             <w:noProof/>
             <w:webHidden/>
           </w:rPr>
-          <w:instrText xml:space="preserve"> PAGEREF _Toc241883200 \h </w:instrText>
+          <w:instrText xml:space="preserve"> PAGEREF _Toc241885731 \h </w:instrText>
         </w:r>
         <w:r>
           <w:rPr>
@@ -891,7 +891,7 @@
             <w:noProof/>
             <w:webHidden/>
           </w:rPr>
-          <w:t>5</w:t>
+          <w:t>6</w:t>
         </w:r>
         <w:r>
           <w:rPr>
@@ -918,7 +918,7 @@
           <w14:ligatures w14:val="standardContextual"/>
         </w:rPr>
       </w:pPr>
-      <w:hyperlink w:anchor="_Toc241883201" w:history="1">
+      <w:hyperlink w:anchor="_Toc241885732" w:history="1">
         <w:r>
           <w:rPr>
             <w:rStyle w:val="Hyperlink"/>
@@ -945,7 +945,7 @@
             <w:noProof/>
             <w:webHidden/>
           </w:rPr>
-          <w:instrText xml:space="preserve"> PAGEREF _Toc241883201 \h </w:instrText>
+          <w:instrText xml:space="preserve"> PAGEREF _Toc241885732 \h </w:instrText>
         </w:r>
         <w:r>
           <w:rPr>
@@ -965,7 +965,7 @@
             <w:noProof/>
             <w:webHidden/>
           </w:rPr>
-          <w:t>5</w:t>
+          <w:t>6</w:t>
         </w:r>
         <w:r>
           <w:rPr>
@@ -992,7 +992,7 @@
           <w14:ligatures w14:val="standardContextual"/>
         </w:rPr>
       </w:pPr>
-      <w:hyperlink w:anchor="_Toc241883202" w:history="1">
+      <w:hyperlink w:anchor="_Toc241885733" w:history="1">
         <w:r>
           <w:rPr>
             <w:rStyle w:val="Hyperlink"/>
@@ -1019,7 +1019,7 @@
             <w:noProof/>
             <w:webHidden/>
           </w:rPr>
-          <w:instrText xml:space="preserve"> PAGEREF _Toc241883202 \h </w:instrText>
+          <w:instrText xml:space="preserve"> PAGEREF _Toc241885733 \h </w:instrText>
         </w:r>
         <w:r>
           <w:rPr>
@@ -1039,7 +1039,7 @@
             <w:noProof/>
             <w:webHidden/>
           </w:rPr>
-          <w:t>7</w:t>
+          <w:t>8</w:t>
         </w:r>
         <w:r>
           <w:rPr>
@@ -1066,7 +1066,7 @@
           <w14:ligatures w14:val="standardContextual"/>
         </w:rPr>
       </w:pPr>
-      <w:hyperlink w:anchor="_Toc241883203" w:history="1">
+      <w:hyperlink w:anchor="_Toc241885734" w:history="1">
         <w:r>
           <w:rPr>
             <w:rStyle w:val="Hyperlink"/>
@@ -1093,7 +1093,7 @@
             <w:noProof/>
             <w:webHidden/>
           </w:rPr>
-          <w:instrText xml:space="preserve"> PAGEREF _Toc241883203 \h </w:instrText>
+          <w:instrText xml:space="preserve"> PAGEREF _Toc241885734 \h </w:instrText>
         </w:r>
         <w:r>
           <w:rPr>
@@ -1113,7 +1113,7 @@
             <w:noProof/>
             <w:webHidden/>
           </w:rPr>
-          <w:t>7</w:t>
+          <w:t>8</w:t>
         </w:r>
         <w:r>
           <w:rPr>
@@ -1140,7 +1140,7 @@
           <w14:ligatures w14:val="standardContextual"/>
         </w:rPr>
       </w:pPr>
-      <w:hyperlink w:anchor="_Toc241883204" w:history="1">
+      <w:hyperlink w:anchor="_Toc241885735" w:history="1">
         <w:r>
           <w:rPr>
             <w:rStyle w:val="Hyperlink"/>
@@ -1167,7 +1167,7 @@
             <w:noProof/>
             <w:webHidden/>
           </w:rPr>
-          <w:instrText xml:space="preserve"> PAGEREF _Toc241883204 \h </w:instrText>
+          <w:instrText xml:space="preserve"> PAGEREF _Toc241885735 \h </w:instrText>
         </w:r>
         <w:r>
           <w:rPr>
@@ -1187,7 +1187,7 @@
             <w:noProof/>
             <w:webHidden/>
           </w:rPr>
-          <w:t>7</w:t>
+          <w:t>8</w:t>
         </w:r>
         <w:r>
           <w:rPr>
@@ -1214,7 +1214,7 @@
           <w14:ligatures w14:val="standardContextual"/>
         </w:rPr>
       </w:pPr>
-      <w:hyperlink w:anchor="_Toc241883205" w:history="1">
+      <w:hyperlink w:anchor="_Toc241885736" w:history="1">
         <w:r>
           <w:rPr>
             <w:rStyle w:val="Hyperlink"/>
@@ -1241,7 +1241,7 @@
             <w:noProof/>
             <w:webHidden/>
           </w:rPr>
-          <w:instrText xml:space="preserve"> PAGEREF _Toc241883205 \h </w:instrText>
+          <w:instrText xml:space="preserve"> PAGEREF _Toc241885736 \h </w:instrText>
         </w:r>
         <w:r>
           <w:rPr>
@@ -1261,7 +1261,7 @@
             <w:noProof/>
             <w:webHidden/>
           </w:rPr>
-          <w:t>8</w:t>
+          <w:t>9</w:t>
         </w:r>
         <w:r>
           <w:rPr>
@@ -1288,7 +1288,7 @@
           <w14:ligatures w14:val="standardContextual"/>
         </w:rPr>
       </w:pPr>
-      <w:hyperlink w:anchor="_Toc241883206" w:history="1">
+      <w:hyperlink w:anchor="_Toc241885737" w:history="1">
         <w:r>
           <w:rPr>
             <w:rStyle w:val="Hyperlink"/>
@@ -1315,7 +1315,7 @@
             <w:noProof/>
             <w:webHidden/>
           </w:rPr>
-          <w:instrText xml:space="preserve"> PAGEREF _Toc241883206 \h </w:instrText>
+          <w:instrText xml:space="preserve"> PAGEREF _Toc241885737 \h </w:instrText>
         </w:r>
         <w:r>
           <w:rPr>
@@ -1335,7 +1335,7 @@
             <w:noProof/>
             <w:webHidden/>
           </w:rPr>
-          <w:t>8</w:t>
+          <w:t>9</w:t>
         </w:r>
         <w:r>
           <w:rPr>
@@ -1362,7 +1362,7 @@
           <w14:ligatures w14:val="standardContextual"/>
         </w:rPr>
       </w:pPr>
-      <w:hyperlink w:anchor="_Toc241883207" w:history="1">
+      <w:hyperlink w:anchor="_Toc241885738" w:history="1">
         <w:r>
           <w:rPr>
             <w:rStyle w:val="Hyperlink"/>
@@ -1389,7 +1389,7 @@
             <w:noProof/>
             <w:webHidden/>
           </w:rPr>
-          <w:instrText xml:space="preserve"> PAGEREF _Toc241883207 \h </w:instrText>
+          <w:instrText xml:space="preserve"> PAGEREF _Toc241885738 \h </w:instrText>
         </w:r>
         <w:r>
           <w:rPr>
@@ -1409,7 +1409,7 @@
             <w:noProof/>
             <w:webHidden/>
           </w:rPr>
-          <w:t>9</w:t>
+          <w:t>10</w:t>
         </w:r>
         <w:r>
           <w:rPr>
@@ -1436,7 +1436,7 @@
           <w14:ligatures w14:val="standardContextual"/>
         </w:rPr>
       </w:pPr>
-      <w:hyperlink w:anchor="_Toc241883208" w:history="1">
+      <w:hyperlink w:anchor="_Toc241885739" w:history="1">
         <w:r>
           <w:rPr>
             <w:rStyle w:val="Hyperlink"/>
@@ -1463,7 +1463,7 @@
             <w:noProof/>
             <w:webHidden/>
           </w:rPr>
-          <w:instrText xml:space="preserve"> PAGEREF _Toc241883208 \h </w:instrText>
+          <w:instrText xml:space="preserve"> PAGEREF _Toc241885739 \h </w:instrText>
         </w:r>
         <w:r>
           <w:rPr>
@@ -1483,7 +1483,7 @@
             <w:noProof/>
             <w:webHidden/>
           </w:rPr>
-          <w:t>9</w:t>
+          <w:t>10</w:t>
         </w:r>
         <w:r>
           <w:rPr>
@@ -1510,7 +1510,7 @@
           <w14:ligatures w14:val="standardContextual"/>
         </w:rPr>
       </w:pPr>
-      <w:hyperlink w:anchor="_Toc241883209" w:history="1">
+      <w:hyperlink w:anchor="_Toc241885740" w:history="1">
         <w:r>
           <w:rPr>
             <w:rStyle w:val="Hyperlink"/>
@@ -1537,7 +1537,7 @@
             <w:noProof/>
             <w:webHidden/>
           </w:rPr>
-          <w:instrText xml:space="preserve"> PAGEREF _Toc241883209 \h </w:instrText>
+          <w:instrText xml:space="preserve"> PAGEREF _Toc241885740 \h </w:instrText>
         </w:r>
         <w:r>
           <w:rPr>
@@ -1557,7 +1557,7 @@
             <w:noProof/>
             <w:webHidden/>
           </w:rPr>
-          <w:t>9</w:t>
+          <w:t>10</w:t>
         </w:r>
         <w:r>
           <w:rPr>
@@ -1584,7 +1584,7 @@
           <w14:ligatures w14:val="standardContextual"/>
         </w:rPr>
       </w:pPr>
-      <w:hyperlink w:anchor="_Toc241883210" w:history="1">
+      <w:hyperlink w:anchor="_Toc241885741" w:history="1">
         <w:r>
           <w:rPr>
             <w:rStyle w:val="Hyperlink"/>
@@ -1611,7 +1611,7 @@
             <w:noProof/>
             <w:webHidden/>
           </w:rPr>
-          <w:instrText xml:space="preserve"> PAGEREF _Toc241883210 \h </w:instrText>
+          <w:instrText xml:space="preserve"> PAGEREF _Toc241885741 \h </w:instrText>
         </w:r>
         <w:r>
           <w:rPr>
@@ -1631,7 +1631,7 @@
             <w:noProof/>
             <w:webHidden/>
           </w:rPr>
-          <w:t>13</w:t>
+          <w:t>14</w:t>
         </w:r>
         <w:r>
           <w:rPr>
@@ -1658,7 +1658,7 @@
           <w14:ligatures w14:val="standardContextual"/>
         </w:rPr>
       </w:pPr>
-      <w:hyperlink w:anchor="_Toc241883211" w:history="1">
+      <w:hyperlink w:anchor="_Toc241885742" w:history="1">
         <w:r>
           <w:rPr>
             <w:rStyle w:val="Hyperlink"/>
@@ -1685,7 +1685,7 @@
             <w:noProof/>
             <w:webHidden/>
           </w:rPr>
-          <w:instrText xml:space="preserve"> PAGEREF _Toc241883211 \h </w:instrText>
+          <w:instrText xml:space="preserve"> PAGEREF _Toc241885742 \h </w:instrText>
         </w:r>
         <w:r>
           <w:rPr>
@@ -1705,7 +1705,7 @@
             <w:noProof/>
             <w:webHidden/>
           </w:rPr>
-          <w:t>14</w:t>
+          <w:t>15</w:t>
         </w:r>
         <w:r>
           <w:rPr>
@@ -1732,7 +1732,7 @@
           <w14:ligatures w14:val="standardContextual"/>
         </w:rPr>
       </w:pPr>
-      <w:hyperlink w:anchor="_Toc241883212" w:history="1">
+      <w:hyperlink w:anchor="_Toc241885743" w:history="1">
         <w:r>
           <w:rPr>
             <w:rStyle w:val="Hyperlink"/>
@@ -1759,7 +1759,7 @@
             <w:noProof/>
             <w:webHidden/>
           </w:rPr>
-          <w:instrText xml:space="preserve"> PAGEREF _Toc241883212 \h </w:instrText>
+          <w:instrText xml:space="preserve"> PAGEREF _Toc241885743 \h </w:instrText>
         </w:r>
         <w:r>
           <w:rPr>
@@ -1779,7 +1779,7 @@
             <w:noProof/>
             <w:webHidden/>
           </w:rPr>
-          <w:t>14</w:t>
+          <w:t>15</w:t>
         </w:r>
         <w:r>
           <w:rPr>
@@ -1806,7 +1806,7 @@
           <w14:ligatures w14:val="standardContextual"/>
         </w:rPr>
       </w:pPr>
-      <w:hyperlink w:anchor="_Toc241883213" w:history="1">
+      <w:hyperlink w:anchor="_Toc241885744" w:history="1">
         <w:r>
           <w:rPr>
             <w:rStyle w:val="Hyperlink"/>
@@ -1833,7 +1833,7 @@
             <w:noProof/>
             <w:webHidden/>
           </w:rPr>
-          <w:instrText xml:space="preserve"> PAGEREF _Toc241883213 \h </w:instrText>
+          <w:instrText xml:space="preserve"> PAGEREF _Toc241885744 \h </w:instrText>
         </w:r>
         <w:r>
           <w:rPr>
@@ -1853,7 +1853,7 @@
             <w:noProof/>
             <w:webHidden/>
           </w:rPr>
-          <w:t>14</w:t>
+          <w:t>15</w:t>
         </w:r>
         <w:r>
           <w:rPr>
@@ -1880,7 +1880,7 @@
           <w14:ligatures w14:val="standardContextual"/>
         </w:rPr>
       </w:pPr>
-      <w:hyperlink w:anchor="_Toc241883214" w:history="1">
+      <w:hyperlink w:anchor="_Toc241885745" w:history="1">
         <w:r>
           <w:rPr>
             <w:rStyle w:val="Hyperlink"/>
@@ -1907,7 +1907,7 @@
             <w:noProof/>
             <w:webHidden/>
           </w:rPr>
-          <w:instrText xml:space="preserve"> PAGEREF _Toc241883214 \h </w:instrText>
+          <w:instrText xml:space="preserve"> PAGEREF _Toc241885745 \h </w:instrText>
         </w:r>
         <w:r>
           <w:rPr>
@@ -1927,7 +1927,7 @@
             <w:noProof/>
             <w:webHidden/>
           </w:rPr>
-          <w:t>15</w:t>
+          <w:t>16</w:t>
         </w:r>
         <w:r>
           <w:rPr>
@@ -1954,7 +1954,7 @@
           <w14:ligatures w14:val="standardContextual"/>
         </w:rPr>
       </w:pPr>
-      <w:hyperlink w:anchor="_Toc241883215" w:history="1">
+      <w:hyperlink w:anchor="_Toc241885746" w:history="1">
         <w:r>
           <w:rPr>
             <w:rStyle w:val="Hyperlink"/>
@@ -1981,7 +1981,7 @@
             <w:noProof/>
             <w:webHidden/>
           </w:rPr>
-          <w:instrText xml:space="preserve"> PAGEREF _Toc241883215 \h </w:instrText>
+          <w:instrText xml:space="preserve"> PAGEREF _Toc241885746 \h </w:instrText>
         </w:r>
         <w:r>
           <w:rPr>
@@ -2001,7 +2001,7 @@
             <w:noProof/>
             <w:webHidden/>
           </w:rPr>
-          <w:t>18</w:t>
+          <w:t>19</w:t>
         </w:r>
         <w:r>
           <w:rPr>
@@ -2028,7 +2028,7 @@
           <w14:ligatures w14:val="standardContextual"/>
         </w:rPr>
       </w:pPr>
-      <w:hyperlink w:anchor="_Toc241883216" w:history="1">
+      <w:hyperlink w:anchor="_Toc241885747" w:history="1">
         <w:r>
           <w:rPr>
             <w:rStyle w:val="Hyperlink"/>
@@ -2055,7 +2055,7 @@
             <w:noProof/>
             <w:webHidden/>
           </w:rPr>
-          <w:instrText xml:space="preserve"> PAGEREF _Toc241883216 \h </w:instrText>
+          <w:instrText xml:space="preserve"> PAGEREF _Toc241885747 \h </w:instrText>
         </w:r>
         <w:r>
           <w:rPr>
@@ -2075,7 +2075,7 @@
             <w:noProof/>
             <w:webHidden/>
           </w:rPr>
-          <w:t>19</w:t>
+          <w:t>20</w:t>
         </w:r>
         <w:r>
           <w:rPr>
@@ -2102,7 +2102,7 @@
           <w14:ligatures w14:val="standardContextual"/>
         </w:rPr>
       </w:pPr>
-      <w:hyperlink w:anchor="_Toc241883217" w:history="1">
+      <w:hyperlink w:anchor="_Toc241885748" w:history="1">
         <w:r>
           <w:rPr>
             <w:rStyle w:val="Hyperlink"/>
@@ -2129,7 +2129,7 @@
             <w:noProof/>
             <w:webHidden/>
           </w:rPr>
-          <w:instrText xml:space="preserve"> PAGEREF _Toc241883217 \h </w:instrText>
+          <w:instrText xml:space="preserve"> PAGEREF _Toc241885748 \h </w:instrText>
         </w:r>
         <w:r>
           <w:rPr>
@@ -2149,7 +2149,7 @@
             <w:noProof/>
             <w:webHidden/>
           </w:rPr>
-          <w:t>19</w:t>
+          <w:t>20</w:t>
         </w:r>
         <w:r>
           <w:rPr>
@@ -2176,7 +2176,7 @@
           <w14:ligatures w14:val="standardContextual"/>
         </w:rPr>
       </w:pPr>
-      <w:hyperlink w:anchor="_Toc241883218" w:history="1">
+      <w:hyperlink w:anchor="_Toc241885749" w:history="1">
         <w:r>
           <w:rPr>
             <w:rStyle w:val="Hyperlink"/>
@@ -2203,7 +2203,7 @@
             <w:noProof/>
             <w:webHidden/>
           </w:rPr>
-          <w:instrText xml:space="preserve"> PAGEREF _Toc241883218 \h </w:instrText>
+          <w:instrText xml:space="preserve"> PAGEREF _Toc241885749 \h </w:instrText>
         </w:r>
         <w:r>
           <w:rPr>
@@ -2223,7 +2223,7 @@
             <w:noProof/>
             <w:webHidden/>
           </w:rPr>
-          <w:t>20</w:t>
+          <w:t>21</w:t>
         </w:r>
         <w:r>
           <w:rPr>
@@ -2250,7 +2250,7 @@
           <w14:ligatures w14:val="standardContextual"/>
         </w:rPr>
       </w:pPr>
-      <w:hyperlink w:anchor="_Toc241883219" w:history="1">
+      <w:hyperlink w:anchor="_Toc241885750" w:history="1">
         <w:r>
           <w:rPr>
             <w:rStyle w:val="Hyperlink"/>
@@ -2277,7 +2277,7 @@
             <w:noProof/>
             <w:webHidden/>
           </w:rPr>
-          <w:instrText xml:space="preserve"> PAGEREF _Toc241883219 \h </w:instrText>
+          <w:instrText xml:space="preserve"> PAGEREF _Toc241885750 \h </w:instrText>
         </w:r>
         <w:r>
           <w:rPr>
@@ -2297,7 +2297,7 @@
             <w:noProof/>
             <w:webHidden/>
           </w:rPr>
-          <w:t>21</w:t>
+          <w:t>22</w:t>
         </w:r>
         <w:r>
           <w:rPr>
@@ -2324,7 +2324,7 @@
           <w14:ligatures w14:val="standardContextual"/>
         </w:rPr>
       </w:pPr>
-      <w:hyperlink w:anchor="_Toc241883220" w:history="1">
+      <w:hyperlink w:anchor="_Toc241885751" w:history="1">
         <w:r>
           <w:rPr>
             <w:rStyle w:val="Hyperlink"/>
@@ -2351,7 +2351,7 @@
             <w:noProof/>
             <w:webHidden/>
           </w:rPr>
-          <w:instrText xml:space="preserve"> PAGEREF _Toc241883220 \h </w:instrText>
+          <w:instrText xml:space="preserve"> PAGEREF _Toc241885751 \h </w:instrText>
         </w:r>
         <w:r>
           <w:rPr>
@@ -2371,7 +2371,7 @@
             <w:noProof/>
             <w:webHidden/>
           </w:rPr>
-          <w:t>22</w:t>
+          <w:t>23</w:t>
         </w:r>
         <w:r>
           <w:rPr>
@@ -2398,7 +2398,7 @@
           <w14:ligatures w14:val="standardContextual"/>
         </w:rPr>
       </w:pPr>
-      <w:hyperlink w:anchor="_Toc241883221" w:history="1">
+      <w:hyperlink w:anchor="_Toc241885752" w:history="1">
         <w:r>
           <w:rPr>
             <w:rStyle w:val="Hyperlink"/>
@@ -2425,7 +2425,7 @@
             <w:noProof/>
             <w:webHidden/>
           </w:rPr>
-          <w:instrText xml:space="preserve"> PAGEREF _Toc241883221 \h </w:instrText>
+          <w:instrText xml:space="preserve"> PAGEREF _Toc241885752 \h </w:instrText>
         </w:r>
         <w:r>
           <w:rPr>
@@ -2445,7 +2445,7 @@
             <w:noProof/>
             <w:webHidden/>
           </w:rPr>
-          <w:t>22</w:t>
+          <w:t>23</w:t>
         </w:r>
         <w:r>
           <w:rPr>
@@ -2472,7 +2472,7 @@
           <w14:ligatures w14:val="standardContextual"/>
         </w:rPr>
       </w:pPr>
-      <w:hyperlink w:anchor="_Toc241883222" w:history="1">
+      <w:hyperlink w:anchor="_Toc241885753" w:history="1">
         <w:r>
           <w:rPr>
             <w:rStyle w:val="Hyperlink"/>
@@ -2499,7 +2499,7 @@
             <w:noProof/>
             <w:webHidden/>
           </w:rPr>
-          <w:instrText xml:space="preserve"> PAGEREF _Toc241883222 \h </w:instrText>
+          <w:instrText xml:space="preserve"> PAGEREF _Toc241885753 \h </w:instrText>
         </w:r>
         <w:r>
           <w:rPr>
@@ -2519,7 +2519,7 @@
             <w:noProof/>
             <w:webHidden/>
           </w:rPr>
-          <w:t>22</w:t>
+          <w:t>23</w:t>
         </w:r>
         <w:r>
           <w:rPr>
@@ -2546,7 +2546,7 @@
           <w14:ligatures w14:val="standardContextual"/>
         </w:rPr>
       </w:pPr>
-      <w:hyperlink w:anchor="_Toc241883223" w:history="1">
+      <w:hyperlink w:anchor="_Toc241885754" w:history="1">
         <w:r>
           <w:rPr>
             <w:rStyle w:val="Hyperlink"/>
@@ -2573,7 +2573,7 @@
             <w:noProof/>
             <w:webHidden/>
           </w:rPr>
-          <w:instrText xml:space="preserve"> PAGEREF _Toc241883223 \h </w:instrText>
+          <w:instrText xml:space="preserve"> PAGEREF _Toc241885754 \h </w:instrText>
         </w:r>
         <w:r>
           <w:rPr>
@@ -2593,7 +2593,7 @@
             <w:noProof/>
             <w:webHidden/>
           </w:rPr>
-          <w:t>23</w:t>
+          <w:t>24</w:t>
         </w:r>
         <w:r>
           <w:rPr>
@@ -2620,7 +2620,7 @@
           <w14:ligatures w14:val="standardContextual"/>
         </w:rPr>
       </w:pPr>
-      <w:hyperlink w:anchor="_Toc241883224" w:history="1">
+      <w:hyperlink w:anchor="_Toc241885755" w:history="1">
         <w:r>
           <w:rPr>
             <w:rStyle w:val="Hyperlink"/>
@@ -2647,7 +2647,7 @@
             <w:noProof/>
             <w:webHidden/>
           </w:rPr>
-          <w:instrText xml:space="preserve"> PAGEREF _Toc241883224 \h </w:instrText>
+          <w:instrText xml:space="preserve"> PAGEREF _Toc241885755 \h </w:instrText>
         </w:r>
         <w:r>
           <w:rPr>
@@ -2667,7 +2667,7 @@
             <w:noProof/>
             <w:webHidden/>
           </w:rPr>
-          <w:t>23</w:t>
+          <w:t>24</w:t>
         </w:r>
         <w:r>
           <w:rPr>
@@ -2694,7 +2694,7 @@
           <w14:ligatures w14:val="standardContextual"/>
         </w:rPr>
       </w:pPr>
-      <w:hyperlink w:anchor="_Toc241883225" w:history="1">
+      <w:hyperlink w:anchor="_Toc241885756" w:history="1">
         <w:r>
           <w:rPr>
             <w:rStyle w:val="Hyperlink"/>
@@ -2721,7 +2721,7 @@
             <w:noProof/>
             <w:webHidden/>
           </w:rPr>
-          <w:instrText xml:space="preserve"> PAGEREF _Toc241883225 \h </w:instrText>
+          <w:instrText xml:space="preserve"> PAGEREF _Toc241885756 \h </w:instrText>
         </w:r>
         <w:r>
           <w:rPr>
@@ -2741,7 +2741,7 @@
             <w:noProof/>
             <w:webHidden/>
           </w:rPr>
-          <w:t>24</w:t>
+          <w:t>25</w:t>
         </w:r>
         <w:r>
           <w:rPr>
@@ -2768,7 +2768,7 @@
           <w14:ligatures w14:val="standardContextual"/>
         </w:rPr>
       </w:pPr>
-      <w:hyperlink w:anchor="_Toc241883226" w:history="1">
+      <w:hyperlink w:anchor="_Toc241885757" w:history="1">
         <w:r>
           <w:rPr>
             <w:rStyle w:val="Hyperlink"/>
@@ -2795,7 +2795,7 @@
             <w:noProof/>
             <w:webHidden/>
           </w:rPr>
-          <w:instrText xml:space="preserve"> PAGEREF _Toc241883226 \h </w:instrText>
+          <w:instrText xml:space="preserve"> PAGEREF _Toc241885757 \h </w:instrText>
         </w:r>
         <w:r>
           <w:rPr>
@@ -2815,7 +2815,7 @@
             <w:noProof/>
             <w:webHidden/>
           </w:rPr>
-          <w:t>24</w:t>
+          <w:t>25</w:t>
         </w:r>
         <w:r>
           <w:rPr>
@@ -2842,7 +2842,7 @@
           <w14:ligatures w14:val="standardContextual"/>
         </w:rPr>
       </w:pPr>
-      <w:hyperlink w:anchor="_Toc241883227" w:history="1">
+      <w:hyperlink w:anchor="_Toc241885758" w:history="1">
         <w:r>
           <w:rPr>
             <w:rStyle w:val="Hyperlink"/>
@@ -2869,7 +2869,7 @@
             <w:noProof/>
             <w:webHidden/>
           </w:rPr>
-          <w:instrText xml:space="preserve"> PAGEREF _Toc241883227 \h </w:instrText>
+          <w:instrText xml:space="preserve"> PAGEREF _Toc241885758 \h </w:instrText>
         </w:r>
         <w:r>
           <w:rPr>
@@ -2889,7 +2889,7 @@
             <w:noProof/>
             <w:webHidden/>
           </w:rPr>
-          <w:t>25</w:t>
+          <w:t>26</w:t>
         </w:r>
         <w:r>
           <w:rPr>
@@ -2916,7 +2916,7 @@
           <w14:ligatures w14:val="standardContextual"/>
         </w:rPr>
       </w:pPr>
-      <w:hyperlink w:anchor="_Toc241883228" w:history="1">
+      <w:hyperlink w:anchor="_Toc241885759" w:history="1">
         <w:r>
           <w:rPr>
             <w:rStyle w:val="Hyperlink"/>
@@ -2943,7 +2943,7 @@
             <w:noProof/>
             <w:webHidden/>
           </w:rPr>
-          <w:instrText xml:space="preserve"> PAGEREF _Toc241883228 \h </w:instrText>
+          <w:instrText xml:space="preserve"> PAGEREF _Toc241885759 \h </w:instrText>
         </w:r>
         <w:r>
           <w:rPr>
@@ -2963,7 +2963,7 @@
             <w:noProof/>
             <w:webHidden/>
           </w:rPr>
-          <w:t>26</w:t>
+          <w:t>27</w:t>
         </w:r>
         <w:r>
           <w:rPr>
@@ -2990,7 +2990,7 @@
           <w14:ligatures w14:val="standardContextual"/>
         </w:rPr>
       </w:pPr>
-      <w:hyperlink w:anchor="_Toc241883229" w:history="1">
+      <w:hyperlink w:anchor="_Toc241885760" w:history="1">
         <w:r>
           <w:rPr>
             <w:rStyle w:val="Hyperlink"/>
@@ -3017,7 +3017,7 @@
             <w:noProof/>
             <w:webHidden/>
           </w:rPr>
-          <w:instrText xml:space="preserve"> PAGEREF _Toc241883229 \h </w:instrText>
+          <w:instrText xml:space="preserve"> PAGEREF _Toc241885760 \h </w:instrText>
         </w:r>
         <w:r>
           <w:rPr>
@@ -3037,7 +3037,7 @@
             <w:noProof/>
             <w:webHidden/>
           </w:rPr>
-          <w:t>26</w:t>
+          <w:t>27</w:t>
         </w:r>
         <w:r>
           <w:rPr>
@@ -3064,7 +3064,7 @@
           <w14:ligatures w14:val="standardContextual"/>
         </w:rPr>
       </w:pPr>
-      <w:hyperlink w:anchor="_Toc241883230" w:history="1">
+      <w:hyperlink w:anchor="_Toc241885761" w:history="1">
         <w:r>
           <w:rPr>
             <w:rStyle w:val="Hyperlink"/>
@@ -3091,7 +3091,7 @@
             <w:noProof/>
             <w:webHidden/>
           </w:rPr>
-          <w:instrText xml:space="preserve"> PAGEREF _Toc241883230 \h </w:instrText>
+          <w:instrText xml:space="preserve"> PAGEREF _Toc241885761 \h </w:instrText>
         </w:r>
         <w:r>
           <w:rPr>
@@ -3111,7 +3111,7 @@
             <w:noProof/>
             <w:webHidden/>
           </w:rPr>
-          <w:t>26</w:t>
+          <w:t>27</w:t>
         </w:r>
         <w:r>
           <w:rPr>
@@ -3138,7 +3138,7 @@
           <w14:ligatures w14:val="standardContextual"/>
         </w:rPr>
       </w:pPr>
-      <w:hyperlink w:anchor="_Toc241883231" w:history="1">
+      <w:hyperlink w:anchor="_Toc241885762" w:history="1">
         <w:r>
           <w:rPr>
             <w:rStyle w:val="Hyperlink"/>
@@ -3165,7 +3165,7 @@
             <w:noProof/>
             <w:webHidden/>
           </w:rPr>
-          <w:instrText xml:space="preserve"> PAGEREF _Toc241883231 \h </w:instrText>
+          <w:instrText xml:space="preserve"> PAGEREF _Toc241885762 \h </w:instrText>
         </w:r>
         <w:r>
           <w:rPr>
@@ -3185,7 +3185,7 @@
             <w:noProof/>
             <w:webHidden/>
           </w:rPr>
-          <w:t>27</w:t>
+          <w:t>28</w:t>
         </w:r>
         <w:r>
           <w:rPr>
@@ -3212,7 +3212,7 @@
           <w14:ligatures w14:val="standardContextual"/>
         </w:rPr>
       </w:pPr>
-      <w:hyperlink w:anchor="_Toc241883232" w:history="1">
+      <w:hyperlink w:anchor="_Toc241885763" w:history="1">
         <w:r>
           <w:rPr>
             <w:rStyle w:val="Hyperlink"/>
@@ -3239,7 +3239,7 @@
             <w:noProof/>
             <w:webHidden/>
           </w:rPr>
-          <w:instrText xml:space="preserve"> PAGEREF _Toc241883232 \h </w:instrText>
+          <w:instrText xml:space="preserve"> PAGEREF _Toc241885763 \h </w:instrText>
         </w:r>
         <w:r>
           <w:rPr>
@@ -3259,7 +3259,7 @@
             <w:noProof/>
             <w:webHidden/>
           </w:rPr>
-          <w:t>28</w:t>
+          <w:t>29</w:t>
         </w:r>
         <w:r>
           <w:rPr>
@@ -3286,7 +3286,7 @@
           <w14:ligatures w14:val="standardContextual"/>
         </w:rPr>
       </w:pPr>
-      <w:hyperlink w:anchor="_Toc241883233" w:history="1">
+      <w:hyperlink w:anchor="_Toc241885764" w:history="1">
         <w:r>
           <w:rPr>
             <w:rStyle w:val="Hyperlink"/>
@@ -3313,7 +3313,7 @@
             <w:noProof/>
             <w:webHidden/>
           </w:rPr>
-          <w:instrText xml:space="preserve"> PAGEREF _Toc241883233 \h </w:instrText>
+          <w:instrText xml:space="preserve"> PAGEREF _Toc241885764 \h </w:instrText>
         </w:r>
         <w:r>
           <w:rPr>
@@ -3333,7 +3333,7 @@
             <w:noProof/>
             <w:webHidden/>
           </w:rPr>
-          <w:t>28</w:t>
+          <w:t>29</w:t>
         </w:r>
         <w:r>
           <w:rPr>
@@ -3360,7 +3360,7 @@
           <w14:ligatures w14:val="standardContextual"/>
         </w:rPr>
       </w:pPr>
-      <w:hyperlink w:anchor="_Toc241883234" w:history="1">
+      <w:hyperlink w:anchor="_Toc241885765" w:history="1">
         <w:r>
           <w:rPr>
             <w:rStyle w:val="Hyperlink"/>
@@ -3387,7 +3387,7 @@
             <w:noProof/>
             <w:webHidden/>
           </w:rPr>
-          <w:instrText xml:space="preserve"> PAGEREF _Toc241883234 \h </w:instrText>
+          <w:instrText xml:space="preserve"> PAGEREF _Toc241885765 \h </w:instrText>
         </w:r>
         <w:r>
           <w:rPr>
@@ -3407,7 +3407,7 @@
             <w:noProof/>
             <w:webHidden/>
           </w:rPr>
-          <w:t>28</w:t>
+          <w:t>29</w:t>
         </w:r>
         <w:r>
           <w:rPr>
@@ -3434,7 +3434,7 @@
           <w14:ligatures w14:val="standardContextual"/>
         </w:rPr>
       </w:pPr>
-      <w:hyperlink w:anchor="_Toc241883235" w:history="1">
+      <w:hyperlink w:anchor="_Toc241885766" w:history="1">
         <w:r>
           <w:rPr>
             <w:rStyle w:val="Hyperlink"/>
@@ -3461,7 +3461,7 @@
             <w:noProof/>
             <w:webHidden/>
           </w:rPr>
-          <w:instrText xml:space="preserve"> PAGEREF _Toc241883235 \h </w:instrText>
+          <w:instrText xml:space="preserve"> PAGEREF _Toc241885766 \h </w:instrText>
         </w:r>
         <w:r>
           <w:rPr>
@@ -3481,7 +3481,7 @@
             <w:noProof/>
             <w:webHidden/>
           </w:rPr>
-          <w:t>30</w:t>
+          <w:t>31</w:t>
         </w:r>
         <w:r>
           <w:rPr>
@@ -3508,7 +3508,7 @@
           <w14:ligatures w14:val="standardContextual"/>
         </w:rPr>
       </w:pPr>
-      <w:hyperlink w:anchor="_Toc241883236" w:history="1">
+      <w:hyperlink w:anchor="_Toc241885767" w:history="1">
         <w:r>
           <w:rPr>
             <w:rStyle w:val="Hyperlink"/>
@@ -3535,7 +3535,7 @@
             <w:noProof/>
             <w:webHidden/>
           </w:rPr>
-          <w:instrText xml:space="preserve"> PAGEREF _Toc241883236 \h </w:instrText>
+          <w:instrText xml:space="preserve"> PAGEREF _Toc241885767 \h </w:instrText>
         </w:r>
         <w:r>
           <w:rPr>
@@ -3555,7 +3555,7 @@
             <w:noProof/>
             <w:webHidden/>
           </w:rPr>
-          <w:t>30</w:t>
+          <w:t>31</w:t>
         </w:r>
         <w:r>
           <w:rPr>
@@ -3582,7 +3582,7 @@
           <w14:ligatures w14:val="standardContextual"/>
         </w:rPr>
       </w:pPr>
-      <w:hyperlink w:anchor="_Toc241883237" w:history="1">
+      <w:hyperlink w:anchor="_Toc241885768" w:history="1">
         <w:r>
           <w:rPr>
             <w:rStyle w:val="Hyperlink"/>
@@ -3609,7 +3609,7 @@
             <w:noProof/>
             <w:webHidden/>
           </w:rPr>
-          <w:instrText xml:space="preserve"> PAGEREF _Toc241883237 \h </w:instrText>
+          <w:instrText xml:space="preserve"> PAGEREF _Toc241885768 \h </w:instrText>
         </w:r>
         <w:r>
           <w:rPr>
@@ -3629,7 +3629,7 @@
             <w:noProof/>
             <w:webHidden/>
           </w:rPr>
-          <w:t>31</w:t>
+          <w:t>32</w:t>
         </w:r>
         <w:r>
           <w:rPr>
@@ -3656,7 +3656,7 @@
           <w14:ligatures w14:val="standardContextual"/>
         </w:rPr>
       </w:pPr>
-      <w:hyperlink w:anchor="_Toc241883238" w:history="1">
+      <w:hyperlink w:anchor="_Toc241885769" w:history="1">
         <w:r>
           <w:rPr>
             <w:rStyle w:val="Hyperlink"/>
@@ -3683,7 +3683,7 @@
             <w:noProof/>
             <w:webHidden/>
           </w:rPr>
-          <w:instrText xml:space="preserve"> PAGEREF _Toc241883238 \h </w:instrText>
+          <w:instrText xml:space="preserve"> PAGEREF _Toc241885769 \h </w:instrText>
         </w:r>
         <w:r>
           <w:rPr>
@@ -3703,7 +3703,7 @@
             <w:noProof/>
             <w:webHidden/>
           </w:rPr>
-          <w:t>31</w:t>
+          <w:t>32</w:t>
         </w:r>
         <w:r>
           <w:rPr>
@@ -3730,7 +3730,7 @@
           <w14:ligatures w14:val="standardContextual"/>
         </w:rPr>
       </w:pPr>
-      <w:hyperlink w:anchor="_Toc241883239" w:history="1">
+      <w:hyperlink w:anchor="_Toc241885770" w:history="1">
         <w:r>
           <w:rPr>
             <w:rStyle w:val="Hyperlink"/>
@@ -3757,7 +3757,7 @@
             <w:noProof/>
             <w:webHidden/>
           </w:rPr>
-          <w:instrText xml:space="preserve"> PAGEREF _Toc241883239 \h </w:instrText>
+          <w:instrText xml:space="preserve"> PAGEREF _Toc241885770 \h </w:instrText>
         </w:r>
         <w:r>
           <w:rPr>
@@ -3777,7 +3777,7 @@
             <w:noProof/>
             <w:webHidden/>
           </w:rPr>
-          <w:t>35</w:t>
+          <w:t>36</w:t>
         </w:r>
         <w:r>
           <w:rPr>
@@ -3804,7 +3804,7 @@
           <w14:ligatures w14:val="standardContextual"/>
         </w:rPr>
       </w:pPr>
-      <w:hyperlink w:anchor="_Toc241883240" w:history="1">
+      <w:hyperlink w:anchor="_Toc241885771" w:history="1">
         <w:r>
           <w:rPr>
             <w:rStyle w:val="Hyperlink"/>
@@ -3831,7 +3831,7 @@
             <w:noProof/>
             <w:webHidden/>
           </w:rPr>
-          <w:instrText xml:space="preserve"> PAGEREF _Toc241883240 \h </w:instrText>
+          <w:instrText xml:space="preserve"> PAGEREF _Toc241885771 \h </w:instrText>
         </w:r>
         <w:r>
           <w:rPr>
@@ -3851,7 +3851,7 @@
             <w:noProof/>
             <w:webHidden/>
           </w:rPr>
-          <w:t>35</w:t>
+          <w:t>36</w:t>
         </w:r>
         <w:r>
           <w:rPr>
@@ -3878,7 +3878,7 @@
           <w14:ligatures w14:val="standardContextual"/>
         </w:rPr>
       </w:pPr>
-      <w:hyperlink w:anchor="_Toc241883241" w:history="1">
+      <w:hyperlink w:anchor="_Toc241885772" w:history="1">
         <w:r>
           <w:rPr>
             <w:rStyle w:val="Hyperlink"/>
@@ -3905,7 +3905,7 @@
             <w:noProof/>
             <w:webHidden/>
           </w:rPr>
-          <w:instrText xml:space="preserve"> PAGEREF _Toc241883241 \h </w:instrText>
+          <w:instrText xml:space="preserve"> PAGEREF _Toc241885772 \h </w:instrText>
         </w:r>
         <w:r>
           <w:rPr>
@@ -3925,7 +3925,7 @@
             <w:noProof/>
             <w:webHidden/>
           </w:rPr>
-          <w:t>35</w:t>
+          <w:t>36</w:t>
         </w:r>
         <w:r>
           <w:rPr>
@@ -3938,7 +3938,7 @@
     </w:p>
     <w:p>
       <w:pPr>
-        <w:pStyle w:val="TOC1"/>
+        <w:pStyle w:val="TOC2"/>
         <w:tabs>
           <w:tab w:val="right" w:leader="dot" w:pos="9736"/>
         </w:tabs>
@@ -3952,13 +3952,13 @@
           <w14:ligatures w14:val="standardContextual"/>
         </w:rPr>
       </w:pPr>
-      <w:hyperlink w:anchor="_Toc241883242" w:history="1">
+      <w:hyperlink w:anchor="_Toc241885773" w:history="1">
         <w:r>
           <w:rPr>
             <w:rStyle w:val="Hyperlink"/>
             <w:noProof/>
           </w:rPr>
-          <w:t>10. Uninstalling</w:t>
+          <w:t>9.1 Install a newer version</w:t>
         </w:r>
         <w:r>
           <w:rPr>
@@ -3979,7 +3979,7 @@
             <w:noProof/>
             <w:webHidden/>
           </w:rPr>
-          <w:instrText xml:space="preserve"> PAGEREF _Toc241883242 \h </w:instrText>
+          <w:instrText xml:space="preserve"> PAGEREF _Toc241885773 \h </w:instrText>
         </w:r>
         <w:r>
           <w:rPr>
@@ -4026,13 +4026,13 @@
           <w14:ligatures w14:val="standardContextual"/>
         </w:rPr>
       </w:pPr>
-      <w:hyperlink w:anchor="_Toc241883243" w:history="1">
+      <w:hyperlink w:anchor="_Toc241885774" w:history="1">
         <w:r>
           <w:rPr>
             <w:rStyle w:val="Hyperlink"/>
             <w:noProof/>
           </w:rPr>
-          <w:t>10.1 Remove the control from the forms</w:t>
+          <w:t>9.2 Replace an installed copy of the same version</w:t>
         </w:r>
         <w:r>
           <w:rPr>
@@ -4053,7 +4053,7 @@
             <w:noProof/>
             <w:webHidden/>
           </w:rPr>
-          <w:instrText xml:space="preserve"> PAGEREF _Toc241883243 \h </w:instrText>
+          <w:instrText xml:space="preserve"> PAGEREF _Toc241885774 \h </w:instrText>
         </w:r>
         <w:r>
           <w:rPr>
@@ -4073,7 +4073,7 @@
             <w:noProof/>
             <w:webHidden/>
           </w:rPr>
-          <w:t>36</w:t>
+          <w:t>37</w:t>
         </w:r>
         <w:r>
           <w:rPr>
@@ -4086,7 +4086,7 @@
     </w:p>
     <w:p>
       <w:pPr>
-        <w:pStyle w:val="TOC2"/>
+        <w:pStyle w:val="TOC1"/>
         <w:tabs>
           <w:tab w:val="right" w:leader="dot" w:pos="9736"/>
         </w:tabs>
@@ -4100,13 +4100,13 @@
           <w14:ligatures w14:val="standardContextual"/>
         </w:rPr>
       </w:pPr>
-      <w:hyperlink w:anchor="_Toc241883244" w:history="1">
+      <w:hyperlink w:anchor="_Toc241885775" w:history="1">
         <w:r>
           <w:rPr>
             <w:rStyle w:val="Hyperlink"/>
             <w:noProof/>
           </w:rPr>
-          <w:t>10.2 Uninstall the managed solution</w:t>
+          <w:t>10. Uninstalling</w:t>
         </w:r>
         <w:r>
           <w:rPr>
@@ -4127,7 +4127,7 @@
             <w:noProof/>
             <w:webHidden/>
           </w:rPr>
-          <w:instrText xml:space="preserve"> PAGEREF _Toc241883244 \h </w:instrText>
+          <w:instrText xml:space="preserve"> PAGEREF _Toc241885775 \h </w:instrText>
         </w:r>
         <w:r>
           <w:rPr>
@@ -4174,13 +4174,13 @@
           <w14:ligatures w14:val="standardContextual"/>
         </w:rPr>
       </w:pPr>
-      <w:hyperlink w:anchor="_Toc241883245" w:history="1">
+      <w:hyperlink w:anchor="_Toc241885776" w:history="1">
         <w:r>
           <w:rPr>
             <w:rStyle w:val="Hyperlink"/>
             <w:noProof/>
           </w:rPr>
-          <w:t>10.3 Uninstall the unmanaged solution</w:t>
+          <w:t>10.1 Remove the control from the forms</w:t>
         </w:r>
         <w:r>
           <w:rPr>
@@ -4201,7 +4201,7 @@
             <w:noProof/>
             <w:webHidden/>
           </w:rPr>
-          <w:instrText xml:space="preserve"> PAGEREF _Toc241883245 \h </w:instrText>
+          <w:instrText xml:space="preserve"> PAGEREF _Toc241885776 \h </w:instrText>
         </w:r>
         <w:r>
           <w:rPr>
@@ -4221,7 +4221,7 @@
             <w:noProof/>
             <w:webHidden/>
           </w:rPr>
-          <w:t>39</w:t>
+          <w:t>37</w:t>
         </w:r>
         <w:r>
           <w:rPr>
@@ -4234,7 +4234,7 @@
     </w:p>
     <w:p>
       <w:pPr>
-        <w:pStyle w:val="TOC1"/>
+        <w:pStyle w:val="TOC2"/>
         <w:tabs>
           <w:tab w:val="right" w:leader="dot" w:pos="9736"/>
         </w:tabs>
@@ -4248,13 +4248,13 @@
           <w14:ligatures w14:val="standardContextual"/>
         </w:rPr>
       </w:pPr>
-      <w:hyperlink w:anchor="_Toc241883246" w:history="1">
+      <w:hyperlink w:anchor="_Toc241885777" w:history="1">
         <w:r>
           <w:rPr>
             <w:rStyle w:val="Hyperlink"/>
             <w:noProof/>
           </w:rPr>
-          <w:t>11. Troubleshooting</w:t>
+          <w:t>10.2 Uninstall the managed solution</w:t>
         </w:r>
         <w:r>
           <w:rPr>
@@ -4275,7 +4275,7 @@
             <w:noProof/>
             <w:webHidden/>
           </w:rPr>
-          <w:instrText xml:space="preserve"> PAGEREF _Toc241883246 \h </w:instrText>
+          <w:instrText xml:space="preserve"> PAGEREF _Toc241885777 \h </w:instrText>
         </w:r>
         <w:r>
           <w:rPr>
@@ -4295,7 +4295,7 @@
             <w:noProof/>
             <w:webHidden/>
           </w:rPr>
-          <w:t>40</w:t>
+          <w:t>38</w:t>
         </w:r>
         <w:r>
           <w:rPr>
@@ -4308,7 +4308,7 @@
     </w:p>
     <w:p>
       <w:pPr>
-        <w:pStyle w:val="TOC1"/>
+        <w:pStyle w:val="TOC2"/>
         <w:tabs>
           <w:tab w:val="right" w:leader="dot" w:pos="9736"/>
         </w:tabs>
@@ -4322,13 +4322,13 @@
           <w14:ligatures w14:val="standardContextual"/>
         </w:rPr>
       </w:pPr>
-      <w:hyperlink w:anchor="_Toc241883247" w:history="1">
+      <w:hyperlink w:anchor="_Toc241885778" w:history="1">
         <w:r>
           <w:rPr>
             <w:rStyle w:val="Hyperlink"/>
             <w:noProof/>
           </w:rPr>
-          <w:t>12. Limitations</w:t>
+          <w:t>10.3 Uninstall the unmanaged solution</w:t>
         </w:r>
         <w:r>
           <w:rPr>
@@ -4349,7 +4349,7 @@
             <w:noProof/>
             <w:webHidden/>
           </w:rPr>
-          <w:instrText xml:space="preserve"> PAGEREF _Toc241883247 \h </w:instrText>
+          <w:instrText xml:space="preserve"> PAGEREF _Toc241885778 \h </w:instrText>
         </w:r>
         <w:r>
           <w:rPr>
@@ -4369,7 +4369,7 @@
             <w:noProof/>
             <w:webHidden/>
           </w:rPr>
-          <w:t>41</w:t>
+          <w:t>40</w:t>
         </w:r>
         <w:r>
           <w:rPr>
@@ -4396,13 +4396,13 @@
           <w14:ligatures w14:val="standardContextual"/>
         </w:rPr>
       </w:pPr>
-      <w:hyperlink w:anchor="_Toc241883248" w:history="1">
+      <w:hyperlink w:anchor="_Toc241885779" w:history="1">
         <w:r>
           <w:rPr>
             <w:rStyle w:val="Hyperlink"/>
             <w:noProof/>
           </w:rPr>
-          <w:t>13. Improving the control with a plug-in</w:t>
+          <w:t>11. Troubleshooting</w:t>
         </w:r>
         <w:r>
           <w:rPr>
@@ -4423,7 +4423,7 @@
             <w:noProof/>
             <w:webHidden/>
           </w:rPr>
-          <w:instrText xml:space="preserve"> PAGEREF _Toc241883248 \h </w:instrText>
+          <w:instrText xml:space="preserve"> PAGEREF _Toc241885779 \h </w:instrText>
         </w:r>
         <w:r>
           <w:rPr>
@@ -4456,7 +4456,7 @@
     </w:p>
     <w:p>
       <w:pPr>
-        <w:pStyle w:val="TOC2"/>
+        <w:pStyle w:val="TOC1"/>
         <w:tabs>
           <w:tab w:val="right" w:leader="dot" w:pos="9736"/>
         </w:tabs>
@@ -4470,13 +4470,13 @@
           <w14:ligatures w14:val="standardContextual"/>
         </w:rPr>
       </w:pPr>
-      <w:hyperlink w:anchor="_Toc241883249" w:history="1">
+      <w:hyperlink w:anchor="_Toc241885780" w:history="1">
         <w:r>
           <w:rPr>
             <w:rStyle w:val="Hyperlink"/>
             <w:noProof/>
           </w:rPr>
-          <w:t>13.1 Keeping the names column exact</w:t>
+          <w:t>12. Limitations</w:t>
         </w:r>
         <w:r>
           <w:rPr>
@@ -4497,7 +4497,7 @@
             <w:noProof/>
             <w:webHidden/>
           </w:rPr>
-          <w:instrText xml:space="preserve"> PAGEREF _Toc241883249 \h </w:instrText>
+          <w:instrText xml:space="preserve"> PAGEREF _Toc241885780 \h </w:instrText>
         </w:r>
         <w:r>
           <w:rPr>
@@ -4530,7 +4530,7 @@
     </w:p>
     <w:p>
       <w:pPr>
-        <w:pStyle w:val="TOC2"/>
+        <w:pStyle w:val="TOC1"/>
         <w:tabs>
           <w:tab w:val="right" w:leader="dot" w:pos="9736"/>
         </w:tabs>
@@ -4544,13 +4544,13 @@
           <w14:ligatures w14:val="standardContextual"/>
         </w:rPr>
       </w:pPr>
-      <w:hyperlink w:anchor="_Toc241883250" w:history="1">
+      <w:hyperlink w:anchor="_Toc241885781" w:history="1">
         <w:r>
           <w:rPr>
             <w:rStyle w:val="Hyperlink"/>
             <w:noProof/>
           </w:rPr>
-          <w:t>13.2 Enforcing the rules on the server</w:t>
+          <w:t>13. Improving the control with a plug-in</w:t>
         </w:r>
         <w:r>
           <w:rPr>
@@ -4571,7 +4571,7 @@
             <w:noProof/>
             <w:webHidden/>
           </w:rPr>
-          <w:instrText xml:space="preserve"> PAGEREF _Toc241883250 \h </w:instrText>
+          <w:instrText xml:space="preserve"> PAGEREF _Toc241885781 \h </w:instrText>
         </w:r>
         <w:r>
           <w:rPr>
@@ -4604,7 +4604,7 @@
     </w:p>
     <w:p>
       <w:pPr>
-        <w:pStyle w:val="TOC1"/>
+        <w:pStyle w:val="TOC2"/>
         <w:tabs>
           <w:tab w:val="right" w:leader="dot" w:pos="9736"/>
         </w:tabs>
@@ -4618,13 +4618,13 @@
           <w14:ligatures w14:val="standardContextual"/>
         </w:rPr>
       </w:pPr>
-      <w:hyperlink w:anchor="_Toc241883251" w:history="1">
+      <w:hyperlink w:anchor="_Toc241885782" w:history="1">
         <w:r>
           <w:rPr>
             <w:rStyle w:val="Hyperlink"/>
             <w:noProof/>
           </w:rPr>
-          <w:t>Appendix A. All texts in English and French</w:t>
+          <w:t>13.1 Keeping the names column exact</w:t>
         </w:r>
         <w:r>
           <w:rPr>
@@ -4645,7 +4645,7 @@
             <w:noProof/>
             <w:webHidden/>
           </w:rPr>
-          <w:instrText xml:space="preserve"> PAGEREF _Toc241883251 \h </w:instrText>
+          <w:instrText xml:space="preserve"> PAGEREF _Toc241885782 \h </w:instrText>
         </w:r>
         <w:r>
           <w:rPr>
@@ -4665,7 +4665,7 @@
             <w:noProof/>
             <w:webHidden/>
           </w:rPr>
-          <w:t>44</w:t>
+          <w:t>43</w:t>
         </w:r>
         <w:r>
           <w:rPr>
@@ -4692,13 +4692,13 @@
           <w14:ligatures w14:val="standardContextual"/>
         </w:rPr>
       </w:pPr>
-      <w:hyperlink w:anchor="_Toc241883252" w:history="1">
+      <w:hyperlink w:anchor="_Toc241885783" w:history="1">
         <w:r>
           <w:rPr>
             <w:rStyle w:val="Hyperlink"/>
             <w:noProof/>
           </w:rPr>
-          <w:t>A.1 Field and list</w:t>
+          <w:t>13.2 Enforcing the rules on the server</w:t>
         </w:r>
         <w:r>
           <w:rPr>
@@ -4719,7 +4719,7 @@
             <w:noProof/>
             <w:webHidden/>
           </w:rPr>
-          <w:instrText xml:space="preserve"> PAGEREF _Toc241883252 \h </w:instrText>
+          <w:instrText xml:space="preserve"> PAGEREF _Toc241885783 \h </w:instrText>
         </w:r>
         <w:r>
           <w:rPr>
@@ -4752,7 +4752,7 @@
     </w:p>
     <w:p>
       <w:pPr>
-        <w:pStyle w:val="TOC2"/>
+        <w:pStyle w:val="TOC1"/>
         <w:tabs>
           <w:tab w:val="right" w:leader="dot" w:pos="9736"/>
         </w:tabs>
@@ -4766,13 +4766,13 @@
           <w14:ligatures w14:val="standardContextual"/>
         </w:rPr>
       </w:pPr>
-      <w:hyperlink w:anchor="_Toc241883253" w:history="1">
+      <w:hyperlink w:anchor="_Toc241885784" w:history="1">
         <w:r>
           <w:rPr>
             <w:rStyle w:val="Hyperlink"/>
             <w:noProof/>
           </w:rPr>
-          <w:t>A.2 Notes</w:t>
+          <w:t>Appendix A. All texts in English and French</w:t>
         </w:r>
         <w:r>
           <w:rPr>
@@ -4793,7 +4793,7 @@
             <w:noProof/>
             <w:webHidden/>
           </w:rPr>
-          <w:instrText xml:space="preserve"> PAGEREF _Toc241883253 \h </w:instrText>
+          <w:instrText xml:space="preserve"> PAGEREF _Toc241885784 \h </w:instrText>
         </w:r>
         <w:r>
           <w:rPr>
@@ -4813,7 +4813,7 @@
             <w:noProof/>
             <w:webHidden/>
           </w:rPr>
-          <w:t>45</w:t>
+          <w:t>46</w:t>
         </w:r>
         <w:r>
           <w:rPr>
@@ -4840,13 +4840,13 @@
           <w14:ligatures w14:val="standardContextual"/>
         </w:rPr>
       </w:pPr>
-      <w:hyperlink w:anchor="_Toc241883254" w:history="1">
+      <w:hyperlink w:anchor="_Toc241885785" w:history="1">
         <w:r>
           <w:rPr>
             <w:rStyle w:val="Hyperlink"/>
             <w:noProof/>
           </w:rPr>
-          <w:t>A.3 Problems while loading or saving</w:t>
+          <w:t>A.1 Field and list</w:t>
         </w:r>
         <w:r>
           <w:rPr>
@@ -4867,7 +4867,7 @@
             <w:noProof/>
             <w:webHidden/>
           </w:rPr>
-          <w:instrText xml:space="preserve"> PAGEREF _Toc241883254 \h </w:instrText>
+          <w:instrText xml:space="preserve"> PAGEREF _Toc241885785 \h </w:instrText>
         </w:r>
         <w:r>
           <w:rPr>
@@ -4914,13 +4914,13 @@
           <w14:ligatures w14:val="standardContextual"/>
         </w:rPr>
       </w:pPr>
-      <w:hyperlink w:anchor="_Toc241883255" w:history="1">
+      <w:hyperlink w:anchor="_Toc241885786" w:history="1">
         <w:r>
           <w:rPr>
             <w:rStyle w:val="Hyperlink"/>
             <w:noProof/>
           </w:rPr>
-          <w:t>A.4 Settings that cannot work</w:t>
+          <w:t>A.2 Notes</w:t>
         </w:r>
         <w:r>
           <w:rPr>
@@ -4941,7 +4941,7 @@
             <w:noProof/>
             <w:webHidden/>
           </w:rPr>
-          <w:instrText xml:space="preserve"> PAGEREF _Toc241883255 \h </w:instrText>
+          <w:instrText xml:space="preserve"> PAGEREF _Toc241885786 \h </w:instrText>
         </w:r>
         <w:r>
           <w:rPr>
@@ -4988,13 +4988,13 @@
           <w14:ligatures w14:val="standardContextual"/>
         </w:rPr>
       </w:pPr>
-      <w:hyperlink w:anchor="_Toc241883256" w:history="1">
+      <w:hyperlink w:anchor="_Toc241885787" w:history="1">
         <w:r>
           <w:rPr>
             <w:rStyle w:val="Hyperlink"/>
             <w:noProof/>
           </w:rPr>
-          <w:t>A.5 Reasons added to a problem</w:t>
+          <w:t>A.3 Problems while loading or saving</w:t>
         </w:r>
         <w:r>
           <w:rPr>
@@ -5015,7 +5015,7 @@
             <w:noProof/>
             <w:webHidden/>
           </w:rPr>
-          <w:instrText xml:space="preserve"> PAGEREF _Toc241883256 \h </w:instrText>
+          <w:instrText xml:space="preserve"> PAGEREF _Toc241885787 \h </w:instrText>
         </w:r>
         <w:r>
           <w:rPr>
@@ -5062,12 +5062,160 @@
           <w14:ligatures w14:val="standardContextual"/>
         </w:rPr>
       </w:pPr>
-      <w:hyperlink w:anchor="_Toc241883257" w:history="1">
+      <w:hyperlink w:anchor="_Toc241885788" w:history="1">
         <w:r>
           <w:rPr>
             <w:rStyle w:val="Hyperlink"/>
             <w:noProof/>
           </w:rPr>
+          <w:t>A.4 Settings that cannot work</w:t>
+        </w:r>
+        <w:r>
+          <w:rPr>
+            <w:noProof/>
+            <w:webHidden/>
+          </w:rPr>
+          <w:tab/>
+        </w:r>
+        <w:r>
+          <w:rPr>
+            <w:noProof/>
+            <w:webHidden/>
+          </w:rPr>
+          <w:fldChar w:fldCharType="begin"/>
+        </w:r>
+        <w:r>
+          <w:rPr>
+            <w:noProof/>
+            <w:webHidden/>
+          </w:rPr>
+          <w:instrText xml:space="preserve"> PAGEREF _Toc241885788 \h </w:instrText>
+        </w:r>
+        <w:r>
+          <w:rPr>
+            <w:noProof/>
+            <w:webHidden/>
+          </w:rPr>
+        </w:r>
+        <w:r>
+          <w:rPr>
+            <w:noProof/>
+            <w:webHidden/>
+          </w:rPr>
+          <w:fldChar w:fldCharType="separate"/>
+        </w:r>
+        <w:r>
+          <w:rPr>
+            <w:noProof/>
+            <w:webHidden/>
+          </w:rPr>
+          <w:t>48</w:t>
+        </w:r>
+        <w:r>
+          <w:rPr>
+            <w:noProof/>
+            <w:webHidden/>
+          </w:rPr>
+          <w:fldChar w:fldCharType="end"/>
+        </w:r>
+      </w:hyperlink>
+    </w:p>
+    <w:p>
+      <w:pPr>
+        <w:pStyle w:val="TOC2"/>
+        <w:tabs>
+          <w:tab w:val="right" w:leader="dot" w:pos="9736"/>
+        </w:tabs>
+        <w:rPr>
+          <w:rFonts w:asciiTheme="minorHAnsi" w:eastAsiaTheme="minorEastAsia" w:hAnsiTheme="minorHAnsi"/>
+          <w:noProof/>
+          <w:kern w:val="2"/>
+          <w:sz w:val="24"/>
+          <w:szCs w:val="24"/>
+          <w:lang w:val="en-CA" w:eastAsia="en-CA"/>
+          <w14:ligatures w14:val="standardContextual"/>
+        </w:rPr>
+      </w:pPr>
+      <w:hyperlink w:anchor="_Toc241885789" w:history="1">
+        <w:r>
+          <w:rPr>
+            <w:rStyle w:val="Hyperlink"/>
+            <w:noProof/>
+          </w:rPr>
+          <w:t>A.5 Reasons added to a problem</w:t>
+        </w:r>
+        <w:r>
+          <w:rPr>
+            <w:noProof/>
+            <w:webHidden/>
+          </w:rPr>
+          <w:tab/>
+        </w:r>
+        <w:r>
+          <w:rPr>
+            <w:noProof/>
+            <w:webHidden/>
+          </w:rPr>
+          <w:fldChar w:fldCharType="begin"/>
+        </w:r>
+        <w:r>
+          <w:rPr>
+            <w:noProof/>
+            <w:webHidden/>
+          </w:rPr>
+          <w:instrText xml:space="preserve"> PAGEREF _Toc241885789 \h </w:instrText>
+        </w:r>
+        <w:r>
+          <w:rPr>
+            <w:noProof/>
+            <w:webHidden/>
+          </w:rPr>
+        </w:r>
+        <w:r>
+          <w:rPr>
+            <w:noProof/>
+            <w:webHidden/>
+          </w:rPr>
+          <w:fldChar w:fldCharType="separate"/>
+        </w:r>
+        <w:r>
+          <w:rPr>
+            <w:noProof/>
+            <w:webHidden/>
+          </w:rPr>
+          <w:t>49</w:t>
+        </w:r>
+        <w:r>
+          <w:rPr>
+            <w:noProof/>
+            <w:webHidden/>
+          </w:rPr>
+          <w:fldChar w:fldCharType="end"/>
+        </w:r>
+      </w:hyperlink>
+    </w:p>
+    <w:p>
+      <w:pPr>
+        <w:pStyle w:val="TOC2"/>
+        <w:tabs>
+          <w:tab w:val="right" w:leader="dot" w:pos="9736"/>
+        </w:tabs>
+        <w:rPr>
+          <w:rFonts w:asciiTheme="minorHAnsi" w:eastAsiaTheme="minorEastAsia" w:hAnsiTheme="minorHAnsi"/>
+          <w:noProof/>
+          <w:kern w:val="2"/>
+          <w:sz w:val="24"/>
+          <w:szCs w:val="24"/>
+          <w:lang w:val="en-CA" w:eastAsia="en-CA"/>
+          <w14:ligatures w14:val="standardContextual"/>
+        </w:rPr>
+      </w:pPr>
+      <w:hyperlink w:anchor="_Toc241885790" w:history="1">
+        <w:r>
+          <w:rPr>
+            <w:rStyle w:val="Hyperlink"/>
+            <w:noProof/>
+          </w:rPr>
           <w:t>A.6 Screen reader texts and tooltips</w:t>
         </w:r>
         <w:r>
@@ -5089,7 +5237,7 @@
             <w:noProof/>
             <w:webHidden/>
           </w:rPr>
-          <w:instrText xml:space="preserve"> PAGEREF _Toc241883257 \h </w:instrText>
+          <w:instrText xml:space="preserve"> PAGEREF _Toc241885790 \h </w:instrText>
         </w:r>
         <w:r>
           <w:rPr>
@@ -5109,7 +5257,7 @@
             <w:noProof/>
             <w:webHidden/>
           </w:rPr>
-          <w:t>48</w:t>
+          <w:t>49</w:t>
         </w:r>
         <w:r>
           <w:rPr>
@@ -5130,7 +5278,7 @@
         <w:pStyle w:val="Heading1"/>
         <w:pageBreakBefore/>
       </w:pPr>
-      <w:bookmarkStart w:id="0" w:name="_Toc241883195"/>
+      <w:bookmarkStart w:id="0" w:name="_Toc241885726"/>
       <w:r>
         <w:lastRenderedPageBreak/>
         <w:t>About this document</w:t>
@@ -5149,7 +5297,7 @@
       <w:pPr>
         <w:pStyle w:val="Heading2"/>
       </w:pPr>
-      <w:bookmarkStart w:id="1" w:name="_Toc241883196"/>
+      <w:bookmarkStart w:id="1" w:name="_Toc241885727"/>
       <w:r>
         <w:t>Names used in this document</w:t>
       </w:r>
@@ -5418,7 +5566,7 @@
       <w:pPr>
         <w:pStyle w:val="Heading2"/>
       </w:pPr>
-      <w:bookmarkStart w:id="2" w:name="_Toc241883197"/>
+      <w:bookmarkStart w:id="2" w:name="_Toc241885728"/>
       <w:r>
         <w:t>Screenshots</w:t>
       </w:r>
@@ -5451,7 +5599,7 @@
       <w:pPr>
         <w:pStyle w:val="Heading1"/>
       </w:pPr>
-      <w:bookmarkStart w:id="3" w:name="_Toc241883198"/>
+      <w:bookmarkStart w:id="3" w:name="_Toc241885729"/>
       <w:r>
         <w:t>1. Overview</w:t>
       </w:r>
@@ -5461,7 +5609,7 @@
       <w:pPr>
         <w:pStyle w:val="Heading2"/>
       </w:pPr>
-      <w:bookmarkStart w:id="4" w:name="_Toc241883199"/>
+      <w:bookmarkStart w:id="4" w:name="_Toc241885730"/>
       <w:r>
         <w:t>1.1 What the control does</w:t>
       </w:r>
@@ -5514,7 +5662,7 @@
         <w:t>Subgrids stay in sync.</w:t>
       </w:r>
       <w:r>
-        <w:t xml:space="preserve"> Subgrids on the form that show the same relationship refresh after a change, and links added in those subgrids appear in the control. The control can also replace the subgrid and hide it.</w:t>
+        <w:t xml:space="preserve"> Subgrids on the form that show the same relationship refresh after a change, and links added or removed in those subgrids appear in the control. The control can also replace the subgrid and hide it.</w:t>
       </w:r>
     </w:p>
     <w:p>
@@ -5592,7 +5740,7 @@
       <w:pPr>
         <w:pStyle w:val="Heading2"/>
       </w:pPr>
-      <w:bookmarkStart w:id="5" w:name="_Toc241883200"/>
+      <w:bookmarkStart w:id="5" w:name="_Toc241885731"/>
       <w:r>
         <w:t>1.2 How it looks</w:t>
       </w:r>
@@ -5613,7 +5761,7 @@
           <w:noProof/>
         </w:rPr>
         <w:drawing>
-          <wp:inline distT="0" distB="0" distL="0" distR="0" wp14:anchorId="6A181A0E" wp14:editId="39AC6886">
+          <wp:inline distT="0" distB="0" distL="0" distR="0" wp14:anchorId="2541C32D" wp14:editId="66E96BE3">
             <wp:extent cx="5760000" cy="556494"/>
             <wp:effectExtent l="0" t="0" r="0" b="0"/>
             <wp:docPr id="1" name="Picture 1"/>
@@ -5668,7 +5816,7 @@
           <w:noProof/>
         </w:rPr>
         <w:drawing>
-          <wp:inline distT="0" distB="0" distL="0" distR="0" wp14:anchorId="2632A390" wp14:editId="7FB99EB4">
+          <wp:inline distT="0" distB="0" distL="0" distR="0" wp14:anchorId="23DCDBCD" wp14:editId="6AE9165F">
             <wp:extent cx="4680000" cy="1158347"/>
             <wp:effectExtent l="0" t="0" r="0" b="0"/>
             <wp:docPr id="2" name="Picture 2"/>
@@ -5723,7 +5871,7 @@
           <w:noProof/>
         </w:rPr>
         <w:drawing>
-          <wp:inline distT="0" distB="0" distL="0" distR="0" wp14:anchorId="0F0A65F7" wp14:editId="1CF670E6">
+          <wp:inline distT="0" distB="0" distL="0" distR="0" wp14:anchorId="0B0C1E9F" wp14:editId="6AFF60A6">
             <wp:extent cx="4680000" cy="1032490"/>
             <wp:effectExtent l="0" t="0" r="0" b="0"/>
             <wp:docPr id="3" name="Picture 3"/>
@@ -5772,7 +5920,7 @@
       <w:pPr>
         <w:pStyle w:val="Heading2"/>
       </w:pPr>
-      <w:bookmarkStart w:id="6" w:name="_Toc241883201"/>
+      <w:bookmarkStart w:id="6" w:name="_Toc241885732"/>
       <w:r>
         <w:t>1.3 Comparison with other PCF Gallery controls</w:t>
       </w:r>
@@ -7426,7 +7574,7 @@
       <w:pPr>
         <w:pStyle w:val="Heading1"/>
       </w:pPr>
-      <w:bookmarkStart w:id="7" w:name="_Toc241883202"/>
+      <w:bookmarkStart w:id="7" w:name="_Toc241885733"/>
       <w:r>
         <w:lastRenderedPageBreak/>
         <w:t>2. Package contents</w:t>
@@ -7437,7 +7585,7 @@
       <w:pPr>
         <w:pStyle w:val="Heading2"/>
       </w:pPr>
-      <w:bookmarkStart w:id="8" w:name="_Toc241883203"/>
+      <w:bookmarkStart w:id="8" w:name="_Toc241885734"/>
       <w:r>
         <w:t>2.1 Files in the package</w:t>
       </w:r>
@@ -7675,7 +7823,7 @@
               <w:rPr>
                 <w:sz w:val="19"/>
               </w:rPr>
-              <w:t>component names of this build and SHA-256 checksums of the two zip files.</w:t>
+              <w:t>component names of this build, the steps to replace an installed copy of the same version, and SHA-256 checksums of the two zip files.</w:t>
             </w:r>
           </w:p>
         </w:tc>
@@ -7798,7 +7946,7 @@
       <w:pPr>
         <w:pStyle w:val="Heading2"/>
       </w:pPr>
-      <w:bookmarkStart w:id="9" w:name="_Toc241883204"/>
+      <w:bookmarkStart w:id="9" w:name="_Toc241885735"/>
       <w:r>
         <w:t>2.2 Managed or unmanaged</w:t>
       </w:r>
@@ -7909,13 +8057,7 @@
               <w:rPr>
                 <w:sz w:val="19"/>
               </w:rPr>
-              <w:t xml:space="preserve">Test and </w:t>
-            </w:r>
-            <w:r>
-              <w:rPr>
-                <w:sz w:val="19"/>
-              </w:rPr>
-              <w:t>production environments</w:t>
+              <w:t>Test and production environments</w:t>
             </w:r>
           </w:p>
         </w:tc>
@@ -8063,7 +8205,7 @@
               <w:rPr>
                 <w:sz w:val="19"/>
               </w:rPr>
-              <w:t>Import a newer unmanaged package, then publish</w:t>
+              <w:t>Import a newer unmanaged package, then publish (same version: section 9.2)</w:t>
             </w:r>
           </w:p>
         </w:tc>
@@ -8080,13 +8222,7 @@
               <w:rPr>
                 <w:sz w:val="19"/>
               </w:rPr>
-              <w:t xml:space="preserve">Import a newer </w:t>
-            </w:r>
-            <w:r>
-              <w:rPr>
-                <w:sz w:val="19"/>
-              </w:rPr>
-              <w:t>managed package</w:t>
+              <w:t>Import a newer managed package (same version: section 9.2)</w:t>
             </w:r>
           </w:p>
         </w:tc>
@@ -8177,14 +8313,14 @@
               <w:t xml:space="preserve">Recommended path.  </w:t>
             </w:r>
             <w:r>
-              <w:t xml:space="preserve">Import the unmanaged package into the </w:t>
-            </w:r>
-            <w:r>
-              <w:t xml:space="preserve">development environment, add the code component (and the form library, if it is used) to the solution that holds the forms, and let that solution carry the control to test and production. Use the managed package only to deploy the control </w:t>
+              <w:t xml:space="preserve">Import the unmanaged package into the development environment, add the code component (and the form library, if it is used) to the solution that holds the forms, and let that </w:t>
             </w:r>
             <w:r>
               <w:lastRenderedPageBreak/>
-              <w:t>on its own.</w:t>
+              <w:t xml:space="preserve">solution </w:t>
+            </w:r>
+            <w:r>
+              <w:t>carry the control to test and production. Use the managed package only to deploy the control on its own.</w:t>
             </w:r>
           </w:p>
         </w:tc>
@@ -8199,7 +8335,7 @@
       <w:pPr>
         <w:pStyle w:val="Heading2"/>
       </w:pPr>
-      <w:bookmarkStart w:id="10" w:name="_Toc241883205"/>
+      <w:bookmarkStart w:id="10" w:name="_Toc241885736"/>
       <w:r>
         <w:t>2.3 Components in the solution</w:t>
       </w:r>
@@ -8335,7 +8471,7 @@
               <w:rPr>
                 <w:sz w:val="19"/>
               </w:rPr>
-              <w:t>, about 110 KB, which holds all code and styles. The bundle has no external dependencies.</w:t>
+              <w:t>, about 115 KB, which holds all code and styles. The bundle has no external dependencies.</w:t>
             </w:r>
           </w:p>
         </w:tc>
@@ -8393,13 +8529,13 @@
               <w:rPr>
                 <w:sz w:val="19"/>
               </w:rPr>
-              <w:t xml:space="preserve">Optional form library. It is used only when an environment does not deliver the control's bundle to the form (section 7). It does nothing unless it is </w:t>
+              <w:t xml:space="preserve">Optional form library. It is used only when an </w:t>
             </w:r>
             <w:r>
               <w:rPr>
                 <w:sz w:val="19"/>
               </w:rPr>
-              <w:t>added to a form.</w:t>
+              <w:t>environment does not deliver the control's bundle to the form (section 7). It does nothing unless it is added to a form.</w:t>
             </w:r>
           </w:p>
         </w:tc>
@@ -8420,7 +8556,7 @@
           <w:noProof/>
         </w:rPr>
         <w:drawing>
-          <wp:inline distT="0" distB="0" distL="0" distR="0" wp14:anchorId="3555FBED" wp14:editId="3EAE7ACE">
+          <wp:inline distT="0" distB="0" distL="0" distR="0" wp14:anchorId="622BA48F" wp14:editId="3F54DD4A">
             <wp:extent cx="5760000" cy="2062425"/>
             <wp:effectExtent l="0" t="0" r="0" b="0"/>
             <wp:docPr id="4" name="Picture 4"/>
@@ -8469,7 +8605,7 @@
       <w:pPr>
         <w:pStyle w:val="Heading2"/>
       </w:pPr>
-      <w:bookmarkStart w:id="11" w:name="_Toc241883206"/>
+      <w:bookmarkStart w:id="11" w:name="_Toc241885737"/>
       <w:r>
         <w:t>2.4 Source code</w:t>
       </w:r>
@@ -8604,13 +8740,7 @@
               <w:rPr>
                 <w:sz w:val="19"/>
               </w:rPr>
-              <w:t xml:space="preserve">Controller: settings, loading, saving, </w:t>
-            </w:r>
-            <w:r>
-              <w:rPr>
-                <w:sz w:val="19"/>
-              </w:rPr>
-              <w:t>new-record handling</w:t>
+              <w:t>Controller: settings, loading, saving, new-record handling</w:t>
             </w:r>
           </w:p>
         </w:tc>
@@ -8729,7 +8859,14 @@
               <w:rPr>
                 <w:sz w:val="19"/>
               </w:rPr>
-              <w:t>Dataverse solution project: publisher, version, form library web resource</w:t>
+              <w:t xml:space="preserve">Dataverse solution project: publisher, version, form </w:t>
+            </w:r>
+            <w:r>
+              <w:rPr>
+                <w:sz w:val="19"/>
+              </w:rPr>
+              <w:lastRenderedPageBreak/>
+              <w:t>library web resource</w:t>
             </w:r>
           </w:p>
         </w:tc>
@@ -8771,7 +8908,13 @@
               <w:rPr>
                 <w:sz w:val="19"/>
               </w:rPr>
-              <w:t>Release build: bundle, both solution packages, checks</w:t>
+              <w:t xml:space="preserve">Release build: </w:t>
+            </w:r>
+            <w:r>
+              <w:rPr>
+                <w:sz w:val="19"/>
+              </w:rPr>
+              <w:t>bundle, both solution packages, checks</w:t>
             </w:r>
           </w:p>
         </w:tc>
@@ -8963,7 +9106,7 @@
       <w:pPr>
         <w:pStyle w:val="Heading1"/>
       </w:pPr>
-      <w:bookmarkStart w:id="12" w:name="_Toc241883207"/>
+      <w:bookmarkStart w:id="12" w:name="_Toc241885738"/>
       <w:r>
         <w:t>3. Installation</w:t>
       </w:r>
@@ -8973,7 +9116,7 @@
       <w:pPr>
         <w:pStyle w:val="Heading2"/>
       </w:pPr>
-      <w:bookmarkStart w:id="13" w:name="_Toc241883208"/>
+      <w:bookmarkStart w:id="13" w:name="_Toc241885739"/>
       <w:r>
         <w:t>3.1 Before you start</w:t>
       </w:r>
@@ -9005,9 +9148,17 @@
     </w:p>
     <w:p>
       <w:pPr>
+        <w:pStyle w:val="ListBullet"/>
+      </w:pPr>
+      <w:r>
+        <w:t>If the environment already has this version of N:N Multi-Select, importing over it keeps the old code: replace the installed copy as described in section 9.2.</w:t>
+      </w:r>
+    </w:p>
+    <w:p>
+      <w:pPr>
         <w:pStyle w:val="Heading2"/>
       </w:pPr>
-      <w:bookmarkStart w:id="14" w:name="_Toc241883209"/>
+      <w:bookmarkStart w:id="14" w:name="_Toc241885740"/>
       <w:r>
         <w:t>3.2 Import the unmanaged solution (development)</w:t>
       </w:r>
@@ -9054,7 +9205,7 @@
         </w:rPr>
         <w:lastRenderedPageBreak/>
         <w:drawing>
-          <wp:inline distT="0" distB="0" distL="0" distR="0" wp14:anchorId="46AA0428" wp14:editId="036E4BC6">
+          <wp:inline distT="0" distB="0" distL="0" distR="0" wp14:anchorId="35BA2378" wp14:editId="40EF864A">
             <wp:extent cx="5760000" cy="2809936"/>
             <wp:effectExtent l="0" t="0" r="0" b="0"/>
             <wp:docPr id="5" name="Picture 5"/>
@@ -9139,7 +9290,7 @@
           <w:noProof/>
         </w:rPr>
         <w:drawing>
-          <wp:inline distT="0" distB="0" distL="0" distR="0" wp14:anchorId="395DAB38" wp14:editId="597E5756">
+          <wp:inline distT="0" distB="0" distL="0" distR="0" wp14:anchorId="3FFF9A9A" wp14:editId="4BDAD7FE">
             <wp:extent cx="5760000" cy="1964781"/>
             <wp:effectExtent l="0" t="0" r="0" b="0"/>
             <wp:docPr id="6" name="Picture 6"/>
@@ -9226,7 +9377,7 @@
           <w:noProof/>
         </w:rPr>
         <w:drawing>
-          <wp:inline distT="0" distB="0" distL="0" distR="0" wp14:anchorId="5EE96FD5" wp14:editId="3C74264E">
+          <wp:inline distT="0" distB="0" distL="0" distR="0" wp14:anchorId="259D0125" wp14:editId="1341A210">
             <wp:extent cx="5760000" cy="1964781"/>
             <wp:effectExtent l="0" t="0" r="0" b="0"/>
             <wp:docPr id="7" name="Picture 7"/>
@@ -9332,7 +9483,7 @@
         </w:rPr>
         <w:lastRenderedPageBreak/>
         <w:drawing>
-          <wp:inline distT="0" distB="0" distL="0" distR="0" wp14:anchorId="4EEE55B4" wp14:editId="285AAC4A">
+          <wp:inline distT="0" distB="0" distL="0" distR="0" wp14:anchorId="57F30D70" wp14:editId="2257626C">
             <wp:extent cx="5470632" cy="3779999"/>
             <wp:effectExtent l="0" t="0" r="0" b="0"/>
             <wp:docPr id="8" name="Picture 8"/>
@@ -9399,7 +9550,7 @@
           <w:noProof/>
         </w:rPr>
         <w:drawing>
-          <wp:inline distT="0" distB="0" distL="0" distR="0" wp14:anchorId="39905AD1" wp14:editId="71F8C5C9">
+          <wp:inline distT="0" distB="0" distL="0" distR="0" wp14:anchorId="0D678FD2" wp14:editId="590522CF">
             <wp:extent cx="5760000" cy="2072420"/>
             <wp:effectExtent l="0" t="0" r="0" b="0"/>
             <wp:docPr id="9" name="Picture 9"/>
@@ -9467,7 +9618,7 @@
         </w:rPr>
         <w:lastRenderedPageBreak/>
         <w:drawing>
-          <wp:inline distT="0" distB="0" distL="0" distR="0" wp14:anchorId="6FC8A342" wp14:editId="7F2C02E6">
+          <wp:inline distT="0" distB="0" distL="0" distR="0" wp14:anchorId="35154FE4" wp14:editId="0DA6BEDD">
             <wp:extent cx="5760000" cy="2072420"/>
             <wp:effectExtent l="0" t="0" r="0" b="0"/>
             <wp:docPr id="10" name="Picture 10"/>
@@ -9509,7 +9660,10 @@
         <w:jc w:val="center"/>
       </w:pPr>
       <w:r>
-        <w:t>Figure 10. Import finished.</w:t>
+        <w:t xml:space="preserve">Figure </w:t>
+      </w:r>
+      <w:r>
+        <w:t>10. Import finished.</w:t>
       </w:r>
     </w:p>
     <w:p>
@@ -9527,13 +9681,7 @@
         <w:rPr>
           <w:b/>
         </w:rPr>
-        <w:t xml:space="preserve">Publish all </w:t>
-      </w:r>
-      <w:r>
-        <w:rPr>
-          <w:b/>
-        </w:rPr>
-        <w:t>customizations</w:t>
+        <w:t>Publish all customizations</w:t>
       </w:r>
       <w:r>
         <w:t>. Without this step the control is not available in the unmanaged environment.</w:t>
@@ -9549,7 +9697,7 @@
           <w:noProof/>
         </w:rPr>
         <w:drawing>
-          <wp:inline distT="0" distB="0" distL="0" distR="0" wp14:anchorId="56782F5C" wp14:editId="5BBDB55C">
+          <wp:inline distT="0" distB="0" distL="0" distR="0" wp14:anchorId="50F4E060" wp14:editId="5D50B6A3">
             <wp:extent cx="5760000" cy="2072420"/>
             <wp:effectExtent l="0" t="0" r="0" b="0"/>
             <wp:docPr id="11" name="Picture 11"/>
@@ -9634,7 +9782,7 @@
           <w:noProof/>
         </w:rPr>
         <w:drawing>
-          <wp:inline distT="0" distB="0" distL="0" distR="0" wp14:anchorId="17E37B91" wp14:editId="0D0827CB">
+          <wp:inline distT="0" distB="0" distL="0" distR="0" wp14:anchorId="7C7B7D67" wp14:editId="2886D1BB">
             <wp:extent cx="5760000" cy="1700511"/>
             <wp:effectExtent l="0" t="0" r="0" b="0"/>
             <wp:docPr id="12" name="Picture 12"/>
@@ -9721,7 +9869,7 @@
       <w:pPr>
         <w:pStyle w:val="Heading2"/>
       </w:pPr>
-      <w:bookmarkStart w:id="15" w:name="_Toc241883210"/>
+      <w:bookmarkStart w:id="15" w:name="_Toc241885741"/>
       <w:r>
         <w:lastRenderedPageBreak/>
         <w:t>3.3 Import the managed solution (test and production)</w:t>
@@ -9814,7 +9962,7 @@
           <w:noProof/>
         </w:rPr>
         <w:drawing>
-          <wp:inline distT="0" distB="0" distL="0" distR="0" wp14:anchorId="0CEB607B" wp14:editId="3CE0F7F8">
+          <wp:inline distT="0" distB="0" distL="0" distR="0" wp14:anchorId="5728A968" wp14:editId="4DF7D6A5">
             <wp:extent cx="5760000" cy="1964781"/>
             <wp:effectExtent l="0" t="0" r="0" b="0"/>
             <wp:docPr id="13" name="Picture 13"/>
@@ -9908,7 +10056,7 @@
           <w:noProof/>
         </w:rPr>
         <w:drawing>
-          <wp:inline distT="0" distB="0" distL="0" distR="0" wp14:anchorId="1D95C228" wp14:editId="154642F0">
+          <wp:inline distT="0" distB="0" distL="0" distR="0" wp14:anchorId="37F245F1" wp14:editId="64720BC2">
             <wp:extent cx="5470632" cy="3779999"/>
             <wp:effectExtent l="0" t="0" r="0" b="0"/>
             <wp:docPr id="14" name="Picture 14"/>
@@ -9962,10 +10110,10 @@
         </w:numPr>
       </w:pPr>
       <w:r>
-        <w:t xml:space="preserve">Wait for the confirmation. A managed import does not </w:t>
-      </w:r>
-      <w:r>
-        <w:t>need Publish all customizations; the components are live when the import finishes.</w:t>
+        <w:t xml:space="preserve">Wait for the </w:t>
+      </w:r>
+      <w:r>
+        <w:t>confirmation. A managed import does not need Publish all customizations; the components are live when the import finishes.</w:t>
       </w:r>
     </w:p>
     <w:p>
@@ -9979,7 +10127,7 @@
         </w:rPr>
         <w:lastRenderedPageBreak/>
         <w:drawing>
-          <wp:inline distT="0" distB="0" distL="0" distR="0" wp14:anchorId="4382B2D3" wp14:editId="081326FE">
+          <wp:inline distT="0" distB="0" distL="0" distR="0" wp14:anchorId="063A102F" wp14:editId="7C8B9477">
             <wp:extent cx="5760000" cy="2072420"/>
             <wp:effectExtent l="0" t="0" r="0" b="0"/>
             <wp:docPr id="15" name="Picture 15"/>
@@ -10028,7 +10176,7 @@
       <w:pPr>
         <w:pStyle w:val="Heading2"/>
       </w:pPr>
-      <w:bookmarkStart w:id="16" w:name="_Toc241883211"/>
+      <w:bookmarkStart w:id="16" w:name="_Toc241885742"/>
       <w:r>
         <w:t>3.4 Check the installation</w:t>
       </w:r>
@@ -10058,7 +10206,7 @@
           <w:noProof/>
         </w:rPr>
         <w:drawing>
-          <wp:inline distT="0" distB="0" distL="0" distR="0" wp14:anchorId="61CB85AF" wp14:editId="57D4793E">
+          <wp:inline distT="0" distB="0" distL="0" distR="0" wp14:anchorId="11CB9EAE" wp14:editId="4B934005">
             <wp:extent cx="5760000" cy="2247805"/>
             <wp:effectExtent l="0" t="0" r="0" b="0"/>
             <wp:docPr id="16" name="Picture 16"/>
@@ -10107,7 +10255,7 @@
       <w:pPr>
         <w:pStyle w:val="Heading1"/>
       </w:pPr>
-      <w:bookmarkStart w:id="17" w:name="_Toc241883212"/>
+      <w:bookmarkStart w:id="17" w:name="_Toc241885743"/>
       <w:r>
         <w:t>4. Adding the control to a form</w:t>
       </w:r>
@@ -10117,7 +10265,7 @@
       <w:pPr>
         <w:pStyle w:val="Heading2"/>
       </w:pPr>
-      <w:bookmarkStart w:id="18" w:name="_Toc241883213"/>
+      <w:bookmarkStart w:id="18" w:name="_Toc241885744"/>
       <w:r>
         <w:t>4.1 Prepare</w:t>
       </w:r>
@@ -10125,7 +10273,10 @@
     </w:p>
     <w:p>
       <w:r>
-        <w:t>Three things are needed before the control can be added:</w:t>
+        <w:t xml:space="preserve">Three things are needed before the </w:t>
+      </w:r>
+      <w:r>
+        <w:t>control can be added:</w:t>
       </w:r>
     </w:p>
     <w:tbl>
@@ -10283,13 +10434,7 @@
               <w:rPr>
                 <w:sz w:val="19"/>
               </w:rPr>
-              <w:t xml:space="preserve">A text column of the form's table </w:t>
-            </w:r>
-            <w:r>
-              <w:rPr>
-                <w:sz w:val="19"/>
-              </w:rPr>
-              <w:t>(Single line of text, Text area or Multiple lines of text) that is not Business required. A new single line of text column, used only for this control, is the safest choice.</w:t>
+              <w:t>A text column of the form's table (Single line of text, Text area or Multiple lines of text) that is not Business required. A new single line of text column, used only for this control, is the safest choice.</w:t>
             </w:r>
           </w:p>
         </w:tc>
@@ -10427,7 +10572,7 @@
       <w:pPr>
         <w:pStyle w:val="Heading2"/>
       </w:pPr>
-      <w:bookmarkStart w:id="19" w:name="_Toc241883214"/>
+      <w:bookmarkStart w:id="19" w:name="_Toc241885745"/>
       <w:r>
         <w:t>4.2 Add the control in the form designer</w:t>
       </w:r>
@@ -10442,10 +10587,7 @@
         </w:numPr>
       </w:pPr>
       <w:r>
-        <w:t xml:space="preserve">Open the </w:t>
-      </w:r>
-      <w:r>
-        <w:t>table's main form in the form designer. Add the host column to the form if it is not there yet, and select it on the form.</w:t>
+        <w:t>Open the table's main form in the form designer. Add the host column to the form if it is not there yet, and select it on the form.</w:t>
       </w:r>
     </w:p>
     <w:p>
@@ -10458,7 +10600,7 @@
           <w:noProof/>
         </w:rPr>
         <w:drawing>
-          <wp:inline distT="0" distB="0" distL="0" distR="0" wp14:anchorId="0D3C243B" wp14:editId="5746A3B4">
+          <wp:inline distT="0" distB="0" distL="0" distR="0" wp14:anchorId="6B0BCC3E" wp14:editId="3EA74ADA">
             <wp:extent cx="5760000" cy="3601998"/>
             <wp:effectExtent l="0" t="0" r="0" b="0"/>
             <wp:docPr id="17" name="Picture 17"/>
@@ -10544,7 +10686,7 @@
         </w:rPr>
         <w:lastRenderedPageBreak/>
         <w:drawing>
-          <wp:inline distT="0" distB="0" distL="0" distR="0" wp14:anchorId="4C031A0A" wp14:editId="2E0ACFD2">
+          <wp:inline distT="0" distB="0" distL="0" distR="0" wp14:anchorId="32EF6F6D" wp14:editId="26928775">
             <wp:extent cx="1351671" cy="3779997"/>
             <wp:effectExtent l="0" t="0" r="0" b="0"/>
             <wp:docPr id="18" name="Picture 18"/>
@@ -10638,7 +10780,7 @@
           <w:noProof/>
         </w:rPr>
         <w:drawing>
-          <wp:inline distT="0" distB="0" distL="0" distR="0" wp14:anchorId="6FD36B20" wp14:editId="1CC1A18A">
+          <wp:inline distT="0" distB="0" distL="0" distR="0" wp14:anchorId="5E636BB1" wp14:editId="27275D7D">
             <wp:extent cx="1695000" cy="2520000"/>
             <wp:effectExtent l="0" t="0" r="0" b="0"/>
             <wp:docPr id="19" name="Picture 19"/>
@@ -10724,7 +10866,7 @@
         </w:rPr>
         <w:lastRenderedPageBreak/>
         <w:drawing>
-          <wp:inline distT="0" distB="0" distL="0" distR="0" wp14:anchorId="4B5EE8CC" wp14:editId="1315C6C2">
+          <wp:inline distT="0" distB="0" distL="0" distR="0" wp14:anchorId="2C3A4560" wp14:editId="528439DB">
             <wp:extent cx="5760000" cy="3637403"/>
             <wp:effectExtent l="0" t="0" r="0" b="0"/>
             <wp:docPr id="20" name="Picture 20"/>
@@ -10802,13 +10944,7 @@
         <w:rPr>
           <w:b/>
         </w:rPr>
-        <w:t xml:space="preserve">Bind to table </w:t>
-      </w:r>
-      <w:r>
-        <w:rPr>
-          <w:b/>
-        </w:rPr>
-        <w:t>column</w:t>
+        <w:t>Bind to table column</w:t>
       </w:r>
       <w:r>
         <w:t xml:space="preserve"> cleared. Fill in the optional settings that are needed (section 5), choose the clients under </w:t>
@@ -10842,7 +10978,7 @@
           <w:noProof/>
         </w:rPr>
         <w:drawing>
-          <wp:inline distT="0" distB="0" distL="0" distR="0" wp14:anchorId="4576C27D" wp14:editId="78101038">
+          <wp:inline distT="0" distB="0" distL="0" distR="0" wp14:anchorId="35AC796D" wp14:editId="34BB0F88">
             <wp:extent cx="1328434" cy="3599999"/>
             <wp:effectExtent l="0" t="0" r="0" b="0"/>
             <wp:docPr id="21" name="Picture 21"/>
@@ -10910,7 +11046,7 @@
           <w:noProof/>
         </w:rPr>
         <w:drawing>
-          <wp:inline distT="0" distB="0" distL="0" distR="0" wp14:anchorId="1B4B3A3E" wp14:editId="300626C7">
+          <wp:inline distT="0" distB="0" distL="0" distR="0" wp14:anchorId="074FB272" wp14:editId="177D7152">
             <wp:extent cx="3240000" cy="2047792"/>
             <wp:effectExtent l="0" t="0" r="0" b="0"/>
             <wp:docPr id="22" name="Picture 22"/>
@@ -10986,7 +11122,7 @@
           <w:noProof/>
         </w:rPr>
         <w:drawing>
-          <wp:inline distT="0" distB="0" distL="0" distR="0" wp14:anchorId="770A7A5B" wp14:editId="6804DBA2">
+          <wp:inline distT="0" distB="0" distL="0" distR="0" wp14:anchorId="42710937" wp14:editId="057B6630">
             <wp:extent cx="5760000" cy="1617077"/>
             <wp:effectExtent l="0" t="0" r="0" b="0"/>
             <wp:docPr id="23" name="Picture 23"/>
@@ -11050,7 +11186,7 @@
       <w:pPr>
         <w:pStyle w:val="Heading2"/>
       </w:pPr>
-      <w:bookmarkStart w:id="20" w:name="_Toc241883215"/>
+      <w:bookmarkStart w:id="20" w:name="_Toc241885746"/>
       <w:r>
         <w:t>4.3 Example configuration</w:t>
       </w:r>
@@ -11493,7 +11629,7 @@
       <w:pPr>
         <w:pStyle w:val="Heading1"/>
       </w:pPr>
-      <w:bookmarkStart w:id="21" w:name="_Toc241883216"/>
+      <w:bookmarkStart w:id="21" w:name="_Toc241885747"/>
       <w:r>
         <w:t>5. Settings reference</w:t>
       </w:r>
@@ -11533,7 +11669,7 @@
                 <w:noProof/>
               </w:rPr>
               <w:drawing>
-                <wp:inline distT="0" distB="0" distL="0" distR="0" wp14:anchorId="1D6AC952" wp14:editId="24B9FEBF">
+                <wp:inline distT="0" distB="0" distL="0" distR="0" wp14:anchorId="6A0C05CB" wp14:editId="6A472C16">
                   <wp:extent cx="1899710" cy="5220000"/>
                   <wp:effectExtent l="0" t="0" r="0" b="0"/>
                   <wp:docPr id="24" name="Picture 24"/>
@@ -11583,7 +11719,7 @@
                 <w:noProof/>
               </w:rPr>
               <w:drawing>
-                <wp:inline distT="0" distB="0" distL="0" distR="0" wp14:anchorId="0E6EA275" wp14:editId="455B1767">
+                <wp:inline distT="0" distB="0" distL="0" distR="0" wp14:anchorId="4773450C" wp14:editId="2C2CBD45">
                   <wp:extent cx="1915129" cy="5219998"/>
                   <wp:effectExtent l="0" t="0" r="0" b="0"/>
                   <wp:docPr id="25" name="Picture 25"/>
@@ -11633,7 +11769,7 @@
                 <w:noProof/>
               </w:rPr>
               <w:drawing>
-                <wp:inline distT="0" distB="0" distL="0" distR="0" wp14:anchorId="529DAD66" wp14:editId="0611F9E0">
+                <wp:inline distT="0" distB="0" distL="0" distR="0" wp14:anchorId="4B65C6B9" wp14:editId="1A858C10">
                   <wp:extent cx="1916685" cy="5219998"/>
                   <wp:effectExtent l="0" t="0" r="0" b="0"/>
                   <wp:docPr id="26" name="Picture 26"/>
@@ -11685,7 +11821,7 @@
       <w:pPr>
         <w:pStyle w:val="Heading2"/>
       </w:pPr>
-      <w:bookmarkStart w:id="22" w:name="_Toc241883217"/>
+      <w:bookmarkStart w:id="22" w:name="_Toc241885748"/>
       <w:r>
         <w:t>5.1 Static value and Bind to table column</w:t>
       </w:r>
@@ -11718,7 +11854,7 @@
       <w:pPr>
         <w:pStyle w:val="Heading2"/>
       </w:pPr>
-      <w:bookmarkStart w:id="23" w:name="_Toc241883218"/>
+      <w:bookmarkStart w:id="23" w:name="_Toc241885749"/>
       <w:r>
         <w:lastRenderedPageBreak/>
         <w:t>5.2 All settings</w:t>
@@ -12038,7 +12174,7 @@
               <w:rPr>
                 <w:sz w:val="18"/>
               </w:rPr>
-              <w:t>Name or id of a system view of the related table. Only records the view returns can be selected, in the view's sort order (by name when it has none). The view's filters are used; its columns are ignored. Use the id in multilingual environments.</w:t>
+              <w:t>Name or id of a system view of the related table. Only records the view returns can be selected, in the view's sort order (by name when it has no order the list can follow; section 5.3). The view's filters are used; its columns are ignored. Use the id in multilingual environments.</w:t>
             </w:r>
           </w:p>
         </w:tc>
@@ -12264,7 +12400,13 @@
               <w:rPr>
                 <w:sz w:val="18"/>
               </w:rPr>
-              <w:t>Shows the Select all row at the top of the list, as in the native control.</w:t>
+              <w:t xml:space="preserve">Shows the Select all row at the top of the list, as in </w:t>
+            </w:r>
+            <w:r>
+              <w:rPr>
+                <w:sz w:val="18"/>
+              </w:rPr>
+              <w:t>the native control.</w:t>
             </w:r>
           </w:p>
         </w:tc>
@@ -12286,13 +12428,7 @@
               <w:rPr>
                 <w:sz w:val="18"/>
               </w:rPr>
-              <w:t xml:space="preserve">Select all </w:t>
-            </w:r>
-            <w:r>
-              <w:rPr>
-                <w:sz w:val="18"/>
-              </w:rPr>
-              <w:t>limit</w:t>
+              <w:t>Select all limit</w:t>
             </w:r>
           </w:p>
         </w:tc>
@@ -12379,13 +12515,13 @@
               <w:rPr>
                 <w:sz w:val="18"/>
               </w:rPr>
-              <w:t xml:space="preserve">The most records that can be selected in this control. Further </w:t>
+              <w:t xml:space="preserve">The most records that can be </w:t>
             </w:r>
             <w:r>
               <w:rPr>
                 <w:sz w:val="18"/>
               </w:rPr>
-              <w:t>rows are greyed out with a note. Subgrids and integrations are not limited.</w:t>
+              <w:t>selected in this control. Further rows are greyed out with a note. Subgrids and integrations are not limited.</w:t>
             </w:r>
           </w:p>
         </w:tc>
@@ -12841,7 +12977,14 @@
               <w:rPr>
                 <w:sz w:val="18"/>
               </w:rPr>
-              <w:t>Yes adds a + New button at the end of the list that opens the related table's quick create form (section 5.8).</w:t>
+              <w:t xml:space="preserve">Yes adds a + New button at the end of the list that opens the </w:t>
+            </w:r>
+            <w:r>
+              <w:rPr>
+                <w:sz w:val="18"/>
+              </w:rPr>
+              <w:lastRenderedPageBreak/>
+              <w:t>related table's quick create form (section 5.8).</w:t>
             </w:r>
           </w:p>
         </w:tc>
@@ -12919,7 +13062,7 @@
       <w:pPr>
         <w:pStyle w:val="Heading2"/>
       </w:pPr>
-      <w:bookmarkStart w:id="24" w:name="_Toc241883219"/>
+      <w:bookmarkStart w:id="24" w:name="_Toc241885750"/>
       <w:r>
         <w:t>5.3 Which records can be selected</w:t>
       </w:r>
@@ -13338,7 +13481,7 @@
       <w:pPr>
         <w:pStyle w:val="Heading2"/>
       </w:pPr>
-      <w:bookmarkStart w:id="25" w:name="_Toc241883220"/>
+      <w:bookmarkStart w:id="25" w:name="_Toc241885751"/>
       <w:r>
         <w:t>5.4 Views in multilingual environments</w:t>
       </w:r>
@@ -13387,7 +13530,7 @@
       <w:pPr>
         <w:pStyle w:val="Heading2"/>
       </w:pPr>
-      <w:bookmarkStart w:id="26" w:name="_Toc241883221"/>
+      <w:bookmarkStart w:id="26" w:name="_Toc241885752"/>
       <w:r>
         <w:t>5.5 Subgrids</w:t>
       </w:r>
@@ -13416,7 +13559,7 @@
       <w:pPr>
         <w:pStyle w:val="Heading2"/>
       </w:pPr>
-      <w:bookmarkStart w:id="27" w:name="_Toc241883222"/>
+      <w:bookmarkStart w:id="27" w:name="_Toc241885753"/>
       <w:r>
         <w:t>5.6 Copy names into the host column</w:t>
       </w:r>
@@ -13437,7 +13580,7 @@
           <w:noProof/>
         </w:rPr>
         <w:drawing>
-          <wp:inline distT="0" distB="0" distL="0" distR="0" wp14:anchorId="7AABB55A" wp14:editId="285939A1">
+          <wp:inline distT="0" distB="0" distL="0" distR="0" wp14:anchorId="105B0806" wp14:editId="0F4F893A">
             <wp:extent cx="5760000" cy="1212632"/>
             <wp:effectExtent l="0" t="0" r="0" b="0"/>
             <wp:docPr id="27" name="Picture 27"/>
@@ -13519,7 +13662,7 @@
       <w:pPr>
         <w:pStyle w:val="Heading2"/>
       </w:pPr>
-      <w:bookmarkStart w:id="28" w:name="_Toc241883223"/>
+      <w:bookmarkStart w:id="28" w:name="_Toc241885754"/>
       <w:r>
         <w:t>5.7 Open selected records</w:t>
       </w:r>
@@ -13543,7 +13686,7 @@
           <w:noProof/>
         </w:rPr>
         <w:drawing>
-          <wp:inline distT="0" distB="0" distL="0" distR="0" wp14:anchorId="020499C1" wp14:editId="058B2070">
+          <wp:inline distT="0" distB="0" distL="0" distR="0" wp14:anchorId="79502EA3" wp14:editId="141A28BD">
             <wp:extent cx="5760000" cy="556494"/>
             <wp:effectExtent l="0" t="0" r="0" b="0"/>
             <wp:docPr id="28" name="Picture 28"/>
@@ -13592,7 +13735,7 @@
       <w:pPr>
         <w:pStyle w:val="Heading2"/>
       </w:pPr>
-      <w:bookmarkStart w:id="29" w:name="_Toc241883224"/>
+      <w:bookmarkStart w:id="29" w:name="_Toc241885755"/>
       <w:r>
         <w:t>5.8 Show + New button</w:t>
       </w:r>
@@ -13685,7 +13828,7 @@
           <w:noProof/>
         </w:rPr>
         <w:drawing>
-          <wp:inline distT="0" distB="0" distL="0" distR="0" wp14:anchorId="45681951" wp14:editId="45A024D6">
+          <wp:inline distT="0" distB="0" distL="0" distR="0" wp14:anchorId="4A99A883" wp14:editId="03E278DE">
             <wp:extent cx="5760000" cy="1121594"/>
             <wp:effectExtent l="0" t="0" r="0" b="0"/>
             <wp:docPr id="29" name="Picture 29"/>
@@ -13762,7 +13905,7 @@
         </w:rPr>
         <w:lastRenderedPageBreak/>
         <w:drawing>
-          <wp:inline distT="0" distB="0" distL="0" distR="0" wp14:anchorId="2BB2104B" wp14:editId="6927CBF5">
+          <wp:inline distT="0" distB="0" distL="0" distR="0" wp14:anchorId="224396DF" wp14:editId="15FFA1A9">
             <wp:extent cx="5760000" cy="2964269"/>
             <wp:effectExtent l="0" t="0" r="0" b="0"/>
             <wp:docPr id="30" name="Picture 30"/>
@@ -13829,7 +13972,7 @@
           <w:noProof/>
         </w:rPr>
         <w:drawing>
-          <wp:inline distT="0" distB="0" distL="0" distR="0" wp14:anchorId="36C8777B" wp14:editId="439C7EBA">
+          <wp:inline distT="0" distB="0" distL="0" distR="0" wp14:anchorId="0AE99029" wp14:editId="3D4C3E79">
             <wp:extent cx="5760000" cy="668367"/>
             <wp:effectExtent l="0" t="0" r="0" b="0"/>
             <wp:docPr id="31" name="Picture 31"/>
@@ -13883,7 +14026,7 @@
       <w:pPr>
         <w:pStyle w:val="Heading1"/>
       </w:pPr>
-      <w:bookmarkStart w:id="30" w:name="_Toc241883225"/>
+      <w:bookmarkStart w:id="30" w:name="_Toc241885756"/>
       <w:r>
         <w:t>6. Using the control</w:t>
       </w:r>
@@ -13893,7 +14036,7 @@
       <w:pPr>
         <w:pStyle w:val="Heading2"/>
       </w:pPr>
-      <w:bookmarkStart w:id="31" w:name="_Toc241883226"/>
+      <w:bookmarkStart w:id="31" w:name="_Toc241885757"/>
       <w:r>
         <w:t>6.1 States of the field</w:t>
       </w:r>
@@ -14160,7 +14303,7 @@
         </w:rPr>
         <w:lastRenderedPageBreak/>
         <w:drawing>
-          <wp:inline distT="0" distB="0" distL="0" distR="0" wp14:anchorId="65B685A0" wp14:editId="26314616">
+          <wp:inline distT="0" distB="0" distL="0" distR="0" wp14:anchorId="31059009" wp14:editId="3D736836">
             <wp:extent cx="5760000" cy="1276494"/>
             <wp:effectExtent l="0" t="0" r="0" b="0"/>
             <wp:docPr id="32" name="Picture 32"/>
@@ -14215,7 +14358,7 @@
           <w:noProof/>
         </w:rPr>
         <w:drawing>
-          <wp:inline distT="0" distB="0" distL="0" distR="0" wp14:anchorId="4B5A703D" wp14:editId="6790C17A">
+          <wp:inline distT="0" distB="0" distL="0" distR="0" wp14:anchorId="0F71A946" wp14:editId="1677AB1D">
             <wp:extent cx="5760000" cy="823267"/>
             <wp:effectExtent l="0" t="0" r="0" b="0"/>
             <wp:docPr id="33" name="Picture 33"/>
@@ -14273,7 +14416,7 @@
           <w:noProof/>
         </w:rPr>
         <w:drawing>
-          <wp:inline distT="0" distB="0" distL="0" distR="0" wp14:anchorId="375B660C" wp14:editId="4866B672">
+          <wp:inline distT="0" distB="0" distL="0" distR="0" wp14:anchorId="07EC325C" wp14:editId="0B549717">
             <wp:extent cx="5760000" cy="565100"/>
             <wp:effectExtent l="0" t="0" r="0" b="0"/>
             <wp:docPr id="34" name="Picture 34"/>
@@ -14322,7 +14465,7 @@
       <w:pPr>
         <w:pStyle w:val="Heading2"/>
       </w:pPr>
-      <w:bookmarkStart w:id="32" w:name="_Toc241883227"/>
+      <w:bookmarkStart w:id="32" w:name="_Toc241885758"/>
       <w:r>
         <w:t>6.2 Selecting and removing records</w:t>
       </w:r>
@@ -14330,7 +14473,10 @@
     </w:p>
     <w:p>
       <w:r>
-        <w:t>A click on a row selects or removes the record and saves the change at once. Rows and values that are being saved are dimmed until the server confirms the change. If a change fails, it is undone and a message under the field gives the reason; other changes carry on, except after a connection, permission, timeout or throttling error, when the changes not yet sent are undone as well. The subgrid of the same relationship is refreshed after the changes.</w:t>
+        <w:t xml:space="preserve">A click on a row selects or removes the </w:t>
+      </w:r>
+      <w:r>
+        <w:t>record and saves the change at once. Rows and values that are being saved are dimmed until the server confirms the change. If a change fails, it is undone and a message under the field gives the reason; other changes carry on, except after a connection, permission, timeout or throttling error, when the changes not yet sent are undone as well. The subgrid of the same relationship is refreshed after the changes.</w:t>
       </w:r>
     </w:p>
     <w:p>
@@ -14343,7 +14489,7 @@
           <w:noProof/>
         </w:rPr>
         <w:drawing>
-          <wp:inline distT="0" distB="0" distL="0" distR="0" wp14:anchorId="27721652" wp14:editId="5ECF18A3">
+          <wp:inline distT="0" distB="0" distL="0" distR="0" wp14:anchorId="47351284" wp14:editId="5A141E87">
             <wp:extent cx="5760000" cy="2821224"/>
             <wp:effectExtent l="0" t="0" r="0" b="0"/>
             <wp:docPr id="35" name="Picture 35"/>
@@ -14385,17 +14531,14 @@
         <w:jc w:val="center"/>
       </w:pPr>
       <w:r>
-        <w:t xml:space="preserve">Figure 33. Two records picked on a saved record: the control and the subgrid show the same </w:t>
-      </w:r>
-      <w:r>
-        <w:t>links, and the form stays saved.</w:t>
+        <w:t>Figure 33. Two records picked on a saved record: the control and the subgrid show the same links, and the form stays saved.</w:t>
       </w:r>
     </w:p>
     <w:p>
       <w:pPr>
         <w:pStyle w:val="Heading2"/>
       </w:pPr>
-      <w:bookmarkStart w:id="33" w:name="_Toc241883228"/>
+      <w:bookmarkStart w:id="33" w:name="_Toc241885759"/>
       <w:r>
         <w:lastRenderedPageBreak/>
         <w:t>6.3 New records</w:t>
@@ -14420,7 +14563,7 @@
           <w:noProof/>
         </w:rPr>
         <w:drawing>
-          <wp:inline distT="0" distB="0" distL="0" distR="0" wp14:anchorId="49F0FEAE" wp14:editId="3D672E68">
+          <wp:inline distT="0" distB="0" distL="0" distR="0" wp14:anchorId="50E4134F" wp14:editId="58C5979D">
             <wp:extent cx="5760000" cy="668367"/>
             <wp:effectExtent l="0" t="0" r="0" b="0"/>
             <wp:docPr id="36" name="Picture 36"/>
@@ -14469,7 +14612,7 @@
       <w:pPr>
         <w:pStyle w:val="Heading2"/>
       </w:pPr>
-      <w:bookmarkStart w:id="34" w:name="_Toc241883229"/>
+      <w:bookmarkStart w:id="34" w:name="_Toc241885760"/>
       <w:r>
         <w:t>6.4 Many values</w:t>
       </w:r>
@@ -14490,7 +14633,7 @@
           <w:noProof/>
         </w:rPr>
         <w:drawing>
-          <wp:inline distT="0" distB="0" distL="0" distR="0" wp14:anchorId="3A6C136A" wp14:editId="5F3195DC">
+          <wp:inline distT="0" distB="0" distL="0" distR="0" wp14:anchorId="2F563AAD" wp14:editId="1A15D41E">
             <wp:extent cx="5760000" cy="513466"/>
             <wp:effectExtent l="0" t="0" r="0" b="0"/>
             <wp:docPr id="37" name="Picture 37"/>
@@ -14545,7 +14688,7 @@
           <w:noProof/>
         </w:rPr>
         <w:drawing>
-          <wp:inline distT="0" distB="0" distL="0" distR="0" wp14:anchorId="0C4EF649" wp14:editId="4C4B0E6F">
+          <wp:inline distT="0" distB="0" distL="0" distR="0" wp14:anchorId="5277517F" wp14:editId="467E63BB">
             <wp:extent cx="5760000" cy="866295"/>
             <wp:effectExtent l="0" t="0" r="0" b="0"/>
             <wp:docPr id="38" name="Picture 38"/>
@@ -14594,7 +14737,7 @@
       <w:pPr>
         <w:pStyle w:val="Heading2"/>
       </w:pPr>
-      <w:bookmarkStart w:id="35" w:name="_Toc241883230"/>
+      <w:bookmarkStart w:id="35" w:name="_Toc241885761"/>
       <w:r>
         <w:t>6.5 Large lists</w:t>
       </w:r>
@@ -14659,7 +14802,7 @@
         <w:t>Select all</w:t>
       </w:r>
       <w:r>
-        <w:t xml:space="preserve"> is offered only when every matching record is loaded and their number is within the Select all limit.</w:t>
+        <w:t xml:space="preserve"> is offered only when every matching record is loaded, their number is within the Select all limit, and selecting them all stays within Maximum selections.</w:t>
       </w:r>
     </w:p>
     <w:p>
@@ -14673,7 +14816,7 @@
         </w:rPr>
         <w:lastRenderedPageBreak/>
         <w:drawing>
-          <wp:inline distT="0" distB="0" distL="0" distR="0" wp14:anchorId="76758FD6" wp14:editId="171C0AF1">
+          <wp:inline distT="0" distB="0" distL="0" distR="0" wp14:anchorId="79C4DAAA" wp14:editId="1005B4E1">
             <wp:extent cx="5760000" cy="1121594"/>
             <wp:effectExtent l="0" t="0" r="0" b="0"/>
             <wp:docPr id="39" name="Picture 39"/>
@@ -14728,7 +14871,7 @@
           <w:noProof/>
         </w:rPr>
         <w:drawing>
-          <wp:inline distT="0" distB="0" distL="0" distR="0" wp14:anchorId="29DC7F51" wp14:editId="0B0D1002">
+          <wp:inline distT="0" distB="0" distL="0" distR="0" wp14:anchorId="45F8DECD" wp14:editId="778827C0">
             <wp:extent cx="5760000" cy="1121594"/>
             <wp:effectExtent l="0" t="0" r="0" b="0"/>
             <wp:docPr id="40" name="Picture 40"/>
@@ -14783,7 +14926,7 @@
           <w:noProof/>
         </w:rPr>
         <w:drawing>
-          <wp:inline distT="0" distB="0" distL="0" distR="0" wp14:anchorId="0F2BDE71" wp14:editId="210153FE">
+          <wp:inline distT="0" distB="0" distL="0" distR="0" wp14:anchorId="3D69E351" wp14:editId="224269ED">
             <wp:extent cx="5760000" cy="1121594"/>
             <wp:effectExtent l="0" t="0" r="0" b="0"/>
             <wp:docPr id="41" name="Picture 41"/>
@@ -14838,7 +14981,7 @@
           <w:noProof/>
         </w:rPr>
         <w:drawing>
-          <wp:inline distT="0" distB="0" distL="0" distR="0" wp14:anchorId="4B0000ED" wp14:editId="5A307324">
+          <wp:inline distT="0" distB="0" distL="0" distR="0" wp14:anchorId="68E67838" wp14:editId="6C9EF55A">
             <wp:extent cx="5760000" cy="1121594"/>
             <wp:effectExtent l="0" t="0" r="0" b="0"/>
             <wp:docPr id="42" name="Picture 42"/>
@@ -14887,7 +15030,7 @@
       <w:pPr>
         <w:pStyle w:val="Heading2"/>
       </w:pPr>
-      <w:bookmarkStart w:id="36" w:name="_Toc241883231"/>
+      <w:bookmarkStart w:id="36" w:name="_Toc241885762"/>
       <w:r>
         <w:t>6.6 Select all and hidden subgrid</w:t>
       </w:r>
@@ -14908,7 +15051,7 @@
           <w:noProof/>
         </w:rPr>
         <w:drawing>
-          <wp:inline distT="0" distB="0" distL="0" distR="0" wp14:anchorId="0FBE0D43" wp14:editId="090F8D5F">
+          <wp:inline distT="0" distB="0" distL="0" distR="0" wp14:anchorId="293764F3" wp14:editId="4D287D71">
             <wp:extent cx="5760000" cy="1614780"/>
             <wp:effectExtent l="0" t="0" r="0" b="0"/>
             <wp:docPr id="43" name="Picture 43"/>
@@ -14957,7 +15100,7 @@
       <w:pPr>
         <w:pStyle w:val="Heading2"/>
       </w:pPr>
-      <w:bookmarkStart w:id="37" w:name="_Toc241883232"/>
+      <w:bookmarkStart w:id="37" w:name="_Toc241885763"/>
       <w:r>
         <w:lastRenderedPageBreak/>
         <w:t>6.7 Keyboard</w:t>
@@ -15045,7 +15188,13 @@
               <w:rPr>
                 <w:sz w:val="19"/>
               </w:rPr>
-              <w:t>Opens the list with the first row highlighted</w:t>
+              <w:t xml:space="preserve">Opens the list with the first row </w:t>
+            </w:r>
+            <w:r>
+              <w:rPr>
+                <w:sz w:val="19"/>
+              </w:rPr>
+              <w:t>highlighted</w:t>
             </w:r>
           </w:p>
         </w:tc>
@@ -15067,13 +15216,7 @@
               <w:rPr>
                 <w:sz w:val="19"/>
               </w:rPr>
-              <w:t xml:space="preserve">Up and Down arrows, Page Up, Page Down, </w:t>
-            </w:r>
-            <w:r>
-              <w:rPr>
-                <w:sz w:val="19"/>
-              </w:rPr>
-              <w:t>Ctrl+Home, Ctrl+End</w:t>
+              <w:t>Up and Down arrows, Page Up, Page Down, Ctrl+Home, Ctrl+End</w:t>
             </w:r>
           </w:p>
         </w:tc>
@@ -15166,7 +15309,7 @@
               <w:rPr>
                 <w:sz w:val="19"/>
               </w:rPr>
-              <w:t>Closes the list, then clears the search text</w:t>
+              <w:t>Closes the list and clears the search text</w:t>
             </w:r>
           </w:p>
         </w:tc>
@@ -15203,7 +15346,13 @@
               <w:rPr>
                 <w:sz w:val="19"/>
               </w:rPr>
-              <w:t>Opens the list and filters it</w:t>
+              <w:t xml:space="preserve">Opens the list and </w:t>
+            </w:r>
+            <w:r>
+              <w:rPr>
+                <w:sz w:val="19"/>
+              </w:rPr>
+              <w:t>filters it</w:t>
             </w:r>
           </w:p>
         </w:tc>
@@ -15242,13 +15391,7 @@
               <w:rPr>
                 <w:sz w:val="19"/>
               </w:rPr>
-              <w:t xml:space="preserve">Moves the </w:t>
-            </w:r>
-            <w:r>
-              <w:rPr>
-                <w:sz w:val="19"/>
-              </w:rPr>
-              <w:t>highlight onto the selected values</w:t>
+              <w:t>Moves the highlight onto the selected values</w:t>
             </w:r>
           </w:p>
         </w:tc>
@@ -15420,7 +15563,7 @@
       <w:pPr>
         <w:pStyle w:val="Heading2"/>
       </w:pPr>
-      <w:bookmarkStart w:id="38" w:name="_Toc241883233"/>
+      <w:bookmarkStart w:id="38" w:name="_Toc241885764"/>
       <w:r>
         <w:t>6.8 Touch</w:t>
       </w:r>
@@ -15428,14 +15571,17 @@
     </w:p>
     <w:p>
       <w:r>
-        <w:t>On phones and tablets a tap on the field focuses it and shows the values as chips, without removing or opening anything. Further taps then work on the chips: the × removes a value, and with Open selected records a tap on a name opens its record.</w:t>
+        <w:t xml:space="preserve">On phones and tablets a tap on the field focuses it and shows the values as chips, </w:t>
+      </w:r>
+      <w:r>
+        <w:t>without removing or opening anything. Further taps then work on the chips: the × removes a value, and with Open selected records a tap on a name opens its record.</w:t>
       </w:r>
     </w:p>
     <w:p>
       <w:pPr>
         <w:pStyle w:val="Heading2"/>
       </w:pPr>
-      <w:bookmarkStart w:id="39" w:name="_Toc241883234"/>
+      <w:bookmarkStart w:id="39" w:name="_Toc241885765"/>
       <w:r>
         <w:t>6.9 Messages</w:t>
       </w:r>
@@ -15470,7 +15616,7 @@
           <w:noProof/>
         </w:rPr>
         <w:drawing>
-          <wp:inline distT="0" distB="0" distL="0" distR="0" wp14:anchorId="34AF3AAC" wp14:editId="416AA510">
+          <wp:inline distT="0" distB="0" distL="0" distR="0" wp14:anchorId="2561369D" wp14:editId="1D78E15B">
             <wp:extent cx="5760000" cy="668367"/>
             <wp:effectExtent l="0" t="0" r="0" b="0"/>
             <wp:docPr id="44" name="Picture 44"/>
@@ -15525,7 +15671,7 @@
           <w:noProof/>
         </w:rPr>
         <w:drawing>
-          <wp:inline distT="0" distB="0" distL="0" distR="0" wp14:anchorId="334B22B7" wp14:editId="647FA064">
+          <wp:inline distT="0" distB="0" distL="0" distR="0" wp14:anchorId="416A1C00" wp14:editId="1EC111D4">
             <wp:extent cx="5760000" cy="1219124"/>
             <wp:effectExtent l="0" t="0" r="0" b="0"/>
             <wp:docPr id="45" name="Picture 45"/>
@@ -15581,7 +15727,7 @@
         </w:rPr>
         <w:lastRenderedPageBreak/>
         <w:drawing>
-          <wp:inline distT="0" distB="0" distL="0" distR="0" wp14:anchorId="0F391B56" wp14:editId="1CDA6126">
+          <wp:inline distT="0" distB="0" distL="0" distR="0" wp14:anchorId="6FD5C615" wp14:editId="771D0C2F">
             <wp:extent cx="5760000" cy="728606"/>
             <wp:effectExtent l="0" t="0" r="0" b="0"/>
             <wp:docPr id="46" name="Picture 46"/>
@@ -15636,7 +15782,7 @@
           <w:noProof/>
         </w:rPr>
         <w:drawing>
-          <wp:inline distT="0" distB="0" distL="0" distR="0" wp14:anchorId="00CDBD69" wp14:editId="6FE80702">
+          <wp:inline distT="0" distB="0" distL="0" distR="0" wp14:anchorId="30697151" wp14:editId="582D0F35">
             <wp:extent cx="5760000" cy="728606"/>
             <wp:effectExtent l="0" t="0" r="0" b="0"/>
             <wp:docPr id="47" name="Picture 47"/>
@@ -15678,7 +15824,10 @@
         <w:jc w:val="center"/>
       </w:pPr>
       <w:r>
-        <w:t>Figure 45. The user's security role lacks a privilege; its name is given in brackets.</w:t>
+        <w:t xml:space="preserve">Figure 45. The user's security role lacks a privilege; its </w:t>
+      </w:r>
+      <w:r>
+        <w:t>name is given in brackets.</w:t>
       </w:r>
     </w:p>
     <w:p>
@@ -15691,7 +15840,7 @@
           <w:noProof/>
         </w:rPr>
         <w:drawing>
-          <wp:inline distT="0" distB="0" distL="0" distR="0" wp14:anchorId="3361DBD4" wp14:editId="4C3B1C05">
+          <wp:inline distT="0" distB="0" distL="0" distR="0" wp14:anchorId="53AD5BD7" wp14:editId="3CA91D0C">
             <wp:extent cx="5760000" cy="728606"/>
             <wp:effectExtent l="0" t="0" r="0" b="0"/>
             <wp:docPr id="48" name="Picture 48"/>
@@ -15733,10 +15882,7 @@
         <w:jc w:val="center"/>
       </w:pPr>
       <w:r>
-        <w:t xml:space="preserve">Figure 46. Dataverse throttled the </w:t>
-      </w:r>
-      <w:r>
-        <w:t>user (service protection limits) after the control's retries.</w:t>
+        <w:t>Figure 46. Dataverse throttled the user (service protection limits) after the control's retries.</w:t>
       </w:r>
     </w:p>
     <w:p>
@@ -15749,7 +15895,7 @@
           <w:noProof/>
         </w:rPr>
         <w:drawing>
-          <wp:inline distT="0" distB="0" distL="0" distR="0" wp14:anchorId="12AEDB03" wp14:editId="5914CAD8">
+          <wp:inline distT="0" distB="0" distL="0" distR="0" wp14:anchorId="3ECC3C50" wp14:editId="3C329291">
             <wp:extent cx="5760000" cy="728606"/>
             <wp:effectExtent l="0" t="0" r="0" b="0"/>
             <wp:docPr id="49" name="Picture 49"/>
@@ -15804,7 +15950,7 @@
           <w:noProof/>
         </w:rPr>
         <w:drawing>
-          <wp:inline distT="0" distB="0" distL="0" distR="0" wp14:anchorId="0DB6A89F" wp14:editId="336FA1AC">
+          <wp:inline distT="0" distB="0" distL="0" distR="0" wp14:anchorId="7B2DA5C8" wp14:editId="213DD315">
             <wp:extent cx="5760000" cy="728606"/>
             <wp:effectExtent l="0" t="0" r="0" b="0"/>
             <wp:docPr id="50" name="Picture 50"/>
@@ -15859,7 +16005,7 @@
           <w:noProof/>
         </w:rPr>
         <w:drawing>
-          <wp:inline distT="0" distB="0" distL="0" distR="0" wp14:anchorId="5C9A0904" wp14:editId="1C58CDE0">
+          <wp:inline distT="0" distB="0" distL="0" distR="0" wp14:anchorId="5BD795FB" wp14:editId="78A1B7B7">
             <wp:extent cx="5760000" cy="728606"/>
             <wp:effectExtent l="0" t="0" r="0" b="0"/>
             <wp:docPr id="51" name="Picture 51"/>
@@ -15914,7 +16060,7 @@
           <w:noProof/>
         </w:rPr>
         <w:drawing>
-          <wp:inline distT="0" distB="0" distL="0" distR="0" wp14:anchorId="15DEC1AD" wp14:editId="1DB8BF46">
+          <wp:inline distT="0" distB="0" distL="0" distR="0" wp14:anchorId="6F11D925" wp14:editId="1AC44F6A">
             <wp:extent cx="5760000" cy="728606"/>
             <wp:effectExtent l="0" t="0" r="0" b="0"/>
             <wp:docPr id="52" name="Picture 52"/>
@@ -15969,7 +16115,7 @@
           <w:noProof/>
         </w:rPr>
         <w:drawing>
-          <wp:inline distT="0" distB="0" distL="0" distR="0" wp14:anchorId="538EA776" wp14:editId="22BB3B33">
+          <wp:inline distT="0" distB="0" distL="0" distR="0" wp14:anchorId="7827496E" wp14:editId="1638FC72">
             <wp:extent cx="5760000" cy="866295"/>
             <wp:effectExtent l="0" t="0" r="0" b="0"/>
             <wp:docPr id="53" name="Picture 53"/>
@@ -16025,7 +16171,7 @@
         </w:rPr>
         <w:lastRenderedPageBreak/>
         <w:drawing>
-          <wp:inline distT="0" distB="0" distL="0" distR="0" wp14:anchorId="03DAEB7F" wp14:editId="0089240F">
+          <wp:inline distT="0" distB="0" distL="0" distR="0" wp14:anchorId="23396214" wp14:editId="6B7469BC">
             <wp:extent cx="5760000" cy="866295"/>
             <wp:effectExtent l="0" t="0" r="0" b="0"/>
             <wp:docPr id="54" name="Picture 54"/>
@@ -16080,7 +16226,7 @@
           <w:noProof/>
         </w:rPr>
         <w:drawing>
-          <wp:inline distT="0" distB="0" distL="0" distR="0" wp14:anchorId="2838FA6A" wp14:editId="2CEB795F">
+          <wp:inline distT="0" distB="0" distL="0" distR="0" wp14:anchorId="6C0954A5" wp14:editId="3D0127D1">
             <wp:extent cx="5760000" cy="728606"/>
             <wp:effectExtent l="0" t="0" r="0" b="0"/>
             <wp:docPr id="55" name="Picture 55"/>
@@ -16135,7 +16281,7 @@
           <w:noProof/>
         </w:rPr>
         <w:drawing>
-          <wp:inline distT="0" distB="0" distL="0" distR="0" wp14:anchorId="609BEDB7" wp14:editId="58FB7084">
+          <wp:inline distT="0" distB="0" distL="0" distR="0" wp14:anchorId="706149BA" wp14:editId="5F564560">
             <wp:extent cx="5760000" cy="728606"/>
             <wp:effectExtent l="0" t="0" r="0" b="0"/>
             <wp:docPr id="56" name="Picture 56"/>
@@ -16190,7 +16336,7 @@
           <w:noProof/>
         </w:rPr>
         <w:drawing>
-          <wp:inline distT="0" distB="0" distL="0" distR="0" wp14:anchorId="411850D1" wp14:editId="5CE14C19">
+          <wp:inline distT="0" distB="0" distL="0" distR="0" wp14:anchorId="0BB067CB" wp14:editId="098A8A27">
             <wp:extent cx="5760000" cy="728606"/>
             <wp:effectExtent l="0" t="0" r="0" b="0"/>
             <wp:docPr id="57" name="Picture 57"/>
@@ -16255,7 +16401,7 @@
       <w:pPr>
         <w:pStyle w:val="Heading1"/>
       </w:pPr>
-      <w:bookmarkStart w:id="40" w:name="_Toc241883235"/>
+      <w:bookmarkStart w:id="40" w:name="_Toc241885766"/>
       <w:r>
         <w:t>7. The form library</w:t>
       </w:r>
@@ -16265,7 +16411,7 @@
       <w:pPr>
         <w:pStyle w:val="Heading2"/>
       </w:pPr>
-      <w:bookmarkStart w:id="41" w:name="_Toc241883236"/>
+      <w:bookmarkStart w:id="41" w:name="_Toc241885767"/>
       <w:r>
         <w:t>7.1 Why it exists</w:t>
       </w:r>
@@ -16273,10 +16419,10 @@
     </w:p>
     <w:p>
       <w:r>
-        <w:t xml:space="preserve">A code component is normally delivered to the form by the platform: when the form opens, the </w:t>
-      </w:r>
-      <w:r>
-        <w:t>platform downloads the control's bundle (</w:t>
+        <w:t xml:space="preserve">A code component is normally </w:t>
+      </w:r>
+      <w:r>
+        <w:t>delivered to the form by the platform: when the form opens, the platform downloads the control's bundle (</w:t>
       </w:r>
       <w:r>
         <w:rPr>
@@ -16305,7 +16451,10 @@
         <w:t>"Could not find/invoke KV.NToNMultiSelect constructor"</w:t>
       </w:r>
       <w:r>
-        <w:t>. This is a platform condition that affects code components in general, not a fault of the control.</w:t>
+        <w:t xml:space="preserve">. This is a platform condition that affects code components in general, not a fault </w:t>
+      </w:r>
+      <w:r>
+        <w:t>of the control.</w:t>
       </w:r>
     </w:p>
     <w:p>
@@ -16328,7 +16477,7 @@
       <w:pPr>
         <w:pStyle w:val="Heading2"/>
       </w:pPr>
-      <w:bookmarkStart w:id="42" w:name="_Toc241883237"/>
+      <w:bookmarkStart w:id="42" w:name="_Toc241885768"/>
       <w:r>
         <w:lastRenderedPageBreak/>
         <w:t>7.2 Running without the form library</w:t>
@@ -16337,10 +16486,7 @@
     </w:p>
     <w:p>
       <w:r>
-        <w:t xml:space="preserve">The form </w:t>
-      </w:r>
-      <w:r>
-        <w:t>library is needed only in environments that show the error above. Test without it first:</w:t>
+        <w:t>The form library is needed only in environments that show the error above. Test without it first:</w:t>
       </w:r>
     </w:p>
     <w:p>
@@ -16364,7 +16510,10 @@
         </w:numPr>
       </w:pPr>
       <w:r>
-        <w:t>Open a record of the table in the app, in a new browser tab. Reload once with Ctrl+F5 so that the browser uses the published form.</w:t>
+        <w:t xml:space="preserve">Open a </w:t>
+      </w:r>
+      <w:r>
+        <w:t>record of the table in the app, in a new browser tab. Reload once with Ctrl+F5 so that the browser uses the published form.</w:t>
       </w:r>
     </w:p>
     <w:p>
@@ -16400,7 +16549,7 @@
       <w:pPr>
         <w:pStyle w:val="Heading2"/>
       </w:pPr>
-      <w:bookmarkStart w:id="43" w:name="_Toc241883238"/>
+      <w:bookmarkStart w:id="43" w:name="_Toc241885769"/>
       <w:r>
         <w:t>7.3 Adding the form library</w:t>
       </w:r>
@@ -16446,7 +16595,7 @@
           <w:noProof/>
         </w:rPr>
         <w:drawing>
-          <wp:inline distT="0" distB="0" distL="0" distR="0" wp14:anchorId="4A3143AE" wp14:editId="5EFE59ED">
+          <wp:inline distT="0" distB="0" distL="0" distR="0" wp14:anchorId="22E29E83" wp14:editId="6AE7BEBC">
             <wp:extent cx="5760000" cy="3355644"/>
             <wp:effectExtent l="0" t="0" r="0" b="0"/>
             <wp:docPr id="58" name="Picture 58"/>
@@ -16543,7 +16692,7 @@
         </w:rPr>
         <w:lastRenderedPageBreak/>
         <w:drawing>
-          <wp:inline distT="0" distB="0" distL="0" distR="0" wp14:anchorId="5ECCD2A1" wp14:editId="72B95C27">
+          <wp:inline distT="0" distB="0" distL="0" distR="0" wp14:anchorId="578D2682" wp14:editId="5D0B3EF0">
             <wp:extent cx="3655657" cy="3779999"/>
             <wp:effectExtent l="0" t="0" r="0" b="0"/>
             <wp:docPr id="59" name="Picture 59"/>
@@ -16610,7 +16759,7 @@
           <w:noProof/>
         </w:rPr>
         <w:drawing>
-          <wp:inline distT="0" distB="0" distL="0" distR="0" wp14:anchorId="4C113310" wp14:editId="4AE0C00F">
+          <wp:inline distT="0" distB="0" distL="0" distR="0" wp14:anchorId="137A64BE" wp14:editId="5977818C">
             <wp:extent cx="5760000" cy="3355644"/>
             <wp:effectExtent l="0" t="0" r="0" b="0"/>
             <wp:docPr id="60" name="Picture 60"/>
@@ -16696,7 +16845,7 @@
         </w:rPr>
         <w:lastRenderedPageBreak/>
         <w:drawing>
-          <wp:inline distT="0" distB="0" distL="0" distR="0" wp14:anchorId="2B34D1B9" wp14:editId="245E6A9E">
+          <wp:inline distT="0" distB="0" distL="0" distR="0" wp14:anchorId="58B1BE5C" wp14:editId="35E0BBD8">
             <wp:extent cx="2331588" cy="3239999"/>
             <wp:effectExtent l="0" t="0" r="0" b="0"/>
             <wp:docPr id="61" name="Picture 61"/>
@@ -16832,13 +16981,7 @@
         <w:rPr>
           <w:b/>
         </w:rPr>
-        <w:t xml:space="preserve">Pass execution context as first </w:t>
-      </w:r>
-      <w:r>
-        <w:rPr>
-          <w:b/>
-        </w:rPr>
-        <w:t>parameter</w:t>
+        <w:t>Pass execution context as first parameter</w:t>
       </w:r>
       <w:r>
         <w:t xml:space="preserve"> (4), and enter the logical name of the host column in single quotes, for example </w:t>
@@ -16884,7 +17027,7 @@
         </w:rPr>
         <w:lastRenderedPageBreak/>
         <w:drawing>
-          <wp:inline distT="0" distB="0" distL="0" distR="0" wp14:anchorId="552D0304" wp14:editId="3AD9A591">
+          <wp:inline distT="0" distB="0" distL="0" distR="0" wp14:anchorId="099320F1" wp14:editId="6C637E5D">
             <wp:extent cx="2239266" cy="4320000"/>
             <wp:effectExtent l="0" t="0" r="0" b="0"/>
             <wp:docPr id="62" name="Picture 62"/>
@@ -16951,7 +17094,7 @@
           <w:noProof/>
         </w:rPr>
         <w:drawing>
-          <wp:inline distT="0" distB="0" distL="0" distR="0" wp14:anchorId="4AB181D8" wp14:editId="16CF10F7">
+          <wp:inline distT="0" distB="0" distL="0" distR="0" wp14:anchorId="3FF39432" wp14:editId="7E8916E8">
             <wp:extent cx="2331588" cy="3239999"/>
             <wp:effectExtent l="0" t="0" r="0" b="0"/>
             <wp:docPr id="63" name="Picture 63"/>
@@ -17045,10 +17188,10 @@
               <w:t xml:space="preserve">Parameters.  </w:t>
             </w:r>
             <w:r>
-              <w:t xml:space="preserve">Without parameters, the library retries every control on the form that failed to </w:t>
-            </w:r>
-            <w:r>
-              <w:t>load. With the host column names, it retries only those.</w:t>
+              <w:t xml:space="preserve">Without parameters, the </w:t>
+            </w:r>
+            <w:r>
+              <w:t>library retries every control on the form that failed to load. With the host column names, it retries only those.</w:t>
             </w:r>
           </w:p>
         </w:tc>
@@ -17063,7 +17206,7 @@
       <w:pPr>
         <w:pStyle w:val="Heading2"/>
       </w:pPr>
-      <w:bookmarkStart w:id="44" w:name="_Toc241883239"/>
+      <w:bookmarkStart w:id="44" w:name="_Toc241885770"/>
       <w:r>
         <w:t>7.4 Removing the form library</w:t>
       </w:r>
@@ -17158,7 +17301,7 @@
       <w:pPr>
         <w:pStyle w:val="Heading1"/>
       </w:pPr>
-      <w:bookmarkStart w:id="45" w:name="_Toc241883240"/>
+      <w:bookmarkStart w:id="45" w:name="_Toc241885771"/>
       <w:r>
         <w:t>8. Security and permissions</w:t>
       </w:r>
@@ -17284,13 +17427,7 @@
               <w:rPr>
                 <w:sz w:val="19"/>
               </w:rPr>
-              <w:t xml:space="preserve">Append and Append To on both </w:t>
-            </w:r>
-            <w:r>
-              <w:rPr>
-                <w:sz w:val="19"/>
-              </w:rPr>
-              <w:t>tables</w:t>
+              <w:t>Append and Append To on both tables</w:t>
             </w:r>
           </w:p>
         </w:tc>
@@ -17421,11 +17558,21 @@
       <w:pPr>
         <w:pStyle w:val="Heading1"/>
       </w:pPr>
-      <w:bookmarkStart w:id="46" w:name="_Toc241883241"/>
+      <w:bookmarkStart w:id="46" w:name="_Toc241885772"/>
       <w:r>
         <w:t>9. Upgrading</w:t>
       </w:r>
       <w:bookmarkEnd w:id="46"/>
+    </w:p>
+    <w:p>
+      <w:pPr>
+        <w:pStyle w:val="Heading2"/>
+      </w:pPr>
+      <w:bookmarkStart w:id="47" w:name="_Toc241885773"/>
+      <w:r>
+        <w:t>9.1 Install a newer version</w:t>
+      </w:r>
+      <w:bookmarkEnd w:id="47"/>
     </w:p>
     <w:p>
       <w:pPr>
@@ -17482,10 +17629,7 @@
         </w:numPr>
       </w:pPr>
       <w:r>
-        <w:t xml:space="preserve">Import the new package over the installed solution, the same kind as </w:t>
-      </w:r>
-      <w:r>
-        <w:t>before (managed over managed, unmanaged over unmanaged). After an unmanaged import, select Publish all customizations.</w:t>
+        <w:t>Import the new package over the installed solution, the same kind as before (managed over managed, unmanaged over unmanaged). After an unmanaged import, select Publish all customizations.</w:t>
       </w:r>
     </w:p>
     <w:tbl>
@@ -17512,14 +17656,11 @@
                 <w:b/>
                 <w:color w:val="0F4C81"/>
               </w:rPr>
-              <w:t xml:space="preserve">Always raise the version.  </w:t>
-            </w:r>
-            <w:r>
-              <w:t xml:space="preserve">Dataverse does not replace a code component when a solution with the same control version is imported; the old bundle stays in place. Users may need to reload the app </w:t>
-            </w:r>
-            <w:r>
               <w:lastRenderedPageBreak/>
-              <w:t>(Ctrl+F5) to receive the new version.</w:t>
+              <w:t xml:space="preserve">Raise the version for each release.  </w:t>
+            </w:r>
+            <w:r>
+              <w:t>Dataverse does not replace a code component when a solution with the same control version is imported; the old bundle stays in place. When the version stays the same, follow section 9.2. Users may need to reload the app (Ctrl+F5) to receive the new version.</w:t>
             </w:r>
           </w:p>
         </w:tc>
@@ -17532,28 +17673,18 @@
     </w:p>
     <w:p>
       <w:pPr>
-        <w:pStyle w:val="Heading1"/>
-      </w:pPr>
-      <w:bookmarkStart w:id="47" w:name="_Toc241883242"/>
-      <w:r>
-        <w:t>10. Uninstalling</w:t>
-      </w:r>
-      <w:bookmarkEnd w:id="47"/>
-    </w:p>
-    <w:p>
-      <w:r>
-        <w:t>Dataverse refuses to delete a component while a form still uses it, so the control is removed from the forms first. Uninstalling does not change data: the links stay in the relationship, and text in host columns stays as it is.</w:t>
-      </w:r>
-    </w:p>
-    <w:p>
-      <w:pPr>
         <w:pStyle w:val="Heading2"/>
       </w:pPr>
-      <w:bookmarkStart w:id="48" w:name="_Toc241883243"/>
-      <w:r>
-        <w:t>10.1 Remove the control from the forms</w:t>
+      <w:bookmarkStart w:id="48" w:name="_Toc241885774"/>
+      <w:r>
+        <w:t>9.2 Replace an installed copy of the same version</w:t>
       </w:r>
       <w:bookmarkEnd w:id="48"/>
+    </w:p>
+    <w:p>
+      <w:r>
+        <w:t>A rebuilt package that keeps the installed version (for example a corrected 1.0.0) only takes effect once the installed code component is gone. Deleting an unmanaged solution is not enough: its components stay in the environment, so the code component itself is deleted.</w:t>
+      </w:r>
     </w:p>
     <w:p>
       <w:pPr>
@@ -17564,6 +17695,186 @@
         </w:numPr>
       </w:pPr>
       <w:r>
+        <w:t>Note the control's settings on each form that uses it (section 5.2 lists them), and whether the form uses the form library and the parameter of its On Load handler.</w:t>
+      </w:r>
+    </w:p>
+    <w:p>
+      <w:pPr>
+        <w:pStyle w:val="ListNumber"/>
+        <w:numPr>
+          <w:ilvl w:val="0"/>
+          <w:numId w:val="18"/>
+        </w:numPr>
+      </w:pPr>
+      <w:r>
+        <w:t>Remove the control from those forms and save and publish them (section 10.1).</w:t>
+      </w:r>
+    </w:p>
+    <w:p>
+      <w:pPr>
+        <w:pStyle w:val="ListNumber"/>
+        <w:numPr>
+          <w:ilvl w:val="0"/>
+          <w:numId w:val="18"/>
+        </w:numPr>
+      </w:pPr>
+      <w:r>
+        <w:t xml:space="preserve">Delete the code component. Unmanaged: open the solution, select </w:t>
+      </w:r>
+      <w:r>
+        <w:rPr>
+          <w:b/>
+        </w:rPr>
+        <w:t>Objects</w:t>
+      </w:r>
+      <w:r>
+        <w:t xml:space="preserve">, select the custom control </w:t>
+      </w:r>
+      <w:r>
+        <w:rPr>
+          <w:rFonts w:ascii="Consolas" w:eastAsia="Consolas" w:hAnsi="Consolas"/>
+          <w:color w:val="242424"/>
+          <w:sz w:val="19"/>
+        </w:rPr>
+        <w:t>kv_KV.NToNMultiSelect</w:t>
+      </w:r>
+      <w:r>
+        <w:t xml:space="preserve">, then </w:t>
+      </w:r>
+      <w:r>
+        <w:rPr>
+          <w:b/>
+        </w:rPr>
+        <w:t>Remove</w:t>
+      </w:r>
+      <w:r>
+        <w:t xml:space="preserve"> → </w:t>
+      </w:r>
+      <w:r>
+        <w:rPr>
+          <w:b/>
+        </w:rPr>
+        <w:t>Delete from this environment</w:t>
+      </w:r>
+      <w:r>
+        <w:t xml:space="preserve"> (section 10.3, steps 1 and 2). The solution and the form library can stay; the import replaces them. Managed: delete the solution (section 10.2).</w:t>
+      </w:r>
+    </w:p>
+    <w:p>
+      <w:pPr>
+        <w:pStyle w:val="ListNumber"/>
+        <w:numPr>
+          <w:ilvl w:val="0"/>
+          <w:numId w:val="18"/>
+        </w:numPr>
+      </w:pPr>
+      <w:r>
+        <w:t xml:space="preserve">Import the new package (section 3.2 or 3.3). After an unmanaged import, select </w:t>
+      </w:r>
+      <w:r>
+        <w:rPr>
+          <w:b/>
+        </w:rPr>
+        <w:t>Publish all customizations</w:t>
+      </w:r>
+      <w:r>
+        <w:t>.</w:t>
+      </w:r>
+    </w:p>
+    <w:p>
+      <w:pPr>
+        <w:pStyle w:val="ListNumber"/>
+        <w:numPr>
+          <w:ilvl w:val="0"/>
+          <w:numId w:val="18"/>
+        </w:numPr>
+      </w:pPr>
+      <w:r>
+        <w:t xml:space="preserve">Add the control to the forms again with the same settings (section 4.2), and the form library where it was used (section 7), then select </w:t>
+      </w:r>
+      <w:r>
+        <w:rPr>
+          <w:b/>
+        </w:rPr>
+        <w:t>Save and publish</w:t>
+      </w:r>
+      <w:r>
+        <w:t>.</w:t>
+      </w:r>
+    </w:p>
+    <w:p>
+      <w:pPr>
+        <w:pStyle w:val="ListNumber"/>
+        <w:numPr>
+          <w:ilvl w:val="0"/>
+          <w:numId w:val="18"/>
+        </w:numPr>
+      </w:pPr>
+      <w:r>
+        <w:t xml:space="preserve">Reload the app with Ctrl+F5. If it still behaves like the old copy, clear the environment's site data in the browser (F12 → </w:t>
+      </w:r>
+      <w:r>
+        <w:rPr>
+          <w:b/>
+        </w:rPr>
+        <w:t>Application</w:t>
+      </w:r>
+      <w:r>
+        <w:t xml:space="preserve"> → </w:t>
+      </w:r>
+      <w:r>
+        <w:rPr>
+          <w:b/>
+        </w:rPr>
+        <w:t>Storage</w:t>
+      </w:r>
+      <w:r>
+        <w:t xml:space="preserve"> → </w:t>
+      </w:r>
+      <w:r>
+        <w:rPr>
+          <w:b/>
+        </w:rPr>
+        <w:t>Clear site data</w:t>
+      </w:r>
+      <w:r>
+        <w:t>) and reload.</w:t>
+      </w:r>
+    </w:p>
+    <w:p>
+      <w:pPr>
+        <w:pStyle w:val="Heading1"/>
+      </w:pPr>
+      <w:bookmarkStart w:id="49" w:name="_Toc241885775"/>
+      <w:r>
+        <w:t>10. Uninstalling</w:t>
+      </w:r>
+      <w:bookmarkEnd w:id="49"/>
+    </w:p>
+    <w:p>
+      <w:r>
+        <w:t>Dataverse refuses to delete a component while a form still uses it, so the control is removed from the forms first. Uninstalling does not change data: the links stay in the relationship, and text in host columns stays as it is.</w:t>
+      </w:r>
+    </w:p>
+    <w:p>
+      <w:pPr>
+        <w:pStyle w:val="Heading2"/>
+      </w:pPr>
+      <w:bookmarkStart w:id="50" w:name="_Toc241885776"/>
+      <w:r>
+        <w:t>10.1 Remove the control from the forms</w:t>
+      </w:r>
+      <w:bookmarkEnd w:id="50"/>
+    </w:p>
+    <w:p>
+      <w:pPr>
+        <w:pStyle w:val="ListNumber"/>
+        <w:numPr>
+          <w:ilvl w:val="0"/>
+          <w:numId w:val="19"/>
+        </w:numPr>
+      </w:pPr>
+      <w:r>
         <w:t xml:space="preserve">On each form that uses the control, open the form in the form designer and select the host column. Under </w:t>
       </w:r>
       <w:r>
@@ -17603,8 +17914,9 @@
         <w:rPr>
           <w:noProof/>
         </w:rPr>
+        <w:lastRenderedPageBreak/>
         <w:drawing>
-          <wp:inline distT="0" distB="0" distL="0" distR="0" wp14:anchorId="20CA90E0" wp14:editId="16249D3F">
+          <wp:inline distT="0" distB="0" distL="0" distR="0" wp14:anchorId="6C40ACD4" wp14:editId="0833263F">
             <wp:extent cx="2295828" cy="3240000"/>
             <wp:effectExtent l="0" t="0" r="0" b="0"/>
             <wp:docPr id="64" name="Picture 64"/>
@@ -17654,7 +17966,7 @@
         <w:pStyle w:val="ListNumber"/>
         <w:numPr>
           <w:ilvl w:val="0"/>
-          <w:numId w:val="18"/>
+          <w:numId w:val="19"/>
         </w:numPr>
       </w:pPr>
       <w:r>
@@ -17670,9 +17982,8 @@
         <w:rPr>
           <w:noProof/>
         </w:rPr>
-        <w:lastRenderedPageBreak/>
         <w:drawing>
-          <wp:inline distT="0" distB="0" distL="0" distR="0" wp14:anchorId="15B13263" wp14:editId="49E6B1CB">
+          <wp:inline distT="0" distB="0" distL="0" distR="0" wp14:anchorId="2D4F01A6" wp14:editId="4AFF1113">
             <wp:extent cx="2295828" cy="3240000"/>
             <wp:effectExtent l="0" t="0" r="0" b="0"/>
             <wp:docPr id="65" name="Picture 65"/>
@@ -17722,52 +18033,12 @@
         <w:pStyle w:val="ListNumber"/>
         <w:numPr>
           <w:ilvl w:val="0"/>
-          <w:numId w:val="18"/>
+          <w:numId w:val="19"/>
         </w:numPr>
       </w:pPr>
       <w:r>
         <w:t>If the form library was added, remove its On Load handler and the library (section 7.4).</w:t>
       </w:r>
-    </w:p>
-    <w:p>
-      <w:pPr>
-        <w:pStyle w:val="ListNumber"/>
-        <w:numPr>
-          <w:ilvl w:val="0"/>
-          <w:numId w:val="18"/>
-        </w:numPr>
-      </w:pPr>
-      <w:r>
-        <w:t xml:space="preserve">Select </w:t>
-      </w:r>
-      <w:r>
-        <w:rPr>
-          <w:b/>
-        </w:rPr>
-        <w:t>Save and publish</w:t>
-      </w:r>
-      <w:r>
-        <w:t xml:space="preserve">. Repeat for every form. To find the forms, open the solution, select the code component and choose </w:t>
-      </w:r>
-      <w:r>
-        <w:rPr>
-          <w:b/>
-        </w:rPr>
-        <w:t>Advanced → Show dependencies</w:t>
-      </w:r>
-      <w:r>
-        <w:t>.</w:t>
-      </w:r>
-    </w:p>
-    <w:p>
-      <w:pPr>
-        <w:pStyle w:val="Heading2"/>
-      </w:pPr>
-      <w:bookmarkStart w:id="49" w:name="_Toc241883244"/>
-      <w:r>
-        <w:t>10.2 Uninstall the managed solution</w:t>
-      </w:r>
-      <w:bookmarkEnd w:id="49"/>
     </w:p>
     <w:p>
       <w:pPr>
@@ -17778,6 +18049,52 @@
         </w:numPr>
       </w:pPr>
       <w:r>
+        <w:t xml:space="preserve">Select </w:t>
+      </w:r>
+      <w:r>
+        <w:rPr>
+          <w:b/>
+        </w:rPr>
+        <w:t xml:space="preserve">Save and </w:t>
+      </w:r>
+      <w:r>
+        <w:rPr>
+          <w:b/>
+        </w:rPr>
+        <w:t>publish</w:t>
+      </w:r>
+      <w:r>
+        <w:t xml:space="preserve">. Repeat for every form. To find the forms, open the solution, select the code component and choose </w:t>
+      </w:r>
+      <w:r>
+        <w:rPr>
+          <w:b/>
+        </w:rPr>
+        <w:t>Advanced → Show dependencies</w:t>
+      </w:r>
+      <w:r>
+        <w:t>.</w:t>
+      </w:r>
+    </w:p>
+    <w:p>
+      <w:pPr>
+        <w:pStyle w:val="Heading2"/>
+      </w:pPr>
+      <w:bookmarkStart w:id="51" w:name="_Toc241885777"/>
+      <w:r>
+        <w:t>10.2 Uninstall the managed solution</w:t>
+      </w:r>
+      <w:bookmarkEnd w:id="51"/>
+    </w:p>
+    <w:p>
+      <w:pPr>
+        <w:pStyle w:val="ListNumber"/>
+        <w:numPr>
+          <w:ilvl w:val="0"/>
+          <w:numId w:val="20"/>
+        </w:numPr>
+      </w:pPr>
+      <w:r>
         <w:t xml:space="preserve">In </w:t>
       </w:r>
       <w:r>
@@ -17817,8 +18134,9 @@
         <w:rPr>
           <w:noProof/>
         </w:rPr>
+        <w:lastRenderedPageBreak/>
         <w:drawing>
-          <wp:inline distT="0" distB="0" distL="0" distR="0" wp14:anchorId="323F8A92" wp14:editId="4AB3C400">
+          <wp:inline distT="0" distB="0" distL="0" distR="0" wp14:anchorId="363EE297" wp14:editId="258788C8">
             <wp:extent cx="5760000" cy="3011054"/>
             <wp:effectExtent l="0" t="0" r="0" b="0"/>
             <wp:docPr id="66" name="Picture 66"/>
@@ -17868,7 +18186,7 @@
         <w:pStyle w:val="ListNumber"/>
         <w:numPr>
           <w:ilvl w:val="0"/>
-          <w:numId w:val="19"/>
+          <w:numId w:val="20"/>
         </w:numPr>
       </w:pPr>
       <w:r>
@@ -17893,9 +18211,8 @@
         <w:rPr>
           <w:noProof/>
         </w:rPr>
-        <w:lastRenderedPageBreak/>
         <w:drawing>
-          <wp:inline distT="0" distB="0" distL="0" distR="0" wp14:anchorId="6D732058" wp14:editId="74ACC2D5">
+          <wp:inline distT="0" distB="0" distL="0" distR="0" wp14:anchorId="5B9736E6" wp14:editId="5321F204">
             <wp:extent cx="5760000" cy="3011054"/>
             <wp:effectExtent l="0" t="0" r="0" b="0"/>
             <wp:docPr id="67" name="Picture 67"/>
@@ -17945,7 +18262,7 @@
         <w:pStyle w:val="ListNumber"/>
         <w:numPr>
           <w:ilvl w:val="0"/>
-          <w:numId w:val="19"/>
+          <w:numId w:val="20"/>
         </w:numPr>
       </w:pPr>
       <w:r>
@@ -17958,10 +18275,7 @@
         <w:t>Delete</w:t>
       </w:r>
       <w:r>
-        <w:t xml:space="preserve">. </w:t>
-      </w:r>
-      <w:r>
-        <w:t>Deleting a managed solution removes the code component and the web resource.</w:t>
+        <w:t>. Deleting a managed solution removes the code component and the web resource.</w:t>
       </w:r>
     </w:p>
     <w:p>
@@ -17973,8 +18287,9 @@
         <w:rPr>
           <w:noProof/>
         </w:rPr>
+        <w:lastRenderedPageBreak/>
         <w:drawing>
-          <wp:inline distT="0" distB="0" distL="0" distR="0" wp14:anchorId="22BB50C1" wp14:editId="0715BAD5">
+          <wp:inline distT="0" distB="0" distL="0" distR="0" wp14:anchorId="584E62D6" wp14:editId="52328E59">
             <wp:extent cx="3960000" cy="1718491"/>
             <wp:effectExtent l="0" t="0" r="0" b="0"/>
             <wp:docPr id="68" name="Picture 68"/>
@@ -18024,7 +18339,7 @@
         <w:pStyle w:val="ListNumber"/>
         <w:numPr>
           <w:ilvl w:val="0"/>
-          <w:numId w:val="19"/>
+          <w:numId w:val="20"/>
         </w:numPr>
       </w:pPr>
       <w:r>
@@ -18040,9 +18355,8 @@
         <w:rPr>
           <w:noProof/>
         </w:rPr>
-        <w:lastRenderedPageBreak/>
         <w:drawing>
-          <wp:inline distT="0" distB="0" distL="0" distR="0" wp14:anchorId="67AD3220" wp14:editId="7A68F107">
+          <wp:inline distT="0" distB="0" distL="0" distR="0" wp14:anchorId="788BC7AB" wp14:editId="2577D512">
             <wp:extent cx="5760000" cy="3011054"/>
             <wp:effectExtent l="0" t="0" r="0" b="0"/>
             <wp:docPr id="69" name="Picture 69"/>
@@ -18091,11 +18405,11 @@
       <w:pPr>
         <w:pStyle w:val="Heading2"/>
       </w:pPr>
-      <w:bookmarkStart w:id="50" w:name="_Toc241883245"/>
+      <w:bookmarkStart w:id="52" w:name="_Toc241885778"/>
       <w:r>
         <w:t>10.3 Uninstall the unmanaged solution</w:t>
       </w:r>
-      <w:bookmarkEnd w:id="50"/>
+      <w:bookmarkEnd w:id="52"/>
     </w:p>
     <w:p>
       <w:r>
@@ -18107,7 +18421,7 @@
         <w:pStyle w:val="ListNumber"/>
         <w:numPr>
           <w:ilvl w:val="0"/>
-          <w:numId w:val="20"/>
+          <w:numId w:val="21"/>
         </w:numPr>
       </w:pPr>
       <w:r>
@@ -18146,13 +18460,7 @@
         <w:rPr>
           <w:b/>
         </w:rPr>
-        <w:t xml:space="preserve">Delete from this </w:t>
-      </w:r>
-      <w:r>
-        <w:rPr>
-          <w:b/>
-        </w:rPr>
-        <w:t>environment</w:t>
+        <w:t>Delete from this environment</w:t>
       </w:r>
       <w:r>
         <w:t xml:space="preserve"> (3). </w:t>
@@ -18176,8 +18484,9 @@
         <w:rPr>
           <w:noProof/>
         </w:rPr>
+        <w:lastRenderedPageBreak/>
         <w:drawing>
-          <wp:inline distT="0" distB="0" distL="0" distR="0" wp14:anchorId="26F39FF7" wp14:editId="6B4C9B79">
+          <wp:inline distT="0" distB="0" distL="0" distR="0" wp14:anchorId="0135E763" wp14:editId="0BFA7E42">
             <wp:extent cx="5760000" cy="2062425"/>
             <wp:effectExtent l="0" t="0" r="0" b="0"/>
             <wp:docPr id="70" name="Picture 70"/>
@@ -18227,7 +18536,7 @@
         <w:pStyle w:val="ListNumber"/>
         <w:numPr>
           <w:ilvl w:val="0"/>
-          <w:numId w:val="20"/>
+          <w:numId w:val="21"/>
         </w:numPr>
       </w:pPr>
       <w:r>
@@ -18252,9 +18561,8 @@
         <w:rPr>
           <w:noProof/>
         </w:rPr>
-        <w:lastRenderedPageBreak/>
         <w:drawing>
-          <wp:inline distT="0" distB="0" distL="0" distR="0" wp14:anchorId="74F55B81" wp14:editId="03C44918">
+          <wp:inline distT="0" distB="0" distL="0" distR="0" wp14:anchorId="23CA73C9" wp14:editId="28C8A1C7">
             <wp:extent cx="3960000" cy="1718491"/>
             <wp:effectExtent l="0" t="0" r="0" b="0"/>
             <wp:docPr id="71" name="Picture 71"/>
@@ -18304,7 +18612,7 @@
         <w:pStyle w:val="ListNumber"/>
         <w:numPr>
           <w:ilvl w:val="0"/>
-          <w:numId w:val="20"/>
+          <w:numId w:val="21"/>
         </w:numPr>
       </w:pPr>
       <w:r>
@@ -18336,7 +18644,7 @@
         <w:pStyle w:val="ListNumber"/>
         <w:numPr>
           <w:ilvl w:val="0"/>
-          <w:numId w:val="20"/>
+          <w:numId w:val="21"/>
         </w:numPr>
       </w:pPr>
       <w:r>
@@ -18367,7 +18675,10 @@
         <w:t>Delete</w:t>
       </w:r>
       <w:r>
-        <w:t>. The message confirms that only the solution record is deleted.</w:t>
+        <w:t xml:space="preserve">. The message confirms that only the </w:t>
+      </w:r>
+      <w:r>
+        <w:t>solution record is deleted.</w:t>
       </w:r>
     </w:p>
     <w:p>
@@ -18380,7 +18691,7 @@
           <w:noProof/>
         </w:rPr>
         <w:drawing>
-          <wp:inline distT="0" distB="0" distL="0" distR="0" wp14:anchorId="1C34E07B" wp14:editId="3394A274">
+          <wp:inline distT="0" distB="0" distL="0" distR="0" wp14:anchorId="33F31085" wp14:editId="0ECD8983">
             <wp:extent cx="3960000" cy="1878598"/>
             <wp:effectExtent l="0" t="0" r="0" b="0"/>
             <wp:docPr id="72" name="Picture 72"/>
@@ -18430,7 +18741,7 @@
         <w:pStyle w:val="ListNumber"/>
         <w:numPr>
           <w:ilvl w:val="0"/>
-          <w:numId w:val="20"/>
+          <w:numId w:val="21"/>
         </w:numPr>
       </w:pPr>
       <w:r>
@@ -18455,11 +18766,12 @@
       <w:pPr>
         <w:pStyle w:val="Heading1"/>
       </w:pPr>
-      <w:bookmarkStart w:id="51" w:name="_Toc241883246"/>
-      <w:r>
+      <w:bookmarkStart w:id="53" w:name="_Toc241885779"/>
+      <w:r>
+        <w:lastRenderedPageBreak/>
         <w:t>11. Troubleshooting</w:t>
       </w:r>
-      <w:bookmarkEnd w:id="51"/>
+      <w:bookmarkEnd w:id="53"/>
     </w:p>
     <w:tbl>
       <w:tblPr>
@@ -18542,13 +18854,7 @@
               <w:rPr>
                 <w:sz w:val="18"/>
               </w:rPr>
-              <w:t xml:space="preserve">The </w:t>
-            </w:r>
-            <w:r>
-              <w:rPr>
-                <w:sz w:val="18"/>
-              </w:rPr>
-              <w:t>environment did not deliver the control's bundle. Add the form library (section 7).</w:t>
+              <w:t>The environment did not deliver the control's bundle. Add the form library (section 7).</w:t>
             </w:r>
           </w:p>
         </w:tc>
@@ -18587,7 +18893,13 @@
               <w:rPr>
                 <w:sz w:val="18"/>
               </w:rPr>
-              <w:t>The solution is not imported or not published. For an unmanaged import, select Publish all customizations. Then use Get more components (section 4.2, step 4).</w:t>
+              <w:t xml:space="preserve">The solution is </w:t>
+            </w:r>
+            <w:r>
+              <w:rPr>
+                <w:sz w:val="18"/>
+              </w:rPr>
+              <w:t>not imported or not published. For an unmanaged import, select Publish all customizations. Then use Get more components (section 4.2, step 4).</w:t>
             </w:r>
           </w:p>
         </w:tc>
@@ -18663,7 +18975,7 @@
               <w:rPr>
                 <w:sz w:val="18"/>
               </w:rPr>
-              <w:t>The control version was not raised, so Dataverse kept the old bundle (section 9).</w:t>
+              <w:t>The package has the same control version as the installed copy, so Dataverse kept the old bundle. Replace the installed copy (section 9.2), or raise the version for your own builds (section 9.1). Then reload with Ctrl+F5.</w:t>
             </w:r>
           </w:p>
         </w:tc>
@@ -18684,38 +18996,23 @@
               <w:rPr>
                 <w:sz w:val="18"/>
               </w:rPr>
-              <w:t xml:space="preserve">"... is not a many-to-many relationship </w:t>
-            </w:r>
+              <w:t>"... is not a many-to-many relationship of ..."</w:t>
+            </w:r>
+          </w:p>
+        </w:tc>
+        <w:tc>
+          <w:tcPr>
+            <w:tcW w:w="5953" w:type="dxa"/>
+          </w:tcPr>
+          <w:p>
+            <w:pPr>
+              <w:spacing w:after="0"/>
+            </w:pPr>
             <w:r>
               <w:rPr>
                 <w:sz w:val="18"/>
               </w:rPr>
-              <w:lastRenderedPageBreak/>
-              <w:t>of ..."</w:t>
-            </w:r>
-          </w:p>
-        </w:tc>
-        <w:tc>
-          <w:tcPr>
-            <w:tcW w:w="5953" w:type="dxa"/>
-          </w:tcPr>
-          <w:p>
-            <w:pPr>
-              <w:spacing w:after="0"/>
-            </w:pPr>
-            <w:r>
-              <w:rPr>
-                <w:sz w:val="18"/>
-              </w:rPr>
-              <w:lastRenderedPageBreak/>
-              <w:t xml:space="preserve">The schema name is wrong or belongs to another table. The message </w:t>
-            </w:r>
-            <w:r>
-              <w:rPr>
-                <w:sz w:val="18"/>
-              </w:rPr>
-              <w:lastRenderedPageBreak/>
-              <w:t>lists the valid names.</w:t>
+              <w:t>The schema name is wrong or belongs to another table. The message lists the valid names.</w:t>
             </w:r>
           </w:p>
         </w:tc>
@@ -18737,7 +19034,6 @@
               <w:rPr>
                 <w:sz w:val="18"/>
               </w:rPr>
-              <w:lastRenderedPageBreak/>
               <w:t>A view is not found, or is reported as translated</w:t>
             </w:r>
           </w:p>
@@ -18814,7 +19110,13 @@
               <w:rPr>
                 <w:sz w:val="18"/>
               </w:rPr>
-              <w:t>"You don't have permission ..." with a privilege name</w:t>
+              <w:t xml:space="preserve">"You don't have </w:t>
+            </w:r>
+            <w:r>
+              <w:rPr>
+                <w:sz w:val="18"/>
+              </w:rPr>
+              <w:t>permission ..." with a privilege name</w:t>
             </w:r>
           </w:p>
         </w:tc>
@@ -18890,13 +19192,7 @@
               <w:rPr>
                 <w:sz w:val="18"/>
               </w:rPr>
-              <w:t xml:space="preserve">The view column (Copy names) is </w:t>
-            </w:r>
-            <w:r>
-              <w:rPr>
-                <w:sz w:val="18"/>
-              </w:rPr>
-              <w:t>empty for older records</w:t>
+              <w:t>The view column (Copy names) is empty for older records</w:t>
             </w:r>
           </w:p>
         </w:tc>
@@ -18989,7 +19285,7 @@
               <w:rPr>
                 <w:sz w:val="18"/>
               </w:rPr>
-              <w:t>The control could not start. It tries again after 30 seconds and when the connection comes back; reloading the form also retries.</w:t>
+              <w:t>The control could not start. It tries again once after 30 seconds, and when the connection comes back; reloading the form also retries.</w:t>
             </w:r>
           </w:p>
         </w:tc>
@@ -19041,11 +19337,11 @@
       <w:pPr>
         <w:pStyle w:val="Heading1"/>
       </w:pPr>
-      <w:bookmarkStart w:id="52" w:name="_Toc241883247"/>
+      <w:bookmarkStart w:id="54" w:name="_Toc241885780"/>
       <w:r>
         <w:t>12. Limitations</w:t>
       </w:r>
-      <w:bookmarkEnd w:id="52"/>
+      <w:bookmarkEnd w:id="54"/>
     </w:p>
     <w:tbl>
       <w:tblPr>
@@ -19128,13 +19424,13 @@
               <w:rPr>
                 <w:sz w:val="18"/>
               </w:rPr>
-              <w:t xml:space="preserve">Model-driven app forms (browser, phone </w:t>
+              <w:t xml:space="preserve">Model-driven app forms </w:t>
             </w:r>
             <w:r>
               <w:rPr>
                 <w:sz w:val="18"/>
               </w:rPr>
-              <w:t>and tablet). It cannot be used in canvas apps, Power Pages, views or editable grids.</w:t>
+              <w:t>(browser, phone and tablet). It cannot be used in canvas apps, Power Pages, views or editable grids.</w:t>
             </w:r>
           </w:p>
         </w:tc>
@@ -19232,6 +19528,7 @@
               <w:rPr>
                 <w:sz w:val="18"/>
               </w:rPr>
+              <w:lastRenderedPageBreak/>
               <w:t>Names copy</w:t>
             </w:r>
           </w:p>
@@ -19249,13 +19546,13 @@
               <w:rPr>
                 <w:sz w:val="18"/>
               </w:rPr>
-              <w:t xml:space="preserve">Copy names into the host column </w:t>
+              <w:t xml:space="preserve">Copy names into the </w:t>
             </w:r>
             <w:r>
               <w:rPr>
                 <w:sz w:val="18"/>
               </w:rPr>
-              <w:t>follows only changes made with this control and with subgrids on the same form. Records linked elsewhere, or before the setting was turned on, keep their old text until their selection changes here. The text is cut to the column's length, includes only the records the editing user can see, and can be read by anyone who can read the record (sections 5.6 and 13.1).</w:t>
+              <w:t>host column follows only changes made with this control and with subgrids on the same form. Records linked elsewhere, or before the setting was turned on, keep their old text until their selection changes here. The text is cut to the column's length, includes only the records the editing user can see, and can be read by anyone who can read the record (sections 5.6 and 13.1).</w:t>
             </w:r>
           </w:p>
         </w:tc>
@@ -19407,14 +19704,7 @@
               <w:rPr>
                 <w:sz w:val="18"/>
               </w:rPr>
-              <w:t xml:space="preserve">Offered only when every matching record is loaded and their number is at most the </w:t>
-            </w:r>
-            <w:r>
-              <w:rPr>
-                <w:sz w:val="18"/>
-              </w:rPr>
-              <w:lastRenderedPageBreak/>
-              <w:t>Select all limit (500 at most). Each record is linked with its own request.</w:t>
+              <w:t>Offered only when every matching record is loaded and their number is at most the Select all limit (500 at most). Each record is linked with its own request.</w:t>
             </w:r>
           </w:p>
         </w:tc>
@@ -19435,7 +19725,6 @@
               <w:rPr>
                 <w:sz w:val="18"/>
               </w:rPr>
-              <w:lastRenderedPageBreak/>
               <w:t>Dialogs and side panes</w:t>
             </w:r>
           </w:p>
@@ -19452,7 +19741,13 @@
               <w:rPr>
                 <w:sz w:val="18"/>
               </w:rPr>
-              <w:t>On saved records, changes are saved, but subgrids of a form opened in a dialog or side pane are not refreshed or hidden.</w:t>
+              <w:t xml:space="preserve">On saved records, changes are saved, but subgrids of a form opened in a dialog or side pane are not </w:t>
+            </w:r>
+            <w:r>
+              <w:rPr>
+                <w:sz w:val="18"/>
+              </w:rPr>
+              <w:t>refreshed or hidden.</w:t>
             </w:r>
           </w:p>
         </w:tc>
@@ -19567,13 +19862,7 @@
               <w:rPr>
                 <w:sz w:val="18"/>
               </w:rPr>
-              <w:t xml:space="preserve">Some environments do not deliver code components to the form; they need the form library </w:t>
-            </w:r>
-            <w:r>
-              <w:rPr>
-                <w:sz w:val="18"/>
-              </w:rPr>
-              <w:t>(section 7).</w:t>
+              <w:t>Some environments do not deliver code components to the form; they need the form library (section 7).</w:t>
             </w:r>
           </w:p>
         </w:tc>
@@ -19610,7 +19899,7 @@
               <w:rPr>
                 <w:sz w:val="18"/>
               </w:rPr>
-              <w:t>Dataverse ignores an import with the same control version; every update needs a higher version (section 9).</w:t>
+              <w:t>Dataverse ignores an import with the same control version. Import a higher version (section 9.1), or remove the installed copy before importing a rebuilt package with the same version (section 9.2).</w:t>
             </w:r>
           </w:p>
         </w:tc>
@@ -19625,11 +19914,14 @@
       <w:pPr>
         <w:pStyle w:val="Heading1"/>
       </w:pPr>
-      <w:bookmarkStart w:id="53" w:name="_Toc241883248"/>
-      <w:r>
-        <w:t>13. Improving the control with a plug-in</w:t>
-      </w:r>
-      <w:bookmarkEnd w:id="53"/>
+      <w:bookmarkStart w:id="55" w:name="_Toc241885781"/>
+      <w:r>
+        <w:t xml:space="preserve">13. Improving the </w:t>
+      </w:r>
+      <w:r>
+        <w:t>control with a plug-in</w:t>
+      </w:r>
+      <w:bookmarkEnd w:id="55"/>
     </w:p>
     <w:p>
       <w:r>
@@ -19663,11 +19955,11 @@
       <w:pPr>
         <w:pStyle w:val="Heading2"/>
       </w:pPr>
-      <w:bookmarkStart w:id="54" w:name="_Toc241883249"/>
+      <w:bookmarkStart w:id="56" w:name="_Toc241885782"/>
       <w:r>
         <w:t>13.1 Keeping the names column exact</w:t>
       </w:r>
-      <w:bookmarkEnd w:id="54"/>
+      <w:bookmarkEnd w:id="56"/>
     </w:p>
     <w:p>
       <w:r>
@@ -19688,6 +19980,7 @@
         <w:pStyle w:val="ListBullet"/>
       </w:pPr>
       <w:r>
+        <w:lastRenderedPageBreak/>
         <w:t xml:space="preserve">Register the assembly with the Plugin Registration Tool (or pac plugin). Add two steps: message </w:t>
       </w:r>
       <w:r>
@@ -19866,7 +20159,6 @@
           <w:rFonts w:ascii="Consolas" w:eastAsia="Consolas" w:hAnsi="Consolas"/>
           <w:sz w:val="18"/>
         </w:rPr>
-        <w:lastRenderedPageBreak/>
         <w:t xml:space="preserve">    private const string Relationship = "new_project_skill";   // N:N schema name</w:t>
       </w:r>
     </w:p>
@@ -20335,6 +20627,7 @@
           <w:rFonts w:ascii="Consolas" w:eastAsia="Consolas" w:hAnsi="Consolas"/>
           <w:sz w:val="18"/>
         </w:rPr>
+        <w:lastRenderedPageBreak/>
         <w:t xml:space="preserve">                RelatedTable + "id", RelatedTable + "id");</w:t>
       </w:r>
     </w:p>
@@ -20490,11 +20783,11 @@
       <w:pPr>
         <w:pStyle w:val="Heading2"/>
       </w:pPr>
-      <w:bookmarkStart w:id="55" w:name="_Toc241883250"/>
+      <w:bookmarkStart w:id="57" w:name="_Toc241885783"/>
       <w:r>
         <w:t>13.2 Enforcing the rules on the server</w:t>
       </w:r>
-      <w:bookmarkEnd w:id="55"/>
+      <w:bookmarkEnd w:id="57"/>
     </w:p>
     <w:p>
       <w:r>
@@ -20516,11 +20809,7 @@
         <w:t>PreValidation</w:t>
       </w:r>
       <w:r>
-        <w:t xml:space="preserve"> stage can refuse links that break a rule, such as inactive records, records outside an allowed set, or more than a maximum number of links. The rule then holds </w:t>
-      </w:r>
-      <w:r>
-        <w:lastRenderedPageBreak/>
-        <w:t>for subgrids, imports and integrations as well. When the control is the one making the link, it undoes the pick and shows the plug-in's message under the field, for example: Couldn't add "Security". Only active skills can be linked.</w:t>
+        <w:t xml:space="preserve"> stage can refuse links that break a rule, such as inactive records, records outside an allowed set, or more than a maximum number of links. The rule then holds for subgrids, imports and integrations as well. When the control is the one making the link, it undoes the pick and shows the plug-in's message under the field, for example: Couldn't add "Security". Only active skills can be linked.</w:t>
       </w:r>
     </w:p>
     <w:p>
@@ -20949,6 +21238,7 @@
           <w:rFonts w:ascii="Consolas" w:eastAsia="Consolas" w:hAnsi="Consolas"/>
           <w:sz w:val="18"/>
         </w:rPr>
+        <w:lastRenderedPageBreak/>
         <w:t xml:space="preserve">        {</w:t>
       </w:r>
     </w:p>
@@ -21083,30 +21373,29 @@
       <w:pPr>
         <w:pStyle w:val="Heading1"/>
       </w:pPr>
-      <w:bookmarkStart w:id="56" w:name="_Toc241883251"/>
+      <w:bookmarkStart w:id="58" w:name="_Toc241885784"/>
       <w:r>
         <w:t>Appendix A. All texts in English and French</w:t>
       </w:r>
-      <w:bookmarkEnd w:id="56"/>
-    </w:p>
-    <w:p>
-      <w:r>
-        <w:t xml:space="preserve">The control shows its texts in French for users whose Dynamics language is French (France, Canada, Belgium, Switzerland, Luxembourg or Monaco) and in English for everyone else. Words in braces are </w:t>
-      </w:r>
-      <w:r>
-        <w:lastRenderedPageBreak/>
-        <w:t>filled in when the text is shown: {name} is a record's name, {field} the field's label, {count}, {hidden} and {max} are numbers, {table} and {related table} are table names, and {reason} is one of the reasons in A.5 or the message returned by Dataverse (for example a plug-in's message).</w:t>
+      <w:bookmarkEnd w:id="58"/>
+    </w:p>
+    <w:p>
+      <w:r>
+        <w:t xml:space="preserve">The control shows </w:t>
+      </w:r>
+      <w:r>
+        <w:t>its texts in French for users whose Dynamics language is French (France, Canada, Belgium, Switzerland, Luxembourg or Monaco) and in English for everyone else. Words in braces are filled in when the text is shown: {name} is a record's name, {field} the field's label, {count}, {hidden} and {max} are numbers, {table} and {related table} are table names, and {reason} is one of the reasons in A.5 or the message returned by Dataverse (for example a plug-in's message).</w:t>
       </w:r>
     </w:p>
     <w:p>
       <w:pPr>
         <w:pStyle w:val="Heading2"/>
       </w:pPr>
-      <w:bookmarkStart w:id="57" w:name="_Toc241883252"/>
+      <w:bookmarkStart w:id="59" w:name="_Toc241885785"/>
       <w:r>
         <w:t>A.1 Field and list</w:t>
       </w:r>
-      <w:bookmarkEnd w:id="57"/>
+      <w:bookmarkEnd w:id="59"/>
     </w:p>
     <w:tbl>
       <w:tblPr>
@@ -21206,13 +21495,7 @@
               <w:rPr>
                 <w:sz w:val="17"/>
               </w:rPr>
-              <w:t xml:space="preserve">Select or </w:t>
-            </w:r>
-            <w:r>
-              <w:rPr>
-                <w:sz w:val="17"/>
-              </w:rPr>
-              <w:t>search options</w:t>
+              <w:t>Select or search options</w:t>
             </w:r>
           </w:p>
         </w:tc>
@@ -21414,7 +21697,13 @@
               <w:rPr>
                 <w:sz w:val="17"/>
               </w:rPr>
-              <w:t>List, while records load</w:t>
+              <w:t xml:space="preserve">List, </w:t>
+            </w:r>
+            <w:r>
+              <w:rPr>
+                <w:sz w:val="17"/>
+              </w:rPr>
+              <w:t>while records load</w:t>
             </w:r>
           </w:p>
         </w:tc>
@@ -21468,13 +21757,7 @@
               <w:rPr>
                 <w:sz w:val="17"/>
               </w:rPr>
-              <w:t xml:space="preserve">List, when nothing </w:t>
-            </w:r>
-            <w:r>
-              <w:rPr>
-                <w:sz w:val="17"/>
-              </w:rPr>
-              <w:t>matches</w:t>
+              <w:t>List, when nothing matches</w:t>
             </w:r>
           </w:p>
         </w:tc>
@@ -21654,7 +21937,13 @@
               <w:rPr>
                 <w:sz w:val="17"/>
               </w:rPr>
-              <w:t>(No name)</w:t>
+              <w:t xml:space="preserve">(No </w:t>
+            </w:r>
+            <w:r>
+              <w:rPr>
+                <w:sz w:val="17"/>
+              </w:rPr>
+              <w:t>name)</w:t>
             </w:r>
           </w:p>
         </w:tc>
@@ -21741,11 +22030,11 @@
       <w:pPr>
         <w:pStyle w:val="Heading2"/>
       </w:pPr>
-      <w:bookmarkStart w:id="58" w:name="_Toc241883253"/>
+      <w:bookmarkStart w:id="60" w:name="_Toc241885786"/>
       <w:r>
         <w:t>A.2 Notes</w:t>
       </w:r>
-      <w:bookmarkEnd w:id="58"/>
+      <w:bookmarkEnd w:id="60"/>
     </w:p>
     <w:tbl>
       <w:tblPr>
@@ -21883,7 +22172,20 @@
               <w:rPr>
                 <w:sz w:val="17"/>
               </w:rPr>
-              <w:t>In the field, where picks need a saved record</w:t>
+              <w:t xml:space="preserve">In the </w:t>
+            </w:r>
+            <w:r>
+              <w:rPr>
+                <w:sz w:val="17"/>
+              </w:rPr>
+              <w:t xml:space="preserve">field, where picks </w:t>
+            </w:r>
+            <w:r>
+              <w:rPr>
+                <w:sz w:val="17"/>
+              </w:rPr>
+              <w:lastRenderedPageBreak/>
+              <w:t>need a saved record</w:t>
             </w:r>
           </w:p>
         </w:tc>
@@ -21900,13 +22202,8 @@
               <w:rPr>
                 <w:sz w:val="17"/>
               </w:rPr>
-              <w:t xml:space="preserve">Save the record </w:t>
-            </w:r>
-            <w:r>
-              <w:rPr>
-                <w:sz w:val="17"/>
-              </w:rPr>
-              <w:t>first, then pick values here.</w:t>
+              <w:lastRenderedPageBreak/>
+              <w:t>Save the record first, then pick values here.</w:t>
             </w:r>
           </w:p>
         </w:tc>
@@ -21923,7 +22220,14 @@
               <w:rPr>
                 <w:sz w:val="17"/>
               </w:rPr>
-              <w:t>Enregistrez d'abord la fiche, puis choisissez des valeurs ici.</w:t>
+              <w:t xml:space="preserve">Enregistrez d'abord la fiche, puis choisissez </w:t>
+            </w:r>
+            <w:r>
+              <w:rPr>
+                <w:sz w:val="17"/>
+              </w:rPr>
+              <w:lastRenderedPageBreak/>
+              <w:t>des valeurs ici.</w:t>
             </w:r>
           </w:p>
         </w:tc>
@@ -21944,6 +22248,7 @@
               <w:rPr>
                 <w:sz w:val="17"/>
               </w:rPr>
+              <w:lastRenderedPageBreak/>
               <w:t>In the list, when Maximum selections is reached</w:t>
             </w:r>
           </w:p>
@@ -21960,7 +22265,13 @@
               <w:rPr>
                 <w:sz w:val="17"/>
               </w:rPr>
-              <w:t>Maximum reached: you can select up to {max} records.</w:t>
+              <w:t xml:space="preserve">Maximum reached: you can select up to {max} </w:t>
+            </w:r>
+            <w:r>
+              <w:rPr>
+                <w:sz w:val="17"/>
+              </w:rPr>
+              <w:t>records.</w:t>
             </w:r>
           </w:p>
         </w:tc>
@@ -21976,13 +22287,7 @@
               <w:rPr>
                 <w:sz w:val="17"/>
               </w:rPr>
-              <w:t xml:space="preserve">Maximum atteint : vous pouvez sélectionner jusqu'à {max} </w:t>
-            </w:r>
-            <w:r>
-              <w:rPr>
-                <w:sz w:val="17"/>
-              </w:rPr>
-              <w:t>enregistrements.</w:t>
+              <w:t>Maximum atteint : vous pouvez sélectionner jusqu'à {max} enregistrements.</w:t>
             </w:r>
           </w:p>
         </w:tc>
@@ -22184,13 +22489,7 @@
               <w:rPr>
                 <w:sz w:val="17"/>
               </w:rPr>
-              <w:t xml:space="preserve">Not available while </w:t>
-            </w:r>
-            <w:r>
-              <w:rPr>
-                <w:sz w:val="17"/>
-              </w:rPr>
-              <w:t>you're offline.</w:t>
+              <w:t>Not available while you're offline.</w:t>
             </w:r>
           </w:p>
         </w:tc>
@@ -22262,7 +22561,13 @@
               <w:rPr>
                 <w:sz w:val="17"/>
               </w:rPr>
-              <w:t>Ce contrôle ne peut être utilisé que sur un formulaire d'application pilotée par modèle.</w:t>
+              <w:t xml:space="preserve">Ce contrôle ne peut être utilisé que sur un </w:t>
+            </w:r>
+            <w:r>
+              <w:rPr>
+                <w:sz w:val="17"/>
+              </w:rPr>
+              <w:t>formulaire d'application pilotée par modèle.</w:t>
             </w:r>
           </w:p>
         </w:tc>
@@ -22277,12 +22582,11 @@
       <w:pPr>
         <w:pStyle w:val="Heading2"/>
       </w:pPr>
-      <w:bookmarkStart w:id="59" w:name="_Toc241883254"/>
-      <w:r>
-        <w:lastRenderedPageBreak/>
+      <w:bookmarkStart w:id="61" w:name="_Toc241885787"/>
+      <w:r>
         <w:t>A.3 Problems while loading or saving</w:t>
       </w:r>
-      <w:bookmarkEnd w:id="59"/>
+      <w:bookmarkEnd w:id="61"/>
     </w:p>
     <w:tbl>
       <w:tblPr>
@@ -22454,13 +22758,7 @@
               <w:rPr>
                 <w:sz w:val="17"/>
               </w:rPr>
-              <w:t xml:space="preserve">Impossible de charger plus d'enregistrements. Faites défiler pour </w:t>
-            </w:r>
-            <w:r>
-              <w:rPr>
-                <w:sz w:val="17"/>
-              </w:rPr>
-              <w:t>réessayer.</w:t>
+              <w:t>Impossible de charger plus d'enregistrements. Faites défiler pour réessayer.</w:t>
             </w:r>
           </w:p>
         </w:tc>
@@ -22590,7 +22888,13 @@
               <w:rPr>
                 <w:sz w:val="17"/>
               </w:rPr>
-              <w:t>Field, after a failure that needs a reload</w:t>
+              <w:t xml:space="preserve">Field, after a failure </w:t>
+            </w:r>
+            <w:r>
+              <w:rPr>
+                <w:sz w:val="17"/>
+              </w:rPr>
+              <w:t>that needs a reload</w:t>
             </w:r>
           </w:p>
         </w:tc>
@@ -22622,13 +22926,7 @@
               <w:rPr>
                 <w:sz w:val="17"/>
               </w:rPr>
-              <w:t xml:space="preserve">Rechargez le </w:t>
-            </w:r>
-            <w:r>
-              <w:rPr>
-                <w:sz w:val="17"/>
-              </w:rPr>
-              <w:t>formulaire pour réessayer.</w:t>
+              <w:t>Rechargez le formulaire pour réessayer.</w:t>
             </w:r>
           </w:p>
         </w:tc>
@@ -22759,7 +23057,13 @@
               <w:rPr>
                 <w:sz w:val="17"/>
               </w:rPr>
-              <w:t>Under the field</w:t>
+              <w:t xml:space="preserve">Under the </w:t>
+            </w:r>
+            <w:r>
+              <w:rPr>
+                <w:sz w:val="17"/>
+              </w:rPr>
+              <w:t>field</w:t>
             </w:r>
           </w:p>
         </w:tc>
@@ -22793,13 +23097,7 @@
               <w:rPr>
                 <w:sz w:val="17"/>
               </w:rPr>
-              <w:t xml:space="preserve">Impossible </w:t>
-            </w:r>
-            <w:r>
-              <w:rPr>
-                <w:sz w:val="17"/>
-              </w:rPr>
-              <w:t>d'enregistrer {count} modifications.</w:t>
+              <w:t>Impossible d'enregistrer {count} modifications.</w:t>
             </w:r>
           </w:p>
         </w:tc>
@@ -23017,13 +23315,13 @@
               <w:rPr>
                 <w:sz w:val="17"/>
               </w:rPr>
-              <w:t xml:space="preserve">{count} modifications de {field} n'ont pas pu être enregistrées après la </w:t>
+              <w:t xml:space="preserve">{count} modifications de {field} </w:t>
             </w:r>
             <w:r>
               <w:rPr>
                 <w:sz w:val="17"/>
               </w:rPr>
-              <w:t>fermeture du formulaire.</w:t>
+              <w:t>n'ont pas pu être enregistrées après la fermeture du formulaire.</w:t>
             </w:r>
           </w:p>
         </w:tc>
@@ -23098,7 +23396,13 @@
               <w:rPr>
                 <w:sz w:val="17"/>
               </w:rPr>
-              <w:t>Under the field (Copy names into the host column)</w:t>
+              <w:t xml:space="preserve">Under the field (Copy </w:t>
+            </w:r>
+            <w:r>
+              <w:rPr>
+                <w:sz w:val="17"/>
+              </w:rPr>
+              <w:t>names into the host column)</w:t>
             </w:r>
           </w:p>
         </w:tc>
@@ -23147,11 +23451,12 @@
       <w:pPr>
         <w:pStyle w:val="Heading2"/>
       </w:pPr>
-      <w:bookmarkStart w:id="60" w:name="_Toc241883255"/>
-      <w:r>
+      <w:bookmarkStart w:id="62" w:name="_Toc241885788"/>
+      <w:r>
+        <w:lastRenderedPageBreak/>
         <w:t>A.4 Settings that cannot work</w:t>
       </w:r>
-      <w:bookmarkEnd w:id="60"/>
+      <w:bookmarkEnd w:id="62"/>
     </w:p>
     <w:tbl>
       <w:tblPr>
@@ -23251,7 +23556,13 @@
               <w:rPr>
                 <w:sz w:val="17"/>
               </w:rPr>
-              <w:t>Set the N:N relationship schema name in the control properties.</w:t>
+              <w:t xml:space="preserve">Set the N:N relationship schema name in the </w:t>
+            </w:r>
+            <w:r>
+              <w:rPr>
+                <w:sz w:val="17"/>
+              </w:rPr>
+              <w:t>control properties.</w:t>
             </w:r>
           </w:p>
         </w:tc>
@@ -23267,13 +23578,7 @@
               <w:rPr>
                 <w:sz w:val="17"/>
               </w:rPr>
-              <w:t xml:space="preserve">Indiquez le nom de schéma de la </w:t>
-            </w:r>
-            <w:r>
-              <w:rPr>
-                <w:sz w:val="17"/>
-              </w:rPr>
-              <w:t>relation N:N dans les propriétés du contrôle.</w:t>
+              <w:t>Indiquez le nom de schéma de la relation N:N dans les propriétés du contrôle.</w:t>
             </w:r>
           </w:p>
         </w:tc>
@@ -23366,13 +23671,7 @@
               <w:rPr>
                 <w:sz w:val="17"/>
               </w:rPr>
-              <w:t xml:space="preserve">Relationship "{relationship}" links {table 1} and {table 2}; it </w:t>
-            </w:r>
-            <w:r>
-              <w:rPr>
-                <w:sz w:val="17"/>
-              </w:rPr>
-              <w:t>cannot be used on a {table} form.</w:t>
+              <w:t>Relationship "{relationship}" links {table 1} and {table 2}; it cannot be used on a {table} form.</w:t>
             </w:r>
           </w:p>
         </w:tc>
@@ -23497,14 +23796,7 @@
               <w:rPr>
                 <w:sz w:val="17"/>
               </w:rPr>
-              <w:t xml:space="preserve">Le filtre OData supplémentaire ne peut pas être combiné avec une vue ou un filtre FetchXML. Placez plutôt la condition dans le </w:t>
-            </w:r>
-            <w:r>
-              <w:rPr>
-                <w:sz w:val="17"/>
-              </w:rPr>
-              <w:lastRenderedPageBreak/>
-              <w:t>filtre FetchXML.</w:t>
+              <w:t>Le filtre OData supplémentaire ne peut pas être combiné avec une vue ou un filtre FetchXML. Placez plutôt la condition dans le filtre FetchXML.</w:t>
             </w:r>
           </w:p>
         </w:tc>
@@ -23526,7 +23818,6 @@
               <w:rPr>
                 <w:sz w:val="17"/>
               </w:rPr>
-              <w:lastRenderedPageBreak/>
               <w:t>List</w:t>
             </w:r>
           </w:p>
@@ -23614,13 +23905,7 @@
               <w:rPr>
                 <w:sz w:val="17"/>
               </w:rPr>
-              <w:t xml:space="preserve">Le </w:t>
-            </w:r>
-            <w:r>
-              <w:rPr>
-                <w:sz w:val="17"/>
-              </w:rPr>
-              <w:t>filtre FetchXML n'est pas un XML bien formé : {detail}</w:t>
+              <w:t>Le filtre FetchXML n'est pas un XML bien formé : {detail}</w:t>
             </w:r>
           </w:p>
         </w:tc>
@@ -23822,7 +24107,13 @@
               <w:rPr>
                 <w:sz w:val="17"/>
               </w:rPr>
-              <w:t>There is no active view "{view}" for the table {table}. Views of this table and their ids: {view} ({id}), ....</w:t>
+              <w:t xml:space="preserve">There is no active view "{view}" for the table {table}. Views of this </w:t>
+            </w:r>
+            <w:r>
+              <w:rPr>
+                <w:sz w:val="17"/>
+              </w:rPr>
+              <w:t>table and their ids: {view} ({id}), ....</w:t>
             </w:r>
           </w:p>
         </w:tc>
@@ -23838,13 +24129,7 @@
               <w:rPr>
                 <w:sz w:val="17"/>
               </w:rPr>
-              <w:t xml:space="preserve">Aucune vue </w:t>
-            </w:r>
-            <w:r>
-              <w:rPr>
-                <w:sz w:val="17"/>
-              </w:rPr>
-              <w:t>active « {view} » n'existe pour la table {table}. Vues de cette table et leurs identifiants : {view} ({id}), ....</w:t>
+              <w:t>Aucune vue active « {view} » n'existe pour la table {table}. Vues de cette table et leurs identifiants : {view} ({id}), ....</w:t>
             </w:r>
           </w:p>
         </w:tc>
@@ -24024,11 +24309,12 @@
       <w:pPr>
         <w:pStyle w:val="Heading2"/>
       </w:pPr>
-      <w:bookmarkStart w:id="61" w:name="_Toc241883256"/>
-      <w:r>
+      <w:bookmarkStart w:id="63" w:name="_Toc241885789"/>
+      <w:r>
+        <w:lastRenderedPageBreak/>
         <w:t>A.5 Reasons added to a problem</w:t>
       </w:r>
-      <w:bookmarkEnd w:id="61"/>
+      <w:bookmarkEnd w:id="63"/>
     </w:p>
     <w:tbl>
       <w:tblPr>
@@ -24128,7 +24414,13 @@
               <w:rPr>
                 <w:sz w:val="17"/>
               </w:rPr>
-              <w:t>Can't reach the server. Check your connection and try again.</w:t>
+              <w:t xml:space="preserve">Can't reach the </w:t>
+            </w:r>
+            <w:r>
+              <w:rPr>
+                <w:sz w:val="17"/>
+              </w:rPr>
+              <w:t>server. Check your connection and try again.</w:t>
             </w:r>
           </w:p>
         </w:tc>
@@ -24221,7 +24513,13 @@
               <w:rPr>
                 <w:sz w:val="17"/>
               </w:rPr>
-              <w:t>Throttling (service protection limits)</w:t>
+              <w:t xml:space="preserve">Throttling (service </w:t>
+            </w:r>
+            <w:r>
+              <w:rPr>
+                <w:sz w:val="17"/>
+              </w:rPr>
+              <w:t>protection limits)</w:t>
             </w:r>
           </w:p>
         </w:tc>
@@ -24237,13 +24535,7 @@
               <w:rPr>
                 <w:sz w:val="17"/>
               </w:rPr>
-              <w:t xml:space="preserve">The server is busy. Try again in a </w:t>
-            </w:r>
-            <w:r>
-              <w:rPr>
-                <w:sz w:val="17"/>
-              </w:rPr>
-              <w:t>minute.</w:t>
+              <w:t>The server is busy. Try again in a minute.</w:t>
             </w:r>
           </w:p>
         </w:tc>
@@ -24352,13 +24644,7 @@
               <w:rPr>
                 <w:sz w:val="17"/>
               </w:rPr>
-              <w:t xml:space="preserve">You don't have permission to change </w:t>
-            </w:r>
-            <w:r>
-              <w:rPr>
-                <w:sz w:val="17"/>
-              </w:rPr>
-              <w:t>these related records.</w:t>
+              <w:t>You don't have permission to change these related records.</w:t>
             </w:r>
           </w:p>
         </w:tc>
@@ -24522,7 +24808,13 @@
               <w:rPr>
                 <w:sz w:val="17"/>
               </w:rPr>
-              <w:t>This search is too slow for this table. Search by the first letters of the name.</w:t>
+              <w:t xml:space="preserve">This search is </w:t>
+            </w:r>
+            <w:r>
+              <w:rPr>
+                <w:sz w:val="17"/>
+              </w:rPr>
+              <w:t>too slow for this table. Search by the first letters of the name.</w:t>
             </w:r>
           </w:p>
         </w:tc>
@@ -24554,12 +24846,11 @@
       <w:pPr>
         <w:pStyle w:val="Heading2"/>
       </w:pPr>
-      <w:bookmarkStart w:id="62" w:name="_Toc241883257"/>
-      <w:r>
-        <w:lastRenderedPageBreak/>
+      <w:bookmarkStart w:id="64" w:name="_Toc241885790"/>
+      <w:r>
         <w:t>A.6 Screen reader texts and tooltips</w:t>
       </w:r>
-      <w:bookmarkEnd w:id="62"/>
+      <w:bookmarkEnd w:id="64"/>
     </w:p>
     <w:tbl>
       <w:tblPr>
@@ -24643,7 +24934,13 @@
               <w:rPr>
                 <w:sz w:val="17"/>
               </w:rPr>
-              <w:t>Name of a field without a label</w:t>
+              <w:t xml:space="preserve">Name of a field without a </w:t>
+            </w:r>
+            <w:r>
+              <w:rPr>
+                <w:sz w:val="17"/>
+              </w:rPr>
+              <w:t>label</w:t>
             </w:r>
           </w:p>
         </w:tc>
@@ -24840,13 +25137,7 @@
               <w:rPr>
                 <w:sz w:val="17"/>
               </w:rPr>
-              <w:t xml:space="preserve">1 élément </w:t>
-            </w:r>
-            <w:r>
-              <w:rPr>
-                <w:sz w:val="17"/>
-              </w:rPr>
-              <w:t>sélectionné : {name}</w:t>
+              <w:t>1 élément sélectionné : {name}</w:t>
             </w:r>
           </w:p>
         </w:tc>
@@ -25047,7 +25338,13 @@
               <w:rPr>
                 <w:sz w:val="17"/>
               </w:rPr>
-              <w:t>Open {name} in a new tab</w:t>
+              <w:t xml:space="preserve">Open </w:t>
+            </w:r>
+            <w:r>
+              <w:rPr>
+                <w:sz w:val="17"/>
+              </w:rPr>
+              <w:t>{name} in a new tab</w:t>
             </w:r>
           </w:p>
         </w:tc>
@@ -25064,13 +25361,7 @@
               <w:rPr>
                 <w:sz w:val="17"/>
               </w:rPr>
-              <w:t xml:space="preserve">Ouvrir {name} </w:t>
-            </w:r>
-            <w:r>
-              <w:rPr>
-                <w:sz w:val="17"/>
-              </w:rPr>
-              <w:t>dans un nouvel onglet</w:t>
+              <w:t>Ouvrir {name} dans un nouvel onglet</w:t>
             </w:r>
           </w:p>
         </w:tc>
@@ -25271,13 +25562,13 @@
               <w:rPr>
                 <w:sz w:val="17"/>
               </w:rPr>
-              <w:t xml:space="preserve">{name}. Press Enter to open, Delete or Backspace to </w:t>
+              <w:t xml:space="preserve">{name}. Press Enter to </w:t>
             </w:r>
             <w:r>
               <w:rPr>
                 <w:sz w:val="17"/>
               </w:rPr>
-              <w:t>remove, arrow keys to move.</w:t>
+              <w:t>open, Delete or Backspace to remove, arrow keys to move.</w:t>
             </w:r>
           </w:p>
         </w:tc>
@@ -25533,6 +25824,7 @@
               <w:rPr>
                 <w:sz w:val="17"/>
               </w:rPr>
+              <w:lastRenderedPageBreak/>
               <w:t>Announcement (Select all)</w:t>
             </w:r>
           </w:p>
@@ -25621,13 +25913,7 @@
               <w:rPr>
                 <w:sz w:val="17"/>
               </w:rPr>
-              <w:t xml:space="preserve">1 </w:t>
-            </w:r>
-            <w:r>
-              <w:rPr>
-                <w:sz w:val="17"/>
-              </w:rPr>
-              <w:t>élément retiré</w:t>
+              <w:t>1 élément retiré</w:t>
             </w:r>
           </w:p>
         </w:tc>
@@ -25924,94 +26210,100 @@
       </w:rPr>
     </w:lvl>
   </w:abstractNum>
-  <w:num w:numId="1" w16cid:durableId="1009915942">
+  <w:num w:numId="1" w16cid:durableId="1973706275">
     <w:abstractNumId w:val="8"/>
   </w:num>
-  <w:num w:numId="2" w16cid:durableId="894126243">
+  <w:num w:numId="2" w16cid:durableId="355928372">
     <w:abstractNumId w:val="6"/>
   </w:num>
-  <w:num w:numId="3" w16cid:durableId="292250203">
+  <w:num w:numId="3" w16cid:durableId="435515590">
     <w:abstractNumId w:val="5"/>
   </w:num>
-  <w:num w:numId="4" w16cid:durableId="1487670494">
+  <w:num w:numId="4" w16cid:durableId="229971577">
     <w:abstractNumId w:val="4"/>
   </w:num>
-  <w:num w:numId="5" w16cid:durableId="234705301">
+  <w:num w:numId="5" w16cid:durableId="158429038">
     <w:abstractNumId w:val="7"/>
   </w:num>
-  <w:num w:numId="6" w16cid:durableId="360479738">
+  <w:num w:numId="6" w16cid:durableId="1643655890">
     <w:abstractNumId w:val="3"/>
   </w:num>
-  <w:num w:numId="7" w16cid:durableId="197743031">
+  <w:num w:numId="7" w16cid:durableId="439837725">
     <w:abstractNumId w:val="2"/>
   </w:num>
-  <w:num w:numId="8" w16cid:durableId="1768651667">
+  <w:num w:numId="8" w16cid:durableId="1433161003">
     <w:abstractNumId w:val="1"/>
   </w:num>
-  <w:num w:numId="9" w16cid:durableId="1315643659">
+  <w:num w:numId="9" w16cid:durableId="917402791">
     <w:abstractNumId w:val="0"/>
   </w:num>
-  <w:num w:numId="10" w16cid:durableId="989360881">
+  <w:num w:numId="10" w16cid:durableId="1636180771">
     <w:abstractNumId w:val="7"/>
     <w:lvlOverride w:ilvl="0">
       <w:startOverride w:val="1"/>
     </w:lvlOverride>
   </w:num>
-  <w:num w:numId="11" w16cid:durableId="141583105">
+  <w:num w:numId="11" w16cid:durableId="1231691224">
     <w:abstractNumId w:val="7"/>
     <w:lvlOverride w:ilvl="0">
       <w:startOverride w:val="1"/>
     </w:lvlOverride>
   </w:num>
-  <w:num w:numId="12" w16cid:durableId="988439608">
+  <w:num w:numId="12" w16cid:durableId="1426145107">
     <w:abstractNumId w:val="7"/>
     <w:lvlOverride w:ilvl="0">
       <w:startOverride w:val="1"/>
     </w:lvlOverride>
   </w:num>
-  <w:num w:numId="13" w16cid:durableId="1508398607">
+  <w:num w:numId="13" w16cid:durableId="972755569">
     <w:abstractNumId w:val="7"/>
     <w:lvlOverride w:ilvl="0">
       <w:startOverride w:val="1"/>
     </w:lvlOverride>
   </w:num>
-  <w:num w:numId="14" w16cid:durableId="217667863">
+  <w:num w:numId="14" w16cid:durableId="998843378">
     <w:abstractNumId w:val="7"/>
     <w:lvlOverride w:ilvl="0">
       <w:startOverride w:val="1"/>
     </w:lvlOverride>
   </w:num>
-  <w:num w:numId="15" w16cid:durableId="559170816">
+  <w:num w:numId="15" w16cid:durableId="2110150608">
     <w:abstractNumId w:val="7"/>
     <w:lvlOverride w:ilvl="0">
       <w:startOverride w:val="1"/>
     </w:lvlOverride>
   </w:num>
-  <w:num w:numId="16" w16cid:durableId="1140685395">
+  <w:num w:numId="16" w16cid:durableId="789013096">
     <w:abstractNumId w:val="7"/>
     <w:lvlOverride w:ilvl="0">
       <w:startOverride w:val="1"/>
     </w:lvlOverride>
   </w:num>
-  <w:num w:numId="17" w16cid:durableId="1560438979">
+  <w:num w:numId="17" w16cid:durableId="722949063">
     <w:abstractNumId w:val="7"/>
     <w:lvlOverride w:ilvl="0">
       <w:startOverride w:val="1"/>
     </w:lvlOverride>
   </w:num>
-  <w:num w:numId="18" w16cid:durableId="931936018">
+  <w:num w:numId="18" w16cid:durableId="1987709218">
     <w:abstractNumId w:val="7"/>
     <w:lvlOverride w:ilvl="0">
       <w:startOverride w:val="1"/>
     </w:lvlOverride>
   </w:num>
-  <w:num w:numId="19" w16cid:durableId="2114200827">
+  <w:num w:numId="19" w16cid:durableId="783885905">
     <w:abstractNumId w:val="7"/>
     <w:lvlOverride w:ilvl="0">
       <w:startOverride w:val="1"/>
     </w:lvlOverride>
   </w:num>
-  <w:num w:numId="20" w16cid:durableId="276647097">
+  <w:num w:numId="20" w16cid:durableId="692072172">
+    <w:abstractNumId w:val="7"/>
+    <w:lvlOverride w:ilvl="0">
+      <w:startOverride w:val="1"/>
+    </w:lvlOverride>
+  </w:num>
+  <w:num w:numId="21" w16cid:durableId="1215315445">
     <w:abstractNumId w:val="7"/>
     <w:lvlOverride w:ilvl="0">
       <w:startOverride w:val="1"/>
@@ -37407,7 +37699,7 @@
     <w:autoRedefine/>
     <w:uiPriority w:val="39"/>
     <w:unhideWhenUsed/>
-    <w:rsid w:val="002C7540"/>
+    <w:rsid w:val="0093070F"/>
     <w:pPr>
       <w:spacing w:after="100"/>
     </w:pPr>
@@ -37419,7 +37711,7 @@
     <w:autoRedefine/>
     <w:uiPriority w:val="39"/>
     <w:unhideWhenUsed/>
-    <w:rsid w:val="002C7540"/>
+    <w:rsid w:val="0093070F"/>
     <w:pPr>
       <w:spacing w:after="100"/>
       <w:ind w:left="210"/>
@@ -37430,7 +37722,7 @@
     <w:basedOn w:val="DefaultParagraphFont"/>
     <w:uiPriority w:val="99"/>
     <w:unhideWhenUsed/>
-    <w:rsid w:val="002C7540"/>
+    <w:rsid w:val="0093070F"/>
     <w:rPr>
       <w:color w:val="0000FF" w:themeColor="hyperlink"/>
       <w:u w:val="single"/>
